--- a/Features/CostsModule/Features/AdjudicacionesFeature/Templates/plantilla_suministro_con_placeholders.docx
+++ b/Features/CostsModule/Features/AdjudicacionesFeature/Templates/plantilla_suministro_con_placeholders.docx
@@ -1,6 +1,6 @@
 
 <file path=word/document.xml><?xml version="1.0" encoding="utf-8"?>
-<w:document xmlns:wpc="http://schemas.microsoft.com/office/word/2010/wordprocessingCanvas" xmlns:cx="http://schemas.microsoft.com/office/drawing/2014/chartex" xmlns:cx1="http://schemas.microsoft.com/office/drawing/2015/9/8/chartex" xmlns:cx2="http://schemas.microsoft.com/office/drawing/2015/10/21/chartex" xmlns:cx3="http://schemas.microsoft.com/office/drawing/2016/5/9/chartex" xmlns:cx4="http://schemas.microsoft.com/office/drawing/2016/5/10/chartex" xmlns:cx5="http://schemas.microsoft.com/office/drawing/2016/5/11/chartex" xmlns:cx6="http://schemas.microsoft.com/office/drawing/2016/5/12/chartex" xmlns:cx7="http://schemas.microsoft.com/office/drawing/2016/5/13/chartex" xmlns:cx8="http://schemas.microsoft.com/office/drawing/2016/5/14/chartex" xmlns:mc="http://schemas.openxmlformats.org/markup-compatibility/2006" xmlns:aink="http://schemas.microsoft.com/office/drawing/2016/ink" xmlns:am3d="http://schemas.microsoft.com/office/drawing/2017/model3d" xmlns:o="urn:schemas-microsoft-com:office:office" xmlns:oel="http://schemas.microsoft.com/office/2019/extlst" xmlns:r="http://schemas.openxmlformats.org/officeDocument/2006/relationships" xmlns:m="http://schemas.openxmlformats.org/officeDocument/2006/math" xmlns:v="urn:schemas-microsoft-com:vml" xmlns:wp14="http://schemas.microsoft.com/office/word/2010/wordprocessingDrawing" xmlns:wp="http://schemas.openxmlformats.org/drawingml/2006/wordprocessingDrawing" xmlns:w10="urn:schemas-microsoft-com:office:word" xmlns:w="http://schemas.openxmlformats.org/wordprocessingml/2006/main" xmlns:w14="http://schemas.microsoft.com/office/word/2010/wordml" xmlns:w15="http://schemas.microsoft.com/office/word/2012/wordml" xmlns:w16cex="http://schemas.microsoft.com/office/word/2018/wordml/cex" xmlns:w16cid="http://schemas.microsoft.com/office/word/2016/wordml/cid" xmlns:w16="http://schemas.microsoft.com/office/word/2018/wordml" xmlns:w16sdtdh="http://schemas.microsoft.com/office/word/2020/wordml/sdtdatahash" xmlns:w16se="http://schemas.microsoft.com/office/word/2015/wordml/symex" xmlns:wpg="http://schemas.microsoft.com/office/word/2010/wordprocessingGroup" xmlns:wpi="http://schemas.microsoft.com/office/word/2010/wordprocessingInk" xmlns:wne="http://schemas.microsoft.com/office/word/2006/wordml" xmlns:wps="http://schemas.microsoft.com/office/word/2010/wordprocessingShape" mc:Ignorable="w14 w15 w16se w16cid w16 w16cex w16sdtdh wp14">
+<w:document xmlns:wpc="http://schemas.microsoft.com/office/word/2010/wordprocessingCanvas" xmlns:cx="http://schemas.microsoft.com/office/drawing/2014/chartex" xmlns:cx1="http://schemas.microsoft.com/office/drawing/2015/9/8/chartex" xmlns:cx2="http://schemas.microsoft.com/office/drawing/2015/10/21/chartex" xmlns:cx3="http://schemas.microsoft.com/office/drawing/2016/5/9/chartex" xmlns:cx4="http://schemas.microsoft.com/office/drawing/2016/5/10/chartex" xmlns:cx5="http://schemas.microsoft.com/office/drawing/2016/5/11/chartex" xmlns:cx6="http://schemas.microsoft.com/office/drawing/2016/5/12/chartex" xmlns:cx7="http://schemas.microsoft.com/office/drawing/2016/5/13/chartex" xmlns:cx8="http://schemas.microsoft.com/office/drawing/2016/5/14/chartex" xmlns:mc="http://schemas.openxmlformats.org/markup-compatibility/2006" xmlns:aink="http://schemas.microsoft.com/office/drawing/2016/ink" xmlns:am3d="http://schemas.microsoft.com/office/drawing/2017/model3d" xmlns:o="urn:schemas-microsoft-com:office:office" xmlns:oel="http://schemas.microsoft.com/office/2019/extlst" xmlns:r="http://schemas.openxmlformats.org/officeDocument/2006/relationships" xmlns:m="http://schemas.openxmlformats.org/officeDocument/2006/math" xmlns:v="urn:schemas-microsoft-com:vml" xmlns:wp14="http://schemas.microsoft.com/office/word/2010/wordprocessingDrawing" xmlns:wp="http://schemas.openxmlformats.org/drawingml/2006/wordprocessingDrawing" xmlns:w10="urn:schemas-microsoft-com:office:word" xmlns:w="http://schemas.openxmlformats.org/wordprocessingml/2006/main" xmlns:w14="http://schemas.microsoft.com/office/word/2010/wordml" xmlns:w15="http://schemas.microsoft.com/office/word/2012/wordml" xmlns:w16cex="http://schemas.microsoft.com/office/word/2018/wordml/cex" xmlns:w16cid="http://schemas.microsoft.com/office/word/2016/wordml/cid" xmlns:w16="http://schemas.microsoft.com/office/word/2018/wordml" xmlns:w16du="http://schemas.microsoft.com/office/word/2023/wordml/word16du" xmlns:w16sdtdh="http://schemas.microsoft.com/office/word/2020/wordml/sdtdatahash" xmlns:w16sdtfl="http://schemas.microsoft.com/office/word/2024/wordml/sdtformatlock" xmlns:w16se="http://schemas.microsoft.com/office/word/2015/wordml/symex" xmlns:wpg="http://schemas.microsoft.com/office/word/2010/wordprocessingGroup" xmlns:wpi="http://schemas.microsoft.com/office/word/2010/wordprocessingInk" xmlns:wne="http://schemas.microsoft.com/office/word/2006/wordml" xmlns:wps="http://schemas.microsoft.com/office/word/2010/wordprocessingShape" mc:Ignorable="w14 w15 w16se w16cid w16 w16cex w16sdtdh w16sdtfl w16du wp14">
   <w:body>
     <w:p>
       <w:pPr>
@@ -17,8 +17,8 @@
           <w:rFonts w:ascii="Calibri" w:eastAsia="Calibri" w:hAnsi="Calibri" w:cs="Calibri"/>
           <w:b/>
           <w:color w:val="000000"/>
-          <w:sz w:val="32"/>
-          <w:szCs w:val="32"/>
+          <w:sz w:val="28"/>
+          <w:szCs w:val="28"/>
         </w:rPr>
       </w:pPr>
       <w:r>
@@ -26,8 +26,8 @@
           <w:rFonts w:ascii="Calibri" w:eastAsia="Calibri" w:hAnsi="Calibri" w:cs="Calibri"/>
           <w:b/>
           <w:color w:val="000000"/>
-          <w:sz w:val="32"/>
-          <w:szCs w:val="32"/>
+          <w:sz w:val="28"/>
+          <w:szCs w:val="28"/>
         </w:rPr>
         <w:t>HOJA RESUMEN</w:t>
       </w:r>
@@ -46,8 +46,8 @@
         <w:rPr>
           <w:rFonts w:ascii="Calibri" w:eastAsia="Calibri" w:hAnsi="Calibri" w:cs="Calibri"/>
           <w:color w:val="000000"/>
-          <w:sz w:val="28"/>
-          <w:szCs w:val="28"/>
+          <w:sz w:val="24"/>
+          <w:szCs w:val="24"/>
         </w:rPr>
       </w:pPr>
     </w:p>
@@ -66,24 +66,24 @@
         <w:rPr>
           <w:rFonts w:ascii="Calibri" w:eastAsia="Calibri" w:hAnsi="Calibri" w:cs="Calibri"/>
           <w:color w:val="000000"/>
-          <w:sz w:val="28"/>
-          <w:szCs w:val="28"/>
+          <w:sz w:val="24"/>
+          <w:szCs w:val="24"/>
         </w:rPr>
       </w:pPr>
       <w:r>
         <w:rPr>
           <w:rFonts w:ascii="Calibri" w:eastAsia="Calibri" w:hAnsi="Calibri" w:cs="Calibri"/>
           <w:color w:val="000000"/>
-          <w:sz w:val="28"/>
-          <w:szCs w:val="28"/>
+          <w:sz w:val="24"/>
+          <w:szCs w:val="24"/>
         </w:rPr>
         <w:t xml:space="preserve">CONTRATISTA: </w:t>
       </w:r>
       <w:r>
         <w:rPr>
           <w:rFonts w:ascii="Calibri" w:eastAsia="Calibri" w:hAnsi="Calibri" w:cs="Calibri"/>
-          <w:sz w:val="28"/>
-          <w:szCs w:val="28"/>
+          <w:sz w:val="24"/>
+          <w:szCs w:val="24"/>
         </w:rPr>
         <w:t>{{CONTRATISTA_RAZON_SOCIAL}}</w:t>
       </w:r>
@@ -103,16 +103,16 @@
         <w:rPr>
           <w:rFonts w:ascii="Calibri" w:eastAsia="Calibri" w:hAnsi="Calibri" w:cs="Calibri"/>
           <w:color w:val="000000"/>
-          <w:sz w:val="28"/>
-          <w:szCs w:val="28"/>
+          <w:sz w:val="24"/>
+          <w:szCs w:val="24"/>
         </w:rPr>
       </w:pPr>
       <w:r>
         <w:rPr>
           <w:rFonts w:ascii="Calibri" w:eastAsia="Calibri" w:hAnsi="Calibri" w:cs="Calibri"/>
           <w:color w:val="000000"/>
-          <w:sz w:val="28"/>
-          <w:szCs w:val="28"/>
+          <w:sz w:val="24"/>
+          <w:szCs w:val="24"/>
         </w:rPr>
         <w:t xml:space="preserve"> CONTRATO N°{{NUM_CONTRATO}}{{PROYECTO_ABREVIATURA}} - {{AÑO_ACTUAL}}</w:t>
       </w:r>
@@ -132,24 +132,24 @@
         <w:rPr>
           <w:rFonts w:ascii="Calibri" w:eastAsia="Calibri" w:hAnsi="Calibri" w:cs="Calibri"/>
           <w:color w:val="000000"/>
-          <w:sz w:val="28"/>
-          <w:szCs w:val="28"/>
+          <w:sz w:val="24"/>
+          <w:szCs w:val="24"/>
         </w:rPr>
       </w:pPr>
       <w:r>
         <w:rPr>
           <w:rFonts w:ascii="Calibri" w:eastAsia="Calibri" w:hAnsi="Calibri" w:cs="Calibri"/>
           <w:color w:val="000000"/>
-          <w:sz w:val="28"/>
-          <w:szCs w:val="28"/>
+          <w:sz w:val="24"/>
+          <w:szCs w:val="24"/>
         </w:rPr>
         <w:t xml:space="preserve">PROYECTO </w:t>
       </w:r>
       <w:r>
         <w:rPr>
           <w:rFonts w:ascii="Calibri" w:eastAsia="Calibri" w:hAnsi="Calibri" w:cs="Calibri"/>
-          <w:sz w:val="28"/>
-          <w:szCs w:val="28"/>
+          <w:sz w:val="24"/>
+          <w:szCs w:val="24"/>
         </w:rPr>
         <w:t>{{PROYECTO_NOMBRE}}</w:t>
       </w:r>
@@ -169,16 +169,16 @@
         <w:rPr>
           <w:rFonts w:ascii="Calibri" w:eastAsia="Calibri" w:hAnsi="Calibri" w:cs="Calibri"/>
           <w:color w:val="000000"/>
-          <w:sz w:val="28"/>
-          <w:szCs w:val="28"/>
+          <w:sz w:val="24"/>
+          <w:szCs w:val="24"/>
         </w:rPr>
       </w:pPr>
       <w:r>
         <w:rPr>
           <w:rFonts w:ascii="Calibri" w:eastAsia="Calibri" w:hAnsi="Calibri" w:cs="Calibri"/>
           <w:color w:val="000000"/>
-          <w:sz w:val="28"/>
-          <w:szCs w:val="28"/>
+          <w:sz w:val="24"/>
+          <w:szCs w:val="24"/>
         </w:rPr>
         <w:t xml:space="preserve">HOJA RESUMEN </w:t>
       </w:r>
@@ -198,16 +198,16 @@
         <w:rPr>
           <w:rFonts w:ascii="Calibri" w:eastAsia="Calibri" w:hAnsi="Calibri" w:cs="Calibri"/>
           <w:color w:val="000000"/>
-          <w:sz w:val="28"/>
-          <w:szCs w:val="28"/>
+          <w:sz w:val="24"/>
+          <w:szCs w:val="24"/>
         </w:rPr>
       </w:pPr>
       <w:r>
         <w:rPr>
           <w:rFonts w:ascii="Calibri" w:eastAsia="Calibri" w:hAnsi="Calibri" w:cs="Calibri"/>
           <w:color w:val="000000"/>
-          <w:sz w:val="28"/>
-          <w:szCs w:val="28"/>
+          <w:sz w:val="24"/>
+          <w:szCs w:val="24"/>
         </w:rPr>
         <w:t>{{PARTIDA}}</w:t>
       </w:r>
@@ -225,8 +225,8 @@
         <w:rPr>
           <w:rFonts w:ascii="Calibri" w:eastAsia="Calibri" w:hAnsi="Calibri" w:cs="Calibri"/>
           <w:color w:val="000000"/>
-          <w:sz w:val="28"/>
-          <w:szCs w:val="28"/>
+          <w:sz w:val="24"/>
+          <w:szCs w:val="24"/>
         </w:rPr>
       </w:pPr>
     </w:p>
@@ -243,18 +243,26 @@
         <w:rPr>
           <w:rFonts w:ascii="Calibri" w:eastAsia="Calibri" w:hAnsi="Calibri" w:cs="Calibri"/>
           <w:color w:val="000000"/>
-          <w:sz w:val="28"/>
-          <w:szCs w:val="28"/>
+          <w:sz w:val="24"/>
+          <w:szCs w:val="24"/>
         </w:rPr>
       </w:pPr>
       <w:r>
         <w:rPr>
           <w:rFonts w:ascii="Calibri" w:eastAsia="Calibri" w:hAnsi="Calibri" w:cs="Calibri"/>
           <w:color w:val="000000"/>
-          <w:sz w:val="28"/>
-          <w:szCs w:val="28"/>
+          <w:sz w:val="24"/>
+          <w:szCs w:val="24"/>
         </w:rPr>
         <w:t xml:space="preserve">Precio a pagar por el contratante: </w:t>
+      </w:r>
+      <w:r>
+        <w:rPr>
+          <w:rFonts w:ascii="Calibri" w:eastAsia="Calibri" w:hAnsi="Calibri" w:cs="Calibri"/>
+          <w:color w:val="000000"/>
+          <w:sz w:val="24"/>
+          <w:szCs w:val="24"/>
+        </w:rPr>
         <w:tab/>
         <w:t>{{MONTO}} (inc. IGV)</w:t>
       </w:r>
@@ -273,8 +281,8 @@
         <w:rPr>
           <w:rFonts w:ascii="Calibri" w:eastAsia="Calibri" w:hAnsi="Calibri" w:cs="Calibri"/>
           <w:color w:val="000000"/>
-          <w:sz w:val="28"/>
-          <w:szCs w:val="28"/>
+          <w:sz w:val="24"/>
+          <w:szCs w:val="24"/>
         </w:rPr>
       </w:pPr>
     </w:p>
@@ -291,30 +299,46 @@
         <w:rPr>
           <w:rFonts w:ascii="Calibri" w:eastAsia="Calibri" w:hAnsi="Calibri" w:cs="Calibri"/>
           <w:color w:val="000000"/>
-          <w:sz w:val="28"/>
-          <w:szCs w:val="28"/>
+          <w:sz w:val="24"/>
+          <w:szCs w:val="24"/>
         </w:rPr>
       </w:pPr>
       <w:r>
         <w:rPr>
           <w:rFonts w:ascii="Calibri" w:eastAsia="Calibri" w:hAnsi="Calibri" w:cs="Calibri"/>
           <w:color w:val="000000" w:themeColor="text1"/>
-          <w:sz w:val="28"/>
-          <w:szCs w:val="28"/>
+          <w:sz w:val="24"/>
+          <w:szCs w:val="24"/>
         </w:rPr>
         <w:t>% de adelanto y monto:</w:t>
       </w:r>
       <w:r>
+        <w:rPr>
+          <w:sz w:val="18"/>
+          <w:szCs w:val="18"/>
+        </w:rPr>
         <w:tab/>
+      </w:r>
+      <w:r>
+        <w:rPr>
+          <w:sz w:val="18"/>
+          <w:szCs w:val="18"/>
+        </w:rPr>
         <w:tab/>
+      </w:r>
+      <w:r>
+        <w:rPr>
+          <w:sz w:val="18"/>
+          <w:szCs w:val="18"/>
+        </w:rPr>
         <w:tab/>
       </w:r>
       <w:r>
         <w:rPr>
           <w:rFonts w:ascii="Calibri" w:eastAsia="Calibri" w:hAnsi="Calibri" w:cs="Calibri"/>
           <w:color w:val="000000"/>
-          <w:sz w:val="28"/>
-          <w:szCs w:val="28"/>
+          <w:sz w:val="24"/>
+          <w:szCs w:val="24"/>
         </w:rPr>
         <w:t>{{ADVANCE_PERCENTAGE}} / S/ {{ADVANCE_AMOUNT}} (inc. IGV)</w:t>
       </w:r>
@@ -332,8 +356,8 @@
         <w:rPr>
           <w:rFonts w:ascii="Calibri" w:eastAsia="Calibri" w:hAnsi="Calibri" w:cs="Calibri"/>
           <w:color w:val="000000"/>
-          <w:sz w:val="28"/>
-          <w:szCs w:val="28"/>
+          <w:sz w:val="24"/>
+          <w:szCs w:val="24"/>
         </w:rPr>
       </w:pPr>
     </w:p>
@@ -350,21 +374,46 @@
         <w:rPr>
           <w:rFonts w:ascii="Calibri" w:eastAsia="Calibri" w:hAnsi="Calibri" w:cs="Calibri"/>
           <w:color w:val="000000"/>
-          <w:sz w:val="28"/>
-          <w:szCs w:val="28"/>
+          <w:sz w:val="24"/>
+          <w:szCs w:val="24"/>
         </w:rPr>
       </w:pPr>
       <w:r>
         <w:rPr>
           <w:rFonts w:ascii="Calibri" w:eastAsia="Calibri" w:hAnsi="Calibri" w:cs="Calibri"/>
           <w:color w:val="000000"/>
-          <w:sz w:val="28"/>
-          <w:szCs w:val="28"/>
+          <w:sz w:val="24"/>
+          <w:szCs w:val="24"/>
         </w:rPr>
         <w:t>Monto de penalidad:</w:t>
+      </w:r>
+      <w:r>
+        <w:rPr>
+          <w:rFonts w:ascii="Calibri" w:eastAsia="Calibri" w:hAnsi="Calibri" w:cs="Calibri"/>
+          <w:color w:val="000000"/>
+          <w:sz w:val="24"/>
+          <w:szCs w:val="24"/>
+        </w:rPr>
         <w:tab/>
+      </w:r>
+      <w:r>
+        <w:rPr>
+          <w:rFonts w:ascii="Calibri" w:eastAsia="Calibri" w:hAnsi="Calibri" w:cs="Calibri"/>
+          <w:color w:val="000000"/>
+          <w:sz w:val="24"/>
+          <w:szCs w:val="24"/>
+        </w:rPr>
         <w:tab/>
-        <w:t xml:space="preserve">           (0.1% diario)</w:t>
+        <w:t xml:space="preserve">           (0.1</w:t>
+      </w:r>
+      <w:r>
+        <w:rPr>
+          <w:rFonts w:ascii="Calibri" w:eastAsia="Calibri" w:hAnsi="Calibri" w:cs="Calibri"/>
+          <w:color w:val="000000"/>
+          <w:sz w:val="24"/>
+          <w:szCs w:val="24"/>
+        </w:rPr>
+        <w:t>% diario)</w:t>
       </w:r>
     </w:p>
     <w:p>
@@ -381,8 +430,8 @@
         <w:rPr>
           <w:rFonts w:ascii="Calibri" w:eastAsia="Calibri" w:hAnsi="Calibri" w:cs="Calibri"/>
           <w:color w:val="000000"/>
-          <w:sz w:val="28"/>
-          <w:szCs w:val="28"/>
+          <w:sz w:val="24"/>
+          <w:szCs w:val="24"/>
         </w:rPr>
       </w:pPr>
     </w:p>
@@ -399,28 +448,27 @@
         <w:rPr>
           <w:rFonts w:ascii="Calibri" w:eastAsia="Calibri" w:hAnsi="Calibri" w:cs="Calibri"/>
           <w:color w:val="FF0000"/>
-          <w:sz w:val="28"/>
-          <w:szCs w:val="28"/>
+          <w:sz w:val="24"/>
+          <w:szCs w:val="24"/>
         </w:rPr>
       </w:pPr>
       <w:r>
         <w:rPr>
           <w:rFonts w:ascii="Calibri" w:eastAsia="Calibri" w:hAnsi="Calibri" w:cs="Calibri"/>
           <w:color w:val="000000"/>
-          <w:sz w:val="28"/>
-          <w:szCs w:val="28"/>
+          <w:sz w:val="24"/>
+          <w:szCs w:val="24"/>
         </w:rPr>
         <w:t>Plazo de ejecución de la obra:</w:t>
-        <w:tab/>
       </w:r>
       <w:r>
         <w:rPr>
           <w:rFonts w:ascii="Calibri" w:eastAsia="Calibri" w:hAnsi="Calibri" w:cs="Calibri"/>
           <w:color w:val="000000"/>
-          <w:sz w:val="28"/>
-          <w:szCs w:val="28"/>
-          <w:highlight w:val="yellow"/>
-        </w:rPr>
+          <w:sz w:val="24"/>
+          <w:szCs w:val="24"/>
+        </w:rPr>
+        <w:tab/>
         <w:t>{{PLAZO_NUM}} días (Del {{FECHA_INICIO}} al {{FECHA_FIN}})</w:t>
       </w:r>
     </w:p>
@@ -438,8 +486,8 @@
         <w:rPr>
           <w:rFonts w:ascii="Calibri" w:eastAsia="Calibri" w:hAnsi="Calibri" w:cs="Calibri"/>
           <w:color w:val="000000"/>
-          <w:sz w:val="28"/>
-          <w:szCs w:val="28"/>
+          <w:sz w:val="24"/>
+          <w:szCs w:val="24"/>
         </w:rPr>
       </w:pPr>
     </w:p>
@@ -456,18 +504,26 @@
         <w:rPr>
           <w:rFonts w:ascii="Calibri" w:eastAsia="Calibri" w:hAnsi="Calibri" w:cs="Calibri"/>
           <w:color w:val="000000"/>
-          <w:sz w:val="28"/>
-          <w:szCs w:val="28"/>
+          <w:sz w:val="24"/>
+          <w:szCs w:val="24"/>
         </w:rPr>
       </w:pPr>
       <w:r>
         <w:rPr>
           <w:rFonts w:ascii="Calibri" w:eastAsia="Calibri" w:hAnsi="Calibri" w:cs="Calibri"/>
           <w:color w:val="000000"/>
-          <w:sz w:val="28"/>
-          <w:szCs w:val="28"/>
+          <w:sz w:val="24"/>
+          <w:szCs w:val="24"/>
         </w:rPr>
         <w:t>Fondo de Garantía:</w:t>
+      </w:r>
+      <w:r>
+        <w:rPr>
+          <w:rFonts w:ascii="Calibri" w:eastAsia="Calibri" w:hAnsi="Calibri" w:cs="Calibri"/>
+          <w:color w:val="000000"/>
+          <w:sz w:val="24"/>
+          <w:szCs w:val="24"/>
+        </w:rPr>
         <w:tab/>
         <w:t xml:space="preserve">- </w:t>
       </w:r>
@@ -486,8 +542,8 @@
         <w:rPr>
           <w:rFonts w:ascii="Calibri" w:eastAsia="Calibri" w:hAnsi="Calibri" w:cs="Calibri"/>
           <w:color w:val="000000"/>
-          <w:sz w:val="28"/>
-          <w:szCs w:val="28"/>
+          <w:sz w:val="24"/>
+          <w:szCs w:val="24"/>
         </w:rPr>
       </w:pPr>
     </w:p>
@@ -504,29 +560,27 @@
         <w:rPr>
           <w:rFonts w:ascii="Calibri" w:eastAsia="Calibri" w:hAnsi="Calibri" w:cs="Calibri"/>
           <w:color w:val="000000"/>
-          <w:sz w:val="28"/>
-          <w:szCs w:val="28"/>
-          <w:highlight w:val="yellow"/>
+          <w:sz w:val="24"/>
+          <w:szCs w:val="24"/>
         </w:rPr>
       </w:pPr>
       <w:r>
         <w:rPr>
           <w:rFonts w:ascii="Calibri" w:eastAsia="Calibri" w:hAnsi="Calibri" w:cs="Calibri"/>
           <w:color w:val="000000"/>
-          <w:sz w:val="28"/>
-          <w:szCs w:val="28"/>
+          <w:sz w:val="24"/>
+          <w:szCs w:val="24"/>
         </w:rPr>
         <w:t xml:space="preserve">Tipo de documento de garantía: </w:t>
-        <w:tab/>
       </w:r>
       <w:r>
         <w:rPr>
           <w:rFonts w:ascii="Calibri" w:eastAsia="Calibri" w:hAnsi="Calibri" w:cs="Calibri"/>
           <w:color w:val="000000"/>
-          <w:sz w:val="28"/>
-          <w:szCs w:val="28"/>
-          <w:highlight w:val="yellow"/>
-        </w:rPr>
+          <w:sz w:val="24"/>
+          <w:szCs w:val="24"/>
+        </w:rPr>
+        <w:tab/>
         <w:t>PAGARÉ N°{{NUM_PAGARE}}{{PROYECTO_ABREVIATURA}}-{{AÑO_ACTUAL}} Y LETRA DE</w:t>
       </w:r>
     </w:p>
@@ -543,17 +597,16 @@
         <w:rPr>
           <w:rFonts w:ascii="Calibri" w:eastAsia="Calibri" w:hAnsi="Calibri" w:cs="Calibri"/>
           <w:color w:val="000000"/>
+          <w:sz w:val="22"/>
+          <w:szCs w:val="22"/>
+        </w:rPr>
+      </w:pPr>
+      <w:r>
+        <w:rPr>
+          <w:rFonts w:ascii="Calibri" w:eastAsia="Calibri" w:hAnsi="Calibri" w:cs="Calibri"/>
+          <w:color w:val="000000"/>
           <w:sz w:val="24"/>
           <w:szCs w:val="24"/>
-        </w:rPr>
-      </w:pPr>
-      <w:r>
-        <w:rPr>
-          <w:rFonts w:ascii="Calibri" w:eastAsia="Calibri" w:hAnsi="Calibri" w:cs="Calibri"/>
-          <w:color w:val="000000"/>
-          <w:sz w:val="28"/>
-          <w:szCs w:val="28"/>
-          <w:highlight w:val="yellow"/>
         </w:rPr>
         <w:t xml:space="preserve">                                                                   GARANTÍA</w:t>
       </w:r>
@@ -572,8 +625,8 @@
         <w:rPr>
           <w:rFonts w:ascii="Calibri" w:eastAsia="Calibri" w:hAnsi="Calibri" w:cs="Calibri"/>
           <w:color w:val="000000"/>
-          <w:sz w:val="28"/>
-          <w:szCs w:val="28"/>
+          <w:sz w:val="24"/>
+          <w:szCs w:val="24"/>
         </w:rPr>
       </w:pPr>
     </w:p>
@@ -590,19 +643,35 @@
         <w:rPr>
           <w:rFonts w:ascii="Calibri" w:eastAsia="Calibri" w:hAnsi="Calibri" w:cs="Calibri"/>
           <w:color w:val="000000"/>
-          <w:sz w:val="28"/>
-          <w:szCs w:val="28"/>
+          <w:sz w:val="24"/>
+          <w:szCs w:val="24"/>
         </w:rPr>
       </w:pPr>
       <w:r>
         <w:rPr>
           <w:rFonts w:ascii="Calibri" w:eastAsia="Calibri" w:hAnsi="Calibri" w:cs="Calibri"/>
           <w:color w:val="000000"/>
-          <w:sz w:val="28"/>
-          <w:szCs w:val="28"/>
+          <w:sz w:val="24"/>
+          <w:szCs w:val="24"/>
         </w:rPr>
         <w:t>Valor de la garantía:</w:t>
+      </w:r>
+      <w:r>
+        <w:rPr>
+          <w:rFonts w:ascii="Calibri" w:eastAsia="Calibri" w:hAnsi="Calibri" w:cs="Calibri"/>
+          <w:color w:val="000000"/>
+          <w:sz w:val="24"/>
+          <w:szCs w:val="24"/>
+        </w:rPr>
         <w:tab/>
+      </w:r>
+      <w:r>
+        <w:rPr>
+          <w:rFonts w:ascii="Calibri" w:eastAsia="Calibri" w:hAnsi="Calibri" w:cs="Calibri"/>
+          <w:color w:val="000000"/>
+          <w:sz w:val="24"/>
+          <w:szCs w:val="24"/>
+        </w:rPr>
         <w:tab/>
         <w:t xml:space="preserve">           {{ADVANCE_AMOUNT}} (inc. IGV)</w:t>
       </w:r>
@@ -621,8 +690,8 @@
         <w:rPr>
           <w:rFonts w:ascii="Calibri" w:eastAsia="Calibri" w:hAnsi="Calibri" w:cs="Calibri"/>
           <w:color w:val="000000"/>
-          <w:sz w:val="28"/>
-          <w:szCs w:val="28"/>
+          <w:sz w:val="24"/>
+          <w:szCs w:val="24"/>
         </w:rPr>
       </w:pPr>
     </w:p>
@@ -639,21 +708,53 @@
         <w:rPr>
           <w:rFonts w:ascii="Calibri" w:eastAsia="Calibri" w:hAnsi="Calibri" w:cs="Calibri"/>
           <w:color w:val="000000"/>
-          <w:sz w:val="28"/>
-          <w:szCs w:val="28"/>
+          <w:sz w:val="24"/>
+          <w:szCs w:val="24"/>
         </w:rPr>
       </w:pPr>
       <w:r>
         <w:rPr>
           <w:rFonts w:ascii="Calibri" w:eastAsia="Calibri" w:hAnsi="Calibri" w:cs="Calibri"/>
           <w:color w:val="000000"/>
-          <w:sz w:val="28"/>
-          <w:szCs w:val="28"/>
+          <w:sz w:val="24"/>
+          <w:szCs w:val="24"/>
         </w:rPr>
         <w:t>Tipo de contrato:</w:t>
+      </w:r>
+      <w:r>
+        <w:rPr>
+          <w:rFonts w:ascii="Calibri" w:eastAsia="Calibri" w:hAnsi="Calibri" w:cs="Calibri"/>
+          <w:color w:val="000000"/>
+          <w:sz w:val="24"/>
+          <w:szCs w:val="24"/>
+        </w:rPr>
         <w:tab/>
+      </w:r>
+      <w:r>
+        <w:rPr>
+          <w:rFonts w:ascii="Calibri" w:eastAsia="Calibri" w:hAnsi="Calibri" w:cs="Calibri"/>
+          <w:color w:val="000000"/>
+          <w:sz w:val="24"/>
+          <w:szCs w:val="24"/>
+        </w:rPr>
         <w:tab/>
+      </w:r>
+      <w:r>
+        <w:rPr>
+          <w:rFonts w:ascii="Calibri" w:eastAsia="Calibri" w:hAnsi="Calibri" w:cs="Calibri"/>
+          <w:color w:val="000000"/>
+          <w:sz w:val="24"/>
+          <w:szCs w:val="24"/>
+        </w:rPr>
         <w:tab/>
+      </w:r>
+      <w:r>
+        <w:rPr>
+          <w:rFonts w:ascii="Calibri" w:eastAsia="Calibri" w:hAnsi="Calibri" w:cs="Calibri"/>
+          <w:color w:val="000000"/>
+          <w:sz w:val="24"/>
+          <w:szCs w:val="24"/>
+        </w:rPr>
         <w:tab/>
         <w:t>{{TIPO_CONTRATO}}</w:t>
       </w:r>
@@ -671,8 +772,8 @@
         <w:rPr>
           <w:rFonts w:ascii="Calibri" w:eastAsia="Calibri" w:hAnsi="Calibri" w:cs="Calibri"/>
           <w:color w:val="000000"/>
-          <w:sz w:val="28"/>
-          <w:szCs w:val="28"/>
+          <w:sz w:val="24"/>
+          <w:szCs w:val="24"/>
         </w:rPr>
       </w:pPr>
     </w:p>
@@ -689,18 +790,26 @@
         <w:rPr>
           <w:rFonts w:ascii="Calibri" w:eastAsia="Calibri" w:hAnsi="Calibri" w:cs="Calibri"/>
           <w:color w:val="000000"/>
-          <w:sz w:val="28"/>
-          <w:szCs w:val="28"/>
+          <w:sz w:val="24"/>
+          <w:szCs w:val="24"/>
         </w:rPr>
       </w:pPr>
       <w:r>
         <w:rPr>
           <w:rFonts w:ascii="Calibri" w:eastAsia="Calibri" w:hAnsi="Calibri" w:cs="Calibri"/>
           <w:color w:val="000000"/>
-          <w:sz w:val="28"/>
-          <w:szCs w:val="28"/>
+          <w:sz w:val="24"/>
+          <w:szCs w:val="24"/>
         </w:rPr>
         <w:t>Forma de pago:</w:t>
+      </w:r>
+      <w:r>
+        <w:rPr>
+          <w:rFonts w:ascii="Calibri" w:eastAsia="Calibri" w:hAnsi="Calibri" w:cs="Calibri"/>
+          <w:color w:val="000000"/>
+          <w:sz w:val="24"/>
+          <w:szCs w:val="24"/>
+        </w:rPr>
         <w:tab/>
         <w:t>{{FORMA_DE_PAGO}}</w:t>
       </w:r>
@@ -718,8 +827,8 @@
         <w:rPr>
           <w:rFonts w:ascii="Calibri" w:eastAsia="Calibri" w:hAnsi="Calibri" w:cs="Calibri"/>
           <w:color w:val="000000"/>
-          <w:sz w:val="28"/>
-          <w:szCs w:val="28"/>
+          <w:sz w:val="24"/>
+          <w:szCs w:val="24"/>
         </w:rPr>
       </w:pPr>
     </w:p>
@@ -736,167 +845,74 @@
         <w:rPr>
           <w:rFonts w:ascii="Calibri" w:eastAsia="Calibri" w:hAnsi="Calibri" w:cs="Calibri"/>
           <w:color w:val="000000"/>
-          <w:sz w:val="28"/>
-          <w:szCs w:val="28"/>
+          <w:sz w:val="24"/>
+          <w:szCs w:val="24"/>
         </w:rPr>
       </w:pPr>
       <w:r>
         <w:rPr>
           <w:rFonts w:ascii="Calibri" w:eastAsia="Calibri" w:hAnsi="Calibri" w:cs="Calibri"/>
           <w:color w:val="000000"/>
-          <w:sz w:val="28"/>
-          <w:szCs w:val="28"/>
+          <w:sz w:val="24"/>
+          <w:szCs w:val="24"/>
         </w:rPr>
         <w:t>Forma de valorización:</w:t>
+      </w:r>
+      <w:r>
+        <w:rPr>
+          <w:rFonts w:ascii="Calibri" w:eastAsia="Calibri" w:hAnsi="Calibri" w:cs="Calibri"/>
+          <w:color w:val="000000"/>
+          <w:sz w:val="24"/>
+          <w:szCs w:val="24"/>
+        </w:rPr>
         <w:tab/>
+      </w:r>
+      <w:r>
+        <w:rPr>
+          <w:rFonts w:ascii="Calibri" w:eastAsia="Calibri" w:hAnsi="Calibri" w:cs="Calibri"/>
+          <w:color w:val="000000"/>
+          <w:sz w:val="24"/>
+          <w:szCs w:val="24"/>
+        </w:rPr>
         <w:tab/>
+      </w:r>
+      <w:r>
+        <w:rPr>
+          <w:rFonts w:ascii="Calibri" w:eastAsia="Calibri" w:hAnsi="Calibri" w:cs="Calibri"/>
+          <w:color w:val="000000"/>
+          <w:sz w:val="24"/>
+          <w:szCs w:val="24"/>
+        </w:rPr>
         <w:tab/>
         <w:t>Quincenal</w:t>
       </w:r>
     </w:p>
     <w:p>
       <w:pPr>
-        <w:pBdr>
-          <w:top w:val="nil"/>
-          <w:left w:val="nil"/>
-          <w:bottom w:val="nil"/>
-          <w:right w:val="nil"/>
-          <w:between w:val="nil"/>
-        </w:pBdr>
-        <w:ind w:left="0" w:firstLine="0"/>
-        <w:rPr>
-          <w:rFonts w:ascii="Calibri" w:eastAsia="Calibri" w:hAnsi="Calibri" w:cs="Calibri"/>
+        <w:tabs>
+          <w:tab w:val="clear" w:pos="1440"/>
+        </w:tabs>
+        <w:ind w:firstLine="0"/>
+        <w:rPr>
+          <w:rFonts w:ascii="Arial Narrow" w:eastAsia="Arial Narrow" w:hAnsi="Arial Narrow" w:cs="Arial Narrow"/>
+          <w:b/>
           <w:color w:val="000000"/>
-          <w:sz w:val="28"/>
-          <w:szCs w:val="28"/>
-        </w:rPr>
-      </w:pPr>
-    </w:p>
-    <w:p>
-      <w:pPr>
-        <w:pBdr>
-          <w:top w:val="nil"/>
-          <w:left w:val="nil"/>
-          <w:bottom w:val="nil"/>
-          <w:right w:val="nil"/>
-          <w:between w:val="nil"/>
-        </w:pBdr>
-        <w:ind w:left="0" w:firstLine="0"/>
-        <w:rPr>
-          <w:rFonts w:ascii="Calibri" w:eastAsia="Calibri" w:hAnsi="Calibri" w:cs="Calibri"/>
+          <w:sz w:val="22"/>
+          <w:szCs w:val="22"/>
+          <w:u w:val="single"/>
+        </w:rPr>
+      </w:pPr>
+      <w:r>
+        <w:rPr>
+          <w:rFonts w:ascii="Arial Narrow" w:eastAsia="Arial Narrow" w:hAnsi="Arial Narrow" w:cs="Arial Narrow"/>
+          <w:b/>
           <w:color w:val="000000"/>
-          <w:sz w:val="28"/>
-          <w:szCs w:val="28"/>
-        </w:rPr>
-      </w:pPr>
-    </w:p>
-    <w:p>
-      <w:pPr>
-        <w:pBdr>
-          <w:top w:val="nil"/>
-          <w:left w:val="nil"/>
-          <w:bottom w:val="nil"/>
-          <w:right w:val="nil"/>
-          <w:between w:val="nil"/>
-        </w:pBdr>
-        <w:ind w:left="0" w:firstLine="0"/>
-        <w:rPr>
-          <w:rFonts w:ascii="Calibri" w:eastAsia="Calibri" w:hAnsi="Calibri" w:cs="Calibri"/>
-          <w:color w:val="000000"/>
-          <w:sz w:val="28"/>
-          <w:szCs w:val="28"/>
-        </w:rPr>
-      </w:pPr>
-    </w:p>
-    <w:p>
-      <w:pPr>
-        <w:pBdr>
-          <w:top w:val="nil"/>
-          <w:left w:val="nil"/>
-          <w:bottom w:val="nil"/>
-          <w:right w:val="nil"/>
-          <w:between w:val="nil"/>
-        </w:pBdr>
-        <w:ind w:left="0" w:firstLine="0"/>
-        <w:rPr>
-          <w:rFonts w:ascii="Calibri" w:eastAsia="Calibri" w:hAnsi="Calibri" w:cs="Calibri"/>
-          <w:color w:val="000000"/>
-          <w:sz w:val="28"/>
-          <w:szCs w:val="28"/>
-        </w:rPr>
-      </w:pPr>
-    </w:p>
-    <w:p>
-      <w:pPr>
-        <w:pBdr>
-          <w:top w:val="nil"/>
-          <w:left w:val="nil"/>
-          <w:bottom w:val="nil"/>
-          <w:right w:val="nil"/>
-          <w:between w:val="nil"/>
-        </w:pBdr>
-        <w:ind w:left="0" w:firstLine="0"/>
-        <w:rPr>
-          <w:rFonts w:ascii="Calibri" w:eastAsia="Calibri" w:hAnsi="Calibri" w:cs="Calibri"/>
-          <w:color w:val="000000"/>
-          <w:sz w:val="28"/>
-          <w:szCs w:val="28"/>
-        </w:rPr>
-      </w:pPr>
-    </w:p>
-    <w:p>
-      <w:pPr>
-        <w:pBdr>
-          <w:top w:val="nil"/>
-          <w:left w:val="nil"/>
-          <w:bottom w:val="nil"/>
-          <w:right w:val="nil"/>
-          <w:between w:val="nil"/>
-        </w:pBdr>
-        <w:ind w:left="0" w:firstLine="0"/>
-        <w:rPr>
-          <w:rFonts w:ascii="Calibri" w:eastAsia="Calibri" w:hAnsi="Calibri" w:cs="Calibri"/>
-          <w:color w:val="000000"/>
-          <w:sz w:val="28"/>
-          <w:szCs w:val="28"/>
-        </w:rPr>
-      </w:pPr>
-    </w:p>
-    <w:p>
-      <w:pPr>
-        <w:pBdr>
-          <w:top w:val="nil"/>
-          <w:left w:val="nil"/>
-          <w:bottom w:val="nil"/>
-          <w:right w:val="nil"/>
-          <w:between w:val="nil"/>
-        </w:pBdr>
-        <w:ind w:left="0" w:firstLine="0"/>
-        <w:rPr>
-          <w:rFonts w:ascii="Calibri" w:eastAsia="Calibri" w:hAnsi="Calibri" w:cs="Calibri"/>
-          <w:color w:val="000000"/>
-          <w:sz w:val="28"/>
-          <w:szCs w:val="28"/>
-        </w:rPr>
-      </w:pPr>
-    </w:p>
-    <w:p>
-      <w:pPr>
-        <w:pBdr>
-          <w:top w:val="nil"/>
-          <w:left w:val="nil"/>
-          <w:bottom w:val="nil"/>
-          <w:right w:val="nil"/>
-          <w:between w:val="nil"/>
-        </w:pBdr>
-        <w:ind w:left="0" w:firstLine="0"/>
-        <w:rPr>
-          <w:rFonts w:ascii="Calibri" w:eastAsia="Calibri" w:hAnsi="Calibri" w:cs="Calibri"/>
-          <w:color w:val="000000"/>
-          <w:sz w:val="28"/>
-          <w:szCs w:val="28"/>
-        </w:rPr>
-      </w:pPr>
+          <w:sz w:val="22"/>
+          <w:szCs w:val="22"/>
+          <w:u w:val="single"/>
+        </w:rPr>
+        <w:br w:type="page"/>
+      </w:r>
     </w:p>
     <w:p>
       <w:pPr>
@@ -913,12 +929,430 @@
           <w:tab w:val="clear" w:pos="1440"/>
         </w:tabs>
         <w:ind w:left="0" w:firstLine="0"/>
+        <w:jc w:val="center"/>
         <w:rPr>
           <w:rFonts w:ascii="Arial Narrow" w:eastAsia="Arial Narrow" w:hAnsi="Arial Narrow" w:cs="Arial Narrow"/>
           <w:b/>
+          <w:color w:val="000000"/>
           <w:sz w:val="22"/>
           <w:szCs w:val="22"/>
           <w:u w:val="single"/>
+        </w:rPr>
+      </w:pPr>
+      <w:r>
+        <w:rPr>
+          <w:rFonts w:ascii="Arial Narrow" w:eastAsia="Arial Narrow" w:hAnsi="Arial Narrow" w:cs="Arial Narrow"/>
+          <w:b/>
+          <w:color w:val="000000"/>
+          <w:sz w:val="22"/>
+          <w:szCs w:val="22"/>
+          <w:u w:val="single"/>
+        </w:rPr>
+        <w:lastRenderedPageBreak/>
+        <w:t xml:space="preserve">CONTRATO DE OBRA </w:t>
+      </w:r>
+      <w:proofErr w:type="spellStart"/>
+      <w:r>
+        <w:rPr>
+          <w:rFonts w:ascii="Arial Narrow" w:eastAsia="Arial Narrow" w:hAnsi="Arial Narrow" w:cs="Arial Narrow"/>
+          <w:b/>
+          <w:color w:val="000000"/>
+          <w:sz w:val="22"/>
+          <w:szCs w:val="22"/>
+          <w:u w:val="single"/>
+        </w:rPr>
+        <w:t>N°</w:t>
+      </w:r>
+      <w:proofErr w:type="spellEnd"/>
+      <w:r>
+        <w:rPr>
+          <w:rFonts w:ascii="Arial Narrow" w:eastAsia="Arial Narrow" w:hAnsi="Arial Narrow" w:cs="Arial Narrow"/>
+          <w:b/>
+          <w:color w:val="000000"/>
+          <w:sz w:val="22"/>
+          <w:szCs w:val="22"/>
+          <w:u w:val="single"/>
+        </w:rPr>
+        <w:t>{{NUM_CONTRATO</w:t>
+      </w:r>
+      <w:proofErr w:type="gramStart"/>
+      <w:r>
+        <w:rPr>
+          <w:rFonts w:ascii="Arial Narrow" w:eastAsia="Arial Narrow" w:hAnsi="Arial Narrow" w:cs="Arial Narrow"/>
+          <w:b/>
+          <w:color w:val="000000"/>
+          <w:sz w:val="22"/>
+          <w:szCs w:val="22"/>
+          <w:u w:val="single"/>
+        </w:rPr>
+        <w:t>}}{</w:t>
+      </w:r>
+      <w:proofErr w:type="gramEnd"/>
+      <w:r>
+        <w:rPr>
+          <w:rFonts w:ascii="Arial Narrow" w:eastAsia="Arial Narrow" w:hAnsi="Arial Narrow" w:cs="Arial Narrow"/>
+          <w:b/>
+          <w:color w:val="000000"/>
+          <w:sz w:val="22"/>
+          <w:szCs w:val="22"/>
+          <w:u w:val="single"/>
+        </w:rPr>
+        <w:t>{PROYECTO_ABREVIATURA}}-{{AÑO_ACTUAL}} A {{TIPO_CONTRATO}} POR EL {{PARTIDA}}</w:t>
+      </w:r>
+    </w:p>
+    <w:p>
+      <w:pPr>
+        <w:tabs>
+          <w:tab w:val="left" w:pos="-720"/>
+          <w:tab w:val="left" w:pos="709"/>
+        </w:tabs>
+        <w:ind w:left="0" w:firstLine="0"/>
+        <w:jc w:val="both"/>
+        <w:rPr>
+          <w:rFonts w:ascii="Arial Narrow" w:eastAsia="Arial Narrow" w:hAnsi="Arial Narrow" w:cs="Arial Narrow"/>
+          <w:sz w:val="22"/>
+          <w:szCs w:val="22"/>
+        </w:rPr>
+      </w:pPr>
+    </w:p>
+    <w:p>
+      <w:pPr>
+        <w:tabs>
+          <w:tab w:val="left" w:pos="-720"/>
+          <w:tab w:val="left" w:pos="709"/>
+        </w:tabs>
+        <w:ind w:left="0" w:firstLine="0"/>
+        <w:jc w:val="both"/>
+        <w:rPr>
+          <w:rFonts w:ascii="Arial Narrow" w:eastAsia="Arial Narrow" w:hAnsi="Arial Narrow" w:cs="Arial Narrow"/>
+          <w:sz w:val="22"/>
+          <w:szCs w:val="22"/>
+        </w:rPr>
+      </w:pPr>
+      <w:r>
+        <w:rPr>
+          <w:rFonts w:ascii="Arial Narrow" w:eastAsia="Arial Narrow" w:hAnsi="Arial Narrow" w:cs="Arial Narrow"/>
+          <w:sz w:val="22"/>
+          <w:szCs w:val="22"/>
+        </w:rPr>
+        <w:t xml:space="preserve">Conste por el presente CONTRATO DE OBRA </w:t>
+      </w:r>
+      <w:r>
+        <w:rPr>
+          <w:rFonts w:ascii="Arial Narrow" w:eastAsia="Arial Narrow" w:hAnsi="Arial Narrow" w:cs="Arial Narrow"/>
+          <w:b/>
+          <w:sz w:val="22"/>
+          <w:szCs w:val="22"/>
+        </w:rPr>
+        <w:t xml:space="preserve">N°{{NUM_CONTRATO}}{{PROYECTO_ABREVIATURA}}-{{AÑO_ACTUAL}} </w:t>
+      </w:r>
+      <w:r>
+        <w:rPr>
+          <w:rFonts w:ascii="Arial Narrow" w:eastAsia="Arial Narrow" w:hAnsi="Arial Narrow" w:cs="Arial Narrow"/>
+          <w:sz w:val="22"/>
+          <w:szCs w:val="22"/>
+        </w:rPr>
+        <w:t xml:space="preserve">A {{TIPO_CONTRATO}} por el trabajo de </w:t>
+      </w:r>
+      <w:r>
+        <w:rPr>
+          <w:rFonts w:ascii="Arial Narrow" w:eastAsia="Arial Narrow" w:hAnsi="Arial Narrow" w:cs="Arial Narrow"/>
+          <w:b/>
+          <w:sz w:val="22"/>
+          <w:szCs w:val="22"/>
+        </w:rPr>
+        <w:t xml:space="preserve">{{PARTIDA}} </w:t>
+      </w:r>
+      <w:r>
+        <w:rPr>
+          <w:rFonts w:ascii="Arial Narrow" w:eastAsia="Arial Narrow" w:hAnsi="Arial Narrow" w:cs="Arial Narrow"/>
+          <w:sz w:val="22"/>
+          <w:szCs w:val="22"/>
+        </w:rPr>
+        <w:t xml:space="preserve">de la obra Edificio Multifamiliar </w:t>
+      </w:r>
+      <w:r>
+        <w:rPr>
+          <w:rFonts w:ascii="Arial Narrow" w:eastAsia="Arial Narrow" w:hAnsi="Arial Narrow" w:cs="Arial Narrow"/>
+          <w:b/>
+          <w:bCs/>
+          <w:sz w:val="22"/>
+          <w:szCs w:val="22"/>
+        </w:rPr>
+        <w:t xml:space="preserve">{{PROYECTO_NOMBRE}} </w:t>
+      </w:r>
+      <w:r>
+        <w:rPr>
+          <w:rFonts w:ascii="Arial Narrow" w:eastAsia="Arial Narrow" w:hAnsi="Arial Narrow" w:cs="Arial Narrow"/>
+          <w:sz w:val="22"/>
+          <w:szCs w:val="22"/>
+        </w:rPr>
+        <w:t>en adelante denominada “{{PROYECTO_NOMBRE}}” sitio en el Distrito {{PROYECTO_DISTRITO}}, que celebran los siguientes:</w:t>
+      </w:r>
+    </w:p>
+    <w:p>
+      <w:pPr>
+        <w:tabs>
+          <w:tab w:val="left" w:pos="-720"/>
+          <w:tab w:val="left" w:pos="709"/>
+        </w:tabs>
+        <w:ind w:left="0" w:firstLine="0"/>
+        <w:jc w:val="both"/>
+        <w:rPr>
+          <w:rFonts w:ascii="Arial Narrow" w:eastAsia="Arial Narrow" w:hAnsi="Arial Narrow" w:cs="Arial Narrow"/>
+          <w:sz w:val="22"/>
+          <w:szCs w:val="22"/>
+        </w:rPr>
+      </w:pPr>
+    </w:p>
+    <w:p>
+      <w:pPr>
+        <w:tabs>
+          <w:tab w:val="left" w:pos="-720"/>
+          <w:tab w:val="left" w:pos="709"/>
+        </w:tabs>
+        <w:ind w:left="0" w:firstLine="0"/>
+        <w:jc w:val="both"/>
+        <w:rPr>
+          <w:rFonts w:ascii="Arial Narrow" w:eastAsia="Arial Narrow" w:hAnsi="Arial Narrow" w:cs="Arial Narrow"/>
+          <w:b/>
+          <w:sz w:val="22"/>
+          <w:szCs w:val="22"/>
+        </w:rPr>
+      </w:pPr>
+      <w:bookmarkStart w:id="0" w:name="_heading=h.gjdgxs" w:colFirst="0" w:colLast="0"/>
+      <w:bookmarkEnd w:id="0"/>
+      <w:r>
+        <w:rPr>
+          <w:rFonts w:ascii="Arial Narrow" w:hAnsi="Arial Narrow"/>
+          <w:b/>
+          <w:sz w:val="22"/>
+          <w:szCs w:val="22"/>
+        </w:rPr>
+        <w:t>{{PROYECTO_RAZON_SOCIAL}}</w:t>
+      </w:r>
+      <w:r>
+        <w:rPr>
+          <w:rFonts w:ascii="Arial Narrow" w:hAnsi="Arial Narrow"/>
+          <w:bCs/>
+          <w:sz w:val="22"/>
+          <w:szCs w:val="22"/>
+        </w:rPr>
+        <w:t xml:space="preserve"> con RUC N.º {{PROYECTO_RUC}}, con domicilio en Cal. Mama Ocllo 2647, distrito de Lince, Provincia y Departamento de Lima, debidamente representada por su Gerente General, Sr. Fernando Félix Toratto Fernandez con DNI N.º 07214887, debidamente facultado según poderes que corren inscritos en la Partida N°{{PROYECTO_PARTIDA_REGISTRAL}}. del Registro de Personas Jurídicas de la Oficina Registral de Lima, a quien en adelante se denominará </w:t>
+      </w:r>
+      <w:r>
+        <w:rPr>
+          <w:rFonts w:ascii="Arial Narrow" w:hAnsi="Arial Narrow"/>
+          <w:b/>
+          <w:sz w:val="22"/>
+          <w:szCs w:val="22"/>
+        </w:rPr>
+        <w:t>EL SUMINISTRADO</w:t>
+      </w:r>
+      <w:r>
+        <w:rPr>
+          <w:rFonts w:ascii="Arial Narrow" w:hAnsi="Arial Narrow"/>
+          <w:bCs/>
+          <w:sz w:val="22"/>
+          <w:szCs w:val="22"/>
+        </w:rPr>
+        <w:t>;</w:t>
+      </w:r>
+      <w:r>
+        <w:rPr>
+          <w:rFonts w:ascii="Arial Narrow" w:hAnsi="Arial Narrow"/>
+          <w:b/>
+          <w:sz w:val="22"/>
+          <w:szCs w:val="22"/>
+        </w:rPr>
+        <w:t xml:space="preserve"> </w:t>
+      </w:r>
+      <w:r>
+        <w:rPr>
+          <w:rFonts w:ascii="Arial Narrow" w:hAnsi="Arial Narrow"/>
+          <w:bCs/>
+          <w:sz w:val="22"/>
+          <w:szCs w:val="22"/>
+        </w:rPr>
+        <w:t>y</w:t>
+      </w:r>
+    </w:p>
+    <w:p>
+      <w:pPr>
+        <w:tabs>
+          <w:tab w:val="left" w:pos="-720"/>
+          <w:tab w:val="left" w:pos="709"/>
+        </w:tabs>
+        <w:ind w:left="0" w:firstLine="0"/>
+        <w:jc w:val="both"/>
+        <w:rPr>
+          <w:rFonts w:ascii="Arial Narrow" w:eastAsia="Arial Narrow" w:hAnsi="Arial Narrow" w:cs="Arial Narrow"/>
+          <w:sz w:val="22"/>
+          <w:szCs w:val="22"/>
+        </w:rPr>
+      </w:pPr>
+    </w:p>
+    <w:p>
+      <w:pPr>
+        <w:tabs>
+          <w:tab w:val="clear" w:pos="1440"/>
+          <w:tab w:val="left" w:pos="-720"/>
+          <w:tab w:val="left" w:pos="709"/>
+        </w:tabs>
+        <w:ind w:left="0" w:firstLine="0"/>
+        <w:jc w:val="both"/>
+        <w:rPr>
+          <w:rFonts w:ascii="Arial Narrow" w:hAnsi="Arial Narrow"/>
+          <w:b/>
+          <w:sz w:val="22"/>
+          <w:szCs w:val="22"/>
+        </w:rPr>
+      </w:pPr>
+      <w:r>
+        <w:rPr>
+          <w:rFonts w:ascii="Arial Narrow" w:hAnsi="Arial Narrow"/>
+          <w:b/>
+          <w:sz w:val="22"/>
+          <w:szCs w:val="22"/>
+        </w:rPr>
+        <w:t xml:space="preserve">{{CONTRATISTA_RAZON_SOCIAL}} </w:t>
+      </w:r>
+      <w:r>
+        <w:rPr>
+          <w:rFonts w:ascii="Arial Narrow" w:hAnsi="Arial Narrow" w:cs="Arial"/>
+          <w:sz w:val="22"/>
+          <w:szCs w:val="22"/>
+        </w:rPr>
+        <w:t xml:space="preserve">con </w:t>
+      </w:r>
+      <w:r>
+        <w:rPr>
+          <w:rFonts w:ascii="Arial Narrow" w:hAnsi="Arial Narrow" w:cs="Arial"/>
+          <w:b/>
+          <w:bCs/>
+          <w:sz w:val="22"/>
+          <w:szCs w:val="22"/>
+        </w:rPr>
+        <w:t>R.U.C. N.º. {{CONTRATISTA_RUC}}</w:t>
+      </w:r>
+      <w:r>
+        <w:rPr>
+          <w:rFonts w:ascii="Arial Narrow" w:hAnsi="Arial Narrow" w:cs="Arial"/>
+          <w:sz w:val="22"/>
+          <w:szCs w:val="22"/>
+        </w:rPr>
+        <w:t xml:space="preserve">, con domicilio en {{CONTRATISTA_UBICACION}}, distrito de {{CONTRATISTA_DISTRITO}}, provincia de {{CONTRATISTA_PROVINCIA}} y departamento de {{CONTRATISTA_DEPARTAMENTO}}, debidamente representada por </w:t>
+      </w:r>
+      <w:r>
+        <w:rPr>
+          <w:rFonts w:ascii="Arial Narrow" w:hAnsi="Arial Narrow"/>
+          <w:sz w:val="22"/>
+          <w:szCs w:val="22"/>
+        </w:rPr>
+        <w:t>{{CONTRATISTA_REPRESENTANTE_NOMBRE}}, con DNI Nº {{CONTRATISTA_REPRESENTANTE_DNI}}</w:t>
+      </w:r>
+      <w:r>
+        <w:rPr>
+          <w:rFonts w:ascii="Arial Narrow" w:hAnsi="Arial Narrow"/>
+          <w:bCs/>
+          <w:sz w:val="22"/>
+          <w:szCs w:val="22"/>
+        </w:rPr>
+        <w:t xml:space="preserve">, </w:t>
+      </w:r>
+      <w:r>
+        <w:rPr>
+          <w:rFonts w:ascii="Arial Narrow" w:hAnsi="Arial Narrow" w:cs="Arial"/>
+          <w:sz w:val="22"/>
+          <w:szCs w:val="22"/>
+        </w:rPr>
+        <w:t xml:space="preserve">que en adelante se denominará </w:t>
+      </w:r>
+      <w:r>
+        <w:rPr>
+          <w:rFonts w:ascii="Arial Narrow" w:hAnsi="Arial Narrow" w:cs="Arial"/>
+          <w:b/>
+          <w:sz w:val="22"/>
+          <w:szCs w:val="22"/>
+        </w:rPr>
+        <w:t>EL SUMINISTRANTE</w:t>
+      </w:r>
+      <w:r>
+        <w:rPr>
+          <w:rFonts w:ascii="Arial Narrow" w:hAnsi="Arial Narrow"/>
+          <w:b/>
+          <w:sz w:val="22"/>
+          <w:szCs w:val="22"/>
+        </w:rPr>
+        <w:t>.</w:t>
+      </w:r>
+    </w:p>
+    <w:p>
+      <w:pPr>
+        <w:tabs>
+          <w:tab w:val="left" w:pos="-720"/>
+          <w:tab w:val="left" w:pos="709"/>
+        </w:tabs>
+        <w:ind w:left="0" w:firstLine="0"/>
+        <w:jc w:val="both"/>
+        <w:rPr>
+          <w:rFonts w:ascii="Arial Narrow" w:eastAsia="Arial Narrow" w:hAnsi="Arial Narrow" w:cs="Arial Narrow"/>
+          <w:sz w:val="22"/>
+          <w:szCs w:val="22"/>
+        </w:rPr>
+      </w:pPr>
+    </w:p>
+    <w:p>
+      <w:pPr>
+        <w:tabs>
+          <w:tab w:val="clear" w:pos="1440"/>
+          <w:tab w:val="left" w:pos="-720"/>
+          <w:tab w:val="left" w:pos="709"/>
+        </w:tabs>
+        <w:ind w:left="0" w:firstLine="0"/>
+        <w:jc w:val="both"/>
+        <w:rPr>
+          <w:rFonts w:ascii="Arial Narrow" w:hAnsi="Arial Narrow"/>
+          <w:sz w:val="22"/>
+          <w:szCs w:val="22"/>
+        </w:rPr>
+      </w:pPr>
+      <w:r>
+        <w:rPr>
+          <w:rFonts w:ascii="Arial Narrow" w:hAnsi="Arial Narrow"/>
+          <w:sz w:val="22"/>
+          <w:szCs w:val="22"/>
+        </w:rPr>
+        <w:t>Declaran las PARTES que se reconocen de manera reciproca la capacidad que compadecen a la firma de presente contrato, y que mediante el presente documento convienen a celebrar el presente contrato de suministro, en los términos y condiciones de las siguientes clausulas:</w:t>
+      </w:r>
+    </w:p>
+    <w:p>
+      <w:pPr>
+        <w:tabs>
+          <w:tab w:val="left" w:pos="-720"/>
+          <w:tab w:val="left" w:pos="709"/>
+        </w:tabs>
+        <w:ind w:left="0" w:firstLine="0"/>
+        <w:jc w:val="both"/>
+        <w:rPr>
+          <w:rFonts w:ascii="Arial Narrow" w:eastAsia="Arial Narrow" w:hAnsi="Arial Narrow" w:cs="Arial Narrow"/>
+          <w:sz w:val="22"/>
+          <w:szCs w:val="22"/>
+        </w:rPr>
+      </w:pPr>
+    </w:p>
+    <w:p>
+      <w:pPr>
+        <w:tabs>
+          <w:tab w:val="left" w:pos="-720"/>
+          <w:tab w:val="left" w:pos="709"/>
+        </w:tabs>
+        <w:ind w:left="0" w:firstLine="0"/>
+        <w:jc w:val="both"/>
+        <w:rPr>
+          <w:rFonts w:ascii="Arial Narrow" w:eastAsia="Arial Narrow" w:hAnsi="Arial Narrow" w:cs="Arial Narrow"/>
+          <w:sz w:val="22"/>
+          <w:szCs w:val="22"/>
         </w:rPr>
       </w:pPr>
     </w:p>
@@ -933,11 +1367,7 @@
           <w:right w:val="nil"/>
           <w:between w:val="nil"/>
         </w:pBdr>
-        <w:tabs>
-          <w:tab w:val="clear" w:pos="1440"/>
-        </w:tabs>
-        <w:ind w:left="0" w:firstLine="0"/>
-        <w:jc w:val="center"/>
+        <w:ind w:left="0" w:firstLine="0"/>
         <w:rPr>
           <w:rFonts w:ascii="Arial Narrow" w:eastAsia="Arial Narrow" w:hAnsi="Arial Narrow" w:cs="Arial Narrow"/>
           <w:b/>
@@ -956,23 +1386,98 @@
           <w:szCs w:val="22"/>
           <w:u w:val="single"/>
         </w:rPr>
-        <w:t>CONTRATO DE OBRA N°{{NUM_CONTRATO}}{{PROYECTO_ABREVIATURA}}-{{AÑO_ACTUAL}} A {{TIPO_CONTRATO}} POR EL {{PARTIDA}}</w:t>
-      </w:r>
-    </w:p>
-    <w:p>
-      <w:pPr>
+        <w:t>PRIMERA: ANTECEDENTES</w:t>
+      </w:r>
+    </w:p>
+    <w:p>
+      <w:pPr>
+        <w:ind w:left="0" w:firstLine="0"/>
+        <w:jc w:val="both"/>
+        <w:rPr>
+          <w:rFonts w:ascii="Arial Narrow" w:eastAsia="Arial Narrow" w:hAnsi="Arial Narrow" w:cs="Arial Narrow"/>
+          <w:b/>
+          <w:sz w:val="22"/>
+          <w:szCs w:val="22"/>
+        </w:rPr>
+      </w:pPr>
+    </w:p>
+    <w:p>
+      <w:pPr>
+        <w:pStyle w:val="Prrafodelista"/>
+        <w:numPr>
+          <w:ilvl w:val="1"/>
+          <w:numId w:val="20"/>
+        </w:numPr>
         <w:tabs>
           <w:tab w:val="left" w:pos="-720"/>
           <w:tab w:val="left" w:pos="709"/>
         </w:tabs>
-        <w:ind w:left="0" w:firstLine="0"/>
         <w:jc w:val="both"/>
         <w:rPr>
           <w:rFonts w:ascii="Arial Narrow" w:eastAsia="Arial Narrow" w:hAnsi="Arial Narrow" w:cs="Arial Narrow"/>
-          <w:sz w:val="22"/>
-          <w:szCs w:val="22"/>
-        </w:rPr>
-      </w:pPr>
+        </w:rPr>
+      </w:pPr>
+      <w:bookmarkStart w:id="1" w:name="_heading=h.30j0zll" w:colFirst="0" w:colLast="0"/>
+      <w:bookmarkEnd w:id="1"/>
+      <w:r>
+        <w:rPr>
+          <w:rFonts w:ascii="Arial Narrow" w:hAnsi="Arial Narrow"/>
+          <w:b/>
+          <w:sz w:val="22"/>
+          <w:szCs w:val="22"/>
+        </w:rPr>
+        <w:t>EL SUMINISTRADO</w:t>
+      </w:r>
+      <w:r>
+        <w:rPr>
+          <w:rFonts w:ascii="Arial Narrow" w:hAnsi="Arial Narrow"/>
+          <w:sz w:val="22"/>
+          <w:szCs w:val="22"/>
+        </w:rPr>
+        <w:t xml:space="preserve"> es una persona jurídica de Derecho Privado, constituida de acuerdo a las Leyes de la República del Perú, que se dedica a la construcción y venta de inmuebles en el territorio nacional. En ese sentido, </w:t>
+      </w:r>
+      <w:r>
+        <w:rPr>
+          <w:rFonts w:ascii="Arial Narrow" w:hAnsi="Arial Narrow"/>
+          <w:b/>
+          <w:sz w:val="22"/>
+          <w:szCs w:val="22"/>
+        </w:rPr>
+        <w:t>EL SUMINISTRADO</w:t>
+      </w:r>
+      <w:r>
+        <w:rPr>
+          <w:rFonts w:ascii="Arial Narrow" w:hAnsi="Arial Narrow"/>
+          <w:sz w:val="22"/>
+          <w:szCs w:val="22"/>
+        </w:rPr>
+        <w:t xml:space="preserve"> </w:t>
+      </w:r>
+      <w:r>
+        <w:rPr>
+          <w:rFonts w:ascii="Arial Narrow" w:eastAsia="Arial Narrow" w:hAnsi="Arial Narrow" w:cs="Arial Narrow"/>
+          <w:sz w:val="22"/>
+          <w:szCs w:val="22"/>
+        </w:rPr>
+        <w:t xml:space="preserve">desarrollará un proyecto inmobiliario denominado </w:t>
+      </w:r>
+      <w:r>
+        <w:rPr>
+          <w:rFonts w:ascii="Arial Narrow" w:eastAsia="Arial Narrow" w:hAnsi="Arial Narrow" w:cs="Arial Narrow"/>
+          <w:b/>
+          <w:sz w:val="22"/>
+          <w:szCs w:val="22"/>
+        </w:rPr>
+        <w:t xml:space="preserve">“{{PROYECTO_NOMBRE}}” </w:t>
+      </w:r>
+      <w:r>
+        <w:rPr>
+          <w:rFonts w:ascii="Arial Narrow" w:eastAsia="Arial Narrow" w:hAnsi="Arial Narrow" w:cs="Arial Narrow"/>
+          <w:sz w:val="22"/>
+          <w:szCs w:val="22"/>
+        </w:rPr>
+        <w:t>el mismo que será ejecutado en un terreno de su propiedad ubicado en {{PROYECTO_UBICACION}}.</w:t>
+      </w:r>
     </w:p>
     <w:p>
       <w:pPr>
@@ -988,74 +1493,18 @@
           <w:szCs w:val="22"/>
         </w:rPr>
       </w:pPr>
-      <w:r>
-        <w:rPr>
-          <w:rFonts w:ascii="Arial Narrow" w:eastAsia="Arial Narrow" w:hAnsi="Arial Narrow" w:cs="Arial Narrow"/>
-          <w:sz w:val="22"/>
-          <w:szCs w:val="22"/>
-        </w:rPr>
-        <w:t xml:space="preserve">Conste por el presente CONTRATO DE OBRA </w:t>
-      </w:r>
-      <w:r>
-        <w:rPr>
-          <w:rFonts w:ascii="Arial Narrow" w:eastAsia="Arial Narrow" w:hAnsi="Arial Narrow" w:cs="Arial Narrow"/>
-          <w:b/>
-          <w:sz w:val="22"/>
-          <w:szCs w:val="22"/>
-        </w:rPr>
-        <w:t xml:space="preserve">N°{{NUM_CONTRATO}}{{PROYECTO_ABREVIATURA}}-{{AÑO_ACTUAL}} </w:t>
-      </w:r>
-      <w:r>
-        <w:rPr>
-          <w:rFonts w:ascii="Arial Narrow" w:eastAsia="Arial Narrow" w:hAnsi="Arial Narrow" w:cs="Arial Narrow"/>
-          <w:sz w:val="22"/>
-          <w:szCs w:val="22"/>
-        </w:rPr>
-        <w:t xml:space="preserve">A {{TIPO_CONTRATO}} por el trabajo de </w:t>
-      </w:r>
-      <w:r>
-        <w:rPr>
-          <w:rFonts w:ascii="Arial Narrow" w:eastAsia="Arial Narrow" w:hAnsi="Arial Narrow" w:cs="Arial Narrow"/>
-          <w:b/>
-          <w:sz w:val="22"/>
-          <w:szCs w:val="22"/>
-        </w:rPr>
-        <w:t xml:space="preserve">{{PARTIDA}} </w:t>
-      </w:r>
-      <w:r>
-        <w:rPr>
-          <w:rFonts w:ascii="Arial Narrow" w:eastAsia="Arial Narrow" w:hAnsi="Arial Narrow" w:cs="Arial Narrow"/>
-          <w:sz w:val="22"/>
-          <w:szCs w:val="22"/>
-        </w:rPr>
-        <w:t xml:space="preserve">de la obra Edificio Multifamiliar </w:t>
-      </w:r>
-      <w:r>
-        <w:rPr>
-          <w:rFonts w:ascii="Arial Narrow" w:eastAsia="Arial Narrow" w:hAnsi="Arial Narrow" w:cs="Arial Narrow"/>
-          <w:b/>
-          <w:bCs/>
-          <w:sz w:val="22"/>
-          <w:szCs w:val="22"/>
-        </w:rPr>
-        <w:t xml:space="preserve">{{PROYECTO_NOMBRE}} </w:t>
-      </w:r>
-      <w:r>
-        <w:rPr>
-          <w:rFonts w:ascii="Arial Narrow" w:eastAsia="Arial Narrow" w:hAnsi="Arial Narrow" w:cs="Arial Narrow"/>
-          <w:sz w:val="22"/>
-          <w:szCs w:val="22"/>
-        </w:rPr>
-        <w:t>en adelante denominada “{{PROYECTO_NOMBRE}}” sitio en el Distrito {{PROYECTO_DISTRITO}}, que celebran los siguientes:</w:t>
-      </w:r>
-    </w:p>
-    <w:p>
-      <w:pPr>
+    </w:p>
+    <w:p>
+      <w:pPr>
+        <w:pStyle w:val="Prrafodelista"/>
+        <w:numPr>
+          <w:ilvl w:val="1"/>
+          <w:numId w:val="20"/>
+        </w:numPr>
         <w:tabs>
           <w:tab w:val="left" w:pos="-720"/>
           <w:tab w:val="left" w:pos="709"/>
         </w:tabs>
-        <w:ind w:left="0" w:firstLine="0"/>
         <w:jc w:val="both"/>
         <w:rPr>
           <w:rFonts w:ascii="Arial Narrow" w:eastAsia="Arial Narrow" w:hAnsi="Arial Narrow" w:cs="Arial Narrow"/>
@@ -1063,6 +1512,48 @@
           <w:szCs w:val="22"/>
         </w:rPr>
       </w:pPr>
+      <w:r>
+        <w:rPr>
+          <w:rFonts w:ascii="Arial Narrow" w:eastAsia="Arial Narrow" w:hAnsi="Arial Narrow" w:cs="Arial Narrow"/>
+          <w:sz w:val="22"/>
+          <w:szCs w:val="22"/>
+        </w:rPr>
+        <w:t xml:space="preserve">El proyecto </w:t>
+      </w:r>
+      <w:r>
+        <w:rPr>
+          <w:rFonts w:ascii="Arial Narrow" w:eastAsia="Arial Narrow" w:hAnsi="Arial Narrow" w:cs="Arial Narrow"/>
+          <w:b/>
+          <w:bCs/>
+          <w:sz w:val="22"/>
+          <w:szCs w:val="22"/>
+        </w:rPr>
+        <w:t>{{PROYECTO_NOMBRE}}</w:t>
+      </w:r>
+      <w:r>
+        <w:rPr>
+          <w:rFonts w:ascii="Arial Narrow" w:eastAsia="Arial Narrow" w:hAnsi="Arial Narrow" w:cs="Arial Narrow"/>
+          <w:sz w:val="22"/>
+          <w:szCs w:val="22"/>
+        </w:rPr>
+        <w:t xml:space="preserve"> comprende la construcción de las estructuras y acabados, compuesta por </w:t>
+      </w:r>
+      <w:r>
+        <w:rPr>
+          <w:rFonts w:ascii="Arial Narrow" w:hAnsi="Arial Narrow"/>
+          <w:sz w:val="22"/>
+          <w:szCs w:val="22"/>
+        </w:rPr>
+        <w:t>22 pisos, 04 sótanos, azotea con sus respectivas áreas comunes</w:t>
+      </w:r>
+      <w:r>
+        <w:rPr>
+          <w:rFonts w:ascii="Arial Narrow" w:eastAsia="Arial Narrow" w:hAnsi="Arial Narrow" w:cs="Arial Narrow"/>
+          <w:sz w:val="22"/>
+          <w:szCs w:val="22"/>
+        </w:rPr>
+        <w:t>.</w:t>
+      </w:r>
     </w:p>
     <w:p>
       <w:pPr>
@@ -1074,82 +1565,64 @@
         <w:jc w:val="both"/>
         <w:rPr>
           <w:rFonts w:ascii="Arial Narrow" w:eastAsia="Arial Narrow" w:hAnsi="Arial Narrow" w:cs="Arial Narrow"/>
-          <w:b/>
-          <w:sz w:val="22"/>
-          <w:szCs w:val="22"/>
-        </w:rPr>
-      </w:pPr>
-      <w:bookmarkStart w:id="0" w:name="_heading=h.gjdgxs" w:colFirst="0" w:colLast="0"/>
-      <w:bookmarkEnd w:id="0"/>
-      <w:r>
-        <w:rPr>
-          <w:rFonts w:ascii="Arial Narrow" w:hAnsi="Arial Narrow"/>
-          <w:b/>
-          <w:sz w:val="22"/>
-          <w:szCs w:val="22"/>
-        </w:rPr>
-        <w:t>{{PROYECTO_RAZON_SOCIAL}}</w:t>
-      </w:r>
-      <w:r>
-        <w:rPr>
-          <w:rFonts w:ascii="Arial Narrow" w:hAnsi="Arial Narrow"/>
-          <w:bCs/>
-          <w:sz w:val="22"/>
-          <w:szCs w:val="22"/>
-        </w:rPr>
-        <w:t xml:space="preserve"> con RUC N.º {{PROYECTO_RUC}}, con domicilio en Cal. Mama Ocllo 2647, distrito de Lince, Provincia y Departamento de Lima, debidamente representada por su Gerente General, Sr. Fernando Félix Toratto Fernandez con DNI N.º 07214887, debidamente facultado según poderes que corren inscritos en la Partida N°{{PROYECTO_PARTIDA_REGISTRAL}}. del Registro de Personas Jurídicas de la Oficina Registral de Lima, a quien en adelante se denominará </w:t>
-      </w:r>
-      <w:r>
-        <w:rPr>
-          <w:rFonts w:ascii="Arial Narrow" w:hAnsi="Arial Narrow"/>
-          <w:b/>
-          <w:sz w:val="22"/>
-          <w:szCs w:val="22"/>
-        </w:rPr>
-        <w:t>EL SUMINISTRADO</w:t>
-      </w:r>
-      <w:r>
-        <w:rPr>
-          <w:rFonts w:ascii="Arial Narrow" w:hAnsi="Arial Narrow"/>
-          <w:bCs/>
-          <w:sz w:val="22"/>
-          <w:szCs w:val="22"/>
-        </w:rPr>
-        <w:t>;</w:t>
-      </w:r>
-      <w:r>
-        <w:rPr>
-          <w:rFonts w:ascii="Arial Narrow" w:hAnsi="Arial Narrow"/>
-          <w:b/>
-          <w:sz w:val="22"/>
-          <w:szCs w:val="22"/>
-        </w:rPr>
-        <w:t xml:space="preserve"> </w:t>
-      </w:r>
-      <w:r>
-        <w:rPr>
-          <w:rFonts w:ascii="Arial Narrow" w:hAnsi="Arial Narrow"/>
-          <w:bCs/>
-          <w:sz w:val="22"/>
-          <w:szCs w:val="22"/>
-        </w:rPr>
-        <w:t>y</w:t>
-      </w:r>
-    </w:p>
-    <w:p>
-      <w:pPr>
+          <w:sz w:val="22"/>
+          <w:szCs w:val="22"/>
+        </w:rPr>
+      </w:pPr>
+    </w:p>
+    <w:p>
+      <w:pPr>
+        <w:pStyle w:val="Prrafodelista"/>
+        <w:numPr>
+          <w:ilvl w:val="1"/>
+          <w:numId w:val="20"/>
+        </w:numPr>
         <w:tabs>
           <w:tab w:val="left" w:pos="-720"/>
           <w:tab w:val="left" w:pos="709"/>
         </w:tabs>
-        <w:ind w:left="0" w:firstLine="0"/>
-        <w:jc w:val="both"/>
-        <w:rPr>
-          <w:rFonts w:ascii="Arial Narrow" w:eastAsia="Arial Narrow" w:hAnsi="Arial Narrow" w:cs="Arial Narrow"/>
-          <w:sz w:val="22"/>
-          <w:szCs w:val="22"/>
-        </w:rPr>
-      </w:pPr>
+        <w:jc w:val="both"/>
+        <w:rPr>
+          <w:rFonts w:ascii="Arial Narrow" w:hAnsi="Arial Narrow"/>
+          <w:sz w:val="22"/>
+          <w:szCs w:val="22"/>
+        </w:rPr>
+      </w:pPr>
+      <w:r>
+        <w:rPr>
+          <w:rFonts w:ascii="Arial Narrow" w:hAnsi="Arial Narrow"/>
+          <w:b/>
+          <w:sz w:val="22"/>
+          <w:szCs w:val="22"/>
+        </w:rPr>
+        <w:t>EL SUMINISTRANTE</w:t>
+      </w:r>
+      <w:r>
+        <w:rPr>
+          <w:rFonts w:ascii="Arial Narrow" w:hAnsi="Arial Narrow"/>
+          <w:sz w:val="22"/>
+          <w:szCs w:val="22"/>
+        </w:rPr>
+        <w:t xml:space="preserve"> es una persona jurídica, especializada en el “</w:t>
+      </w:r>
+      <w:r>
+        <w:rPr>
+          <w:rFonts w:ascii="Arial Narrow" w:hAnsi="Arial Narrow"/>
+          <w:b/>
+          <w:bCs/>
+          <w:sz w:val="22"/>
+          <w:szCs w:val="22"/>
+        </w:rPr>
+        <w:t>{{PARTIDA}}”,</w:t>
+      </w:r>
+      <w:r>
+        <w:rPr>
+          <w:rFonts w:ascii="Arial Narrow" w:hAnsi="Arial Narrow"/>
+          <w:sz w:val="22"/>
+          <w:szCs w:val="22"/>
+        </w:rPr>
+        <w:t>”, quien declara contar con el stock suficiente para cumplir con lo contratado a través del presente documento.</w:t>
+      </w:r>
     </w:p>
     <w:p>
       <w:pPr>
@@ -1162,143 +1635,47 @@
         <w:jc w:val="both"/>
         <w:rPr>
           <w:rFonts w:ascii="Arial Narrow" w:hAnsi="Arial Narrow"/>
-          <w:b/>
-          <w:sz w:val="22"/>
-          <w:szCs w:val="22"/>
-        </w:rPr>
-      </w:pPr>
-      <w:r>
-        <w:rPr>
-          <w:rFonts w:ascii="Arial Narrow" w:hAnsi="Arial Narrow"/>
-          <w:b/>
-          <w:sz w:val="22"/>
-          <w:szCs w:val="22"/>
-        </w:rPr>
-        <w:t xml:space="preserve">{{CONTRATISTA_RAZON_SOCIAL}} </w:t>
-      </w:r>
-      <w:r>
-        <w:rPr>
-          <w:rFonts w:ascii="Arial Narrow" w:hAnsi="Arial Narrow" w:cs="Arial"/>
-          <w:sz w:val="22"/>
-          <w:szCs w:val="22"/>
-        </w:rPr>
-        <w:t xml:space="preserve">con </w:t>
-      </w:r>
-      <w:r>
-        <w:rPr>
-          <w:rFonts w:ascii="Arial Narrow" w:hAnsi="Arial Narrow" w:cs="Arial"/>
-          <w:b/>
-          <w:bCs/>
-          <w:sz w:val="22"/>
-          <w:szCs w:val="22"/>
-        </w:rPr>
-        <w:t>R.U.C. N.º. {{CONTRATISTA_RUC}}</w:t>
-      </w:r>
-      <w:r>
-        <w:rPr>
-          <w:rFonts w:ascii="Arial Narrow" w:hAnsi="Arial Narrow" w:cs="Arial"/>
-          <w:sz w:val="22"/>
-          <w:szCs w:val="22"/>
-        </w:rPr>
-        <w:t xml:space="preserve">, con domicilio en {{CONTRATISTA_UBICACION}}, distrito de {{CONTRATISTA_DISTRITO}}, provincia de {{CONTRATISTA_PROVINCIA}} y departamento de {{CONTRATISTA_DEPARTAMENTO}}, debidamente representada por </w:t>
-      </w:r>
-      <w:r>
-        <w:rPr>
-          <w:rFonts w:ascii="Arial Narrow" w:hAnsi="Arial Narrow"/>
-          <w:sz w:val="22"/>
-          <w:szCs w:val="22"/>
-        </w:rPr>
-        <w:t>{{CONTRATISTA_REPRESENTANTE_NOMBRE}}, con DNI Nº {{CONTRATISTA_REPRESENTANTE_DNI}}</w:t>
-      </w:r>
-      <w:r>
-        <w:rPr>
-          <w:rFonts w:ascii="Arial Narrow" w:hAnsi="Arial Narrow"/>
-          <w:bCs/>
-          <w:sz w:val="22"/>
-          <w:szCs w:val="22"/>
-        </w:rPr>
-        <w:t xml:space="preserve">, </w:t>
-      </w:r>
-      <w:r>
-        <w:rPr>
-          <w:rFonts w:ascii="Arial Narrow" w:hAnsi="Arial Narrow" w:cs="Arial"/>
-          <w:sz w:val="22"/>
-          <w:szCs w:val="22"/>
-        </w:rPr>
-        <w:t xml:space="preserve">que en adelante se denominará </w:t>
-      </w:r>
-      <w:r>
-        <w:rPr>
-          <w:rFonts w:ascii="Arial Narrow" w:hAnsi="Arial Narrow" w:cs="Arial"/>
-          <w:b/>
-          <w:sz w:val="22"/>
-          <w:szCs w:val="22"/>
-        </w:rPr>
-        <w:t>EL SUMINISTRANTE</w:t>
-      </w:r>
-      <w:r>
-        <w:rPr>
-          <w:rFonts w:ascii="Arial Narrow" w:hAnsi="Arial Narrow"/>
-          <w:b/>
-          <w:sz w:val="22"/>
-          <w:szCs w:val="22"/>
-        </w:rPr>
-        <w:t>.</w:t>
-      </w:r>
-    </w:p>
-    <w:p>
-      <w:pPr>
+          <w:sz w:val="22"/>
+          <w:szCs w:val="22"/>
+        </w:rPr>
+      </w:pPr>
+    </w:p>
+    <w:p>
+      <w:pPr>
+        <w:pStyle w:val="Prrafodelista"/>
+        <w:numPr>
+          <w:ilvl w:val="1"/>
+          <w:numId w:val="20"/>
+        </w:numPr>
         <w:tabs>
           <w:tab w:val="left" w:pos="-720"/>
           <w:tab w:val="left" w:pos="709"/>
         </w:tabs>
-        <w:ind w:left="0" w:firstLine="0"/>
-        <w:jc w:val="both"/>
-        <w:rPr>
-          <w:rFonts w:ascii="Arial Narrow" w:eastAsia="Arial Narrow" w:hAnsi="Arial Narrow" w:cs="Arial Narrow"/>
-          <w:sz w:val="22"/>
-          <w:szCs w:val="22"/>
-        </w:rPr>
-      </w:pPr>
-    </w:p>
-    <w:p>
-      <w:pPr>
-        <w:tabs>
-          <w:tab w:val="clear" w:pos="1440"/>
-          <w:tab w:val="left" w:pos="-720"/>
-          <w:tab w:val="left" w:pos="709"/>
-        </w:tabs>
-        <w:ind w:left="0" w:firstLine="0"/>
-        <w:jc w:val="both"/>
-        <w:rPr>
-          <w:rFonts w:ascii="Arial Narrow" w:hAnsi="Arial Narrow"/>
-          <w:sz w:val="22"/>
-          <w:szCs w:val="22"/>
-        </w:rPr>
-      </w:pPr>
-      <w:r>
-        <w:rPr>
-          <w:rFonts w:ascii="Arial Narrow" w:hAnsi="Arial Narrow"/>
-          <w:sz w:val="22"/>
-          <w:szCs w:val="22"/>
-        </w:rPr>
-        <w:t>Declaran las PARTES que se reconocen de manera reciproca la capacidad que compadecen a la firma de presente contrato, y que mediante el presente documento convienen a celebrar el presente contrato de suministro, en los términos y condiciones de las siguientes clausulas:</w:t>
-      </w:r>
-    </w:p>
-    <w:p>
-      <w:pPr>
-        <w:tabs>
-          <w:tab w:val="left" w:pos="-720"/>
-          <w:tab w:val="left" w:pos="709"/>
-        </w:tabs>
-        <w:ind w:left="0" w:firstLine="0"/>
-        <w:jc w:val="both"/>
-        <w:rPr>
-          <w:rFonts w:ascii="Arial Narrow" w:eastAsia="Arial Narrow" w:hAnsi="Arial Narrow" w:cs="Arial Narrow"/>
-          <w:sz w:val="22"/>
-          <w:szCs w:val="22"/>
-        </w:rPr>
-      </w:pPr>
+        <w:jc w:val="both"/>
+        <w:rPr>
+          <w:rFonts w:ascii="Arial Narrow" w:hAnsi="Arial Narrow"/>
+          <w:sz w:val="22"/>
+          <w:szCs w:val="22"/>
+        </w:rPr>
+      </w:pPr>
+      <w:r>
+        <w:rPr>
+          <w:rFonts w:ascii="Arial Narrow" w:hAnsi="Arial Narrow"/>
+          <w:sz w:val="22"/>
+          <w:szCs w:val="22"/>
+        </w:rPr>
+        <w:t>En lo sucesivo se hará referencia del contenido del presente documento como de sus condiciones, como el “</w:t>
+      </w:r>
+      <w:r>
+        <w:rPr>
+          <w:rFonts w:ascii="Arial Narrow" w:hAnsi="Arial Narrow"/>
+          <w:b/>
+          <w:bCs/>
+          <w:sz w:val="22"/>
+          <w:szCs w:val="22"/>
+        </w:rPr>
+        <w:t>CONTRATO”.</w:t>
+      </w:r>
     </w:p>
     <w:p>
       <w:pPr>
@@ -1345,208 +1722,44 @@
           <w:szCs w:val="22"/>
           <w:u w:val="single"/>
         </w:rPr>
-        <w:t>PRIMERA: ANTECEDENTES</w:t>
-      </w:r>
-    </w:p>
-    <w:p>
-      <w:pPr>
-        <w:ind w:left="0" w:firstLine="0"/>
-        <w:jc w:val="both"/>
-        <w:rPr>
-          <w:rFonts w:ascii="Arial Narrow" w:eastAsia="Arial Narrow" w:hAnsi="Arial Narrow" w:cs="Arial Narrow"/>
-          <w:b/>
-          <w:sz w:val="22"/>
-          <w:szCs w:val="22"/>
-        </w:rPr>
-      </w:pPr>
-    </w:p>
-    <w:p>
-      <w:pPr>
-        <w:pStyle w:val="Prrafodelista"/>
-        <w:numPr>
-          <w:ilvl w:val="1"/>
-          <w:numId w:val="20"/>
-        </w:numPr>
-        <w:tabs>
-          <w:tab w:val="left" w:pos="-720"/>
-          <w:tab w:val="left" w:pos="709"/>
-        </w:tabs>
-        <w:jc w:val="both"/>
-        <w:rPr>
-          <w:rFonts w:ascii="Arial Narrow" w:eastAsia="Arial Narrow" w:hAnsi="Arial Narrow" w:cs="Arial Narrow"/>
-        </w:rPr>
-      </w:pPr>
-      <w:bookmarkStart w:id="1" w:name="_heading=h.30j0zll" w:colFirst="0" w:colLast="0"/>
-      <w:bookmarkEnd w:id="1"/>
-      <w:r>
-        <w:rPr>
-          <w:rFonts w:ascii="Arial Narrow" w:hAnsi="Arial Narrow"/>
-          <w:b/>
-          <w:sz w:val="22"/>
-          <w:szCs w:val="22"/>
-        </w:rPr>
-        <w:t>EL SUMINISTRADO</w:t>
-      </w:r>
-      <w:r>
-        <w:rPr>
-          <w:rFonts w:ascii="Arial Narrow" w:hAnsi="Arial Narrow"/>
-          <w:sz w:val="22"/>
-          <w:szCs w:val="22"/>
-        </w:rPr>
-        <w:t xml:space="preserve"> es una persona jurídica de Derecho Privado, constituida de acuerdo a las Leyes de la República del Perú, que se dedica a la construcción y venta de inmuebles en el territorio nacional. En ese sentido, </w:t>
-      </w:r>
-      <w:r>
-        <w:rPr>
-          <w:rFonts w:ascii="Arial Narrow" w:hAnsi="Arial Narrow"/>
-          <w:b/>
-          <w:sz w:val="22"/>
-          <w:szCs w:val="22"/>
-        </w:rPr>
-        <w:t>EL SUMINISTRADO</w:t>
-      </w:r>
-      <w:r>
-        <w:rPr>
-          <w:rFonts w:ascii="Arial Narrow" w:hAnsi="Arial Narrow"/>
-          <w:sz w:val="22"/>
-          <w:szCs w:val="22"/>
-        </w:rPr>
-        <w:t xml:space="preserve"> </w:t>
-      </w:r>
-      <w:r>
-        <w:rPr>
-          <w:rFonts w:ascii="Arial Narrow" w:eastAsia="Arial Narrow" w:hAnsi="Arial Narrow" w:cs="Arial Narrow"/>
-          <w:sz w:val="22"/>
-          <w:szCs w:val="22"/>
-        </w:rPr>
-        <w:t xml:space="preserve">desarrollará un proyecto inmobiliario denominado </w:t>
-      </w:r>
-      <w:r>
-        <w:rPr>
-          <w:rFonts w:ascii="Arial Narrow" w:eastAsia="Arial Narrow" w:hAnsi="Arial Narrow" w:cs="Arial Narrow"/>
-          <w:b/>
-          <w:sz w:val="22"/>
-          <w:szCs w:val="22"/>
-        </w:rPr>
-        <w:t xml:space="preserve">“{{PROYECTO_NOMBRE}}” </w:t>
-      </w:r>
-      <w:r>
-        <w:rPr>
-          <w:rFonts w:ascii="Arial Narrow" w:eastAsia="Arial Narrow" w:hAnsi="Arial Narrow" w:cs="Arial Narrow"/>
-          <w:sz w:val="22"/>
-          <w:szCs w:val="22"/>
-        </w:rPr>
-        <w:t>el mismo que será ejecutado en un terreno de su propiedad ubicado en {{PROYECTO_UBICACION}}.</w:t>
-      </w:r>
-    </w:p>
-    <w:p>
-      <w:pPr>
-        <w:tabs>
-          <w:tab w:val="left" w:pos="-720"/>
-          <w:tab w:val="left" w:pos="709"/>
-        </w:tabs>
-        <w:ind w:left="0" w:firstLine="0"/>
-        <w:jc w:val="both"/>
-        <w:rPr>
-          <w:rFonts w:ascii="Arial Narrow" w:eastAsia="Arial Narrow" w:hAnsi="Arial Narrow" w:cs="Arial Narrow"/>
-          <w:sz w:val="22"/>
-          <w:szCs w:val="22"/>
-        </w:rPr>
-      </w:pPr>
-    </w:p>
-    <w:p>
-      <w:pPr>
-        <w:pStyle w:val="Prrafodelista"/>
-        <w:numPr>
-          <w:ilvl w:val="1"/>
-          <w:numId w:val="20"/>
-        </w:numPr>
-        <w:tabs>
-          <w:tab w:val="left" w:pos="-720"/>
-          <w:tab w:val="left" w:pos="709"/>
-        </w:tabs>
-        <w:jc w:val="both"/>
-        <w:rPr>
-          <w:rFonts w:ascii="Arial Narrow" w:eastAsia="Arial Narrow" w:hAnsi="Arial Narrow" w:cs="Arial Narrow"/>
-          <w:sz w:val="22"/>
-          <w:szCs w:val="22"/>
-        </w:rPr>
-      </w:pPr>
-      <w:r>
-        <w:rPr>
-          <w:rFonts w:ascii="Arial Narrow" w:eastAsia="Arial Narrow" w:hAnsi="Arial Narrow" w:cs="Arial Narrow"/>
-          <w:sz w:val="22"/>
-          <w:szCs w:val="22"/>
-        </w:rPr>
-        <w:t xml:space="preserve">El proyecto </w:t>
-      </w:r>
-      <w:r>
-        <w:rPr>
-          <w:rFonts w:ascii="Arial Narrow" w:eastAsia="Arial Narrow" w:hAnsi="Arial Narrow" w:cs="Arial Narrow"/>
-          <w:b/>
-          <w:bCs/>
-          <w:sz w:val="22"/>
-          <w:szCs w:val="22"/>
-        </w:rPr>
-        <w:t>{{PROYECTO_NOMBRE}}</w:t>
-      </w:r>
-      <w:r>
-        <w:rPr>
-          <w:rFonts w:ascii="Arial Narrow" w:eastAsia="Arial Narrow" w:hAnsi="Arial Narrow" w:cs="Arial Narrow"/>
-          <w:sz w:val="22"/>
-          <w:szCs w:val="22"/>
-        </w:rPr>
-        <w:t xml:space="preserve"> comprende la construcción de las estructuras y acabados, compuesta por </w:t>
-      </w:r>
-      <w:r>
-        <w:rPr>
-          <w:rFonts w:ascii="Arial Narrow" w:hAnsi="Arial Narrow"/>
-          <w:sz w:val="22"/>
-          <w:szCs w:val="22"/>
-        </w:rPr>
-        <w:t>22 pisos, 04 sótanos, azotea con sus respectivas áreas comunes</w:t>
-      </w:r>
-      <w:r>
-        <w:rPr>
-          <w:rFonts w:ascii="Arial Narrow" w:eastAsia="Arial Narrow" w:hAnsi="Arial Narrow" w:cs="Arial Narrow"/>
-          <w:sz w:val="22"/>
-          <w:szCs w:val="22"/>
-        </w:rPr>
-        <w:t>.</w:t>
-      </w:r>
-    </w:p>
-    <w:p>
-      <w:pPr>
-        <w:tabs>
-          <w:tab w:val="left" w:pos="-720"/>
-          <w:tab w:val="left" w:pos="709"/>
-        </w:tabs>
-        <w:ind w:left="0" w:firstLine="0"/>
-        <w:jc w:val="both"/>
-        <w:rPr>
-          <w:rFonts w:ascii="Arial Narrow" w:eastAsia="Arial Narrow" w:hAnsi="Arial Narrow" w:cs="Arial Narrow"/>
-          <w:sz w:val="22"/>
-          <w:szCs w:val="22"/>
-        </w:rPr>
-      </w:pPr>
-    </w:p>
-    <w:p>
-      <w:pPr>
-        <w:pStyle w:val="Prrafodelista"/>
-        <w:numPr>
-          <w:ilvl w:val="1"/>
-          <w:numId w:val="20"/>
-        </w:numPr>
-        <w:tabs>
-          <w:tab w:val="left" w:pos="-720"/>
-          <w:tab w:val="left" w:pos="709"/>
-        </w:tabs>
-        <w:jc w:val="both"/>
-        <w:rPr>
-          <w:rFonts w:ascii="Arial Narrow" w:hAnsi="Arial Narrow"/>
-          <w:sz w:val="22"/>
-          <w:szCs w:val="22"/>
-        </w:rPr>
-      </w:pPr>
+        <w:t>SEGUNDA: OBJETO DEL CONTRATO</w:t>
+      </w:r>
+    </w:p>
+    <w:p>
+      <w:pPr>
+        <w:tabs>
+          <w:tab w:val="clear" w:pos="1440"/>
+        </w:tabs>
+        <w:ind w:left="0" w:firstLine="0"/>
+        <w:jc w:val="both"/>
+        <w:rPr>
+          <w:rFonts w:ascii="Arial Narrow" w:hAnsi="Arial Narrow"/>
+          <w:sz w:val="22"/>
+          <w:szCs w:val="22"/>
+        </w:rPr>
+      </w:pPr>
+    </w:p>
+    <w:p>
+      <w:pPr>
+        <w:tabs>
+          <w:tab w:val="clear" w:pos="1440"/>
+        </w:tabs>
+        <w:ind w:left="426" w:hanging="426"/>
+        <w:jc w:val="both"/>
+        <w:rPr>
+          <w:rFonts w:ascii="Arial Narrow" w:hAnsi="Arial Narrow"/>
+          <w:sz w:val="22"/>
+          <w:szCs w:val="22"/>
+        </w:rPr>
+      </w:pPr>
+      <w:r>
+        <w:rPr>
+          <w:rFonts w:ascii="Arial Narrow" w:hAnsi="Arial Narrow"/>
+          <w:sz w:val="22"/>
+          <w:szCs w:val="22"/>
+        </w:rPr>
+        <w:t xml:space="preserve">2.1 Constituye el objeto del presente contrato, la entrega de parte de </w:t>
+      </w:r>
       <w:r>
         <w:rPr>
           <w:rFonts w:ascii="Arial Narrow" w:hAnsi="Arial Narrow"/>
@@ -1562,292 +1775,120 @@
           <w:sz w:val="22"/>
           <w:szCs w:val="22"/>
         </w:rPr>
-        <w:t xml:space="preserve"> es una persona jurídica, especializada en el “</w:t>
-      </w:r>
-      <w:r>
-        <w:rPr>
-          <w:rFonts w:ascii="Arial Narrow" w:hAnsi="Arial Narrow"/>
-          <w:b/>
-          <w:bCs/>
-          <w:sz w:val="22"/>
-          <w:szCs w:val="22"/>
-        </w:rPr>
-        <w:t>{{PARTIDA}}”,</w:t>
-      </w:r>
-      <w:r>
-        <w:rPr>
-          <w:rFonts w:ascii="Arial Narrow" w:hAnsi="Arial Narrow"/>
-          <w:sz w:val="22"/>
-          <w:szCs w:val="22"/>
-        </w:rPr>
-        <w:t>”, quien declara contar con el stock suficiente para cumplir con lo contratado a través del presente documento.</w:t>
+        <w:t xml:space="preserve"> del “</w:t>
+      </w:r>
+      <w:r>
+        <w:rPr>
+          <w:rFonts w:ascii="Arial Narrow" w:hAnsi="Arial Narrow"/>
+          <w:b/>
+          <w:bCs/>
+          <w:sz w:val="22"/>
+          <w:szCs w:val="22"/>
+        </w:rPr>
+        <w:t xml:space="preserve">{{PARTIDA}}”,” </w:t>
+      </w:r>
+      <w:r>
+        <w:rPr>
+          <w:rFonts w:ascii="Arial Narrow" w:hAnsi="Arial Narrow"/>
+          <w:sz w:val="22"/>
+          <w:szCs w:val="22"/>
+        </w:rPr>
+        <w:t>a favor de</w:t>
+      </w:r>
+      <w:r>
+        <w:rPr>
+          <w:rFonts w:ascii="Arial Narrow" w:hAnsi="Arial Narrow"/>
+          <w:b/>
+          <w:bCs/>
+          <w:sz w:val="22"/>
+          <w:szCs w:val="22"/>
+        </w:rPr>
+        <w:t xml:space="preserve"> El SUMINISTRADO</w:t>
+      </w:r>
+      <w:r>
+        <w:rPr>
+          <w:rFonts w:ascii="Arial Narrow" w:hAnsi="Arial Narrow"/>
+          <w:sz w:val="22"/>
+          <w:szCs w:val="22"/>
+        </w:rPr>
+        <w:t xml:space="preserve">, conforme a lo detallado en el ANEXO 1 (Presupuesto, indicaciones y otros) en adelante </w:t>
+      </w:r>
+      <w:r>
+        <w:rPr>
+          <w:rFonts w:ascii="Arial Narrow" w:hAnsi="Arial Narrow"/>
+          <w:b/>
+          <w:sz w:val="22"/>
+          <w:szCs w:val="22"/>
+        </w:rPr>
+        <w:t>EL SUMINISTRO.</w:t>
+      </w:r>
+      <w:r>
+        <w:rPr>
+          <w:rFonts w:ascii="Arial Narrow" w:hAnsi="Arial Narrow"/>
+          <w:sz w:val="22"/>
+          <w:szCs w:val="22"/>
+        </w:rPr>
+        <w:t xml:space="preserve"> El referido ANEXO 1 forma parte integrante del presente Contrato. EL SUMINISTRANTE será responsable de proveer los medios humanos, equipo, materiales y otros que sean necesarios y suficientes para realizar la entrega de </w:t>
+      </w:r>
+      <w:r>
+        <w:rPr>
+          <w:rFonts w:ascii="Arial Narrow" w:hAnsi="Arial Narrow"/>
+          <w:b/>
+          <w:bCs/>
+          <w:sz w:val="22"/>
+          <w:szCs w:val="22"/>
+        </w:rPr>
+        <w:t>EL SUMINISTRO</w:t>
+      </w:r>
+      <w:r>
+        <w:rPr>
+          <w:rFonts w:ascii="Arial Narrow" w:hAnsi="Arial Narrow"/>
+          <w:sz w:val="22"/>
+          <w:szCs w:val="22"/>
+        </w:rPr>
+        <w:t xml:space="preserve"> a plena satisfacción de </w:t>
+      </w:r>
+      <w:r>
+        <w:rPr>
+          <w:rFonts w:ascii="Arial Narrow" w:hAnsi="Arial Narrow"/>
+          <w:b/>
+          <w:sz w:val="22"/>
+          <w:szCs w:val="22"/>
+        </w:rPr>
+        <w:t>EL SUMINISTRADO,</w:t>
+      </w:r>
+      <w:r>
+        <w:rPr>
+          <w:rFonts w:ascii="Arial Narrow" w:hAnsi="Arial Narrow"/>
+          <w:sz w:val="22"/>
+          <w:szCs w:val="22"/>
+        </w:rPr>
+        <w:t xml:space="preserve"> por la retribución indicada en la Cláusula Cuarta del presente instrumento.</w:t>
       </w:r>
     </w:p>
     <w:p>
       <w:pPr>
         <w:tabs>
           <w:tab w:val="clear" w:pos="1440"/>
-          <w:tab w:val="left" w:pos="-720"/>
-          <w:tab w:val="left" w:pos="709"/>
-        </w:tabs>
-        <w:ind w:left="0" w:firstLine="0"/>
-        <w:jc w:val="both"/>
-        <w:rPr>
-          <w:rFonts w:ascii="Arial Narrow" w:hAnsi="Arial Narrow"/>
-          <w:sz w:val="22"/>
-          <w:szCs w:val="22"/>
-        </w:rPr>
-      </w:pPr>
-    </w:p>
-    <w:p>
-      <w:pPr>
-        <w:pStyle w:val="Prrafodelista"/>
-        <w:numPr>
-          <w:ilvl w:val="1"/>
-          <w:numId w:val="20"/>
-        </w:numPr>
-        <w:tabs>
-          <w:tab w:val="left" w:pos="-720"/>
-          <w:tab w:val="left" w:pos="709"/>
-        </w:tabs>
-        <w:jc w:val="both"/>
-        <w:rPr>
-          <w:rFonts w:ascii="Arial Narrow" w:hAnsi="Arial Narrow"/>
-          <w:sz w:val="22"/>
-          <w:szCs w:val="22"/>
-        </w:rPr>
-      </w:pPr>
-      <w:r>
-        <w:rPr>
-          <w:rFonts w:ascii="Arial Narrow" w:hAnsi="Arial Narrow"/>
-          <w:sz w:val="22"/>
-          <w:szCs w:val="22"/>
-        </w:rPr>
-        <w:t>En lo sucesivo se hará referencia del contenido del presente documento como de sus condiciones, como el “</w:t>
-      </w:r>
-      <w:r>
-        <w:rPr>
-          <w:rFonts w:ascii="Arial Narrow" w:hAnsi="Arial Narrow"/>
-          <w:b/>
-          <w:bCs/>
-          <w:sz w:val="22"/>
-          <w:szCs w:val="22"/>
-        </w:rPr>
-        <w:t>CONTRATO”.</w:t>
-      </w:r>
-    </w:p>
-    <w:p>
-      <w:pPr>
-        <w:tabs>
-          <w:tab w:val="left" w:pos="-720"/>
-          <w:tab w:val="left" w:pos="709"/>
-        </w:tabs>
-        <w:ind w:left="0" w:firstLine="0"/>
-        <w:jc w:val="both"/>
-        <w:rPr>
-          <w:rFonts w:ascii="Arial Narrow" w:eastAsia="Arial Narrow" w:hAnsi="Arial Narrow" w:cs="Arial Narrow"/>
-          <w:sz w:val="22"/>
-          <w:szCs w:val="22"/>
-        </w:rPr>
-      </w:pPr>
-    </w:p>
-    <w:p>
-      <w:pPr>
-        <w:keepNext/>
-        <w:widowControl w:val="0"/>
-        <w:pBdr>
-          <w:top w:val="nil"/>
-          <w:left w:val="nil"/>
-          <w:bottom w:val="nil"/>
-          <w:right w:val="nil"/>
-          <w:between w:val="nil"/>
-        </w:pBdr>
-        <w:ind w:left="0" w:firstLine="0"/>
-        <w:rPr>
-          <w:rFonts w:ascii="Arial Narrow" w:eastAsia="Arial Narrow" w:hAnsi="Arial Narrow" w:cs="Arial Narrow"/>
-          <w:b/>
-          <w:color w:val="000000"/>
-          <w:sz w:val="22"/>
-          <w:szCs w:val="22"/>
-          <w:u w:val="single"/>
-        </w:rPr>
-      </w:pPr>
-      <w:r>
-        <w:rPr>
-          <w:rFonts w:ascii="Arial Narrow" w:eastAsia="Arial Narrow" w:hAnsi="Arial Narrow" w:cs="Arial Narrow"/>
-          <w:b/>
-          <w:color w:val="000000"/>
-          <w:sz w:val="22"/>
-          <w:szCs w:val="22"/>
-          <w:u w:val="single"/>
-        </w:rPr>
-        <w:t>SEGUNDA: OBJETO DEL CONTRATO</w:t>
-      </w:r>
+        </w:tabs>
+        <w:ind w:left="0" w:firstLine="0"/>
+        <w:jc w:val="both"/>
+        <w:rPr>
+          <w:rFonts w:ascii="Arial Narrow" w:hAnsi="Arial Narrow"/>
+          <w:sz w:val="22"/>
+          <w:szCs w:val="22"/>
+        </w:rPr>
+      </w:pPr>
     </w:p>
     <w:p>
       <w:pPr>
         <w:tabs>
           <w:tab w:val="clear" w:pos="1440"/>
         </w:tabs>
-        <w:ind w:left="0" w:firstLine="0"/>
-        <w:jc w:val="both"/>
-        <w:rPr>
-          <w:rFonts w:ascii="Arial Narrow" w:hAnsi="Arial Narrow"/>
-          <w:sz w:val="22"/>
-          <w:szCs w:val="22"/>
-        </w:rPr>
-      </w:pPr>
-    </w:p>
-    <w:p>
-      <w:pPr>
-        <w:tabs>
-          <w:tab w:val="clear" w:pos="1440"/>
-        </w:tabs>
         <w:ind w:left="426" w:hanging="426"/>
         <w:jc w:val="both"/>
         <w:rPr>
           <w:rFonts w:ascii="Arial Narrow" w:hAnsi="Arial Narrow"/>
-          <w:sz w:val="22"/>
-          <w:szCs w:val="22"/>
-        </w:rPr>
-      </w:pPr>
-      <w:r>
-        <w:rPr>
-          <w:rFonts w:ascii="Arial Narrow" w:hAnsi="Arial Narrow"/>
-          <w:sz w:val="22"/>
-          <w:szCs w:val="22"/>
-        </w:rPr>
-        <w:t xml:space="preserve">2.1 Constituye el objeto del presente contrato, la entrega de parte de </w:t>
-      </w:r>
-      <w:r>
-        <w:rPr>
-          <w:rFonts w:ascii="Arial Narrow" w:hAnsi="Arial Narrow"/>
-          <w:b/>
-          <w:sz w:val="22"/>
-          <w:szCs w:val="22"/>
-        </w:rPr>
-        <w:t>EL SUMINISTRANTE</w:t>
-      </w:r>
-      <w:r>
-        <w:rPr>
-          <w:rFonts w:ascii="Arial Narrow" w:hAnsi="Arial Narrow"/>
-          <w:sz w:val="22"/>
-          <w:szCs w:val="22"/>
-        </w:rPr>
-        <w:t xml:space="preserve"> del “</w:t>
-      </w:r>
-      <w:r>
-        <w:rPr>
-          <w:rFonts w:ascii="Arial Narrow" w:hAnsi="Arial Narrow"/>
-          <w:b/>
-          <w:bCs/>
-          <w:sz w:val="22"/>
-          <w:szCs w:val="22"/>
-        </w:rPr>
-        <w:t xml:space="preserve">{{PARTIDA}}”,” </w:t>
-      </w:r>
-      <w:r>
-        <w:rPr>
-          <w:rFonts w:ascii="Arial Narrow" w:hAnsi="Arial Narrow"/>
-          <w:sz w:val="22"/>
-          <w:szCs w:val="22"/>
-        </w:rPr>
-        <w:t>a favor de</w:t>
-      </w:r>
-      <w:r>
-        <w:rPr>
-          <w:rFonts w:ascii="Arial Narrow" w:hAnsi="Arial Narrow"/>
-          <w:b/>
-          <w:bCs/>
-          <w:sz w:val="22"/>
-          <w:szCs w:val="22"/>
-        </w:rPr>
-        <w:t xml:space="preserve"> El SUMINISTRADO</w:t>
-      </w:r>
-      <w:r>
-        <w:rPr>
-          <w:rFonts w:ascii="Arial Narrow" w:hAnsi="Arial Narrow"/>
-          <w:sz w:val="22"/>
-          <w:szCs w:val="22"/>
-        </w:rPr>
-        <w:t xml:space="preserve">, conforme a lo detallado en el ANEXO 1 (Presupuesto, indicaciones y otros) en adelante </w:t>
-      </w:r>
-      <w:r>
-        <w:rPr>
-          <w:rFonts w:ascii="Arial Narrow" w:hAnsi="Arial Narrow"/>
-          <w:b/>
-          <w:sz w:val="22"/>
-          <w:szCs w:val="22"/>
-        </w:rPr>
-        <w:t>EL SUMINISTRO.</w:t>
-      </w:r>
-      <w:r>
-        <w:rPr>
-          <w:rFonts w:ascii="Arial Narrow" w:hAnsi="Arial Narrow"/>
-          <w:sz w:val="22"/>
-          <w:szCs w:val="22"/>
-        </w:rPr>
-        <w:t xml:space="preserve"> El referido ANEXO 1 forma parte integrante del presente Contrato. EL SUMINISTRANTE será responsable de proveer los medios humanos, equipo, materiales y otros que sean necesarios y suficientes para realizar la entrega de </w:t>
-      </w:r>
-      <w:r>
-        <w:rPr>
-          <w:rFonts w:ascii="Arial Narrow" w:hAnsi="Arial Narrow"/>
-          <w:b/>
-          <w:bCs/>
-          <w:sz w:val="22"/>
-          <w:szCs w:val="22"/>
-        </w:rPr>
-        <w:t>EL SUMINISTRO</w:t>
-      </w:r>
-      <w:r>
-        <w:rPr>
-          <w:rFonts w:ascii="Arial Narrow" w:hAnsi="Arial Narrow"/>
-          <w:sz w:val="22"/>
-          <w:szCs w:val="22"/>
-        </w:rPr>
-        <w:t xml:space="preserve"> a plena satisfacción de </w:t>
-      </w:r>
-      <w:r>
-        <w:rPr>
-          <w:rFonts w:ascii="Arial Narrow" w:hAnsi="Arial Narrow"/>
-          <w:b/>
-          <w:sz w:val="22"/>
-          <w:szCs w:val="22"/>
-        </w:rPr>
-        <w:t>EL SUMINISTRADO,</w:t>
-      </w:r>
-      <w:r>
-        <w:rPr>
-          <w:rFonts w:ascii="Arial Narrow" w:hAnsi="Arial Narrow"/>
-          <w:sz w:val="22"/>
-          <w:szCs w:val="22"/>
-        </w:rPr>
-        <w:t xml:space="preserve"> por la retribución indicada en la Cláusula Cuarta del presente instrumento.</w:t>
-      </w:r>
-    </w:p>
-    <w:p>
-      <w:pPr>
-        <w:tabs>
-          <w:tab w:val="clear" w:pos="1440"/>
-        </w:tabs>
-        <w:ind w:left="0" w:firstLine="0"/>
-        <w:jc w:val="both"/>
-        <w:rPr>
-          <w:rFonts w:ascii="Arial Narrow" w:hAnsi="Arial Narrow"/>
-          <w:sz w:val="22"/>
-          <w:szCs w:val="22"/>
-        </w:rPr>
-      </w:pPr>
-    </w:p>
-    <w:p>
-      <w:pPr>
-        <w:tabs>
-          <w:tab w:val="clear" w:pos="1440"/>
-        </w:tabs>
-        <w:ind w:left="426" w:hanging="426"/>
-        <w:jc w:val="both"/>
-        <w:rPr>
-          <w:rFonts w:ascii="Arial Narrow" w:hAnsi="Arial Narrow"/>
           <w:color w:val="000000" w:themeColor="text1"/>
           <w:sz w:val="22"/>
           <w:szCs w:val="22"/>
@@ -1861,6 +1902,14 @@
           <w:szCs w:val="22"/>
         </w:rPr>
         <w:t xml:space="preserve">2.2 </w:t>
+      </w:r>
+      <w:r>
+        <w:rPr>
+          <w:rFonts w:ascii="Arial Narrow" w:hAnsi="Arial Narrow"/>
+          <w:color w:val="000000" w:themeColor="text1"/>
+          <w:sz w:val="22"/>
+          <w:szCs w:val="22"/>
+        </w:rPr>
         <w:tab/>
         <w:t xml:space="preserve">La entrega de </w:t>
       </w:r>
@@ -2915,7 +2964,6 @@
           <w:szCs w:val="22"/>
           <w:u w:val="single"/>
         </w:rPr>
-        <w:lastRenderedPageBreak/>
         <w:t>CUARTA</w:t>
       </w:r>
       <w:r>
@@ -2987,7 +3035,16 @@
           <w:sz w:val="22"/>
           <w:szCs w:val="22"/>
         </w:rPr>
-        <w:t xml:space="preserve"> así como sus alrededores, inmuebles colindantes y vías de acceso, y manifiesta que las condiciones son adecuadas para la entrega y descarga del SUMINISTRO que por el presente </w:t>
+        <w:t xml:space="preserve"> así como sus alrededores, inmuebles colindantes y vías de acceso, y manifiesta que las condiciones son adecuadas para la </w:t>
+      </w:r>
+      <w:r>
+        <w:rPr>
+          <w:rFonts w:ascii="Arial Narrow" w:hAnsi="Arial Narrow"/>
+          <w:sz w:val="22"/>
+          <w:szCs w:val="22"/>
+        </w:rPr>
+        <w:lastRenderedPageBreak/>
+        <w:t xml:space="preserve">entrega y descarga del SUMINISTRO que por el presente </w:t>
       </w:r>
       <w:r>
         <w:rPr>
@@ -3796,136 +3853,143 @@
           <w:sz w:val="22"/>
           <w:szCs w:val="22"/>
         </w:rPr>
-        <w:t xml:space="preserve">, entregado conforme al cronograma previsto en el ANEXO 2, en un plazo no mayor a 02 días hábiles, dentro de los cuales, de detectar </w:t>
+        <w:t xml:space="preserve">, entregado conforme al cronograma previsto en el ANEXO 2, en un plazo no mayor a 02 días hábiles, dentro de los cuales, de detectar algún producto con observaciones o requieran de reparaciones, trasladará una comunicación a </w:t>
+      </w:r>
+      <w:r>
+        <w:rPr>
+          <w:rFonts w:ascii="Arial Narrow" w:hAnsi="Arial Narrow"/>
+          <w:b/>
+          <w:bCs/>
+          <w:sz w:val="22"/>
+          <w:szCs w:val="22"/>
+        </w:rPr>
+        <w:t>EL SUMINISTRANTE,</w:t>
+      </w:r>
+      <w:r>
+        <w:rPr>
+          <w:rFonts w:ascii="Arial Narrow" w:hAnsi="Arial Narrow"/>
+          <w:sz w:val="22"/>
+          <w:szCs w:val="22"/>
+        </w:rPr>
+        <w:t xml:space="preserve"> a efectos de que este último proceda con el cambio correspondiente, el mismo que deberá ser ejecutado en un plazo no mayor a 15 días calendario desde su comunicación, cumpliendo estrictamente con los estándares de calidad de </w:t>
+      </w:r>
+      <w:r>
+        <w:rPr>
+          <w:rFonts w:ascii="Arial Narrow" w:hAnsi="Arial Narrow"/>
+          <w:b/>
+          <w:bCs/>
+          <w:sz w:val="22"/>
+          <w:szCs w:val="22"/>
+        </w:rPr>
+        <w:t>EL</w:t>
+      </w:r>
+      <w:r>
+        <w:rPr>
+          <w:rFonts w:ascii="Arial Narrow" w:hAnsi="Arial Narrow"/>
+          <w:sz w:val="22"/>
+          <w:szCs w:val="22"/>
+        </w:rPr>
+        <w:t xml:space="preserve"> </w:t>
+      </w:r>
+      <w:r>
+        <w:rPr>
+          <w:rFonts w:ascii="Arial Narrow" w:hAnsi="Arial Narrow"/>
+          <w:b/>
+          <w:bCs/>
+          <w:sz w:val="22"/>
+          <w:szCs w:val="22"/>
+        </w:rPr>
+        <w:t>SUMINISTRADO</w:t>
+      </w:r>
+      <w:r>
+        <w:rPr>
+          <w:rFonts w:ascii="Arial Narrow" w:hAnsi="Arial Narrow"/>
+          <w:sz w:val="22"/>
+          <w:szCs w:val="22"/>
+        </w:rPr>
+        <w:t>.</w:t>
+      </w:r>
+    </w:p>
+    <w:p>
+      <w:pPr>
+        <w:pStyle w:val="Prrafodelista"/>
+        <w:tabs>
+          <w:tab w:val="left" w:pos="284"/>
+        </w:tabs>
+        <w:ind w:left="426" w:hanging="426"/>
+        <w:jc w:val="both"/>
+        <w:rPr>
+          <w:rFonts w:ascii="Arial Narrow" w:hAnsi="Arial Narrow"/>
+          <w:sz w:val="22"/>
+          <w:szCs w:val="22"/>
+        </w:rPr>
+      </w:pPr>
+    </w:p>
+    <w:p>
+      <w:pPr>
+        <w:tabs>
+          <w:tab w:val="clear" w:pos="1440"/>
+        </w:tabs>
+        <w:ind w:left="426" w:firstLine="0"/>
+        <w:jc w:val="both"/>
+        <w:rPr>
+          <w:rFonts w:ascii="Arial Narrow" w:hAnsi="Arial Narrow"/>
+          <w:sz w:val="22"/>
+          <w:szCs w:val="22"/>
+        </w:rPr>
+      </w:pPr>
+      <w:r>
+        <w:rPr>
+          <w:rFonts w:ascii="Arial Narrow" w:hAnsi="Arial Narrow"/>
+          <w:sz w:val="22"/>
+          <w:szCs w:val="22"/>
+        </w:rPr>
+        <w:t xml:space="preserve">En el supuesto en que </w:t>
+      </w:r>
+      <w:r>
+        <w:rPr>
+          <w:rFonts w:ascii="Arial Narrow" w:hAnsi="Arial Narrow"/>
+          <w:b/>
+          <w:bCs/>
+          <w:sz w:val="22"/>
+          <w:szCs w:val="22"/>
+        </w:rPr>
+        <w:t xml:space="preserve">EL SUMINISTRANTE </w:t>
+      </w:r>
+      <w:r>
+        <w:rPr>
+          <w:rFonts w:ascii="Arial Narrow" w:hAnsi="Arial Narrow"/>
+          <w:sz w:val="22"/>
+          <w:szCs w:val="22"/>
+        </w:rPr>
+        <w:t xml:space="preserve">no cumpliese con atender la solicitud por parte de </w:t>
+      </w:r>
+      <w:r>
+        <w:rPr>
+          <w:rFonts w:ascii="Arial Narrow" w:hAnsi="Arial Narrow"/>
+          <w:b/>
+          <w:bCs/>
+          <w:sz w:val="22"/>
+          <w:szCs w:val="22"/>
+        </w:rPr>
+        <w:t>EL SUMINISTRADO</w:t>
+      </w:r>
+      <w:r>
+        <w:rPr>
+          <w:rFonts w:ascii="Arial Narrow" w:hAnsi="Arial Narrow"/>
+          <w:sz w:val="22"/>
+          <w:szCs w:val="22"/>
+        </w:rPr>
+        <w:t xml:space="preserve">, dentro del plazo pactado, se verá extendido el plazo de cancelación de la factura que corresponda, pagando una penalidad de S/ 500.00 por cada día de atraso hasta su debido cumplimiento, este importe podrá ser descontado de </w:t>
+      </w:r>
+      <w:r>
+        <w:rPr>
+          <w:rFonts w:ascii="Arial Narrow" w:hAnsi="Arial Narrow"/>
+          <w:sz w:val="22"/>
+          <w:szCs w:val="22"/>
+        </w:rPr>
         <w:lastRenderedPageBreak/>
-        <w:t xml:space="preserve">algún producto con observaciones o requieran de reparaciones, trasladará una comunicación a </w:t>
-      </w:r>
-      <w:r>
-        <w:rPr>
-          <w:rFonts w:ascii="Arial Narrow" w:hAnsi="Arial Narrow"/>
-          <w:b/>
-          <w:bCs/>
-          <w:sz w:val="22"/>
-          <w:szCs w:val="22"/>
-        </w:rPr>
-        <w:t>EL SUMINISTRANTE,</w:t>
-      </w:r>
-      <w:r>
-        <w:rPr>
-          <w:rFonts w:ascii="Arial Narrow" w:hAnsi="Arial Narrow"/>
-          <w:sz w:val="22"/>
-          <w:szCs w:val="22"/>
-        </w:rPr>
-        <w:t xml:space="preserve"> a efectos de que este último proceda con el cambio correspondiente, el mismo que deberá ser ejecutado en un plazo no mayor a 15 días calendario desde su comunicación, cumpliendo estrictamente con los estándares de calidad de </w:t>
-      </w:r>
-      <w:r>
-        <w:rPr>
-          <w:rFonts w:ascii="Arial Narrow" w:hAnsi="Arial Narrow"/>
-          <w:b/>
-          <w:bCs/>
-          <w:sz w:val="22"/>
-          <w:szCs w:val="22"/>
-        </w:rPr>
-        <w:t>EL</w:t>
-      </w:r>
-      <w:r>
-        <w:rPr>
-          <w:rFonts w:ascii="Arial Narrow" w:hAnsi="Arial Narrow"/>
-          <w:sz w:val="22"/>
-          <w:szCs w:val="22"/>
-        </w:rPr>
-        <w:t xml:space="preserve"> </w:t>
-      </w:r>
-      <w:r>
-        <w:rPr>
-          <w:rFonts w:ascii="Arial Narrow" w:hAnsi="Arial Narrow"/>
-          <w:b/>
-          <w:bCs/>
-          <w:sz w:val="22"/>
-          <w:szCs w:val="22"/>
-        </w:rPr>
-        <w:t>SUMINISTRADO</w:t>
-      </w:r>
-      <w:r>
-        <w:rPr>
-          <w:rFonts w:ascii="Arial Narrow" w:hAnsi="Arial Narrow"/>
-          <w:sz w:val="22"/>
-          <w:szCs w:val="22"/>
-        </w:rPr>
-        <w:t>.</w:t>
-      </w:r>
-    </w:p>
-    <w:p>
-      <w:pPr>
-        <w:pStyle w:val="Prrafodelista"/>
-        <w:tabs>
-          <w:tab w:val="left" w:pos="284"/>
-        </w:tabs>
-        <w:ind w:left="426" w:hanging="426"/>
-        <w:jc w:val="both"/>
-        <w:rPr>
-          <w:rFonts w:ascii="Arial Narrow" w:hAnsi="Arial Narrow"/>
-          <w:sz w:val="22"/>
-          <w:szCs w:val="22"/>
-        </w:rPr>
-      </w:pPr>
-    </w:p>
-    <w:p>
-      <w:pPr>
-        <w:tabs>
-          <w:tab w:val="clear" w:pos="1440"/>
-        </w:tabs>
-        <w:ind w:left="426" w:firstLine="0"/>
-        <w:jc w:val="both"/>
-        <w:rPr>
-          <w:rFonts w:ascii="Arial Narrow" w:hAnsi="Arial Narrow"/>
-          <w:sz w:val="22"/>
-          <w:szCs w:val="22"/>
-        </w:rPr>
-      </w:pPr>
-      <w:r>
-        <w:rPr>
-          <w:rFonts w:ascii="Arial Narrow" w:hAnsi="Arial Narrow"/>
-          <w:sz w:val="22"/>
-          <w:szCs w:val="22"/>
-        </w:rPr>
-        <w:t xml:space="preserve">En el supuesto en que </w:t>
-      </w:r>
-      <w:r>
-        <w:rPr>
-          <w:rFonts w:ascii="Arial Narrow" w:hAnsi="Arial Narrow"/>
-          <w:b/>
-          <w:bCs/>
-          <w:sz w:val="22"/>
-          <w:szCs w:val="22"/>
-        </w:rPr>
-        <w:t xml:space="preserve">EL SUMINISTRANTE </w:t>
-      </w:r>
-      <w:r>
-        <w:rPr>
-          <w:rFonts w:ascii="Arial Narrow" w:hAnsi="Arial Narrow"/>
-          <w:sz w:val="22"/>
-          <w:szCs w:val="22"/>
-        </w:rPr>
-        <w:t xml:space="preserve">no cumpliese con atender la solicitud por parte de </w:t>
-      </w:r>
-      <w:r>
-        <w:rPr>
-          <w:rFonts w:ascii="Arial Narrow" w:hAnsi="Arial Narrow"/>
-          <w:b/>
-          <w:bCs/>
-          <w:sz w:val="22"/>
-          <w:szCs w:val="22"/>
-        </w:rPr>
-        <w:t>EL SUMINISTRADO</w:t>
-      </w:r>
-      <w:r>
-        <w:rPr>
-          <w:rFonts w:ascii="Arial Narrow" w:hAnsi="Arial Narrow"/>
-          <w:sz w:val="22"/>
-          <w:szCs w:val="22"/>
-        </w:rPr>
-        <w:t xml:space="preserve">, dentro del plazo pactado, se verá extendido el plazo de cancelación de la factura que corresponda, pagando una penalidad de S/ 500.00 por cada día de atraso hasta su debido cumplimiento, este importe podrá ser descontado de toda valorización o pago pendiente de cancelación. De igual forma, </w:t>
+        <w:t xml:space="preserve">toda valorización o pago pendiente de cancelación. De igual forma, </w:t>
       </w:r>
       <w:r>
         <w:rPr>
@@ -4684,7 +4748,6 @@
           <w:szCs w:val="22"/>
           <w:u w:val="single"/>
         </w:rPr>
-        <w:lastRenderedPageBreak/>
         <w:t xml:space="preserve">SEPTIMA: OBLIGACIONES DE EL SUMINISTRANTE </w:t>
       </w:r>
     </w:p>
@@ -4978,6 +5041,7 @@
           <w:sz w:val="22"/>
           <w:szCs w:val="22"/>
         </w:rPr>
+        <w:lastRenderedPageBreak/>
         <w:t xml:space="preserve">Todo material, equipo o herramienta que </w:t>
       </w:r>
       <w:r>
@@ -5618,7 +5682,6 @@
           <w:sz w:val="22"/>
           <w:szCs w:val="22"/>
         </w:rPr>
-        <w:lastRenderedPageBreak/>
         <w:t xml:space="preserve">Informar con un mínimo de 02(dos) dias hábiles de anticipación a </w:t>
       </w:r>
       <w:r>
@@ -6107,7 +6170,16 @@
           <w:sz w:val="22"/>
           <w:szCs w:val="22"/>
         </w:rPr>
-        <w:t xml:space="preserve">sea en virtud del presente contrato o de otros contratos que se encuentren vigentes entre las partes y/o, en caso resulte insuficiente, se procederá a ejecutar el importe restante de la carta fianza o letra de cambio, según corresponda. </w:t>
+        <w:t xml:space="preserve">sea en virtud del presente </w:t>
+      </w:r>
+      <w:r>
+        <w:rPr>
+          <w:rFonts w:ascii="Arial Narrow" w:hAnsi="Arial Narrow"/>
+          <w:sz w:val="22"/>
+          <w:szCs w:val="22"/>
+        </w:rPr>
+        <w:lastRenderedPageBreak/>
+        <w:t xml:space="preserve">contrato o de otros contratos que se encuentren vigentes entre las partes y/o, en caso resulte insuficiente, se procederá a ejecutar el importe restante de la carta fianza o letra de cambio, según corresponda. </w:t>
       </w:r>
     </w:p>
     <w:p>
@@ -6258,6 +6330,16 @@
           <w:u w:val="single"/>
         </w:rPr>
         <w:t>DECIMO: SEGUROS E INDEMNIZACIONES:</w:t>
+      </w:r>
+      <w:r>
+        <w:rPr>
+          <w:rFonts w:ascii="Arial Narrow" w:eastAsia="Arial Narrow" w:hAnsi="Arial Narrow" w:cs="Arial Narrow"/>
+          <w:b/>
+          <w:color w:val="000000"/>
+          <w:sz w:val="22"/>
+          <w:szCs w:val="22"/>
+          <w:u w:val="single"/>
+        </w:rPr>
         <w:br/>
       </w:r>
     </w:p>
@@ -6679,7 +6761,6 @@
           <w:szCs w:val="22"/>
           <w:u w:val="single"/>
         </w:rPr>
-        <w:lastRenderedPageBreak/>
         <w:t>DECIMO PRIMERA: CONFIDENCIALIDAD</w:t>
       </w:r>
     </w:p>
@@ -7075,7 +7156,18 @@
           <w:sz w:val="22"/>
           <w:szCs w:val="22"/>
         </w:rPr>
-        <w:t>EL SUMINISTRANTE</w:t>
+        <w:t xml:space="preserve">EL </w:t>
+      </w:r>
+      <w:r>
+        <w:rPr>
+          <w:rFonts w:ascii="Arial Narrow" w:hAnsi="Arial Narrow"/>
+          <w:b/>
+          <w:color w:val="000000"/>
+          <w:sz w:val="22"/>
+          <w:szCs w:val="22"/>
+        </w:rPr>
+        <w:lastRenderedPageBreak/>
+        <w:t>SUMINISTRANTE</w:t>
       </w:r>
       <w:r>
         <w:rPr>
@@ -7442,9 +7534,7 @@
           <w:sz w:val="22"/>
           <w:szCs w:val="22"/>
         </w:rPr>
-        <w:t xml:space="preserve">, en cualquier momento podrá resolver el presente contrato, sin expresión de causa, cursando una comunicación notarial a la otra Parte en el domicilio señalado por esta última en el presente documento, con treinta (30) días calendario de anticipación a la fecha en que quede resuelto el </w:t>
-        <w:lastRenderedPageBreak/>
-        <w:t>contrato. De acuerdo con lo antes expresado, el contrato quedará resuelto automáticamente, de pleno derecho, en el momento en que transcurran los treinta (30) días calendario contados a partir de la entrega de la carta notarial, no siendo necesario que se curse ninguna comunicación adicional respecto a la mencionada resolución. La decisión de resolución expresada en el presente párrafo no generará a favor del otro parte derecho a reclamar daños, perjuicios, lucro cesante ni cualquier otro concepto, ni judicial ni extrajudicialmente.</w:t>
+        <w:t>, en cualquier momento podrá resolver el presente contrato, sin expresión de causa, cursando una comunicación notarial a la otra Parte en el domicilio señalado por esta última en el presente documento, con treinta (30) días calendario de anticipación a la fecha en que quede resuelto el contrato. De acuerdo con lo antes expresado, el contrato quedará resuelto automáticamente, de pleno derecho, en el momento en que transcurran los treinta (30) días calendario contados a partir de la entrega de la carta notarial, no siendo necesario que se curse ninguna comunicación adicional respecto a la mencionada resolución. La decisión de resolución expresada en el presente párrafo no generará a favor del otro parte derecho a reclamar daños, perjuicios, lucro cesante ni cualquier otro concepto, ni judicial ni extrajudicialmente.</w:t>
       </w:r>
     </w:p>
     <w:p>
@@ -8037,7 +8127,6 @@
           <w:sz w:val="22"/>
           <w:szCs w:val="22"/>
         </w:rPr>
-        <w:lastRenderedPageBreak/>
         <w:t>En caso</w:t>
       </w:r>
       <w:r>
@@ -8391,7 +8480,7 @@
               </wp:anchor>
             </w:drawing>
           </mc:Choice>
-          <mc:Fallback xmlns:a="http://schemas.openxmlformats.org/drawingml/2006/main" xmlns:a14="http://schemas.microsoft.com/office/drawing/2010/main" xmlns:pic="http://schemas.openxmlformats.org/drawingml/2006/picture" xmlns:w16du="http://schemas.microsoft.com/office/word/2023/wordml/word16du">
+          <mc:Fallback xmlns:a="http://schemas.openxmlformats.org/drawingml/2006/main" xmlns:a14="http://schemas.microsoft.com/office/drawing/2010/main" xmlns:pic="http://schemas.openxmlformats.org/drawingml/2006/picture">
             <w:pict w14:anchorId="25357AB1">
               <v:shapetype id="_x0000_t32" coordsize="21600,21600" o:oned="t" filled="f" o:spt="32" path="m,l21600,21600e" w14:anchorId="238170FE">
                 <v:path fillok="f" arrowok="t" o:connecttype="none"/>
@@ -8401,6 +8490,15 @@
             </w:pict>
           </mc:Fallback>
         </mc:AlternateContent>
+      </w:r>
+      <w:r>
+        <w:rPr>
+          <w:rFonts w:ascii="Arial Narrow" w:hAnsi="Arial Narrow"/>
+          <w:noProof/>
+          <w:sz w:val="22"/>
+          <w:szCs w:val="22"/>
+          <w:lang w:val="es-PE" w:eastAsia="es-PE"/>
+        </w:rPr>
         <mc:AlternateContent>
           <mc:Choice Requires="wps">
             <w:drawing>
@@ -8463,7 +8561,7 @@
               </wp:anchor>
             </w:drawing>
           </mc:Choice>
-          <mc:Fallback xmlns:a="http://schemas.openxmlformats.org/drawingml/2006/main" xmlns:a14="http://schemas.microsoft.com/office/drawing/2010/main" xmlns:pic="http://schemas.openxmlformats.org/drawingml/2006/picture" xmlns:w16du="http://schemas.microsoft.com/office/word/2023/wordml/word16du">
+          <mc:Fallback xmlns:a="http://schemas.openxmlformats.org/drawingml/2006/main" xmlns:a14="http://schemas.microsoft.com/office/drawing/2010/main" xmlns:pic="http://schemas.openxmlformats.org/drawingml/2006/picture">
             <w:pict w14:anchorId="20A9D5D4">
               <v:shape id="AutoShape 3" style="position:absolute;margin-left:240.45pt;margin-top:5.9pt;width:212.25pt;height:0;z-index:251660288;visibility:visible;mso-wrap-style:square;mso-width-percent:0;mso-height-percent:0;mso-wrap-distance-left:9pt;mso-wrap-distance-top:0;mso-wrap-distance-right:9pt;mso-wrap-distance-bottom:0;mso-position-horizontal:absolute;mso-position-horizontal-relative:text;mso-position-vertical:absolute;mso-position-vertical-relative:text;mso-width-percent:0;mso-height-percent:0;mso-width-relative:page;mso-height-relative:page" o:spid="_x0000_s1026" type="#_x0000_t32" o:gfxdata="UEsDBBQABgAIAAAAIQC2gziS/gAAAOEBAAATAAAAW0NvbnRlbnRfVHlwZXNdLnhtbJSRQU7DMBBF 90jcwfIWJU67QAgl6YK0S0CoHGBkTxKLZGx5TGhvj5O2G0SRWNoz/78nu9wcxkFMGNg6quQqL6RA 0s5Y6ir5vt9lD1JwBDIwOMJKHpHlpr69KfdHjyxSmriSfYz+USnWPY7AufNIadK6MEJMx9ApD/oD OlTrorhX2lFEilmcO2RdNtjC5xDF9pCuTyYBB5bi6bQ4syoJ3g9WQ0ymaiLzg5KdCXlKLjvcW893 SUOqXwnz5DrgnHtJTxOsQfEKIT7DmDSUCaxw7Rqn8787ZsmRM9e2VmPeBN4uqYvTtW7jvijg9N/y JsXecLq0q+WD6m8AAAD//wMAUEsDBBQABgAIAAAAIQA4/SH/1gAAAJQBAAALAAAAX3JlbHMvLnJl bHOkkMFqwzAMhu+DvYPRfXGawxijTi+j0GvpHsDYimMaW0Yy2fr2M4PBMnrbUb/Q94l/f/hMi1qR JVI2sOt6UJgd+ZiDgffL8ekFlFSbvV0oo4EbChzGx4f9GRdb25HMsYhqlCwG5lrLq9biZkxWOiqY 22YiTra2kYMu1l1tQD30/bPm3wwYN0x18gb45AdQl1tp5j/sFB2T0FQ7R0nTNEV3j6o9feQzro1i OWA14Fm+Q8a1a8+Bvu/d/dMb2JY5uiPbhG/ktn4cqGU/er3pcvwCAAD//wMAUEsDBBQABgAIAAAA IQD1Wr9KuAEAAFYDAAAOAAAAZHJzL2Uyb0RvYy54bWysU8Fu2zAMvQ/YPwi6L04CuFuNOD2k7S7d FqDdBzCSbAuVRYFU4uTvJ6lJVmy3YT4IlEg+Pj7Sq7vj6MTBEFv0rVzM5lIYr1Bb37fy58vjpy9S cASvwaE3rTwZlnfrjx9WU2jMEgd02pBIIJ6bKbRyiDE0VcVqMCPwDIPxydkhjRDTlfpKE0wJfXTV cj6/qSYkHQiVYU6v929OuS74XWdU/NF1bKJwrUzcYjmpnLt8VusVND1BGKw604B/YDGC9anoFeoe Iog92b+gRqsIGbs4UzhW2HVWmdJD6mYx/6Ob5wGCKb0kcThcZeL/B6u+HzZ+S5m6Ovrn8ITqlYXH zQC+N4XAyymkwS2yVNUUuLmm5AuHLYnd9A11ioF9xKLCsaMxQ6b+xLGIfbqKbY5RqPS4vLmt68+1 FOriq6C5JAbi+NXgKLLRSo4Eth/iBr1PI0ValDJweOKYaUFzSchVPT5a58pknRdTK2/rZV0SGJ3V 2ZnDmPrdxpE4QN6N8pUek+d9GOHe6wI2GNAPZzuCdW92Ku78WZqsRl49bnaoT1u6SJaGV1ieFy1v x/t7yf79O6x/AQAA//8DAFBLAwQUAAYACAAAACEAsiGyM90AAAAJAQAADwAAAGRycy9kb3ducmV2 LnhtbEyPwU7DMBBE70j9B2srcUHUTtWiJsSpqko9cKStxNWNlyQQr6PYaUK/nkUc4LgzT7Mz+XZy rbhiHxpPGpKFAoFUettQpeF8OjxuQIRoyJrWE2r4wgDbYnaXm8z6kV7xeoyV4BAKmdFQx9hlUoay RmfCwndI7L373pnIZ19J25uRw10rl0o9SWca4g+16XBfY/l5HJwGDMM6UbvUVeeX2/jwtrx9jN1J 6/v5tHsGEXGKfzD81OfqUHCnix/IBtFqWG1UyigbCU9gIFXrFYjLryCLXP5fUHwDAAD//wMAUEsB Ai0AFAAGAAgAAAAhALaDOJL+AAAA4QEAABMAAAAAAAAAAAAAAAAAAAAAAFtDb250ZW50X1R5cGVz XS54bWxQSwECLQAUAAYACAAAACEAOP0h/9YAAACUAQAACwAAAAAAAAAAAAAAAAAvAQAAX3JlbHMv LnJlbHNQSwECLQAUAAYACAAAACEA9Vq/SrgBAABWAwAADgAAAAAAAAAAAAAAAAAuAgAAZHJzL2Uy b0RvYy54bWxQSwECLQAUAAYACAAAACEAsiGyM90AAAAJAQAADwAAAAAAAAAAAAAAAAASBAAAZHJz L2Rvd25yZXYueG1sUEsFBgAAAAAEAAQA8wAAABwFAAAAAA== " w14:anchorId="52E9DDB3"/>
             </w:pict>
@@ -8493,9 +8591,33 @@
           <w:szCs w:val="22"/>
         </w:rPr>
         <w:t xml:space="preserve">             </w:t>
+      </w:r>
+      <w:r>
+        <w:rPr>
+          <w:rFonts w:ascii="Arial Narrow" w:hAnsi="Arial Narrow"/>
+          <w:b/>
+          <w:sz w:val="22"/>
+          <w:szCs w:val="22"/>
+        </w:rPr>
         <w:tab/>
+      </w:r>
+      <w:r>
+        <w:rPr>
+          <w:rFonts w:ascii="Arial Narrow" w:hAnsi="Arial Narrow"/>
+          <w:b/>
+          <w:sz w:val="22"/>
+          <w:szCs w:val="22"/>
+        </w:rPr>
         <w:tab/>
         <w:t xml:space="preserve">EL SUMINISTRADO                                    </w:t>
+      </w:r>
+      <w:r>
+        <w:rPr>
+          <w:rFonts w:ascii="Arial Narrow" w:hAnsi="Arial Narrow"/>
+          <w:b/>
+          <w:sz w:val="22"/>
+          <w:szCs w:val="22"/>
+        </w:rPr>
         <w:tab/>
         <w:t xml:space="preserve">                 EL SUMINISTRANTE   </w:t>
       </w:r>
@@ -8505,36 +8627,9 @@
         <w:tabs>
           <w:tab w:val="clear" w:pos="1440"/>
         </w:tabs>
-        <w:ind w:left="0" w:firstLine="0"/>
-        <w:jc w:val="both"/>
-        <w:rPr>
-          <w:rFonts w:ascii="Arial Narrow" w:hAnsi="Arial Narrow"/>
-          <w:b/>
-          <w:sz w:val="22"/>
-          <w:szCs w:val="22"/>
-        </w:rPr>
-      </w:pPr>
-    </w:p>
-    <w:p>
-      <w:pPr>
-        <w:tabs>
-          <w:tab w:val="clear" w:pos="1440"/>
-        </w:tabs>
-        <w:ind w:left="0" w:firstLine="0"/>
-        <w:jc w:val="both"/>
-        <w:rPr>
-          <w:rFonts w:ascii="Arial Narrow" w:hAnsi="Arial Narrow"/>
-          <w:b/>
-          <w:sz w:val="22"/>
-          <w:szCs w:val="22"/>
-        </w:rPr>
-      </w:pPr>
-    </w:p>
-    <w:p>
-      <w:pPr>
-        <w:ind w:left="0" w:firstLine="0"/>
-        <w:rPr>
-          <w:rFonts w:ascii="Arial Narrow" w:eastAsia="Arial Narrow" w:hAnsi="Arial Narrow" w:cs="Arial Narrow"/>
+        <w:ind w:firstLine="0"/>
+        <w:rPr>
+          <w:rFonts w:ascii="Arial Narrow" w:hAnsi="Arial Narrow"/>
           <w:b/>
           <w:sz w:val="22"/>
           <w:szCs w:val="22"/>
@@ -8604,795 +8699,27 @@
         <w:tabs>
           <w:tab w:val="clear" w:pos="1440"/>
         </w:tabs>
-        <w:ind w:left="0" w:firstLine="0"/>
-        <w:jc w:val="both"/>
-        <w:rPr>
-          <w:rFonts w:ascii="Arial Narrow" w:hAnsi="Arial Narrow"/>
-          <w:b/>
-          <w:sz w:val="22"/>
-          <w:szCs w:val="22"/>
-        </w:rPr>
-      </w:pPr>
-    </w:p>
-    <w:p>
-      <w:pPr>
-        <w:tabs>
-          <w:tab w:val="clear" w:pos="1440"/>
-        </w:tabs>
-        <w:ind w:left="0" w:firstLine="0"/>
-        <w:jc w:val="center"/>
-        <w:rPr>
-          <w:rFonts w:ascii="Arial Narrow" w:hAnsi="Arial Narrow"/>
-          <w:b/>
-          <w:sz w:val="22"/>
-          <w:szCs w:val="22"/>
-        </w:rPr>
-      </w:pPr>
-    </w:p>
-    <w:p>
-      <w:pPr>
-        <w:tabs>
-          <w:tab w:val="clear" w:pos="1440"/>
-        </w:tabs>
-        <w:ind w:left="0" w:firstLine="0"/>
-        <w:jc w:val="both"/>
-        <w:rPr>
-          <w:rFonts w:ascii="Arial Narrow" w:hAnsi="Arial Narrow"/>
-          <w:b/>
-          <w:sz w:val="22"/>
-          <w:szCs w:val="22"/>
-        </w:rPr>
-      </w:pPr>
-    </w:p>
-    <w:p>
-      <w:pPr>
-        <w:tabs>
-          <w:tab w:val="clear" w:pos="1440"/>
-        </w:tabs>
-        <w:ind w:left="0" w:firstLine="0"/>
-        <w:jc w:val="both"/>
-        <w:rPr>
-          <w:rFonts w:ascii="Arial Narrow" w:hAnsi="Arial Narrow" w:cs="SymbolMT"/>
-          <w:sz w:val="22"/>
-          <w:szCs w:val="22"/>
-          <w:lang w:val="es-PE" w:eastAsia="es-PE"/>
-        </w:rPr>
-      </w:pPr>
-    </w:p>
-    <w:p>
-      <w:pPr>
-        <w:tabs>
-          <w:tab w:val="clear" w:pos="1440"/>
-        </w:tabs>
-        <w:ind w:left="0" w:firstLine="0"/>
-        <w:jc w:val="both"/>
-        <w:rPr>
-          <w:rFonts w:ascii="Arial Narrow" w:hAnsi="Arial Narrow" w:cs="SymbolMT"/>
-          <w:sz w:val="22"/>
-          <w:szCs w:val="22"/>
-          <w:lang w:val="es-PE" w:eastAsia="es-PE"/>
-        </w:rPr>
-      </w:pPr>
-    </w:p>
-    <w:p>
-      <w:pPr>
-        <w:tabs>
-          <w:tab w:val="clear" w:pos="1440"/>
-        </w:tabs>
-        <w:ind w:left="0" w:firstLine="0"/>
-        <w:jc w:val="both"/>
-        <w:rPr>
-          <w:rFonts w:ascii="Arial Narrow" w:hAnsi="Arial Narrow" w:cs="SymbolMT"/>
-          <w:sz w:val="22"/>
-          <w:szCs w:val="22"/>
-          <w:lang w:val="es-PE" w:eastAsia="es-PE"/>
-        </w:rPr>
-      </w:pPr>
-    </w:p>
-    <w:p>
-      <w:pPr>
-        <w:tabs>
-          <w:tab w:val="clear" w:pos="1440"/>
-        </w:tabs>
-        <w:ind w:left="0" w:firstLine="0"/>
-        <w:jc w:val="both"/>
-        <w:rPr>
-          <w:rFonts w:ascii="Arial Narrow" w:hAnsi="Arial Narrow" w:cs="SymbolMT"/>
-          <w:sz w:val="22"/>
-          <w:szCs w:val="22"/>
-          <w:lang w:val="es-PE" w:eastAsia="es-PE"/>
-        </w:rPr>
-      </w:pPr>
-    </w:p>
-    <w:p>
-      <w:pPr>
-        <w:tabs>
-          <w:tab w:val="clear" w:pos="1440"/>
-        </w:tabs>
-        <w:ind w:left="0" w:firstLine="0"/>
-        <w:jc w:val="both"/>
-        <w:rPr>
-          <w:rFonts w:ascii="Arial Narrow" w:hAnsi="Arial Narrow" w:cs="SymbolMT"/>
-          <w:sz w:val="22"/>
-          <w:szCs w:val="22"/>
-          <w:lang w:val="es-PE" w:eastAsia="es-PE"/>
-        </w:rPr>
-      </w:pPr>
-    </w:p>
-    <w:p>
-      <w:pPr>
-        <w:tabs>
-          <w:tab w:val="clear" w:pos="1440"/>
-        </w:tabs>
-        <w:ind w:left="0" w:firstLine="0"/>
-        <w:jc w:val="both"/>
-        <w:rPr>
-          <w:rFonts w:ascii="Arial Narrow" w:hAnsi="Arial Narrow" w:cs="SymbolMT"/>
-          <w:sz w:val="22"/>
-          <w:szCs w:val="22"/>
-          <w:lang w:val="es-PE" w:eastAsia="es-PE"/>
-        </w:rPr>
-      </w:pPr>
-    </w:p>
-    <w:p>
-      <w:pPr>
-        <w:tabs>
-          <w:tab w:val="clear" w:pos="1440"/>
-        </w:tabs>
-        <w:ind w:left="0" w:firstLine="0"/>
-        <w:jc w:val="both"/>
-        <w:rPr>
-          <w:rFonts w:ascii="Arial Narrow" w:hAnsi="Arial Narrow" w:cs="SymbolMT"/>
-          <w:sz w:val="22"/>
-          <w:szCs w:val="22"/>
-          <w:lang w:val="es-PE" w:eastAsia="es-PE"/>
-        </w:rPr>
-      </w:pPr>
-    </w:p>
-    <w:p>
-      <w:pPr>
-        <w:tabs>
-          <w:tab w:val="clear" w:pos="1440"/>
-        </w:tabs>
-        <w:ind w:left="0" w:firstLine="0"/>
-        <w:jc w:val="both"/>
-        <w:rPr>
-          <w:rFonts w:ascii="Arial Narrow" w:hAnsi="Arial Narrow" w:cs="SymbolMT"/>
-          <w:sz w:val="22"/>
-          <w:szCs w:val="22"/>
-          <w:lang w:val="es-PE" w:eastAsia="es-PE"/>
-        </w:rPr>
-      </w:pPr>
-    </w:p>
-    <w:p>
-      <w:pPr>
-        <w:tabs>
-          <w:tab w:val="clear" w:pos="1440"/>
-        </w:tabs>
-        <w:ind w:left="0" w:firstLine="0"/>
-        <w:jc w:val="both"/>
-        <w:rPr>
-          <w:rFonts w:ascii="Arial Narrow" w:hAnsi="Arial Narrow" w:cs="SymbolMT"/>
-          <w:sz w:val="22"/>
-          <w:szCs w:val="22"/>
-          <w:lang w:val="es-PE" w:eastAsia="es-PE"/>
-        </w:rPr>
-      </w:pPr>
-    </w:p>
-    <w:p>
-      <w:pPr>
-        <w:tabs>
-          <w:tab w:val="clear" w:pos="1440"/>
-        </w:tabs>
-        <w:ind w:left="0" w:firstLine="0"/>
-        <w:jc w:val="both"/>
-        <w:rPr>
-          <w:rFonts w:ascii="Arial Narrow" w:hAnsi="Arial Narrow" w:cs="SymbolMT"/>
-          <w:sz w:val="22"/>
-          <w:szCs w:val="22"/>
-          <w:lang w:val="es-PE" w:eastAsia="es-PE"/>
-        </w:rPr>
-      </w:pPr>
-    </w:p>
-    <w:p>
-      <w:pPr>
-        <w:tabs>
-          <w:tab w:val="clear" w:pos="1440"/>
-        </w:tabs>
-        <w:ind w:left="0" w:firstLine="0"/>
-        <w:jc w:val="both"/>
-        <w:rPr>
-          <w:rFonts w:ascii="Arial Narrow" w:hAnsi="Arial Narrow" w:cs="SymbolMT"/>
-          <w:sz w:val="22"/>
-          <w:szCs w:val="22"/>
-          <w:lang w:val="es-PE" w:eastAsia="es-PE"/>
-        </w:rPr>
-      </w:pPr>
-    </w:p>
-    <w:p>
-      <w:pPr>
-        <w:tabs>
-          <w:tab w:val="clear" w:pos="1440"/>
-        </w:tabs>
-        <w:ind w:left="0" w:firstLine="0"/>
-        <w:jc w:val="both"/>
-        <w:rPr>
-          <w:rFonts w:ascii="Arial Narrow" w:hAnsi="Arial Narrow" w:cs="SymbolMT"/>
-          <w:sz w:val="22"/>
-          <w:szCs w:val="22"/>
-          <w:lang w:val="es-PE" w:eastAsia="es-PE"/>
-        </w:rPr>
-      </w:pPr>
-    </w:p>
-    <w:p>
-      <w:pPr>
-        <w:tabs>
-          <w:tab w:val="clear" w:pos="1440"/>
-        </w:tabs>
-        <w:ind w:left="0" w:firstLine="0"/>
-        <w:jc w:val="both"/>
-        <w:rPr>
-          <w:rFonts w:ascii="Arial Narrow" w:hAnsi="Arial Narrow" w:cs="SymbolMT"/>
-          <w:sz w:val="22"/>
-          <w:szCs w:val="22"/>
-          <w:lang w:val="es-PE" w:eastAsia="es-PE"/>
-        </w:rPr>
-      </w:pPr>
-    </w:p>
-    <w:p>
-      <w:pPr>
-        <w:tabs>
-          <w:tab w:val="clear" w:pos="1440"/>
-        </w:tabs>
-        <w:ind w:left="0" w:firstLine="0"/>
-        <w:jc w:val="both"/>
-        <w:rPr>
-          <w:rFonts w:ascii="Arial Narrow" w:hAnsi="Arial Narrow" w:cs="SymbolMT"/>
-          <w:sz w:val="22"/>
-          <w:szCs w:val="22"/>
-          <w:lang w:val="es-PE" w:eastAsia="es-PE"/>
-        </w:rPr>
-      </w:pPr>
-    </w:p>
-    <w:p>
-      <w:pPr>
-        <w:tabs>
-          <w:tab w:val="clear" w:pos="1440"/>
-        </w:tabs>
-        <w:ind w:left="0" w:firstLine="0"/>
-        <w:jc w:val="both"/>
-        <w:rPr>
-          <w:rFonts w:ascii="Arial Narrow" w:hAnsi="Arial Narrow" w:cs="SymbolMT"/>
-          <w:sz w:val="22"/>
-          <w:szCs w:val="22"/>
-          <w:lang w:val="es-PE" w:eastAsia="es-PE"/>
-        </w:rPr>
-      </w:pPr>
-    </w:p>
-    <w:p>
-      <w:pPr>
-        <w:tabs>
-          <w:tab w:val="clear" w:pos="1440"/>
-        </w:tabs>
-        <w:ind w:left="0" w:firstLine="0"/>
-        <w:jc w:val="both"/>
-        <w:rPr>
-          <w:rFonts w:ascii="Arial Narrow" w:hAnsi="Arial Narrow" w:cs="SymbolMT"/>
-          <w:sz w:val="22"/>
-          <w:szCs w:val="22"/>
-          <w:lang w:val="es-PE" w:eastAsia="es-PE"/>
-        </w:rPr>
-      </w:pPr>
-    </w:p>
-    <w:p>
-      <w:pPr>
-        <w:tabs>
-          <w:tab w:val="clear" w:pos="1440"/>
-        </w:tabs>
-        <w:ind w:left="0" w:firstLine="0"/>
-        <w:jc w:val="both"/>
-        <w:rPr>
-          <w:rFonts w:ascii="Arial Narrow" w:hAnsi="Arial Narrow" w:cs="SymbolMT"/>
-          <w:sz w:val="22"/>
-          <w:szCs w:val="22"/>
-          <w:lang w:val="es-PE" w:eastAsia="es-PE"/>
-        </w:rPr>
-      </w:pPr>
-    </w:p>
-    <w:p>
-      <w:pPr>
-        <w:tabs>
-          <w:tab w:val="clear" w:pos="1440"/>
-        </w:tabs>
-        <w:ind w:left="0" w:firstLine="0"/>
-        <w:jc w:val="both"/>
-        <w:rPr>
-          <w:rFonts w:ascii="Arial Narrow" w:hAnsi="Arial Narrow" w:cs="SymbolMT"/>
-          <w:sz w:val="22"/>
-          <w:szCs w:val="22"/>
-          <w:lang w:val="es-PE" w:eastAsia="es-PE"/>
-        </w:rPr>
-      </w:pPr>
-    </w:p>
-    <w:p>
-      <w:pPr>
-        <w:tabs>
-          <w:tab w:val="clear" w:pos="1440"/>
-        </w:tabs>
-        <w:ind w:left="0" w:firstLine="0"/>
-        <w:jc w:val="both"/>
-        <w:rPr>
-          <w:rFonts w:ascii="Arial Narrow" w:hAnsi="Arial Narrow" w:cs="SymbolMT"/>
-          <w:sz w:val="22"/>
-          <w:szCs w:val="22"/>
-          <w:lang w:val="es-PE" w:eastAsia="es-PE"/>
-        </w:rPr>
-      </w:pPr>
-    </w:p>
-    <w:p>
-      <w:pPr>
-        <w:tabs>
-          <w:tab w:val="clear" w:pos="1440"/>
-        </w:tabs>
-        <w:ind w:left="0" w:firstLine="0"/>
-        <w:jc w:val="both"/>
-        <w:rPr>
-          <w:rFonts w:ascii="Arial Narrow" w:hAnsi="Arial Narrow" w:cs="SymbolMT"/>
-          <w:sz w:val="22"/>
-          <w:szCs w:val="22"/>
-          <w:lang w:val="es-PE" w:eastAsia="es-PE"/>
-        </w:rPr>
-      </w:pPr>
-    </w:p>
-    <w:p>
-      <w:pPr>
-        <w:tabs>
-          <w:tab w:val="clear" w:pos="1440"/>
-        </w:tabs>
-        <w:ind w:left="0" w:firstLine="0"/>
-        <w:jc w:val="both"/>
-        <w:rPr>
-          <w:rFonts w:ascii="Arial Narrow" w:hAnsi="Arial Narrow" w:cs="SymbolMT"/>
-          <w:sz w:val="22"/>
-          <w:szCs w:val="22"/>
-          <w:lang w:val="es-PE" w:eastAsia="es-PE"/>
-        </w:rPr>
-      </w:pPr>
-    </w:p>
-    <w:p>
-      <w:pPr>
-        <w:tabs>
-          <w:tab w:val="clear" w:pos="1440"/>
-        </w:tabs>
-        <w:ind w:left="0" w:firstLine="0"/>
-        <w:jc w:val="both"/>
-        <w:rPr>
-          <w:rFonts w:ascii="Arial Narrow" w:hAnsi="Arial Narrow" w:cs="SymbolMT"/>
-          <w:sz w:val="22"/>
-          <w:szCs w:val="22"/>
-          <w:lang w:val="es-PE" w:eastAsia="es-PE"/>
-        </w:rPr>
-      </w:pPr>
-    </w:p>
-    <w:p>
-      <w:pPr>
-        <w:tabs>
-          <w:tab w:val="clear" w:pos="1440"/>
-        </w:tabs>
-        <w:ind w:left="0" w:firstLine="0"/>
-        <w:jc w:val="both"/>
-        <w:rPr>
-          <w:rFonts w:ascii="Arial Narrow" w:hAnsi="Arial Narrow" w:cs="SymbolMT"/>
-          <w:sz w:val="22"/>
-          <w:szCs w:val="22"/>
-          <w:lang w:val="es-PE" w:eastAsia="es-PE"/>
-        </w:rPr>
-      </w:pPr>
-    </w:p>
-    <w:p>
-      <w:pPr>
-        <w:tabs>
-          <w:tab w:val="clear" w:pos="1440"/>
-        </w:tabs>
-        <w:ind w:left="0" w:firstLine="0"/>
-        <w:jc w:val="both"/>
-        <w:rPr>
-          <w:rFonts w:ascii="Arial Narrow" w:hAnsi="Arial Narrow" w:cs="SymbolMT"/>
-          <w:sz w:val="22"/>
-          <w:szCs w:val="22"/>
-          <w:lang w:val="es-PE" w:eastAsia="es-PE"/>
-        </w:rPr>
-      </w:pPr>
-    </w:p>
-    <w:p>
-      <w:pPr>
-        <w:tabs>
-          <w:tab w:val="clear" w:pos="1440"/>
-        </w:tabs>
-        <w:ind w:left="0" w:firstLine="0"/>
-        <w:jc w:val="both"/>
-        <w:rPr>
-          <w:rFonts w:ascii="Arial Narrow" w:hAnsi="Arial Narrow" w:cs="SymbolMT"/>
-          <w:sz w:val="22"/>
-          <w:szCs w:val="22"/>
-          <w:lang w:val="es-PE" w:eastAsia="es-PE"/>
-        </w:rPr>
-      </w:pPr>
-    </w:p>
-    <w:p>
-      <w:pPr>
-        <w:tabs>
-          <w:tab w:val="clear" w:pos="1440"/>
-        </w:tabs>
-        <w:ind w:left="0" w:firstLine="0"/>
-        <w:jc w:val="both"/>
-        <w:rPr>
-          <w:rFonts w:ascii="Arial Narrow" w:hAnsi="Arial Narrow" w:cs="SymbolMT"/>
-          <w:sz w:val="22"/>
-          <w:szCs w:val="22"/>
-          <w:lang w:val="es-PE" w:eastAsia="es-PE"/>
-        </w:rPr>
-      </w:pPr>
-    </w:p>
-    <w:p>
-      <w:pPr>
-        <w:tabs>
-          <w:tab w:val="clear" w:pos="1440"/>
-        </w:tabs>
-        <w:ind w:left="0" w:firstLine="0"/>
-        <w:jc w:val="both"/>
-        <w:rPr>
-          <w:rFonts w:ascii="Arial Narrow" w:hAnsi="Arial Narrow" w:cs="SymbolMT"/>
-          <w:sz w:val="22"/>
-          <w:szCs w:val="22"/>
-          <w:lang w:val="es-PE" w:eastAsia="es-PE"/>
-        </w:rPr>
-      </w:pPr>
-    </w:p>
-    <w:p>
-      <w:pPr>
-        <w:tabs>
-          <w:tab w:val="clear" w:pos="1440"/>
-        </w:tabs>
-        <w:ind w:left="0" w:firstLine="0"/>
-        <w:jc w:val="both"/>
-        <w:rPr>
-          <w:rFonts w:ascii="Arial Narrow" w:hAnsi="Arial Narrow" w:cs="SymbolMT"/>
-          <w:sz w:val="22"/>
-          <w:szCs w:val="22"/>
-          <w:lang w:val="es-PE" w:eastAsia="es-PE"/>
-        </w:rPr>
-      </w:pPr>
-    </w:p>
-    <w:p>
-      <w:pPr>
-        <w:tabs>
-          <w:tab w:val="clear" w:pos="1440"/>
-        </w:tabs>
-        <w:ind w:left="0" w:firstLine="0"/>
-        <w:jc w:val="both"/>
-        <w:rPr>
-          <w:rFonts w:ascii="Arial Narrow" w:hAnsi="Arial Narrow" w:cs="SymbolMT"/>
-          <w:sz w:val="22"/>
-          <w:szCs w:val="22"/>
-          <w:lang w:val="es-PE" w:eastAsia="es-PE"/>
-        </w:rPr>
-      </w:pPr>
-    </w:p>
-    <w:p>
-      <w:pPr>
-        <w:tabs>
-          <w:tab w:val="clear" w:pos="1440"/>
-        </w:tabs>
-        <w:ind w:left="0" w:firstLine="0"/>
-        <w:jc w:val="both"/>
-        <w:rPr>
-          <w:rFonts w:ascii="Arial Narrow" w:hAnsi="Arial Narrow" w:cs="SymbolMT"/>
-          <w:sz w:val="22"/>
-          <w:szCs w:val="22"/>
-          <w:lang w:val="es-PE" w:eastAsia="es-PE"/>
-        </w:rPr>
-      </w:pPr>
-    </w:p>
-    <w:p>
-      <w:pPr>
-        <w:tabs>
-          <w:tab w:val="clear" w:pos="1440"/>
-        </w:tabs>
-        <w:ind w:left="0" w:firstLine="0"/>
-        <w:jc w:val="both"/>
-        <w:rPr>
-          <w:rFonts w:ascii="Arial Narrow" w:hAnsi="Arial Narrow" w:cs="SymbolMT"/>
-          <w:sz w:val="22"/>
-          <w:szCs w:val="22"/>
-          <w:lang w:val="es-PE" w:eastAsia="es-PE"/>
-        </w:rPr>
-      </w:pPr>
-    </w:p>
-    <w:p>
-      <w:pPr>
-        <w:tabs>
-          <w:tab w:val="clear" w:pos="1440"/>
-        </w:tabs>
-        <w:ind w:left="0" w:firstLine="0"/>
-        <w:jc w:val="both"/>
-        <w:rPr>
-          <w:rFonts w:ascii="Arial Narrow" w:hAnsi="Arial Narrow" w:cs="SymbolMT"/>
-          <w:sz w:val="22"/>
-          <w:szCs w:val="22"/>
-          <w:lang w:val="es-PE" w:eastAsia="es-PE"/>
-        </w:rPr>
-      </w:pPr>
-    </w:p>
-    <w:p>
-      <w:pPr>
-        <w:tabs>
-          <w:tab w:val="clear" w:pos="1440"/>
-        </w:tabs>
-        <w:ind w:left="0" w:firstLine="0"/>
-        <w:jc w:val="both"/>
-        <w:rPr>
-          <w:rFonts w:ascii="Arial Narrow" w:hAnsi="Arial Narrow" w:cs="SymbolMT"/>
-          <w:sz w:val="22"/>
-          <w:szCs w:val="22"/>
-          <w:lang w:val="es-PE" w:eastAsia="es-PE"/>
-        </w:rPr>
-      </w:pPr>
-    </w:p>
-    <w:p>
-      <w:pPr>
-        <w:tabs>
-          <w:tab w:val="clear" w:pos="1440"/>
-        </w:tabs>
-        <w:ind w:left="0" w:firstLine="0"/>
-        <w:jc w:val="both"/>
-        <w:rPr>
-          <w:rFonts w:ascii="Arial Narrow" w:hAnsi="Arial Narrow" w:cs="SymbolMT"/>
-          <w:sz w:val="22"/>
-          <w:szCs w:val="22"/>
-          <w:lang w:val="es-PE" w:eastAsia="es-PE"/>
-        </w:rPr>
-      </w:pPr>
-    </w:p>
-    <w:p>
-      <w:pPr>
-        <w:tabs>
-          <w:tab w:val="clear" w:pos="1440"/>
-        </w:tabs>
-        <w:ind w:left="0" w:firstLine="0"/>
-        <w:jc w:val="both"/>
-        <w:rPr>
-          <w:rFonts w:ascii="Arial Narrow" w:hAnsi="Arial Narrow" w:cs="SymbolMT"/>
-          <w:sz w:val="22"/>
-          <w:szCs w:val="22"/>
-          <w:lang w:val="es-PE" w:eastAsia="es-PE"/>
-        </w:rPr>
-      </w:pPr>
-    </w:p>
-    <w:p>
-      <w:pPr>
-        <w:tabs>
-          <w:tab w:val="clear" w:pos="1440"/>
-        </w:tabs>
-        <w:ind w:left="0" w:firstLine="0"/>
-        <w:jc w:val="both"/>
-        <w:rPr>
-          <w:rFonts w:ascii="Arial Narrow" w:hAnsi="Arial Narrow" w:cs="SymbolMT"/>
-          <w:sz w:val="22"/>
-          <w:szCs w:val="22"/>
-          <w:lang w:val="es-PE" w:eastAsia="es-PE"/>
-        </w:rPr>
-      </w:pPr>
-    </w:p>
-    <w:p>
-      <w:pPr>
-        <w:tabs>
-          <w:tab w:val="clear" w:pos="1440"/>
-        </w:tabs>
-        <w:ind w:left="0" w:firstLine="0"/>
-        <w:jc w:val="both"/>
-        <w:rPr>
-          <w:rFonts w:ascii="Arial Narrow" w:hAnsi="Arial Narrow" w:cs="SymbolMT"/>
-          <w:sz w:val="22"/>
-          <w:szCs w:val="22"/>
-          <w:lang w:val="es-PE" w:eastAsia="es-PE"/>
-        </w:rPr>
-      </w:pPr>
-    </w:p>
-    <w:p>
-      <w:pPr>
-        <w:tabs>
-          <w:tab w:val="clear" w:pos="1440"/>
-        </w:tabs>
-        <w:ind w:left="0" w:firstLine="0"/>
-        <w:jc w:val="both"/>
-        <w:rPr>
-          <w:rFonts w:ascii="Arial Narrow" w:hAnsi="Arial Narrow" w:cs="SymbolMT"/>
-          <w:sz w:val="22"/>
-          <w:szCs w:val="22"/>
-          <w:lang w:val="es-PE" w:eastAsia="es-PE"/>
-        </w:rPr>
-      </w:pPr>
-    </w:p>
-    <w:p>
-      <w:pPr>
-        <w:tabs>
-          <w:tab w:val="clear" w:pos="1440"/>
-        </w:tabs>
-        <w:ind w:left="0" w:firstLine="0"/>
-        <w:jc w:val="both"/>
-        <w:rPr>
-          <w:rFonts w:ascii="Arial Narrow" w:hAnsi="Arial Narrow" w:cs="SymbolMT"/>
-          <w:sz w:val="22"/>
-          <w:szCs w:val="22"/>
-          <w:lang w:val="es-PE" w:eastAsia="es-PE"/>
-        </w:rPr>
-      </w:pPr>
-    </w:p>
-    <w:p>
-      <w:pPr>
-        <w:tabs>
-          <w:tab w:val="clear" w:pos="1440"/>
-        </w:tabs>
-        <w:ind w:left="0" w:firstLine="0"/>
-        <w:jc w:val="both"/>
-        <w:rPr>
-          <w:rFonts w:ascii="Arial Narrow" w:hAnsi="Arial Narrow" w:cs="SymbolMT"/>
-          <w:sz w:val="22"/>
-          <w:szCs w:val="22"/>
-          <w:lang w:val="es-PE" w:eastAsia="es-PE"/>
-        </w:rPr>
-      </w:pPr>
-    </w:p>
-    <w:p>
-      <w:pPr>
-        <w:tabs>
-          <w:tab w:val="clear" w:pos="1440"/>
-        </w:tabs>
-        <w:ind w:left="0" w:firstLine="0"/>
-        <w:jc w:val="both"/>
-        <w:rPr>
-          <w:rFonts w:ascii="Arial Narrow" w:hAnsi="Arial Narrow" w:cs="SymbolMT"/>
-          <w:sz w:val="22"/>
-          <w:szCs w:val="22"/>
-          <w:lang w:val="es-PE" w:eastAsia="es-PE"/>
-        </w:rPr>
-      </w:pPr>
-    </w:p>
-    <w:p>
-      <w:pPr>
-        <w:tabs>
-          <w:tab w:val="clear" w:pos="1440"/>
-        </w:tabs>
-        <w:ind w:left="0" w:firstLine="0"/>
-        <w:jc w:val="both"/>
-        <w:rPr>
-          <w:rFonts w:ascii="Arial Narrow" w:hAnsi="Arial Narrow" w:cs="SymbolMT"/>
-          <w:sz w:val="22"/>
-          <w:szCs w:val="22"/>
-          <w:lang w:val="es-PE" w:eastAsia="es-PE"/>
-        </w:rPr>
-      </w:pPr>
-    </w:p>
-    <w:p>
-      <w:pPr>
-        <w:tabs>
-          <w:tab w:val="clear" w:pos="1440"/>
-        </w:tabs>
-        <w:ind w:left="0" w:firstLine="0"/>
-        <w:jc w:val="both"/>
-        <w:rPr>
-          <w:rFonts w:ascii="Arial Narrow" w:hAnsi="Arial Narrow" w:cs="SymbolMT"/>
-          <w:sz w:val="22"/>
-          <w:szCs w:val="22"/>
-          <w:lang w:val="es-PE" w:eastAsia="es-PE"/>
-        </w:rPr>
-      </w:pPr>
-    </w:p>
-    <w:p>
-      <w:pPr>
-        <w:tabs>
-          <w:tab w:val="clear" w:pos="1440"/>
-        </w:tabs>
-        <w:ind w:left="0" w:firstLine="0"/>
-        <w:jc w:val="both"/>
-        <w:rPr>
-          <w:rFonts w:ascii="Arial Narrow" w:hAnsi="Arial Narrow" w:cs="SymbolMT"/>
-          <w:sz w:val="22"/>
-          <w:szCs w:val="22"/>
-          <w:lang w:val="es-PE" w:eastAsia="es-PE"/>
-        </w:rPr>
-      </w:pPr>
-    </w:p>
-    <w:p>
-      <w:pPr>
-        <w:tabs>
-          <w:tab w:val="clear" w:pos="1440"/>
-        </w:tabs>
-        <w:ind w:left="0" w:firstLine="0"/>
-        <w:jc w:val="both"/>
-        <w:rPr>
-          <w:rFonts w:ascii="Arial Narrow" w:hAnsi="Arial Narrow" w:cs="SymbolMT"/>
-          <w:sz w:val="22"/>
-          <w:szCs w:val="22"/>
-          <w:lang w:val="es-PE" w:eastAsia="es-PE"/>
-        </w:rPr>
-      </w:pPr>
-    </w:p>
-    <w:p>
-      <w:pPr>
-        <w:tabs>
-          <w:tab w:val="clear" w:pos="1440"/>
-        </w:tabs>
-        <w:ind w:left="0" w:firstLine="0"/>
-        <w:jc w:val="both"/>
-        <w:rPr>
-          <w:rFonts w:ascii="Arial Narrow" w:hAnsi="Arial Narrow" w:cs="SymbolMT"/>
-          <w:sz w:val="22"/>
-          <w:szCs w:val="22"/>
-          <w:lang w:val="es-PE" w:eastAsia="es-PE"/>
-        </w:rPr>
-      </w:pPr>
-    </w:p>
-    <w:p>
-      <w:pPr>
-        <w:tabs>
-          <w:tab w:val="clear" w:pos="1440"/>
-        </w:tabs>
-        <w:ind w:left="0" w:firstLine="0"/>
-        <w:jc w:val="both"/>
-        <w:rPr>
-          <w:rFonts w:ascii="Arial Narrow" w:hAnsi="Arial Narrow" w:cs="SymbolMT"/>
-          <w:sz w:val="22"/>
-          <w:szCs w:val="22"/>
-          <w:lang w:val="es-PE" w:eastAsia="es-PE"/>
-        </w:rPr>
-      </w:pPr>
-    </w:p>
-    <w:p>
-      <w:pPr>
-        <w:tabs>
-          <w:tab w:val="clear" w:pos="1440"/>
-        </w:tabs>
-        <w:ind w:left="0" w:firstLine="0"/>
-        <w:jc w:val="both"/>
-        <w:rPr>
-          <w:rFonts w:ascii="Arial Narrow" w:hAnsi="Arial Narrow" w:cs="SymbolMT"/>
-          <w:sz w:val="22"/>
-          <w:szCs w:val="22"/>
-          <w:lang w:val="es-PE" w:eastAsia="es-PE"/>
-        </w:rPr>
-      </w:pPr>
-    </w:p>
-    <w:p>
-      <w:pPr>
-        <w:tabs>
-          <w:tab w:val="clear" w:pos="1440"/>
-        </w:tabs>
-        <w:ind w:left="0" w:firstLine="0"/>
-        <w:jc w:val="both"/>
-        <w:rPr>
-          <w:rFonts w:ascii="Arial Narrow" w:hAnsi="Arial Narrow"/>
-          <w:b/>
-          <w:sz w:val="22"/>
-          <w:szCs w:val="22"/>
-        </w:rPr>
-      </w:pPr>
-    </w:p>
-    <w:p>
-      <w:pPr>
-        <w:tabs>
-          <w:tab w:val="clear" w:pos="1440"/>
-        </w:tabs>
-        <w:ind w:left="0" w:firstLine="0"/>
-        <w:jc w:val="both"/>
-        <w:rPr>
-          <w:rFonts w:ascii="Arial Narrow" w:hAnsi="Arial Narrow"/>
-          <w:b/>
-          <w:sz w:val="22"/>
-          <w:szCs w:val="22"/>
-        </w:rPr>
-      </w:pPr>
+        <w:ind w:firstLine="0"/>
+        <w:rPr>
+          <w:rFonts w:ascii="Arial Narrow" w:hAnsi="Arial Narrow" w:cs="Calibri-Bold"/>
+          <w:b/>
+          <w:bCs/>
+          <w:sz w:val="22"/>
+          <w:szCs w:val="22"/>
+          <w:lang w:val="es-PE" w:eastAsia="es-PE"/>
+        </w:rPr>
+      </w:pPr>
+      <w:r>
+        <w:rPr>
+          <w:rFonts w:ascii="Arial Narrow" w:hAnsi="Arial Narrow" w:cs="Calibri-Bold"/>
+          <w:b/>
+          <w:bCs/>
+          <w:sz w:val="22"/>
+          <w:szCs w:val="22"/>
+          <w:lang w:val="es-PE" w:eastAsia="es-PE"/>
+        </w:rPr>
+        <w:br w:type="page"/>
+      </w:r>
     </w:p>
     <w:p>
       <w:pPr>
@@ -9517,9 +8844,27 @@
         </w:rPr>
         <w:t>Entregas parciales permitidas.</w:t>
       </w:r>
-      <w:r>
-        <w:rPr>
-          <w:rFonts w:ascii="Arial Narrow" w:hAnsi="Arial Narrow" w:cs="Calibri"/>
+    </w:p>
+    <w:p>
+      <w:pPr>
+        <w:tabs>
+          <w:tab w:val="clear" w:pos="1440"/>
+        </w:tabs>
+        <w:ind w:firstLine="0"/>
+        <w:rPr>
+          <w:rFonts w:ascii="Arial Narrow" w:hAnsi="Arial Narrow" w:cs="Calibri-Bold"/>
+          <w:b/>
+          <w:bCs/>
+          <w:sz w:val="22"/>
+          <w:szCs w:val="22"/>
+          <w:lang w:val="es-PE" w:eastAsia="es-PE"/>
+        </w:rPr>
+      </w:pPr>
+      <w:r>
+        <w:rPr>
+          <w:rFonts w:ascii="Arial Narrow" w:hAnsi="Arial Narrow" w:cs="Calibri-Bold"/>
+          <w:b/>
+          <w:bCs/>
           <w:sz w:val="22"/>
           <w:szCs w:val="22"/>
           <w:lang w:val="es-PE" w:eastAsia="es-PE"/>
@@ -9536,14 +8881,28 @@
         <w:autoSpaceDN w:val="0"/>
         <w:adjustRightInd w:val="0"/>
         <w:ind w:left="0" w:firstLine="0"/>
-        <w:jc w:val="both"/>
-        <w:rPr>
-          <w:rFonts w:ascii="Arial Narrow" w:hAnsi="Arial Narrow" w:cs="Calibri"/>
-          <w:sz w:val="22"/>
-          <w:szCs w:val="22"/>
-          <w:lang w:val="es-PE" w:eastAsia="es-PE"/>
-        </w:rPr>
-      </w:pPr>
+        <w:jc w:val="center"/>
+        <w:rPr>
+          <w:rFonts w:ascii="Arial Narrow" w:hAnsi="Arial Narrow" w:cs="Calibri-Bold"/>
+          <w:b/>
+          <w:bCs/>
+          <w:sz w:val="22"/>
+          <w:szCs w:val="22"/>
+          <w:lang w:val="es-PE" w:eastAsia="es-PE"/>
+        </w:rPr>
+      </w:pPr>
+      <w:r>
+        <w:rPr>
+          <w:rFonts w:ascii="Arial Narrow" w:hAnsi="Arial Narrow" w:cs="Calibri-Bold"/>
+          <w:b/>
+          <w:bCs/>
+          <w:sz w:val="22"/>
+          <w:szCs w:val="22"/>
+          <w:lang w:val="es-PE" w:eastAsia="es-PE"/>
+        </w:rPr>
+        <w:lastRenderedPageBreak/>
+        <w:t>ANEXO 3 – Condiciones de Pago</w:t>
+      </w:r>
     </w:p>
     <w:p>
       <w:pPr>
@@ -9564,17 +8923,6 @@
           <w:lang w:val="es-PE" w:eastAsia="es-PE"/>
         </w:rPr>
       </w:pPr>
-      <w:r>
-        <w:rPr>
-          <w:rFonts w:ascii="Arial Narrow" w:hAnsi="Arial Narrow" w:cs="Calibri-Bold"/>
-          <w:b/>
-          <w:bCs/>
-          <w:sz w:val="22"/>
-          <w:szCs w:val="22"/>
-          <w:lang w:val="es-PE" w:eastAsia="es-PE"/>
-        </w:rPr>
-        <w:t>ANEXO 3 – Condiciones de Pago</w:t>
-      </w:r>
     </w:p>
     <w:p>
       <w:pPr>
@@ -9585,16 +8933,32 @@
         <w:autoSpaceDN w:val="0"/>
         <w:adjustRightInd w:val="0"/>
         <w:ind w:left="0" w:firstLine="0"/>
-        <w:jc w:val="center"/>
-        <w:rPr>
-          <w:rFonts w:ascii="Arial Narrow" w:hAnsi="Arial Narrow" w:cs="Calibri-Bold"/>
-          <w:b/>
-          <w:bCs/>
-          <w:sz w:val="22"/>
-          <w:szCs w:val="22"/>
-          <w:lang w:val="es-PE" w:eastAsia="es-PE"/>
-        </w:rPr>
-      </w:pPr>
+        <w:jc w:val="both"/>
+        <w:rPr>
+          <w:rFonts w:ascii="Arial Narrow" w:hAnsi="Arial Narrow" w:cs="Calibri"/>
+          <w:sz w:val="22"/>
+          <w:szCs w:val="22"/>
+          <w:lang w:val="es-PE" w:eastAsia="es-PE"/>
+        </w:rPr>
+      </w:pPr>
+      <w:r>
+        <w:rPr>
+          <w:rFonts w:ascii="Arial Narrow" w:hAnsi="Arial Narrow" w:cs="SymbolMT"/>
+          <w:sz w:val="22"/>
+          <w:szCs w:val="22"/>
+          <w:lang w:val="es-PE" w:eastAsia="es-PE"/>
+        </w:rPr>
+        <w:t xml:space="preserve">• </w:t>
+      </w:r>
+      <w:r>
+        <w:rPr>
+          <w:rFonts w:ascii="Arial Narrow" w:hAnsi="Arial Narrow" w:cs="Calibri"/>
+          <w:sz w:val="22"/>
+          <w:szCs w:val="22"/>
+          <w:lang w:val="es-PE" w:eastAsia="es-PE"/>
+        </w:rPr>
+        <w:t>20% de adelanto del monto total con la firma de este contra letra de garantía y pagaré</w:t>
+      </w:r>
     </w:p>
     <w:p>
       <w:pPr>
@@ -9629,7 +8993,34 @@
           <w:szCs w:val="22"/>
           <w:lang w:val="es-PE" w:eastAsia="es-PE"/>
         </w:rPr>
-        <w:t>20% de adelanto del monto total con la firma de este contra letra de garantía y pagaré</w:t>
+        <w:t>Facturación parcial permitida.</w:t>
+      </w:r>
+    </w:p>
+    <w:p>
+      <w:pPr>
+        <w:tabs>
+          <w:tab w:val="clear" w:pos="1440"/>
+        </w:tabs>
+        <w:ind w:firstLine="0"/>
+        <w:rPr>
+          <w:rFonts w:ascii="Arial Narrow" w:hAnsi="Arial Narrow" w:cs="Calibri-Bold"/>
+          <w:b/>
+          <w:bCs/>
+          <w:sz w:val="22"/>
+          <w:szCs w:val="22"/>
+          <w:lang w:val="es-PE" w:eastAsia="es-PE"/>
+        </w:rPr>
+      </w:pPr>
+      <w:r>
+        <w:rPr>
+          <w:rFonts w:ascii="Arial Narrow" w:hAnsi="Arial Narrow" w:cs="Calibri-Bold"/>
+          <w:b/>
+          <w:bCs/>
+          <w:sz w:val="22"/>
+          <w:szCs w:val="22"/>
+          <w:lang w:val="es-PE" w:eastAsia="es-PE"/>
+        </w:rPr>
+        <w:br w:type="page"/>
       </w:r>
     </w:p>
     <w:p>
@@ -9641,39 +9032,7 @@
         <w:autoSpaceDN w:val="0"/>
         <w:adjustRightInd w:val="0"/>
         <w:ind w:left="0" w:firstLine="0"/>
-        <w:jc w:val="both"/>
-        <w:rPr>
-          <w:rFonts w:ascii="Arial Narrow" w:hAnsi="Arial Narrow" w:cs="Calibri"/>
-          <w:sz w:val="22"/>
-          <w:szCs w:val="22"/>
-          <w:lang w:val="es-PE" w:eastAsia="es-PE"/>
-        </w:rPr>
-      </w:pPr>
-      <w:r>
-        <w:rPr>
-          <w:rFonts w:ascii="Arial Narrow" w:hAnsi="Arial Narrow" w:cs="SymbolMT"/>
-          <w:sz w:val="22"/>
-          <w:szCs w:val="22"/>
-          <w:lang w:val="es-PE" w:eastAsia="es-PE"/>
-        </w:rPr>
-        <w:t xml:space="preserve">• </w:t>
-      </w:r>
-      <w:r>
-        <w:rPr>
-          <w:rFonts w:ascii="Arial Narrow" w:hAnsi="Arial Narrow" w:cs="Calibri"/>
-          <w:sz w:val="22"/>
-          <w:szCs w:val="22"/>
-          <w:lang w:val="es-PE" w:eastAsia="es-PE"/>
-        </w:rPr>
-        <w:t>Facturación parcial permitida.</w:t>
-      </w:r>
-    </w:p>
-    <w:p>
-      <w:pPr>
-        <w:tabs>
-          <w:tab w:val="clear" w:pos="1440"/>
-        </w:tabs>
-        <w:ind w:left="0" w:firstLine="0"/>
+        <w:jc w:val="center"/>
         <w:rPr>
           <w:rFonts w:ascii="Arial Narrow" w:hAnsi="Arial Narrow" w:cs="Calibri-Bold"/>
           <w:b/>
@@ -9692,53 +9051,7 @@
           <w:szCs w:val="22"/>
           <w:lang w:val="es-PE" w:eastAsia="es-PE"/>
         </w:rPr>
-        <w:br w:type="page"/>
-      </w:r>
-    </w:p>
-    <w:p>
-      <w:pPr>
-        <w:tabs>
-          <w:tab w:val="clear" w:pos="1440"/>
-        </w:tabs>
-        <w:ind w:left="0" w:firstLine="0"/>
-        <w:rPr>
-          <w:rFonts w:ascii="Arial Narrow" w:hAnsi="Arial Narrow" w:cs="Calibri-Bold"/>
-          <w:b/>
-          <w:bCs/>
-          <w:sz w:val="22"/>
-          <w:szCs w:val="22"/>
-          <w:lang w:val="es-PE" w:eastAsia="es-PE"/>
-        </w:rPr>
-      </w:pPr>
-    </w:p>
-    <w:p>
-      <w:pPr>
-        <w:tabs>
-          <w:tab w:val="clear" w:pos="1440"/>
-        </w:tabs>
-        <w:autoSpaceDE w:val="0"/>
-        <w:autoSpaceDN w:val="0"/>
-        <w:adjustRightInd w:val="0"/>
-        <w:ind w:left="0" w:firstLine="0"/>
-        <w:jc w:val="center"/>
-        <w:rPr>
-          <w:rFonts w:ascii="Arial Narrow" w:hAnsi="Arial Narrow" w:cs="Calibri-Bold"/>
-          <w:b/>
-          <w:bCs/>
-          <w:sz w:val="22"/>
-          <w:szCs w:val="22"/>
-          <w:lang w:val="es-PE" w:eastAsia="es-PE"/>
-        </w:rPr>
-      </w:pPr>
-      <w:r>
-        <w:rPr>
-          <w:rFonts w:ascii="Arial Narrow" w:hAnsi="Arial Narrow" w:cs="Calibri-Bold"/>
-          <w:b/>
-          <w:bCs/>
-          <w:sz w:val="22"/>
-          <w:szCs w:val="22"/>
-          <w:lang w:val="es-PE" w:eastAsia="es-PE"/>
-        </w:rPr>
+        <w:lastRenderedPageBreak/>
         <w:t>ANEXO 4 – Garantía de Calidad</w:t>
       </w:r>
     </w:p>
@@ -12073,8 +11386,8 @@
         <w:rPr>
           <w:rFonts w:ascii="Arial Narrow" w:hAnsi="Arial Narrow"/>
           <w:b/>
-          <w:sz w:val="22"/>
-          <w:szCs w:val="22"/>
+          <w:sz w:val="24"/>
+          <w:szCs w:val="24"/>
         </w:rPr>
       </w:pPr>
     </w:p>
@@ -12088,8 +11401,8 @@
         <w:rPr>
           <w:rFonts w:ascii="Arial Narrow" w:hAnsi="Arial Narrow"/>
           <w:b/>
-          <w:sz w:val="22"/>
-          <w:szCs w:val="22"/>
+          <w:sz w:val="24"/>
+          <w:szCs w:val="24"/>
         </w:rPr>
       </w:pPr>
     </w:p>
@@ -12103,8 +11416,6 @@
         <w:rPr>
           <w:rFonts w:ascii="Arial Narrow" w:hAnsi="Arial Narrow"/>
           <w:b/>
-          <w:sz w:val="22"/>
-          <w:szCs w:val="22"/>
         </w:rPr>
       </w:pPr>
     </w:p>
@@ -12114,7 +11425,7 @@
       <w:footerReference w:type="default" r:id="rId10"/>
       <w:headerReference w:type="first" r:id="rId11"/>
       <w:pgSz w:w="11906" w:h="16838"/>
-      <w:pgMar w:top="1417" w:right="1701" w:bottom="1417" w:left="1701" w:header="680" w:footer="680" w:gutter="0"/>
+      <w:pgMar w:top="1134" w:right="1134" w:bottom="1134" w:left="1134" w:header="680" w:footer="680" w:gutter="0"/>
       <w:pgNumType w:start="1"/>
       <w:cols w:space="720"/>
       <w:titlePg/>
@@ -12124,7 +11435,7 @@
 </file>
 
 <file path=word/endnotes.xml><?xml version="1.0" encoding="utf-8"?>
-<w:endnotes xmlns:wpc="http://schemas.microsoft.com/office/word/2010/wordprocessingCanvas" xmlns:cx="http://schemas.microsoft.com/office/drawing/2014/chartex" xmlns:cx1="http://schemas.microsoft.com/office/drawing/2015/9/8/chartex" xmlns:cx2="http://schemas.microsoft.com/office/drawing/2015/10/21/chartex" xmlns:cx3="http://schemas.microsoft.com/office/drawing/2016/5/9/chartex" xmlns:cx4="http://schemas.microsoft.com/office/drawing/2016/5/10/chartex" xmlns:cx5="http://schemas.microsoft.com/office/drawing/2016/5/11/chartex" xmlns:cx6="http://schemas.microsoft.com/office/drawing/2016/5/12/chartex" xmlns:cx7="http://schemas.microsoft.com/office/drawing/2016/5/13/chartex" xmlns:cx8="http://schemas.microsoft.com/office/drawing/2016/5/14/chartex" xmlns:mc="http://schemas.openxmlformats.org/markup-compatibility/2006" xmlns:aink="http://schemas.microsoft.com/office/drawing/2016/ink" xmlns:am3d="http://schemas.microsoft.com/office/drawing/2017/model3d" xmlns:o="urn:schemas-microsoft-com:office:office" xmlns:oel="http://schemas.microsoft.com/office/2019/extlst" xmlns:r="http://schemas.openxmlformats.org/officeDocument/2006/relationships" xmlns:m="http://schemas.openxmlformats.org/officeDocument/2006/math" xmlns:v="urn:schemas-microsoft-com:vml" xmlns:wp14="http://schemas.microsoft.com/office/word/2010/wordprocessingDrawing" xmlns:wp="http://schemas.openxmlformats.org/drawingml/2006/wordprocessingDrawing" xmlns:w10="urn:schemas-microsoft-com:office:word" xmlns:w="http://schemas.openxmlformats.org/wordprocessingml/2006/main" xmlns:w14="http://schemas.microsoft.com/office/word/2010/wordml" xmlns:w15="http://schemas.microsoft.com/office/word/2012/wordml" xmlns:w16cex="http://schemas.microsoft.com/office/word/2018/wordml/cex" xmlns:w16cid="http://schemas.microsoft.com/office/word/2016/wordml/cid" xmlns:w16="http://schemas.microsoft.com/office/word/2018/wordml" xmlns:w16sdtdh="http://schemas.microsoft.com/office/word/2020/wordml/sdtdatahash" xmlns:w16se="http://schemas.microsoft.com/office/word/2015/wordml/symex" xmlns:wpg="http://schemas.microsoft.com/office/word/2010/wordprocessingGroup" xmlns:wpi="http://schemas.microsoft.com/office/word/2010/wordprocessingInk" xmlns:wne="http://schemas.microsoft.com/office/word/2006/wordml" xmlns:wps="http://schemas.microsoft.com/office/word/2010/wordprocessingShape" mc:Ignorable="w14 w15 w16se w16cid w16 w16cex w16sdtdh wp14">
+<w:endnotes xmlns:wpc="http://schemas.microsoft.com/office/word/2010/wordprocessingCanvas" xmlns:cx="http://schemas.microsoft.com/office/drawing/2014/chartex" xmlns:cx1="http://schemas.microsoft.com/office/drawing/2015/9/8/chartex" xmlns:cx2="http://schemas.microsoft.com/office/drawing/2015/10/21/chartex" xmlns:cx3="http://schemas.microsoft.com/office/drawing/2016/5/9/chartex" xmlns:cx4="http://schemas.microsoft.com/office/drawing/2016/5/10/chartex" xmlns:cx5="http://schemas.microsoft.com/office/drawing/2016/5/11/chartex" xmlns:cx6="http://schemas.microsoft.com/office/drawing/2016/5/12/chartex" xmlns:cx7="http://schemas.microsoft.com/office/drawing/2016/5/13/chartex" xmlns:cx8="http://schemas.microsoft.com/office/drawing/2016/5/14/chartex" xmlns:mc="http://schemas.openxmlformats.org/markup-compatibility/2006" xmlns:aink="http://schemas.microsoft.com/office/drawing/2016/ink" xmlns:am3d="http://schemas.microsoft.com/office/drawing/2017/model3d" xmlns:o="urn:schemas-microsoft-com:office:office" xmlns:oel="http://schemas.microsoft.com/office/2019/extlst" xmlns:r="http://schemas.openxmlformats.org/officeDocument/2006/relationships" xmlns:m="http://schemas.openxmlformats.org/officeDocument/2006/math" xmlns:v="urn:schemas-microsoft-com:vml" xmlns:wp14="http://schemas.microsoft.com/office/word/2010/wordprocessingDrawing" xmlns:wp="http://schemas.openxmlformats.org/drawingml/2006/wordprocessingDrawing" xmlns:w10="urn:schemas-microsoft-com:office:word" xmlns:w="http://schemas.openxmlformats.org/wordprocessingml/2006/main" xmlns:w14="http://schemas.microsoft.com/office/word/2010/wordml" xmlns:w15="http://schemas.microsoft.com/office/word/2012/wordml" xmlns:w16cex="http://schemas.microsoft.com/office/word/2018/wordml/cex" xmlns:w16cid="http://schemas.microsoft.com/office/word/2016/wordml/cid" xmlns:w16="http://schemas.microsoft.com/office/word/2018/wordml" xmlns:w16du="http://schemas.microsoft.com/office/word/2023/wordml/word16du" xmlns:w16sdtdh="http://schemas.microsoft.com/office/word/2020/wordml/sdtdatahash" xmlns:w16sdtfl="http://schemas.microsoft.com/office/word/2024/wordml/sdtformatlock" xmlns:w16se="http://schemas.microsoft.com/office/word/2015/wordml/symex" xmlns:wpg="http://schemas.microsoft.com/office/word/2010/wordprocessingGroup" xmlns:wpi="http://schemas.microsoft.com/office/word/2010/wordprocessingInk" xmlns:wne="http://schemas.microsoft.com/office/word/2006/wordml" xmlns:wps="http://schemas.microsoft.com/office/word/2010/wordprocessingShape" mc:Ignorable="w14 w15 w16se w16cid w16 w16cex w16sdtdh w16sdtfl w16du wp14">
   <w:endnote w:type="separator" w:id="-1">
     <w:p>
       <w:r>
@@ -12143,7 +11454,7 @@
 </file>
 
 <file path=word/footer1.xml><?xml version="1.0" encoding="utf-8"?>
-<w:ftr xmlns:wpc="http://schemas.microsoft.com/office/word/2010/wordprocessingCanvas" xmlns:cx="http://schemas.microsoft.com/office/drawing/2014/chartex" xmlns:cx1="http://schemas.microsoft.com/office/drawing/2015/9/8/chartex" xmlns:cx2="http://schemas.microsoft.com/office/drawing/2015/10/21/chartex" xmlns:cx3="http://schemas.microsoft.com/office/drawing/2016/5/9/chartex" xmlns:cx4="http://schemas.microsoft.com/office/drawing/2016/5/10/chartex" xmlns:cx5="http://schemas.microsoft.com/office/drawing/2016/5/11/chartex" xmlns:cx6="http://schemas.microsoft.com/office/drawing/2016/5/12/chartex" xmlns:cx7="http://schemas.microsoft.com/office/drawing/2016/5/13/chartex" xmlns:cx8="http://schemas.microsoft.com/office/drawing/2016/5/14/chartex" xmlns:mc="http://schemas.openxmlformats.org/markup-compatibility/2006" xmlns:aink="http://schemas.microsoft.com/office/drawing/2016/ink" xmlns:am3d="http://schemas.microsoft.com/office/drawing/2017/model3d" xmlns:o="urn:schemas-microsoft-com:office:office" xmlns:oel="http://schemas.microsoft.com/office/2019/extlst" xmlns:r="http://schemas.openxmlformats.org/officeDocument/2006/relationships" xmlns:m="http://schemas.openxmlformats.org/officeDocument/2006/math" xmlns:v="urn:schemas-microsoft-com:vml" xmlns:wp14="http://schemas.microsoft.com/office/word/2010/wordprocessingDrawing" xmlns:wp="http://schemas.openxmlformats.org/drawingml/2006/wordprocessingDrawing" xmlns:w10="urn:schemas-microsoft-com:office:word" xmlns:w="http://schemas.openxmlformats.org/wordprocessingml/2006/main" xmlns:w14="http://schemas.microsoft.com/office/word/2010/wordml" xmlns:w15="http://schemas.microsoft.com/office/word/2012/wordml" xmlns:w16cex="http://schemas.microsoft.com/office/word/2018/wordml/cex" xmlns:w16cid="http://schemas.microsoft.com/office/word/2016/wordml/cid" xmlns:w16="http://schemas.microsoft.com/office/word/2018/wordml" xmlns:w16sdtdh="http://schemas.microsoft.com/office/word/2020/wordml/sdtdatahash" xmlns:w16se="http://schemas.microsoft.com/office/word/2015/wordml/symex" xmlns:wpg="http://schemas.microsoft.com/office/word/2010/wordprocessingGroup" xmlns:wpi="http://schemas.microsoft.com/office/word/2010/wordprocessingInk" xmlns:wne="http://schemas.microsoft.com/office/word/2006/wordml" xmlns:wps="http://schemas.microsoft.com/office/word/2010/wordprocessingShape" mc:Ignorable="w14 w15 w16se w16cid w16 w16cex w16sdtdh wp14">
+<w:ftr xmlns:wpc="http://schemas.microsoft.com/office/word/2010/wordprocessingCanvas" xmlns:cx="http://schemas.microsoft.com/office/drawing/2014/chartex" xmlns:cx1="http://schemas.microsoft.com/office/drawing/2015/9/8/chartex" xmlns:cx2="http://schemas.microsoft.com/office/drawing/2015/10/21/chartex" xmlns:cx3="http://schemas.microsoft.com/office/drawing/2016/5/9/chartex" xmlns:cx4="http://schemas.microsoft.com/office/drawing/2016/5/10/chartex" xmlns:cx5="http://schemas.microsoft.com/office/drawing/2016/5/11/chartex" xmlns:cx6="http://schemas.microsoft.com/office/drawing/2016/5/12/chartex" xmlns:cx7="http://schemas.microsoft.com/office/drawing/2016/5/13/chartex" xmlns:cx8="http://schemas.microsoft.com/office/drawing/2016/5/14/chartex" xmlns:mc="http://schemas.openxmlformats.org/markup-compatibility/2006" xmlns:aink="http://schemas.microsoft.com/office/drawing/2016/ink" xmlns:am3d="http://schemas.microsoft.com/office/drawing/2017/model3d" xmlns:o="urn:schemas-microsoft-com:office:office" xmlns:oel="http://schemas.microsoft.com/office/2019/extlst" xmlns:r="http://schemas.openxmlformats.org/officeDocument/2006/relationships" xmlns:m="http://schemas.openxmlformats.org/officeDocument/2006/math" xmlns:v="urn:schemas-microsoft-com:vml" xmlns:wp14="http://schemas.microsoft.com/office/word/2010/wordprocessingDrawing" xmlns:wp="http://schemas.openxmlformats.org/drawingml/2006/wordprocessingDrawing" xmlns:w10="urn:schemas-microsoft-com:office:word" xmlns:w="http://schemas.openxmlformats.org/wordprocessingml/2006/main" xmlns:w14="http://schemas.microsoft.com/office/word/2010/wordml" xmlns:w15="http://schemas.microsoft.com/office/word/2012/wordml" xmlns:w16cex="http://schemas.microsoft.com/office/word/2018/wordml/cex" xmlns:w16cid="http://schemas.microsoft.com/office/word/2016/wordml/cid" xmlns:w16="http://schemas.microsoft.com/office/word/2018/wordml" xmlns:w16du="http://schemas.microsoft.com/office/word/2023/wordml/word16du" xmlns:w16sdtdh="http://schemas.microsoft.com/office/word/2020/wordml/sdtdatahash" xmlns:w16sdtfl="http://schemas.microsoft.com/office/word/2024/wordml/sdtformatlock" xmlns:w16se="http://schemas.microsoft.com/office/word/2015/wordml/symex" xmlns:wpg="http://schemas.microsoft.com/office/word/2010/wordprocessingGroup" xmlns:wpi="http://schemas.microsoft.com/office/word/2010/wordprocessingInk" xmlns:wne="http://schemas.microsoft.com/office/word/2006/wordml" xmlns:wps="http://schemas.microsoft.com/office/word/2010/wordprocessingShape" mc:Ignorable="w14 w15 w16se w16cid w16 w16cex w16sdtdh w16sdtfl w16du wp14">
   <w:p>
     <w:pPr>
       <w:pBdr>
@@ -12210,7 +11521,7 @@
 </file>
 
 <file path=word/footer2.xml><?xml version="1.0" encoding="utf-8"?>
-<w:ftr xmlns:wpc="http://schemas.microsoft.com/office/word/2010/wordprocessingCanvas" xmlns:cx="http://schemas.microsoft.com/office/drawing/2014/chartex" xmlns:cx1="http://schemas.microsoft.com/office/drawing/2015/9/8/chartex" xmlns:cx2="http://schemas.microsoft.com/office/drawing/2015/10/21/chartex" xmlns:cx3="http://schemas.microsoft.com/office/drawing/2016/5/9/chartex" xmlns:cx4="http://schemas.microsoft.com/office/drawing/2016/5/10/chartex" xmlns:cx5="http://schemas.microsoft.com/office/drawing/2016/5/11/chartex" xmlns:cx6="http://schemas.microsoft.com/office/drawing/2016/5/12/chartex" xmlns:cx7="http://schemas.microsoft.com/office/drawing/2016/5/13/chartex" xmlns:cx8="http://schemas.microsoft.com/office/drawing/2016/5/14/chartex" xmlns:mc="http://schemas.openxmlformats.org/markup-compatibility/2006" xmlns:aink="http://schemas.microsoft.com/office/drawing/2016/ink" xmlns:am3d="http://schemas.microsoft.com/office/drawing/2017/model3d" xmlns:o="urn:schemas-microsoft-com:office:office" xmlns:oel="http://schemas.microsoft.com/office/2019/extlst" xmlns:r="http://schemas.openxmlformats.org/officeDocument/2006/relationships" xmlns:m="http://schemas.openxmlformats.org/officeDocument/2006/math" xmlns:v="urn:schemas-microsoft-com:vml" xmlns:wp14="http://schemas.microsoft.com/office/word/2010/wordprocessingDrawing" xmlns:wp="http://schemas.openxmlformats.org/drawingml/2006/wordprocessingDrawing" xmlns:w10="urn:schemas-microsoft-com:office:word" xmlns:w="http://schemas.openxmlformats.org/wordprocessingml/2006/main" xmlns:w14="http://schemas.microsoft.com/office/word/2010/wordml" xmlns:w15="http://schemas.microsoft.com/office/word/2012/wordml" xmlns:w16cex="http://schemas.microsoft.com/office/word/2018/wordml/cex" xmlns:w16cid="http://schemas.microsoft.com/office/word/2016/wordml/cid" xmlns:w16="http://schemas.microsoft.com/office/word/2018/wordml" xmlns:w16sdtdh="http://schemas.microsoft.com/office/word/2020/wordml/sdtdatahash" xmlns:w16se="http://schemas.microsoft.com/office/word/2015/wordml/symex" xmlns:wpg="http://schemas.microsoft.com/office/word/2010/wordprocessingGroup" xmlns:wpi="http://schemas.microsoft.com/office/word/2010/wordprocessingInk" xmlns:wne="http://schemas.microsoft.com/office/word/2006/wordml" xmlns:wps="http://schemas.microsoft.com/office/word/2010/wordprocessingShape" mc:Ignorable="w14 w15 w16se w16cid w16 w16cex w16sdtdh wp14">
+<w:ftr xmlns:wpc="http://schemas.microsoft.com/office/word/2010/wordprocessingCanvas" xmlns:cx="http://schemas.microsoft.com/office/drawing/2014/chartex" xmlns:cx1="http://schemas.microsoft.com/office/drawing/2015/9/8/chartex" xmlns:cx2="http://schemas.microsoft.com/office/drawing/2015/10/21/chartex" xmlns:cx3="http://schemas.microsoft.com/office/drawing/2016/5/9/chartex" xmlns:cx4="http://schemas.microsoft.com/office/drawing/2016/5/10/chartex" xmlns:cx5="http://schemas.microsoft.com/office/drawing/2016/5/11/chartex" xmlns:cx6="http://schemas.microsoft.com/office/drawing/2016/5/12/chartex" xmlns:cx7="http://schemas.microsoft.com/office/drawing/2016/5/13/chartex" xmlns:cx8="http://schemas.microsoft.com/office/drawing/2016/5/14/chartex" xmlns:mc="http://schemas.openxmlformats.org/markup-compatibility/2006" xmlns:aink="http://schemas.microsoft.com/office/drawing/2016/ink" xmlns:am3d="http://schemas.microsoft.com/office/drawing/2017/model3d" xmlns:o="urn:schemas-microsoft-com:office:office" xmlns:oel="http://schemas.microsoft.com/office/2019/extlst" xmlns:r="http://schemas.openxmlformats.org/officeDocument/2006/relationships" xmlns:m="http://schemas.openxmlformats.org/officeDocument/2006/math" xmlns:v="urn:schemas-microsoft-com:vml" xmlns:wp14="http://schemas.microsoft.com/office/word/2010/wordprocessingDrawing" xmlns:wp="http://schemas.openxmlformats.org/drawingml/2006/wordprocessingDrawing" xmlns:w10="urn:schemas-microsoft-com:office:word" xmlns:w="http://schemas.openxmlformats.org/wordprocessingml/2006/main" xmlns:w14="http://schemas.microsoft.com/office/word/2010/wordml" xmlns:w15="http://schemas.microsoft.com/office/word/2012/wordml" xmlns:w16cex="http://schemas.microsoft.com/office/word/2018/wordml/cex" xmlns:w16cid="http://schemas.microsoft.com/office/word/2016/wordml/cid" xmlns:w16="http://schemas.microsoft.com/office/word/2018/wordml" xmlns:w16du="http://schemas.microsoft.com/office/word/2023/wordml/word16du" xmlns:w16sdtdh="http://schemas.microsoft.com/office/word/2020/wordml/sdtdatahash" xmlns:w16sdtfl="http://schemas.microsoft.com/office/word/2024/wordml/sdtformatlock" xmlns:w16se="http://schemas.microsoft.com/office/word/2015/wordml/symex" xmlns:wpg="http://schemas.microsoft.com/office/word/2010/wordprocessingGroup" xmlns:wpi="http://schemas.microsoft.com/office/word/2010/wordprocessingInk" xmlns:wne="http://schemas.microsoft.com/office/word/2006/wordml" xmlns:wps="http://schemas.microsoft.com/office/word/2010/wordprocessingShape" mc:Ignorable="w14 w15 w16se w16cid w16 w16cex w16sdtdh w16sdtfl w16du wp14">
   <w:p>
     <w:pPr>
       <w:pBdr>
@@ -12284,7 +11595,7 @@
 </file>
 
 <file path=word/footnotes.xml><?xml version="1.0" encoding="utf-8"?>
-<w:footnotes xmlns:wpc="http://schemas.microsoft.com/office/word/2010/wordprocessingCanvas" xmlns:cx="http://schemas.microsoft.com/office/drawing/2014/chartex" xmlns:cx1="http://schemas.microsoft.com/office/drawing/2015/9/8/chartex" xmlns:cx2="http://schemas.microsoft.com/office/drawing/2015/10/21/chartex" xmlns:cx3="http://schemas.microsoft.com/office/drawing/2016/5/9/chartex" xmlns:cx4="http://schemas.microsoft.com/office/drawing/2016/5/10/chartex" xmlns:cx5="http://schemas.microsoft.com/office/drawing/2016/5/11/chartex" xmlns:cx6="http://schemas.microsoft.com/office/drawing/2016/5/12/chartex" xmlns:cx7="http://schemas.microsoft.com/office/drawing/2016/5/13/chartex" xmlns:cx8="http://schemas.microsoft.com/office/drawing/2016/5/14/chartex" xmlns:mc="http://schemas.openxmlformats.org/markup-compatibility/2006" xmlns:aink="http://schemas.microsoft.com/office/drawing/2016/ink" xmlns:am3d="http://schemas.microsoft.com/office/drawing/2017/model3d" xmlns:o="urn:schemas-microsoft-com:office:office" xmlns:oel="http://schemas.microsoft.com/office/2019/extlst" xmlns:r="http://schemas.openxmlformats.org/officeDocument/2006/relationships" xmlns:m="http://schemas.openxmlformats.org/officeDocument/2006/math" xmlns:v="urn:schemas-microsoft-com:vml" xmlns:wp14="http://schemas.microsoft.com/office/word/2010/wordprocessingDrawing" xmlns:wp="http://schemas.openxmlformats.org/drawingml/2006/wordprocessingDrawing" xmlns:w10="urn:schemas-microsoft-com:office:word" xmlns:w="http://schemas.openxmlformats.org/wordprocessingml/2006/main" xmlns:w14="http://schemas.microsoft.com/office/word/2010/wordml" xmlns:w15="http://schemas.microsoft.com/office/word/2012/wordml" xmlns:w16cex="http://schemas.microsoft.com/office/word/2018/wordml/cex" xmlns:w16cid="http://schemas.microsoft.com/office/word/2016/wordml/cid" xmlns:w16="http://schemas.microsoft.com/office/word/2018/wordml" xmlns:w16sdtdh="http://schemas.microsoft.com/office/word/2020/wordml/sdtdatahash" xmlns:w16se="http://schemas.microsoft.com/office/word/2015/wordml/symex" xmlns:wpg="http://schemas.microsoft.com/office/word/2010/wordprocessingGroup" xmlns:wpi="http://schemas.microsoft.com/office/word/2010/wordprocessingInk" xmlns:wne="http://schemas.microsoft.com/office/word/2006/wordml" xmlns:wps="http://schemas.microsoft.com/office/word/2010/wordprocessingShape" mc:Ignorable="w14 w15 w16se w16cid w16 w16cex w16sdtdh wp14">
+<w:footnotes xmlns:wpc="http://schemas.microsoft.com/office/word/2010/wordprocessingCanvas" xmlns:cx="http://schemas.microsoft.com/office/drawing/2014/chartex" xmlns:cx1="http://schemas.microsoft.com/office/drawing/2015/9/8/chartex" xmlns:cx2="http://schemas.microsoft.com/office/drawing/2015/10/21/chartex" xmlns:cx3="http://schemas.microsoft.com/office/drawing/2016/5/9/chartex" xmlns:cx4="http://schemas.microsoft.com/office/drawing/2016/5/10/chartex" xmlns:cx5="http://schemas.microsoft.com/office/drawing/2016/5/11/chartex" xmlns:cx6="http://schemas.microsoft.com/office/drawing/2016/5/12/chartex" xmlns:cx7="http://schemas.microsoft.com/office/drawing/2016/5/13/chartex" xmlns:cx8="http://schemas.microsoft.com/office/drawing/2016/5/14/chartex" xmlns:mc="http://schemas.openxmlformats.org/markup-compatibility/2006" xmlns:aink="http://schemas.microsoft.com/office/drawing/2016/ink" xmlns:am3d="http://schemas.microsoft.com/office/drawing/2017/model3d" xmlns:o="urn:schemas-microsoft-com:office:office" xmlns:oel="http://schemas.microsoft.com/office/2019/extlst" xmlns:r="http://schemas.openxmlformats.org/officeDocument/2006/relationships" xmlns:m="http://schemas.openxmlformats.org/officeDocument/2006/math" xmlns:v="urn:schemas-microsoft-com:vml" xmlns:wp14="http://schemas.microsoft.com/office/word/2010/wordprocessingDrawing" xmlns:wp="http://schemas.openxmlformats.org/drawingml/2006/wordprocessingDrawing" xmlns:w10="urn:schemas-microsoft-com:office:word" xmlns:w="http://schemas.openxmlformats.org/wordprocessingml/2006/main" xmlns:w14="http://schemas.microsoft.com/office/word/2010/wordml" xmlns:w15="http://schemas.microsoft.com/office/word/2012/wordml" xmlns:w16cex="http://schemas.microsoft.com/office/word/2018/wordml/cex" xmlns:w16cid="http://schemas.microsoft.com/office/word/2016/wordml/cid" xmlns:w16="http://schemas.microsoft.com/office/word/2018/wordml" xmlns:w16du="http://schemas.microsoft.com/office/word/2023/wordml/word16du" xmlns:w16sdtdh="http://schemas.microsoft.com/office/word/2020/wordml/sdtdatahash" xmlns:w16sdtfl="http://schemas.microsoft.com/office/word/2024/wordml/sdtformatlock" xmlns:w16se="http://schemas.microsoft.com/office/word/2015/wordml/symex" xmlns:wpg="http://schemas.microsoft.com/office/word/2010/wordprocessingGroup" xmlns:wpi="http://schemas.microsoft.com/office/word/2010/wordprocessingInk" xmlns:wne="http://schemas.microsoft.com/office/word/2006/wordml" xmlns:wps="http://schemas.microsoft.com/office/word/2010/wordprocessingShape" mc:Ignorable="w14 w15 w16se w16cid w16 w16cex w16sdtdh w16sdtfl w16du wp14">
   <w:footnote w:type="separator" w:id="-1">
     <w:p>
       <w:r>
@@ -12303,7 +11614,7 @@
 </file>
 
 <file path=word/header1.xml><?xml version="1.0" encoding="utf-8"?>
-<w:hdr xmlns:wpc="http://schemas.microsoft.com/office/word/2010/wordprocessingCanvas" xmlns:cx="http://schemas.microsoft.com/office/drawing/2014/chartex" xmlns:cx1="http://schemas.microsoft.com/office/drawing/2015/9/8/chartex" xmlns:cx2="http://schemas.microsoft.com/office/drawing/2015/10/21/chartex" xmlns:cx3="http://schemas.microsoft.com/office/drawing/2016/5/9/chartex" xmlns:cx4="http://schemas.microsoft.com/office/drawing/2016/5/10/chartex" xmlns:cx5="http://schemas.microsoft.com/office/drawing/2016/5/11/chartex" xmlns:cx6="http://schemas.microsoft.com/office/drawing/2016/5/12/chartex" xmlns:cx7="http://schemas.microsoft.com/office/drawing/2016/5/13/chartex" xmlns:cx8="http://schemas.microsoft.com/office/drawing/2016/5/14/chartex" xmlns:mc="http://schemas.openxmlformats.org/markup-compatibility/2006" xmlns:aink="http://schemas.microsoft.com/office/drawing/2016/ink" xmlns:am3d="http://schemas.microsoft.com/office/drawing/2017/model3d" xmlns:o="urn:schemas-microsoft-com:office:office" xmlns:oel="http://schemas.microsoft.com/office/2019/extlst" xmlns:r="http://schemas.openxmlformats.org/officeDocument/2006/relationships" xmlns:m="http://schemas.openxmlformats.org/officeDocument/2006/math" xmlns:v="urn:schemas-microsoft-com:vml" xmlns:wp14="http://schemas.microsoft.com/office/word/2010/wordprocessingDrawing" xmlns:wp="http://schemas.openxmlformats.org/drawingml/2006/wordprocessingDrawing" xmlns:w10="urn:schemas-microsoft-com:office:word" xmlns:w="http://schemas.openxmlformats.org/wordprocessingml/2006/main" xmlns:w14="http://schemas.microsoft.com/office/word/2010/wordml" xmlns:w15="http://schemas.microsoft.com/office/word/2012/wordml" xmlns:w16cex="http://schemas.microsoft.com/office/word/2018/wordml/cex" xmlns:w16cid="http://schemas.microsoft.com/office/word/2016/wordml/cid" xmlns:w16="http://schemas.microsoft.com/office/word/2018/wordml" xmlns:w16sdtdh="http://schemas.microsoft.com/office/word/2020/wordml/sdtdatahash" xmlns:w16se="http://schemas.microsoft.com/office/word/2015/wordml/symex" xmlns:wpg="http://schemas.microsoft.com/office/word/2010/wordprocessingGroup" xmlns:wpi="http://schemas.microsoft.com/office/word/2010/wordprocessingInk" xmlns:wne="http://schemas.microsoft.com/office/word/2006/wordml" xmlns:wps="http://schemas.microsoft.com/office/word/2010/wordprocessingShape" mc:Ignorable="w14 w15 w16se w16cid w16 w16cex w16sdtdh wp14">
+<w:hdr xmlns:wpc="http://schemas.microsoft.com/office/word/2010/wordprocessingCanvas" xmlns:cx="http://schemas.microsoft.com/office/drawing/2014/chartex" xmlns:cx1="http://schemas.microsoft.com/office/drawing/2015/9/8/chartex" xmlns:cx2="http://schemas.microsoft.com/office/drawing/2015/10/21/chartex" xmlns:cx3="http://schemas.microsoft.com/office/drawing/2016/5/9/chartex" xmlns:cx4="http://schemas.microsoft.com/office/drawing/2016/5/10/chartex" xmlns:cx5="http://schemas.microsoft.com/office/drawing/2016/5/11/chartex" xmlns:cx6="http://schemas.microsoft.com/office/drawing/2016/5/12/chartex" xmlns:cx7="http://schemas.microsoft.com/office/drawing/2016/5/13/chartex" xmlns:cx8="http://schemas.microsoft.com/office/drawing/2016/5/14/chartex" xmlns:mc="http://schemas.openxmlformats.org/markup-compatibility/2006" xmlns:aink="http://schemas.microsoft.com/office/drawing/2016/ink" xmlns:am3d="http://schemas.microsoft.com/office/drawing/2017/model3d" xmlns:o="urn:schemas-microsoft-com:office:office" xmlns:oel="http://schemas.microsoft.com/office/2019/extlst" xmlns:r="http://schemas.openxmlformats.org/officeDocument/2006/relationships" xmlns:m="http://schemas.openxmlformats.org/officeDocument/2006/math" xmlns:v="urn:schemas-microsoft-com:vml" xmlns:wp14="http://schemas.microsoft.com/office/word/2010/wordprocessingDrawing" xmlns:wp="http://schemas.openxmlformats.org/drawingml/2006/wordprocessingDrawing" xmlns:w10="urn:schemas-microsoft-com:office:word" xmlns:w="http://schemas.openxmlformats.org/wordprocessingml/2006/main" xmlns:w14="http://schemas.microsoft.com/office/word/2010/wordml" xmlns:w15="http://schemas.microsoft.com/office/word/2012/wordml" xmlns:w16cex="http://schemas.microsoft.com/office/word/2018/wordml/cex" xmlns:w16cid="http://schemas.microsoft.com/office/word/2016/wordml/cid" xmlns:w16="http://schemas.microsoft.com/office/word/2018/wordml" xmlns:w16du="http://schemas.microsoft.com/office/word/2023/wordml/word16du" xmlns:w16sdtdh="http://schemas.microsoft.com/office/word/2020/wordml/sdtdatahash" xmlns:w16sdtfl="http://schemas.microsoft.com/office/word/2024/wordml/sdtformatlock" xmlns:w16se="http://schemas.microsoft.com/office/word/2015/wordml/symex" xmlns:wpg="http://schemas.microsoft.com/office/word/2010/wordprocessingGroup" xmlns:wpi="http://schemas.microsoft.com/office/word/2010/wordprocessingInk" xmlns:wne="http://schemas.microsoft.com/office/word/2006/wordml" xmlns:wps="http://schemas.microsoft.com/office/word/2010/wordprocessingShape" mc:Ignorable="w14 w15 w16se w16cid w16 w16cex w16sdtdh w16sdtfl w16du wp14">
   <w:p>
     <w:pPr>
       <w:pBdr>
@@ -12348,8 +11659,49 @@
         <w:rFonts w:ascii="Calibri" w:eastAsia="Calibri" w:hAnsi="Calibri" w:cs="Calibri"/>
         <w:color w:val="000000"/>
       </w:rPr>
-      <w:t xml:space="preserve">Contrato de Obra N°{{NUM_CONTRATO}}{{PROYECTO_ABREVIATURA}}-{{AÑO_ACTUAL}}   </w:t>
+      <w:t xml:space="preserve">Contrato de Obra </w:t>
     </w:r>
+    <w:proofErr w:type="spellStart"/>
+    <w:r>
+      <w:rPr>
+        <w:rFonts w:ascii="Calibri" w:eastAsia="Calibri" w:hAnsi="Calibri" w:cs="Calibri"/>
+        <w:color w:val="000000"/>
+      </w:rPr>
+      <w:t>N°</w:t>
+    </w:r>
+    <w:proofErr w:type="spellEnd"/>
+    <w:r>
+      <w:rPr>
+        <w:rFonts w:ascii="Calibri" w:eastAsia="Calibri" w:hAnsi="Calibri" w:cs="Calibri"/>
+        <w:color w:val="000000"/>
+      </w:rPr>
+      <w:t>{{NUM_CONTRATO</w:t>
+    </w:r>
+    <w:proofErr w:type="gramStart"/>
+    <w:r>
+      <w:rPr>
+        <w:rFonts w:ascii="Calibri" w:eastAsia="Calibri" w:hAnsi="Calibri" w:cs="Calibri"/>
+        <w:color w:val="000000"/>
+      </w:rPr>
+      <w:t>}}{</w:t>
+    </w:r>
+    <w:proofErr w:type="gramEnd"/>
+    <w:r>
+      <w:rPr>
+        <w:rFonts w:ascii="Calibri" w:eastAsia="Calibri" w:hAnsi="Calibri" w:cs="Calibri"/>
+        <w:color w:val="000000"/>
+      </w:rPr>
+      <w:t>{PROYECTO_ABREVIATURA}}-{{AÑO_ACTUAL</w:t>
+    </w:r>
+    <w:proofErr w:type="gramStart"/>
+    <w:r>
+      <w:rPr>
+        <w:rFonts w:ascii="Calibri" w:eastAsia="Calibri" w:hAnsi="Calibri" w:cs="Calibri"/>
+        <w:color w:val="000000"/>
+      </w:rPr>
+      <w:t xml:space="preserve">}}   </w:t>
+    </w:r>
+    <w:proofErr w:type="gramEnd"/>
     <w:r>
       <w:rPr>
         <w:rFonts w:ascii="Calibri" w:eastAsia="Calibri" w:hAnsi="Calibri" w:cs="Calibri"/>
@@ -12362,7 +11714,15 @@
         <w:rFonts w:ascii="Calibri" w:eastAsia="Calibri" w:hAnsi="Calibri" w:cs="Calibri"/>
         <w:color w:val="000000"/>
       </w:rPr>
-      <w:t xml:space="preserve">             </w:t>
+      <w:t xml:space="preserve">            </w:t>
+    </w:r>
+    <w:proofErr w:type="gramStart"/>
+    <w:r>
+      <w:rPr>
+        <w:rFonts w:ascii="Calibri" w:eastAsia="Calibri" w:hAnsi="Calibri" w:cs="Calibri"/>
+        <w:color w:val="000000"/>
+      </w:rPr>
+      <w:t xml:space="preserve"> </w:t>
     </w:r>
     <w:r>
       <w:rPr>
@@ -12371,6 +11731,146 @@
       </w:rPr>
       <w:t xml:space="preserve">  </w:t>
     </w:r>
+    <w:r>
+      <w:rPr>
+        <w:rFonts w:ascii="Calibri" w:eastAsia="Calibri" w:hAnsi="Calibri" w:cs="Calibri"/>
+        <w:color w:val="000000"/>
+      </w:rPr>
+      <w:t>{</w:t>
+    </w:r>
+    <w:proofErr w:type="gramEnd"/>
+    <w:r>
+      <w:rPr>
+        <w:rFonts w:ascii="Calibri" w:eastAsia="Calibri" w:hAnsi="Calibri" w:cs="Calibri"/>
+        <w:color w:val="000000"/>
+      </w:rPr>
+      <w:t>{PARTIDA}}</w:t>
+    </w:r>
+  </w:p>
+  <w:p>
+    <w:pPr>
+      <w:pBdr>
+        <w:top w:val="nil"/>
+        <w:left w:val="nil"/>
+        <w:bottom w:val="nil"/>
+        <w:right w:val="nil"/>
+        <w:between w:val="nil"/>
+      </w:pBdr>
+      <w:tabs>
+        <w:tab w:val="center" w:pos="4252"/>
+        <w:tab w:val="right" w:pos="8504"/>
+      </w:tabs>
+      <w:jc w:val="right"/>
+      <w:rPr>
+        <w:rFonts w:ascii="Calibri" w:eastAsia="Calibri" w:hAnsi="Calibri" w:cs="Calibri"/>
+      </w:rPr>
+    </w:pPr>
+    <w:r>
+      <w:rPr>
+        <w:rFonts w:ascii="Calibri" w:eastAsia="Calibri" w:hAnsi="Calibri" w:cs="Calibri"/>
+        <w:color w:val="000000"/>
+      </w:rPr>
+      <w:t xml:space="preserve"> Obra: </w:t>
+    </w:r>
+    <w:r>
+      <w:rPr>
+        <w:rFonts w:ascii="Calibri" w:eastAsia="Calibri" w:hAnsi="Calibri" w:cs="Calibri"/>
+      </w:rPr>
+      <w:t>{{PROYECTO_NOMBRE}}</w:t>
+    </w:r>
+  </w:p>
+</w:hdr>
+</file>
+
+<file path=word/header2.xml><?xml version="1.0" encoding="utf-8"?>
+<w:hdr xmlns:wpc="http://schemas.microsoft.com/office/word/2010/wordprocessingCanvas" xmlns:cx="http://schemas.microsoft.com/office/drawing/2014/chartex" xmlns:cx1="http://schemas.microsoft.com/office/drawing/2015/9/8/chartex" xmlns:cx2="http://schemas.microsoft.com/office/drawing/2015/10/21/chartex" xmlns:cx3="http://schemas.microsoft.com/office/drawing/2016/5/9/chartex" xmlns:cx4="http://schemas.microsoft.com/office/drawing/2016/5/10/chartex" xmlns:cx5="http://schemas.microsoft.com/office/drawing/2016/5/11/chartex" xmlns:cx6="http://schemas.microsoft.com/office/drawing/2016/5/12/chartex" xmlns:cx7="http://schemas.microsoft.com/office/drawing/2016/5/13/chartex" xmlns:cx8="http://schemas.microsoft.com/office/drawing/2016/5/14/chartex" xmlns:mc="http://schemas.openxmlformats.org/markup-compatibility/2006" xmlns:aink="http://schemas.microsoft.com/office/drawing/2016/ink" xmlns:am3d="http://schemas.microsoft.com/office/drawing/2017/model3d" xmlns:o="urn:schemas-microsoft-com:office:office" xmlns:oel="http://schemas.microsoft.com/office/2019/extlst" xmlns:r="http://schemas.openxmlformats.org/officeDocument/2006/relationships" xmlns:m="http://schemas.openxmlformats.org/officeDocument/2006/math" xmlns:v="urn:schemas-microsoft-com:vml" xmlns:wp14="http://schemas.microsoft.com/office/word/2010/wordprocessingDrawing" xmlns:wp="http://schemas.openxmlformats.org/drawingml/2006/wordprocessingDrawing" xmlns:w10="urn:schemas-microsoft-com:office:word" xmlns:w="http://schemas.openxmlformats.org/wordprocessingml/2006/main" xmlns:w14="http://schemas.microsoft.com/office/word/2010/wordml" xmlns:w15="http://schemas.microsoft.com/office/word/2012/wordml" xmlns:w16cex="http://schemas.microsoft.com/office/word/2018/wordml/cex" xmlns:w16cid="http://schemas.microsoft.com/office/word/2016/wordml/cid" xmlns:w16="http://schemas.microsoft.com/office/word/2018/wordml" xmlns:w16du="http://schemas.microsoft.com/office/word/2023/wordml/word16du" xmlns:w16sdtdh="http://schemas.microsoft.com/office/word/2020/wordml/sdtdatahash" xmlns:w16sdtfl="http://schemas.microsoft.com/office/word/2024/wordml/sdtformatlock" xmlns:w16se="http://schemas.microsoft.com/office/word/2015/wordml/symex" xmlns:wpg="http://schemas.microsoft.com/office/word/2010/wordprocessingGroup" xmlns:wpi="http://schemas.microsoft.com/office/word/2010/wordprocessingInk" xmlns:wne="http://schemas.microsoft.com/office/word/2006/wordml" xmlns:wps="http://schemas.microsoft.com/office/word/2010/wordprocessingShape" mc:Ignorable="w14 w15 w16se w16cid w16 w16cex w16sdtdh w16sdtfl w16du wp14">
+  <w:p>
+    <w:pPr>
+      <w:pBdr>
+        <w:top w:val="nil"/>
+        <w:left w:val="nil"/>
+        <w:bottom w:val="nil"/>
+        <w:right w:val="nil"/>
+        <w:between w:val="nil"/>
+      </w:pBdr>
+      <w:tabs>
+        <w:tab w:val="center" w:pos="4252"/>
+        <w:tab w:val="right" w:pos="8504"/>
+      </w:tabs>
+      <w:jc w:val="right"/>
+      <w:rPr>
+        <w:rFonts w:ascii="Calibri" w:eastAsia="Calibri" w:hAnsi="Calibri" w:cs="Calibri"/>
+        <w:color w:val="000000"/>
+      </w:rPr>
+    </w:pPr>
+  </w:p>
+  <w:p>
+    <w:pPr>
+      <w:pBdr>
+        <w:top w:val="nil"/>
+        <w:left w:val="nil"/>
+        <w:bottom w:val="nil"/>
+        <w:right w:val="nil"/>
+        <w:between w:val="nil"/>
+      </w:pBdr>
+      <w:tabs>
+        <w:tab w:val="center" w:pos="4252"/>
+        <w:tab w:val="right" w:pos="8504"/>
+      </w:tabs>
+      <w:jc w:val="right"/>
+      <w:rPr>
+        <w:rFonts w:ascii="Calibri" w:eastAsia="Calibri" w:hAnsi="Calibri" w:cs="Calibri"/>
+        <w:color w:val="000000"/>
+      </w:rPr>
+    </w:pPr>
+    <w:r>
+      <w:rPr>
+        <w:rFonts w:ascii="Calibri" w:eastAsia="Calibri" w:hAnsi="Calibri" w:cs="Calibri"/>
+        <w:color w:val="000000"/>
+      </w:rPr>
+      <w:t xml:space="preserve">Contrato de Obra </w:t>
+    </w:r>
+    <w:proofErr w:type="spellStart"/>
+    <w:r>
+      <w:rPr>
+        <w:rFonts w:ascii="Calibri" w:eastAsia="Calibri" w:hAnsi="Calibri" w:cs="Calibri"/>
+        <w:color w:val="000000"/>
+      </w:rPr>
+      <w:t>N°</w:t>
+    </w:r>
+    <w:proofErr w:type="spellEnd"/>
+    <w:r>
+      <w:rPr>
+        <w:rFonts w:ascii="Calibri" w:eastAsia="Calibri" w:hAnsi="Calibri" w:cs="Calibri"/>
+        <w:color w:val="000000"/>
+      </w:rPr>
+      <w:t>{{NUM_CONTRATO</w:t>
+    </w:r>
+    <w:proofErr w:type="gramStart"/>
+    <w:r>
+      <w:rPr>
+        <w:rFonts w:ascii="Calibri" w:eastAsia="Calibri" w:hAnsi="Calibri" w:cs="Calibri"/>
+        <w:color w:val="000000"/>
+      </w:rPr>
+      <w:t>}}{</w:t>
+    </w:r>
+    <w:proofErr w:type="gramEnd"/>
+    <w:r>
+      <w:rPr>
+        <w:rFonts w:ascii="Calibri" w:eastAsia="Calibri" w:hAnsi="Calibri" w:cs="Calibri"/>
+        <w:color w:val="000000"/>
+      </w:rPr>
+      <w:t>{PROYECTO_ABREVIATURA}}-{{AÑO_ACTUAL</w:t>
+    </w:r>
+    <w:proofErr w:type="gramStart"/>
+    <w:r>
+      <w:rPr>
+        <w:rFonts w:ascii="Calibri" w:eastAsia="Calibri" w:hAnsi="Calibri" w:cs="Calibri"/>
+        <w:color w:val="000000"/>
+      </w:rPr>
+      <w:t xml:space="preserve">}}   </w:t>
+    </w:r>
+    <w:proofErr w:type="gramEnd"/>
     <w:r>
       <w:rPr>
         <w:rFonts w:ascii="Calibri" w:eastAsia="Calibri" w:hAnsi="Calibri" w:cs="Calibri"/>
@@ -12411,97 +11911,6 @@
       <w:t>{{PROYECTO_NOMBRE}}</w:t>
     </w:r>
   </w:p>
-</w:hdr>
-</file>
-
-<file path=word/header2.xml><?xml version="1.0" encoding="utf-8"?>
-<w:hdr xmlns:wpc="http://schemas.microsoft.com/office/word/2010/wordprocessingCanvas" xmlns:cx="http://schemas.microsoft.com/office/drawing/2014/chartex" xmlns:cx1="http://schemas.microsoft.com/office/drawing/2015/9/8/chartex" xmlns:cx2="http://schemas.microsoft.com/office/drawing/2015/10/21/chartex" xmlns:cx3="http://schemas.microsoft.com/office/drawing/2016/5/9/chartex" xmlns:cx4="http://schemas.microsoft.com/office/drawing/2016/5/10/chartex" xmlns:cx5="http://schemas.microsoft.com/office/drawing/2016/5/11/chartex" xmlns:cx6="http://schemas.microsoft.com/office/drawing/2016/5/12/chartex" xmlns:cx7="http://schemas.microsoft.com/office/drawing/2016/5/13/chartex" xmlns:cx8="http://schemas.microsoft.com/office/drawing/2016/5/14/chartex" xmlns:mc="http://schemas.openxmlformats.org/markup-compatibility/2006" xmlns:aink="http://schemas.microsoft.com/office/drawing/2016/ink" xmlns:am3d="http://schemas.microsoft.com/office/drawing/2017/model3d" xmlns:o="urn:schemas-microsoft-com:office:office" xmlns:oel="http://schemas.microsoft.com/office/2019/extlst" xmlns:r="http://schemas.openxmlformats.org/officeDocument/2006/relationships" xmlns:m="http://schemas.openxmlformats.org/officeDocument/2006/math" xmlns:v="urn:schemas-microsoft-com:vml" xmlns:wp14="http://schemas.microsoft.com/office/word/2010/wordprocessingDrawing" xmlns:wp="http://schemas.openxmlformats.org/drawingml/2006/wordprocessingDrawing" xmlns:w10="urn:schemas-microsoft-com:office:word" xmlns:w="http://schemas.openxmlformats.org/wordprocessingml/2006/main" xmlns:w14="http://schemas.microsoft.com/office/word/2010/wordml" xmlns:w15="http://schemas.microsoft.com/office/word/2012/wordml" xmlns:w16cex="http://schemas.microsoft.com/office/word/2018/wordml/cex" xmlns:w16cid="http://schemas.microsoft.com/office/word/2016/wordml/cid" xmlns:w16="http://schemas.microsoft.com/office/word/2018/wordml" xmlns:w16sdtdh="http://schemas.microsoft.com/office/word/2020/wordml/sdtdatahash" xmlns:w16se="http://schemas.microsoft.com/office/word/2015/wordml/symex" xmlns:wpg="http://schemas.microsoft.com/office/word/2010/wordprocessingGroup" xmlns:wpi="http://schemas.microsoft.com/office/word/2010/wordprocessingInk" xmlns:wne="http://schemas.microsoft.com/office/word/2006/wordml" xmlns:wps="http://schemas.microsoft.com/office/word/2010/wordprocessingShape" mc:Ignorable="w14 w15 w16se w16cid w16 w16cex w16sdtdh wp14">
-  <w:p>
-    <w:pPr>
-      <w:pBdr>
-        <w:top w:val="nil"/>
-        <w:left w:val="nil"/>
-        <w:bottom w:val="nil"/>
-        <w:right w:val="nil"/>
-        <w:between w:val="nil"/>
-      </w:pBdr>
-      <w:tabs>
-        <w:tab w:val="center" w:pos="4252"/>
-        <w:tab w:val="right" w:pos="8504"/>
-      </w:tabs>
-      <w:jc w:val="right"/>
-      <w:rPr>
-        <w:rFonts w:ascii="Calibri" w:eastAsia="Calibri" w:hAnsi="Calibri" w:cs="Calibri"/>
-        <w:color w:val="000000"/>
-      </w:rPr>
-    </w:pPr>
-  </w:p>
-  <w:p>
-    <w:pPr>
-      <w:pBdr>
-        <w:top w:val="nil"/>
-        <w:left w:val="nil"/>
-        <w:bottom w:val="nil"/>
-        <w:right w:val="nil"/>
-        <w:between w:val="nil"/>
-      </w:pBdr>
-      <w:tabs>
-        <w:tab w:val="center" w:pos="4252"/>
-        <w:tab w:val="right" w:pos="8504"/>
-      </w:tabs>
-      <w:jc w:val="right"/>
-      <w:rPr>
-        <w:rFonts w:ascii="Calibri" w:eastAsia="Calibri" w:hAnsi="Calibri" w:cs="Calibri"/>
-        <w:color w:val="000000"/>
-      </w:rPr>
-    </w:pPr>
-    <w:r>
-      <w:rPr>
-        <w:rFonts w:ascii="Calibri" w:eastAsia="Calibri" w:hAnsi="Calibri" w:cs="Calibri"/>
-        <w:color w:val="000000"/>
-      </w:rPr>
-      <w:t xml:space="preserve">Contrato de Obra N°{{NUM_CONTRATO}}{{PROYECTO_ABREVIATURA}}-{{AÑO_ACTUAL}}   </w:t>
-    </w:r>
-    <w:r>
-      <w:rPr>
-        <w:rFonts w:ascii="Calibri" w:eastAsia="Calibri" w:hAnsi="Calibri" w:cs="Calibri"/>
-        <w:color w:val="000000"/>
-      </w:rPr>
-      <w:t>{{PARTIDA}}</w:t>
-    </w:r>
-  </w:p>
-  <w:p>
-    <w:pPr>
-      <w:pBdr>
-        <w:top w:val="nil"/>
-        <w:left w:val="nil"/>
-        <w:bottom w:val="nil"/>
-        <w:right w:val="nil"/>
-        <w:between w:val="nil"/>
-      </w:pBdr>
-      <w:tabs>
-        <w:tab w:val="center" w:pos="4252"/>
-        <w:tab w:val="right" w:pos="8504"/>
-      </w:tabs>
-      <w:jc w:val="right"/>
-      <w:rPr>
-        <w:rFonts w:ascii="Calibri" w:eastAsia="Calibri" w:hAnsi="Calibri" w:cs="Calibri"/>
-      </w:rPr>
-    </w:pPr>
-    <w:r>
-      <w:rPr>
-        <w:rFonts w:ascii="Calibri" w:eastAsia="Calibri" w:hAnsi="Calibri" w:cs="Calibri"/>
-        <w:color w:val="000000"/>
-      </w:rPr>
-      <w:t xml:space="preserve"> Obra: </w:t>
-    </w:r>
-    <w:r>
-      <w:rPr>
-        <w:rFonts w:ascii="Calibri" w:eastAsia="Calibri" w:hAnsi="Calibri" w:cs="Calibri"/>
-      </w:rPr>
-      <w:t>{{PROYECTO_NOMBRE}}</w:t>
-    </w:r>
-  </w:p>
   <w:p>
     <w:pPr>
       <w:pStyle w:val="Encabezado"/>
@@ -12511,7 +11920,7 @@
 </file>
 
 <file path=word/numbering.xml><?xml version="1.0" encoding="utf-8"?>
-<w:numbering xmlns:wpc="http://schemas.microsoft.com/office/word/2010/wordprocessingCanvas" xmlns:cx="http://schemas.microsoft.com/office/drawing/2014/chartex" xmlns:cx1="http://schemas.microsoft.com/office/drawing/2015/9/8/chartex" xmlns:cx2="http://schemas.microsoft.com/office/drawing/2015/10/21/chartex" xmlns:cx3="http://schemas.microsoft.com/office/drawing/2016/5/9/chartex" xmlns:cx4="http://schemas.microsoft.com/office/drawing/2016/5/10/chartex" xmlns:cx5="http://schemas.microsoft.com/office/drawing/2016/5/11/chartex" xmlns:cx6="http://schemas.microsoft.com/office/drawing/2016/5/12/chartex" xmlns:cx7="http://schemas.microsoft.com/office/drawing/2016/5/13/chartex" xmlns:cx8="http://schemas.microsoft.com/office/drawing/2016/5/14/chartex" xmlns:mc="http://schemas.openxmlformats.org/markup-compatibility/2006" xmlns:aink="http://schemas.microsoft.com/office/drawing/2016/ink" xmlns:am3d="http://schemas.microsoft.com/office/drawing/2017/model3d" xmlns:o="urn:schemas-microsoft-com:office:office" xmlns:oel="http://schemas.microsoft.com/office/2019/extlst" xmlns:r="http://schemas.openxmlformats.org/officeDocument/2006/relationships" xmlns:m="http://schemas.openxmlformats.org/officeDocument/2006/math" xmlns:v="urn:schemas-microsoft-com:vml" xmlns:wp14="http://schemas.microsoft.com/office/word/2010/wordprocessingDrawing" xmlns:wp="http://schemas.openxmlformats.org/drawingml/2006/wordprocessingDrawing" xmlns:w10="urn:schemas-microsoft-com:office:word" xmlns:w="http://schemas.openxmlformats.org/wordprocessingml/2006/main" xmlns:w14="http://schemas.microsoft.com/office/word/2010/wordml" xmlns:w15="http://schemas.microsoft.com/office/word/2012/wordml" xmlns:w16cex="http://schemas.microsoft.com/office/word/2018/wordml/cex" xmlns:w16cid="http://schemas.microsoft.com/office/word/2016/wordml/cid" xmlns:w16="http://schemas.microsoft.com/office/word/2018/wordml" xmlns:w16sdtdh="http://schemas.microsoft.com/office/word/2020/wordml/sdtdatahash" xmlns:w16se="http://schemas.microsoft.com/office/word/2015/wordml/symex" xmlns:wpg="http://schemas.microsoft.com/office/word/2010/wordprocessingGroup" xmlns:wpi="http://schemas.microsoft.com/office/word/2010/wordprocessingInk" xmlns:wne="http://schemas.microsoft.com/office/word/2006/wordml" xmlns:wps="http://schemas.microsoft.com/office/word/2010/wordprocessingShape" mc:Ignorable="w14 w15 w16se w16cid w16 w16cex w16sdtdh wp14">
+<w:numbering xmlns:wpc="http://schemas.microsoft.com/office/word/2010/wordprocessingCanvas" xmlns:cx="http://schemas.microsoft.com/office/drawing/2014/chartex" xmlns:cx1="http://schemas.microsoft.com/office/drawing/2015/9/8/chartex" xmlns:cx2="http://schemas.microsoft.com/office/drawing/2015/10/21/chartex" xmlns:cx3="http://schemas.microsoft.com/office/drawing/2016/5/9/chartex" xmlns:cx4="http://schemas.microsoft.com/office/drawing/2016/5/10/chartex" xmlns:cx5="http://schemas.microsoft.com/office/drawing/2016/5/11/chartex" xmlns:cx6="http://schemas.microsoft.com/office/drawing/2016/5/12/chartex" xmlns:cx7="http://schemas.microsoft.com/office/drawing/2016/5/13/chartex" xmlns:cx8="http://schemas.microsoft.com/office/drawing/2016/5/14/chartex" xmlns:mc="http://schemas.openxmlformats.org/markup-compatibility/2006" xmlns:aink="http://schemas.microsoft.com/office/drawing/2016/ink" xmlns:am3d="http://schemas.microsoft.com/office/drawing/2017/model3d" xmlns:o="urn:schemas-microsoft-com:office:office" xmlns:oel="http://schemas.microsoft.com/office/2019/extlst" xmlns:r="http://schemas.openxmlformats.org/officeDocument/2006/relationships" xmlns:m="http://schemas.openxmlformats.org/officeDocument/2006/math" xmlns:v="urn:schemas-microsoft-com:vml" xmlns:wp14="http://schemas.microsoft.com/office/word/2010/wordprocessingDrawing" xmlns:wp="http://schemas.openxmlformats.org/drawingml/2006/wordprocessingDrawing" xmlns:w10="urn:schemas-microsoft-com:office:word" xmlns:w="http://schemas.openxmlformats.org/wordprocessingml/2006/main" xmlns:w14="http://schemas.microsoft.com/office/word/2010/wordml" xmlns:w15="http://schemas.microsoft.com/office/word/2012/wordml" xmlns:w16cex="http://schemas.microsoft.com/office/word/2018/wordml/cex" xmlns:w16cid="http://schemas.microsoft.com/office/word/2016/wordml/cid" xmlns:w16="http://schemas.microsoft.com/office/word/2018/wordml" xmlns:w16du="http://schemas.microsoft.com/office/word/2023/wordml/word16du" xmlns:w16sdtdh="http://schemas.microsoft.com/office/word/2020/wordml/sdtdatahash" xmlns:w16sdtfl="http://schemas.microsoft.com/office/word/2024/wordml/sdtformatlock" xmlns:w16se="http://schemas.microsoft.com/office/word/2015/wordml/symex" xmlns:wpg="http://schemas.microsoft.com/office/word/2010/wordprocessingGroup" xmlns:wpi="http://schemas.microsoft.com/office/word/2010/wordprocessingInk" xmlns:wne="http://schemas.microsoft.com/office/word/2006/wordml" xmlns:wps="http://schemas.microsoft.com/office/word/2010/wordprocessingShape" mc:Ignorable="w14 w15 w16se w16cid w16 w16cex w16sdtdh w16sdtfl w16du wp14">
   <w:abstractNum w:abstractNumId="0" w15:restartNumberingAfterBreak="0">
     <w:nsid w:val="03840E2E"/>
     <w:multiLevelType w:val="multilevel"/>
@@ -15692,7 +15101,7 @@
 </file>
 
 <file path=word/styles.xml><?xml version="1.0" encoding="utf-8"?>
-<w:styles xmlns:mc="http://schemas.openxmlformats.org/markup-compatibility/2006" xmlns:r="http://schemas.openxmlformats.org/officeDocument/2006/relationships" xmlns:w="http://schemas.openxmlformats.org/wordprocessingml/2006/main" xmlns:w14="http://schemas.microsoft.com/office/word/2010/wordml" xmlns:w15="http://schemas.microsoft.com/office/word/2012/wordml" xmlns:w16cex="http://schemas.microsoft.com/office/word/2018/wordml/cex" xmlns:w16cid="http://schemas.microsoft.com/office/word/2016/wordml/cid" xmlns:w16="http://schemas.microsoft.com/office/word/2018/wordml" xmlns:w16sdtdh="http://schemas.microsoft.com/office/word/2020/wordml/sdtdatahash" xmlns:w16se="http://schemas.microsoft.com/office/word/2015/wordml/symex" mc:Ignorable="w14 w15 w16se w16cid w16 w16cex w16sdtdh">
+<w:styles xmlns:mc="http://schemas.openxmlformats.org/markup-compatibility/2006" xmlns:r="http://schemas.openxmlformats.org/officeDocument/2006/relationships" xmlns:w="http://schemas.openxmlformats.org/wordprocessingml/2006/main" xmlns:w14="http://schemas.microsoft.com/office/word/2010/wordml" xmlns:w15="http://schemas.microsoft.com/office/word/2012/wordml" xmlns:w16cex="http://schemas.microsoft.com/office/word/2018/wordml/cex" xmlns:w16cid="http://schemas.microsoft.com/office/word/2016/wordml/cid" xmlns:w16="http://schemas.microsoft.com/office/word/2018/wordml" xmlns:w16du="http://schemas.microsoft.com/office/word/2023/wordml/word16du" xmlns:w16sdtdh="http://schemas.microsoft.com/office/word/2020/wordml/sdtdatahash" xmlns:w16sdtfl="http://schemas.microsoft.com/office/word/2024/wordml/sdtformatlock" xmlns:w16se="http://schemas.microsoft.com/office/word/2015/wordml/symex" mc:Ignorable="w14 w15 w16se w16cid w16 w16cex w16sdtdh w16sdtfl w16du">
   <w:docDefaults>
     <w:rPrDefault>
       <w:rPr>
@@ -16597,7 +16006,7 @@
       </w:tblBorders>
     </w:tblPr>
   </w:style>
-  <w:style w:type="character" w:styleId="Textoennegrita">
+  <w:style w:type="character" w:styleId="Fuerte">
     <w:name w:val="Strong"/>
     <w:basedOn w:val="Fuentedeprrafopredeter"/>
     <w:uiPriority w:val="22"/>

--- a/Features/CostsModule/Features/AdjudicacionesFeature/Templates/plantilla_suministro_con_placeholders.docx
+++ b/Features/CostsModule/Features/AdjudicacionesFeature/Templates/plantilla_suministro_con_placeholders.docx
@@ -247,6 +247,7 @@
           <w:szCs w:val="24"/>
         </w:rPr>
       </w:pPr>
+      <w:proofErr w:type="gramStart"/>
       <w:r>
         <w:rPr>
           <w:rFonts w:ascii="Calibri" w:eastAsia="Calibri" w:hAnsi="Calibri" w:cs="Calibri"/>
@@ -254,8 +255,9 @@
           <w:sz w:val="24"/>
           <w:szCs w:val="24"/>
         </w:rPr>
-        <w:t xml:space="preserve">Precio a pagar por el contratante: </w:t>
-      </w:r>
+        <w:t>Precio a pagar</w:t>
+      </w:r>
+      <w:proofErr w:type="gramEnd"/>
       <w:r>
         <w:rPr>
           <w:rFonts w:ascii="Calibri" w:eastAsia="Calibri" w:hAnsi="Calibri" w:cs="Calibri"/>
@@ -263,7 +265,33 @@
           <w:sz w:val="24"/>
           <w:szCs w:val="24"/>
         </w:rPr>
+        <w:t xml:space="preserve"> por el contratante: </w:t>
+      </w:r>
+      <w:r>
+        <w:rPr>
+          <w:rFonts w:ascii="Calibri" w:eastAsia="Calibri" w:hAnsi="Calibri" w:cs="Calibri"/>
+          <w:color w:val="000000"/>
+          <w:sz w:val="24"/>
+          <w:szCs w:val="24"/>
+        </w:rPr>
         <w:tab/>
+      </w:r>
+      <w:r>
+        <w:rPr>
+          <w:rFonts w:ascii="Calibri" w:eastAsia="Calibri" w:hAnsi="Calibri" w:cs="Calibri"/>
+          <w:color w:val="000000"/>
+          <w:sz w:val="24"/>
+          <w:szCs w:val="24"/>
+        </w:rPr>
+        <w:tab/>
+      </w:r>
+      <w:r>
+        <w:rPr>
+          <w:rFonts w:ascii="Calibri" w:eastAsia="Calibri" w:hAnsi="Calibri" w:cs="Calibri"/>
+          <w:color w:val="000000"/>
+          <w:sz w:val="24"/>
+          <w:szCs w:val="24"/>
+        </w:rPr>
         <w:t>{{MONTO}} (inc. IGV)</w:t>
       </w:r>
     </w:p>
@@ -404,7 +432,33 @@
           <w:szCs w:val="24"/>
         </w:rPr>
         <w:tab/>
-        <w:t xml:space="preserve">           (0.1</w:t>
+      </w:r>
+      <w:r>
+        <w:rPr>
+          <w:rFonts w:ascii="Calibri" w:eastAsia="Calibri" w:hAnsi="Calibri" w:cs="Calibri"/>
+          <w:color w:val="000000"/>
+          <w:sz w:val="24"/>
+          <w:szCs w:val="24"/>
+        </w:rPr>
+        <w:tab/>
+      </w:r>
+      <w:r>
+        <w:rPr>
+          <w:rFonts w:ascii="Calibri" w:eastAsia="Calibri" w:hAnsi="Calibri" w:cs="Calibri"/>
+          <w:color w:val="000000"/>
+          <w:sz w:val="24"/>
+          <w:szCs w:val="24"/>
+        </w:rPr>
+        <w:tab/>
+      </w:r>
+      <w:r>
+        <w:rPr>
+          <w:rFonts w:ascii="Calibri" w:eastAsia="Calibri" w:hAnsi="Calibri" w:cs="Calibri"/>
+          <w:color w:val="000000"/>
+          <w:sz w:val="24"/>
+          <w:szCs w:val="24"/>
+        </w:rPr>
+        <w:t>(0.1</w:t>
       </w:r>
       <w:r>
         <w:rPr>
@@ -608,7 +662,25 @@
           <w:sz w:val="24"/>
           <w:szCs w:val="24"/>
         </w:rPr>
-        <w:t xml:space="preserve">                                                                   GARANTÍA</w:t>
+        <w:tab/>
+      </w:r>
+      <w:r>
+        <w:rPr>
+          <w:rFonts w:ascii="Calibri" w:eastAsia="Calibri" w:hAnsi="Calibri" w:cs="Calibri"/>
+          <w:color w:val="000000"/>
+          <w:sz w:val="24"/>
+          <w:szCs w:val="24"/>
+        </w:rPr>
+        <w:tab/>
+      </w:r>
+      <w:r>
+        <w:rPr>
+          <w:rFonts w:ascii="Calibri" w:eastAsia="Calibri" w:hAnsi="Calibri" w:cs="Calibri"/>
+          <w:color w:val="000000"/>
+          <w:sz w:val="24"/>
+          <w:szCs w:val="24"/>
+        </w:rPr>
+        <w:t>GARANTÍA</w:t>
       </w:r>
     </w:p>
     <w:p>
@@ -673,7 +745,33 @@
           <w:szCs w:val="24"/>
         </w:rPr>
         <w:tab/>
-        <w:t xml:space="preserve">           {{ADVANCE_AMOUNT}} (inc. IGV)</w:t>
+      </w:r>
+      <w:r>
+        <w:rPr>
+          <w:rFonts w:ascii="Calibri" w:eastAsia="Calibri" w:hAnsi="Calibri" w:cs="Calibri"/>
+          <w:color w:val="000000"/>
+          <w:sz w:val="24"/>
+          <w:szCs w:val="24"/>
+        </w:rPr>
+        <w:tab/>
+      </w:r>
+      <w:r>
+        <w:rPr>
+          <w:rFonts w:ascii="Calibri" w:eastAsia="Calibri" w:hAnsi="Calibri" w:cs="Calibri"/>
+          <w:color w:val="000000"/>
+          <w:sz w:val="24"/>
+          <w:szCs w:val="24"/>
+        </w:rPr>
+        <w:tab/>
+      </w:r>
+      <w:r>
+        <w:rPr>
+          <w:rFonts w:ascii="Calibri" w:eastAsia="Calibri" w:hAnsi="Calibri" w:cs="Calibri"/>
+          <w:color w:val="000000"/>
+          <w:sz w:val="24"/>
+          <w:szCs w:val="24"/>
+        </w:rPr>
+        <w:t>{{ADVANCE_AMOUNT}} (inc. IGV)</w:t>
       </w:r>
     </w:p>
     <w:p>
@@ -1986,7 +2084,6 @@
           <w:sz w:val="22"/>
           <w:szCs w:val="22"/>
         </w:rPr>
-        <w:lastRenderedPageBreak/>
         <w:t xml:space="preserve">2.3. El presente </w:t>
       </w:r>
       <w:r>
@@ -3035,16 +3132,7 @@
           <w:sz w:val="22"/>
           <w:szCs w:val="22"/>
         </w:rPr>
-        <w:t xml:space="preserve"> así como sus alrededores, inmuebles colindantes y vías de acceso, y manifiesta que las condiciones son adecuadas para la </w:t>
-      </w:r>
-      <w:r>
-        <w:rPr>
-          <w:rFonts w:ascii="Arial Narrow" w:hAnsi="Arial Narrow"/>
-          <w:sz w:val="22"/>
-          <w:szCs w:val="22"/>
-        </w:rPr>
-        <w:lastRenderedPageBreak/>
-        <w:t xml:space="preserve">entrega y descarga del SUMINISTRO que por el presente </w:t>
+        <w:t xml:space="preserve"> así como sus alrededores, inmuebles colindantes y vías de acceso, y manifiesta que las condiciones son adecuadas para la entrega y descarga del SUMINISTRO que por el presente </w:t>
       </w:r>
       <w:r>
         <w:rPr>
@@ -3066,26 +3154,12 @@
     </w:p>
     <w:p>
       <w:pPr>
-        <w:ind w:left="0" w:firstLine="0"/>
-        <w:jc w:val="both"/>
-        <w:rPr>
-          <w:rFonts w:ascii="Arial Narrow" w:eastAsia="Arial Narrow" w:hAnsi="Arial Narrow" w:cs="Arial Narrow"/>
-          <w:b/>
-          <w:color w:val="000000"/>
-          <w:sz w:val="22"/>
-          <w:szCs w:val="22"/>
-        </w:rPr>
-      </w:pPr>
-    </w:p>
-    <w:p>
-      <w:pPr>
-        <w:ind w:left="0" w:firstLine="0"/>
-        <w:jc w:val="both"/>
-        <w:rPr>
-          <w:rFonts w:ascii="Arial Narrow" w:eastAsia="Arial Narrow" w:hAnsi="Arial Narrow" w:cs="Arial Narrow"/>
-          <w:sz w:val="22"/>
-          <w:szCs w:val="22"/>
-          <w:u w:val="single"/>
+        <w:pStyle w:val="Textosinformato"/>
+        <w:jc w:val="both"/>
+        <w:rPr>
+          <w:rFonts w:ascii="Arial Narrow" w:hAnsi="Arial Narrow"/>
+          <w:sz w:val="22"/>
+          <w:szCs w:val="22"/>
         </w:rPr>
       </w:pPr>
     </w:p>
@@ -3121,20 +3195,30 @@
           <w:szCs w:val="22"/>
           <w:u w:val="single"/>
         </w:rPr>
+        <w:lastRenderedPageBreak/>
         <w:t>QUINTA: MONTO Y FORMA DE PAGO</w:t>
       </w:r>
     </w:p>
     <w:p>
       <w:pPr>
-        <w:tabs>
-          <w:tab w:val="left" w:pos="426"/>
-        </w:tabs>
-        <w:ind w:left="0"/>
-        <w:jc w:val="both"/>
-        <w:rPr>
-          <w:rFonts w:ascii="Arial Narrow" w:hAnsi="Arial Narrow"/>
-          <w:sz w:val="22"/>
-          <w:szCs w:val="22"/>
+        <w:keepNext/>
+        <w:widowControl w:val="0"/>
+        <w:pBdr>
+          <w:top w:val="nil"/>
+          <w:left w:val="nil"/>
+          <w:bottom w:val="nil"/>
+          <w:right w:val="nil"/>
+          <w:between w:val="nil"/>
+        </w:pBdr>
+        <w:ind w:left="0" w:firstLine="0"/>
+        <w:rPr>
+          <w:rFonts w:ascii="Arial Narrow" w:eastAsia="Arial Narrow" w:hAnsi="Arial Narrow" w:cs="Arial Narrow"/>
+          <w:b/>
+          <w:bCs/>
+          <w:color w:val="000000" w:themeColor="text1"/>
+          <w:sz w:val="22"/>
+          <w:szCs w:val="22"/>
+          <w:u w:val="single"/>
         </w:rPr>
       </w:pPr>
     </w:p>
@@ -3143,12 +3227,11 @@
         <w:pStyle w:val="Prrafodelista"/>
         <w:numPr>
           <w:ilvl w:val="1"/>
-          <w:numId w:val="22"/>
+          <w:numId w:val="28"/>
         </w:numPr>
         <w:tabs>
           <w:tab w:val="left" w:pos="426"/>
         </w:tabs>
-        <w:ind w:left="426"/>
         <w:jc w:val="both"/>
         <w:rPr>
           <w:rFonts w:ascii="Arial Narrow" w:hAnsi="Arial Narrow"/>
@@ -3466,9 +3549,8 @@
         <w:pStyle w:val="Prrafodelista"/>
         <w:numPr>
           <w:ilvl w:val="1"/>
-          <w:numId w:val="22"/>
+          <w:numId w:val="28"/>
         </w:numPr>
-        <w:ind w:left="426" w:hanging="426"/>
         <w:jc w:val="both"/>
         <w:rPr>
           <w:rFonts w:ascii="Arial Narrow" w:hAnsi="Arial Narrow"/>
@@ -3533,7 +3615,7 @@
         <w:pStyle w:val="Prrafodelista"/>
         <w:numPr>
           <w:ilvl w:val="1"/>
-          <w:numId w:val="22"/>
+          <w:numId w:val="28"/>
         </w:numPr>
         <w:ind w:left="426" w:hanging="426"/>
         <w:jc w:val="both"/>
@@ -3569,7 +3651,7 @@
         <w:pStyle w:val="Prrafodelista"/>
         <w:numPr>
           <w:ilvl w:val="1"/>
-          <w:numId w:val="22"/>
+          <w:numId w:val="28"/>
         </w:numPr>
         <w:ind w:left="426" w:hanging="426"/>
         <w:jc w:val="both"/>
@@ -3641,7 +3723,7 @@
         <w:pStyle w:val="Prrafodelista"/>
         <w:numPr>
           <w:ilvl w:val="1"/>
-          <w:numId w:val="22"/>
+          <w:numId w:val="28"/>
         </w:numPr>
         <w:tabs>
           <w:tab w:val="left" w:pos="284"/>
@@ -3702,7 +3784,7 @@
         <w:pStyle w:val="Prrafodelista"/>
         <w:numPr>
           <w:ilvl w:val="1"/>
-          <w:numId w:val="22"/>
+          <w:numId w:val="28"/>
         </w:numPr>
         <w:tabs>
           <w:tab w:val="left" w:pos="284"/>
@@ -3780,7 +3862,7 @@
         <w:pStyle w:val="Prrafodelista"/>
         <w:numPr>
           <w:ilvl w:val="1"/>
-          <w:numId w:val="22"/>
+          <w:numId w:val="28"/>
         </w:numPr>
         <w:tabs>
           <w:tab w:val="left" w:pos="284"/>
@@ -3980,16 +4062,7 @@
           <w:sz w:val="22"/>
           <w:szCs w:val="22"/>
         </w:rPr>
-        <w:t xml:space="preserve">, dentro del plazo pactado, se verá extendido el plazo de cancelación de la factura que corresponda, pagando una penalidad de S/ 500.00 por cada día de atraso hasta su debido cumplimiento, este importe podrá ser descontado de </w:t>
-      </w:r>
-      <w:r>
-        <w:rPr>
-          <w:rFonts w:ascii="Arial Narrow" w:hAnsi="Arial Narrow"/>
-          <w:sz w:val="22"/>
-          <w:szCs w:val="22"/>
-        </w:rPr>
-        <w:lastRenderedPageBreak/>
-        <w:t xml:space="preserve">toda valorización o pago pendiente de cancelación. De igual forma, </w:t>
+        <w:t xml:space="preserve">, dentro del plazo pactado, se verá extendido el plazo de cancelación de la factura que corresponda, pagando una penalidad de S/ 500.00 por cada día de atraso hasta su debido cumplimiento, este importe podrá ser descontado de toda valorización o pago pendiente de cancelación. De igual forma, </w:t>
       </w:r>
       <w:r>
         <w:rPr>
@@ -4047,7 +4120,7 @@
         <w:pStyle w:val="Prrafodelista"/>
         <w:numPr>
           <w:ilvl w:val="1"/>
-          <w:numId w:val="22"/>
+          <w:numId w:val="28"/>
         </w:numPr>
         <w:jc w:val="both"/>
         <w:rPr>
@@ -4062,6 +4135,7 @@
           <w:sz w:val="22"/>
           <w:szCs w:val="22"/>
         </w:rPr>
+        <w:lastRenderedPageBreak/>
         <w:t xml:space="preserve">Para casos en los que, durante la descarga de los materiales suministrados por </w:t>
       </w:r>
       <w:r>
@@ -4186,7 +4260,7 @@
         <w:pStyle w:val="Prrafodelista"/>
         <w:numPr>
           <w:ilvl w:val="1"/>
-          <w:numId w:val="22"/>
+          <w:numId w:val="28"/>
         </w:numPr>
         <w:tabs>
           <w:tab w:val="left" w:pos="284"/>
@@ -4328,7 +4402,7 @@
         <w:pStyle w:val="Prrafodelista"/>
         <w:numPr>
           <w:ilvl w:val="1"/>
-          <w:numId w:val="22"/>
+          <w:numId w:val="28"/>
         </w:numPr>
         <w:tabs>
           <w:tab w:val="left" w:pos="284"/>
@@ -4396,6 +4470,1267 @@
           <w:szCs w:val="22"/>
         </w:rPr>
       </w:pPr>
+    </w:p>
+    <w:p>
+      <w:pPr>
+        <w:keepNext/>
+        <w:widowControl w:val="0"/>
+        <w:pBdr>
+          <w:top w:val="nil"/>
+          <w:left w:val="nil"/>
+          <w:bottom w:val="nil"/>
+          <w:right w:val="nil"/>
+          <w:between w:val="nil"/>
+        </w:pBdr>
+        <w:ind w:left="0" w:firstLine="0"/>
+        <w:rPr>
+          <w:rFonts w:ascii="Arial Narrow" w:eastAsia="Arial Narrow" w:hAnsi="Arial Narrow" w:cs="Arial Narrow"/>
+          <w:b/>
+          <w:bCs/>
+          <w:color w:val="000000" w:themeColor="text1"/>
+          <w:sz w:val="22"/>
+          <w:szCs w:val="22"/>
+          <w:u w:val="single"/>
+        </w:rPr>
+      </w:pPr>
+      <w:r>
+        <w:rPr>
+          <w:rFonts w:ascii="Arial Narrow" w:eastAsia="Arial Narrow" w:hAnsi="Arial Narrow" w:cs="Arial Narrow"/>
+          <w:b/>
+          <w:color w:val="000000"/>
+          <w:sz w:val="22"/>
+          <w:szCs w:val="22"/>
+          <w:u w:val="single"/>
+        </w:rPr>
+        <w:t>SEXTA: PLAZO DEL CONTRATO</w:t>
+      </w:r>
+    </w:p>
+    <w:p>
+      <w:pPr>
+        <w:keepNext/>
+        <w:widowControl w:val="0"/>
+        <w:pBdr>
+          <w:top w:val="nil"/>
+          <w:left w:val="nil"/>
+          <w:bottom w:val="nil"/>
+          <w:right w:val="nil"/>
+          <w:between w:val="nil"/>
+        </w:pBdr>
+        <w:ind w:left="0" w:firstLine="0"/>
+        <w:rPr>
+          <w:rFonts w:ascii="Arial Narrow" w:eastAsia="Arial Narrow" w:hAnsi="Arial Narrow" w:cs="Arial Narrow"/>
+          <w:b/>
+          <w:color w:val="000000"/>
+          <w:sz w:val="22"/>
+          <w:szCs w:val="22"/>
+          <w:u w:val="single"/>
+        </w:rPr>
+      </w:pPr>
+    </w:p>
+    <w:p>
+      <w:pPr>
+        <w:pStyle w:val="Prrafodelista"/>
+        <w:numPr>
+          <w:ilvl w:val="1"/>
+          <w:numId w:val="29"/>
+        </w:numPr>
+        <w:jc w:val="both"/>
+        <w:rPr>
+          <w:rFonts w:ascii="Arial Narrow" w:hAnsi="Arial Narrow"/>
+          <w:sz w:val="22"/>
+          <w:szCs w:val="22"/>
+        </w:rPr>
+      </w:pPr>
+      <w:r>
+        <w:rPr>
+          <w:rFonts w:ascii="Arial Narrow" w:hAnsi="Arial Narrow"/>
+          <w:sz w:val="22"/>
+          <w:szCs w:val="22"/>
+        </w:rPr>
+        <w:t xml:space="preserve">El plazo de vigencia del presente </w:t>
+      </w:r>
+      <w:r>
+        <w:rPr>
+          <w:rFonts w:ascii="Arial Narrow" w:hAnsi="Arial Narrow"/>
+          <w:b/>
+          <w:sz w:val="22"/>
+          <w:szCs w:val="22"/>
+        </w:rPr>
+        <w:t>{{PARTIDA}}</w:t>
+      </w:r>
+      <w:r>
+        <w:rPr>
+          <w:rFonts w:ascii="Arial Narrow" w:hAnsi="Arial Narrow"/>
+          <w:sz w:val="22"/>
+          <w:szCs w:val="22"/>
+        </w:rPr>
+        <w:t xml:space="preserve"> será de {{PLAZO_NUM}} ({{PLAZO_EN_PALABRAS}}) días calendario, computado desde el cumplimiento del pago previsto en el inciso 5.1.1. de la cláusula quinta del presente contrato.</w:t>
+      </w:r>
+    </w:p>
+    <w:p>
+      <w:pPr>
+        <w:pStyle w:val="Prrafodelista"/>
+        <w:tabs>
+          <w:tab w:val="clear" w:pos="1440"/>
+        </w:tabs>
+        <w:ind w:left="360" w:firstLine="0"/>
+        <w:jc w:val="both"/>
+        <w:rPr>
+          <w:rFonts w:ascii="Arial Narrow" w:hAnsi="Arial Narrow"/>
+          <w:sz w:val="22"/>
+          <w:szCs w:val="22"/>
+        </w:rPr>
+      </w:pPr>
+    </w:p>
+    <w:p>
+      <w:pPr>
+        <w:pStyle w:val="Prrafodelista"/>
+        <w:numPr>
+          <w:ilvl w:val="1"/>
+          <w:numId w:val="29"/>
+        </w:numPr>
+        <w:jc w:val="both"/>
+        <w:rPr>
+          <w:rFonts w:ascii="Arial Narrow" w:hAnsi="Arial Narrow"/>
+          <w:sz w:val="22"/>
+          <w:szCs w:val="22"/>
+        </w:rPr>
+      </w:pPr>
+      <w:r>
+        <w:rPr>
+          <w:rFonts w:ascii="Arial Narrow" w:hAnsi="Arial Narrow"/>
+          <w:sz w:val="22"/>
+          <w:szCs w:val="22"/>
+        </w:rPr>
+        <w:t xml:space="preserve">No serán de responsabilidad de </w:t>
+      </w:r>
+      <w:r>
+        <w:rPr>
+          <w:rFonts w:ascii="Arial Narrow" w:hAnsi="Arial Narrow"/>
+          <w:b/>
+          <w:sz w:val="22"/>
+          <w:szCs w:val="22"/>
+        </w:rPr>
+        <w:t>EL SUMINISTRANTE</w:t>
+      </w:r>
+      <w:r>
+        <w:rPr>
+          <w:rFonts w:ascii="Arial Narrow" w:hAnsi="Arial Narrow"/>
+          <w:sz w:val="22"/>
+          <w:szCs w:val="22"/>
+        </w:rPr>
+        <w:t xml:space="preserve"> los atrasos debido a paralizaciones de obra a causa de </w:t>
+      </w:r>
+      <w:r>
+        <w:rPr>
+          <w:rFonts w:ascii="Arial Narrow" w:hAnsi="Arial Narrow"/>
+          <w:b/>
+          <w:sz w:val="22"/>
+          <w:szCs w:val="22"/>
+        </w:rPr>
+        <w:t>EL SUMINISTRADO</w:t>
+      </w:r>
+      <w:r>
+        <w:rPr>
+          <w:rFonts w:ascii="Arial Narrow" w:hAnsi="Arial Narrow"/>
+          <w:sz w:val="22"/>
+          <w:szCs w:val="22"/>
+        </w:rPr>
+        <w:t>, o aquellas debidas a huelgas sindicales, temas municipales o eventos de fuerza mayor.</w:t>
+      </w:r>
+    </w:p>
+    <w:p>
+      <w:pPr>
+        <w:pStyle w:val="Prrafodelista"/>
+        <w:rPr>
+          <w:rFonts w:ascii="Arial Narrow" w:hAnsi="Arial Narrow"/>
+          <w:sz w:val="22"/>
+          <w:szCs w:val="22"/>
+        </w:rPr>
+      </w:pPr>
+    </w:p>
+    <w:p>
+      <w:pPr>
+        <w:pStyle w:val="Prrafodelista"/>
+        <w:numPr>
+          <w:ilvl w:val="1"/>
+          <w:numId w:val="29"/>
+        </w:numPr>
+        <w:jc w:val="both"/>
+        <w:rPr>
+          <w:rFonts w:ascii="Arial Narrow" w:hAnsi="Arial Narrow"/>
+          <w:sz w:val="22"/>
+          <w:szCs w:val="22"/>
+        </w:rPr>
+      </w:pPr>
+      <w:r>
+        <w:rPr>
+          <w:rFonts w:ascii="Arial Narrow" w:hAnsi="Arial Narrow"/>
+          <w:sz w:val="22"/>
+          <w:szCs w:val="22"/>
+        </w:rPr>
+        <w:t>El plazo del contrato concluirá al vencimiento del plazo establecido por las partes, sin que sea necesario aviso previo de ninguna de ellas. Sin perjuicio de ello, podrá ser modificado en las condiciones que en su oportunidad determinen las partes, para lo cual suscribirán los documentos correspondientes.</w:t>
+      </w:r>
+    </w:p>
+    <w:p>
+      <w:pPr>
+        <w:pStyle w:val="Prrafodelista"/>
+        <w:rPr>
+          <w:rFonts w:ascii="Arial Narrow" w:hAnsi="Arial Narrow"/>
+          <w:sz w:val="22"/>
+          <w:szCs w:val="22"/>
+        </w:rPr>
+      </w:pPr>
+    </w:p>
+    <w:p>
+      <w:pPr>
+        <w:pStyle w:val="Prrafodelista"/>
+        <w:numPr>
+          <w:ilvl w:val="1"/>
+          <w:numId w:val="29"/>
+        </w:numPr>
+        <w:jc w:val="both"/>
+        <w:rPr>
+          <w:rFonts w:ascii="Arial Narrow" w:hAnsi="Arial Narrow"/>
+          <w:sz w:val="22"/>
+          <w:szCs w:val="22"/>
+        </w:rPr>
+      </w:pPr>
+      <w:r>
+        <w:rPr>
+          <w:rFonts w:ascii="Arial Narrow" w:hAnsi="Arial Narrow"/>
+          <w:sz w:val="22"/>
+          <w:szCs w:val="22"/>
+        </w:rPr>
+        <w:t xml:space="preserve">De culminar con la entrega total de lo contratado (a satisfacción de EL SUMINISTRADO) y habiendo         entregado toda la documentación sobre fichas técnicas, certificados de calidad u otros, la vigencia de contrato concluirá a la suscripción del “Acta de Conformidad”, por medio de la cual se acreditará el cumplimiento total de entrega de </w:t>
+      </w:r>
+      <w:r>
+        <w:rPr>
+          <w:rFonts w:ascii="Arial Narrow" w:hAnsi="Arial Narrow"/>
+          <w:b/>
+          <w:bCs/>
+          <w:sz w:val="22"/>
+          <w:szCs w:val="22"/>
+        </w:rPr>
+        <w:t>EL SUMINISTRO</w:t>
+      </w:r>
+      <w:r>
+        <w:rPr>
+          <w:rFonts w:ascii="Arial Narrow" w:hAnsi="Arial Narrow"/>
+          <w:sz w:val="22"/>
+          <w:szCs w:val="22"/>
+        </w:rPr>
+        <w:t xml:space="preserve">, que será debidamente firmado entre el ingeniero residente y </w:t>
+      </w:r>
+      <w:r>
+        <w:rPr>
+          <w:rFonts w:ascii="Arial Narrow" w:hAnsi="Arial Narrow"/>
+          <w:b/>
+          <w:bCs/>
+          <w:sz w:val="22"/>
+          <w:szCs w:val="22"/>
+        </w:rPr>
+        <w:t>EL SUMINISTRANTE</w:t>
+      </w:r>
+      <w:r>
+        <w:rPr>
+          <w:rFonts w:ascii="Arial Narrow" w:hAnsi="Arial Narrow"/>
+          <w:sz w:val="22"/>
+          <w:szCs w:val="22"/>
+        </w:rPr>
+        <w:t>.</w:t>
+      </w:r>
+    </w:p>
+    <w:p>
+      <w:pPr>
+        <w:tabs>
+          <w:tab w:val="clear" w:pos="1440"/>
+        </w:tabs>
+        <w:ind w:left="0" w:firstLine="0"/>
+        <w:jc w:val="both"/>
+        <w:rPr>
+          <w:rFonts w:ascii="Arial Narrow" w:hAnsi="Arial Narrow"/>
+          <w:sz w:val="22"/>
+          <w:szCs w:val="22"/>
+        </w:rPr>
+      </w:pPr>
+    </w:p>
+    <w:p>
+      <w:pPr>
+        <w:keepNext/>
+        <w:widowControl w:val="0"/>
+        <w:pBdr>
+          <w:top w:val="nil"/>
+          <w:left w:val="nil"/>
+          <w:bottom w:val="nil"/>
+          <w:right w:val="nil"/>
+          <w:between w:val="nil"/>
+        </w:pBdr>
+        <w:ind w:left="0" w:firstLine="0"/>
+        <w:rPr>
+          <w:rFonts w:ascii="Arial Narrow" w:eastAsia="Arial Narrow" w:hAnsi="Arial Narrow" w:cs="Arial Narrow"/>
+          <w:b/>
+          <w:color w:val="000000"/>
+          <w:sz w:val="22"/>
+          <w:szCs w:val="22"/>
+          <w:u w:val="single"/>
+        </w:rPr>
+      </w:pPr>
+      <w:r>
+        <w:rPr>
+          <w:rFonts w:ascii="Arial Narrow" w:eastAsia="Arial Narrow" w:hAnsi="Arial Narrow" w:cs="Arial Narrow"/>
+          <w:b/>
+          <w:color w:val="000000"/>
+          <w:sz w:val="22"/>
+          <w:szCs w:val="22"/>
+          <w:u w:val="single"/>
+        </w:rPr>
+        <w:t xml:space="preserve">SEPTIMA: OBLIGACIONES DE EL SUMINISTRANTE </w:t>
+      </w:r>
+    </w:p>
+    <w:p>
+      <w:pPr>
+        <w:ind w:left="0" w:firstLine="0"/>
+        <w:rPr>
+          <w:rFonts w:ascii="Arial Narrow" w:eastAsia="Arial Narrow" w:hAnsi="Arial Narrow" w:cs="Arial Narrow"/>
+          <w:sz w:val="22"/>
+          <w:szCs w:val="22"/>
+        </w:rPr>
+      </w:pPr>
+    </w:p>
+    <w:p>
+      <w:pPr>
+        <w:pStyle w:val="Prrafodelista"/>
+        <w:numPr>
+          <w:ilvl w:val="1"/>
+          <w:numId w:val="9"/>
+        </w:numPr>
+        <w:jc w:val="both"/>
+        <w:rPr>
+          <w:rFonts w:ascii="Arial Narrow" w:hAnsi="Arial Narrow"/>
+          <w:sz w:val="22"/>
+          <w:szCs w:val="22"/>
+        </w:rPr>
+      </w:pPr>
+      <w:r>
+        <w:rPr>
+          <w:rFonts w:ascii="Arial Narrow" w:hAnsi="Arial Narrow"/>
+          <w:b/>
+          <w:sz w:val="22"/>
+          <w:szCs w:val="22"/>
+        </w:rPr>
+        <w:t>EL SUMINISTRANTE</w:t>
+      </w:r>
+      <w:r>
+        <w:rPr>
+          <w:rFonts w:ascii="Arial Narrow" w:hAnsi="Arial Narrow"/>
+          <w:sz w:val="22"/>
+          <w:szCs w:val="22"/>
+        </w:rPr>
+        <w:t xml:space="preserve"> se obliga a cumplir, entre otras, con las siguientes obligaciones generales:</w:t>
+      </w:r>
+    </w:p>
+    <w:p>
+      <w:pPr>
+        <w:pStyle w:val="Prrafodelista"/>
+        <w:tabs>
+          <w:tab w:val="clear" w:pos="1440"/>
+        </w:tabs>
+        <w:ind w:left="426" w:firstLine="0"/>
+        <w:jc w:val="both"/>
+        <w:rPr>
+          <w:rFonts w:ascii="Arial Narrow" w:hAnsi="Arial Narrow"/>
+          <w:sz w:val="22"/>
+          <w:szCs w:val="22"/>
+        </w:rPr>
+      </w:pPr>
+    </w:p>
+    <w:p>
+      <w:pPr>
+        <w:pStyle w:val="Prrafodelista"/>
+        <w:numPr>
+          <w:ilvl w:val="2"/>
+          <w:numId w:val="9"/>
+        </w:numPr>
+        <w:ind w:left="1276" w:hanging="567"/>
+        <w:jc w:val="both"/>
+        <w:rPr>
+          <w:rFonts w:ascii="Arial Narrow" w:hAnsi="Arial Narrow"/>
+          <w:sz w:val="22"/>
+          <w:szCs w:val="22"/>
+        </w:rPr>
+      </w:pPr>
+      <w:r>
+        <w:rPr>
+          <w:rFonts w:ascii="Arial Narrow" w:hAnsi="Arial Narrow"/>
+          <w:sz w:val="22"/>
+          <w:szCs w:val="22"/>
+        </w:rPr>
+        <w:t xml:space="preserve">Cumplir con la entrega parcial y total de </w:t>
+      </w:r>
+      <w:r>
+        <w:rPr>
+          <w:rFonts w:ascii="Arial Narrow" w:hAnsi="Arial Narrow"/>
+          <w:b/>
+          <w:bCs/>
+          <w:sz w:val="22"/>
+          <w:szCs w:val="22"/>
+        </w:rPr>
+        <w:t>EL SUMINISTRO</w:t>
+      </w:r>
+      <w:r>
+        <w:rPr>
+          <w:rFonts w:ascii="Arial Narrow" w:hAnsi="Arial Narrow"/>
+          <w:sz w:val="22"/>
+          <w:szCs w:val="22"/>
+        </w:rPr>
+        <w:t xml:space="preserve"> por su cuenta y riesgo, con sus propios recursos financieros, técnicos o materiales.</w:t>
+      </w:r>
+    </w:p>
+    <w:p>
+      <w:pPr>
+        <w:pStyle w:val="Prrafodelista"/>
+        <w:numPr>
+          <w:ilvl w:val="2"/>
+          <w:numId w:val="9"/>
+        </w:numPr>
+        <w:ind w:left="1276" w:hanging="567"/>
+        <w:jc w:val="both"/>
+        <w:rPr>
+          <w:rFonts w:ascii="Arial Narrow" w:hAnsi="Arial Narrow"/>
+          <w:sz w:val="22"/>
+          <w:szCs w:val="22"/>
+        </w:rPr>
+      </w:pPr>
+      <w:r>
+        <w:rPr>
+          <w:rFonts w:ascii="Arial Narrow" w:hAnsi="Arial Narrow"/>
+          <w:sz w:val="22"/>
+          <w:szCs w:val="22"/>
+        </w:rPr>
+        <w:t>Asumir plena responsabilidad por los resultados relacionados a la entrega del SUMINISTRO, así como por los actos de su personal.</w:t>
+      </w:r>
+    </w:p>
+    <w:p>
+      <w:pPr>
+        <w:pStyle w:val="Prrafodelista"/>
+        <w:numPr>
+          <w:ilvl w:val="2"/>
+          <w:numId w:val="9"/>
+        </w:numPr>
+        <w:ind w:left="1276" w:hanging="567"/>
+        <w:jc w:val="both"/>
+        <w:rPr>
+          <w:rFonts w:ascii="Arial Narrow" w:hAnsi="Arial Narrow"/>
+          <w:sz w:val="22"/>
+          <w:szCs w:val="22"/>
+        </w:rPr>
+      </w:pPr>
+      <w:r>
+        <w:rPr>
+          <w:rFonts w:ascii="Arial Narrow" w:hAnsi="Arial Narrow"/>
+          <w:b/>
+          <w:bCs/>
+          <w:sz w:val="22"/>
+          <w:szCs w:val="22"/>
+        </w:rPr>
+        <w:t>EL SUMINISTRANTE</w:t>
+      </w:r>
+      <w:r>
+        <w:rPr>
+          <w:rFonts w:ascii="Arial Narrow" w:hAnsi="Arial Narrow"/>
+          <w:sz w:val="22"/>
+          <w:szCs w:val="22"/>
+        </w:rPr>
+        <w:t xml:space="preserve"> se obliga a cumplir con los horarios y fechas coordinadas previamente con el Ingeniero de Oficina Técnica. Asimismo, </w:t>
+      </w:r>
+      <w:r>
+        <w:rPr>
+          <w:rFonts w:ascii="Arial Narrow" w:hAnsi="Arial Narrow"/>
+          <w:b/>
+          <w:bCs/>
+          <w:sz w:val="22"/>
+          <w:szCs w:val="22"/>
+        </w:rPr>
+        <w:t xml:space="preserve">EL SUMINISTRANTE </w:t>
+      </w:r>
+      <w:r>
+        <w:rPr>
+          <w:rFonts w:ascii="Arial Narrow" w:hAnsi="Arial Narrow"/>
+          <w:sz w:val="22"/>
+          <w:szCs w:val="22"/>
+        </w:rPr>
+        <w:t xml:space="preserve">asumirá cualquier tipo de sanción impuesta por el ente fiscalizador que le sea directamente imputable.  Las entregas de El SUMINISTRO del presente contrato se ejecutarán en el horario que la Municipalidad Distrital permita, responsabilizándose </w:t>
+      </w:r>
+      <w:r>
+        <w:rPr>
+          <w:rFonts w:ascii="Arial Narrow" w:hAnsi="Arial Narrow"/>
+          <w:b/>
+          <w:sz w:val="22"/>
+          <w:szCs w:val="22"/>
+        </w:rPr>
+        <w:t>EL SUMINISTRANTE</w:t>
+      </w:r>
+      <w:r>
+        <w:rPr>
+          <w:rFonts w:ascii="Arial Narrow" w:hAnsi="Arial Narrow"/>
+          <w:sz w:val="22"/>
+          <w:szCs w:val="22"/>
+        </w:rPr>
+        <w:t xml:space="preserve"> y liberando absolutamente a </w:t>
+      </w:r>
+      <w:r>
+        <w:rPr>
+          <w:rFonts w:ascii="Arial Narrow" w:hAnsi="Arial Narrow"/>
+          <w:b/>
+          <w:sz w:val="22"/>
+          <w:szCs w:val="22"/>
+        </w:rPr>
+        <w:t>EL SUMINISTRADO</w:t>
+      </w:r>
+      <w:r>
+        <w:rPr>
+          <w:rFonts w:ascii="Arial Narrow" w:hAnsi="Arial Narrow"/>
+          <w:sz w:val="22"/>
+          <w:szCs w:val="22"/>
+        </w:rPr>
+        <w:t xml:space="preserve"> por cualquier multa o medida correctiva que se le imponga por la inobservancia de estas.</w:t>
+      </w:r>
+    </w:p>
+    <w:p>
+      <w:pPr>
+        <w:pStyle w:val="Prrafodelista"/>
+        <w:numPr>
+          <w:ilvl w:val="2"/>
+          <w:numId w:val="9"/>
+        </w:numPr>
+        <w:ind w:left="1276" w:hanging="567"/>
+        <w:jc w:val="both"/>
+        <w:rPr>
+          <w:rFonts w:ascii="Arial Narrow" w:hAnsi="Arial Narrow"/>
+          <w:color w:val="000000" w:themeColor="text1"/>
+          <w:sz w:val="22"/>
+          <w:szCs w:val="22"/>
+        </w:rPr>
+      </w:pPr>
+      <w:r>
+        <w:rPr>
+          <w:rFonts w:ascii="Arial Narrow" w:hAnsi="Arial Narrow"/>
+          <w:color w:val="000000" w:themeColor="text1"/>
+          <w:sz w:val="22"/>
+          <w:szCs w:val="22"/>
+        </w:rPr>
+        <w:t>Cumplir con la entrega del Stock contratado, establecida en ANEXO 1.</w:t>
+      </w:r>
+    </w:p>
+    <w:p>
+      <w:pPr>
+        <w:pStyle w:val="Prrafodelista"/>
+        <w:numPr>
+          <w:ilvl w:val="2"/>
+          <w:numId w:val="9"/>
+        </w:numPr>
+        <w:ind w:left="1276" w:hanging="567"/>
+        <w:jc w:val="both"/>
+        <w:rPr>
+          <w:rFonts w:ascii="Arial Narrow" w:hAnsi="Arial Narrow"/>
+          <w:sz w:val="22"/>
+          <w:szCs w:val="22"/>
+        </w:rPr>
+      </w:pPr>
+      <w:r>
+        <w:rPr>
+          <w:rFonts w:ascii="Arial Narrow" w:hAnsi="Arial Narrow"/>
+          <w:sz w:val="22"/>
+          <w:szCs w:val="22"/>
+        </w:rPr>
+        <w:t xml:space="preserve">Todo material, equipo o herramienta que </w:t>
+      </w:r>
+      <w:r>
+        <w:rPr>
+          <w:rFonts w:ascii="Arial Narrow" w:hAnsi="Arial Narrow"/>
+          <w:b/>
+          <w:bCs/>
+          <w:sz w:val="22"/>
+          <w:szCs w:val="22"/>
+        </w:rPr>
+        <w:t xml:space="preserve">EL SUMINISTRANTE </w:t>
+      </w:r>
+      <w:r>
+        <w:rPr>
+          <w:rFonts w:ascii="Arial Narrow" w:hAnsi="Arial Narrow"/>
+          <w:sz w:val="22"/>
+          <w:szCs w:val="22"/>
+        </w:rPr>
+        <w:t>haga ingresar o salir de la obra y que sea de su propiedad necesariamente tendrá que contar con su respectiva guía de remisión.</w:t>
+      </w:r>
+    </w:p>
+    <w:p>
+      <w:pPr>
+        <w:pStyle w:val="Prrafodelista"/>
+        <w:numPr>
+          <w:ilvl w:val="2"/>
+          <w:numId w:val="9"/>
+        </w:numPr>
+        <w:ind w:hanging="579"/>
+        <w:jc w:val="both"/>
+        <w:rPr>
+          <w:rFonts w:ascii="Arial Narrow" w:hAnsi="Arial Narrow"/>
+          <w:strike/>
+          <w:color w:val="FF0000"/>
+          <w:sz w:val="22"/>
+          <w:szCs w:val="22"/>
+        </w:rPr>
+      </w:pPr>
+      <w:r>
+        <w:rPr>
+          <w:rFonts w:ascii="Arial Narrow" w:hAnsi="Arial Narrow"/>
+          <w:b/>
+          <w:bCs/>
+          <w:sz w:val="22"/>
+          <w:szCs w:val="22"/>
+        </w:rPr>
+        <w:t>EL SUMINISTRANTE</w:t>
+      </w:r>
+      <w:r>
+        <w:rPr>
+          <w:rFonts w:ascii="Arial Narrow" w:hAnsi="Arial Narrow"/>
+          <w:sz w:val="22"/>
+          <w:szCs w:val="22"/>
+        </w:rPr>
+        <w:t xml:space="preserve"> entregará carta de garantía por el material suministrado, la misma que se encuentra en el presente documento como (ANEXO 4).</w:t>
+      </w:r>
+    </w:p>
+    <w:p>
+      <w:pPr>
+        <w:pStyle w:val="Prrafodelista"/>
+        <w:numPr>
+          <w:ilvl w:val="2"/>
+          <w:numId w:val="9"/>
+        </w:numPr>
+        <w:ind w:left="1276" w:hanging="567"/>
+        <w:jc w:val="both"/>
+        <w:rPr>
+          <w:rFonts w:ascii="Arial Narrow" w:hAnsi="Arial Narrow"/>
+          <w:sz w:val="22"/>
+          <w:szCs w:val="22"/>
+        </w:rPr>
+      </w:pPr>
+      <w:r>
+        <w:rPr>
+          <w:rFonts w:ascii="Arial Narrow" w:hAnsi="Arial Narrow"/>
+          <w:sz w:val="22"/>
+          <w:szCs w:val="22"/>
+        </w:rPr>
+        <w:t xml:space="preserve">En caso ocurriese que se presenten materiales (suministro) defectuosos y/o estos presenten características distintas a las indicadas en el </w:t>
+      </w:r>
+      <w:r>
+        <w:rPr>
+          <w:rFonts w:ascii="Arial Narrow" w:hAnsi="Arial Narrow"/>
+          <w:b/>
+          <w:bCs/>
+          <w:sz w:val="22"/>
+          <w:szCs w:val="22"/>
+        </w:rPr>
+        <w:t>ANEXO 1,</w:t>
+      </w:r>
+      <w:r>
+        <w:rPr>
+          <w:rFonts w:ascii="Arial Narrow" w:hAnsi="Arial Narrow"/>
+          <w:sz w:val="22"/>
+          <w:szCs w:val="22"/>
+        </w:rPr>
+        <w:t xml:space="preserve"> durante el </w:t>
+      </w:r>
+      <w:r>
+        <w:rPr>
+          <w:rFonts w:ascii="Arial Narrow" w:hAnsi="Arial Narrow"/>
+          <w:sz w:val="22"/>
+          <w:szCs w:val="22"/>
+          <w:u w:val="single"/>
+        </w:rPr>
+        <w:t>tiempo de garantía</w:t>
+      </w:r>
+      <w:r>
+        <w:rPr>
+          <w:rFonts w:ascii="Arial Narrow" w:hAnsi="Arial Narrow"/>
+          <w:sz w:val="22"/>
+          <w:szCs w:val="22"/>
+        </w:rPr>
+        <w:t xml:space="preserve"> señalado en el </w:t>
+      </w:r>
+      <w:r>
+        <w:rPr>
+          <w:rFonts w:ascii="Arial Narrow" w:hAnsi="Arial Narrow"/>
+          <w:b/>
+          <w:bCs/>
+          <w:sz w:val="22"/>
+          <w:szCs w:val="22"/>
+        </w:rPr>
+        <w:t>ANEXO 4</w:t>
+      </w:r>
+      <w:r>
+        <w:rPr>
+          <w:rFonts w:ascii="Arial Narrow" w:hAnsi="Arial Narrow"/>
+          <w:sz w:val="22"/>
+          <w:szCs w:val="22"/>
+        </w:rPr>
+        <w:t xml:space="preserve">, </w:t>
+      </w:r>
+      <w:r>
+        <w:rPr>
+          <w:rFonts w:ascii="Arial Narrow" w:hAnsi="Arial Narrow"/>
+          <w:b/>
+          <w:bCs/>
+          <w:sz w:val="22"/>
+          <w:szCs w:val="22"/>
+        </w:rPr>
+        <w:t>El SUMINISTRANTE</w:t>
+      </w:r>
+      <w:r>
+        <w:rPr>
+          <w:rFonts w:ascii="Arial Narrow" w:hAnsi="Arial Narrow"/>
+          <w:sz w:val="22"/>
+          <w:szCs w:val="22"/>
+        </w:rPr>
+        <w:t xml:space="preserve"> será responsable de reemplazar los materiales sin costo alguno por parte </w:t>
+      </w:r>
+      <w:r>
+        <w:rPr>
+          <w:rFonts w:ascii="Arial Narrow" w:hAnsi="Arial Narrow"/>
+          <w:sz w:val="22"/>
+          <w:szCs w:val="22"/>
+        </w:rPr>
+        <w:lastRenderedPageBreak/>
+        <w:t>del</w:t>
+      </w:r>
+      <w:r>
+        <w:rPr>
+          <w:rFonts w:ascii="Arial Narrow" w:hAnsi="Arial Narrow"/>
+          <w:b/>
+          <w:bCs/>
+          <w:sz w:val="22"/>
+          <w:szCs w:val="22"/>
+        </w:rPr>
+        <w:t xml:space="preserve"> SUMINISTRADO, </w:t>
+      </w:r>
+      <w:r>
+        <w:rPr>
+          <w:rFonts w:ascii="Arial Narrow" w:hAnsi="Arial Narrow"/>
+          <w:sz w:val="22"/>
+          <w:szCs w:val="22"/>
+        </w:rPr>
+        <w:t xml:space="preserve">este cambio deberá ocurrir en un plazo no mayor a </w:t>
+      </w:r>
+      <w:r>
+        <w:rPr>
+          <w:rFonts w:ascii="Arial Narrow" w:hAnsi="Arial Narrow"/>
+          <w:b/>
+          <w:bCs/>
+          <w:sz w:val="22"/>
+          <w:szCs w:val="22"/>
+        </w:rPr>
+        <w:t>10 (diez) días hábiles,</w:t>
+      </w:r>
+      <w:r>
+        <w:rPr>
+          <w:rFonts w:ascii="Arial Narrow" w:hAnsi="Arial Narrow"/>
+          <w:sz w:val="22"/>
+          <w:szCs w:val="22"/>
+        </w:rPr>
+        <w:t xml:space="preserve"> siempre que el material no exceda el 3% (tres por ciento) de la cantidad contratada. Para casos en los que se exceda del porcentaje mencionado, </w:t>
+      </w:r>
+      <w:r>
+        <w:rPr>
+          <w:rFonts w:ascii="Arial Narrow" w:hAnsi="Arial Narrow"/>
+          <w:b/>
+          <w:bCs/>
+          <w:sz w:val="22"/>
+          <w:szCs w:val="22"/>
+        </w:rPr>
+        <w:t>LAS PARTES</w:t>
+      </w:r>
+      <w:r>
+        <w:rPr>
+          <w:rFonts w:ascii="Arial Narrow" w:hAnsi="Arial Narrow"/>
+          <w:sz w:val="22"/>
+          <w:szCs w:val="22"/>
+        </w:rPr>
+        <w:t xml:space="preserve"> acordarán un plazo de reposición, hasta un máximo de 75 (setenta y cinco) días.</w:t>
+      </w:r>
+    </w:p>
+    <w:p>
+      <w:pPr>
+        <w:pStyle w:val="Prrafodelista"/>
+        <w:numPr>
+          <w:ilvl w:val="2"/>
+          <w:numId w:val="9"/>
+        </w:numPr>
+        <w:ind w:left="1276" w:hanging="567"/>
+        <w:jc w:val="both"/>
+        <w:rPr>
+          <w:rFonts w:ascii="Arial Narrow" w:hAnsi="Arial Narrow"/>
+          <w:sz w:val="22"/>
+          <w:szCs w:val="22"/>
+        </w:rPr>
+      </w:pPr>
+      <w:r>
+        <w:rPr>
+          <w:rFonts w:ascii="Arial Narrow" w:hAnsi="Arial Narrow"/>
+          <w:b/>
+          <w:bCs/>
+          <w:sz w:val="22"/>
+          <w:szCs w:val="22"/>
+        </w:rPr>
+        <w:t>EL SUMINISTRANTE</w:t>
+      </w:r>
+      <w:r>
+        <w:rPr>
+          <w:rFonts w:ascii="Arial Narrow" w:hAnsi="Arial Narrow"/>
+          <w:sz w:val="22"/>
+          <w:szCs w:val="22"/>
+        </w:rPr>
+        <w:t xml:space="preserve"> será responsable de utilizar todos los métodos necesarios para evitar daños al medio ambiente y a propiedades vecinas en el ámbito de ejecución del presente contrato, incluyendo a </w:t>
+      </w:r>
+      <w:r>
+        <w:rPr>
+          <w:rFonts w:ascii="Arial Narrow" w:hAnsi="Arial Narrow"/>
+          <w:b/>
+          <w:bCs/>
+          <w:sz w:val="22"/>
+          <w:szCs w:val="22"/>
+        </w:rPr>
+        <w:t>EL SUMINISTRADO</w:t>
+      </w:r>
+      <w:r>
+        <w:rPr>
+          <w:rFonts w:ascii="Arial Narrow" w:hAnsi="Arial Narrow"/>
+          <w:sz w:val="22"/>
+          <w:szCs w:val="22"/>
+        </w:rPr>
+        <w:t xml:space="preserve"> y otros proveedores presentes en LA OBRA, si los hubiere.</w:t>
+      </w:r>
+    </w:p>
+    <w:p>
+      <w:pPr>
+        <w:pStyle w:val="Prrafodelista"/>
+        <w:numPr>
+          <w:ilvl w:val="2"/>
+          <w:numId w:val="9"/>
+        </w:numPr>
+        <w:ind w:left="1276" w:hanging="567"/>
+        <w:jc w:val="both"/>
+        <w:rPr>
+          <w:rFonts w:ascii="Arial Narrow" w:hAnsi="Arial Narrow"/>
+          <w:sz w:val="22"/>
+          <w:szCs w:val="22"/>
+        </w:rPr>
+      </w:pPr>
+      <w:r>
+        <w:rPr>
+          <w:rFonts w:ascii="Arial Narrow" w:hAnsi="Arial Narrow"/>
+          <w:sz w:val="22"/>
+          <w:szCs w:val="22"/>
+        </w:rPr>
+        <w:t xml:space="preserve">Comunicar a </w:t>
+      </w:r>
+      <w:r>
+        <w:rPr>
+          <w:rFonts w:ascii="Arial Narrow" w:hAnsi="Arial Narrow"/>
+          <w:b/>
+          <w:bCs/>
+          <w:sz w:val="22"/>
+          <w:szCs w:val="22"/>
+        </w:rPr>
+        <w:t>EL SUMINISTRADO</w:t>
+      </w:r>
+      <w:r>
+        <w:rPr>
+          <w:rFonts w:ascii="Arial Narrow" w:hAnsi="Arial Narrow"/>
+          <w:sz w:val="22"/>
+          <w:szCs w:val="22"/>
+        </w:rPr>
+        <w:t xml:space="preserve"> sobre cualquier circunstancia o evento, cualquiera que sea su origen, que pueda influir negativamente en el desarrollo de LA OBRA y/o comprometa los plazos o la afecte técnica o económicamente.</w:t>
+      </w:r>
+    </w:p>
+    <w:p>
+      <w:pPr>
+        <w:pStyle w:val="Prrafodelista"/>
+        <w:numPr>
+          <w:ilvl w:val="2"/>
+          <w:numId w:val="9"/>
+        </w:numPr>
+        <w:ind w:left="1276" w:hanging="567"/>
+        <w:jc w:val="both"/>
+        <w:rPr>
+          <w:rFonts w:ascii="Arial Narrow" w:hAnsi="Arial Narrow"/>
+          <w:sz w:val="22"/>
+          <w:szCs w:val="22"/>
+        </w:rPr>
+      </w:pPr>
+      <w:r>
+        <w:rPr>
+          <w:rFonts w:ascii="Arial Narrow" w:hAnsi="Arial Narrow"/>
+          <w:bCs/>
+          <w:sz w:val="22"/>
+          <w:szCs w:val="22"/>
+        </w:rPr>
+        <w:t xml:space="preserve">Asumir la responsabilidad prevista del articulo 1783 y 1784 del Código Civil que se pudiera derivar como consecuencia del suministro que efectúe. Esta responsabilidad podrá ser exigida por </w:t>
+      </w:r>
+      <w:r>
+        <w:rPr>
+          <w:rFonts w:ascii="Arial Narrow" w:hAnsi="Arial Narrow"/>
+          <w:b/>
+          <w:sz w:val="22"/>
+          <w:szCs w:val="22"/>
+        </w:rPr>
+        <w:t>EL SUMINISTRADO</w:t>
+      </w:r>
+      <w:r>
+        <w:rPr>
+          <w:rFonts w:ascii="Arial Narrow" w:hAnsi="Arial Narrow"/>
+          <w:bCs/>
+          <w:sz w:val="22"/>
+          <w:szCs w:val="22"/>
+        </w:rPr>
+        <w:t xml:space="preserve"> sin perjuicio de lo dispuesto en el segundo párrafo del artículo 1772 del Código Civil. </w:t>
+      </w:r>
+    </w:p>
+    <w:p>
+      <w:pPr>
+        <w:pStyle w:val="Prrafodelista"/>
+        <w:numPr>
+          <w:ilvl w:val="2"/>
+          <w:numId w:val="9"/>
+        </w:numPr>
+        <w:ind w:left="1276" w:hanging="567"/>
+        <w:jc w:val="both"/>
+        <w:rPr>
+          <w:rFonts w:ascii="Arial Narrow" w:hAnsi="Arial Narrow"/>
+          <w:sz w:val="22"/>
+          <w:szCs w:val="22"/>
+        </w:rPr>
+      </w:pPr>
+      <w:r>
+        <w:rPr>
+          <w:rFonts w:ascii="Arial Narrow" w:hAnsi="Arial Narrow"/>
+          <w:b/>
+          <w:sz w:val="22"/>
+          <w:szCs w:val="22"/>
+        </w:rPr>
+        <w:t>EL SUMINISTRANTE</w:t>
+      </w:r>
+      <w:r>
+        <w:rPr>
+          <w:rFonts w:ascii="Arial Narrow" w:hAnsi="Arial Narrow"/>
+          <w:bCs/>
+          <w:sz w:val="22"/>
+          <w:szCs w:val="22"/>
+        </w:rPr>
+        <w:t xml:space="preserve"> deberá mantener y respetar los precios unitarios de las partidas que forman parte del presente contrato. </w:t>
+      </w:r>
+    </w:p>
+    <w:p>
+      <w:pPr>
+        <w:pStyle w:val="Prrafodelista"/>
+        <w:numPr>
+          <w:ilvl w:val="2"/>
+          <w:numId w:val="9"/>
+        </w:numPr>
+        <w:ind w:left="1276" w:hanging="567"/>
+        <w:jc w:val="both"/>
+        <w:rPr>
+          <w:rFonts w:ascii="Arial Narrow" w:hAnsi="Arial Narrow"/>
+          <w:sz w:val="22"/>
+          <w:szCs w:val="22"/>
+        </w:rPr>
+      </w:pPr>
+      <w:r>
+        <w:rPr>
+          <w:rFonts w:ascii="Arial Narrow" w:hAnsi="Arial Narrow"/>
+          <w:b/>
+          <w:sz w:val="22"/>
+          <w:szCs w:val="22"/>
+        </w:rPr>
+        <w:t xml:space="preserve">EL SUMINISTRANTE </w:t>
+      </w:r>
+      <w:r>
+        <w:rPr>
+          <w:rFonts w:ascii="Arial Narrow" w:hAnsi="Arial Narrow"/>
+          <w:bCs/>
+          <w:sz w:val="22"/>
+          <w:szCs w:val="22"/>
+        </w:rPr>
+        <w:t>almacenará el suministro bajo su custodia y responsabilidad sin costo alguno por parte del</w:t>
+      </w:r>
+      <w:r>
+        <w:rPr>
+          <w:rFonts w:ascii="Arial Narrow" w:hAnsi="Arial Narrow"/>
+          <w:b/>
+          <w:sz w:val="22"/>
+          <w:szCs w:val="22"/>
+        </w:rPr>
+        <w:t xml:space="preserve"> SUMINISTRADO</w:t>
+      </w:r>
+      <w:r>
+        <w:rPr>
+          <w:rFonts w:ascii="Arial Narrow" w:hAnsi="Arial Narrow"/>
+          <w:bCs/>
+          <w:sz w:val="22"/>
+          <w:szCs w:val="22"/>
+        </w:rPr>
+        <w:t xml:space="preserve"> hasta que se cumpla con el último despacho acordado por </w:t>
+      </w:r>
+      <w:r>
+        <w:rPr>
+          <w:rFonts w:ascii="Arial Narrow" w:hAnsi="Arial Narrow"/>
+          <w:b/>
+          <w:sz w:val="22"/>
+          <w:szCs w:val="22"/>
+        </w:rPr>
+        <w:t>LAS PARTES.</w:t>
+      </w:r>
+      <w:r>
+        <w:rPr>
+          <w:rFonts w:ascii="Arial Narrow" w:hAnsi="Arial Narrow"/>
+          <w:bCs/>
+          <w:sz w:val="22"/>
+          <w:szCs w:val="22"/>
+        </w:rPr>
+        <w:t xml:space="preserve"> </w:t>
+      </w:r>
+    </w:p>
+    <w:p>
+      <w:pPr>
+        <w:ind w:left="0" w:firstLine="0"/>
+        <w:jc w:val="both"/>
+        <w:rPr>
+          <w:rFonts w:ascii="Arial Narrow" w:eastAsia="Arial Narrow" w:hAnsi="Arial Narrow" w:cs="Arial Narrow"/>
+          <w:sz w:val="22"/>
+          <w:szCs w:val="22"/>
+        </w:rPr>
+      </w:pPr>
+    </w:p>
+    <w:p>
+      <w:pPr>
+        <w:keepNext/>
+        <w:widowControl w:val="0"/>
+        <w:pBdr>
+          <w:top w:val="nil"/>
+          <w:left w:val="nil"/>
+          <w:bottom w:val="nil"/>
+          <w:right w:val="nil"/>
+          <w:between w:val="nil"/>
+        </w:pBdr>
+        <w:ind w:left="0" w:firstLine="0"/>
+        <w:rPr>
+          <w:rFonts w:ascii="Arial Narrow" w:eastAsia="Arial Narrow" w:hAnsi="Arial Narrow" w:cs="Arial Narrow"/>
+          <w:color w:val="000000"/>
+          <w:sz w:val="22"/>
+          <w:szCs w:val="22"/>
+          <w:u w:val="single"/>
+        </w:rPr>
+      </w:pPr>
+      <w:r>
+        <w:rPr>
+          <w:rFonts w:ascii="Arial Narrow" w:eastAsia="Arial Narrow" w:hAnsi="Arial Narrow" w:cs="Arial Narrow"/>
+          <w:b/>
+          <w:color w:val="000000"/>
+          <w:sz w:val="22"/>
+          <w:szCs w:val="22"/>
+          <w:u w:val="single"/>
+        </w:rPr>
+        <w:t>OCTAVA: OBLIGACIONES Y FACULTADES DE EL SUMINISTRADO</w:t>
+      </w:r>
+    </w:p>
+    <w:p>
+      <w:pPr>
+        <w:ind w:left="426" w:hanging="426"/>
+        <w:jc w:val="both"/>
+        <w:rPr>
+          <w:rFonts w:ascii="Arial Narrow" w:eastAsia="Arial Narrow" w:hAnsi="Arial Narrow" w:cs="Arial Narrow"/>
+          <w:b/>
+          <w:color w:val="000000"/>
+          <w:sz w:val="22"/>
+          <w:szCs w:val="22"/>
+          <w:u w:val="single"/>
+        </w:rPr>
+      </w:pPr>
+    </w:p>
+    <w:p>
+      <w:pPr>
+        <w:pStyle w:val="Prrafodelista"/>
+        <w:numPr>
+          <w:ilvl w:val="1"/>
+          <w:numId w:val="10"/>
+        </w:numPr>
+        <w:jc w:val="both"/>
+        <w:rPr>
+          <w:rFonts w:ascii="Arial Narrow" w:hAnsi="Arial Narrow"/>
+          <w:sz w:val="22"/>
+          <w:szCs w:val="22"/>
+        </w:rPr>
+      </w:pPr>
+      <w:r>
+        <w:rPr>
+          <w:rFonts w:ascii="Arial Narrow" w:hAnsi="Arial Narrow"/>
+          <w:b/>
+          <w:sz w:val="22"/>
+          <w:szCs w:val="22"/>
+        </w:rPr>
+        <w:t>EL SUMINISTRADO</w:t>
+      </w:r>
+      <w:r>
+        <w:rPr>
+          <w:rFonts w:ascii="Arial Narrow" w:hAnsi="Arial Narrow"/>
+          <w:sz w:val="22"/>
+          <w:szCs w:val="22"/>
+        </w:rPr>
+        <w:t xml:space="preserve"> se obliga a: </w:t>
+      </w:r>
+    </w:p>
+    <w:p>
+      <w:pPr>
+        <w:pStyle w:val="Prrafodelista"/>
+        <w:numPr>
+          <w:ilvl w:val="2"/>
+          <w:numId w:val="10"/>
+        </w:numPr>
+        <w:ind w:left="1276" w:hanging="567"/>
+        <w:jc w:val="both"/>
+        <w:rPr>
+          <w:rFonts w:ascii="Arial Narrow" w:hAnsi="Arial Narrow"/>
+          <w:sz w:val="22"/>
+          <w:szCs w:val="22"/>
+        </w:rPr>
+      </w:pPr>
+      <w:r>
+        <w:rPr>
+          <w:rFonts w:ascii="Arial Narrow" w:hAnsi="Arial Narrow"/>
+          <w:sz w:val="22"/>
+          <w:szCs w:val="22"/>
+        </w:rPr>
+        <w:t xml:space="preserve">Cancelar a </w:t>
+      </w:r>
+      <w:r>
+        <w:rPr>
+          <w:rFonts w:ascii="Arial Narrow" w:hAnsi="Arial Narrow"/>
+          <w:b/>
+          <w:sz w:val="22"/>
+          <w:szCs w:val="22"/>
+        </w:rPr>
+        <w:t>EL SUMINISTRANTE</w:t>
+      </w:r>
+      <w:r>
+        <w:rPr>
+          <w:rFonts w:ascii="Arial Narrow" w:hAnsi="Arial Narrow"/>
+          <w:sz w:val="22"/>
+          <w:szCs w:val="22"/>
+        </w:rPr>
+        <w:t xml:space="preserve"> la contraprestación convenida conforme a lo pactado en la cláusula quinta del presente contrato. </w:t>
+      </w:r>
+    </w:p>
+    <w:p>
+      <w:pPr>
+        <w:pStyle w:val="Prrafodelista"/>
+        <w:numPr>
+          <w:ilvl w:val="2"/>
+          <w:numId w:val="10"/>
+        </w:numPr>
+        <w:ind w:left="1276" w:hanging="567"/>
+        <w:jc w:val="both"/>
+        <w:rPr>
+          <w:rFonts w:ascii="Arial Narrow" w:hAnsi="Arial Narrow"/>
+          <w:sz w:val="22"/>
+          <w:szCs w:val="22"/>
+        </w:rPr>
+      </w:pPr>
+      <w:r>
+        <w:rPr>
+          <w:rFonts w:ascii="Arial Narrow" w:hAnsi="Arial Narrow"/>
+          <w:sz w:val="22"/>
+          <w:szCs w:val="22"/>
+        </w:rPr>
+        <w:t xml:space="preserve">Entregar los espacios físicos libres, para la entrega de los materiales de </w:t>
+      </w:r>
+      <w:r>
+        <w:rPr>
+          <w:rFonts w:ascii="Arial Narrow" w:hAnsi="Arial Narrow"/>
+          <w:b/>
+          <w:bCs/>
+          <w:sz w:val="22"/>
+          <w:szCs w:val="22"/>
+        </w:rPr>
+        <w:t>EL SUMINISTRANTE</w:t>
+      </w:r>
+      <w:r>
+        <w:rPr>
+          <w:rFonts w:ascii="Arial Narrow" w:hAnsi="Arial Narrow"/>
+          <w:sz w:val="22"/>
+          <w:szCs w:val="22"/>
+        </w:rPr>
+        <w:t>.</w:t>
+      </w:r>
+    </w:p>
+    <w:p>
+      <w:pPr>
+        <w:pStyle w:val="Prrafodelista"/>
+        <w:numPr>
+          <w:ilvl w:val="2"/>
+          <w:numId w:val="10"/>
+        </w:numPr>
+        <w:ind w:left="1276" w:hanging="567"/>
+        <w:jc w:val="both"/>
+        <w:rPr>
+          <w:rFonts w:ascii="Arial Narrow" w:hAnsi="Arial Narrow"/>
+          <w:sz w:val="22"/>
+          <w:szCs w:val="22"/>
+        </w:rPr>
+      </w:pPr>
+      <w:r>
+        <w:rPr>
+          <w:rFonts w:ascii="Arial Narrow" w:hAnsi="Arial Narrow"/>
+          <w:sz w:val="22"/>
+          <w:szCs w:val="22"/>
+        </w:rPr>
+        <w:t xml:space="preserve">Informar con un mínimo de 02(dos) dias hábiles de anticipación a </w:t>
+      </w:r>
+      <w:r>
+        <w:rPr>
+          <w:rFonts w:ascii="Arial Narrow" w:hAnsi="Arial Narrow"/>
+          <w:b/>
+          <w:bCs/>
+          <w:sz w:val="22"/>
+          <w:szCs w:val="22"/>
+        </w:rPr>
+        <w:t>EL SUMINISTRANTE</w:t>
+      </w:r>
+      <w:r>
+        <w:rPr>
+          <w:rFonts w:ascii="Arial Narrow" w:hAnsi="Arial Narrow"/>
+          <w:sz w:val="22"/>
+          <w:szCs w:val="22"/>
+        </w:rPr>
+        <w:t xml:space="preserve"> en caso de algún contratiempo que no permita recibir EL SUMINISTRO en las fechas coordinadas, a fin de coordinar con </w:t>
+      </w:r>
+      <w:r>
+        <w:rPr>
+          <w:rFonts w:ascii="Arial Narrow" w:hAnsi="Arial Narrow"/>
+          <w:b/>
+          <w:bCs/>
+          <w:sz w:val="22"/>
+          <w:szCs w:val="22"/>
+        </w:rPr>
+        <w:t>EL SUMINISTRANTE</w:t>
+      </w:r>
+      <w:r>
+        <w:rPr>
+          <w:rFonts w:ascii="Arial Narrow" w:hAnsi="Arial Narrow"/>
+          <w:sz w:val="22"/>
+          <w:szCs w:val="22"/>
+        </w:rPr>
+        <w:t xml:space="preserve"> una nueva fecha.</w:t>
+      </w:r>
     </w:p>
     <w:p>
       <w:pPr>
@@ -4411,308 +5746,7 @@
         <w:ind w:left="-361" w:firstLine="77"/>
         <w:rPr>
           <w:rFonts w:ascii="Arial Narrow" w:eastAsia="Arial Narrow" w:hAnsi="Arial Narrow" w:cs="Arial Narrow"/>
-          <w:b/>
           <w:color w:val="000000"/>
-          <w:sz w:val="22"/>
-          <w:szCs w:val="22"/>
-          <w:u w:val="single"/>
-        </w:rPr>
-      </w:pPr>
-      <w:r>
-        <w:rPr>
-          <w:rFonts w:ascii="Arial Narrow" w:eastAsia="Arial Narrow" w:hAnsi="Arial Narrow" w:cs="Arial Narrow"/>
-          <w:b/>
-          <w:color w:val="000000"/>
-          <w:sz w:val="22"/>
-          <w:szCs w:val="22"/>
-          <w:u w:val="single"/>
-        </w:rPr>
-        <w:t>SEXTA: PLAZO DEL CONTRATO</w:t>
-      </w:r>
-    </w:p>
-    <w:p>
-      <w:pPr>
-        <w:pBdr>
-          <w:top w:val="nil"/>
-          <w:left w:val="nil"/>
-          <w:bottom w:val="nil"/>
-          <w:right w:val="nil"/>
-          <w:between w:val="nil"/>
-        </w:pBdr>
-        <w:ind w:left="720" w:firstLine="0"/>
-        <w:jc w:val="both"/>
-        <w:rPr>
-          <w:rFonts w:ascii="Arial Narrow" w:eastAsia="Arial Narrow" w:hAnsi="Arial Narrow" w:cs="Arial Narrow"/>
-          <w:color w:val="000000"/>
-          <w:sz w:val="22"/>
-          <w:szCs w:val="22"/>
-        </w:rPr>
-      </w:pPr>
-    </w:p>
-    <w:p>
-      <w:pPr>
-        <w:pStyle w:val="Prrafodelista"/>
-        <w:numPr>
-          <w:ilvl w:val="0"/>
-          <w:numId w:val="7"/>
-        </w:numPr>
-        <w:jc w:val="both"/>
-        <w:rPr>
-          <w:rFonts w:ascii="Arial Narrow" w:hAnsi="Arial Narrow"/>
-          <w:vanish/>
-          <w:sz w:val="22"/>
-          <w:szCs w:val="22"/>
-        </w:rPr>
-      </w:pPr>
-    </w:p>
-    <w:p>
-      <w:pPr>
-        <w:pStyle w:val="Prrafodelista"/>
-        <w:numPr>
-          <w:ilvl w:val="0"/>
-          <w:numId w:val="7"/>
-        </w:numPr>
-        <w:jc w:val="both"/>
-        <w:rPr>
-          <w:rFonts w:ascii="Arial Narrow" w:hAnsi="Arial Narrow"/>
-          <w:vanish/>
-          <w:sz w:val="22"/>
-          <w:szCs w:val="22"/>
-        </w:rPr>
-      </w:pPr>
-    </w:p>
-    <w:p>
-      <w:pPr>
-        <w:pStyle w:val="Prrafodelista"/>
-        <w:numPr>
-          <w:ilvl w:val="1"/>
-          <w:numId w:val="7"/>
-        </w:numPr>
-        <w:jc w:val="both"/>
-        <w:rPr>
-          <w:rFonts w:ascii="Arial Narrow" w:hAnsi="Arial Narrow"/>
-          <w:sz w:val="22"/>
-          <w:szCs w:val="22"/>
-        </w:rPr>
-      </w:pPr>
-      <w:r>
-        <w:rPr>
-          <w:rFonts w:ascii="Arial Narrow" w:hAnsi="Arial Narrow"/>
-          <w:sz w:val="22"/>
-          <w:szCs w:val="22"/>
-        </w:rPr>
-        <w:t xml:space="preserve">El plazo de vigencia del presente </w:t>
-      </w:r>
-      <w:r>
-        <w:rPr>
-          <w:rFonts w:ascii="Arial Narrow" w:hAnsi="Arial Narrow"/>
-          <w:b/>
-          <w:sz w:val="22"/>
-          <w:szCs w:val="22"/>
-        </w:rPr>
-        <w:t>{{PARTIDA}}</w:t>
-      </w:r>
-      <w:r>
-        <w:rPr>
-          <w:rFonts w:ascii="Arial Narrow" w:hAnsi="Arial Narrow"/>
-          <w:sz w:val="22"/>
-          <w:szCs w:val="22"/>
-        </w:rPr>
-        <w:t xml:space="preserve"> será de {{PLAZO_NUM}} ({{PLAZO_EN_PALABRAS}}) días calendario, computado desde el cumplimiento del pago previsto en el inciso 5.1.1. de la cláusula quinta del presente contrato. </w:t>
-      </w:r>
-    </w:p>
-    <w:p>
-      <w:pPr>
-        <w:pStyle w:val="Prrafodelista"/>
-        <w:tabs>
-          <w:tab w:val="clear" w:pos="1440"/>
-        </w:tabs>
-        <w:ind w:left="426" w:firstLine="0"/>
-        <w:jc w:val="both"/>
-        <w:rPr>
-          <w:rFonts w:ascii="Arial Narrow" w:hAnsi="Arial Narrow"/>
-          <w:sz w:val="22"/>
-          <w:szCs w:val="22"/>
-        </w:rPr>
-      </w:pPr>
-    </w:p>
-    <w:p>
-      <w:pPr>
-        <w:pStyle w:val="Prrafodelista"/>
-        <w:numPr>
-          <w:ilvl w:val="1"/>
-          <w:numId w:val="7"/>
-        </w:numPr>
-        <w:ind w:left="426" w:hanging="426"/>
-        <w:jc w:val="both"/>
-        <w:rPr>
-          <w:rFonts w:ascii="Arial Narrow" w:hAnsi="Arial Narrow"/>
-          <w:sz w:val="22"/>
-          <w:szCs w:val="22"/>
-        </w:rPr>
-      </w:pPr>
-      <w:r>
-        <w:rPr>
-          <w:rFonts w:ascii="Arial Narrow" w:hAnsi="Arial Narrow"/>
-          <w:sz w:val="22"/>
-          <w:szCs w:val="22"/>
-        </w:rPr>
-        <w:t xml:space="preserve">No serán de responsabilidad de </w:t>
-      </w:r>
-      <w:r>
-        <w:rPr>
-          <w:rFonts w:ascii="Arial Narrow" w:hAnsi="Arial Narrow"/>
-          <w:b/>
-          <w:sz w:val="22"/>
-          <w:szCs w:val="22"/>
-        </w:rPr>
-        <w:t>EL SUMINISTRANTE</w:t>
-      </w:r>
-      <w:r>
-        <w:rPr>
-          <w:rFonts w:ascii="Arial Narrow" w:hAnsi="Arial Narrow"/>
-          <w:sz w:val="22"/>
-          <w:szCs w:val="22"/>
-        </w:rPr>
-        <w:t xml:space="preserve"> los atrasos debido a paralizaciones de obra a causa de </w:t>
-      </w:r>
-      <w:r>
-        <w:rPr>
-          <w:rFonts w:ascii="Arial Narrow" w:hAnsi="Arial Narrow"/>
-          <w:b/>
-          <w:sz w:val="22"/>
-          <w:szCs w:val="22"/>
-        </w:rPr>
-        <w:t>EL SUMINISTRADO</w:t>
-      </w:r>
-      <w:r>
-        <w:rPr>
-          <w:rFonts w:ascii="Arial Narrow" w:hAnsi="Arial Narrow"/>
-          <w:sz w:val="22"/>
-          <w:szCs w:val="22"/>
-        </w:rPr>
-        <w:t>, o aquellas debidas a huelgas sindicales, temas municipales o eventos de fuerza mayor.</w:t>
-      </w:r>
-    </w:p>
-    <w:p>
-      <w:pPr>
-        <w:tabs>
-          <w:tab w:val="clear" w:pos="1440"/>
-        </w:tabs>
-        <w:ind w:left="426" w:hanging="426"/>
-        <w:jc w:val="both"/>
-        <w:rPr>
-          <w:rFonts w:ascii="Arial Narrow" w:hAnsi="Arial Narrow"/>
-          <w:sz w:val="22"/>
-          <w:szCs w:val="22"/>
-        </w:rPr>
-      </w:pPr>
-    </w:p>
-    <w:p>
-      <w:pPr>
-        <w:pStyle w:val="Prrafodelista"/>
-        <w:numPr>
-          <w:ilvl w:val="1"/>
-          <w:numId w:val="7"/>
-        </w:numPr>
-        <w:ind w:left="426" w:hanging="426"/>
-        <w:jc w:val="both"/>
-        <w:rPr>
-          <w:rFonts w:ascii="Arial Narrow" w:hAnsi="Arial Narrow"/>
-          <w:sz w:val="22"/>
-          <w:szCs w:val="22"/>
-        </w:rPr>
-      </w:pPr>
-      <w:r>
-        <w:rPr>
-          <w:rFonts w:ascii="Arial Narrow" w:hAnsi="Arial Narrow"/>
-          <w:sz w:val="22"/>
-          <w:szCs w:val="22"/>
-        </w:rPr>
-        <w:t>El plazo del contrato concluirá al vencimiento del plazo establecido por las partes, sin que sea necesario aviso previo de ninguna de ellas. Sin perjuicio de ello, podrá ser modificado en las condiciones que en su oportunidad determinen las partes, para lo cual suscribirán los documentos correspondientes.</w:t>
-      </w:r>
-    </w:p>
-    <w:p>
-      <w:pPr>
-        <w:pStyle w:val="Prrafodelista"/>
-        <w:tabs>
-          <w:tab w:val="clear" w:pos="1440"/>
-        </w:tabs>
-        <w:ind w:left="426" w:hanging="426"/>
-        <w:jc w:val="both"/>
-        <w:rPr>
-          <w:rFonts w:ascii="Arial Narrow" w:hAnsi="Arial Narrow"/>
-          <w:sz w:val="22"/>
-          <w:szCs w:val="22"/>
-        </w:rPr>
-      </w:pPr>
-    </w:p>
-    <w:p>
-      <w:pPr>
-        <w:pStyle w:val="Prrafodelista"/>
-        <w:numPr>
-          <w:ilvl w:val="1"/>
-          <w:numId w:val="7"/>
-        </w:numPr>
-        <w:ind w:left="426" w:hanging="426"/>
-        <w:jc w:val="both"/>
-        <w:rPr>
-          <w:rFonts w:ascii="Arial Narrow" w:hAnsi="Arial Narrow"/>
-          <w:sz w:val="22"/>
-          <w:szCs w:val="22"/>
-        </w:rPr>
-      </w:pPr>
-      <w:r>
-        <w:rPr>
-          <w:rFonts w:ascii="Arial Narrow" w:hAnsi="Arial Narrow"/>
-          <w:sz w:val="22"/>
-          <w:szCs w:val="22"/>
-        </w:rPr>
-        <w:t xml:space="preserve">De culminar con la entrega total de lo contratado (a satisfacción de EL SUMINISTRADO) y habiendo         entregado toda la documentación sobre fichas técnicas, certificados de calidad u otros, la vigencia de contrato concluirá a la suscripción del “Acta de Conformidad”, por medio de la cual se acreditará el cumplimiento total de entrega de </w:t>
-      </w:r>
-      <w:r>
-        <w:rPr>
-          <w:rFonts w:ascii="Arial Narrow" w:hAnsi="Arial Narrow"/>
-          <w:b/>
-          <w:bCs/>
-          <w:sz w:val="22"/>
-          <w:szCs w:val="22"/>
-        </w:rPr>
-        <w:t>EL SUMINISTRO</w:t>
-      </w:r>
-      <w:r>
-        <w:rPr>
-          <w:rFonts w:ascii="Arial Narrow" w:hAnsi="Arial Narrow"/>
-          <w:sz w:val="22"/>
-          <w:szCs w:val="22"/>
-        </w:rPr>
-        <w:t xml:space="preserve">, que será debidamente firmado entre el ingeniero residente y </w:t>
-      </w:r>
-      <w:r>
-        <w:rPr>
-          <w:rFonts w:ascii="Arial Narrow" w:hAnsi="Arial Narrow"/>
-          <w:b/>
-          <w:bCs/>
-          <w:sz w:val="22"/>
-          <w:szCs w:val="22"/>
-        </w:rPr>
-        <w:t>EL SUMINISTRANTE</w:t>
-      </w:r>
-      <w:r>
-        <w:rPr>
-          <w:rFonts w:ascii="Arial Narrow" w:hAnsi="Arial Narrow"/>
-          <w:sz w:val="22"/>
-          <w:szCs w:val="22"/>
-        </w:rPr>
-        <w:t>.</w:t>
-      </w:r>
-    </w:p>
-    <w:p>
-      <w:pPr>
-        <w:ind w:left="0" w:firstLine="0"/>
-        <w:jc w:val="both"/>
-        <w:rPr>
-          <w:rFonts w:ascii="Arial Narrow" w:eastAsia="Arial Narrow" w:hAnsi="Arial Narrow" w:cs="Arial Narrow"/>
           <w:sz w:val="22"/>
           <w:szCs w:val="22"/>
         </w:rPr>
@@ -4748,59 +5782,658 @@
           <w:szCs w:val="22"/>
           <w:u w:val="single"/>
         </w:rPr>
-        <w:t xml:space="preserve">SEPTIMA: OBLIGACIONES DE EL SUMINISTRANTE </w:t>
+        <w:t>NOVENA: PENALIDADES</w:t>
       </w:r>
     </w:p>
     <w:p>
       <w:pPr>
         <w:ind w:left="0" w:firstLine="0"/>
+        <w:jc w:val="both"/>
         <w:rPr>
           <w:rFonts w:ascii="Arial Narrow" w:eastAsia="Arial Narrow" w:hAnsi="Arial Narrow" w:cs="Arial Narrow"/>
           <w:sz w:val="22"/>
           <w:szCs w:val="22"/>
         </w:rPr>
       </w:pPr>
+    </w:p>
+    <w:p>
+      <w:pPr>
+        <w:pStyle w:val="Prrafodelista"/>
+        <w:numPr>
+          <w:ilvl w:val="1"/>
+          <w:numId w:val="30"/>
+        </w:numPr>
+        <w:jc w:val="both"/>
+        <w:rPr>
+          <w:rFonts w:ascii="Arial Narrow" w:hAnsi="Arial Narrow"/>
+          <w:sz w:val="22"/>
+          <w:szCs w:val="22"/>
+        </w:rPr>
+      </w:pPr>
+      <w:r>
+        <w:rPr>
+          <w:rFonts w:ascii="Arial Narrow" w:hAnsi="Arial Narrow"/>
+          <w:sz w:val="22"/>
+          <w:szCs w:val="22"/>
+        </w:rPr>
+        <w:t xml:space="preserve">En caso </w:t>
+      </w:r>
+      <w:r>
+        <w:rPr>
+          <w:rFonts w:ascii="Arial Narrow" w:hAnsi="Arial Narrow"/>
+          <w:b/>
+          <w:sz w:val="22"/>
+          <w:szCs w:val="22"/>
+        </w:rPr>
+        <w:t>EL SUMINISTRANTE</w:t>
+      </w:r>
+      <w:r>
+        <w:rPr>
+          <w:rFonts w:ascii="Arial Narrow" w:hAnsi="Arial Narrow"/>
+          <w:sz w:val="22"/>
+          <w:szCs w:val="22"/>
+        </w:rPr>
+        <w:t xml:space="preserve"> no cumpla con la programación estipulada en el ANEXO I, por demora excesiva y/o injustificada, a consecuencia directa o indirecta del personal a su cargo o terceros proveedores ajenos a </w:t>
+      </w:r>
+      <w:r>
+        <w:rPr>
+          <w:rFonts w:ascii="Arial Narrow" w:hAnsi="Arial Narrow"/>
+          <w:b/>
+          <w:bCs/>
+          <w:sz w:val="22"/>
+          <w:szCs w:val="22"/>
+        </w:rPr>
+        <w:t>EL SUMINISTRADO</w:t>
+      </w:r>
+      <w:r>
+        <w:rPr>
+          <w:rFonts w:ascii="Arial Narrow" w:hAnsi="Arial Narrow"/>
+          <w:sz w:val="22"/>
+          <w:szCs w:val="22"/>
+        </w:rPr>
+        <w:t xml:space="preserve"> o en caso incumpla con los estándares de calidad estipulados en el ANEXO II, será penalizado por cada día de atraso en el cumplimiento con el 1 por mil del total del presente contrato (1/1000), hasta el debido cumplimiento, TOPE MÁXIMO DEL 10% del valor del monto total del presente </w:t>
+      </w:r>
+      <w:r>
+        <w:rPr>
+          <w:rFonts w:ascii="Arial Narrow" w:hAnsi="Arial Narrow"/>
+          <w:b/>
+          <w:sz w:val="22"/>
+          <w:szCs w:val="22"/>
+        </w:rPr>
+        <w:t>CONTRATO</w:t>
+      </w:r>
+      <w:r>
+        <w:rPr>
+          <w:rFonts w:ascii="Arial Narrow" w:hAnsi="Arial Narrow"/>
+          <w:sz w:val="22"/>
+          <w:szCs w:val="22"/>
+        </w:rPr>
+        <w:t xml:space="preserve">, sin perjuicio de la correspondiente indemnización por daños y perjuicios a que hubiere lugar. </w:t>
+      </w:r>
+    </w:p>
+    <w:p>
+      <w:pPr>
+        <w:pStyle w:val="Prrafodelista"/>
+        <w:tabs>
+          <w:tab w:val="clear" w:pos="1440"/>
+        </w:tabs>
+        <w:ind w:left="426" w:firstLine="0"/>
+        <w:jc w:val="both"/>
+        <w:rPr>
+          <w:rFonts w:ascii="Arial Narrow" w:hAnsi="Arial Narrow"/>
+          <w:sz w:val="22"/>
+          <w:szCs w:val="22"/>
+        </w:rPr>
+      </w:pPr>
+    </w:p>
+    <w:p>
+      <w:pPr>
+        <w:pStyle w:val="Prrafodelista"/>
+        <w:numPr>
+          <w:ilvl w:val="1"/>
+          <w:numId w:val="30"/>
+        </w:numPr>
+        <w:jc w:val="both"/>
+        <w:rPr>
+          <w:rFonts w:ascii="Arial Narrow" w:hAnsi="Arial Narrow"/>
+          <w:sz w:val="22"/>
+          <w:szCs w:val="22"/>
+        </w:rPr>
+      </w:pPr>
+      <w:r>
+        <w:rPr>
+          <w:rFonts w:ascii="Arial Narrow" w:hAnsi="Arial Narrow"/>
+          <w:sz w:val="22"/>
+          <w:szCs w:val="22"/>
+        </w:rPr>
+        <w:t xml:space="preserve">En caso </w:t>
+      </w:r>
+      <w:r>
+        <w:rPr>
+          <w:rFonts w:ascii="Arial Narrow" w:hAnsi="Arial Narrow"/>
+          <w:b/>
+          <w:sz w:val="22"/>
+          <w:szCs w:val="22"/>
+        </w:rPr>
+        <w:t xml:space="preserve">EL SUMINISTRANTE </w:t>
+      </w:r>
+      <w:r>
+        <w:rPr>
+          <w:rFonts w:ascii="Arial Narrow" w:hAnsi="Arial Narrow"/>
+          <w:bCs/>
+          <w:sz w:val="22"/>
+          <w:szCs w:val="22"/>
+        </w:rPr>
+        <w:t xml:space="preserve">informe dentro del plazo de vigencia del presente contrato a </w:t>
+      </w:r>
+      <w:r>
+        <w:rPr>
+          <w:rFonts w:ascii="Arial Narrow" w:hAnsi="Arial Narrow"/>
+          <w:b/>
+          <w:sz w:val="22"/>
+          <w:szCs w:val="22"/>
+        </w:rPr>
+        <w:t xml:space="preserve">EL SUMINISTRADO </w:t>
+      </w:r>
+      <w:r>
+        <w:rPr>
+          <w:rFonts w:ascii="Arial Narrow" w:hAnsi="Arial Narrow"/>
+          <w:bCs/>
+          <w:sz w:val="22"/>
+          <w:szCs w:val="22"/>
+        </w:rPr>
+        <w:t xml:space="preserve">que, no cuenta con stock suficiente para cumplir con la entrega del total contratado mediante la presente, en cuyo caso, deberá asumir una penalidad por el 20% del precio total de venta. </w:t>
+      </w:r>
+    </w:p>
+    <w:p>
+      <w:pPr>
+        <w:pStyle w:val="Prrafodelista"/>
+        <w:jc w:val="both"/>
+        <w:rPr>
+          <w:rFonts w:ascii="Arial Narrow" w:hAnsi="Arial Narrow"/>
+          <w:sz w:val="22"/>
+          <w:szCs w:val="22"/>
+        </w:rPr>
+      </w:pPr>
+    </w:p>
+    <w:p>
+      <w:pPr>
+        <w:pStyle w:val="Prrafodelista"/>
+        <w:numPr>
+          <w:ilvl w:val="1"/>
+          <w:numId w:val="30"/>
+        </w:numPr>
+        <w:ind w:left="426" w:hanging="426"/>
+        <w:jc w:val="both"/>
+        <w:rPr>
+          <w:rFonts w:ascii="Arial Narrow" w:hAnsi="Arial Narrow"/>
+          <w:sz w:val="22"/>
+          <w:szCs w:val="22"/>
+        </w:rPr>
+      </w:pPr>
+      <w:r>
+        <w:rPr>
+          <w:rFonts w:ascii="Arial Narrow" w:hAnsi="Arial Narrow"/>
+          <w:sz w:val="22"/>
+          <w:szCs w:val="22"/>
+        </w:rPr>
+        <w:t>Cualquier otra estipulada en las cláusulas que forman parte del presente contrato.</w:t>
+      </w:r>
+    </w:p>
+    <w:p>
+      <w:pPr>
+        <w:pStyle w:val="Prrafodelista"/>
+        <w:tabs>
+          <w:tab w:val="clear" w:pos="1440"/>
+        </w:tabs>
+        <w:ind w:left="426" w:hanging="426"/>
+        <w:jc w:val="both"/>
+        <w:rPr>
+          <w:rFonts w:ascii="Arial Narrow" w:hAnsi="Arial Narrow"/>
+          <w:sz w:val="22"/>
+          <w:szCs w:val="22"/>
+        </w:rPr>
+      </w:pPr>
+    </w:p>
+    <w:p>
+      <w:pPr>
+        <w:pStyle w:val="Prrafodelista"/>
+        <w:numPr>
+          <w:ilvl w:val="1"/>
+          <w:numId w:val="30"/>
+        </w:numPr>
+        <w:ind w:left="426" w:hanging="426"/>
+        <w:jc w:val="both"/>
+        <w:rPr>
+          <w:rFonts w:ascii="Arial Narrow" w:hAnsi="Arial Narrow"/>
+          <w:sz w:val="22"/>
+          <w:szCs w:val="22"/>
+        </w:rPr>
+      </w:pPr>
+      <w:r>
+        <w:rPr>
+          <w:rFonts w:ascii="Arial Narrow" w:hAnsi="Arial Narrow"/>
+          <w:b/>
+          <w:sz w:val="22"/>
+          <w:szCs w:val="22"/>
+        </w:rPr>
+        <w:t>EL SUMINISTRANTE</w:t>
+      </w:r>
+      <w:r>
+        <w:rPr>
+          <w:rFonts w:ascii="Arial Narrow" w:hAnsi="Arial Narrow"/>
+          <w:sz w:val="22"/>
+          <w:szCs w:val="22"/>
+        </w:rPr>
+        <w:t xml:space="preserve"> autoriza por anticipado a </w:t>
+      </w:r>
+      <w:r>
+        <w:rPr>
+          <w:rFonts w:ascii="Arial Narrow" w:hAnsi="Arial Narrow"/>
+          <w:b/>
+          <w:sz w:val="22"/>
+          <w:szCs w:val="22"/>
+        </w:rPr>
+        <w:t xml:space="preserve">EL SUMINISTRADO </w:t>
+      </w:r>
+      <w:r>
+        <w:rPr>
+          <w:rFonts w:ascii="Arial Narrow" w:hAnsi="Arial Narrow"/>
+          <w:sz w:val="22"/>
+          <w:szCs w:val="22"/>
+        </w:rPr>
+        <w:t xml:space="preserve">para que proceda a descontar el monto correspondiente a las penalidades que </w:t>
+      </w:r>
+      <w:r>
+        <w:rPr>
+          <w:rFonts w:ascii="Arial Narrow" w:hAnsi="Arial Narrow"/>
+          <w:b/>
+          <w:sz w:val="22"/>
+          <w:szCs w:val="22"/>
+        </w:rPr>
+        <w:t xml:space="preserve">EL SUMINISTRANTE </w:t>
+      </w:r>
+      <w:r>
+        <w:rPr>
+          <w:rFonts w:ascii="Arial Narrow" w:hAnsi="Arial Narrow"/>
+          <w:sz w:val="22"/>
+          <w:szCs w:val="22"/>
+        </w:rPr>
+        <w:t xml:space="preserve">le adeude reguladas en la presente cláusula, a elección de </w:t>
+      </w:r>
+      <w:r>
+        <w:rPr>
+          <w:rFonts w:ascii="Arial Narrow" w:hAnsi="Arial Narrow"/>
+          <w:b/>
+          <w:bCs/>
+          <w:sz w:val="22"/>
+          <w:szCs w:val="22"/>
+        </w:rPr>
+        <w:t>EL SUMINISTRADO</w:t>
+      </w:r>
+      <w:r>
+        <w:rPr>
+          <w:rFonts w:ascii="Arial Narrow" w:hAnsi="Arial Narrow"/>
+          <w:sz w:val="22"/>
+          <w:szCs w:val="22"/>
+        </w:rPr>
+        <w:t xml:space="preserve"> de: (i) de las valorizaciones pendientes de pago a </w:t>
+      </w:r>
+      <w:r>
+        <w:rPr>
+          <w:rFonts w:ascii="Arial Narrow" w:hAnsi="Arial Narrow"/>
+          <w:b/>
+          <w:sz w:val="22"/>
+          <w:szCs w:val="22"/>
+        </w:rPr>
+        <w:t xml:space="preserve">EL SUMINISTRANTE; </w:t>
+      </w:r>
+      <w:r>
+        <w:rPr>
+          <w:rFonts w:ascii="Arial Narrow" w:hAnsi="Arial Narrow"/>
+          <w:sz w:val="22"/>
+          <w:szCs w:val="22"/>
+        </w:rPr>
+        <w:t xml:space="preserve"> (ii) de cualquier suma que </w:t>
+      </w:r>
+      <w:r>
+        <w:rPr>
+          <w:rFonts w:ascii="Arial Narrow" w:hAnsi="Arial Narrow"/>
+          <w:b/>
+          <w:sz w:val="22"/>
+          <w:szCs w:val="22"/>
+        </w:rPr>
+        <w:t xml:space="preserve">EL SUMINISTRADO </w:t>
+      </w:r>
+      <w:r>
+        <w:rPr>
+          <w:rFonts w:ascii="Arial Narrow" w:hAnsi="Arial Narrow"/>
+          <w:sz w:val="22"/>
+          <w:szCs w:val="22"/>
+        </w:rPr>
+        <w:t xml:space="preserve">deba pagar y/o abonar a </w:t>
+      </w:r>
+      <w:r>
+        <w:rPr>
+          <w:rFonts w:ascii="Arial Narrow" w:hAnsi="Arial Narrow"/>
+          <w:b/>
+          <w:sz w:val="22"/>
+          <w:szCs w:val="22"/>
+        </w:rPr>
+        <w:t xml:space="preserve">EL SUMINISTRANTE </w:t>
+      </w:r>
+      <w:r>
+        <w:rPr>
+          <w:rFonts w:ascii="Arial Narrow" w:hAnsi="Arial Narrow"/>
+          <w:sz w:val="22"/>
+          <w:szCs w:val="22"/>
+        </w:rPr>
+        <w:t xml:space="preserve">sea en virtud del presente contrato o de otros contratos que se encuentren vigentes entre las partes y/o, en caso resulte insuficiente, se procederá a ejecutar el importe restante de la carta fianza o letra de cambio, según corresponda. </w:t>
+      </w:r>
+    </w:p>
+    <w:p>
+      <w:pPr>
+        <w:pStyle w:val="Prrafodelista"/>
+        <w:tabs>
+          <w:tab w:val="clear" w:pos="1440"/>
+        </w:tabs>
+        <w:ind w:left="426" w:firstLine="0"/>
+        <w:jc w:val="both"/>
+        <w:rPr>
+          <w:rFonts w:ascii="Arial Narrow" w:hAnsi="Arial Narrow"/>
+          <w:sz w:val="22"/>
+          <w:szCs w:val="22"/>
+        </w:rPr>
+      </w:pPr>
+    </w:p>
+    <w:p>
+      <w:pPr>
+        <w:pStyle w:val="Prrafodelista"/>
+        <w:numPr>
+          <w:ilvl w:val="1"/>
+          <w:numId w:val="30"/>
+        </w:numPr>
+        <w:ind w:left="426" w:hanging="426"/>
+        <w:jc w:val="both"/>
+        <w:rPr>
+          <w:rFonts w:ascii="Arial Narrow" w:hAnsi="Arial Narrow"/>
+          <w:sz w:val="22"/>
+          <w:szCs w:val="22"/>
+        </w:rPr>
+      </w:pPr>
+      <w:r>
+        <w:rPr>
+          <w:rFonts w:ascii="Arial Narrow" w:hAnsi="Arial Narrow"/>
+          <w:sz w:val="22"/>
+          <w:szCs w:val="22"/>
+        </w:rPr>
+        <w:t xml:space="preserve">Las partes declaran de manera expresa que el pago o aplicación de las penalidades no eximirá a </w:t>
+      </w:r>
+      <w:r>
+        <w:rPr>
+          <w:rFonts w:ascii="Arial Narrow" w:hAnsi="Arial Narrow"/>
+          <w:b/>
+          <w:sz w:val="22"/>
+          <w:szCs w:val="22"/>
+        </w:rPr>
+        <w:t xml:space="preserve">EL SUMINISTRANTE </w:t>
+      </w:r>
+      <w:r>
+        <w:rPr>
+          <w:rFonts w:ascii="Arial Narrow" w:hAnsi="Arial Narrow"/>
+          <w:sz w:val="22"/>
+          <w:szCs w:val="22"/>
+        </w:rPr>
+        <w:t>de su</w:t>
+      </w:r>
+      <w:r>
+        <w:rPr>
+          <w:rFonts w:ascii="Arial Narrow" w:hAnsi="Arial Narrow"/>
+          <w:b/>
+          <w:sz w:val="22"/>
+          <w:szCs w:val="22"/>
+        </w:rPr>
+        <w:t xml:space="preserve"> </w:t>
+      </w:r>
+      <w:r>
+        <w:rPr>
+          <w:rFonts w:ascii="Arial Narrow" w:hAnsi="Arial Narrow"/>
+          <w:sz w:val="22"/>
+          <w:szCs w:val="22"/>
+        </w:rPr>
+        <w:t>obligación de terminar la entrega del</w:t>
+      </w:r>
+      <w:r>
+        <w:rPr>
+          <w:rFonts w:ascii="Arial Narrow" w:hAnsi="Arial Narrow"/>
+          <w:b/>
+          <w:bCs/>
+          <w:sz w:val="22"/>
+          <w:szCs w:val="22"/>
+        </w:rPr>
+        <w:t xml:space="preserve"> SUMINISTRO, </w:t>
+      </w:r>
+      <w:r>
+        <w:rPr>
+          <w:rFonts w:ascii="Arial Narrow" w:hAnsi="Arial Narrow"/>
+          <w:sz w:val="22"/>
+          <w:szCs w:val="22"/>
+        </w:rPr>
+        <w:t>asumida en virtud del presente contrato.</w:t>
+      </w:r>
+    </w:p>
+    <w:p>
+      <w:pPr>
+        <w:ind w:left="0" w:firstLine="0"/>
+        <w:jc w:val="both"/>
+        <w:rPr>
+          <w:rFonts w:ascii="Arial Narrow" w:eastAsia="Arial Narrow" w:hAnsi="Arial Narrow" w:cs="Arial Narrow"/>
+          <w:sz w:val="22"/>
+          <w:szCs w:val="22"/>
+        </w:rPr>
+      </w:pPr>
+    </w:p>
+    <w:p>
+      <w:pPr>
+        <w:pBdr>
+          <w:top w:val="nil"/>
+          <w:left w:val="nil"/>
+          <w:bottom w:val="nil"/>
+          <w:right w:val="nil"/>
+          <w:between w:val="nil"/>
+        </w:pBdr>
+        <w:rPr>
+          <w:rFonts w:ascii="Arial Narrow" w:eastAsia="Arial Narrow" w:hAnsi="Arial Narrow" w:cs="Arial Narrow"/>
+          <w:b/>
+          <w:color w:val="000000"/>
+          <w:sz w:val="22"/>
+          <w:szCs w:val="22"/>
+          <w:u w:val="single"/>
+        </w:rPr>
+      </w:pPr>
+      <w:r>
+        <w:rPr>
+          <w:rFonts w:ascii="Arial Narrow" w:eastAsia="Arial Narrow" w:hAnsi="Arial Narrow" w:cs="Arial Narrow"/>
+          <w:b/>
+          <w:color w:val="000000"/>
+          <w:sz w:val="22"/>
+          <w:szCs w:val="22"/>
+          <w:u w:val="single"/>
+        </w:rPr>
+        <w:t>DECIMO: SEGUROS E INDEMNIZACIONES:</w:t>
+      </w:r>
+      <w:r>
+        <w:rPr>
+          <w:rFonts w:ascii="Arial Narrow" w:eastAsia="Arial Narrow" w:hAnsi="Arial Narrow" w:cs="Arial Narrow"/>
+          <w:b/>
+          <w:color w:val="000000"/>
+          <w:sz w:val="22"/>
+          <w:szCs w:val="22"/>
+          <w:u w:val="single"/>
+        </w:rPr>
+        <w:br/>
+      </w:r>
+    </w:p>
+    <w:p>
+      <w:pPr>
+        <w:pStyle w:val="Prrafodelista"/>
+        <w:numPr>
+          <w:ilvl w:val="1"/>
+          <w:numId w:val="11"/>
+        </w:numPr>
+        <w:jc w:val="both"/>
+        <w:rPr>
+          <w:rFonts w:ascii="Arial Narrow" w:hAnsi="Arial Narrow"/>
+          <w:sz w:val="22"/>
+          <w:szCs w:val="22"/>
+        </w:rPr>
+      </w:pPr>
+      <w:r>
+        <w:rPr>
+          <w:rFonts w:ascii="Arial Narrow" w:hAnsi="Arial Narrow"/>
+          <w:sz w:val="22"/>
+          <w:szCs w:val="22"/>
+          <w:u w:val="single"/>
+        </w:rPr>
+        <w:lastRenderedPageBreak/>
+        <w:t>De la garantía:</w:t>
+      </w:r>
     </w:p>
     <w:p>
       <w:pPr>
         <w:pStyle w:val="Prrafodelista"/>
         <w:numPr>
           <w:ilvl w:val="0"/>
-          <w:numId w:val="8"/>
+          <w:numId w:val="12"/>
         </w:numPr>
         <w:jc w:val="both"/>
         <w:rPr>
           <w:rFonts w:ascii="Arial Narrow" w:hAnsi="Arial Narrow"/>
-          <w:b/>
-          <w:vanish/>
-          <w:sz w:val="22"/>
-          <w:szCs w:val="22"/>
-        </w:rPr>
-      </w:pPr>
+          <w:sz w:val="22"/>
+          <w:szCs w:val="22"/>
+        </w:rPr>
+      </w:pPr>
+      <w:r>
+        <w:rPr>
+          <w:rFonts w:ascii="Arial Narrow" w:hAnsi="Arial Narrow"/>
+          <w:b/>
+          <w:bCs/>
+          <w:sz w:val="22"/>
+          <w:szCs w:val="22"/>
+        </w:rPr>
+        <w:t>EL SUMINISTRANTE</w:t>
+      </w:r>
+      <w:r>
+        <w:rPr>
+          <w:rFonts w:ascii="Arial Narrow" w:hAnsi="Arial Narrow"/>
+          <w:sz w:val="22"/>
+          <w:szCs w:val="22"/>
+        </w:rPr>
+        <w:t xml:space="preserve"> otorga una garantía a favor de </w:t>
+      </w:r>
+      <w:r>
+        <w:rPr>
+          <w:rFonts w:ascii="Arial Narrow" w:hAnsi="Arial Narrow"/>
+          <w:b/>
+          <w:bCs/>
+          <w:sz w:val="22"/>
+          <w:szCs w:val="22"/>
+        </w:rPr>
+        <w:t>EL SUMINISTRADO</w:t>
+      </w:r>
+      <w:r>
+        <w:rPr>
+          <w:rFonts w:ascii="Arial Narrow" w:hAnsi="Arial Narrow"/>
+          <w:sz w:val="22"/>
+          <w:szCs w:val="22"/>
+        </w:rPr>
+        <w:t xml:space="preserve">, por un plazo de {{FONDO_GARANTÍA_PLAZO_EN_AÑOS}}, el mismo que se computará una vez efectuada la entrega total de </w:t>
+      </w:r>
+      <w:r>
+        <w:rPr>
+          <w:rFonts w:ascii="Arial Narrow" w:hAnsi="Arial Narrow"/>
+          <w:b/>
+          <w:bCs/>
+          <w:sz w:val="22"/>
+          <w:szCs w:val="22"/>
+        </w:rPr>
+        <w:t xml:space="preserve">EL SUMINISTRO, </w:t>
+      </w:r>
+      <w:r>
+        <w:rPr>
+          <w:rFonts w:ascii="Arial Narrow" w:hAnsi="Arial Narrow"/>
+          <w:sz w:val="22"/>
+          <w:szCs w:val="22"/>
+        </w:rPr>
+        <w:t>tal como se precisa en el ANEXO 4 del contrato.</w:t>
+      </w:r>
     </w:p>
     <w:p>
       <w:pPr>
         <w:pStyle w:val="Prrafodelista"/>
         <w:numPr>
           <w:ilvl w:val="0"/>
-          <w:numId w:val="8"/>
+          <w:numId w:val="12"/>
         </w:numPr>
         <w:jc w:val="both"/>
         <w:rPr>
           <w:rFonts w:ascii="Arial Narrow" w:hAnsi="Arial Narrow"/>
-          <w:b/>
-          <w:vanish/>
-          <w:sz w:val="22"/>
-          <w:szCs w:val="22"/>
-        </w:rPr>
-      </w:pPr>
+          <w:sz w:val="22"/>
+          <w:szCs w:val="22"/>
+        </w:rPr>
+      </w:pPr>
+      <w:r>
+        <w:rPr>
+          <w:rFonts w:ascii="Arial Narrow" w:hAnsi="Arial Narrow"/>
+          <w:bCs/>
+          <w:sz w:val="22"/>
+          <w:szCs w:val="22"/>
+        </w:rPr>
+        <w:t xml:space="preserve">Las partes declaran que, una vez efectuada la entrega total de </w:t>
+      </w:r>
+      <w:r>
+        <w:rPr>
+          <w:rFonts w:ascii="Arial Narrow" w:hAnsi="Arial Narrow"/>
+          <w:b/>
+          <w:sz w:val="22"/>
+          <w:szCs w:val="22"/>
+        </w:rPr>
+        <w:t>EL SUMINISTRO</w:t>
+      </w:r>
+      <w:r>
+        <w:rPr>
+          <w:rFonts w:ascii="Arial Narrow" w:hAnsi="Arial Narrow"/>
+          <w:bCs/>
+          <w:sz w:val="22"/>
+          <w:szCs w:val="22"/>
+        </w:rPr>
+        <w:t xml:space="preserve">, los daños provocados por terceros (rayaduras) que requieran un cambio de toda la pieza, no será responsabilidad de </w:t>
+      </w:r>
+      <w:r>
+        <w:rPr>
+          <w:rFonts w:ascii="Arial Narrow" w:hAnsi="Arial Narrow"/>
+          <w:b/>
+          <w:sz w:val="22"/>
+          <w:szCs w:val="22"/>
+        </w:rPr>
+        <w:t>EL SUMINISTRANTE</w:t>
+      </w:r>
+      <w:r>
+        <w:rPr>
+          <w:rFonts w:ascii="Arial Narrow" w:hAnsi="Arial Narrow"/>
+          <w:bCs/>
+          <w:sz w:val="22"/>
+          <w:szCs w:val="22"/>
+        </w:rPr>
+        <w:t xml:space="preserve">. </w:t>
+      </w:r>
     </w:p>
     <w:p>
       <w:pPr>
         <w:pStyle w:val="Prrafodelista"/>
         <w:numPr>
           <w:ilvl w:val="1"/>
-          <w:numId w:val="8"/>
+          <w:numId w:val="11"/>
         </w:numPr>
         <w:jc w:val="both"/>
         <w:rPr>
@@ -4812,58 +6445,60 @@
       <w:r>
         <w:rPr>
           <w:rFonts w:ascii="Arial Narrow" w:hAnsi="Arial Narrow"/>
-          <w:b/>
-          <w:sz w:val="22"/>
-          <w:szCs w:val="22"/>
-        </w:rPr>
-        <w:t>EL SUMINISTRANTE</w:t>
-      </w:r>
-      <w:r>
-        <w:rPr>
-          <w:rFonts w:ascii="Arial Narrow" w:hAnsi="Arial Narrow"/>
-          <w:sz w:val="22"/>
-          <w:szCs w:val="22"/>
-        </w:rPr>
-        <w:t xml:space="preserve"> se obliga a cumplir, entre otras, con las siguientes obligaciones generales:</w:t>
-      </w:r>
-    </w:p>
-    <w:p>
-      <w:pPr>
-        <w:pStyle w:val="Prrafodelista"/>
-        <w:tabs>
-          <w:tab w:val="clear" w:pos="1440"/>
-        </w:tabs>
-        <w:ind w:left="426" w:firstLine="0"/>
-        <w:jc w:val="both"/>
-        <w:rPr>
-          <w:rFonts w:ascii="Arial Narrow" w:hAnsi="Arial Narrow"/>
-          <w:sz w:val="22"/>
-          <w:szCs w:val="22"/>
-        </w:rPr>
-      </w:pPr>
+          <w:sz w:val="22"/>
+          <w:szCs w:val="22"/>
+          <w:u w:val="single"/>
+        </w:rPr>
+        <w:t>De la carta fianza</w:t>
+      </w:r>
+      <w:r>
+        <w:rPr>
+          <w:rFonts w:ascii="Arial Narrow" w:hAnsi="Arial Narrow"/>
+          <w:sz w:val="22"/>
+          <w:szCs w:val="22"/>
+        </w:rPr>
+        <w:t>:</w:t>
+      </w:r>
     </w:p>
     <w:p>
       <w:pPr>
         <w:pStyle w:val="Prrafodelista"/>
         <w:numPr>
-          <w:ilvl w:val="2"/>
-          <w:numId w:val="9"/>
+          <w:ilvl w:val="0"/>
+          <w:numId w:val="12"/>
         </w:numPr>
-        <w:ind w:left="1276" w:hanging="567"/>
-        <w:jc w:val="both"/>
-        <w:rPr>
-          <w:rFonts w:ascii="Arial Narrow" w:hAnsi="Arial Narrow"/>
-          <w:sz w:val="22"/>
-          <w:szCs w:val="22"/>
-        </w:rPr>
-      </w:pPr>
-      <w:r>
-        <w:rPr>
-          <w:rFonts w:ascii="Arial Narrow" w:hAnsi="Arial Narrow"/>
-          <w:sz w:val="22"/>
-          <w:szCs w:val="22"/>
-        </w:rPr>
-        <w:t xml:space="preserve">Cumplir con la entrega parcial y total de </w:t>
+        <w:jc w:val="both"/>
+        <w:rPr>
+          <w:rFonts w:ascii="Arial Narrow" w:hAnsi="Arial Narrow"/>
+          <w:sz w:val="22"/>
+          <w:szCs w:val="22"/>
+        </w:rPr>
+      </w:pPr>
+      <w:r>
+        <w:rPr>
+          <w:rFonts w:ascii="Arial Narrow" w:hAnsi="Arial Narrow"/>
+          <w:sz w:val="22"/>
+          <w:szCs w:val="22"/>
+        </w:rPr>
+        <w:t xml:space="preserve">A efectos de garantizar cualquier gasto adicional en el que tenga que incurrir </w:t>
+      </w:r>
+      <w:r>
+        <w:rPr>
+          <w:rFonts w:ascii="Arial Narrow" w:hAnsi="Arial Narrow"/>
+          <w:b/>
+          <w:bCs/>
+          <w:sz w:val="22"/>
+          <w:szCs w:val="22"/>
+        </w:rPr>
+        <w:t>EL SUMINISTRADO</w:t>
+      </w:r>
+      <w:r>
+        <w:rPr>
+          <w:rFonts w:ascii="Arial Narrow" w:hAnsi="Arial Narrow"/>
+          <w:sz w:val="22"/>
+          <w:szCs w:val="22"/>
+        </w:rPr>
+        <w:t xml:space="preserve"> a causa de daños a terceros que hayan sido originados por observaciones de </w:t>
       </w:r>
       <w:r>
         <w:rPr>
@@ -4881,65 +6516,25 @@
           <w:sz w:val="22"/>
           <w:szCs w:val="22"/>
         </w:rPr>
-        <w:t xml:space="preserve"> por su cuenta y riesgo, con sus propios recursos financieros, técnicos o materiales.</w:t>
-      </w:r>
-    </w:p>
-    <w:p>
-      <w:pPr>
-        <w:pStyle w:val="Prrafodelista"/>
-        <w:numPr>
-          <w:ilvl w:val="2"/>
-          <w:numId w:val="9"/>
-        </w:numPr>
-        <w:ind w:left="1276" w:hanging="567"/>
-        <w:jc w:val="both"/>
-        <w:rPr>
-          <w:rFonts w:ascii="Arial Narrow" w:hAnsi="Arial Narrow"/>
-          <w:sz w:val="22"/>
-          <w:szCs w:val="22"/>
-        </w:rPr>
-      </w:pPr>
-      <w:r>
-        <w:rPr>
-          <w:rFonts w:ascii="Arial Narrow" w:hAnsi="Arial Narrow"/>
-          <w:sz w:val="22"/>
-          <w:szCs w:val="22"/>
-        </w:rPr>
-        <w:t>Asumir plena responsabilidad por los resultados relacionados a la entrega del SUMINISTRO, así como por los actos de su personal.</w:t>
-      </w:r>
-    </w:p>
-    <w:p>
-      <w:pPr>
-        <w:pStyle w:val="Prrafodelista"/>
-        <w:numPr>
-          <w:ilvl w:val="2"/>
-          <w:numId w:val="9"/>
-        </w:numPr>
-        <w:ind w:left="1276" w:hanging="567"/>
-        <w:jc w:val="both"/>
-        <w:rPr>
-          <w:rFonts w:ascii="Arial Narrow" w:hAnsi="Arial Narrow"/>
-          <w:sz w:val="22"/>
-          <w:szCs w:val="22"/>
-        </w:rPr>
-      </w:pPr>
-      <w:r>
-        <w:rPr>
-          <w:rFonts w:ascii="Arial Narrow" w:hAnsi="Arial Narrow"/>
-          <w:b/>
-          <w:bCs/>
-          <w:sz w:val="22"/>
-          <w:szCs w:val="22"/>
-        </w:rPr>
-        <w:t>EL SUMINISTRANTE</w:t>
-      </w:r>
-      <w:r>
-        <w:rPr>
-          <w:rFonts w:ascii="Arial Narrow" w:hAnsi="Arial Narrow"/>
-          <w:sz w:val="22"/>
-          <w:szCs w:val="22"/>
-        </w:rPr>
-        <w:t xml:space="preserve"> se obliga a cumplir con los horarios y fechas coordinadas previamente con el Ingeniero de Oficina Técnica. Asimismo, </w:t>
+        <w:t xml:space="preserve">, dentro del periodo de vigencia de la garantía, pudiendo ser multas ante INDECOPI, trabajos de cambio total o parcial de </w:t>
+      </w:r>
+      <w:r>
+        <w:rPr>
+          <w:rFonts w:ascii="Arial Narrow" w:hAnsi="Arial Narrow"/>
+          <w:b/>
+          <w:bCs/>
+          <w:sz w:val="22"/>
+          <w:szCs w:val="22"/>
+        </w:rPr>
+        <w:t>EL SUMINISTRO</w:t>
+      </w:r>
+      <w:r>
+        <w:rPr>
+          <w:rFonts w:ascii="Arial Narrow" w:hAnsi="Arial Narrow"/>
+          <w:sz w:val="22"/>
+          <w:szCs w:val="22"/>
+        </w:rPr>
+        <w:t xml:space="preserve">, entre otros; </w:t>
       </w:r>
       <w:r>
         <w:rPr>
@@ -4957,544 +6552,89 @@
           <w:sz w:val="22"/>
           <w:szCs w:val="22"/>
         </w:rPr>
-        <w:t xml:space="preserve">asumirá cualquier tipo de sanción impuesta por el ente fiscalizador que le sea directamente imputable.  Las entregas de El SUMINISTRO del presente contrato se ejecutarán en el horario que la Municipalidad Distrital permita, responsabilizándose </w:t>
-      </w:r>
-      <w:r>
-        <w:rPr>
-          <w:rFonts w:ascii="Arial Narrow" w:hAnsi="Arial Narrow"/>
-          <w:b/>
-          <w:sz w:val="22"/>
-          <w:szCs w:val="22"/>
-        </w:rPr>
-        <w:t>EL SUMINISTRANTE</w:t>
-      </w:r>
-      <w:r>
-        <w:rPr>
-          <w:rFonts w:ascii="Arial Narrow" w:hAnsi="Arial Narrow"/>
-          <w:sz w:val="22"/>
-          <w:szCs w:val="22"/>
-        </w:rPr>
-        <w:t xml:space="preserve"> y liberando absolutamente a </w:t>
-      </w:r>
-      <w:r>
-        <w:rPr>
-          <w:rFonts w:ascii="Arial Narrow" w:hAnsi="Arial Narrow"/>
-          <w:b/>
-          <w:sz w:val="22"/>
-          <w:szCs w:val="22"/>
-        </w:rPr>
-        <w:t>EL SUMINISTRADO</w:t>
-      </w:r>
-      <w:r>
-        <w:rPr>
-          <w:rFonts w:ascii="Arial Narrow" w:hAnsi="Arial Narrow"/>
-          <w:sz w:val="22"/>
-          <w:szCs w:val="22"/>
-        </w:rPr>
-        <w:t xml:space="preserve"> por cualquier multa o medida correctiva que se le imponga por la inobservancia de estas.</w:t>
-      </w:r>
-    </w:p>
-    <w:p>
-      <w:pPr>
-        <w:pStyle w:val="Prrafodelista"/>
-        <w:numPr>
-          <w:ilvl w:val="2"/>
-          <w:numId w:val="9"/>
-        </w:numPr>
-        <w:ind w:left="1276" w:hanging="567"/>
-        <w:jc w:val="both"/>
-        <w:rPr>
-          <w:rFonts w:ascii="Arial Narrow" w:hAnsi="Arial Narrow"/>
-          <w:color w:val="000000" w:themeColor="text1"/>
-          <w:sz w:val="22"/>
-          <w:szCs w:val="22"/>
-        </w:rPr>
-      </w:pPr>
-      <w:r>
-        <w:rPr>
-          <w:rFonts w:ascii="Arial Narrow" w:hAnsi="Arial Narrow"/>
-          <w:color w:val="000000" w:themeColor="text1"/>
-          <w:sz w:val="22"/>
-          <w:szCs w:val="22"/>
-        </w:rPr>
-        <w:t>Cumplir con la entrega del Stock contratado, establecida en ANEXO 1.</w:t>
-      </w:r>
-    </w:p>
-    <w:p>
-      <w:pPr>
-        <w:pStyle w:val="Prrafodelista"/>
-        <w:numPr>
-          <w:ilvl w:val="2"/>
-          <w:numId w:val="9"/>
-        </w:numPr>
-        <w:ind w:left="1276" w:hanging="567"/>
-        <w:jc w:val="both"/>
-        <w:rPr>
-          <w:rFonts w:ascii="Arial Narrow" w:hAnsi="Arial Narrow"/>
-          <w:sz w:val="22"/>
-          <w:szCs w:val="22"/>
-        </w:rPr>
-      </w:pPr>
-      <w:r>
-        <w:rPr>
-          <w:rFonts w:ascii="Arial Narrow" w:hAnsi="Arial Narrow"/>
-          <w:sz w:val="22"/>
-          <w:szCs w:val="22"/>
-        </w:rPr>
-        <w:lastRenderedPageBreak/>
-        <w:t xml:space="preserve">Todo material, equipo o herramienta que </w:t>
-      </w:r>
-      <w:r>
-        <w:rPr>
-          <w:rFonts w:ascii="Arial Narrow" w:hAnsi="Arial Narrow"/>
-          <w:b/>
-          <w:bCs/>
-          <w:sz w:val="22"/>
-          <w:szCs w:val="22"/>
-        </w:rPr>
-        <w:t xml:space="preserve">EL SUMINISTRANTE </w:t>
-      </w:r>
-      <w:r>
-        <w:rPr>
-          <w:rFonts w:ascii="Arial Narrow" w:hAnsi="Arial Narrow"/>
-          <w:sz w:val="22"/>
-          <w:szCs w:val="22"/>
-        </w:rPr>
-        <w:t>haga ingresar o salir de la obra y que sea de su propiedad necesariamente tendrá que contar con su respectiva guía de remisión.</w:t>
-      </w:r>
-    </w:p>
-    <w:p>
-      <w:pPr>
-        <w:pStyle w:val="Prrafodelista"/>
-        <w:numPr>
-          <w:ilvl w:val="2"/>
-          <w:numId w:val="9"/>
-        </w:numPr>
-        <w:ind w:hanging="579"/>
-        <w:jc w:val="both"/>
-        <w:rPr>
-          <w:rFonts w:ascii="Arial Narrow" w:hAnsi="Arial Narrow"/>
-          <w:strike/>
-          <w:color w:val="FF0000"/>
-          <w:sz w:val="22"/>
-          <w:szCs w:val="22"/>
-        </w:rPr>
-      </w:pPr>
-      <w:r>
-        <w:rPr>
-          <w:rFonts w:ascii="Arial Narrow" w:hAnsi="Arial Narrow"/>
-          <w:b/>
-          <w:bCs/>
-          <w:sz w:val="22"/>
-          <w:szCs w:val="22"/>
-        </w:rPr>
-        <w:t>EL SUMINISTRANTE</w:t>
-      </w:r>
-      <w:r>
-        <w:rPr>
-          <w:rFonts w:ascii="Arial Narrow" w:hAnsi="Arial Narrow"/>
-          <w:sz w:val="22"/>
-          <w:szCs w:val="22"/>
-        </w:rPr>
-        <w:t xml:space="preserve"> entregará carta de garantía por el material suministrado, la misma que se encuentra en el presente documento como (ANEXO 4).</w:t>
-      </w:r>
-    </w:p>
-    <w:p>
-      <w:pPr>
-        <w:pStyle w:val="Prrafodelista"/>
-        <w:numPr>
-          <w:ilvl w:val="2"/>
-          <w:numId w:val="9"/>
-        </w:numPr>
-        <w:ind w:left="1276" w:hanging="567"/>
-        <w:jc w:val="both"/>
-        <w:rPr>
-          <w:rFonts w:ascii="Arial Narrow" w:hAnsi="Arial Narrow"/>
-          <w:sz w:val="22"/>
-          <w:szCs w:val="22"/>
-        </w:rPr>
-      </w:pPr>
-      <w:r>
-        <w:rPr>
-          <w:rFonts w:ascii="Arial Narrow" w:hAnsi="Arial Narrow"/>
-          <w:sz w:val="22"/>
-          <w:szCs w:val="22"/>
-        </w:rPr>
-        <w:t xml:space="preserve">En caso ocurriese que se presenten materiales (suministro) defectuosos y/o estos presenten características distintas a las indicadas en el </w:t>
-      </w:r>
-      <w:r>
-        <w:rPr>
-          <w:rFonts w:ascii="Arial Narrow" w:hAnsi="Arial Narrow"/>
-          <w:b/>
-          <w:bCs/>
-          <w:sz w:val="22"/>
-          <w:szCs w:val="22"/>
-        </w:rPr>
-        <w:t>ANEXO 1,</w:t>
-      </w:r>
-      <w:r>
-        <w:rPr>
-          <w:rFonts w:ascii="Arial Narrow" w:hAnsi="Arial Narrow"/>
-          <w:sz w:val="22"/>
-          <w:szCs w:val="22"/>
-        </w:rPr>
-        <w:t xml:space="preserve"> durante el </w:t>
-      </w:r>
-      <w:r>
-        <w:rPr>
-          <w:rFonts w:ascii="Arial Narrow" w:hAnsi="Arial Narrow"/>
-          <w:sz w:val="22"/>
-          <w:szCs w:val="22"/>
-          <w:u w:val="single"/>
-        </w:rPr>
-        <w:t>tiempo de garantía</w:t>
-      </w:r>
-      <w:r>
-        <w:rPr>
-          <w:rFonts w:ascii="Arial Narrow" w:hAnsi="Arial Narrow"/>
-          <w:sz w:val="22"/>
-          <w:szCs w:val="22"/>
-        </w:rPr>
-        <w:t xml:space="preserve"> señalado en el </w:t>
-      </w:r>
-      <w:r>
-        <w:rPr>
-          <w:rFonts w:ascii="Arial Narrow" w:hAnsi="Arial Narrow"/>
-          <w:b/>
-          <w:bCs/>
-          <w:sz w:val="22"/>
-          <w:szCs w:val="22"/>
-        </w:rPr>
-        <w:t>ANEXO 4</w:t>
-      </w:r>
-      <w:r>
-        <w:rPr>
-          <w:rFonts w:ascii="Arial Narrow" w:hAnsi="Arial Narrow"/>
-          <w:sz w:val="22"/>
-          <w:szCs w:val="22"/>
-        </w:rPr>
-        <w:t xml:space="preserve">, </w:t>
-      </w:r>
-      <w:r>
-        <w:rPr>
-          <w:rFonts w:ascii="Arial Narrow" w:hAnsi="Arial Narrow"/>
-          <w:b/>
-          <w:bCs/>
-          <w:sz w:val="22"/>
-          <w:szCs w:val="22"/>
-        </w:rPr>
-        <w:t>El SUMINISTRANTE</w:t>
-      </w:r>
-      <w:r>
-        <w:rPr>
-          <w:rFonts w:ascii="Arial Narrow" w:hAnsi="Arial Narrow"/>
-          <w:sz w:val="22"/>
-          <w:szCs w:val="22"/>
-        </w:rPr>
-        <w:t xml:space="preserve"> será responsable de reemplazar los materiales sin costo alguno por parte del</w:t>
-      </w:r>
-      <w:r>
-        <w:rPr>
-          <w:rFonts w:ascii="Arial Narrow" w:hAnsi="Arial Narrow"/>
-          <w:b/>
-          <w:bCs/>
-          <w:sz w:val="22"/>
-          <w:szCs w:val="22"/>
-        </w:rPr>
-        <w:t xml:space="preserve"> SUMINISTRADO, </w:t>
-      </w:r>
-      <w:r>
-        <w:rPr>
-          <w:rFonts w:ascii="Arial Narrow" w:hAnsi="Arial Narrow"/>
-          <w:sz w:val="22"/>
-          <w:szCs w:val="22"/>
-        </w:rPr>
-        <w:t xml:space="preserve">este cambio deberá ocurrir en un plazo no mayor a </w:t>
-      </w:r>
-      <w:r>
-        <w:rPr>
-          <w:rFonts w:ascii="Arial Narrow" w:hAnsi="Arial Narrow"/>
-          <w:b/>
-          <w:bCs/>
-          <w:sz w:val="22"/>
-          <w:szCs w:val="22"/>
-        </w:rPr>
-        <w:t>10 (diez) días hábiles,</w:t>
-      </w:r>
-      <w:r>
-        <w:rPr>
-          <w:rFonts w:ascii="Arial Narrow" w:hAnsi="Arial Narrow"/>
-          <w:sz w:val="22"/>
-          <w:szCs w:val="22"/>
-        </w:rPr>
-        <w:t xml:space="preserve"> siempre que el material no exceda el 3% (tres por ciento) de la cantidad contratada. Para casos en los que se exceda del porcentaje mencionado, </w:t>
-      </w:r>
-      <w:r>
-        <w:rPr>
-          <w:rFonts w:ascii="Arial Narrow" w:hAnsi="Arial Narrow"/>
-          <w:b/>
-          <w:bCs/>
-          <w:sz w:val="22"/>
-          <w:szCs w:val="22"/>
-        </w:rPr>
-        <w:t>LAS PARTES</w:t>
-      </w:r>
-      <w:r>
-        <w:rPr>
-          <w:rFonts w:ascii="Arial Narrow" w:hAnsi="Arial Narrow"/>
-          <w:sz w:val="22"/>
-          <w:szCs w:val="22"/>
-        </w:rPr>
-        <w:t xml:space="preserve"> acordarán un plazo de reposición, hasta un máximo de 75 (setenta y cinco) días.</w:t>
-      </w:r>
-    </w:p>
-    <w:p>
-      <w:pPr>
-        <w:pStyle w:val="Prrafodelista"/>
-        <w:numPr>
-          <w:ilvl w:val="2"/>
-          <w:numId w:val="9"/>
-        </w:numPr>
-        <w:ind w:left="1276" w:hanging="567"/>
-        <w:jc w:val="both"/>
-        <w:rPr>
-          <w:rFonts w:ascii="Arial Narrow" w:hAnsi="Arial Narrow"/>
-          <w:sz w:val="22"/>
-          <w:szCs w:val="22"/>
-        </w:rPr>
-      </w:pPr>
-      <w:r>
-        <w:rPr>
-          <w:rFonts w:ascii="Arial Narrow" w:hAnsi="Arial Narrow"/>
-          <w:b/>
-          <w:bCs/>
-          <w:sz w:val="22"/>
-          <w:szCs w:val="22"/>
-        </w:rPr>
-        <w:t>EL SUMINISTRANTE</w:t>
-      </w:r>
-      <w:r>
-        <w:rPr>
-          <w:rFonts w:ascii="Arial Narrow" w:hAnsi="Arial Narrow"/>
-          <w:sz w:val="22"/>
-          <w:szCs w:val="22"/>
-        </w:rPr>
-        <w:t xml:space="preserve"> será responsable de utilizar todos los métodos necesarios para evitar daños al medio ambiente y a propiedades vecinas en el ámbito de ejecución del presente contrato, incluyendo a </w:t>
-      </w:r>
-      <w:r>
-        <w:rPr>
-          <w:rFonts w:ascii="Arial Narrow" w:hAnsi="Arial Narrow"/>
-          <w:b/>
-          <w:bCs/>
-          <w:sz w:val="22"/>
-          <w:szCs w:val="22"/>
-        </w:rPr>
-        <w:t>EL SUMINISTRADO</w:t>
-      </w:r>
-      <w:r>
-        <w:rPr>
-          <w:rFonts w:ascii="Arial Narrow" w:hAnsi="Arial Narrow"/>
-          <w:sz w:val="22"/>
-          <w:szCs w:val="22"/>
-        </w:rPr>
-        <w:t xml:space="preserve"> y otros proveedores presentes en LA OBRA, si los hubiere.</w:t>
-      </w:r>
-    </w:p>
-    <w:p>
-      <w:pPr>
-        <w:pStyle w:val="Prrafodelista"/>
-        <w:numPr>
-          <w:ilvl w:val="2"/>
-          <w:numId w:val="9"/>
-        </w:numPr>
-        <w:ind w:left="1276" w:hanging="567"/>
-        <w:jc w:val="both"/>
-        <w:rPr>
-          <w:rFonts w:ascii="Arial Narrow" w:hAnsi="Arial Narrow"/>
-          <w:sz w:val="22"/>
-          <w:szCs w:val="22"/>
-        </w:rPr>
-      </w:pPr>
-      <w:r>
-        <w:rPr>
-          <w:rFonts w:ascii="Arial Narrow" w:hAnsi="Arial Narrow"/>
-          <w:sz w:val="22"/>
-          <w:szCs w:val="22"/>
-        </w:rPr>
-        <w:t xml:space="preserve">Comunicar a </w:t>
-      </w:r>
-      <w:r>
-        <w:rPr>
-          <w:rFonts w:ascii="Arial Narrow" w:hAnsi="Arial Narrow"/>
-          <w:b/>
-          <w:bCs/>
-          <w:sz w:val="22"/>
-          <w:szCs w:val="22"/>
-        </w:rPr>
-        <w:t>EL SUMINISTRADO</w:t>
-      </w:r>
-      <w:r>
-        <w:rPr>
-          <w:rFonts w:ascii="Arial Narrow" w:hAnsi="Arial Narrow"/>
-          <w:sz w:val="22"/>
-          <w:szCs w:val="22"/>
-        </w:rPr>
-        <w:t xml:space="preserve"> sobre cualquier circunstancia o evento, cualquiera que sea su origen, que pueda influir negativamente en el desarrollo de LA OBRA y/o comprometa los plazos o la afecte técnica o económicamente.</w:t>
-      </w:r>
-    </w:p>
-    <w:p>
-      <w:pPr>
-        <w:pStyle w:val="Prrafodelista"/>
-        <w:numPr>
-          <w:ilvl w:val="2"/>
-          <w:numId w:val="9"/>
-        </w:numPr>
-        <w:ind w:left="1276" w:hanging="567"/>
-        <w:jc w:val="both"/>
-        <w:rPr>
-          <w:rFonts w:ascii="Arial Narrow" w:hAnsi="Arial Narrow"/>
-          <w:sz w:val="22"/>
-          <w:szCs w:val="22"/>
-        </w:rPr>
-      </w:pPr>
-      <w:r>
-        <w:rPr>
-          <w:rFonts w:ascii="Arial Narrow" w:hAnsi="Arial Narrow"/>
-          <w:bCs/>
-          <w:sz w:val="22"/>
-          <w:szCs w:val="22"/>
-        </w:rPr>
-        <w:t xml:space="preserve">Asumir la responsabilidad prevista del articulo 1783 y 1784 del Código Civil que se pudiera derivar como consecuencia del suministro que efectúe. Esta responsabilidad podrá ser exigida por </w:t>
-      </w:r>
-      <w:r>
-        <w:rPr>
-          <w:rFonts w:ascii="Arial Narrow" w:hAnsi="Arial Narrow"/>
-          <w:b/>
-          <w:sz w:val="22"/>
-          <w:szCs w:val="22"/>
-        </w:rPr>
-        <w:t>EL SUMINISTRADO</w:t>
-      </w:r>
-      <w:r>
-        <w:rPr>
-          <w:rFonts w:ascii="Arial Narrow" w:hAnsi="Arial Narrow"/>
-          <w:bCs/>
-          <w:sz w:val="22"/>
-          <w:szCs w:val="22"/>
-        </w:rPr>
-        <w:t xml:space="preserve"> sin perjuicio de lo dispuesto en el segundo párrafo del artículo 1772 del Código Civil. </w:t>
-      </w:r>
-    </w:p>
-    <w:p>
-      <w:pPr>
-        <w:pStyle w:val="Prrafodelista"/>
-        <w:numPr>
-          <w:ilvl w:val="2"/>
-          <w:numId w:val="9"/>
-        </w:numPr>
-        <w:ind w:left="1276" w:hanging="567"/>
-        <w:jc w:val="both"/>
-        <w:rPr>
-          <w:rFonts w:ascii="Arial Narrow" w:hAnsi="Arial Narrow"/>
-          <w:sz w:val="22"/>
-          <w:szCs w:val="22"/>
-        </w:rPr>
-      </w:pPr>
-      <w:r>
-        <w:rPr>
-          <w:rFonts w:ascii="Arial Narrow" w:hAnsi="Arial Narrow"/>
-          <w:b/>
-          <w:sz w:val="22"/>
-          <w:szCs w:val="22"/>
-        </w:rPr>
-        <w:t>EL SUMINISTRANTE</w:t>
-      </w:r>
-      <w:r>
-        <w:rPr>
-          <w:rFonts w:ascii="Arial Narrow" w:hAnsi="Arial Narrow"/>
-          <w:bCs/>
-          <w:sz w:val="22"/>
-          <w:szCs w:val="22"/>
-        </w:rPr>
-        <w:t xml:space="preserve"> deberá mantener y respetar los precios unitarios de las partidas que forman parte del presente contrato. </w:t>
-      </w:r>
-    </w:p>
-    <w:p>
-      <w:pPr>
-        <w:pStyle w:val="Prrafodelista"/>
-        <w:numPr>
-          <w:ilvl w:val="2"/>
-          <w:numId w:val="9"/>
-        </w:numPr>
-        <w:ind w:left="1276" w:hanging="567"/>
-        <w:jc w:val="both"/>
-        <w:rPr>
-          <w:rFonts w:ascii="Arial Narrow" w:hAnsi="Arial Narrow"/>
-          <w:sz w:val="22"/>
-          <w:szCs w:val="22"/>
-        </w:rPr>
-      </w:pPr>
-      <w:r>
-        <w:rPr>
-          <w:rFonts w:ascii="Arial Narrow" w:hAnsi="Arial Narrow"/>
-          <w:b/>
-          <w:sz w:val="22"/>
-          <w:szCs w:val="22"/>
-        </w:rPr>
-        <w:t xml:space="preserve">EL SUMINISTRANTE </w:t>
-      </w:r>
-      <w:r>
-        <w:rPr>
-          <w:rFonts w:ascii="Arial Narrow" w:hAnsi="Arial Narrow"/>
-          <w:bCs/>
-          <w:sz w:val="22"/>
-          <w:szCs w:val="22"/>
-        </w:rPr>
-        <w:t>almacenará el suministro bajo su custodia y responsabilidad sin costo alguno por parte del</w:t>
-      </w:r>
-      <w:r>
-        <w:rPr>
-          <w:rFonts w:ascii="Arial Narrow" w:hAnsi="Arial Narrow"/>
-          <w:b/>
-          <w:sz w:val="22"/>
-          <w:szCs w:val="22"/>
-        </w:rPr>
-        <w:t xml:space="preserve"> SUMINISTRADO</w:t>
-      </w:r>
-      <w:r>
-        <w:rPr>
-          <w:rFonts w:ascii="Arial Narrow" w:hAnsi="Arial Narrow"/>
-          <w:bCs/>
-          <w:sz w:val="22"/>
-          <w:szCs w:val="22"/>
-        </w:rPr>
-        <w:t xml:space="preserve"> hasta que se cumpla con el último despacho acordado por </w:t>
-      </w:r>
-      <w:r>
-        <w:rPr>
-          <w:rFonts w:ascii="Arial Narrow" w:hAnsi="Arial Narrow"/>
-          <w:b/>
-          <w:sz w:val="22"/>
-          <w:szCs w:val="22"/>
-        </w:rPr>
-        <w:t>LAS PARTES.</w:t>
-      </w:r>
-      <w:r>
-        <w:rPr>
-          <w:rFonts w:ascii="Arial Narrow" w:hAnsi="Arial Narrow"/>
-          <w:bCs/>
+        <w:t xml:space="preserve">extenderá una carta fianza por el 20% por ciento del valor total de </w:t>
+      </w:r>
+      <w:r>
+        <w:rPr>
+          <w:rFonts w:ascii="Arial Narrow" w:hAnsi="Arial Narrow"/>
+          <w:b/>
+          <w:bCs/>
+          <w:sz w:val="22"/>
+          <w:szCs w:val="22"/>
+        </w:rPr>
+        <w:t>EL</w:t>
+      </w:r>
+      <w:r>
+        <w:rPr>
+          <w:rFonts w:ascii="Arial Narrow" w:hAnsi="Arial Narrow"/>
           <w:sz w:val="22"/>
           <w:szCs w:val="22"/>
         </w:rPr>
         <w:t xml:space="preserve"> </w:t>
       </w:r>
-    </w:p>
-    <w:p>
-      <w:pPr>
-        <w:ind w:left="0" w:firstLine="0"/>
-        <w:jc w:val="both"/>
-        <w:rPr>
-          <w:rFonts w:ascii="Arial Narrow" w:eastAsia="Arial Narrow" w:hAnsi="Arial Narrow" w:cs="Arial Narrow"/>
+      <w:r>
+        <w:rPr>
+          <w:rFonts w:ascii="Arial Narrow" w:hAnsi="Arial Narrow"/>
+          <w:b/>
+          <w:bCs/>
+          <w:sz w:val="22"/>
+          <w:szCs w:val="22"/>
+        </w:rPr>
+        <w:t>SUMINISTRO</w:t>
+      </w:r>
+      <w:r>
+        <w:rPr>
+          <w:rFonts w:ascii="Arial Narrow" w:hAnsi="Arial Narrow"/>
+          <w:sz w:val="22"/>
+          <w:szCs w:val="22"/>
+        </w:rPr>
+        <w:t xml:space="preserve"> equivalente al monto del adelanto, a favor de </w:t>
+      </w:r>
+      <w:r>
+        <w:rPr>
+          <w:rFonts w:ascii="Arial Narrow" w:hAnsi="Arial Narrow"/>
+          <w:b/>
+          <w:bCs/>
+          <w:sz w:val="22"/>
+          <w:szCs w:val="22"/>
+        </w:rPr>
+        <w:t>EL</w:t>
+      </w:r>
+      <w:r>
+        <w:rPr>
+          <w:rFonts w:ascii="Arial Narrow" w:hAnsi="Arial Narrow"/>
+          <w:sz w:val="22"/>
+          <w:szCs w:val="22"/>
+        </w:rPr>
+        <w:t xml:space="preserve"> </w:t>
+      </w:r>
+      <w:r>
+        <w:rPr>
+          <w:rFonts w:ascii="Arial Narrow" w:hAnsi="Arial Narrow"/>
+          <w:b/>
+          <w:bCs/>
+          <w:sz w:val="22"/>
+          <w:szCs w:val="22"/>
+        </w:rPr>
+        <w:t>SUMINISTRADO</w:t>
+      </w:r>
+      <w:r>
+        <w:rPr>
+          <w:rFonts w:ascii="Arial Narrow" w:hAnsi="Arial Narrow"/>
+          <w:sz w:val="22"/>
+          <w:szCs w:val="22"/>
+        </w:rPr>
+        <w:t xml:space="preserve">; la misma que podrá ser ejecutada de manera inmediata, en caso de acreditarse cualquiera de los supuestos previstos para ello en el presente contrato.  </w:t>
+      </w:r>
+    </w:p>
+    <w:p>
+      <w:pPr>
+        <w:tabs>
+          <w:tab w:val="clear" w:pos="1440"/>
+        </w:tabs>
+        <w:jc w:val="both"/>
+        <w:rPr>
+          <w:rFonts w:ascii="Arial Narrow" w:hAnsi="Arial Narrow"/>
           <w:sz w:val="22"/>
           <w:szCs w:val="22"/>
         </w:rPr>
@@ -5529,233 +6669,63 @@
           <w:szCs w:val="22"/>
           <w:u w:val="single"/>
         </w:rPr>
-        <w:t>OCTAVA: OBLIGACIONES Y FACULTADES DE EL SUMINISTRADO</w:t>
-      </w:r>
-    </w:p>
-    <w:p>
-      <w:pPr>
+        <w:t>DECIMO PRIMERA: CONFIDENCIALIDAD</w:t>
+      </w:r>
+    </w:p>
+    <w:p>
+      <w:pPr>
+        <w:ind w:left="567" w:hanging="567"/>
+        <w:jc w:val="both"/>
+        <w:rPr>
+          <w:rFonts w:ascii="Arial Narrow" w:eastAsia="Arial Narrow" w:hAnsi="Arial Narrow" w:cs="Arial Narrow"/>
+          <w:b/>
+          <w:sz w:val="22"/>
+          <w:szCs w:val="22"/>
+          <w:u w:val="single"/>
+        </w:rPr>
+      </w:pPr>
+    </w:p>
+    <w:p>
+      <w:pPr>
+        <w:pStyle w:val="Textosinformato"/>
+        <w:tabs>
+          <w:tab w:val="left" w:pos="720"/>
+        </w:tabs>
         <w:ind w:left="426" w:hanging="426"/>
         <w:jc w:val="both"/>
         <w:rPr>
+          <w:rFonts w:ascii="Arial Narrow" w:hAnsi="Arial Narrow"/>
+          <w:b/>
+          <w:bCs/>
+          <w:sz w:val="22"/>
+          <w:szCs w:val="22"/>
+        </w:rPr>
+      </w:pPr>
+      <w:r>
+        <w:rPr>
+          <w:rFonts w:ascii="Arial Narrow" w:hAnsi="Arial Narrow"/>
+          <w:sz w:val="22"/>
+          <w:szCs w:val="22"/>
+        </w:rPr>
+        <w:t xml:space="preserve">11.1. Las partes se comprometen a guardar máxima confidencialidad respecto a los documentos materia de este contrato y /o de todo aquello que se conozca como resultado de su participación en EL SUMINISTRO, no pudiendo divulgarlo a terceras personas ni usarlo sin permiso de </w:t>
+      </w:r>
+      <w:r>
+        <w:rPr>
+          <w:rFonts w:ascii="Arial Narrow" w:hAnsi="Arial Narrow"/>
+          <w:b/>
+          <w:bCs/>
+          <w:sz w:val="22"/>
+          <w:szCs w:val="22"/>
+        </w:rPr>
+        <w:t>EL SUMINISTRADO.</w:t>
+      </w:r>
+    </w:p>
+    <w:p>
+      <w:pPr>
+        <w:ind w:left="709" w:hanging="736"/>
+        <w:jc w:val="both"/>
+        <w:rPr>
           <w:rFonts w:ascii="Arial Narrow" w:eastAsia="Arial Narrow" w:hAnsi="Arial Narrow" w:cs="Arial Narrow"/>
-          <w:b/>
-          <w:color w:val="000000"/>
-          <w:sz w:val="22"/>
-          <w:szCs w:val="22"/>
-          <w:u w:val="single"/>
-        </w:rPr>
-      </w:pPr>
-    </w:p>
-    <w:p>
-      <w:pPr>
-        <w:pStyle w:val="Prrafodelista"/>
-        <w:numPr>
-          <w:ilvl w:val="1"/>
-          <w:numId w:val="10"/>
-        </w:numPr>
-        <w:jc w:val="both"/>
-        <w:rPr>
-          <w:rFonts w:ascii="Arial Narrow" w:hAnsi="Arial Narrow"/>
-          <w:sz w:val="22"/>
-          <w:szCs w:val="22"/>
-        </w:rPr>
-      </w:pPr>
-      <w:r>
-        <w:rPr>
-          <w:rFonts w:ascii="Arial Narrow" w:hAnsi="Arial Narrow"/>
-          <w:b/>
-          <w:sz w:val="22"/>
-          <w:szCs w:val="22"/>
-        </w:rPr>
-        <w:t>EL SUMINISTRADO</w:t>
-      </w:r>
-      <w:r>
-        <w:rPr>
-          <w:rFonts w:ascii="Arial Narrow" w:hAnsi="Arial Narrow"/>
-          <w:sz w:val="22"/>
-          <w:szCs w:val="22"/>
-        </w:rPr>
-        <w:t xml:space="preserve"> se obliga a: </w:t>
-      </w:r>
-    </w:p>
-    <w:p>
-      <w:pPr>
-        <w:pStyle w:val="Prrafodelista"/>
-        <w:numPr>
-          <w:ilvl w:val="2"/>
-          <w:numId w:val="10"/>
-        </w:numPr>
-        <w:ind w:left="1276" w:hanging="567"/>
-        <w:jc w:val="both"/>
-        <w:rPr>
-          <w:rFonts w:ascii="Arial Narrow" w:hAnsi="Arial Narrow"/>
-          <w:sz w:val="22"/>
-          <w:szCs w:val="22"/>
-        </w:rPr>
-      </w:pPr>
-      <w:r>
-        <w:rPr>
-          <w:rFonts w:ascii="Arial Narrow" w:hAnsi="Arial Narrow"/>
-          <w:sz w:val="22"/>
-          <w:szCs w:val="22"/>
-        </w:rPr>
-        <w:t xml:space="preserve">Cancelar a </w:t>
-      </w:r>
-      <w:r>
-        <w:rPr>
-          <w:rFonts w:ascii="Arial Narrow" w:hAnsi="Arial Narrow"/>
-          <w:b/>
-          <w:sz w:val="22"/>
-          <w:szCs w:val="22"/>
-        </w:rPr>
-        <w:t>EL SUMINISTRANTE</w:t>
-      </w:r>
-      <w:r>
-        <w:rPr>
-          <w:rFonts w:ascii="Arial Narrow" w:hAnsi="Arial Narrow"/>
-          <w:sz w:val="22"/>
-          <w:szCs w:val="22"/>
-        </w:rPr>
-        <w:t xml:space="preserve"> la contraprestación convenida conforme a lo pactado en la cláusula quinta del presente contrato. </w:t>
-      </w:r>
-    </w:p>
-    <w:p>
-      <w:pPr>
-        <w:pStyle w:val="Prrafodelista"/>
-        <w:numPr>
-          <w:ilvl w:val="2"/>
-          <w:numId w:val="10"/>
-        </w:numPr>
-        <w:ind w:left="1276" w:hanging="567"/>
-        <w:jc w:val="both"/>
-        <w:rPr>
-          <w:rFonts w:ascii="Arial Narrow" w:hAnsi="Arial Narrow"/>
-          <w:sz w:val="22"/>
-          <w:szCs w:val="22"/>
-        </w:rPr>
-      </w:pPr>
-      <w:r>
-        <w:rPr>
-          <w:rFonts w:ascii="Arial Narrow" w:hAnsi="Arial Narrow"/>
-          <w:sz w:val="22"/>
-          <w:szCs w:val="22"/>
-        </w:rPr>
-        <w:t xml:space="preserve">Entregar los espacios físicos libres, para la entrega de los materiales de </w:t>
-      </w:r>
-      <w:r>
-        <w:rPr>
-          <w:rFonts w:ascii="Arial Narrow" w:hAnsi="Arial Narrow"/>
-          <w:b/>
-          <w:bCs/>
-          <w:sz w:val="22"/>
-          <w:szCs w:val="22"/>
-        </w:rPr>
-        <w:t>EL SUMINISTRANTE</w:t>
-      </w:r>
-      <w:r>
-        <w:rPr>
-          <w:rFonts w:ascii="Arial Narrow" w:hAnsi="Arial Narrow"/>
-          <w:sz w:val="22"/>
-          <w:szCs w:val="22"/>
-        </w:rPr>
-        <w:t>.</w:t>
-      </w:r>
-    </w:p>
-    <w:p>
-      <w:pPr>
-        <w:pStyle w:val="Prrafodelista"/>
-        <w:numPr>
-          <w:ilvl w:val="2"/>
-          <w:numId w:val="10"/>
-        </w:numPr>
-        <w:ind w:left="1276" w:hanging="567"/>
-        <w:jc w:val="both"/>
-        <w:rPr>
-          <w:rFonts w:ascii="Arial Narrow" w:hAnsi="Arial Narrow"/>
-          <w:sz w:val="22"/>
-          <w:szCs w:val="22"/>
-        </w:rPr>
-      </w:pPr>
-      <w:r>
-        <w:rPr>
-          <w:rFonts w:ascii="Arial Narrow" w:hAnsi="Arial Narrow"/>
-          <w:sz w:val="22"/>
-          <w:szCs w:val="22"/>
-        </w:rPr>
-        <w:t xml:space="preserve">Informar con un mínimo de 02(dos) dias hábiles de anticipación a </w:t>
-      </w:r>
-      <w:r>
-        <w:rPr>
-          <w:rFonts w:ascii="Arial Narrow" w:hAnsi="Arial Narrow"/>
-          <w:b/>
-          <w:bCs/>
-          <w:sz w:val="22"/>
-          <w:szCs w:val="22"/>
-        </w:rPr>
-        <w:t>EL SUMINISTRANTE</w:t>
-      </w:r>
-      <w:r>
-        <w:rPr>
-          <w:rFonts w:ascii="Arial Narrow" w:hAnsi="Arial Narrow"/>
-          <w:sz w:val="22"/>
-          <w:szCs w:val="22"/>
-        </w:rPr>
-        <w:t xml:space="preserve"> en caso de algún contratiempo que no permita recibir EL SUMINISTRO en las fechas coordinadas, a fin de coordinar con </w:t>
-      </w:r>
-      <w:r>
-        <w:rPr>
-          <w:rFonts w:ascii="Arial Narrow" w:hAnsi="Arial Narrow"/>
-          <w:b/>
-          <w:bCs/>
-          <w:sz w:val="22"/>
-          <w:szCs w:val="22"/>
-        </w:rPr>
-        <w:t>EL SUMINISTRANTE</w:t>
-      </w:r>
-      <w:r>
-        <w:rPr>
-          <w:rFonts w:ascii="Arial Narrow" w:hAnsi="Arial Narrow"/>
-          <w:sz w:val="22"/>
-          <w:szCs w:val="22"/>
-        </w:rPr>
-        <w:t xml:space="preserve"> una nueva fecha.</w:t>
-      </w:r>
-    </w:p>
-    <w:p>
-      <w:pPr>
-        <w:keepNext/>
-        <w:widowControl w:val="0"/>
-        <w:pBdr>
-          <w:top w:val="nil"/>
-          <w:left w:val="nil"/>
-          <w:bottom w:val="nil"/>
-          <w:right w:val="nil"/>
-          <w:between w:val="nil"/>
-        </w:pBdr>
-        <w:ind w:left="-361" w:firstLine="77"/>
-        <w:rPr>
-          <w:rFonts w:ascii="Arial Narrow" w:eastAsia="Arial Narrow" w:hAnsi="Arial Narrow" w:cs="Arial Narrow"/>
-          <w:color w:val="000000"/>
-          <w:sz w:val="22"/>
-          <w:szCs w:val="22"/>
-        </w:rPr>
-      </w:pPr>
-    </w:p>
-    <w:p>
-      <w:pPr>
-        <w:keepNext/>
-        <w:widowControl w:val="0"/>
-        <w:pBdr>
-          <w:top w:val="nil"/>
-          <w:left w:val="nil"/>
-          <w:bottom w:val="nil"/>
-          <w:right w:val="nil"/>
-          <w:between w:val="nil"/>
-        </w:pBdr>
-        <w:ind w:left="-361" w:firstLine="77"/>
-        <w:rPr>
-          <w:rFonts w:ascii="Arial Narrow" w:eastAsia="Arial Narrow" w:hAnsi="Arial Narrow" w:cs="Arial Narrow"/>
-          <w:color w:val="000000"/>
           <w:sz w:val="22"/>
           <w:szCs w:val="22"/>
         </w:rPr>
@@ -5791,1079 +6761,6 @@
           <w:szCs w:val="22"/>
           <w:u w:val="single"/>
         </w:rPr>
-        <w:t>NOVENA: PENALIDADES</w:t>
-      </w:r>
-    </w:p>
-    <w:p>
-      <w:pPr>
-        <w:ind w:left="0" w:firstLine="0"/>
-        <w:jc w:val="both"/>
-        <w:rPr>
-          <w:rFonts w:ascii="Arial Narrow" w:eastAsia="Arial Narrow" w:hAnsi="Arial Narrow" w:cs="Arial Narrow"/>
-          <w:sz w:val="22"/>
-          <w:szCs w:val="22"/>
-        </w:rPr>
-      </w:pPr>
-    </w:p>
-    <w:p>
-      <w:pPr>
-        <w:pStyle w:val="Prrafodelista"/>
-        <w:numPr>
-          <w:ilvl w:val="0"/>
-          <w:numId w:val="8"/>
-        </w:numPr>
-        <w:jc w:val="both"/>
-        <w:rPr>
-          <w:rFonts w:ascii="Arial Narrow" w:hAnsi="Arial Narrow"/>
-          <w:vanish/>
-          <w:sz w:val="22"/>
-          <w:szCs w:val="22"/>
-        </w:rPr>
-      </w:pPr>
-    </w:p>
-    <w:p>
-      <w:pPr>
-        <w:pStyle w:val="Prrafodelista"/>
-        <w:numPr>
-          <w:ilvl w:val="0"/>
-          <w:numId w:val="8"/>
-        </w:numPr>
-        <w:jc w:val="both"/>
-        <w:rPr>
-          <w:rFonts w:ascii="Arial Narrow" w:hAnsi="Arial Narrow"/>
-          <w:vanish/>
-          <w:sz w:val="22"/>
-          <w:szCs w:val="22"/>
-        </w:rPr>
-      </w:pPr>
-    </w:p>
-    <w:p>
-      <w:pPr>
-        <w:pStyle w:val="Prrafodelista"/>
-        <w:numPr>
-          <w:ilvl w:val="1"/>
-          <w:numId w:val="8"/>
-        </w:numPr>
-        <w:jc w:val="both"/>
-        <w:rPr>
-          <w:rFonts w:ascii="Arial Narrow" w:hAnsi="Arial Narrow"/>
-          <w:sz w:val="22"/>
-          <w:szCs w:val="22"/>
-        </w:rPr>
-      </w:pPr>
-      <w:r>
-        <w:rPr>
-          <w:rFonts w:ascii="Arial Narrow" w:hAnsi="Arial Narrow"/>
-          <w:sz w:val="22"/>
-          <w:szCs w:val="22"/>
-        </w:rPr>
-        <w:t xml:space="preserve">En caso </w:t>
-      </w:r>
-      <w:r>
-        <w:rPr>
-          <w:rFonts w:ascii="Arial Narrow" w:hAnsi="Arial Narrow"/>
-          <w:b/>
-          <w:sz w:val="22"/>
-          <w:szCs w:val="22"/>
-        </w:rPr>
-        <w:t>EL SUMINISTRANTE</w:t>
-      </w:r>
-      <w:r>
-        <w:rPr>
-          <w:rFonts w:ascii="Arial Narrow" w:hAnsi="Arial Narrow"/>
-          <w:sz w:val="22"/>
-          <w:szCs w:val="22"/>
-        </w:rPr>
-        <w:t xml:space="preserve"> no cumpla con la programación estipulada en el ANEXO I, por demora excesiva y/o injustificada, a consecuencia directa o indirecta del personal a su cargo o terceros proveedores ajenos a </w:t>
-      </w:r>
-      <w:r>
-        <w:rPr>
-          <w:rFonts w:ascii="Arial Narrow" w:hAnsi="Arial Narrow"/>
-          <w:b/>
-          <w:bCs/>
-          <w:sz w:val="22"/>
-          <w:szCs w:val="22"/>
-        </w:rPr>
-        <w:t>EL SUMINISTRADO</w:t>
-      </w:r>
-      <w:r>
-        <w:rPr>
-          <w:rFonts w:ascii="Arial Narrow" w:hAnsi="Arial Narrow"/>
-          <w:sz w:val="22"/>
-          <w:szCs w:val="22"/>
-        </w:rPr>
-        <w:t xml:space="preserve"> o en caso incumpla con los estándares de calidad estipulados en el ANEXO II, será penalizado por cada día de atraso en el cumplimiento con el 1 por mil del total del presente contrato (1/1000), hasta el debido cumplimiento, TOPE MÁXIMO DEL 10% del valor del monto total del presente </w:t>
-      </w:r>
-      <w:r>
-        <w:rPr>
-          <w:rFonts w:ascii="Arial Narrow" w:hAnsi="Arial Narrow"/>
-          <w:b/>
-          <w:sz w:val="22"/>
-          <w:szCs w:val="22"/>
-        </w:rPr>
-        <w:t>CONTRATO</w:t>
-      </w:r>
-      <w:r>
-        <w:rPr>
-          <w:rFonts w:ascii="Arial Narrow" w:hAnsi="Arial Narrow"/>
-          <w:sz w:val="22"/>
-          <w:szCs w:val="22"/>
-        </w:rPr>
-        <w:t xml:space="preserve">, sin perjuicio de la correspondiente indemnización por daños y perjuicios a que hubiere lugar. </w:t>
-      </w:r>
-    </w:p>
-    <w:p>
-      <w:pPr>
-        <w:pStyle w:val="Prrafodelista"/>
-        <w:tabs>
-          <w:tab w:val="clear" w:pos="1440"/>
-        </w:tabs>
-        <w:ind w:left="426" w:firstLine="0"/>
-        <w:jc w:val="both"/>
-        <w:rPr>
-          <w:rFonts w:ascii="Arial Narrow" w:hAnsi="Arial Narrow"/>
-          <w:sz w:val="22"/>
-          <w:szCs w:val="22"/>
-        </w:rPr>
-      </w:pPr>
-    </w:p>
-    <w:p>
-      <w:pPr>
-        <w:pStyle w:val="Prrafodelista"/>
-        <w:numPr>
-          <w:ilvl w:val="1"/>
-          <w:numId w:val="8"/>
-        </w:numPr>
-        <w:ind w:left="426" w:hanging="426"/>
-        <w:jc w:val="both"/>
-        <w:rPr>
-          <w:rFonts w:ascii="Arial Narrow" w:hAnsi="Arial Narrow"/>
-          <w:sz w:val="22"/>
-          <w:szCs w:val="22"/>
-        </w:rPr>
-      </w:pPr>
-      <w:r>
-        <w:rPr>
-          <w:rFonts w:ascii="Arial Narrow" w:hAnsi="Arial Narrow"/>
-          <w:sz w:val="22"/>
-          <w:szCs w:val="22"/>
-        </w:rPr>
-        <w:t xml:space="preserve">En caso </w:t>
-      </w:r>
-      <w:r>
-        <w:rPr>
-          <w:rFonts w:ascii="Arial Narrow" w:hAnsi="Arial Narrow"/>
-          <w:b/>
-          <w:sz w:val="22"/>
-          <w:szCs w:val="22"/>
-        </w:rPr>
-        <w:t xml:space="preserve">EL SUMINISTRANTE </w:t>
-      </w:r>
-      <w:r>
-        <w:rPr>
-          <w:rFonts w:ascii="Arial Narrow" w:hAnsi="Arial Narrow"/>
-          <w:bCs/>
-          <w:sz w:val="22"/>
-          <w:szCs w:val="22"/>
-        </w:rPr>
-        <w:t xml:space="preserve">informe dentro del plazo de vigencia del presente contrato a </w:t>
-      </w:r>
-      <w:r>
-        <w:rPr>
-          <w:rFonts w:ascii="Arial Narrow" w:hAnsi="Arial Narrow"/>
-          <w:b/>
-          <w:sz w:val="22"/>
-          <w:szCs w:val="22"/>
-        </w:rPr>
-        <w:t xml:space="preserve">EL SUMINISTRADO </w:t>
-      </w:r>
-      <w:r>
-        <w:rPr>
-          <w:rFonts w:ascii="Arial Narrow" w:hAnsi="Arial Narrow"/>
-          <w:bCs/>
-          <w:sz w:val="22"/>
-          <w:szCs w:val="22"/>
-        </w:rPr>
-        <w:t xml:space="preserve">que, no cuenta con stock suficiente para cumplir con la entrega del total contratado mediante la presente, en cuyo caso, deberá asumir una penalidad por el 20% del precio total de venta. </w:t>
-      </w:r>
-    </w:p>
-    <w:p>
-      <w:pPr>
-        <w:pStyle w:val="Prrafodelista"/>
-        <w:jc w:val="both"/>
-        <w:rPr>
-          <w:rFonts w:ascii="Arial Narrow" w:hAnsi="Arial Narrow"/>
-          <w:sz w:val="22"/>
-          <w:szCs w:val="22"/>
-        </w:rPr>
-      </w:pPr>
-    </w:p>
-    <w:p>
-      <w:pPr>
-        <w:pStyle w:val="Prrafodelista"/>
-        <w:numPr>
-          <w:ilvl w:val="1"/>
-          <w:numId w:val="8"/>
-        </w:numPr>
-        <w:ind w:left="426" w:hanging="426"/>
-        <w:jc w:val="both"/>
-        <w:rPr>
-          <w:rFonts w:ascii="Arial Narrow" w:hAnsi="Arial Narrow"/>
-          <w:sz w:val="22"/>
-          <w:szCs w:val="22"/>
-        </w:rPr>
-      </w:pPr>
-      <w:r>
-        <w:rPr>
-          <w:rFonts w:ascii="Arial Narrow" w:hAnsi="Arial Narrow"/>
-          <w:sz w:val="22"/>
-          <w:szCs w:val="22"/>
-        </w:rPr>
-        <w:t>Cualquier otra estipulada en las cláusulas que forman parte del presente contrato.</w:t>
-      </w:r>
-    </w:p>
-    <w:p>
-      <w:pPr>
-        <w:pStyle w:val="Prrafodelista"/>
-        <w:tabs>
-          <w:tab w:val="clear" w:pos="1440"/>
-        </w:tabs>
-        <w:ind w:left="426" w:hanging="426"/>
-        <w:jc w:val="both"/>
-        <w:rPr>
-          <w:rFonts w:ascii="Arial Narrow" w:hAnsi="Arial Narrow"/>
-          <w:sz w:val="22"/>
-          <w:szCs w:val="22"/>
-        </w:rPr>
-      </w:pPr>
-    </w:p>
-    <w:p>
-      <w:pPr>
-        <w:pStyle w:val="Prrafodelista"/>
-        <w:numPr>
-          <w:ilvl w:val="1"/>
-          <w:numId w:val="8"/>
-        </w:numPr>
-        <w:ind w:left="426" w:hanging="426"/>
-        <w:jc w:val="both"/>
-        <w:rPr>
-          <w:rFonts w:ascii="Arial Narrow" w:hAnsi="Arial Narrow"/>
-          <w:sz w:val="22"/>
-          <w:szCs w:val="22"/>
-        </w:rPr>
-      </w:pPr>
-      <w:r>
-        <w:rPr>
-          <w:rFonts w:ascii="Arial Narrow" w:hAnsi="Arial Narrow"/>
-          <w:b/>
-          <w:sz w:val="22"/>
-          <w:szCs w:val="22"/>
-        </w:rPr>
-        <w:t>EL SUMINISTRANTE</w:t>
-      </w:r>
-      <w:r>
-        <w:rPr>
-          <w:rFonts w:ascii="Arial Narrow" w:hAnsi="Arial Narrow"/>
-          <w:sz w:val="22"/>
-          <w:szCs w:val="22"/>
-        </w:rPr>
-        <w:t xml:space="preserve"> autoriza por anticipado a </w:t>
-      </w:r>
-      <w:r>
-        <w:rPr>
-          <w:rFonts w:ascii="Arial Narrow" w:hAnsi="Arial Narrow"/>
-          <w:b/>
-          <w:sz w:val="22"/>
-          <w:szCs w:val="22"/>
-        </w:rPr>
-        <w:t xml:space="preserve">EL SUMINISTRADO </w:t>
-      </w:r>
-      <w:r>
-        <w:rPr>
-          <w:rFonts w:ascii="Arial Narrow" w:hAnsi="Arial Narrow"/>
-          <w:sz w:val="22"/>
-          <w:szCs w:val="22"/>
-        </w:rPr>
-        <w:t xml:space="preserve">para que proceda a descontar el monto correspondiente a las penalidades que </w:t>
-      </w:r>
-      <w:r>
-        <w:rPr>
-          <w:rFonts w:ascii="Arial Narrow" w:hAnsi="Arial Narrow"/>
-          <w:b/>
-          <w:sz w:val="22"/>
-          <w:szCs w:val="22"/>
-        </w:rPr>
-        <w:t xml:space="preserve">EL SUMINISTRANTE </w:t>
-      </w:r>
-      <w:r>
-        <w:rPr>
-          <w:rFonts w:ascii="Arial Narrow" w:hAnsi="Arial Narrow"/>
-          <w:sz w:val="22"/>
-          <w:szCs w:val="22"/>
-        </w:rPr>
-        <w:t xml:space="preserve">le adeude reguladas en la presente cláusula, a elección de </w:t>
-      </w:r>
-      <w:r>
-        <w:rPr>
-          <w:rFonts w:ascii="Arial Narrow" w:hAnsi="Arial Narrow"/>
-          <w:b/>
-          <w:bCs/>
-          <w:sz w:val="22"/>
-          <w:szCs w:val="22"/>
-        </w:rPr>
-        <w:t>EL SUMINISTRADO</w:t>
-      </w:r>
-      <w:r>
-        <w:rPr>
-          <w:rFonts w:ascii="Arial Narrow" w:hAnsi="Arial Narrow"/>
-          <w:sz w:val="22"/>
-          <w:szCs w:val="22"/>
-        </w:rPr>
-        <w:t xml:space="preserve"> de: (i) de las valorizaciones pendientes de pago a </w:t>
-      </w:r>
-      <w:r>
-        <w:rPr>
-          <w:rFonts w:ascii="Arial Narrow" w:hAnsi="Arial Narrow"/>
-          <w:b/>
-          <w:sz w:val="22"/>
-          <w:szCs w:val="22"/>
-        </w:rPr>
-        <w:t xml:space="preserve">EL SUMINISTRANTE; </w:t>
-      </w:r>
-      <w:r>
-        <w:rPr>
-          <w:rFonts w:ascii="Arial Narrow" w:hAnsi="Arial Narrow"/>
-          <w:sz w:val="22"/>
-          <w:szCs w:val="22"/>
-        </w:rPr>
-        <w:t xml:space="preserve"> (ii) de cualquier suma que </w:t>
-      </w:r>
-      <w:r>
-        <w:rPr>
-          <w:rFonts w:ascii="Arial Narrow" w:hAnsi="Arial Narrow"/>
-          <w:b/>
-          <w:sz w:val="22"/>
-          <w:szCs w:val="22"/>
-        </w:rPr>
-        <w:t xml:space="preserve">EL SUMINISTRADO </w:t>
-      </w:r>
-      <w:r>
-        <w:rPr>
-          <w:rFonts w:ascii="Arial Narrow" w:hAnsi="Arial Narrow"/>
-          <w:sz w:val="22"/>
-          <w:szCs w:val="22"/>
-        </w:rPr>
-        <w:t xml:space="preserve">deba pagar y/o abonar a </w:t>
-      </w:r>
-      <w:r>
-        <w:rPr>
-          <w:rFonts w:ascii="Arial Narrow" w:hAnsi="Arial Narrow"/>
-          <w:b/>
-          <w:sz w:val="22"/>
-          <w:szCs w:val="22"/>
-        </w:rPr>
-        <w:t xml:space="preserve">EL SUMINISTRANTE </w:t>
-      </w:r>
-      <w:r>
-        <w:rPr>
-          <w:rFonts w:ascii="Arial Narrow" w:hAnsi="Arial Narrow"/>
-          <w:sz w:val="22"/>
-          <w:szCs w:val="22"/>
-        </w:rPr>
-        <w:t xml:space="preserve">sea en virtud del presente </w:t>
-      </w:r>
-      <w:r>
-        <w:rPr>
-          <w:rFonts w:ascii="Arial Narrow" w:hAnsi="Arial Narrow"/>
-          <w:sz w:val="22"/>
-          <w:szCs w:val="22"/>
-        </w:rPr>
-        <w:lastRenderedPageBreak/>
-        <w:t xml:space="preserve">contrato o de otros contratos que se encuentren vigentes entre las partes y/o, en caso resulte insuficiente, se procederá a ejecutar el importe restante de la carta fianza o letra de cambio, según corresponda. </w:t>
-      </w:r>
-    </w:p>
-    <w:p>
-      <w:pPr>
-        <w:pStyle w:val="Prrafodelista"/>
-        <w:tabs>
-          <w:tab w:val="clear" w:pos="1440"/>
-        </w:tabs>
-        <w:ind w:left="426" w:firstLine="0"/>
-        <w:jc w:val="both"/>
-        <w:rPr>
-          <w:rFonts w:ascii="Arial Narrow" w:hAnsi="Arial Narrow"/>
-          <w:sz w:val="22"/>
-          <w:szCs w:val="22"/>
-        </w:rPr>
-      </w:pPr>
-    </w:p>
-    <w:p>
-      <w:pPr>
-        <w:pStyle w:val="Prrafodelista"/>
-        <w:numPr>
-          <w:ilvl w:val="1"/>
-          <w:numId w:val="8"/>
-        </w:numPr>
-        <w:ind w:left="426" w:hanging="426"/>
-        <w:jc w:val="both"/>
-        <w:rPr>
-          <w:rFonts w:ascii="Arial Narrow" w:hAnsi="Arial Narrow"/>
-          <w:sz w:val="22"/>
-          <w:szCs w:val="22"/>
-        </w:rPr>
-      </w:pPr>
-      <w:r>
-        <w:rPr>
-          <w:rFonts w:ascii="Arial Narrow" w:hAnsi="Arial Narrow"/>
-          <w:sz w:val="22"/>
-          <w:szCs w:val="22"/>
-        </w:rPr>
-        <w:t xml:space="preserve">Las partes declaran de manera expresa que el pago o aplicación de las penalidades no eximirá a </w:t>
-      </w:r>
-      <w:r>
-        <w:rPr>
-          <w:rFonts w:ascii="Arial Narrow" w:hAnsi="Arial Narrow"/>
-          <w:b/>
-          <w:sz w:val="22"/>
-          <w:szCs w:val="22"/>
-        </w:rPr>
-        <w:t xml:space="preserve">EL SUMINISTRANTE </w:t>
-      </w:r>
-      <w:r>
-        <w:rPr>
-          <w:rFonts w:ascii="Arial Narrow" w:hAnsi="Arial Narrow"/>
-          <w:sz w:val="22"/>
-          <w:szCs w:val="22"/>
-        </w:rPr>
-        <w:t>de su</w:t>
-      </w:r>
-      <w:r>
-        <w:rPr>
-          <w:rFonts w:ascii="Arial Narrow" w:hAnsi="Arial Narrow"/>
-          <w:b/>
-          <w:sz w:val="22"/>
-          <w:szCs w:val="22"/>
-        </w:rPr>
-        <w:t xml:space="preserve"> </w:t>
-      </w:r>
-      <w:r>
-        <w:rPr>
-          <w:rFonts w:ascii="Arial Narrow" w:hAnsi="Arial Narrow"/>
-          <w:sz w:val="22"/>
-          <w:szCs w:val="22"/>
-        </w:rPr>
-        <w:t>obligación de terminar la entrega del</w:t>
-      </w:r>
-      <w:r>
-        <w:rPr>
-          <w:rFonts w:ascii="Arial Narrow" w:hAnsi="Arial Narrow"/>
-          <w:b/>
-          <w:bCs/>
-          <w:sz w:val="22"/>
-          <w:szCs w:val="22"/>
-        </w:rPr>
-        <w:t xml:space="preserve"> SUMINISTRO, </w:t>
-      </w:r>
-      <w:r>
-        <w:rPr>
-          <w:rFonts w:ascii="Arial Narrow" w:hAnsi="Arial Narrow"/>
-          <w:sz w:val="22"/>
-          <w:szCs w:val="22"/>
-        </w:rPr>
-        <w:t>asumida en virtud del presente contrato.</w:t>
-      </w:r>
-    </w:p>
-    <w:p>
-      <w:pPr>
-        <w:ind w:left="0" w:firstLine="0"/>
-        <w:jc w:val="both"/>
-        <w:rPr>
-          <w:rFonts w:ascii="Arial Narrow" w:eastAsia="Arial Narrow" w:hAnsi="Arial Narrow" w:cs="Arial Narrow"/>
-          <w:sz w:val="22"/>
-          <w:szCs w:val="22"/>
-        </w:rPr>
-      </w:pPr>
-    </w:p>
-    <w:p>
-      <w:pPr>
-        <w:pBdr>
-          <w:top w:val="nil"/>
-          <w:left w:val="nil"/>
-          <w:bottom w:val="nil"/>
-          <w:right w:val="nil"/>
-          <w:between w:val="nil"/>
-        </w:pBdr>
-        <w:ind w:left="432" w:firstLine="0"/>
-        <w:rPr>
-          <w:rFonts w:ascii="Arial Narrow" w:eastAsia="Arial Narrow" w:hAnsi="Arial Narrow" w:cs="Arial Narrow"/>
-          <w:sz w:val="22"/>
-          <w:szCs w:val="22"/>
-        </w:rPr>
-      </w:pPr>
-    </w:p>
-    <w:p>
-      <w:pPr>
-        <w:pBdr>
-          <w:top w:val="nil"/>
-          <w:left w:val="nil"/>
-          <w:bottom w:val="nil"/>
-          <w:right w:val="nil"/>
-          <w:between w:val="nil"/>
-        </w:pBdr>
-        <w:ind w:left="432" w:firstLine="0"/>
-        <w:rPr>
-          <w:rFonts w:ascii="Arial Narrow" w:eastAsia="Arial Narrow" w:hAnsi="Arial Narrow" w:cs="Arial Narrow"/>
-          <w:b/>
-          <w:color w:val="000000"/>
-          <w:sz w:val="22"/>
-          <w:szCs w:val="22"/>
-          <w:u w:val="single"/>
-        </w:rPr>
-      </w:pPr>
-      <w:r>
-        <w:rPr>
-          <w:rFonts w:ascii="Arial Narrow" w:eastAsia="Arial Narrow" w:hAnsi="Arial Narrow" w:cs="Arial Narrow"/>
-          <w:b/>
-          <w:color w:val="000000"/>
-          <w:sz w:val="22"/>
-          <w:szCs w:val="22"/>
-          <w:u w:val="single"/>
-        </w:rPr>
-        <w:t>DECIMO: SEGUROS E INDEMNIZACIONES:</w:t>
-      </w:r>
-      <w:r>
-        <w:rPr>
-          <w:rFonts w:ascii="Arial Narrow" w:eastAsia="Arial Narrow" w:hAnsi="Arial Narrow" w:cs="Arial Narrow"/>
-          <w:b/>
-          <w:color w:val="000000"/>
-          <w:sz w:val="22"/>
-          <w:szCs w:val="22"/>
-          <w:u w:val="single"/>
-        </w:rPr>
-        <w:br/>
-      </w:r>
-    </w:p>
-    <w:p>
-      <w:pPr>
-        <w:pStyle w:val="Prrafodelista"/>
-        <w:numPr>
-          <w:ilvl w:val="1"/>
-          <w:numId w:val="11"/>
-        </w:numPr>
-        <w:jc w:val="both"/>
-        <w:rPr>
-          <w:rFonts w:ascii="Arial Narrow" w:hAnsi="Arial Narrow"/>
-          <w:sz w:val="22"/>
-          <w:szCs w:val="22"/>
-        </w:rPr>
-      </w:pPr>
-      <w:r>
-        <w:rPr>
-          <w:rFonts w:ascii="Arial Narrow" w:hAnsi="Arial Narrow"/>
-          <w:sz w:val="22"/>
-          <w:szCs w:val="22"/>
-          <w:u w:val="single"/>
-        </w:rPr>
-        <w:t>De la garantía:</w:t>
-      </w:r>
-    </w:p>
-    <w:p>
-      <w:pPr>
-        <w:pStyle w:val="Prrafodelista"/>
-        <w:numPr>
-          <w:ilvl w:val="0"/>
-          <w:numId w:val="12"/>
-        </w:numPr>
-        <w:jc w:val="both"/>
-        <w:rPr>
-          <w:rFonts w:ascii="Arial Narrow" w:hAnsi="Arial Narrow"/>
-          <w:sz w:val="22"/>
-          <w:szCs w:val="22"/>
-        </w:rPr>
-      </w:pPr>
-      <w:r>
-        <w:rPr>
-          <w:rFonts w:ascii="Arial Narrow" w:hAnsi="Arial Narrow"/>
-          <w:b/>
-          <w:bCs/>
-          <w:sz w:val="22"/>
-          <w:szCs w:val="22"/>
-        </w:rPr>
-        <w:t>EL SUMINISTRANTE</w:t>
-      </w:r>
-      <w:r>
-        <w:rPr>
-          <w:rFonts w:ascii="Arial Narrow" w:hAnsi="Arial Narrow"/>
-          <w:sz w:val="22"/>
-          <w:szCs w:val="22"/>
-        </w:rPr>
-        <w:t xml:space="preserve"> otorga una garantía a favor de </w:t>
-      </w:r>
-      <w:r>
-        <w:rPr>
-          <w:rFonts w:ascii="Arial Narrow" w:hAnsi="Arial Narrow"/>
-          <w:b/>
-          <w:bCs/>
-          <w:sz w:val="22"/>
-          <w:szCs w:val="22"/>
-        </w:rPr>
-        <w:t>EL SUMINISTRADO</w:t>
-      </w:r>
-      <w:r>
-        <w:rPr>
-          <w:rFonts w:ascii="Arial Narrow" w:hAnsi="Arial Narrow"/>
-          <w:sz w:val="22"/>
-          <w:szCs w:val="22"/>
-        </w:rPr>
-        <w:t xml:space="preserve">, por un plazo de {{FONDO_GARANTÍA_PLAZO_EN_AÑOS}}, el mismo que se computará una vez efectuada la entrega total de </w:t>
-      </w:r>
-      <w:r>
-        <w:rPr>
-          <w:rFonts w:ascii="Arial Narrow" w:hAnsi="Arial Narrow"/>
-          <w:b/>
-          <w:bCs/>
-          <w:sz w:val="22"/>
-          <w:szCs w:val="22"/>
-        </w:rPr>
-        <w:t xml:space="preserve">EL SUMINISTRO, </w:t>
-      </w:r>
-      <w:r>
-        <w:rPr>
-          <w:rFonts w:ascii="Arial Narrow" w:hAnsi="Arial Narrow"/>
-          <w:sz w:val="22"/>
-          <w:szCs w:val="22"/>
-        </w:rPr>
-        <w:t>tal como se precisa en el ANEXO 4 del contrato.</w:t>
-      </w:r>
-    </w:p>
-    <w:p>
-      <w:pPr>
-        <w:pStyle w:val="Prrafodelista"/>
-        <w:numPr>
-          <w:ilvl w:val="0"/>
-          <w:numId w:val="12"/>
-        </w:numPr>
-        <w:jc w:val="both"/>
-        <w:rPr>
-          <w:rFonts w:ascii="Arial Narrow" w:hAnsi="Arial Narrow"/>
-          <w:sz w:val="22"/>
-          <w:szCs w:val="22"/>
-        </w:rPr>
-      </w:pPr>
-      <w:r>
-        <w:rPr>
-          <w:rFonts w:ascii="Arial Narrow" w:hAnsi="Arial Narrow"/>
-          <w:bCs/>
-          <w:sz w:val="22"/>
-          <w:szCs w:val="22"/>
-        </w:rPr>
-        <w:t xml:space="preserve">Las partes declaran que, una vez efectuada la entrega total de </w:t>
-      </w:r>
-      <w:r>
-        <w:rPr>
-          <w:rFonts w:ascii="Arial Narrow" w:hAnsi="Arial Narrow"/>
-          <w:b/>
-          <w:sz w:val="22"/>
-          <w:szCs w:val="22"/>
-        </w:rPr>
-        <w:t>EL SUMINISTRO</w:t>
-      </w:r>
-      <w:r>
-        <w:rPr>
-          <w:rFonts w:ascii="Arial Narrow" w:hAnsi="Arial Narrow"/>
-          <w:bCs/>
-          <w:sz w:val="22"/>
-          <w:szCs w:val="22"/>
-        </w:rPr>
-        <w:t xml:space="preserve">, los daños provocados por terceros (rayaduras) que requieran un cambio de toda la pieza, no será responsabilidad de </w:t>
-      </w:r>
-      <w:r>
-        <w:rPr>
-          <w:rFonts w:ascii="Arial Narrow" w:hAnsi="Arial Narrow"/>
-          <w:b/>
-          <w:sz w:val="22"/>
-          <w:szCs w:val="22"/>
-        </w:rPr>
-        <w:t>EL SUMINISTRANTE</w:t>
-      </w:r>
-      <w:r>
-        <w:rPr>
-          <w:rFonts w:ascii="Arial Narrow" w:hAnsi="Arial Narrow"/>
-          <w:bCs/>
-          <w:sz w:val="22"/>
-          <w:szCs w:val="22"/>
-        </w:rPr>
-        <w:t xml:space="preserve">. </w:t>
-      </w:r>
-    </w:p>
-    <w:p>
-      <w:pPr>
-        <w:pStyle w:val="Prrafodelista"/>
-        <w:numPr>
-          <w:ilvl w:val="1"/>
-          <w:numId w:val="11"/>
-        </w:numPr>
-        <w:jc w:val="both"/>
-        <w:rPr>
-          <w:rFonts w:ascii="Arial Narrow" w:hAnsi="Arial Narrow"/>
-          <w:sz w:val="22"/>
-          <w:szCs w:val="22"/>
-        </w:rPr>
-      </w:pPr>
-      <w:r>
-        <w:rPr>
-          <w:rFonts w:ascii="Arial Narrow" w:hAnsi="Arial Narrow"/>
-          <w:sz w:val="22"/>
-          <w:szCs w:val="22"/>
-          <w:u w:val="single"/>
-        </w:rPr>
-        <w:t>De la carta fianza</w:t>
-      </w:r>
-      <w:r>
-        <w:rPr>
-          <w:rFonts w:ascii="Arial Narrow" w:hAnsi="Arial Narrow"/>
-          <w:sz w:val="22"/>
-          <w:szCs w:val="22"/>
-        </w:rPr>
-        <w:t>:</w:t>
-      </w:r>
-    </w:p>
-    <w:p>
-      <w:pPr>
-        <w:pStyle w:val="Prrafodelista"/>
-        <w:numPr>
-          <w:ilvl w:val="0"/>
-          <w:numId w:val="12"/>
-        </w:numPr>
-        <w:jc w:val="both"/>
-        <w:rPr>
-          <w:rFonts w:ascii="Arial Narrow" w:hAnsi="Arial Narrow"/>
-          <w:sz w:val="22"/>
-          <w:szCs w:val="22"/>
-        </w:rPr>
-      </w:pPr>
-      <w:r>
-        <w:rPr>
-          <w:rFonts w:ascii="Arial Narrow" w:hAnsi="Arial Narrow"/>
-          <w:sz w:val="22"/>
-          <w:szCs w:val="22"/>
-        </w:rPr>
-        <w:t xml:space="preserve">A efectos de garantizar cualquier gasto adicional en el que tenga que incurrir </w:t>
-      </w:r>
-      <w:r>
-        <w:rPr>
-          <w:rFonts w:ascii="Arial Narrow" w:hAnsi="Arial Narrow"/>
-          <w:b/>
-          <w:bCs/>
-          <w:sz w:val="22"/>
-          <w:szCs w:val="22"/>
-        </w:rPr>
-        <w:t>EL SUMINISTRADO</w:t>
-      </w:r>
-      <w:r>
-        <w:rPr>
-          <w:rFonts w:ascii="Arial Narrow" w:hAnsi="Arial Narrow"/>
-          <w:sz w:val="22"/>
-          <w:szCs w:val="22"/>
-        </w:rPr>
-        <w:t xml:space="preserve"> a causa de daños a terceros que hayan sido originados por observaciones de </w:t>
-      </w:r>
-      <w:r>
-        <w:rPr>
-          <w:rFonts w:ascii="Arial Narrow" w:hAnsi="Arial Narrow"/>
-          <w:b/>
-          <w:bCs/>
-          <w:sz w:val="22"/>
-          <w:szCs w:val="22"/>
-        </w:rPr>
-        <w:t>EL SUMINISTRO</w:t>
-      </w:r>
-      <w:r>
-        <w:rPr>
-          <w:rFonts w:ascii="Arial Narrow" w:hAnsi="Arial Narrow"/>
-          <w:sz w:val="22"/>
-          <w:szCs w:val="22"/>
-        </w:rPr>
-        <w:t xml:space="preserve">, dentro del periodo de vigencia de la garantía, pudiendo ser multas ante INDECOPI, trabajos de cambio total o parcial de </w:t>
-      </w:r>
-      <w:r>
-        <w:rPr>
-          <w:rFonts w:ascii="Arial Narrow" w:hAnsi="Arial Narrow"/>
-          <w:b/>
-          <w:bCs/>
-          <w:sz w:val="22"/>
-          <w:szCs w:val="22"/>
-        </w:rPr>
-        <w:t>EL SUMINISTRO</w:t>
-      </w:r>
-      <w:r>
-        <w:rPr>
-          <w:rFonts w:ascii="Arial Narrow" w:hAnsi="Arial Narrow"/>
-          <w:sz w:val="22"/>
-          <w:szCs w:val="22"/>
-        </w:rPr>
-        <w:t xml:space="preserve">, entre otros; </w:t>
-      </w:r>
-      <w:r>
-        <w:rPr>
-          <w:rFonts w:ascii="Arial Narrow" w:hAnsi="Arial Narrow"/>
-          <w:b/>
-          <w:bCs/>
-          <w:sz w:val="22"/>
-          <w:szCs w:val="22"/>
-        </w:rPr>
-        <w:t xml:space="preserve">EL SUMINISTRANTE </w:t>
-      </w:r>
-      <w:r>
-        <w:rPr>
-          <w:rFonts w:ascii="Arial Narrow" w:hAnsi="Arial Narrow"/>
-          <w:sz w:val="22"/>
-          <w:szCs w:val="22"/>
-        </w:rPr>
-        <w:t xml:space="preserve">extenderá una carta fianza por el 20% por ciento del valor total de </w:t>
-      </w:r>
-      <w:r>
-        <w:rPr>
-          <w:rFonts w:ascii="Arial Narrow" w:hAnsi="Arial Narrow"/>
-          <w:b/>
-          <w:bCs/>
-          <w:sz w:val="22"/>
-          <w:szCs w:val="22"/>
-        </w:rPr>
-        <w:t>EL</w:t>
-      </w:r>
-      <w:r>
-        <w:rPr>
-          <w:rFonts w:ascii="Arial Narrow" w:hAnsi="Arial Narrow"/>
-          <w:sz w:val="22"/>
-          <w:szCs w:val="22"/>
-        </w:rPr>
-        <w:t xml:space="preserve"> </w:t>
-      </w:r>
-      <w:r>
-        <w:rPr>
-          <w:rFonts w:ascii="Arial Narrow" w:hAnsi="Arial Narrow"/>
-          <w:b/>
-          <w:bCs/>
-          <w:sz w:val="22"/>
-          <w:szCs w:val="22"/>
-        </w:rPr>
-        <w:t>SUMINISTRO</w:t>
-      </w:r>
-      <w:r>
-        <w:rPr>
-          <w:rFonts w:ascii="Arial Narrow" w:hAnsi="Arial Narrow"/>
-          <w:sz w:val="22"/>
-          <w:szCs w:val="22"/>
-        </w:rPr>
-        <w:t xml:space="preserve"> equivalente al monto del adelanto, a favor de </w:t>
-      </w:r>
-      <w:r>
-        <w:rPr>
-          <w:rFonts w:ascii="Arial Narrow" w:hAnsi="Arial Narrow"/>
-          <w:b/>
-          <w:bCs/>
-          <w:sz w:val="22"/>
-          <w:szCs w:val="22"/>
-        </w:rPr>
-        <w:t>EL</w:t>
-      </w:r>
-      <w:r>
-        <w:rPr>
-          <w:rFonts w:ascii="Arial Narrow" w:hAnsi="Arial Narrow"/>
-          <w:sz w:val="22"/>
-          <w:szCs w:val="22"/>
-        </w:rPr>
-        <w:t xml:space="preserve"> </w:t>
-      </w:r>
-      <w:r>
-        <w:rPr>
-          <w:rFonts w:ascii="Arial Narrow" w:hAnsi="Arial Narrow"/>
-          <w:b/>
-          <w:bCs/>
-          <w:sz w:val="22"/>
-          <w:szCs w:val="22"/>
-        </w:rPr>
-        <w:t>SUMINISTRADO</w:t>
-      </w:r>
-      <w:r>
-        <w:rPr>
-          <w:rFonts w:ascii="Arial Narrow" w:hAnsi="Arial Narrow"/>
-          <w:sz w:val="22"/>
-          <w:szCs w:val="22"/>
-        </w:rPr>
-        <w:t xml:space="preserve">; la misma que podrá ser ejecutada de manera inmediata, en caso de acreditarse cualquiera de los supuestos previstos para ello en el presente contrato.  </w:t>
-      </w:r>
-    </w:p>
-    <w:p>
-      <w:pPr>
-        <w:tabs>
-          <w:tab w:val="clear" w:pos="1440"/>
-        </w:tabs>
-        <w:jc w:val="both"/>
-        <w:rPr>
-          <w:rFonts w:ascii="Arial Narrow" w:hAnsi="Arial Narrow"/>
-          <w:sz w:val="22"/>
-          <w:szCs w:val="22"/>
-        </w:rPr>
-      </w:pPr>
-    </w:p>
-    <w:p>
-      <w:pPr>
-        <w:tabs>
-          <w:tab w:val="clear" w:pos="1440"/>
-        </w:tabs>
-        <w:jc w:val="both"/>
-        <w:rPr>
-          <w:rFonts w:ascii="Arial Narrow" w:hAnsi="Arial Narrow"/>
-          <w:sz w:val="22"/>
-          <w:szCs w:val="22"/>
-        </w:rPr>
-      </w:pPr>
-    </w:p>
-    <w:p>
-      <w:pPr>
-        <w:ind w:left="0" w:firstLine="0"/>
-        <w:jc w:val="both"/>
-        <w:rPr>
-          <w:rFonts w:ascii="Arial Narrow" w:eastAsia="Arial Narrow" w:hAnsi="Arial Narrow" w:cs="Arial Narrow"/>
-          <w:sz w:val="22"/>
-          <w:szCs w:val="22"/>
-        </w:rPr>
-      </w:pPr>
-    </w:p>
-    <w:p>
-      <w:pPr>
-        <w:keepNext/>
-        <w:widowControl w:val="0"/>
-        <w:pBdr>
-          <w:top w:val="nil"/>
-          <w:left w:val="nil"/>
-          <w:bottom w:val="nil"/>
-          <w:right w:val="nil"/>
-          <w:between w:val="nil"/>
-        </w:pBdr>
-        <w:ind w:left="0" w:firstLine="0"/>
-        <w:rPr>
-          <w:rFonts w:ascii="Arial Narrow" w:eastAsia="Arial Narrow" w:hAnsi="Arial Narrow" w:cs="Arial Narrow"/>
-          <w:color w:val="000000"/>
-          <w:sz w:val="22"/>
-          <w:szCs w:val="22"/>
-          <w:u w:val="single"/>
-        </w:rPr>
-      </w:pPr>
-      <w:r>
-        <w:rPr>
-          <w:rFonts w:ascii="Arial Narrow" w:eastAsia="Arial Narrow" w:hAnsi="Arial Narrow" w:cs="Arial Narrow"/>
-          <w:b/>
-          <w:color w:val="000000"/>
-          <w:sz w:val="22"/>
-          <w:szCs w:val="22"/>
-          <w:u w:val="single"/>
-        </w:rPr>
-        <w:t>DECIMO PRIMERA: CONFIDENCIALIDAD</w:t>
-      </w:r>
-    </w:p>
-    <w:p>
-      <w:pPr>
-        <w:ind w:left="567" w:hanging="567"/>
-        <w:jc w:val="both"/>
-        <w:rPr>
-          <w:rFonts w:ascii="Arial Narrow" w:eastAsia="Arial Narrow" w:hAnsi="Arial Narrow" w:cs="Arial Narrow"/>
-          <w:b/>
-          <w:sz w:val="22"/>
-          <w:szCs w:val="22"/>
-          <w:u w:val="single"/>
-        </w:rPr>
-      </w:pPr>
-    </w:p>
-    <w:p>
-      <w:pPr>
-        <w:pStyle w:val="Textosinformato"/>
-        <w:tabs>
-          <w:tab w:val="left" w:pos="720"/>
-        </w:tabs>
-        <w:ind w:left="426" w:hanging="426"/>
-        <w:jc w:val="both"/>
-        <w:rPr>
-          <w:rFonts w:ascii="Arial Narrow" w:hAnsi="Arial Narrow"/>
-          <w:b/>
-          <w:bCs/>
-          <w:sz w:val="22"/>
-          <w:szCs w:val="22"/>
-        </w:rPr>
-      </w:pPr>
-      <w:r>
-        <w:rPr>
-          <w:rFonts w:ascii="Arial Narrow" w:hAnsi="Arial Narrow"/>
-          <w:sz w:val="22"/>
-          <w:szCs w:val="22"/>
-        </w:rPr>
-        <w:t xml:space="preserve">11.1. Las partes se comprometen a guardar máxima confidencialidad respecto a los documentos materia de este contrato y /o de todo aquello que se conozca como resultado de su participación en EL SUMINISTRO, no pudiendo divulgarlo a terceras personas ni usarlo sin permiso de </w:t>
-      </w:r>
-      <w:r>
-        <w:rPr>
-          <w:rFonts w:ascii="Arial Narrow" w:hAnsi="Arial Narrow"/>
-          <w:b/>
-          <w:bCs/>
-          <w:sz w:val="22"/>
-          <w:szCs w:val="22"/>
-        </w:rPr>
-        <w:t>EL SUMINISTRADO.</w:t>
-      </w:r>
-    </w:p>
-    <w:p>
-      <w:pPr>
-        <w:ind w:left="709" w:hanging="736"/>
-        <w:jc w:val="both"/>
-        <w:rPr>
-          <w:rFonts w:ascii="Arial Narrow" w:eastAsia="Arial Narrow" w:hAnsi="Arial Narrow" w:cs="Arial Narrow"/>
-          <w:sz w:val="22"/>
-          <w:szCs w:val="22"/>
-        </w:rPr>
-      </w:pPr>
-    </w:p>
-    <w:p>
-      <w:pPr>
-        <w:ind w:left="709" w:hanging="736"/>
-        <w:jc w:val="both"/>
-        <w:rPr>
-          <w:rFonts w:ascii="Arial Narrow" w:eastAsia="Arial Narrow" w:hAnsi="Arial Narrow" w:cs="Arial Narrow"/>
-          <w:sz w:val="22"/>
-          <w:szCs w:val="22"/>
-        </w:rPr>
-      </w:pPr>
-    </w:p>
-    <w:p>
-      <w:pPr>
-        <w:keepNext/>
-        <w:widowControl w:val="0"/>
-        <w:pBdr>
-          <w:top w:val="nil"/>
-          <w:left w:val="nil"/>
-          <w:bottom w:val="nil"/>
-          <w:right w:val="nil"/>
-          <w:between w:val="nil"/>
-        </w:pBdr>
-        <w:ind w:left="0" w:firstLine="0"/>
-        <w:rPr>
-          <w:rFonts w:ascii="Arial Narrow" w:eastAsia="Arial Narrow" w:hAnsi="Arial Narrow" w:cs="Arial Narrow"/>
-          <w:b/>
-          <w:color w:val="000000"/>
-          <w:sz w:val="22"/>
-          <w:szCs w:val="22"/>
-          <w:u w:val="single"/>
-        </w:rPr>
-      </w:pPr>
-      <w:r>
-        <w:rPr>
-          <w:rFonts w:ascii="Arial Narrow" w:eastAsia="Arial Narrow" w:hAnsi="Arial Narrow" w:cs="Arial Narrow"/>
-          <w:b/>
-          <w:color w:val="000000"/>
-          <w:sz w:val="22"/>
-          <w:szCs w:val="22"/>
-          <w:u w:val="single"/>
-        </w:rPr>
         <w:t>DECIMO SEGUNDA: NATURALEZA DEL CONTRATO</w:t>
       </w:r>
     </w:p>
@@ -7156,18 +7053,7 @@
           <w:sz w:val="22"/>
           <w:szCs w:val="22"/>
         </w:rPr>
-        <w:t xml:space="preserve">EL </w:t>
-      </w:r>
-      <w:r>
-        <w:rPr>
-          <w:rFonts w:ascii="Arial Narrow" w:hAnsi="Arial Narrow"/>
-          <w:b/>
-          <w:color w:val="000000"/>
-          <w:sz w:val="22"/>
-          <w:szCs w:val="22"/>
-        </w:rPr>
-        <w:lastRenderedPageBreak/>
-        <w:t>SUMINISTRANTE</w:t>
+        <w:t>EL SUMINISTRANTE</w:t>
       </w:r>
       <w:r>
         <w:rPr>
@@ -7236,70 +7122,6 @@
     </w:p>
     <w:p>
       <w:pPr>
-        <w:pStyle w:val="Prrafodelista"/>
-        <w:numPr>
-          <w:ilvl w:val="0"/>
-          <w:numId w:val="18"/>
-        </w:numPr>
-        <w:jc w:val="both"/>
-        <w:rPr>
-          <w:rFonts w:ascii="Arial Narrow" w:hAnsi="Arial Narrow"/>
-          <w:vanish/>
-          <w:sz w:val="22"/>
-          <w:szCs w:val="22"/>
-        </w:rPr>
-      </w:pPr>
-    </w:p>
-    <w:p>
-      <w:pPr>
-        <w:pStyle w:val="Prrafodelista"/>
-        <w:numPr>
-          <w:ilvl w:val="0"/>
-          <w:numId w:val="18"/>
-        </w:numPr>
-        <w:jc w:val="both"/>
-        <w:rPr>
-          <w:rFonts w:ascii="Arial Narrow" w:hAnsi="Arial Narrow"/>
-          <w:vanish/>
-          <w:sz w:val="22"/>
-          <w:szCs w:val="22"/>
-        </w:rPr>
-      </w:pPr>
-    </w:p>
-    <w:p>
-      <w:pPr>
-        <w:pStyle w:val="Prrafodelista"/>
-        <w:numPr>
-          <w:ilvl w:val="0"/>
-          <w:numId w:val="18"/>
-        </w:numPr>
-        <w:jc w:val="both"/>
-        <w:rPr>
-          <w:rFonts w:ascii="Arial Narrow" w:hAnsi="Arial Narrow"/>
-          <w:vanish/>
-          <w:sz w:val="22"/>
-          <w:szCs w:val="22"/>
-        </w:rPr>
-      </w:pPr>
-    </w:p>
-    <w:p>
-      <w:pPr>
-        <w:pStyle w:val="Prrafodelista"/>
-        <w:numPr>
-          <w:ilvl w:val="1"/>
-          <w:numId w:val="18"/>
-        </w:numPr>
-        <w:jc w:val="both"/>
-        <w:rPr>
-          <w:rFonts w:ascii="Arial Narrow" w:hAnsi="Arial Narrow"/>
-          <w:vanish/>
-          <w:sz w:val="22"/>
-          <w:szCs w:val="22"/>
-        </w:rPr>
-      </w:pPr>
-    </w:p>
-    <w:p>
-      <w:pPr>
         <w:tabs>
           <w:tab w:val="clear" w:pos="1440"/>
         </w:tabs>
@@ -7430,6 +7252,7 @@
           <w:sz w:val="22"/>
           <w:szCs w:val="22"/>
         </w:rPr>
+        <w:lastRenderedPageBreak/>
         <w:t>La resolución operará de pleno derecho, cuando la parte que incumpla reciba de la otra parte una comunicación notarial haciendo valer lo estipulado en el presente numeral.</w:t>
       </w:r>
     </w:p>
@@ -7849,24 +7672,6 @@
       <w:pPr>
         <w:pStyle w:val="Prrafodelista"/>
         <w:numPr>
-          <w:ilvl w:val="0"/>
-          <w:numId w:val="16"/>
-        </w:numPr>
-        <w:jc w:val="both"/>
-        <w:rPr>
-          <w:rFonts w:ascii="Arial Narrow" w:hAnsi="Arial Narrow"/>
-          <w:b/>
-          <w:bCs/>
-          <w:vanish/>
-          <w:sz w:val="22"/>
-          <w:szCs w:val="22"/>
-        </w:rPr>
-      </w:pPr>
-    </w:p>
-    <w:p>
-      <w:pPr>
-        <w:pStyle w:val="Prrafodelista"/>
-        <w:numPr>
           <w:ilvl w:val="1"/>
           <w:numId w:val="17"/>
         </w:numPr>
@@ -8077,6 +7882,7 @@
           <w:sz w:val="22"/>
           <w:szCs w:val="22"/>
         </w:rPr>
+        <w:lastRenderedPageBreak/>
         <w:t xml:space="preserve">EL SUMINISTRANTE </w:t>
       </w:r>
       <w:r>
@@ -8413,160 +8219,28 @@
       <w:r>
         <w:rPr>
           <w:rFonts w:ascii="Arial Narrow" w:hAnsi="Arial Narrow"/>
-          <w:noProof/>
-          <w:sz w:val="22"/>
-          <w:szCs w:val="22"/>
-          <w:lang w:val="es-PE" w:eastAsia="es-PE"/>
-        </w:rPr>
-        <mc:AlternateContent>
-          <mc:Choice Requires="wps">
-            <w:drawing>
-              <wp:anchor distT="0" distB="0" distL="114300" distR="114300" simplePos="0" relativeHeight="251659264" behindDoc="0" locked="0" layoutInCell="1" allowOverlap="1" wp14:anchorId="015D3322" wp14:editId="6F7F5B71">
-                <wp:simplePos x="0" y="0"/>
-                <wp:positionH relativeFrom="column">
-                  <wp:posOffset>158115</wp:posOffset>
-                </wp:positionH>
-                <wp:positionV relativeFrom="paragraph">
-                  <wp:posOffset>89535</wp:posOffset>
-                </wp:positionV>
-                <wp:extent cx="2600325" cy="0"/>
-                <wp:effectExtent l="9525" t="12700" r="9525" b="6350"/>
-                <wp:wrapNone/>
-                <wp:docPr id="2" name="AutoShape 2"/>
-                <wp:cNvGraphicFramePr>
-                  <a:graphicFrameLocks xmlns:a="http://schemas.openxmlformats.org/drawingml/2006/main"/>
-                </wp:cNvGraphicFramePr>
-                <a:graphic xmlns:a="http://schemas.openxmlformats.org/drawingml/2006/main">
-                  <a:graphicData uri="http://schemas.microsoft.com/office/word/2010/wordprocessingShape">
-                    <wps:wsp>
-                      <wps:cNvCnPr>
-                        <a:cxnSpLocks noChangeShapeType="1"/>
-                      </wps:cNvCnPr>
-                      <wps:spPr bwMode="auto">
-                        <a:xfrm>
-                          <a:off x="0" y="0"/>
-                          <a:ext cx="2600325" cy="0"/>
-                        </a:xfrm>
-                        <a:prstGeom prst="straightConnector1">
-                          <a:avLst/>
-                        </a:prstGeom>
-                        <a:noFill/>
-                        <a:ln w="9525">
-                          <a:solidFill>
-                            <a:srgbClr val="000000"/>
-                          </a:solidFill>
-                          <a:round/>
-                          <a:headEnd/>
-                          <a:tailEnd/>
-                        </a:ln>
-                        <a:extLst>
-                          <a:ext uri="{909E8E84-426E-40DD-AFC4-6F175D3DCCD1}">
-                            <a14:hiddenFill xmlns:a14="http://schemas.microsoft.com/office/drawing/2010/main">
-                              <a:noFill/>
-                            </a14:hiddenFill>
-                          </a:ext>
-                        </a:extLst>
-                      </wps:spPr>
-                      <wps:bodyPr/>
-                    </wps:wsp>
-                  </a:graphicData>
-                </a:graphic>
-                <wp14:sizeRelH relativeFrom="page">
-                  <wp14:pctWidth>0</wp14:pctWidth>
-                </wp14:sizeRelH>
-                <wp14:sizeRelV relativeFrom="page">
-                  <wp14:pctHeight>0</wp14:pctHeight>
-                </wp14:sizeRelV>
-              </wp:anchor>
-            </w:drawing>
-          </mc:Choice>
-          <mc:Fallback xmlns:a="http://schemas.openxmlformats.org/drawingml/2006/main" xmlns:a14="http://schemas.microsoft.com/office/drawing/2010/main" xmlns:pic="http://schemas.openxmlformats.org/drawingml/2006/picture">
-            <w:pict w14:anchorId="25357AB1">
-              <v:shapetype id="_x0000_t32" coordsize="21600,21600" o:oned="t" filled="f" o:spt="32" path="m,l21600,21600e" w14:anchorId="238170FE">
-                <v:path fillok="f" arrowok="t" o:connecttype="none"/>
-                <o:lock v:ext="edit" shapetype="t"/>
-              </v:shapetype>
-              <v:shape id="AutoShape 2" style="position:absolute;margin-left:12.45pt;margin-top:7.05pt;width:204.75pt;height:0;z-index:251659264;visibility:visible;mso-wrap-style:square;mso-width-percent:0;mso-height-percent:0;mso-wrap-distance-left:9pt;mso-wrap-distance-top:0;mso-wrap-distance-right:9pt;mso-wrap-distance-bottom:0;mso-position-horizontal:absolute;mso-position-horizontal-relative:text;mso-position-vertical:absolute;mso-position-vertical-relative:text;mso-width-percent:0;mso-height-percent:0;mso-width-relative:page;mso-height-relative:page" o:spid="_x0000_s1026" type="#_x0000_t32" o:gfxdata="UEsDBBQABgAIAAAAIQC2gziS/gAAAOEBAAATAAAAW0NvbnRlbnRfVHlwZXNdLnhtbJSRQU7DMBBF 90jcwfIWJU67QAgl6YK0S0CoHGBkTxKLZGx5TGhvj5O2G0SRWNoz/78nu9wcxkFMGNg6quQqL6RA 0s5Y6ir5vt9lD1JwBDIwOMJKHpHlpr69KfdHjyxSmriSfYz+USnWPY7AufNIadK6MEJMx9ApD/oD OlTrorhX2lFEilmcO2RdNtjC5xDF9pCuTyYBB5bi6bQ4syoJ3g9WQ0ymaiLzg5KdCXlKLjvcW893 SUOqXwnz5DrgnHtJTxOsQfEKIT7DmDSUCaxw7Rqn8787ZsmRM9e2VmPeBN4uqYvTtW7jvijg9N/y JsXecLq0q+WD6m8AAAD//wMAUEsDBBQABgAIAAAAIQA4/SH/1gAAAJQBAAALAAAAX3JlbHMvLnJl bHOkkMFqwzAMhu+DvYPRfXGawxijTi+j0GvpHsDYimMaW0Yy2fr2M4PBMnrbUb/Q94l/f/hMi1qR JVI2sOt6UJgd+ZiDgffL8ekFlFSbvV0oo4EbChzGx4f9GRdb25HMsYhqlCwG5lrLq9biZkxWOiqY 22YiTra2kYMu1l1tQD30/bPm3wwYN0x18gb45AdQl1tp5j/sFB2T0FQ7R0nTNEV3j6o9feQzro1i OWA14Fm+Q8a1a8+Bvu/d/dMb2JY5uiPbhG/ktn4cqGU/er3pcvwCAAD//wMAUEsDBBQABgAIAAAA IQAkmmF6tQEAAFYDAAAOAAAAZHJzL2Uyb0RvYy54bWysU8Fu2zAMvQ/YPwi6L3YytNiMOD2k6y7d FqDdBzCSbAuTRYFUYufvJ6lJOnS3YT4Qoig+Pj7S67t5dOJoiC36Vi4XtRTGK9TW9638+fzw4ZMU HMFrcOhNK0+G5d3m/bv1FBqzwgGdNiQSiOdmCq0cYgxNVbEazAi8wGB8CnZII8TkUl9pgimhj65a 1fVtNSHpQKgMc7q9fwnKTcHvOqPij65jE4VrZeIWi6Vi99lWmzU0PUEYrDrTgH9gMYL1qegV6h4i iAPZv6BGqwgZu7hQOFbYdVaZ0kPqZlm/6eZpgGBKL0kcDleZ+P/Bqu/Hrd9Rpq5m/xQeUf1i4XE7 gO9NIfB8CmlwyyxVNQVurinZ4bAjsZ++oU5v4BCxqDB3NGbI1J+Yi9inq9hmjkKly9VtXX9c3Uih LrEKmktiII5fDY4iH1rJkcD2Q9yi92mkSMtSBo6PHDMtaC4JuarHB+tcmazzYmrl55tUJ0cYndU5 WBzq91tH4gh5N8pXenzzjPDgdQEbDOgv53ME617OqbjzZ2myGnn1uNmjPu3oIlkaXmF5XrS8HX/6 Jfv1d9j8BgAA//8DAFBLAwQUAAYACAAAACEAktVrStwAAAAIAQAADwAAAGRycy9kb3ducmV2Lnht bEyPwU7DMBBE70j8g7VIXBB1EgxqQ5yqQuLAkbYSVzfeJoF4HcVOE/r1LOJAjzszmn1TrGfXiRMO ofWkIV0kIJAqb1uqNex3r/dLECEasqbzhBq+McC6vL4qTG79RO942sZacAmF3GhoYuxzKUPVoDNh 4Xsk9o5+cCbyOdTSDmbictfJLEmepDMt8YfG9PjSYPW1HZ0GDONjmmxWrt6/nae7j+z8OfU7rW9v 5s0ziIhz/A/DLz6jQ8lMBz+SDaLTkKkVJ1lXKQj21YNSIA5/giwLeTmg/AEAAP//AwBQSwECLQAU AAYACAAAACEAtoM4kv4AAADhAQAAEwAAAAAAAAAAAAAAAAAAAAAAW0NvbnRlbnRfVHlwZXNdLnht bFBLAQItABQABgAIAAAAIQA4/SH/1gAAAJQBAAALAAAAAAAAAAAAAAAAAC8BAABfcmVscy8ucmVs c1BLAQItABQABgAIAAAAIQAkmmF6tQEAAFYDAAAOAAAAAAAAAAAAAAAAAC4CAABkcnMvZTJvRG9j LnhtbFBLAQItABQABgAIAAAAIQCS1WtK3AAAAAgBAAAPAAAAAAAAAAAAAAAAAA8EAABkcnMvZG93 bnJldi54bWxQSwUGAAAAAAQABADzAAAAGAUAAAAA "/>
-            </w:pict>
-          </mc:Fallback>
-        </mc:AlternateContent>
-      </w:r>
-      <w:r>
-        <w:rPr>
-          <w:rFonts w:ascii="Arial Narrow" w:hAnsi="Arial Narrow"/>
-          <w:noProof/>
-          <w:sz w:val="22"/>
-          <w:szCs w:val="22"/>
-          <w:lang w:val="es-PE" w:eastAsia="es-PE"/>
-        </w:rPr>
-        <mc:AlternateContent>
-          <mc:Choice Requires="wps">
-            <w:drawing>
-              <wp:anchor distT="0" distB="0" distL="114300" distR="114300" simplePos="0" relativeHeight="251660288" behindDoc="0" locked="0" layoutInCell="1" allowOverlap="1" wp14:anchorId="03E3F1D2" wp14:editId="5AC0B65E">
-                <wp:simplePos x="0" y="0"/>
-                <wp:positionH relativeFrom="column">
-                  <wp:posOffset>3053715</wp:posOffset>
-                </wp:positionH>
-                <wp:positionV relativeFrom="paragraph">
-                  <wp:posOffset>74930</wp:posOffset>
-                </wp:positionV>
-                <wp:extent cx="2695575" cy="0"/>
-                <wp:effectExtent l="9525" t="7620" r="9525" b="11430"/>
-                <wp:wrapNone/>
-                <wp:docPr id="1" name="AutoShape 3"/>
-                <wp:cNvGraphicFramePr>
-                  <a:graphicFrameLocks xmlns:a="http://schemas.openxmlformats.org/drawingml/2006/main"/>
-                </wp:cNvGraphicFramePr>
-                <a:graphic xmlns:a="http://schemas.openxmlformats.org/drawingml/2006/main">
-                  <a:graphicData uri="http://schemas.microsoft.com/office/word/2010/wordprocessingShape">
-                    <wps:wsp>
-                      <wps:cNvCnPr>
-                        <a:cxnSpLocks noChangeShapeType="1"/>
-                      </wps:cNvCnPr>
-                      <wps:spPr bwMode="auto">
-                        <a:xfrm>
-                          <a:off x="0" y="0"/>
-                          <a:ext cx="2695575" cy="0"/>
-                        </a:xfrm>
-                        <a:prstGeom prst="straightConnector1">
-                          <a:avLst/>
-                        </a:prstGeom>
-                        <a:noFill/>
-                        <a:ln w="9525">
-                          <a:solidFill>
-                            <a:srgbClr val="000000"/>
-                          </a:solidFill>
-                          <a:round/>
-                          <a:headEnd/>
-                          <a:tailEnd/>
-                        </a:ln>
-                        <a:extLst>
-                          <a:ext uri="{909E8E84-426E-40DD-AFC4-6F175D3DCCD1}">
-                            <a14:hiddenFill xmlns:a14="http://schemas.microsoft.com/office/drawing/2010/main">
-                              <a:noFill/>
-                            </a14:hiddenFill>
-                          </a:ext>
-                        </a:extLst>
-                      </wps:spPr>
-                      <wps:bodyPr/>
-                    </wps:wsp>
-                  </a:graphicData>
-                </a:graphic>
-                <wp14:sizeRelH relativeFrom="page">
-                  <wp14:pctWidth>0</wp14:pctWidth>
-                </wp14:sizeRelH>
-                <wp14:sizeRelV relativeFrom="page">
-                  <wp14:pctHeight>0</wp14:pctHeight>
-                </wp14:sizeRelV>
-              </wp:anchor>
-            </w:drawing>
-          </mc:Choice>
-          <mc:Fallback xmlns:a="http://schemas.openxmlformats.org/drawingml/2006/main" xmlns:a14="http://schemas.microsoft.com/office/drawing/2010/main" xmlns:pic="http://schemas.openxmlformats.org/drawingml/2006/picture">
-            <w:pict w14:anchorId="20A9D5D4">
-              <v:shape id="AutoShape 3" style="position:absolute;margin-left:240.45pt;margin-top:5.9pt;width:212.25pt;height:0;z-index:251660288;visibility:visible;mso-wrap-style:square;mso-width-percent:0;mso-height-percent:0;mso-wrap-distance-left:9pt;mso-wrap-distance-top:0;mso-wrap-distance-right:9pt;mso-wrap-distance-bottom:0;mso-position-horizontal:absolute;mso-position-horizontal-relative:text;mso-position-vertical:absolute;mso-position-vertical-relative:text;mso-width-percent:0;mso-height-percent:0;mso-width-relative:page;mso-height-relative:page" o:spid="_x0000_s1026" type="#_x0000_t32" o:gfxdata="UEsDBBQABgAIAAAAIQC2gziS/gAAAOEBAAATAAAAW0NvbnRlbnRfVHlwZXNdLnhtbJSRQU7DMBBF 90jcwfIWJU67QAgl6YK0S0CoHGBkTxKLZGx5TGhvj5O2G0SRWNoz/78nu9wcxkFMGNg6quQqL6RA 0s5Y6ir5vt9lD1JwBDIwOMJKHpHlpr69KfdHjyxSmriSfYz+USnWPY7AufNIadK6MEJMx9ApD/oD OlTrorhX2lFEilmcO2RdNtjC5xDF9pCuTyYBB5bi6bQ4syoJ3g9WQ0ymaiLzg5KdCXlKLjvcW893 SUOqXwnz5DrgnHtJTxOsQfEKIT7DmDSUCaxw7Rqn8787ZsmRM9e2VmPeBN4uqYvTtW7jvijg9N/y JsXecLq0q+WD6m8AAAD//wMAUEsDBBQABgAIAAAAIQA4/SH/1gAAAJQBAAALAAAAX3JlbHMvLnJl bHOkkMFqwzAMhu+DvYPRfXGawxijTi+j0GvpHsDYimMaW0Yy2fr2M4PBMnrbUb/Q94l/f/hMi1qR JVI2sOt6UJgd+ZiDgffL8ekFlFSbvV0oo4EbChzGx4f9GRdb25HMsYhqlCwG5lrLq9biZkxWOiqY 22YiTra2kYMu1l1tQD30/bPm3wwYN0x18gb45AdQl1tp5j/sFB2T0FQ7R0nTNEV3j6o9feQzro1i OWA14Fm+Q8a1a8+Bvu/d/dMb2JY5uiPbhG/ktn4cqGU/er3pcvwCAAD//wMAUEsDBBQABgAIAAAA IQD1Wr9KuAEAAFYDAAAOAAAAZHJzL2Uyb0RvYy54bWysU8Fu2zAMvQ/YPwi6L04CuFuNOD2k7S7d FqDdBzCSbAuVRYFU4uTvJ6lJVmy3YT4IlEg+Pj7Sq7vj6MTBEFv0rVzM5lIYr1Bb37fy58vjpy9S cASvwaE3rTwZlnfrjx9WU2jMEgd02pBIIJ6bKbRyiDE0VcVqMCPwDIPxydkhjRDTlfpKE0wJfXTV cj6/qSYkHQiVYU6v929OuS74XWdU/NF1bKJwrUzcYjmpnLt8VusVND1BGKw604B/YDGC9anoFeoe Iog92b+gRqsIGbs4UzhW2HVWmdJD6mYx/6Ob5wGCKb0kcThcZeL/B6u+HzZ+S5m6Ovrn8ITqlYXH zQC+N4XAyymkwS2yVNUUuLmm5AuHLYnd9A11ioF9xKLCsaMxQ6b+xLGIfbqKbY5RqPS4vLmt68+1 FOriq6C5JAbi+NXgKLLRSo4Eth/iBr1PI0ValDJweOKYaUFzSchVPT5a58pknRdTK2/rZV0SGJ3V 2ZnDmPrdxpE4QN6N8pUek+d9GOHe6wI2GNAPZzuCdW92Ku78WZqsRl49bnaoT1u6SJaGV1ieFy1v x/t7yf79O6x/AQAA//8DAFBLAwQUAAYACAAAACEAsiGyM90AAAAJAQAADwAAAGRycy9kb3ducmV2 LnhtbEyPwU7DMBBE70j9B2srcUHUTtWiJsSpqko9cKStxNWNlyQQr6PYaUK/nkUc4LgzT7Mz+XZy rbhiHxpPGpKFAoFUettQpeF8OjxuQIRoyJrWE2r4wgDbYnaXm8z6kV7xeoyV4BAKmdFQx9hlUoay RmfCwndI7L373pnIZ19J25uRw10rl0o9SWca4g+16XBfY/l5HJwGDMM6UbvUVeeX2/jwtrx9jN1J 6/v5tHsGEXGKfzD81OfqUHCnix/IBtFqWG1UyigbCU9gIFXrFYjLryCLXP5fUHwDAAD//wMAUEsB Ai0AFAAGAAgAAAAhALaDOJL+AAAA4QEAABMAAAAAAAAAAAAAAAAAAAAAAFtDb250ZW50X1R5cGVz XS54bWxQSwECLQAUAAYACAAAACEAOP0h/9YAAACUAQAACwAAAAAAAAAAAAAAAAAvAQAAX3JlbHMv LnJlbHNQSwECLQAUAAYACAAAACEA9Vq/SrgBAABWAwAADgAAAAAAAAAAAAAAAAAuAgAAZHJzL2Uy b0RvYy54bWxQSwECLQAUAAYACAAAACEAsiGyM90AAAAJAQAADwAAAAAAAAAAAAAAAAASBAAAZHJz L2Rvd25yZXYueG1sUEsFBgAAAAAEAAQA8wAAABwFAAAAAA== " w14:anchorId="52E9DDB3"/>
-            </w:pict>
-          </mc:Fallback>
-        </mc:AlternateContent>
+          <w:sz w:val="22"/>
+          <w:szCs w:val="22"/>
+        </w:rPr>
+        <w:tab/>
+        <w:t>______________________________</w:t>
+      </w:r>
+      <w:r>
+        <w:rPr>
+          <w:rFonts w:ascii="Arial Narrow" w:hAnsi="Arial Narrow"/>
+          <w:sz w:val="22"/>
+          <w:szCs w:val="22"/>
+        </w:rPr>
+        <w:tab/>
+      </w:r>
+      <w:r>
+        <w:rPr>
+          <w:rFonts w:ascii="Arial Narrow" w:hAnsi="Arial Narrow"/>
+          <w:sz w:val="22"/>
+          <w:szCs w:val="22"/>
+        </w:rPr>
+        <w:tab/>
+        <w:t>________________________________</w:t>
       </w:r>
     </w:p>
     <w:p>
@@ -8574,23 +8248,23 @@
         <w:tabs>
           <w:tab w:val="clear" w:pos="1440"/>
         </w:tabs>
-        <w:ind w:left="0" w:firstLine="0"/>
-        <w:jc w:val="both"/>
-        <w:rPr>
-          <w:rFonts w:ascii="Arial Narrow" w:hAnsi="Arial Narrow"/>
-          <w:b/>
-          <w:sz w:val="22"/>
-          <w:szCs w:val="22"/>
-        </w:rPr>
-      </w:pPr>
-      <w:r>
-        <w:rPr>
-          <w:rFonts w:ascii="Arial Narrow" w:hAnsi="Arial Narrow"/>
-          <w:b/>
-          <w:sz w:val="22"/>
-          <w:szCs w:val="22"/>
-        </w:rPr>
-        <w:t xml:space="preserve">             </w:t>
+        <w:ind w:left="720" w:firstLine="720"/>
+        <w:jc w:val="both"/>
+        <w:rPr>
+          <w:rFonts w:ascii="Arial Narrow" w:hAnsi="Arial Narrow"/>
+          <w:b/>
+          <w:sz w:val="22"/>
+          <w:szCs w:val="22"/>
+        </w:rPr>
+      </w:pPr>
+      <w:r>
+        <w:rPr>
+          <w:rFonts w:ascii="Arial Narrow" w:hAnsi="Arial Narrow"/>
+          <w:b/>
+          <w:sz w:val="22"/>
+          <w:szCs w:val="22"/>
+        </w:rPr>
+        <w:t>EL SUMINISTRADO</w:t>
       </w:r>
       <w:r>
         <w:rPr>
@@ -8609,7 +8283,6 @@
           <w:szCs w:val="22"/>
         </w:rPr>
         <w:tab/>
-        <w:t xml:space="preserve">EL SUMINISTRADO                                    </w:t>
       </w:r>
       <w:r>
         <w:rPr>
@@ -8619,7 +8292,24 @@
           <w:szCs w:val="22"/>
         </w:rPr>
         <w:tab/>
-        <w:t xml:space="preserve">                 EL SUMINISTRANTE   </w:t>
+      </w:r>
+      <w:r>
+        <w:rPr>
+          <w:rFonts w:ascii="Arial Narrow" w:hAnsi="Arial Narrow"/>
+          <w:b/>
+          <w:sz w:val="22"/>
+          <w:szCs w:val="22"/>
+        </w:rPr>
+        <w:tab/>
+      </w:r>
+      <w:r>
+        <w:rPr>
+          <w:rFonts w:ascii="Arial Narrow" w:hAnsi="Arial Narrow"/>
+          <w:b/>
+          <w:sz w:val="22"/>
+          <w:szCs w:val="22"/>
+        </w:rPr>
+        <w:t xml:space="preserve">EL SUMINISTRANTE   </w:t>
       </w:r>
     </w:p>
     <w:p>
@@ -10849,6 +10539,7 @@
           <w:szCs w:val="22"/>
           <w:lang w:val="es-PE" w:eastAsia="es-PE"/>
         </w:rPr>
+        <w:lastRenderedPageBreak/>
         <w:t>Excepciones</w:t>
       </w:r>
     </w:p>
@@ -11315,109 +11006,6 @@
         </w:rPr>
         <w:t>.</w:t>
       </w:r>
-    </w:p>
-    <w:p>
-      <w:pPr>
-        <w:tabs>
-          <w:tab w:val="clear" w:pos="1440"/>
-        </w:tabs>
-        <w:ind w:left="0" w:firstLine="0"/>
-        <w:jc w:val="both"/>
-        <w:rPr>
-          <w:rFonts w:ascii="Arial Narrow" w:hAnsi="Arial Narrow"/>
-          <w:b/>
-          <w:sz w:val="22"/>
-          <w:szCs w:val="22"/>
-        </w:rPr>
-      </w:pPr>
-    </w:p>
-    <w:p>
-      <w:pPr>
-        <w:tabs>
-          <w:tab w:val="clear" w:pos="1440"/>
-        </w:tabs>
-        <w:ind w:left="0" w:firstLine="0"/>
-        <w:jc w:val="both"/>
-        <w:rPr>
-          <w:rFonts w:ascii="Arial Narrow" w:hAnsi="Arial Narrow"/>
-          <w:b/>
-          <w:sz w:val="22"/>
-          <w:szCs w:val="22"/>
-        </w:rPr>
-      </w:pPr>
-    </w:p>
-    <w:p>
-      <w:pPr>
-        <w:tabs>
-          <w:tab w:val="clear" w:pos="1440"/>
-        </w:tabs>
-        <w:ind w:left="0" w:firstLine="0"/>
-        <w:jc w:val="both"/>
-        <w:rPr>
-          <w:rFonts w:ascii="Arial Narrow" w:hAnsi="Arial Narrow"/>
-          <w:b/>
-          <w:sz w:val="22"/>
-          <w:szCs w:val="22"/>
-        </w:rPr>
-      </w:pPr>
-    </w:p>
-    <w:p>
-      <w:pPr>
-        <w:tabs>
-          <w:tab w:val="clear" w:pos="1440"/>
-        </w:tabs>
-        <w:ind w:left="0" w:firstLine="0"/>
-        <w:jc w:val="both"/>
-        <w:rPr>
-          <w:rFonts w:ascii="Arial Narrow" w:hAnsi="Arial Narrow"/>
-          <w:b/>
-          <w:sz w:val="22"/>
-          <w:szCs w:val="22"/>
-        </w:rPr>
-      </w:pPr>
-    </w:p>
-    <w:p>
-      <w:pPr>
-        <w:tabs>
-          <w:tab w:val="clear" w:pos="1440"/>
-        </w:tabs>
-        <w:ind w:left="0" w:firstLine="0"/>
-        <w:jc w:val="both"/>
-        <w:rPr>
-          <w:rFonts w:ascii="Arial Narrow" w:hAnsi="Arial Narrow"/>
-          <w:b/>
-          <w:sz w:val="24"/>
-          <w:szCs w:val="24"/>
-        </w:rPr>
-      </w:pPr>
-    </w:p>
-    <w:p>
-      <w:pPr>
-        <w:tabs>
-          <w:tab w:val="clear" w:pos="1440"/>
-        </w:tabs>
-        <w:ind w:left="0" w:firstLine="0"/>
-        <w:jc w:val="both"/>
-        <w:rPr>
-          <w:rFonts w:ascii="Arial Narrow" w:hAnsi="Arial Narrow"/>
-          <w:b/>
-          <w:sz w:val="24"/>
-          <w:szCs w:val="24"/>
-        </w:rPr>
-      </w:pPr>
-    </w:p>
-    <w:p>
-      <w:pPr>
-        <w:tabs>
-          <w:tab w:val="clear" w:pos="1440"/>
-        </w:tabs>
-        <w:ind w:left="0" w:firstLine="0"/>
-        <w:jc w:val="both"/>
-        <w:rPr>
-          <w:rFonts w:ascii="Arial Narrow" w:hAnsi="Arial Narrow"/>
-          <w:b/>
-        </w:rPr>
-      </w:pPr>
     </w:p>
     <w:sectPr>
       <w:headerReference w:type="default" r:id="rId8"/>
@@ -11634,6 +11222,45 @@
         <w:color w:val="000000"/>
       </w:rPr>
     </w:pPr>
+    <w:r>
+      <w:rPr>
+        <w:rFonts w:ascii="Calibri" w:eastAsia="Calibri" w:hAnsi="Calibri" w:cs="Calibri"/>
+        <w:color w:val="000000"/>
+      </w:rPr>
+      <w:t xml:space="preserve">Contrato de Obra </w:t>
+    </w:r>
+    <w:proofErr w:type="spellStart"/>
+    <w:r>
+      <w:rPr>
+        <w:rFonts w:ascii="Calibri" w:eastAsia="Calibri" w:hAnsi="Calibri" w:cs="Calibri"/>
+        <w:color w:val="000000"/>
+      </w:rPr>
+      <w:t>N°</w:t>
+    </w:r>
+    <w:proofErr w:type="spellEnd"/>
+    <w:r>
+      <w:rPr>
+        <w:rFonts w:ascii="Calibri" w:eastAsia="Calibri" w:hAnsi="Calibri" w:cs="Calibri"/>
+        <w:color w:val="000000"/>
+      </w:rPr>
+      <w:t>{{NUM_CONTRATO</w:t>
+    </w:r>
+    <w:proofErr w:type="gramStart"/>
+    <w:r>
+      <w:rPr>
+        <w:rFonts w:ascii="Calibri" w:eastAsia="Calibri" w:hAnsi="Calibri" w:cs="Calibri"/>
+        <w:color w:val="000000"/>
+      </w:rPr>
+      <w:t>}}{</w:t>
+    </w:r>
+    <w:proofErr w:type="gramEnd"/>
+    <w:r>
+      <w:rPr>
+        <w:rFonts w:ascii="Calibri" w:eastAsia="Calibri" w:hAnsi="Calibri" w:cs="Calibri"/>
+        <w:color w:val="000000"/>
+      </w:rPr>
+      <w:t>{PROYECTO_ABREVIATURA}}-{{AÑO_ACTUAL}}</w:t>
+    </w:r>
   </w:p>
   <w:p>
     <w:pPr>
@@ -11648,7 +11275,7 @@
         <w:tab w:val="center" w:pos="4252"/>
         <w:tab w:val="right" w:pos="8504"/>
       </w:tabs>
-      <w:jc w:val="center"/>
+      <w:jc w:val="right"/>
       <w:rPr>
         <w:rFonts w:ascii="Calibri" w:eastAsia="Calibri" w:hAnsi="Calibri" w:cs="Calibri"/>
         <w:color w:val="000000"/>
@@ -11659,92 +11286,7 @@
         <w:rFonts w:ascii="Calibri" w:eastAsia="Calibri" w:hAnsi="Calibri" w:cs="Calibri"/>
         <w:color w:val="000000"/>
       </w:rPr>
-      <w:t xml:space="preserve">Contrato de Obra </w:t>
-    </w:r>
-    <w:proofErr w:type="spellStart"/>
-    <w:r>
-      <w:rPr>
-        <w:rFonts w:ascii="Calibri" w:eastAsia="Calibri" w:hAnsi="Calibri" w:cs="Calibri"/>
-        <w:color w:val="000000"/>
-      </w:rPr>
-      <w:t>N°</w:t>
-    </w:r>
-    <w:proofErr w:type="spellEnd"/>
-    <w:r>
-      <w:rPr>
-        <w:rFonts w:ascii="Calibri" w:eastAsia="Calibri" w:hAnsi="Calibri" w:cs="Calibri"/>
-        <w:color w:val="000000"/>
-      </w:rPr>
-      <w:t>{{NUM_CONTRATO</w:t>
-    </w:r>
-    <w:proofErr w:type="gramStart"/>
-    <w:r>
-      <w:rPr>
-        <w:rFonts w:ascii="Calibri" w:eastAsia="Calibri" w:hAnsi="Calibri" w:cs="Calibri"/>
-        <w:color w:val="000000"/>
-      </w:rPr>
-      <w:t>}}{</w:t>
-    </w:r>
-    <w:proofErr w:type="gramEnd"/>
-    <w:r>
-      <w:rPr>
-        <w:rFonts w:ascii="Calibri" w:eastAsia="Calibri" w:hAnsi="Calibri" w:cs="Calibri"/>
-        <w:color w:val="000000"/>
-      </w:rPr>
-      <w:t>{PROYECTO_ABREVIATURA}}-{{AÑO_ACTUAL</w:t>
-    </w:r>
-    <w:proofErr w:type="gramStart"/>
-    <w:r>
-      <w:rPr>
-        <w:rFonts w:ascii="Calibri" w:eastAsia="Calibri" w:hAnsi="Calibri" w:cs="Calibri"/>
-        <w:color w:val="000000"/>
-      </w:rPr>
-      <w:t xml:space="preserve">}}   </w:t>
-    </w:r>
-    <w:proofErr w:type="gramEnd"/>
-    <w:r>
-      <w:rPr>
-        <w:rFonts w:ascii="Calibri" w:eastAsia="Calibri" w:hAnsi="Calibri" w:cs="Calibri"/>
-        <w:color w:val="000000"/>
-      </w:rPr>
-      <w:t xml:space="preserve">                                                                                                     </w:t>
-    </w:r>
-    <w:r>
-      <w:rPr>
-        <w:rFonts w:ascii="Calibri" w:eastAsia="Calibri" w:hAnsi="Calibri" w:cs="Calibri"/>
-        <w:color w:val="000000"/>
-      </w:rPr>
-      <w:t xml:space="preserve">            </w:t>
-    </w:r>
-    <w:proofErr w:type="gramStart"/>
-    <w:r>
-      <w:rPr>
-        <w:rFonts w:ascii="Calibri" w:eastAsia="Calibri" w:hAnsi="Calibri" w:cs="Calibri"/>
-        <w:color w:val="000000"/>
-      </w:rPr>
-      <w:t xml:space="preserve"> </w:t>
-    </w:r>
-    <w:r>
-      <w:rPr>
-        <w:rFonts w:ascii="Calibri" w:eastAsia="Calibri" w:hAnsi="Calibri" w:cs="Calibri"/>
-        <w:color w:val="000000"/>
-      </w:rPr>
-      <w:t xml:space="preserve">  </w:t>
-    </w:r>
-    <w:r>
-      <w:rPr>
-        <w:rFonts w:ascii="Calibri" w:eastAsia="Calibri" w:hAnsi="Calibri" w:cs="Calibri"/>
-        <w:color w:val="000000"/>
-      </w:rPr>
-      <w:t>{</w:t>
-    </w:r>
-    <w:proofErr w:type="gramEnd"/>
-    <w:r>
-      <w:rPr>
-        <w:rFonts w:ascii="Calibri" w:eastAsia="Calibri" w:hAnsi="Calibri" w:cs="Calibri"/>
-        <w:color w:val="000000"/>
-      </w:rPr>
-      <w:t>{PARTIDA}}</w:t>
+      <w:t>{{PARTIDA}}</w:t>
     </w:r>
   </w:p>
   <w:p>
@@ -11803,6 +11345,45 @@
         <w:color w:val="000000"/>
       </w:rPr>
     </w:pPr>
+    <w:r>
+      <w:rPr>
+        <w:rFonts w:ascii="Calibri" w:eastAsia="Calibri" w:hAnsi="Calibri" w:cs="Calibri"/>
+        <w:color w:val="000000"/>
+      </w:rPr>
+      <w:t xml:space="preserve">Contrato de Obra </w:t>
+    </w:r>
+    <w:proofErr w:type="spellStart"/>
+    <w:r>
+      <w:rPr>
+        <w:rFonts w:ascii="Calibri" w:eastAsia="Calibri" w:hAnsi="Calibri" w:cs="Calibri"/>
+        <w:color w:val="000000"/>
+      </w:rPr>
+      <w:t>N°</w:t>
+    </w:r>
+    <w:proofErr w:type="spellEnd"/>
+    <w:r>
+      <w:rPr>
+        <w:rFonts w:ascii="Calibri" w:eastAsia="Calibri" w:hAnsi="Calibri" w:cs="Calibri"/>
+        <w:color w:val="000000"/>
+      </w:rPr>
+      <w:t>{{NUM_CONTRATO</w:t>
+    </w:r>
+    <w:proofErr w:type="gramStart"/>
+    <w:r>
+      <w:rPr>
+        <w:rFonts w:ascii="Calibri" w:eastAsia="Calibri" w:hAnsi="Calibri" w:cs="Calibri"/>
+        <w:color w:val="000000"/>
+      </w:rPr>
+      <w:t>}}{</w:t>
+    </w:r>
+    <w:proofErr w:type="gramEnd"/>
+    <w:r>
+      <w:rPr>
+        <w:rFonts w:ascii="Calibri" w:eastAsia="Calibri" w:hAnsi="Calibri" w:cs="Calibri"/>
+        <w:color w:val="000000"/>
+      </w:rPr>
+      <w:t>{PROYECTO_ABREVIATURA}}-{{AÑO_ACTUAL}}</w:t>
+    </w:r>
   </w:p>
   <w:p>
     <w:pPr>
@@ -11823,54 +11404,6 @@
         <w:color w:val="000000"/>
       </w:rPr>
     </w:pPr>
-    <w:r>
-      <w:rPr>
-        <w:rFonts w:ascii="Calibri" w:eastAsia="Calibri" w:hAnsi="Calibri" w:cs="Calibri"/>
-        <w:color w:val="000000"/>
-      </w:rPr>
-      <w:t xml:space="preserve">Contrato de Obra </w:t>
-    </w:r>
-    <w:proofErr w:type="spellStart"/>
-    <w:r>
-      <w:rPr>
-        <w:rFonts w:ascii="Calibri" w:eastAsia="Calibri" w:hAnsi="Calibri" w:cs="Calibri"/>
-        <w:color w:val="000000"/>
-      </w:rPr>
-      <w:t>N°</w:t>
-    </w:r>
-    <w:proofErr w:type="spellEnd"/>
-    <w:r>
-      <w:rPr>
-        <w:rFonts w:ascii="Calibri" w:eastAsia="Calibri" w:hAnsi="Calibri" w:cs="Calibri"/>
-        <w:color w:val="000000"/>
-      </w:rPr>
-      <w:t>{{NUM_CONTRATO</w:t>
-    </w:r>
-    <w:proofErr w:type="gramStart"/>
-    <w:r>
-      <w:rPr>
-        <w:rFonts w:ascii="Calibri" w:eastAsia="Calibri" w:hAnsi="Calibri" w:cs="Calibri"/>
-        <w:color w:val="000000"/>
-      </w:rPr>
-      <w:t>}}{</w:t>
-    </w:r>
-    <w:proofErr w:type="gramEnd"/>
-    <w:r>
-      <w:rPr>
-        <w:rFonts w:ascii="Calibri" w:eastAsia="Calibri" w:hAnsi="Calibri" w:cs="Calibri"/>
-        <w:color w:val="000000"/>
-      </w:rPr>
-      <w:t>{PROYECTO_ABREVIATURA}}-{{AÑO_ACTUAL</w:t>
-    </w:r>
-    <w:proofErr w:type="gramStart"/>
-    <w:r>
-      <w:rPr>
-        <w:rFonts w:ascii="Calibri" w:eastAsia="Calibri" w:hAnsi="Calibri" w:cs="Calibri"/>
-        <w:color w:val="000000"/>
-      </w:rPr>
-      <w:t xml:space="preserve">}}   </w:t>
-    </w:r>
-    <w:proofErr w:type="gramEnd"/>
     <w:r>
       <w:rPr>
         <w:rFonts w:ascii="Calibri" w:eastAsia="Calibri" w:hAnsi="Calibri" w:cs="Calibri"/>
@@ -12245,6 +11778,119 @@
     </w:lvl>
   </w:abstractNum>
   <w:abstractNum w:abstractNumId="3" w15:restartNumberingAfterBreak="0">
+    <w:nsid w:val="0980341D"/>
+    <w:multiLevelType w:val="multilevel"/>
+    <w:tmpl w:val="69F43804"/>
+    <w:lvl w:ilvl="0">
+      <w:start w:val="6"/>
+      <w:numFmt w:val="decimal"/>
+      <w:lvlText w:val="%1."/>
+      <w:lvlJc w:val="left"/>
+      <w:pPr>
+        <w:ind w:left="360" w:hanging="360"/>
+      </w:pPr>
+      <w:rPr>
+        <w:rFonts w:hint="default"/>
+      </w:rPr>
+    </w:lvl>
+    <w:lvl w:ilvl="1">
+      <w:start w:val="1"/>
+      <w:numFmt w:val="decimal"/>
+      <w:lvlText w:val="%1.%2."/>
+      <w:lvlJc w:val="left"/>
+      <w:pPr>
+        <w:ind w:left="360" w:hanging="360"/>
+      </w:pPr>
+      <w:rPr>
+        <w:rFonts w:hint="default"/>
+      </w:rPr>
+    </w:lvl>
+    <w:lvl w:ilvl="2">
+      <w:start w:val="1"/>
+      <w:numFmt w:val="decimal"/>
+      <w:lvlText w:val="%1.%2.%3."/>
+      <w:lvlJc w:val="left"/>
+      <w:pPr>
+        <w:ind w:left="720" w:hanging="720"/>
+      </w:pPr>
+      <w:rPr>
+        <w:rFonts w:hint="default"/>
+      </w:rPr>
+    </w:lvl>
+    <w:lvl w:ilvl="3">
+      <w:start w:val="1"/>
+      <w:numFmt w:val="decimal"/>
+      <w:lvlText w:val="%1.%2.%3.%4."/>
+      <w:lvlJc w:val="left"/>
+      <w:pPr>
+        <w:ind w:left="720" w:hanging="720"/>
+      </w:pPr>
+      <w:rPr>
+        <w:rFonts w:hint="default"/>
+      </w:rPr>
+    </w:lvl>
+    <w:lvl w:ilvl="4">
+      <w:start w:val="1"/>
+      <w:numFmt w:val="decimal"/>
+      <w:lvlText w:val="%1.%2.%3.%4.%5."/>
+      <w:lvlJc w:val="left"/>
+      <w:pPr>
+        <w:ind w:left="1080" w:hanging="1080"/>
+      </w:pPr>
+      <w:rPr>
+        <w:rFonts w:hint="default"/>
+      </w:rPr>
+    </w:lvl>
+    <w:lvl w:ilvl="5">
+      <w:start w:val="1"/>
+      <w:numFmt w:val="decimal"/>
+      <w:lvlText w:val="%1.%2.%3.%4.%5.%6."/>
+      <w:lvlJc w:val="left"/>
+      <w:pPr>
+        <w:ind w:left="1080" w:hanging="1080"/>
+      </w:pPr>
+      <w:rPr>
+        <w:rFonts w:hint="default"/>
+      </w:rPr>
+    </w:lvl>
+    <w:lvl w:ilvl="6">
+      <w:start w:val="1"/>
+      <w:numFmt w:val="decimal"/>
+      <w:lvlText w:val="%1.%2.%3.%4.%5.%6.%7."/>
+      <w:lvlJc w:val="left"/>
+      <w:pPr>
+        <w:ind w:left="1080" w:hanging="1080"/>
+      </w:pPr>
+      <w:rPr>
+        <w:rFonts w:hint="default"/>
+      </w:rPr>
+    </w:lvl>
+    <w:lvl w:ilvl="7">
+      <w:start w:val="1"/>
+      <w:numFmt w:val="decimal"/>
+      <w:lvlText w:val="%1.%2.%3.%4.%5.%6.%7.%8."/>
+      <w:lvlJc w:val="left"/>
+      <w:pPr>
+        <w:ind w:left="1440" w:hanging="1440"/>
+      </w:pPr>
+      <w:rPr>
+        <w:rFonts w:hint="default"/>
+      </w:rPr>
+    </w:lvl>
+    <w:lvl w:ilvl="8">
+      <w:start w:val="1"/>
+      <w:numFmt w:val="decimal"/>
+      <w:lvlText w:val="%1.%2.%3.%4.%5.%6.%7.%8.%9."/>
+      <w:lvlJc w:val="left"/>
+      <w:pPr>
+        <w:ind w:left="1440" w:hanging="1440"/>
+      </w:pPr>
+      <w:rPr>
+        <w:rFonts w:hint="default"/>
+      </w:rPr>
+    </w:lvl>
+  </w:abstractNum>
+  <w:abstractNum w:abstractNumId="4" w15:restartNumberingAfterBreak="0">
     <w:nsid w:val="0E8F2FB5"/>
     <w:multiLevelType w:val="hybridMultilevel"/>
     <w:tmpl w:val="44780650"/>
@@ -12333,7 +11979,7 @@
       </w:pPr>
     </w:lvl>
   </w:abstractNum>
-  <w:abstractNum w:abstractNumId="4" w15:restartNumberingAfterBreak="0">
+  <w:abstractNum w:abstractNumId="5" w15:restartNumberingAfterBreak="0">
     <w:nsid w:val="0E96536A"/>
     <w:multiLevelType w:val="hybridMultilevel"/>
     <w:tmpl w:val="8054A3D0"/>
@@ -12419,7 +12065,120 @@
       </w:pPr>
     </w:lvl>
   </w:abstractNum>
-  <w:abstractNum w:abstractNumId="5" w15:restartNumberingAfterBreak="0">
+  <w:abstractNum w:abstractNumId="6" w15:restartNumberingAfterBreak="0">
+    <w:nsid w:val="145F33EE"/>
+    <w:multiLevelType w:val="multilevel"/>
+    <w:tmpl w:val="69F43804"/>
+    <w:lvl w:ilvl="0">
+      <w:start w:val="9"/>
+      <w:numFmt w:val="decimal"/>
+      <w:lvlText w:val="%1."/>
+      <w:lvlJc w:val="left"/>
+      <w:pPr>
+        <w:ind w:left="360" w:hanging="360"/>
+      </w:pPr>
+      <w:rPr>
+        <w:rFonts w:hint="default"/>
+      </w:rPr>
+    </w:lvl>
+    <w:lvl w:ilvl="1">
+      <w:start w:val="1"/>
+      <w:numFmt w:val="decimal"/>
+      <w:lvlText w:val="%1.%2."/>
+      <w:lvlJc w:val="left"/>
+      <w:pPr>
+        <w:ind w:left="360" w:hanging="360"/>
+      </w:pPr>
+      <w:rPr>
+        <w:rFonts w:hint="default"/>
+      </w:rPr>
+    </w:lvl>
+    <w:lvl w:ilvl="2">
+      <w:start w:val="1"/>
+      <w:numFmt w:val="decimal"/>
+      <w:lvlText w:val="%1.%2.%3."/>
+      <w:lvlJc w:val="left"/>
+      <w:pPr>
+        <w:ind w:left="720" w:hanging="720"/>
+      </w:pPr>
+      <w:rPr>
+        <w:rFonts w:hint="default"/>
+      </w:rPr>
+    </w:lvl>
+    <w:lvl w:ilvl="3">
+      <w:start w:val="1"/>
+      <w:numFmt w:val="decimal"/>
+      <w:lvlText w:val="%1.%2.%3.%4."/>
+      <w:lvlJc w:val="left"/>
+      <w:pPr>
+        <w:ind w:left="720" w:hanging="720"/>
+      </w:pPr>
+      <w:rPr>
+        <w:rFonts w:hint="default"/>
+      </w:rPr>
+    </w:lvl>
+    <w:lvl w:ilvl="4">
+      <w:start w:val="1"/>
+      <w:numFmt w:val="decimal"/>
+      <w:lvlText w:val="%1.%2.%3.%4.%5."/>
+      <w:lvlJc w:val="left"/>
+      <w:pPr>
+        <w:ind w:left="1080" w:hanging="1080"/>
+      </w:pPr>
+      <w:rPr>
+        <w:rFonts w:hint="default"/>
+      </w:rPr>
+    </w:lvl>
+    <w:lvl w:ilvl="5">
+      <w:start w:val="1"/>
+      <w:numFmt w:val="decimal"/>
+      <w:lvlText w:val="%1.%2.%3.%4.%5.%6."/>
+      <w:lvlJc w:val="left"/>
+      <w:pPr>
+        <w:ind w:left="1080" w:hanging="1080"/>
+      </w:pPr>
+      <w:rPr>
+        <w:rFonts w:hint="default"/>
+      </w:rPr>
+    </w:lvl>
+    <w:lvl w:ilvl="6">
+      <w:start w:val="1"/>
+      <w:numFmt w:val="decimal"/>
+      <w:lvlText w:val="%1.%2.%3.%4.%5.%6.%7."/>
+      <w:lvlJc w:val="left"/>
+      <w:pPr>
+        <w:ind w:left="1080" w:hanging="1080"/>
+      </w:pPr>
+      <w:rPr>
+        <w:rFonts w:hint="default"/>
+      </w:rPr>
+    </w:lvl>
+    <w:lvl w:ilvl="7">
+      <w:start w:val="1"/>
+      <w:numFmt w:val="decimal"/>
+      <w:lvlText w:val="%1.%2.%3.%4.%5.%6.%7.%8."/>
+      <w:lvlJc w:val="left"/>
+      <w:pPr>
+        <w:ind w:left="1440" w:hanging="1440"/>
+      </w:pPr>
+      <w:rPr>
+        <w:rFonts w:hint="default"/>
+      </w:rPr>
+    </w:lvl>
+    <w:lvl w:ilvl="8">
+      <w:start w:val="1"/>
+      <w:numFmt w:val="decimal"/>
+      <w:lvlText w:val="%1.%2.%3.%4.%5.%6.%7.%8.%9."/>
+      <w:lvlJc w:val="left"/>
+      <w:pPr>
+        <w:ind w:left="1440" w:hanging="1440"/>
+      </w:pPr>
+      <w:rPr>
+        <w:rFonts w:hint="default"/>
+      </w:rPr>
+    </w:lvl>
+  </w:abstractNum>
+  <w:abstractNum w:abstractNumId="7" w15:restartNumberingAfterBreak="0">
     <w:nsid w:val="191D3630"/>
     <w:multiLevelType w:val="multilevel"/>
     <w:tmpl w:val="3676BE76"/>
@@ -12532,7 +12291,7 @@
       </w:rPr>
     </w:lvl>
   </w:abstractNum>
-  <w:abstractNum w:abstractNumId="6" w15:restartNumberingAfterBreak="0">
+  <w:abstractNum w:abstractNumId="8" w15:restartNumberingAfterBreak="0">
     <w:nsid w:val="193F372E"/>
     <w:multiLevelType w:val="multilevel"/>
     <w:tmpl w:val="482AEBF4"/>
@@ -12646,7 +12405,7 @@
       </w:rPr>
     </w:lvl>
   </w:abstractNum>
-  <w:abstractNum w:abstractNumId="7" w15:restartNumberingAfterBreak="0">
+  <w:abstractNum w:abstractNumId="9" w15:restartNumberingAfterBreak="0">
     <w:nsid w:val="1CE95AD5"/>
     <w:multiLevelType w:val="hybridMultilevel"/>
     <w:tmpl w:val="F1CE156E"/>
@@ -12756,7 +12515,7 @@
       </w:rPr>
     </w:lvl>
   </w:abstractNum>
-  <w:abstractNum w:abstractNumId="8" w15:restartNumberingAfterBreak="0">
+  <w:abstractNum w:abstractNumId="10" w15:restartNumberingAfterBreak="0">
     <w:nsid w:val="1DEB0A09"/>
     <w:multiLevelType w:val="hybridMultilevel"/>
     <w:tmpl w:val="57FE2178"/>
@@ -12864,7 +12623,7 @@
       </w:rPr>
     </w:lvl>
   </w:abstractNum>
-  <w:abstractNum w:abstractNumId="9" w15:restartNumberingAfterBreak="0">
+  <w:abstractNum w:abstractNumId="11" w15:restartNumberingAfterBreak="0">
     <w:nsid w:val="21266538"/>
     <w:multiLevelType w:val="multilevel"/>
     <w:tmpl w:val="A4281EF4"/>
@@ -12977,7 +12736,7 @@
       </w:rPr>
     </w:lvl>
   </w:abstractNum>
-  <w:abstractNum w:abstractNumId="10" w15:restartNumberingAfterBreak="0">
+  <w:abstractNum w:abstractNumId="12" w15:restartNumberingAfterBreak="0">
     <w:nsid w:val="288701EA"/>
     <w:multiLevelType w:val="multilevel"/>
     <w:tmpl w:val="A72833DA"/>
@@ -13100,7 +12859,7 @@
       </w:rPr>
     </w:lvl>
   </w:abstractNum>
-  <w:abstractNum w:abstractNumId="11" w15:restartNumberingAfterBreak="0">
+  <w:abstractNum w:abstractNumId="13" w15:restartNumberingAfterBreak="0">
     <w:nsid w:val="30EB545A"/>
     <w:multiLevelType w:val="multilevel"/>
     <w:tmpl w:val="45DED84E"/>
@@ -13213,7 +12972,7 @@
       </w:rPr>
     </w:lvl>
   </w:abstractNum>
-  <w:abstractNum w:abstractNumId="12" w15:restartNumberingAfterBreak="0">
+  <w:abstractNum w:abstractNumId="14" w15:restartNumberingAfterBreak="0">
     <w:nsid w:val="325074C7"/>
     <w:multiLevelType w:val="multilevel"/>
     <w:tmpl w:val="A22038B0"/>
@@ -13326,7 +13085,7 @@
       </w:rPr>
     </w:lvl>
   </w:abstractNum>
-  <w:abstractNum w:abstractNumId="13" w15:restartNumberingAfterBreak="0">
+  <w:abstractNum w:abstractNumId="15" w15:restartNumberingAfterBreak="0">
     <w:nsid w:val="35456030"/>
     <w:multiLevelType w:val="multilevel"/>
     <w:tmpl w:val="02BE75EE"/>
@@ -13448,7 +13207,7 @@
       </w:rPr>
     </w:lvl>
   </w:abstractNum>
-  <w:abstractNum w:abstractNumId="14" w15:restartNumberingAfterBreak="0">
+  <w:abstractNum w:abstractNumId="16" w15:restartNumberingAfterBreak="0">
     <w:nsid w:val="49B738D8"/>
     <w:multiLevelType w:val="multilevel"/>
     <w:tmpl w:val="EDC8AA46"/>
@@ -13571,7 +13330,120 @@
       </w:rPr>
     </w:lvl>
   </w:abstractNum>
-  <w:abstractNum w:abstractNumId="15" w15:restartNumberingAfterBreak="0">
+  <w:abstractNum w:abstractNumId="17" w15:restartNumberingAfterBreak="0">
+    <w:nsid w:val="4B1655EA"/>
+    <w:multiLevelType w:val="multilevel"/>
+    <w:tmpl w:val="69F43804"/>
+    <w:lvl w:ilvl="0">
+      <w:start w:val="5"/>
+      <w:numFmt w:val="decimal"/>
+      <w:lvlText w:val="%1."/>
+      <w:lvlJc w:val="left"/>
+      <w:pPr>
+        <w:ind w:left="360" w:hanging="360"/>
+      </w:pPr>
+      <w:rPr>
+        <w:rFonts w:hint="default"/>
+      </w:rPr>
+    </w:lvl>
+    <w:lvl w:ilvl="1">
+      <w:start w:val="1"/>
+      <w:numFmt w:val="decimal"/>
+      <w:lvlText w:val="%1.%2."/>
+      <w:lvlJc w:val="left"/>
+      <w:pPr>
+        <w:ind w:left="360" w:hanging="360"/>
+      </w:pPr>
+      <w:rPr>
+        <w:rFonts w:hint="default"/>
+      </w:rPr>
+    </w:lvl>
+    <w:lvl w:ilvl="2">
+      <w:start w:val="1"/>
+      <w:numFmt w:val="decimal"/>
+      <w:lvlText w:val="%1.%2.%3."/>
+      <w:lvlJc w:val="left"/>
+      <w:pPr>
+        <w:ind w:left="720" w:hanging="720"/>
+      </w:pPr>
+      <w:rPr>
+        <w:rFonts w:hint="default"/>
+      </w:rPr>
+    </w:lvl>
+    <w:lvl w:ilvl="3">
+      <w:start w:val="1"/>
+      <w:numFmt w:val="decimal"/>
+      <w:lvlText w:val="%1.%2.%3.%4."/>
+      <w:lvlJc w:val="left"/>
+      <w:pPr>
+        <w:ind w:left="720" w:hanging="720"/>
+      </w:pPr>
+      <w:rPr>
+        <w:rFonts w:hint="default"/>
+      </w:rPr>
+    </w:lvl>
+    <w:lvl w:ilvl="4">
+      <w:start w:val="1"/>
+      <w:numFmt w:val="decimal"/>
+      <w:lvlText w:val="%1.%2.%3.%4.%5."/>
+      <w:lvlJc w:val="left"/>
+      <w:pPr>
+        <w:ind w:left="1080" w:hanging="1080"/>
+      </w:pPr>
+      <w:rPr>
+        <w:rFonts w:hint="default"/>
+      </w:rPr>
+    </w:lvl>
+    <w:lvl w:ilvl="5">
+      <w:start w:val="1"/>
+      <w:numFmt w:val="decimal"/>
+      <w:lvlText w:val="%1.%2.%3.%4.%5.%6."/>
+      <w:lvlJc w:val="left"/>
+      <w:pPr>
+        <w:ind w:left="1080" w:hanging="1080"/>
+      </w:pPr>
+      <w:rPr>
+        <w:rFonts w:hint="default"/>
+      </w:rPr>
+    </w:lvl>
+    <w:lvl w:ilvl="6">
+      <w:start w:val="1"/>
+      <w:numFmt w:val="decimal"/>
+      <w:lvlText w:val="%1.%2.%3.%4.%5.%6.%7."/>
+      <w:lvlJc w:val="left"/>
+      <w:pPr>
+        <w:ind w:left="1080" w:hanging="1080"/>
+      </w:pPr>
+      <w:rPr>
+        <w:rFonts w:hint="default"/>
+      </w:rPr>
+    </w:lvl>
+    <w:lvl w:ilvl="7">
+      <w:start w:val="1"/>
+      <w:numFmt w:val="decimal"/>
+      <w:lvlText w:val="%1.%2.%3.%4.%5.%6.%7.%8."/>
+      <w:lvlJc w:val="left"/>
+      <w:pPr>
+        <w:ind w:left="1440" w:hanging="1440"/>
+      </w:pPr>
+      <w:rPr>
+        <w:rFonts w:hint="default"/>
+      </w:rPr>
+    </w:lvl>
+    <w:lvl w:ilvl="8">
+      <w:start w:val="1"/>
+      <w:numFmt w:val="decimal"/>
+      <w:lvlText w:val="%1.%2.%3.%4.%5.%6.%7.%8.%9."/>
+      <w:lvlJc w:val="left"/>
+      <w:pPr>
+        <w:ind w:left="1440" w:hanging="1440"/>
+      </w:pPr>
+      <w:rPr>
+        <w:rFonts w:hint="default"/>
+      </w:rPr>
+    </w:lvl>
+  </w:abstractNum>
+  <w:abstractNum w:abstractNumId="18" w15:restartNumberingAfterBreak="0">
     <w:nsid w:val="4CE77D63"/>
     <w:multiLevelType w:val="multilevel"/>
     <w:tmpl w:val="37D2E404"/>
@@ -13694,7 +13566,7 @@
       </w:rPr>
     </w:lvl>
   </w:abstractNum>
-  <w:abstractNum w:abstractNumId="16" w15:restartNumberingAfterBreak="0">
+  <w:abstractNum w:abstractNumId="19" w15:restartNumberingAfterBreak="0">
     <w:nsid w:val="4E920289"/>
     <w:multiLevelType w:val="multilevel"/>
     <w:tmpl w:val="C6E850BE"/>
@@ -13807,7 +13679,7 @@
       </w:rPr>
     </w:lvl>
   </w:abstractNum>
-  <w:abstractNum w:abstractNumId="17" w15:restartNumberingAfterBreak="0">
+  <w:abstractNum w:abstractNumId="20" w15:restartNumberingAfterBreak="0">
     <w:nsid w:val="4F106B36"/>
     <w:multiLevelType w:val="multilevel"/>
     <w:tmpl w:val="D53C170E"/>
@@ -13920,7 +13792,7 @@
       </w:rPr>
     </w:lvl>
   </w:abstractNum>
-  <w:abstractNum w:abstractNumId="18" w15:restartNumberingAfterBreak="0">
+  <w:abstractNum w:abstractNumId="21" w15:restartNumberingAfterBreak="0">
     <w:nsid w:val="51271C2A"/>
     <w:multiLevelType w:val="hybridMultilevel"/>
     <w:tmpl w:val="7500FE7A"/>
@@ -14033,7 +13905,7 @@
       </w:rPr>
     </w:lvl>
   </w:abstractNum>
-  <w:abstractNum w:abstractNumId="19" w15:restartNumberingAfterBreak="0">
+  <w:abstractNum w:abstractNumId="22" w15:restartNumberingAfterBreak="0">
     <w:nsid w:val="54F45D32"/>
     <w:multiLevelType w:val="hybridMultilevel"/>
     <w:tmpl w:val="3B40681C"/>
@@ -14146,7 +14018,7 @@
       </w:rPr>
     </w:lvl>
   </w:abstractNum>
-  <w:abstractNum w:abstractNumId="20" w15:restartNumberingAfterBreak="0">
+  <w:abstractNum w:abstractNumId="23" w15:restartNumberingAfterBreak="0">
     <w:nsid w:val="57617DCC"/>
     <w:multiLevelType w:val="multilevel"/>
     <w:tmpl w:val="6E366850"/>
@@ -14278,7 +14150,7 @@
       </w:rPr>
     </w:lvl>
   </w:abstractNum>
-  <w:abstractNum w:abstractNumId="21" w15:restartNumberingAfterBreak="0">
+  <w:abstractNum w:abstractNumId="24" w15:restartNumberingAfterBreak="0">
     <w:nsid w:val="588E0745"/>
     <w:multiLevelType w:val="hybridMultilevel"/>
     <w:tmpl w:val="03961524"/>
@@ -14390,7 +14262,7 @@
       </w:rPr>
     </w:lvl>
   </w:abstractNum>
-  <w:abstractNum w:abstractNumId="22" w15:restartNumberingAfterBreak="0">
+  <w:abstractNum w:abstractNumId="25" w15:restartNumberingAfterBreak="0">
     <w:nsid w:val="5F593239"/>
     <w:multiLevelType w:val="multilevel"/>
     <w:tmpl w:val="8160E754"/>
@@ -14514,7 +14386,7 @@
       </w:rPr>
     </w:lvl>
   </w:abstractNum>
-  <w:abstractNum w:abstractNumId="23" w15:restartNumberingAfterBreak="0">
+  <w:abstractNum w:abstractNumId="26" w15:restartNumberingAfterBreak="0">
     <w:nsid w:val="668A08CB"/>
     <w:multiLevelType w:val="hybridMultilevel"/>
     <w:tmpl w:val="139A74BC"/>
@@ -14638,7 +14510,7 @@
       </w:rPr>
     </w:lvl>
   </w:abstractNum>
-  <w:abstractNum w:abstractNumId="24" w15:restartNumberingAfterBreak="0">
+  <w:abstractNum w:abstractNumId="27" w15:restartNumberingAfterBreak="0">
     <w:nsid w:val="6DFD4415"/>
     <w:multiLevelType w:val="hybridMultilevel"/>
     <w:tmpl w:val="17C64C24"/>
@@ -14754,7 +14626,7 @@
       </w:rPr>
     </w:lvl>
   </w:abstractNum>
-  <w:abstractNum w:abstractNumId="25" w15:restartNumberingAfterBreak="0">
+  <w:abstractNum w:abstractNumId="28" w15:restartNumberingAfterBreak="0">
     <w:nsid w:val="77E1372C"/>
     <w:multiLevelType w:val="multilevel"/>
     <w:tmpl w:val="1B666AAE"/>
@@ -14869,7 +14741,7 @@
       </w:rPr>
     </w:lvl>
   </w:abstractNum>
-  <w:abstractNum w:abstractNumId="26" w15:restartNumberingAfterBreak="0">
+  <w:abstractNum w:abstractNumId="29" w15:restartNumberingAfterBreak="0">
     <w:nsid w:val="7B1F2C33"/>
     <w:multiLevelType w:val="multilevel"/>
     <w:tmpl w:val="CCEAA3EE"/>
@@ -14995,76 +14867,76 @@
     <w:abstractNumId w:val="1"/>
   </w:num>
   <w:num w:numId="2" w16cid:durableId="793452303">
-    <w:abstractNumId w:val="21"/>
+    <w:abstractNumId w:val="24"/>
   </w:num>
   <w:num w:numId="3" w16cid:durableId="1359355058">
+    <w:abstractNumId w:val="16"/>
+  </w:num>
+  <w:num w:numId="4" w16cid:durableId="1328050005">
+    <w:abstractNumId w:val="8"/>
+  </w:num>
+  <w:num w:numId="5" w16cid:durableId="387535838">
     <w:abstractNumId w:val="14"/>
   </w:num>
-  <w:num w:numId="4" w16cid:durableId="1328050005">
-    <w:abstractNumId w:val="6"/>
-  </w:num>
-  <w:num w:numId="5" w16cid:durableId="387535838">
+  <w:num w:numId="6" w16cid:durableId="1509563610">
     <w:abstractNumId w:val="12"/>
   </w:num>
-  <w:num w:numId="6" w16cid:durableId="1509563610">
-    <w:abstractNumId w:val="10"/>
-  </w:num>
   <w:num w:numId="7" w16cid:durableId="311447207">
-    <w:abstractNumId w:val="13"/>
+    <w:abstractNumId w:val="15"/>
   </w:num>
   <w:num w:numId="8" w16cid:durableId="303438094">
-    <w:abstractNumId w:val="17"/>
+    <w:abstractNumId w:val="20"/>
   </w:num>
   <w:num w:numId="9" w16cid:durableId="1391491582">
+    <w:abstractNumId w:val="28"/>
+  </w:num>
+  <w:num w:numId="10" w16cid:durableId="711684894">
     <w:abstractNumId w:val="25"/>
   </w:num>
-  <w:num w:numId="10" w16cid:durableId="711684894">
-    <w:abstractNumId w:val="22"/>
-  </w:num>
   <w:num w:numId="11" w16cid:durableId="1890340105">
-    <w:abstractNumId w:val="15"/>
+    <w:abstractNumId w:val="18"/>
   </w:num>
   <w:num w:numId="12" w16cid:durableId="137650062">
-    <w:abstractNumId w:val="24"/>
+    <w:abstractNumId w:val="27"/>
   </w:num>
   <w:num w:numId="13" w16cid:durableId="237862248">
     <w:abstractNumId w:val="2"/>
   </w:num>
   <w:num w:numId="14" w16cid:durableId="1837183821">
-    <w:abstractNumId w:val="4"/>
+    <w:abstractNumId w:val="5"/>
   </w:num>
   <w:num w:numId="15" w16cid:durableId="1554194859">
-    <w:abstractNumId w:val="9"/>
+    <w:abstractNumId w:val="11"/>
   </w:num>
   <w:num w:numId="16" w16cid:durableId="618538149">
-    <w:abstractNumId w:val="26"/>
+    <w:abstractNumId w:val="29"/>
   </w:num>
   <w:num w:numId="17" w16cid:durableId="502475180">
-    <w:abstractNumId w:val="5"/>
+    <w:abstractNumId w:val="7"/>
   </w:num>
   <w:num w:numId="18" w16cid:durableId="1406030254">
-    <w:abstractNumId w:val="11"/>
+    <w:abstractNumId w:val="13"/>
   </w:num>
   <w:num w:numId="19" w16cid:durableId="537398044">
     <w:abstractNumId w:val="0"/>
   </w:num>
   <w:num w:numId="20" w16cid:durableId="374160807">
-    <w:abstractNumId w:val="20"/>
+    <w:abstractNumId w:val="23"/>
   </w:num>
   <w:num w:numId="21" w16cid:durableId="665012489">
-    <w:abstractNumId w:val="3"/>
+    <w:abstractNumId w:val="4"/>
   </w:num>
   <w:num w:numId="22" w16cid:durableId="1941182437">
-    <w:abstractNumId w:val="16"/>
+    <w:abstractNumId w:val="19"/>
   </w:num>
   <w:num w:numId="23" w16cid:durableId="179659627">
-    <w:abstractNumId w:val="18"/>
+    <w:abstractNumId w:val="21"/>
   </w:num>
   <w:num w:numId="24" w16cid:durableId="611714637">
-    <w:abstractNumId w:val="19"/>
+    <w:abstractNumId w:val="22"/>
   </w:num>
   <w:num w:numId="25" w16cid:durableId="43145912">
-    <w:abstractNumId w:val="23"/>
+    <w:abstractNumId w:val="26"/>
     <w:lvlOverride w:ilvl="0"/>
     <w:lvlOverride w:ilvl="1">
       <w:startOverride w:val="1"/>
@@ -15080,7 +14952,7 @@
     <w:lvlOverride w:ilvl="8"/>
   </w:num>
   <w:num w:numId="26" w16cid:durableId="1718312883">
-    <w:abstractNumId w:val="7"/>
+    <w:abstractNumId w:val="9"/>
     <w:lvlOverride w:ilvl="0">
       <w:startOverride w:val="1"/>
     </w:lvlOverride>
@@ -15094,7 +14966,16 @@
     <w:lvlOverride w:ilvl="8"/>
   </w:num>
   <w:num w:numId="27" w16cid:durableId="514468140">
-    <w:abstractNumId w:val="8"/>
+    <w:abstractNumId w:val="10"/>
+  </w:num>
+  <w:num w:numId="28" w16cid:durableId="863253985">
+    <w:abstractNumId w:val="17"/>
+  </w:num>
+  <w:num w:numId="29" w16cid:durableId="1814636472">
+    <w:abstractNumId w:val="3"/>
+  </w:num>
+  <w:num w:numId="30" w16cid:durableId="1611859889">
+    <w:abstractNumId w:val="6"/>
   </w:num>
   <w:numIdMacAtCleanup w:val="19"/>
 </w:numbering>

--- a/Features/CostsModule/Features/AdjudicacionesFeature/Templates/plantilla_suministro_con_placeholders.docx
+++ b/Features/CostsModule/Features/AdjudicacionesFeature/Templates/plantilla_suministro_con_placeholders.docx
@@ -8382,6 +8382,29 @@
           <w:szCs w:val="22"/>
         </w:rPr>
         <w:t>PRESUPUESTO, INDICACIONES, OTROS</w:t>
+      </w:r>
+    </w:p>
+    <w:p>
+      <w:pPr>
+        <w:ind w:left="0" w:firstLine="0"/>
+        <w:jc w:val="center"/>
+        <w:rPr>
+          <w:rFonts w:ascii="Arial Narrow" w:eastAsia="Arial Narrow" w:hAnsi="Arial Narrow" w:cs="Arial Narrow"/>
+          <w:b/>
+          <w:color w:val="FFFFFF" w:themeColor="background1"/>
+          <w:sz w:val="18"/>
+          <w:szCs w:val="18"/>
+        </w:rPr>
+      </w:pPr>
+      <w:r>
+        <w:rPr>
+          <w:rFonts w:ascii="Arial Narrow" w:eastAsia="Arial Narrow" w:hAnsi="Arial Narrow" w:cs="Arial Narrow"/>
+          <w:b/>
+          <w:color w:val="FFFFFF" w:themeColor="background1"/>
+          <w:sz w:val="18"/>
+          <w:szCs w:val="18"/>
+        </w:rPr>
+        <w:t>&lt;&lt;INSERTAR_COTIZACION_AQUI&gt;&gt;</w:t>
       </w:r>
     </w:p>
     <w:p>

--- a/Features/CostsModule/Features/AdjudicacionesFeature/Templates/plantilla_suministro_con_placeholders.docx
+++ b/Features/CostsModule/Features/AdjudicacionesFeature/Templates/plantilla_suministro_con_placeholders.docx
@@ -247,7 +247,6 @@
           <w:szCs w:val="24"/>
         </w:rPr>
       </w:pPr>
-      <w:proofErr w:type="gramStart"/>
       <w:r>
         <w:rPr>
           <w:rFonts w:ascii="Calibri" w:eastAsia="Calibri" w:hAnsi="Calibri" w:cs="Calibri"/>
@@ -255,9 +254,8 @@
           <w:sz w:val="24"/>
           <w:szCs w:val="24"/>
         </w:rPr>
-        <w:t>Precio a pagar</w:t>
-      </w:r>
-      <w:proofErr w:type="gramEnd"/>
+        <w:t xml:space="preserve">Precio a pagar por el contratante: </w:t>
+      </w:r>
       <w:r>
         <w:rPr>
           <w:rFonts w:ascii="Calibri" w:eastAsia="Calibri" w:hAnsi="Calibri" w:cs="Calibri"/>
@@ -265,7 +263,7 @@
           <w:sz w:val="24"/>
           <w:szCs w:val="24"/>
         </w:rPr>
-        <w:t xml:space="preserve"> por el contratante: </w:t>
+        <w:tab/>
       </w:r>
       <w:r>
         <w:rPr>
@@ -283,16 +281,7 @@
           <w:sz w:val="24"/>
           <w:szCs w:val="24"/>
         </w:rPr>
-        <w:tab/>
-      </w:r>
-      <w:r>
-        <w:rPr>
-          <w:rFonts w:ascii="Calibri" w:eastAsia="Calibri" w:hAnsi="Calibri" w:cs="Calibri"/>
-          <w:color w:val="000000"/>
-          <w:sz w:val="24"/>
-          <w:szCs w:val="24"/>
-        </w:rPr>
-        <w:t>{{MONTO}} (inc. IGV)</w:t>
+        <w:t>{{MONTO_CON_IGV}}</w:t>
       </w:r>
     </w:p>
     <w:p>
@@ -614,8 +603,8 @@
         <w:rPr>
           <w:rFonts w:ascii="Calibri" w:eastAsia="Calibri" w:hAnsi="Calibri" w:cs="Calibri"/>
           <w:color w:val="000000"/>
-          <w:sz w:val="24"/>
-          <w:szCs w:val="24"/>
+          <w:sz w:val="22"/>
+          <w:szCs w:val="22"/>
         </w:rPr>
       </w:pPr>
       <w:r>
@@ -635,26 +624,7 @@
           <w:szCs w:val="24"/>
         </w:rPr>
         <w:tab/>
-        <w:t>PAGARÉ N°{{NUM_PAGARE}}{{PROYECTO_ABREVIATURA}}-{{AÑO_ACTUAL}} Y LETRA DE</w:t>
-      </w:r>
-    </w:p>
-    <w:p>
-      <w:pPr>
-        <w:pBdr>
-          <w:top w:val="nil"/>
-          <w:left w:val="nil"/>
-          <w:bottom w:val="nil"/>
-          <w:right w:val="nil"/>
-          <w:between w:val="nil"/>
-        </w:pBdr>
-        <w:ind w:left="4245" w:hanging="4245"/>
-        <w:rPr>
-          <w:rFonts w:ascii="Calibri" w:eastAsia="Calibri" w:hAnsi="Calibri" w:cs="Calibri"/>
-          <w:color w:val="000000"/>
-          <w:sz w:val="22"/>
-          <w:szCs w:val="22"/>
-        </w:rPr>
-      </w:pPr>
+      </w:r>
       <w:r>
         <w:rPr>
           <w:rFonts w:ascii="Calibri" w:eastAsia="Calibri" w:hAnsi="Calibri" w:cs="Calibri"/>
@@ -662,25 +632,7 @@
           <w:sz w:val="24"/>
           <w:szCs w:val="24"/>
         </w:rPr>
-        <w:tab/>
-      </w:r>
-      <w:r>
-        <w:rPr>
-          <w:rFonts w:ascii="Calibri" w:eastAsia="Calibri" w:hAnsi="Calibri" w:cs="Calibri"/>
-          <w:color w:val="000000"/>
-          <w:sz w:val="24"/>
-          <w:szCs w:val="24"/>
-        </w:rPr>
-        <w:tab/>
-      </w:r>
-      <w:r>
-        <w:rPr>
-          <w:rFonts w:ascii="Calibri" w:eastAsia="Calibri" w:hAnsi="Calibri" w:cs="Calibri"/>
-          <w:color w:val="000000"/>
-          <w:sz w:val="24"/>
-          <w:szCs w:val="24"/>
-        </w:rPr>
-        <w:t>GARANTÍA</w:t>
+        <w:t>{{TIPO_DOCUMENTO_GARANTÍA}}</w:t>
       </w:r>
     </w:p>
     <w:p>
@@ -3377,71 +3329,7 @@
           <w:sz w:val="22"/>
           <w:szCs w:val="22"/>
         </w:rPr>
-        <w:t xml:space="preserve">Un adelanto, equivalente al {{ADVANCE_PERCENTAGE}} de </w:t>
-      </w:r>
-      <w:r>
-        <w:rPr>
-          <w:rFonts w:ascii="Arial Narrow" w:hAnsi="Arial Narrow"/>
-          <w:b/>
-          <w:bCs/>
-          <w:sz w:val="22"/>
-          <w:szCs w:val="22"/>
-        </w:rPr>
-        <w:t>EL PRECIO</w:t>
-      </w:r>
-      <w:r>
-        <w:rPr>
-          <w:rFonts w:ascii="Arial Narrow" w:hAnsi="Arial Narrow"/>
-          <w:sz w:val="22"/>
-          <w:szCs w:val="22"/>
-        </w:rPr>
-        <w:t xml:space="preserve">, es decir la suma de </w:t>
-      </w:r>
-      <w:r>
-        <w:rPr>
-          <w:rFonts w:ascii="Arial Narrow" w:hAnsi="Arial Narrow"/>
-          <w:b/>
-          <w:bCs/>
-          <w:color w:val="000000" w:themeColor="text1"/>
-          <w:sz w:val="22"/>
-          <w:szCs w:val="22"/>
-        </w:rPr>
-        <w:t>S/ {{ADVANCE_AMOUNT}} ({{ADVANCE_AMOUNT_EN_PALABRAS}})</w:t>
-      </w:r>
-      <w:r>
-        <w:rPr>
-          <w:rFonts w:ascii="Arial Narrow" w:hAnsi="Arial Narrow"/>
-          <w:sz w:val="22"/>
-          <w:szCs w:val="22"/>
-        </w:rPr>
-        <w:t xml:space="preserve">, previa entrega de parte de </w:t>
-      </w:r>
-      <w:r>
-        <w:rPr>
-          <w:rFonts w:ascii="Arial Narrow" w:hAnsi="Arial Narrow"/>
-          <w:b/>
-          <w:bCs/>
-          <w:sz w:val="22"/>
-          <w:szCs w:val="22"/>
-        </w:rPr>
-        <w:t>EL SUMINISTRANTE</w:t>
-      </w:r>
-      <w:r>
-        <w:rPr>
-          <w:rFonts w:ascii="Arial Narrow" w:hAnsi="Arial Narrow"/>
-          <w:sz w:val="22"/>
-          <w:szCs w:val="22"/>
-        </w:rPr>
-        <w:t xml:space="preserve"> de un pagaré irrevocable incondicionada por el mismo importe, la misma que deberá encontrarse vigente por todo el plazo según cronograma, conforme se precisa en el ANEXO 2. EL SUMINISTRADO entregara a EL SUMINISTRANTE el presente adelanto dentro de los 10 días hábiles de presentada la factura por este concepto, - siempre que la referida factura sea emitida de acuerdo con las normas tributarias vigentes</w:t>
-      </w:r>
-      <w:r>
-        <w:rPr>
-          <w:rFonts w:ascii="Arial Narrow" w:hAnsi="Arial Narrow"/>
-          <w:color w:val="000000" w:themeColor="text1"/>
-          <w:sz w:val="22"/>
-          <w:szCs w:val="22"/>
-        </w:rPr>
-        <w:t>.</w:t>
+        <w:t>{{CLÁUSULAS_ADELANTO}}</w:t>
       </w:r>
     </w:p>
     <w:p>
@@ -3452,90 +3340,6 @@
           <w:tab w:val="left" w:pos="426"/>
         </w:tabs>
         <w:ind w:left="1276" w:firstLine="0"/>
-        <w:jc w:val="both"/>
-        <w:rPr>
-          <w:rFonts w:ascii="Arial Narrow" w:hAnsi="Arial Narrow"/>
-          <w:sz w:val="22"/>
-          <w:szCs w:val="22"/>
-        </w:rPr>
-      </w:pPr>
-    </w:p>
-    <w:p>
-      <w:pPr>
-        <w:pStyle w:val="Prrafodelista"/>
-        <w:numPr>
-          <w:ilvl w:val="2"/>
-          <w:numId w:val="22"/>
-        </w:numPr>
-        <w:tabs>
-          <w:tab w:val="left" w:pos="709"/>
-        </w:tabs>
-        <w:ind w:left="1276"/>
-        <w:jc w:val="both"/>
-        <w:rPr>
-          <w:rFonts w:ascii="Arial Narrow" w:hAnsi="Arial Narrow"/>
-          <w:color w:val="000000" w:themeColor="text1"/>
-          <w:sz w:val="22"/>
-          <w:szCs w:val="22"/>
-        </w:rPr>
-      </w:pPr>
-      <w:r>
-        <w:rPr>
-          <w:rFonts w:ascii="Arial Narrow" w:hAnsi="Arial Narrow"/>
-          <w:color w:val="000000" w:themeColor="text1"/>
-          <w:sz w:val="22"/>
-          <w:szCs w:val="22"/>
-        </w:rPr>
-        <w:t xml:space="preserve">El saldo equivalente a </w:t>
-      </w:r>
-      <w:r>
-        <w:rPr>
-          <w:rFonts w:ascii="Arial Narrow" w:hAnsi="Arial Narrow"/>
-          <w:b/>
-          <w:bCs/>
-          <w:color w:val="000000" w:themeColor="text1"/>
-          <w:sz w:val="22"/>
-          <w:szCs w:val="22"/>
-        </w:rPr>
-        <w:t>S/ {{DIFERENCIA_MONTO}} ({{DIFERENCIA_MONTO_EN_PALABRAS}})</w:t>
-      </w:r>
-      <w:r>
-        <w:rPr>
-          <w:rFonts w:ascii="Arial Narrow" w:hAnsi="Arial Narrow"/>
-          <w:color w:val="000000" w:themeColor="text1"/>
-          <w:sz w:val="22"/>
-          <w:szCs w:val="22"/>
-        </w:rPr>
-        <w:t xml:space="preserve"> será cancelado mediante valorizaciones conforme a los despachos establecidos en el Cronograma (ANEXO 2), mediante valorizaciones previa entrega del suministro, lo cual deberá ser cancelado a los diez (10) días hábiles siguientes de brindada la conformidad de </w:t>
-      </w:r>
-      <w:r>
-        <w:rPr>
-          <w:rFonts w:ascii="Arial Narrow" w:hAnsi="Arial Narrow"/>
-          <w:b/>
-          <w:bCs/>
-          <w:color w:val="000000" w:themeColor="text1"/>
-          <w:sz w:val="22"/>
-          <w:szCs w:val="22"/>
-        </w:rPr>
-        <w:t>EL SUMINISTRADO</w:t>
-      </w:r>
-      <w:r>
-        <w:rPr>
-          <w:rFonts w:ascii="Arial Narrow" w:hAnsi="Arial Narrow"/>
-          <w:color w:val="000000" w:themeColor="text1"/>
-          <w:sz w:val="22"/>
-          <w:szCs w:val="22"/>
-        </w:rPr>
-        <w:t xml:space="preserve"> del producto entregado, siempre que no hubiese observaciones sobre el suministro. </w:t>
-      </w:r>
-    </w:p>
-    <w:p>
-      <w:pPr>
-        <w:tabs>
-          <w:tab w:val="clear" w:pos="1440"/>
-          <w:tab w:val="left" w:pos="709"/>
-        </w:tabs>
-        <w:ind w:hanging="708"/>
         <w:jc w:val="both"/>
         <w:rPr>
           <w:rFonts w:ascii="Arial Narrow" w:hAnsi="Arial Narrow"/>
@@ -4135,7 +3939,6 @@
           <w:sz w:val="22"/>
           <w:szCs w:val="22"/>
         </w:rPr>
-        <w:lastRenderedPageBreak/>
         <w:t xml:space="preserve">Para casos en los que, durante la descarga de los materiales suministrados por </w:t>
       </w:r>
       <w:r>
@@ -4421,6 +4224,7 @@
           <w:sz w:val="22"/>
           <w:szCs w:val="22"/>
         </w:rPr>
+        <w:lastRenderedPageBreak/>
         <w:t xml:space="preserve">Las situaciones de fuerza mayor o caso fortuito no generan responsabilidad directa hacia </w:t>
       </w:r>
       <w:r>
@@ -5193,16 +4997,7 @@
           <w:sz w:val="22"/>
           <w:szCs w:val="22"/>
         </w:rPr>
-        <w:t xml:space="preserve"> será responsable de reemplazar los materiales sin costo alguno por parte </w:t>
-      </w:r>
-      <w:r>
-        <w:rPr>
-          <w:rFonts w:ascii="Arial Narrow" w:hAnsi="Arial Narrow"/>
-          <w:sz w:val="22"/>
-          <w:szCs w:val="22"/>
-        </w:rPr>
-        <w:lastRenderedPageBreak/>
-        <w:t>del</w:t>
+        <w:t xml:space="preserve"> será responsable de reemplazar los materiales sin costo alguno por parte del</w:t>
       </w:r>
       <w:r>
         <w:rPr>
@@ -5375,6 +5170,7 @@
           <w:sz w:val="22"/>
           <w:szCs w:val="22"/>
         </w:rPr>
+        <w:lastRenderedPageBreak/>
         <w:t xml:space="preserve">Asumir la responsabilidad prevista del articulo 1783 y 1784 del Código Civil que se pudiera derivar como consecuencia del suministro que efectúe. Esta responsabilidad podrá ser exigida por </w:t>
       </w:r>
       <w:r>
@@ -5498,6 +5294,29 @@
           <w:szCs w:val="22"/>
         </w:rPr>
         <w:t xml:space="preserve"> </w:t>
+      </w:r>
+    </w:p>
+    <w:p>
+      <w:pPr>
+        <w:pStyle w:val="Prrafodelista"/>
+        <w:numPr>
+          <w:ilvl w:val="1"/>
+          <w:numId w:val="9"/>
+        </w:numPr>
+        <w:jc w:val="both"/>
+        <w:rPr>
+          <w:rFonts w:ascii="Arial Narrow" w:hAnsi="Arial Narrow"/>
+          <w:sz w:val="22"/>
+          <w:szCs w:val="22"/>
+        </w:rPr>
+      </w:pPr>
+      <w:r>
+        <w:rPr>
+          <w:rFonts w:ascii="Arial Narrow" w:hAnsi="Arial Narrow"/>
+          <w:sz w:val="22"/>
+          <w:szCs w:val="22"/>
+        </w:rPr>
+        <w:t>{{CLÁUSULAS}}</w:t>
       </w:r>
     </w:p>
     <w:p>
@@ -6295,7 +6114,6 @@
           <w:szCs w:val="22"/>
           <w:u w:val="single"/>
         </w:rPr>
-        <w:lastRenderedPageBreak/>
         <w:t>De la garantía:</w:t>
       </w:r>
     </w:p>
@@ -6480,6 +6298,7 @@
           <w:sz w:val="22"/>
           <w:szCs w:val="22"/>
         </w:rPr>
+        <w:lastRenderedPageBreak/>
         <w:t xml:space="preserve">A efectos de garantizar cualquier gasto adicional en el que tenga que incurrir </w:t>
       </w:r>
       <w:r>
@@ -7252,112 +7071,120 @@
           <w:sz w:val="22"/>
           <w:szCs w:val="22"/>
         </w:rPr>
+        <w:t>La resolución operará de pleno derecho, cuando la parte que incumpla reciba de la otra parte una comunicación notarial haciendo valer lo estipulado en el presente numeral.</w:t>
+      </w:r>
+    </w:p>
+    <w:p>
+      <w:pPr>
+        <w:tabs>
+          <w:tab w:val="clear" w:pos="1440"/>
+        </w:tabs>
+        <w:ind w:left="426" w:firstLine="0"/>
+        <w:jc w:val="both"/>
+        <w:rPr>
+          <w:rFonts w:ascii="Arial Narrow" w:hAnsi="Arial Narrow"/>
+          <w:sz w:val="22"/>
+          <w:szCs w:val="22"/>
+        </w:rPr>
+      </w:pPr>
+    </w:p>
+    <w:p>
+      <w:pPr>
+        <w:tabs>
+          <w:tab w:val="clear" w:pos="1440"/>
+        </w:tabs>
+        <w:ind w:left="426" w:firstLine="0"/>
+        <w:jc w:val="both"/>
+        <w:rPr>
+          <w:rFonts w:ascii="Arial Narrow" w:hAnsi="Arial Narrow"/>
+          <w:b/>
+          <w:bCs/>
+          <w:sz w:val="22"/>
+          <w:szCs w:val="22"/>
+        </w:rPr>
+      </w:pPr>
+      <w:r>
+        <w:rPr>
+          <w:rFonts w:ascii="Arial Narrow" w:hAnsi="Arial Narrow"/>
+          <w:sz w:val="22"/>
+          <w:szCs w:val="22"/>
+        </w:rPr>
+        <w:t xml:space="preserve">La utilización de la presente cláusula no genera obligación indemnizatoria alguna a cargo de </w:t>
+      </w:r>
+      <w:r>
+        <w:rPr>
+          <w:rFonts w:ascii="Arial Narrow" w:hAnsi="Arial Narrow"/>
+          <w:b/>
+          <w:bCs/>
+          <w:sz w:val="22"/>
+          <w:szCs w:val="22"/>
+        </w:rPr>
+        <w:t>EL SUMINISTRADO.</w:t>
+      </w:r>
+    </w:p>
+    <w:p>
+      <w:pPr>
+        <w:tabs>
+          <w:tab w:val="clear" w:pos="1440"/>
+        </w:tabs>
+        <w:ind w:left="426" w:firstLine="0"/>
+        <w:jc w:val="both"/>
+        <w:rPr>
+          <w:rFonts w:ascii="Arial Narrow" w:hAnsi="Arial Narrow"/>
+          <w:b/>
+          <w:bCs/>
+          <w:sz w:val="22"/>
+          <w:szCs w:val="22"/>
+        </w:rPr>
+      </w:pPr>
+    </w:p>
+    <w:p>
+      <w:pPr>
+        <w:tabs>
+          <w:tab w:val="clear" w:pos="1440"/>
+        </w:tabs>
+        <w:ind w:left="426" w:hanging="426"/>
+        <w:jc w:val="both"/>
+        <w:rPr>
+          <w:rFonts w:ascii="Arial Narrow" w:hAnsi="Arial Narrow"/>
+          <w:sz w:val="22"/>
+          <w:szCs w:val="22"/>
+        </w:rPr>
+      </w:pPr>
+      <w:r>
+        <w:rPr>
+          <w:rFonts w:ascii="Arial Narrow" w:hAnsi="Arial Narrow"/>
+          <w:sz w:val="22"/>
+          <w:szCs w:val="22"/>
+        </w:rPr>
+        <w:t xml:space="preserve">13.2.Sin perjuicio de lo señalado en el párrafo anterior, queda convenido que </w:t>
+      </w:r>
+      <w:r>
+        <w:rPr>
+          <w:rFonts w:ascii="Arial Narrow" w:hAnsi="Arial Narrow"/>
+          <w:b/>
+          <w:bCs/>
+          <w:sz w:val="22"/>
+          <w:szCs w:val="22"/>
+        </w:rPr>
+        <w:t>EL SUMINISTRADO</w:t>
+      </w:r>
+      <w:r>
+        <w:rPr>
+          <w:rFonts w:ascii="Arial Narrow" w:hAnsi="Arial Narrow"/>
+          <w:sz w:val="22"/>
+          <w:szCs w:val="22"/>
+        </w:rPr>
+        <w:t xml:space="preserve">, en cualquier momento podrá resolver el presente contrato, sin expresión de causa, cursando una comunicación notarial a la otra Parte en el domicilio señalado por esta última en el presente documento, con treinta (30) días calendario de anticipación a la fecha en que quede resuelto el contrato. De acuerdo con lo antes expresado, el contrato quedará resuelto </w:t>
+      </w:r>
+      <w:r>
+        <w:rPr>
+          <w:rFonts w:ascii="Arial Narrow" w:hAnsi="Arial Narrow"/>
+          <w:sz w:val="22"/>
+          <w:szCs w:val="22"/>
+        </w:rPr>
         <w:lastRenderedPageBreak/>
-        <w:t>La resolución operará de pleno derecho, cuando la parte que incumpla reciba de la otra parte una comunicación notarial haciendo valer lo estipulado en el presente numeral.</w:t>
-      </w:r>
-    </w:p>
-    <w:p>
-      <w:pPr>
-        <w:tabs>
-          <w:tab w:val="clear" w:pos="1440"/>
-        </w:tabs>
-        <w:ind w:left="426" w:firstLine="0"/>
-        <w:jc w:val="both"/>
-        <w:rPr>
-          <w:rFonts w:ascii="Arial Narrow" w:hAnsi="Arial Narrow"/>
-          <w:sz w:val="22"/>
-          <w:szCs w:val="22"/>
-        </w:rPr>
-      </w:pPr>
-    </w:p>
-    <w:p>
-      <w:pPr>
-        <w:tabs>
-          <w:tab w:val="clear" w:pos="1440"/>
-        </w:tabs>
-        <w:ind w:left="426" w:firstLine="0"/>
-        <w:jc w:val="both"/>
-        <w:rPr>
-          <w:rFonts w:ascii="Arial Narrow" w:hAnsi="Arial Narrow"/>
-          <w:b/>
-          <w:bCs/>
-          <w:sz w:val="22"/>
-          <w:szCs w:val="22"/>
-        </w:rPr>
-      </w:pPr>
-      <w:r>
-        <w:rPr>
-          <w:rFonts w:ascii="Arial Narrow" w:hAnsi="Arial Narrow"/>
-          <w:sz w:val="22"/>
-          <w:szCs w:val="22"/>
-        </w:rPr>
-        <w:t xml:space="preserve">La utilización de la presente cláusula no genera obligación indemnizatoria alguna a cargo de </w:t>
-      </w:r>
-      <w:r>
-        <w:rPr>
-          <w:rFonts w:ascii="Arial Narrow" w:hAnsi="Arial Narrow"/>
-          <w:b/>
-          <w:bCs/>
-          <w:sz w:val="22"/>
-          <w:szCs w:val="22"/>
-        </w:rPr>
-        <w:t>EL SUMINISTRADO.</w:t>
-      </w:r>
-    </w:p>
-    <w:p>
-      <w:pPr>
-        <w:tabs>
-          <w:tab w:val="clear" w:pos="1440"/>
-        </w:tabs>
-        <w:ind w:left="426" w:firstLine="0"/>
-        <w:jc w:val="both"/>
-        <w:rPr>
-          <w:rFonts w:ascii="Arial Narrow" w:hAnsi="Arial Narrow"/>
-          <w:b/>
-          <w:bCs/>
-          <w:sz w:val="22"/>
-          <w:szCs w:val="22"/>
-        </w:rPr>
-      </w:pPr>
-    </w:p>
-    <w:p>
-      <w:pPr>
-        <w:tabs>
-          <w:tab w:val="clear" w:pos="1440"/>
-        </w:tabs>
-        <w:ind w:left="426" w:hanging="426"/>
-        <w:jc w:val="both"/>
-        <w:rPr>
-          <w:rFonts w:ascii="Arial Narrow" w:hAnsi="Arial Narrow"/>
-          <w:sz w:val="22"/>
-          <w:szCs w:val="22"/>
-        </w:rPr>
-      </w:pPr>
-      <w:r>
-        <w:rPr>
-          <w:rFonts w:ascii="Arial Narrow" w:hAnsi="Arial Narrow"/>
-          <w:sz w:val="22"/>
-          <w:szCs w:val="22"/>
-        </w:rPr>
-        <w:t xml:space="preserve">13.2.Sin perjuicio de lo señalado en el párrafo anterior, queda convenido que </w:t>
-      </w:r>
-      <w:r>
-        <w:rPr>
-          <w:rFonts w:ascii="Arial Narrow" w:hAnsi="Arial Narrow"/>
-          <w:b/>
-          <w:bCs/>
-          <w:sz w:val="22"/>
-          <w:szCs w:val="22"/>
-        </w:rPr>
-        <w:t>EL SUMINISTRADO</w:t>
-      </w:r>
-      <w:r>
-        <w:rPr>
-          <w:rFonts w:ascii="Arial Narrow" w:hAnsi="Arial Narrow"/>
-          <w:sz w:val="22"/>
-          <w:szCs w:val="22"/>
-        </w:rPr>
-        <w:t>, en cualquier momento podrá resolver el presente contrato, sin expresión de causa, cursando una comunicación notarial a la otra Parte en el domicilio señalado por esta última en el presente documento, con treinta (30) días calendario de anticipación a la fecha en que quede resuelto el contrato. De acuerdo con lo antes expresado, el contrato quedará resuelto automáticamente, de pleno derecho, en el momento en que transcurran los treinta (30) días calendario contados a partir de la entrega de la carta notarial, no siendo necesario que se curse ninguna comunicación adicional respecto a la mencionada resolución. La decisión de resolución expresada en el presente párrafo no generará a favor del otro parte derecho a reclamar daños, perjuicios, lucro cesante ni cualquier otro concepto, ni judicial ni extrajudicialmente.</w:t>
+        <w:t>automáticamente, de pleno derecho, en el momento en que transcurran los treinta (30) días calendario contados a partir de la entrega de la carta notarial, no siendo necesario que se curse ninguna comunicación adicional respecto a la mencionada resolución. La decisión de resolución expresada en el presente párrafo no generará a favor del otro parte derecho a reclamar daños, perjuicios, lucro cesante ni cualquier otro concepto, ni judicial ni extrajudicialmente.</w:t>
       </w:r>
     </w:p>
     <w:p>
@@ -7882,7 +7709,6 @@
           <w:sz w:val="22"/>
           <w:szCs w:val="22"/>
         </w:rPr>
-        <w:lastRenderedPageBreak/>
         <w:t xml:space="preserve">EL SUMINISTRANTE </w:t>
       </w:r>
       <w:r>
@@ -8033,7 +7859,16 @@
           <w:sz w:val="22"/>
           <w:szCs w:val="22"/>
         </w:rPr>
-        <w:t xml:space="preserve"> o las empresas pertenecientes a su Grupo Empresarial, derivado del incumplimiento de cualquiera de las obligaciones que le corresponden según  lo establecido en el presente </w:t>
+        <w:t xml:space="preserve"> o las empresas pertenecientes a su Grupo Empresarial, derivado del incumplimiento de cualquiera de las obligaciones que le </w:t>
+      </w:r>
+      <w:r>
+        <w:rPr>
+          <w:rFonts w:ascii="Arial Narrow" w:hAnsi="Arial Narrow"/>
+          <w:sz w:val="22"/>
+          <w:szCs w:val="22"/>
+        </w:rPr>
+        <w:lastRenderedPageBreak/>
+        <w:t xml:space="preserve">corresponden según  lo establecido en el presente </w:t>
       </w:r>
       <w:r>
         <w:rPr>
@@ -15634,7 +15469,6 @@
   <w:style w:type="character" w:default="1" w:styleId="Fuentedeprrafopredeter">
     <w:name w:val="Default Paragraph Font"/>
     <w:uiPriority w:val="1"/>
-    <w:semiHidden/>
     <w:unhideWhenUsed/>
   </w:style>
   <w:style w:type="table" w:default="1" w:styleId="Tablanormal">

--- a/Features/CostsModule/Features/AdjudicacionesFeature/Templates/plantilla_suministro_con_placeholders.docx
+++ b/Features/CostsModule/Features/AdjudicacionesFeature/Templates/plantilla_suministro_con_placeholders.docx
@@ -934,7 +934,16 @@
           <w:szCs w:val="24"/>
         </w:rPr>
         <w:tab/>
-        <w:t>Quincenal</w:t>
+      </w:r>
+      <w:r>
+        <w:rPr>
+          <w:rFonts w:ascii="Calibri" w:eastAsia="Calibri" w:hAnsi="Calibri" w:cs="Calibri"/>
+          <w:color w:val="000000"/>
+          <w:sz w:val="24"/>
+          <w:szCs w:val="24"/>
+          <w:lang w:val="es-ES"/>
+        </w:rPr>
+        <w:t>{{FORMA_DE_VALORIZACIÓN}}</w:t>
       </w:r>
     </w:p>
     <w:p>
@@ -8239,7 +8248,53 @@
           <w:sz w:val="18"/>
           <w:szCs w:val="18"/>
         </w:rPr>
+        <w:t>&lt;&lt;INSERTAR_ORDEN_DE_SERVICIO_AQUI&gt;&gt;</w:t>
+      </w:r>
+    </w:p>
+    <w:p>
+      <w:pPr>
+        <w:ind w:left="0" w:firstLine="0"/>
+        <w:jc w:val="center"/>
+        <w:rPr>
+          <w:rFonts w:ascii="Arial Narrow" w:eastAsia="Arial Narrow" w:hAnsi="Arial Narrow" w:cs="Arial Narrow"/>
+          <w:b/>
+          <w:color w:val="FFFFFF" w:themeColor="background1"/>
+          <w:sz w:val="18"/>
+          <w:szCs w:val="18"/>
+        </w:rPr>
+      </w:pPr>
+      <w:r>
+        <w:rPr>
+          <w:rFonts w:ascii="Arial Narrow" w:eastAsia="Arial Narrow" w:hAnsi="Arial Narrow" w:cs="Arial Narrow"/>
+          <w:b/>
+          <w:color w:val="FFFFFF" w:themeColor="background1"/>
+          <w:sz w:val="18"/>
+          <w:szCs w:val="18"/>
+        </w:rPr>
         <w:t>&lt;&lt;INSERTAR_COTIZACION_AQUI&gt;&gt;</w:t>
+      </w:r>
+    </w:p>
+    <w:p>
+      <w:pPr>
+        <w:ind w:left="0" w:firstLine="0"/>
+        <w:jc w:val="center"/>
+        <w:rPr>
+          <w:rFonts w:ascii="Arial Narrow" w:eastAsia="Arial Narrow" w:hAnsi="Arial Narrow" w:cs="Arial Narrow"/>
+          <w:b/>
+          <w:color w:val="FFFFFF" w:themeColor="background1"/>
+          <w:sz w:val="18"/>
+          <w:szCs w:val="18"/>
+        </w:rPr>
+      </w:pPr>
+      <w:r>
+        <w:rPr>
+          <w:rFonts w:ascii="Arial Narrow" w:eastAsia="Arial Narrow" w:hAnsi="Arial Narrow" w:cs="Arial Narrow"/>
+          <w:b/>
+          <w:color w:val="FFFFFF" w:themeColor="background1"/>
+          <w:sz w:val="18"/>
+          <w:szCs w:val="18"/>
+        </w:rPr>
+        <w:t>&lt;&lt;INSERTAR_FICHA_TÉCNICA_AQUI&gt;&gt;</w:t>
       </w:r>
     </w:p>
     <w:p>
@@ -8391,6 +8446,33 @@
           <w:lang w:val="es-PE" w:eastAsia="es-PE"/>
         </w:rPr>
         <w:t>Entregas parciales permitidas.</w:t>
+      </w:r>
+    </w:p>
+    <w:p>
+      <w:pPr>
+        <w:pStyle w:val="Prrafodelista"/>
+        <w:numPr>
+          <w:ilvl w:val="0"/>
+          <w:numId w:val="23"/>
+        </w:numPr>
+        <w:jc w:val="center"/>
+        <w:rPr>
+          <w:rFonts w:ascii="Arial Narrow" w:eastAsia="Arial Narrow" w:hAnsi="Arial Narrow" w:cs="Arial Narrow"/>
+          <w:b/>
+          <w:color w:val="FFFFFF" w:themeColor="background1"/>
+          <w:sz w:val="18"/>
+          <w:szCs w:val="18"/>
+        </w:rPr>
+      </w:pPr>
+      <w:r>
+        <w:rPr>
+          <w:rFonts w:ascii="Arial Narrow" w:eastAsia="Arial Narrow" w:hAnsi="Arial Narrow" w:cs="Arial Narrow"/>
+          <w:b/>
+          <w:color w:val="FFFFFF" w:themeColor="background1"/>
+          <w:sz w:val="18"/>
+          <w:szCs w:val="18"/>
+        </w:rPr>
+        <w:t>&lt;&lt;INSERTAR_CRONOGRAMA_AQUI&gt;&gt;</w:t>
       </w:r>
     </w:p>
     <w:p>
@@ -15469,6 +15551,7 @@
   <w:style w:type="character" w:default="1" w:styleId="Fuentedeprrafopredeter">
     <w:name w:val="Default Paragraph Font"/>
     <w:uiPriority w:val="1"/>
+    <w:semiHidden/>
     <w:unhideWhenUsed/>
   </w:style>
   <w:style w:type="table" w:default="1" w:styleId="Tablanormal">

--- a/Features/CostsModule/Features/AdjudicacionesFeature/Templates/plantilla_suministro_con_placeholders.docx
+++ b/Features/CostsModule/Features/AdjudicacionesFeature/Templates/plantilla_suministro_con_placeholders.docx
@@ -357,7 +357,7 @@
           <w:sz w:val="24"/>
           <w:szCs w:val="24"/>
         </w:rPr>
-        <w:t>{{ADVANCE_PERCENTAGE}} / S/ {{ADVANCE_AMOUNT}} (inc. IGV)</w:t>
+        <w:t>{{ADVANCE_PERCENTAGE}} / {{ADVANCE_AMOUNT}} (inc. IGV)</w:t>
       </w:r>
     </w:p>
     <w:p>
@@ -568,7 +568,16 @@
           <w:szCs w:val="24"/>
         </w:rPr>
         <w:tab/>
-        <w:t xml:space="preserve">- </w:t>
+      </w:r>
+      <w:r>
+        <w:rPr>
+          <w:rFonts w:ascii="Calibri" w:eastAsia="Calibri" w:hAnsi="Calibri" w:cs="Calibri"/>
+          <w:color w:val="000000"/>
+          <w:sz w:val="24"/>
+          <w:szCs w:val="24"/>
+          <w:lang w:val="es-ES"/>
+        </w:rPr>
+        <w:t>{{FONDO_GARANTÍA_PORCENTAJE}} Fondo de Garantía</w:t>
       </w:r>
     </w:p>
     <w:p>
@@ -5309,9 +5318,10 @@
       <w:pPr>
         <w:pStyle w:val="Prrafodelista"/>
         <w:numPr>
-          <w:ilvl w:val="1"/>
+          <w:ilvl w:val="2"/>
           <w:numId w:val="9"/>
         </w:numPr>
+        <w:ind w:left="1276" w:hanging="567"/>
         <w:jc w:val="both"/>
         <w:rPr>
           <w:rFonts w:ascii="Arial Narrow" w:hAnsi="Arial Narrow"/>
@@ -7938,15 +7948,52 @@
           <w:rFonts w:ascii="Arial Narrow" w:hAnsi="Arial Narrow"/>
           <w:sz w:val="22"/>
           <w:szCs w:val="22"/>
-        </w:rPr>
-      </w:pPr>
-      <w:r>
-        <w:rPr>
-          <w:rFonts w:ascii="Arial Narrow" w:hAnsi="Arial Narrow"/>
-          <w:sz w:val="22"/>
-          <w:szCs w:val="22"/>
-        </w:rPr>
-        <w:t>En señal de conformidad las pares suscriben el presente documento en la ciudad de Lima, al 10 de julio del 2025.</w:t>
+          <w:lang w:val="es-PE"/>
+        </w:rPr>
+      </w:pPr>
+      <w:r>
+        <w:rPr>
+          <w:rFonts w:ascii="Arial Narrow" w:hAnsi="Arial Narrow"/>
+          <w:sz w:val="22"/>
+          <w:szCs w:val="22"/>
+        </w:rPr>
+        <w:t>En señal de conformidad las pares suscriben el presente documento en la ciudad de Lima, al</w:t>
+      </w:r>
+      <w:r>
+        <w:rPr>
+          <w:rFonts w:ascii="Arial Narrow" w:hAnsi="Arial Narrow"/>
+          <w:sz w:val="22"/>
+          <w:szCs w:val="22"/>
+        </w:rPr>
+        <w:t xml:space="preserve"> </w:t>
+      </w:r>
+      <w:r>
+        <w:rPr>
+          <w:rFonts w:ascii="Arial Narrow" w:hAnsi="Arial Narrow"/>
+          <w:sz w:val="22"/>
+          <w:szCs w:val="22"/>
+          <w:lang w:val="es-PE"/>
+        </w:rPr>
+        <w:t>{{FECHA_FIRMA_DEL_CONTRATO}}</w:t>
+      </w:r>
+    </w:p>
+    <w:p>
+      <w:pPr>
+        <w:ind w:left="0" w:firstLine="0"/>
+        <w:jc w:val="both"/>
+        <w:rPr>
+          <w:rFonts w:ascii="Arial Narrow" w:hAnsi="Arial Narrow"/>
+          <w:sz w:val="22"/>
+          <w:szCs w:val="22"/>
+        </w:rPr>
+      </w:pPr>
+      <w:r>
+        <w:rPr>
+          <w:rFonts w:ascii="Arial Narrow" w:hAnsi="Arial Narrow"/>
+          <w:sz w:val="22"/>
+          <w:szCs w:val="22"/>
+        </w:rPr>
+        <w:t>.</w:t>
       </w:r>
     </w:p>
     <w:p>
@@ -8092,7 +8139,7 @@
         <w:tabs>
           <w:tab w:val="clear" w:pos="1440"/>
         </w:tabs>
-        <w:ind w:left="720" w:firstLine="720"/>
+        <w:ind w:firstLine="720"/>
         <w:jc w:val="both"/>
         <w:rPr>
           <w:rFonts w:ascii="Arial Narrow" w:hAnsi="Arial Narrow"/>
@@ -8573,21 +8620,12 @@
       </w:pPr>
       <w:r>
         <w:rPr>
-          <w:rFonts w:ascii="Arial Narrow" w:hAnsi="Arial Narrow" w:cs="SymbolMT"/>
-          <w:sz w:val="22"/>
-          <w:szCs w:val="22"/>
-          <w:lang w:val="es-PE" w:eastAsia="es-PE"/>
-        </w:rPr>
-        <w:t xml:space="preserve">• </w:t>
-      </w:r>
-      <w:r>
-        <w:rPr>
-          <w:rFonts w:ascii="Arial Narrow" w:hAnsi="Arial Narrow" w:cs="Calibri"/>
-          <w:sz w:val="22"/>
-          <w:szCs w:val="22"/>
-          <w:lang w:val="es-PE" w:eastAsia="es-PE"/>
-        </w:rPr>
-        <w:t>20% de adelanto del monto total con la firma de este contra letra de garantía y pagaré</w:t>
+          <w:rFonts w:ascii="Arial Narrow" w:hAnsi="Arial Narrow" w:cs="Calibri"/>
+          <w:sz w:val="22"/>
+          <w:szCs w:val="22"/>
+          <w:lang w:val="es-PE" w:eastAsia="es-PE"/>
+        </w:rPr>
+        <w:t>{{CLÁUSULA_ANEXO_3_PAGARÉ}}</w:t>
       </w:r>
     </w:p>
     <w:p>
@@ -15551,7 +15589,6 @@
   <w:style w:type="character" w:default="1" w:styleId="Fuentedeprrafopredeter">
     <w:name w:val="Default Paragraph Font"/>
     <w:uiPriority w:val="1"/>
-    <w:semiHidden/>
     <w:unhideWhenUsed/>
   </w:style>
   <w:style w:type="table" w:default="1" w:styleId="Tablanormal">
@@ -16202,6 +16239,18 @@
       <w:szCs w:val="18"/>
     </w:rPr>
   </w:style>
+  <w:style w:type="paragraph" w:styleId="NormalWeb">
+    <w:name w:val="Normal (Web)"/>
+    <w:basedOn w:val="Normal"/>
+    <w:uiPriority w:val="99"/>
+    <w:semiHidden/>
+    <w:unhideWhenUsed/>
+    <w:rsid w:val="00302930"/>
+    <w:rPr>
+      <w:sz w:val="24"/>
+      <w:szCs w:val="24"/>
+    </w:rPr>
+  </w:style>
 </w:styles>
 </file>
 

--- a/Features/CostsModule/Features/AdjudicacionesFeature/Templates/plantilla_suministro_con_placeholders.docx
+++ b/Features/CostsModule/Features/AdjudicacionesFeature/Templates/plantilla_suministro_con_placeholders.docx
@@ -1502,7 +1502,25 @@
           <w:sz w:val="22"/>
           <w:szCs w:val="22"/>
         </w:rPr>
-        <w:t xml:space="preserve"> es una persona jurídica de Derecho Privado, constituida de acuerdo a las Leyes de la República del Perú, que se dedica a la construcción y venta de inmuebles en el territorio nacional. En ese sentido, </w:t>
+        <w:t xml:space="preserve"> es una persona jurídica de Derecho Privado, constituida </w:t>
+      </w:r>
+      <w:proofErr w:type="gramStart"/>
+      <w:r>
+        <w:rPr>
+          <w:rFonts w:ascii="Arial Narrow" w:hAnsi="Arial Narrow"/>
+          <w:sz w:val="22"/>
+          <w:szCs w:val="22"/>
+        </w:rPr>
+        <w:t>de acuerdo a</w:t>
+      </w:r>
+      <w:proofErr w:type="gramEnd"/>
+      <w:r>
+        <w:rPr>
+          <w:rFonts w:ascii="Arial Narrow" w:hAnsi="Arial Narrow"/>
+          <w:sz w:val="22"/>
+          <w:szCs w:val="22"/>
+        </w:rPr>
+        <w:t xml:space="preserve"> las Leyes de la República del Perú, que se dedica a la construcción y venta de inmuebles en el territorio nacional. En ese sentido, </w:t>
       </w:r>
       <w:r>
         <w:rPr>
@@ -1544,7 +1562,31 @@
           <w:sz w:val="22"/>
           <w:szCs w:val="22"/>
         </w:rPr>
-        <w:t>el mismo que será ejecutado en un terreno de su propiedad ubicado en {{PROYECTO_UBICACION}}.</w:t>
+        <w:t>el mismo que será ejecutado en un terreno de su propiedad ubicado en {</w:t>
+      </w:r>
+      <w:r>
+        <w:rPr>
+          <w:rFonts w:ascii="Arial Narrow" w:eastAsia="Arial Narrow" w:hAnsi="Arial Narrow" w:cs="Arial Narrow"/>
+          <w:sz w:val="22"/>
+          <w:szCs w:val="22"/>
+        </w:rPr>
+        <w:t>{</w:t>
+      </w:r>
+      <w:r>
+        <w:rPr>
+          <w:rFonts w:ascii="Arial Narrow" w:eastAsia="Arial Narrow" w:hAnsi="Arial Narrow" w:cs="Arial Narrow"/>
+          <w:sz w:val="22"/>
+          <w:szCs w:val="22"/>
+        </w:rPr>
+        <w:t>PROYECTO_UBICACION_OBRA</w:t>
+      </w:r>
+      <w:r>
+        <w:rPr>
+          <w:rFonts w:ascii="Arial Narrow" w:eastAsia="Arial Narrow" w:hAnsi="Arial Narrow" w:cs="Arial Narrow"/>
+          <w:sz w:val="22"/>
+          <w:szCs w:val="22"/>
+        </w:rPr>
+        <w:t>}}.</w:t>
       </w:r>
     </w:p>
     <w:p>
@@ -8870,7 +8912,25 @@
           <w:szCs w:val="22"/>
           <w:lang w:val="es-PE" w:eastAsia="es-PE"/>
         </w:rPr>
-        <w:t>1. Periodo de validez de la garantía: 2 años.</w:t>
+        <w:t xml:space="preserve">1. Periodo de validez de la garantía: </w:t>
+      </w:r>
+      <w:r>
+        <w:rPr>
+          <w:rFonts w:ascii="Arial Narrow" w:hAnsi="Arial Narrow" w:cs="Calibri"/>
+          <w:sz w:val="22"/>
+          <w:szCs w:val="22"/>
+          <w:lang w:val="es-PE" w:eastAsia="es-PE"/>
+        </w:rPr>
+        <w:t>{{PERIODO_VALIDEZ_GARANTIA}}</w:t>
+      </w:r>
+      <w:r>
+        <w:rPr>
+          <w:rFonts w:ascii="Arial Narrow" w:hAnsi="Arial Narrow" w:cs="Calibri"/>
+          <w:sz w:val="22"/>
+          <w:szCs w:val="22"/>
+          <w:lang w:val="es-PE" w:eastAsia="es-PE"/>
+        </w:rPr>
+        <w:t>.</w:t>
       </w:r>
     </w:p>
     <w:p>

--- a/Features/CostsModule/Features/AdjudicacionesFeature/Templates/plantilla_suministro_con_placeholders.docx
+++ b/Features/CostsModule/Features/AdjudicacionesFeature/Templates/plantilla_suministro_con_placeholders.docx
@@ -357,7 +357,7 @@
           <w:sz w:val="24"/>
           <w:szCs w:val="24"/>
         </w:rPr>
-        <w:t>{{ADVANCE_PERCENTAGE}} / {{ADVANCE_AMOUNT}} (inc. IGV)</w:t>
+        <w:t>{{HOJA_RESUMEN_ADELANTO_MONTO}}</w:t>
       </w:r>
     </w:p>
     <w:p>
@@ -678,6 +678,7 @@
           <w:color w:val="000000"/>
           <w:sz w:val="24"/>
           <w:szCs w:val="24"/>
+          <w:u w:val="single"/>
         </w:rPr>
       </w:pPr>
       <w:r>
@@ -728,11 +729,12 @@
       <w:r>
         <w:rPr>
           <w:rFonts w:ascii="Calibri" w:eastAsia="Calibri" w:hAnsi="Calibri" w:cs="Calibri"/>
-          <w:color w:val="000000"/>
+          <w:color w:val="000000" w:themeColor="text1"/>
           <w:sz w:val="24"/>
           <w:szCs w:val="24"/>
-        </w:rPr>
-        <w:t>{{ADVANCE_AMOUNT}} (inc. IGV)</w:t>
+          <w:lang w:val="es-ES"/>
+        </w:rPr>
+        <w:t>{{ADVANCE_AMOUNT}}</w:t>
       </w:r>
     </w:p>
     <w:p>
@@ -870,7 +872,15 @@
           <w:szCs w:val="24"/>
         </w:rPr>
         <w:tab/>
-        <w:t>{{FORMA_DE_PAGO}}</w:t>
+      </w:r>
+      <w:r>
+        <w:rPr>
+          <w:rFonts w:ascii="Calibri" w:eastAsia="Calibri" w:hAnsi="Calibri" w:cs="Calibri"/>
+          <w:color w:val="000000"/>
+          <w:sz w:val="24"/>
+          <w:szCs w:val="24"/>
+        </w:rPr>
+        <w:t>{{HOJA_RESUMEN_FORMA_DE_PAGO}}</w:t>
       </w:r>
     </w:p>
     <w:p>
@@ -1065,7 +1075,29 @@
           <w:szCs w:val="22"/>
           <w:u w:val="single"/>
         </w:rPr>
-        <w:t>{PROYECTO_ABREVIATURA}}-{{AÑO_ACTUAL}} A {{TIPO_CONTRATO}} POR EL {{PARTIDA}}</w:t>
+        <w:t xml:space="preserve">{PROYECTO_ABREVIATURA}}-{{AÑO_ACTUAL}} A </w:t>
+      </w:r>
+      <w:r>
+        <w:rPr>
+          <w:rFonts w:ascii="Arial Narrow" w:eastAsia="Arial Narrow" w:hAnsi="Arial Narrow" w:cs="Arial Narrow"/>
+          <w:b/>
+          <w:color w:val="000000"/>
+          <w:sz w:val="22"/>
+          <w:szCs w:val="22"/>
+          <w:u w:val="single"/>
+        </w:rPr>
+        <w:t>{{TIPO_CONTRATO_MAYÚSCULA}}</w:t>
+      </w:r>
+      <w:r>
+        <w:rPr>
+          <w:rFonts w:ascii="Arial Narrow" w:eastAsia="Arial Narrow" w:hAnsi="Arial Narrow" w:cs="Arial Narrow"/>
+          <w:b/>
+          <w:color w:val="000000"/>
+          <w:sz w:val="22"/>
+          <w:szCs w:val="22"/>
+          <w:u w:val="single"/>
+        </w:rPr>
+        <w:t xml:space="preserve"> POR EL {{PARTIDA}}</w:t>
       </w:r>
     </w:p>
     <w:p>
@@ -1105,6 +1137,7 @@
         </w:rPr>
         <w:t xml:space="preserve">Conste por el presente CONTRATO DE OBRA </w:t>
       </w:r>
+      <w:proofErr w:type="spellStart"/>
       <w:r>
         <w:rPr>
           <w:rFonts w:ascii="Arial Narrow" w:eastAsia="Arial Narrow" w:hAnsi="Arial Narrow" w:cs="Arial Narrow"/>
@@ -1112,15 +1145,61 @@
           <w:sz w:val="22"/>
           <w:szCs w:val="22"/>
         </w:rPr>
-        <w:t xml:space="preserve">N°{{NUM_CONTRATO}}{{PROYECTO_ABREVIATURA}}-{{AÑO_ACTUAL}} </w:t>
-      </w:r>
+        <w:t>N°</w:t>
+      </w:r>
+      <w:proofErr w:type="spellEnd"/>
       <w:r>
         <w:rPr>
           <w:rFonts w:ascii="Arial Narrow" w:eastAsia="Arial Narrow" w:hAnsi="Arial Narrow" w:cs="Arial Narrow"/>
-          <w:sz w:val="22"/>
-          <w:szCs w:val="22"/>
-        </w:rPr>
-        <w:t xml:space="preserve">A {{TIPO_CONTRATO}} por el trabajo de </w:t>
+          <w:b/>
+          <w:sz w:val="22"/>
+          <w:szCs w:val="22"/>
+        </w:rPr>
+        <w:t>{{NUM_CONTRATO</w:t>
+      </w:r>
+      <w:proofErr w:type="gramStart"/>
+      <w:r>
+        <w:rPr>
+          <w:rFonts w:ascii="Arial Narrow" w:eastAsia="Arial Narrow" w:hAnsi="Arial Narrow" w:cs="Arial Narrow"/>
+          <w:b/>
+          <w:sz w:val="22"/>
+          <w:szCs w:val="22"/>
+        </w:rPr>
+        <w:t>}}{</w:t>
+      </w:r>
+      <w:proofErr w:type="gramEnd"/>
+      <w:r>
+        <w:rPr>
+          <w:rFonts w:ascii="Arial Narrow" w:eastAsia="Arial Narrow" w:hAnsi="Arial Narrow" w:cs="Arial Narrow"/>
+          <w:b/>
+          <w:sz w:val="22"/>
+          <w:szCs w:val="22"/>
+        </w:rPr>
+        <w:t xml:space="preserve">{PROYECTO_ABREVIATURA}}-{{AÑO_ACTUAL}} </w:t>
+      </w:r>
+      <w:r>
+        <w:rPr>
+          <w:rFonts w:ascii="Arial Narrow" w:eastAsia="Arial Narrow" w:hAnsi="Arial Narrow" w:cs="Arial Narrow"/>
+          <w:sz w:val="22"/>
+          <w:szCs w:val="22"/>
+        </w:rPr>
+        <w:t>A {{TIPO_CONTRATO</w:t>
+      </w:r>
+      <w:r>
+        <w:rPr>
+          <w:rFonts w:ascii="Arial Narrow" w:eastAsia="Arial Narrow" w:hAnsi="Arial Narrow" w:cs="Arial Narrow"/>
+          <w:sz w:val="22"/>
+          <w:szCs w:val="22"/>
+        </w:rPr>
+        <w:t>_MAYÚSCULA</w:t>
+      </w:r>
+      <w:r>
+        <w:rPr>
+          <w:rFonts w:ascii="Arial Narrow" w:eastAsia="Arial Narrow" w:hAnsi="Arial Narrow" w:cs="Arial Narrow"/>
+          <w:sz w:val="22"/>
+          <w:szCs w:val="22"/>
+        </w:rPr>
+        <w:t xml:space="preserve">}} por el trabajo de </w:t>
       </w:r>
       <w:r>
         <w:rPr>
@@ -3292,17 +3371,18 @@
           <w:rFonts w:ascii="Arial Narrow" w:hAnsi="Arial Narrow"/>
           <w:sz w:val="22"/>
           <w:szCs w:val="22"/>
-        </w:rPr>
-        <w:t>EN</w:t>
-      </w:r>
-      <w:r>
-        <w:rPr>
-          <w:rFonts w:ascii="Arial Narrow" w:hAnsi="Arial Narrow"/>
-          <w:sz w:val="22"/>
-          <w:szCs w:val="22"/>
           <w:u w:val="single"/>
         </w:rPr>
-        <w:t xml:space="preserve"> SOLES</w:t>
+        <w:t>{</w:t>
+      </w:r>
+      <w:r>
+        <w:rPr>
+          <w:rFonts w:ascii="Arial Narrow" w:hAnsi="Arial Narrow"/>
+          <w:sz w:val="22"/>
+          <w:szCs w:val="22"/>
+          <w:u w:val="single"/>
+        </w:rPr>
+        <w:t>{MONEDA}}</w:t>
       </w:r>
       <w:r>
         <w:rPr>
@@ -15649,6 +15729,7 @@
   <w:style w:type="character" w:default="1" w:styleId="Fuentedeprrafopredeter">
     <w:name w:val="Default Paragraph Font"/>
     <w:uiPriority w:val="1"/>
+    <w:semiHidden/>
     <w:unhideWhenUsed/>
   </w:style>
   <w:style w:type="table" w:default="1" w:styleId="Tablanormal">

--- a/Features/CostsModule/Features/AdjudicacionesFeature/Templates/plantilla_suministro_con_placeholders.docx
+++ b/Features/CostsModule/Features/AdjudicacionesFeature/Templates/plantilla_suministro_con_placeholders.docx
@@ -8417,7 +8417,7 @@
           <w:sz w:val="18"/>
           <w:szCs w:val="18"/>
         </w:rPr>
-        <w:t>&lt;&lt;INSERTAR_ORDEN_DE_SERVICIO_AQUI&gt;&gt;</w:t>
+        <w:t>&lt;&lt;INSERTAR_COTIZACION_AQUI&gt;&gt;</w:t>
       </w:r>
     </w:p>
     <w:p>
@@ -8440,7 +8440,7 @@
           <w:sz w:val="18"/>
           <w:szCs w:val="18"/>
         </w:rPr>
-        <w:t>&lt;&lt;INSERTAR_COTIZACION_AQUI&gt;&gt;</w:t>
+        <w:t>&lt;&lt;INSERTAR_ORDEN_DE_SERVICIO_AQUI&gt;&gt;</w:t>
       </w:r>
     </w:p>
     <w:p>

--- a/Features/CostsModule/Features/AdjudicacionesFeature/Templates/plantilla_suministro_con_placeholders.docx
+++ b/Features/CostsModule/Features/AdjudicacionesFeature/Templates/plantilla_suministro_con_placeholders.docx
@@ -3141,6 +3141,7 @@
           <w:color w:val="000000"/>
           <w:sz w:val="22"/>
           <w:szCs w:val="22"/>
+          <w:u w:val="single"/>
         </w:rPr>
       </w:pPr>
       <w:r>
@@ -3152,17 +3153,7 @@
           <w:szCs w:val="22"/>
           <w:u w:val="single"/>
         </w:rPr>
-        <w:t>CUARTA</w:t>
-      </w:r>
-      <w:r>
-        <w:rPr>
-          <w:rFonts w:ascii="Arial Narrow" w:eastAsia="Arial Narrow" w:hAnsi="Arial Narrow" w:cs="Arial Narrow"/>
-          <w:b/>
-          <w:color w:val="000000"/>
-          <w:sz w:val="22"/>
-          <w:szCs w:val="22"/>
-        </w:rPr>
-        <w:t>: VERIFICACIÓN Y EXPERIENCIA DEL CONTRATISTA</w:t>
+        <w:t>CUARTA: VERIFICACIÓN Y EXPERIENCIA DEL CONTRATISTA</w:t>
       </w:r>
     </w:p>
     <w:p>
@@ -3336,107 +3327,15 @@
           <w:sz w:val="22"/>
           <w:szCs w:val="22"/>
         </w:rPr>
-        <w:t xml:space="preserve">El monto total del </w:t>
-      </w:r>
-      <w:r>
-        <w:rPr>
-          <w:rFonts w:ascii="Arial Narrow" w:hAnsi="Arial Narrow"/>
-          <w:b/>
-          <w:bCs/>
-          <w:sz w:val="22"/>
-          <w:szCs w:val="22"/>
-        </w:rPr>
-        <w:t xml:space="preserve">CONTRATO DE SUMINISTRO </w:t>
-      </w:r>
-      <w:r>
-        <w:rPr>
-          <w:rFonts w:ascii="Arial Narrow" w:hAnsi="Arial Narrow"/>
-          <w:sz w:val="22"/>
-          <w:szCs w:val="22"/>
-        </w:rPr>
-        <w:t>por el concepto de</w:t>
-      </w:r>
-      <w:r>
-        <w:rPr>
-          <w:rFonts w:ascii="Arial Narrow" w:hAnsi="Arial Narrow"/>
-          <w:b/>
-          <w:bCs/>
-          <w:sz w:val="22"/>
-          <w:szCs w:val="22"/>
-        </w:rPr>
-        <w:t xml:space="preserve"> {{PARTIDA}} </w:t>
-      </w:r>
-      <w:r>
-        <w:rPr>
-          <w:rFonts w:ascii="Arial Narrow" w:hAnsi="Arial Narrow"/>
-          <w:sz w:val="22"/>
-          <w:szCs w:val="22"/>
-          <w:u w:val="single"/>
-        </w:rPr>
-        <w:t>{</w:t>
-      </w:r>
-      <w:r>
-        <w:rPr>
-          <w:rFonts w:ascii="Arial Narrow" w:hAnsi="Arial Narrow"/>
-          <w:sz w:val="22"/>
-          <w:szCs w:val="22"/>
-          <w:u w:val="single"/>
-        </w:rPr>
-        <w:t>{MONEDA}}</w:t>
-      </w:r>
-      <w:r>
-        <w:rPr>
-          <w:rFonts w:ascii="Arial Narrow" w:hAnsi="Arial Narrow"/>
-          <w:sz w:val="22"/>
-          <w:szCs w:val="22"/>
-        </w:rPr>
-        <w:t xml:space="preserve"> es de </w:t>
-      </w:r>
-      <w:r>
-        <w:rPr>
-          <w:rFonts w:ascii="Arial Narrow" w:hAnsi="Arial Narrow"/>
-          <w:b/>
-          <w:bCs/>
-          <w:sz w:val="22"/>
-          <w:szCs w:val="22"/>
-        </w:rPr>
-        <w:t xml:space="preserve">S/ {{MONTO}} ({{MONTO_EN_PALABRAS}}) </w:t>
-      </w:r>
-      <w:r>
-        <w:rPr>
-          <w:rFonts w:ascii="Arial Narrow" w:hAnsi="Arial Narrow"/>
-          <w:sz w:val="22"/>
-          <w:szCs w:val="22"/>
-        </w:rPr>
-        <w:t xml:space="preserve">incluido el I.G.V. (en adelante, </w:t>
-      </w:r>
-      <w:r>
-        <w:rPr>
-          <w:rFonts w:ascii="Arial Narrow" w:hAnsi="Arial Narrow"/>
-          <w:b/>
-          <w:bCs/>
-          <w:sz w:val="22"/>
-          <w:szCs w:val="22"/>
-        </w:rPr>
-        <w:t>EL PRECIO</w:t>
-      </w:r>
-      <w:r>
-        <w:rPr>
-          <w:rFonts w:ascii="Arial Narrow" w:hAnsi="Arial Narrow"/>
-          <w:sz w:val="22"/>
-          <w:szCs w:val="22"/>
-        </w:rPr>
-        <w:t>) que será cancelado de la siguiente forma:</w:t>
-      </w:r>
-    </w:p>
-    <w:p>
-      <w:pPr>
-        <w:pStyle w:val="Prrafodelista"/>
+        <w:t>{{CLAUSULA_MONTO_TOTAL}}</w:t>
+      </w:r>
+    </w:p>
+    <w:p>
+      <w:pPr>
         <w:tabs>
           <w:tab w:val="clear" w:pos="1440"/>
           <w:tab w:val="left" w:pos="426"/>
         </w:tabs>
-        <w:ind w:left="1080" w:firstLine="0"/>
         <w:jc w:val="both"/>
         <w:rPr>
           <w:rFonts w:ascii="Arial Narrow" w:hAnsi="Arial Narrow"/>
@@ -3450,12 +3349,11 @@
         <w:pStyle w:val="Prrafodelista"/>
         <w:numPr>
           <w:ilvl w:val="2"/>
-          <w:numId w:val="22"/>
+          <w:numId w:val="28"/>
         </w:numPr>
         <w:tabs>
           <w:tab w:val="left" w:pos="426"/>
         </w:tabs>
-        <w:ind w:left="1276"/>
         <w:jc w:val="both"/>
         <w:rPr>
           <w:rFonts w:ascii="Arial Narrow" w:hAnsi="Arial Narrow"/>
@@ -3474,12 +3372,11 @@
     </w:p>
     <w:p>
       <w:pPr>
-        <w:pStyle w:val="Prrafodelista"/>
         <w:tabs>
           <w:tab w:val="clear" w:pos="1440"/>
           <w:tab w:val="left" w:pos="426"/>
         </w:tabs>
-        <w:ind w:left="1276" w:firstLine="0"/>
+        <w:ind w:left="0" w:firstLine="0"/>
         <w:jc w:val="both"/>
         <w:rPr>
           <w:rFonts w:ascii="Arial Narrow" w:hAnsi="Arial Narrow"/>
@@ -4364,7 +4261,6 @@
           <w:sz w:val="22"/>
           <w:szCs w:val="22"/>
         </w:rPr>
-        <w:lastRenderedPageBreak/>
         <w:t xml:space="preserve">Las situaciones de fuerza mayor o caso fortuito no generan responsabilidad directa hacia </w:t>
       </w:r>
       <w:r>
@@ -5310,7 +5206,6 @@
           <w:sz w:val="22"/>
           <w:szCs w:val="22"/>
         </w:rPr>
-        <w:lastRenderedPageBreak/>
         <w:t xml:space="preserve">Asumir la responsabilidad prevista del articulo 1783 y 1784 del Código Civil que se pudiera derivar como consecuencia del suministro que efectúe. Esta responsabilidad podrá ser exigida por </w:t>
       </w:r>
       <w:r>
@@ -5388,6 +5283,7 @@
           <w:sz w:val="22"/>
           <w:szCs w:val="22"/>
         </w:rPr>
+        <w:lastRenderedPageBreak/>
         <w:t xml:space="preserve">EL SUMINISTRANTE </w:t>
       </w:r>
       <w:r>
@@ -6391,38 +6287,6 @@
       <w:pPr>
         <w:pStyle w:val="Prrafodelista"/>
         <w:numPr>
-          <w:ilvl w:val="1"/>
-          <w:numId w:val="11"/>
-        </w:numPr>
-        <w:jc w:val="both"/>
-        <w:rPr>
-          <w:rFonts w:ascii="Arial Narrow" w:hAnsi="Arial Narrow"/>
-          <w:sz w:val="22"/>
-          <w:szCs w:val="22"/>
-        </w:rPr>
-      </w:pPr>
-      <w:r>
-        <w:rPr>
-          <w:rFonts w:ascii="Arial Narrow" w:hAnsi="Arial Narrow"/>
-          <w:sz w:val="22"/>
-          <w:szCs w:val="22"/>
-          <w:u w:val="single"/>
-        </w:rPr>
-        <w:t>De la carta fianza</w:t>
-      </w:r>
-      <w:r>
-        <w:rPr>
-          <w:rFonts w:ascii="Arial Narrow" w:hAnsi="Arial Narrow"/>
-          <w:sz w:val="22"/>
-          <w:szCs w:val="22"/>
-        </w:rPr>
-        <w:t>:</w:t>
-      </w:r>
-    </w:p>
-    <w:p>
-      <w:pPr>
-        <w:pStyle w:val="Prrafodelista"/>
-        <w:numPr>
           <w:ilvl w:val="0"/>
           <w:numId w:val="12"/>
         </w:numPr>
@@ -6439,152 +6303,15 @@
           <w:sz w:val="22"/>
           <w:szCs w:val="22"/>
         </w:rPr>
-        <w:lastRenderedPageBreak/>
-        <w:t xml:space="preserve">A efectos de garantizar cualquier gasto adicional en el que tenga que incurrir </w:t>
-      </w:r>
-      <w:r>
-        <w:rPr>
-          <w:rFonts w:ascii="Arial Narrow" w:hAnsi="Arial Narrow"/>
-          <w:b/>
-          <w:bCs/>
-          <w:sz w:val="22"/>
-          <w:szCs w:val="22"/>
-        </w:rPr>
-        <w:t>EL SUMINISTRADO</w:t>
-      </w:r>
-      <w:r>
-        <w:rPr>
-          <w:rFonts w:ascii="Arial Narrow" w:hAnsi="Arial Narrow"/>
-          <w:sz w:val="22"/>
-          <w:szCs w:val="22"/>
-        </w:rPr>
-        <w:t xml:space="preserve"> a causa de daños a terceros que hayan sido originados por observaciones de </w:t>
-      </w:r>
-      <w:r>
-        <w:rPr>
-          <w:rFonts w:ascii="Arial Narrow" w:hAnsi="Arial Narrow"/>
-          <w:b/>
-          <w:bCs/>
-          <w:sz w:val="22"/>
-          <w:szCs w:val="22"/>
-        </w:rPr>
-        <w:t>EL SUMINISTRO</w:t>
-      </w:r>
-      <w:r>
-        <w:rPr>
-          <w:rFonts w:ascii="Arial Narrow" w:hAnsi="Arial Narrow"/>
-          <w:sz w:val="22"/>
-          <w:szCs w:val="22"/>
-        </w:rPr>
-        <w:t xml:space="preserve">, dentro del periodo de vigencia de la garantía, pudiendo ser multas ante INDECOPI, trabajos de cambio total o parcial de </w:t>
-      </w:r>
-      <w:r>
-        <w:rPr>
-          <w:rFonts w:ascii="Arial Narrow" w:hAnsi="Arial Narrow"/>
-          <w:b/>
-          <w:bCs/>
-          <w:sz w:val="22"/>
-          <w:szCs w:val="22"/>
-        </w:rPr>
-        <w:t>EL SUMINISTRO</w:t>
-      </w:r>
-      <w:r>
-        <w:rPr>
-          <w:rFonts w:ascii="Arial Narrow" w:hAnsi="Arial Narrow"/>
-          <w:sz w:val="22"/>
-          <w:szCs w:val="22"/>
-        </w:rPr>
-        <w:t xml:space="preserve">, entre otros; </w:t>
-      </w:r>
-      <w:r>
-        <w:rPr>
-          <w:rFonts w:ascii="Arial Narrow" w:hAnsi="Arial Narrow"/>
-          <w:b/>
-          <w:bCs/>
-          <w:sz w:val="22"/>
-          <w:szCs w:val="22"/>
-        </w:rPr>
-        <w:t xml:space="preserve">EL SUMINISTRANTE </w:t>
-      </w:r>
-      <w:r>
-        <w:rPr>
-          <w:rFonts w:ascii="Arial Narrow" w:hAnsi="Arial Narrow"/>
-          <w:sz w:val="22"/>
-          <w:szCs w:val="22"/>
-        </w:rPr>
-        <w:t xml:space="preserve">extenderá una carta fianza por el 20% por ciento del valor total de </w:t>
-      </w:r>
-      <w:r>
-        <w:rPr>
-          <w:rFonts w:ascii="Arial Narrow" w:hAnsi="Arial Narrow"/>
-          <w:b/>
-          <w:bCs/>
-          <w:sz w:val="22"/>
-          <w:szCs w:val="22"/>
-        </w:rPr>
-        <w:t>EL</w:t>
-      </w:r>
-      <w:r>
-        <w:rPr>
-          <w:rFonts w:ascii="Arial Narrow" w:hAnsi="Arial Narrow"/>
-          <w:sz w:val="22"/>
-          <w:szCs w:val="22"/>
-        </w:rPr>
-        <w:t xml:space="preserve"> </w:t>
-      </w:r>
-      <w:r>
-        <w:rPr>
-          <w:rFonts w:ascii="Arial Narrow" w:hAnsi="Arial Narrow"/>
-          <w:b/>
-          <w:bCs/>
-          <w:sz w:val="22"/>
-          <w:szCs w:val="22"/>
-        </w:rPr>
-        <w:t>SUMINISTRO</w:t>
-      </w:r>
-      <w:r>
-        <w:rPr>
-          <w:rFonts w:ascii="Arial Narrow" w:hAnsi="Arial Narrow"/>
-          <w:sz w:val="22"/>
-          <w:szCs w:val="22"/>
-        </w:rPr>
-        <w:t xml:space="preserve"> equivalente al monto del adelanto, a favor de </w:t>
-      </w:r>
-      <w:r>
-        <w:rPr>
-          <w:rFonts w:ascii="Arial Narrow" w:hAnsi="Arial Narrow"/>
-          <w:b/>
-          <w:bCs/>
-          <w:sz w:val="22"/>
-          <w:szCs w:val="22"/>
-        </w:rPr>
-        <w:t>EL</w:t>
-      </w:r>
-      <w:r>
-        <w:rPr>
-          <w:rFonts w:ascii="Arial Narrow" w:hAnsi="Arial Narrow"/>
-          <w:sz w:val="22"/>
-          <w:szCs w:val="22"/>
-        </w:rPr>
-        <w:t xml:space="preserve"> </w:t>
-      </w:r>
-      <w:r>
-        <w:rPr>
-          <w:rFonts w:ascii="Arial Narrow" w:hAnsi="Arial Narrow"/>
-          <w:b/>
-          <w:bCs/>
-          <w:sz w:val="22"/>
-          <w:szCs w:val="22"/>
-        </w:rPr>
-        <w:t>SUMINISTRADO</w:t>
-      </w:r>
-      <w:r>
-        <w:rPr>
-          <w:rFonts w:ascii="Arial Narrow" w:hAnsi="Arial Narrow"/>
-          <w:sz w:val="22"/>
-          <w:szCs w:val="22"/>
-        </w:rPr>
-        <w:t xml:space="preserve">; la misma que podrá ser ejecutada de manera inmediata, en caso de acreditarse cualquiera de los supuestos previstos para ello en el presente contrato.  </w:t>
+        <w:t>{</w:t>
+      </w:r>
+      <w:r>
+        <w:rPr>
+          <w:rFonts w:ascii="Arial Narrow" w:hAnsi="Arial Narrow"/>
+          <w:sz w:val="22"/>
+          <w:szCs w:val="22"/>
+        </w:rPr>
+        <w:t>{CARTA_FIANZA}}</w:t>
       </w:r>
     </w:p>
     <w:p>
@@ -7316,16 +7043,7 @@
           <w:sz w:val="22"/>
           <w:szCs w:val="22"/>
         </w:rPr>
-        <w:t xml:space="preserve">, en cualquier momento podrá resolver el presente contrato, sin expresión de causa, cursando una comunicación notarial a la otra Parte en el domicilio señalado por esta última en el presente documento, con treinta (30) días calendario de anticipación a la fecha en que quede resuelto el contrato. De acuerdo con lo antes expresado, el contrato quedará resuelto </w:t>
-      </w:r>
-      <w:r>
-        <w:rPr>
-          <w:rFonts w:ascii="Arial Narrow" w:hAnsi="Arial Narrow"/>
-          <w:sz w:val="22"/>
-          <w:szCs w:val="22"/>
-        </w:rPr>
-        <w:lastRenderedPageBreak/>
-        <w:t>automáticamente, de pleno derecho, en el momento en que transcurran los treinta (30) días calendario contados a partir de la entrega de la carta notarial, no siendo necesario que se curse ninguna comunicación adicional respecto a la mencionada resolución. La decisión de resolución expresada en el presente párrafo no generará a favor del otro parte derecho a reclamar daños, perjuicios, lucro cesante ni cualquier otro concepto, ni judicial ni extrajudicialmente.</w:t>
+        <w:t>, en cualquier momento podrá resolver el presente contrato, sin expresión de causa, cursando una comunicación notarial a la otra Parte en el domicilio señalado por esta última en el presente documento, con treinta (30) días calendario de anticipación a la fecha en que quede resuelto el contrato. De acuerdo con lo antes expresado, el contrato quedará resuelto automáticamente, de pleno derecho, en el momento en que transcurran los treinta (30) días calendario contados a partir de la entrega de la carta notarial, no siendo necesario que se curse ninguna comunicación adicional respecto a la mencionada resolución. La decisión de resolución expresada en el presente párrafo no generará a favor del otro parte derecho a reclamar daños, perjuicios, lucro cesante ni cualquier otro concepto, ni judicial ni extrajudicialmente.</w:t>
       </w:r>
     </w:p>
     <w:p>
@@ -7440,6 +7158,7 @@
           <w:sz w:val="22"/>
           <w:szCs w:val="22"/>
         </w:rPr>
+        <w:lastRenderedPageBreak/>
         <w:t>14.1. Todo litigio, controversia, desavenencia o reclamación resultante, relacionada o derivada de este acto jurídico o que guarde relación con él, incluidas las relativas a su validez, eficacia o terminación incluso las del convenio arbitral en el incluido, serán resueltas mediante arbitraje de derecho, cuyo laudo será definitivo e inapelable, de conformidad con los reglamentos y el Estatuto de Centro de Arbitraje de la Cámara de Comercio de Lima a cuyas normas, administración y decisión se someten las Partes en forma incondicional, declarando conocerlas y aceptarlas en su integridad.</w:t>
       </w:r>
     </w:p>
@@ -8000,16 +7719,7 @@
           <w:sz w:val="22"/>
           <w:szCs w:val="22"/>
         </w:rPr>
-        <w:t xml:space="preserve"> o las empresas pertenecientes a su Grupo Empresarial, derivado del incumplimiento de cualquiera de las obligaciones que le </w:t>
-      </w:r>
-      <w:r>
-        <w:rPr>
-          <w:rFonts w:ascii="Arial Narrow" w:hAnsi="Arial Narrow"/>
-          <w:sz w:val="22"/>
-          <w:szCs w:val="22"/>
-        </w:rPr>
-        <w:lastRenderedPageBreak/>
-        <w:t xml:space="preserve">corresponden según  lo establecido en el presente </w:t>
+        <w:t xml:space="preserve"> o las empresas pertenecientes a su Grupo Empresarial, derivado del incumplimiento de cualquiera de las obligaciones que le corresponden según  lo establecido en el presente </w:t>
       </w:r>
       <w:r>
         <w:rPr>
@@ -8783,7 +8493,25 @@
           <w:szCs w:val="22"/>
           <w:lang w:val="es-PE" w:eastAsia="es-PE"/>
         </w:rPr>
-        <w:t>Facturación parcial permitida.</w:t>
+        <w:t>Facturación parcial permitida</w:t>
+      </w:r>
+      <w:r>
+        <w:rPr>
+          <w:rFonts w:ascii="Arial Narrow" w:hAnsi="Arial Narrow" w:cs="Calibri"/>
+          <w:sz w:val="22"/>
+          <w:szCs w:val="22"/>
+          <w:lang w:val="es-PE" w:eastAsia="es-PE"/>
+        </w:rPr>
+        <w:t>, crédito a 7 días hábiles</w:t>
+      </w:r>
+      <w:r>
+        <w:rPr>
+          <w:rFonts w:ascii="Arial Narrow" w:hAnsi="Arial Narrow" w:cs="Calibri"/>
+          <w:sz w:val="22"/>
+          <w:szCs w:val="22"/>
+          <w:lang w:val="es-PE" w:eastAsia="es-PE"/>
+        </w:rPr>
+        <w:t>.</w:t>
       </w:r>
     </w:p>
     <w:p>
@@ -8922,6 +8650,24 @@
         </w:rPr>
         <w:t xml:space="preserve"> incluidos en el presente contrato bajo los siguientes</w:t>
       </w:r>
+      <w:r>
+        <w:rPr>
+          <w:rFonts w:ascii="Arial Narrow" w:hAnsi="Arial Narrow" w:cs="Calibri"/>
+          <w:sz w:val="22"/>
+          <w:szCs w:val="22"/>
+          <w:lang w:val="es-PE" w:eastAsia="es-PE"/>
+        </w:rPr>
+        <w:t xml:space="preserve"> </w:t>
+      </w:r>
+      <w:r>
+        <w:rPr>
+          <w:rFonts w:ascii="Arial Narrow" w:hAnsi="Arial Narrow" w:cs="Calibri"/>
+          <w:sz w:val="22"/>
+          <w:szCs w:val="22"/>
+          <w:lang w:val="es-PE" w:eastAsia="es-PE"/>
+        </w:rPr>
+        <w:t>términos:</w:t>
+      </w:r>
     </w:p>
     <w:p>
       <w:pPr>
@@ -8940,15 +8686,6 @@
           <w:lang w:val="es-PE" w:eastAsia="es-PE"/>
         </w:rPr>
       </w:pPr>
-      <w:r>
-        <w:rPr>
-          <w:rFonts w:ascii="Arial Narrow" w:hAnsi="Arial Narrow" w:cs="Calibri"/>
-          <w:sz w:val="22"/>
-          <w:szCs w:val="22"/>
-          <w:lang w:val="es-PE" w:eastAsia="es-PE"/>
-        </w:rPr>
-        <w:t>términos:</w:t>
-      </w:r>
     </w:p>
     <w:p>
       <w:pPr>
@@ -8967,6 +8704,33 @@
           <w:lang w:val="es-PE" w:eastAsia="es-PE"/>
         </w:rPr>
       </w:pPr>
+      <w:r>
+        <w:rPr>
+          <w:rFonts w:ascii="Arial Narrow" w:hAnsi="Arial Narrow" w:cs="Calibri"/>
+          <w:sz w:val="22"/>
+          <w:szCs w:val="22"/>
+          <w:lang w:val="es-PE" w:eastAsia="es-PE"/>
+        </w:rPr>
+        <w:t xml:space="preserve">1. Periodo de validez de la garantía: </w:t>
+      </w:r>
+      <w:r>
+        <w:rPr>
+          <w:rFonts w:ascii="Arial Narrow" w:hAnsi="Arial Narrow" w:cs="Calibri"/>
+          <w:sz w:val="22"/>
+          <w:szCs w:val="22"/>
+          <w:lang w:val="es-PE" w:eastAsia="es-PE"/>
+        </w:rPr>
+        <w:t>{{PERIODO_VALIDEZ_GARANTIA}}</w:t>
+      </w:r>
+      <w:r>
+        <w:rPr>
+          <w:rFonts w:ascii="Arial Narrow" w:hAnsi="Arial Narrow" w:cs="Calibri"/>
+          <w:sz w:val="22"/>
+          <w:szCs w:val="22"/>
+          <w:lang w:val="es-PE" w:eastAsia="es-PE"/>
+        </w:rPr>
+        <w:t>.</w:t>
+      </w:r>
     </w:p>
     <w:p>
       <w:pPr>
@@ -8985,33 +8749,6 @@
           <w:lang w:val="es-PE" w:eastAsia="es-PE"/>
         </w:rPr>
       </w:pPr>
-      <w:r>
-        <w:rPr>
-          <w:rFonts w:ascii="Arial Narrow" w:hAnsi="Arial Narrow" w:cs="Calibri"/>
-          <w:sz w:val="22"/>
-          <w:szCs w:val="22"/>
-          <w:lang w:val="es-PE" w:eastAsia="es-PE"/>
-        </w:rPr>
-        <w:t xml:space="preserve">1. Periodo de validez de la garantía: </w:t>
-      </w:r>
-      <w:r>
-        <w:rPr>
-          <w:rFonts w:ascii="Arial Narrow" w:hAnsi="Arial Narrow" w:cs="Calibri"/>
-          <w:sz w:val="22"/>
-          <w:szCs w:val="22"/>
-          <w:lang w:val="es-PE" w:eastAsia="es-PE"/>
-        </w:rPr>
-        <w:t>{{PERIODO_VALIDEZ_GARANTIA}}</w:t>
-      </w:r>
-      <w:r>
-        <w:rPr>
-          <w:rFonts w:ascii="Arial Narrow" w:hAnsi="Arial Narrow" w:cs="Calibri"/>
-          <w:sz w:val="22"/>
-          <w:szCs w:val="22"/>
-          <w:lang w:val="es-PE" w:eastAsia="es-PE"/>
-        </w:rPr>
-        <w:t>.</w:t>
-      </w:r>
     </w:p>
     <w:p>
       <w:pPr>
@@ -9030,6 +8767,73 @@
           <w:lang w:val="es-PE" w:eastAsia="es-PE"/>
         </w:rPr>
       </w:pPr>
+      <w:r>
+        <w:rPr>
+          <w:rFonts w:ascii="Arial Narrow" w:hAnsi="Arial Narrow" w:cs="Calibri"/>
+          <w:sz w:val="22"/>
+          <w:szCs w:val="22"/>
+          <w:lang w:val="es-PE" w:eastAsia="es-PE"/>
+        </w:rPr>
+        <w:t xml:space="preserve">El periodo de garantía comenzará el día de la entrega del </w:t>
+      </w:r>
+      <w:r>
+        <w:rPr>
+          <w:rFonts w:ascii="Arial Narrow" w:hAnsi="Arial Narrow" w:cs="Calibri"/>
+          <w:b/>
+          <w:bCs/>
+          <w:sz w:val="22"/>
+          <w:szCs w:val="22"/>
+          <w:lang w:val="es-PE" w:eastAsia="es-PE"/>
+        </w:rPr>
+        <w:t xml:space="preserve">PRODUCTO </w:t>
+      </w:r>
+      <w:r>
+        <w:rPr>
+          <w:rFonts w:ascii="Arial Narrow" w:hAnsi="Arial Narrow" w:cs="Calibri"/>
+          <w:sz w:val="22"/>
+          <w:szCs w:val="22"/>
+          <w:lang w:val="es-PE" w:eastAsia="es-PE"/>
+        </w:rPr>
+        <w:t>y no se extenderá en caso de</w:t>
+      </w:r>
+      <w:r>
+        <w:rPr>
+          <w:rFonts w:ascii="Arial Narrow" w:hAnsi="Arial Narrow" w:cs="Calibri"/>
+          <w:sz w:val="22"/>
+          <w:szCs w:val="22"/>
+          <w:lang w:val="es-PE" w:eastAsia="es-PE"/>
+        </w:rPr>
+        <w:t xml:space="preserve"> </w:t>
+      </w:r>
+      <w:r>
+        <w:rPr>
+          <w:rFonts w:ascii="Arial Narrow" w:hAnsi="Arial Narrow" w:cs="Calibri"/>
+          <w:sz w:val="22"/>
+          <w:szCs w:val="22"/>
+          <w:lang w:val="es-PE" w:eastAsia="es-PE"/>
+        </w:rPr>
+        <w:t xml:space="preserve">que un </w:t>
+      </w:r>
+      <w:r>
+        <w:rPr>
+          <w:rFonts w:ascii="Arial Narrow" w:hAnsi="Arial Narrow" w:cs="Calibri"/>
+          <w:b/>
+          <w:bCs/>
+          <w:sz w:val="22"/>
+          <w:szCs w:val="22"/>
+          <w:lang w:val="es-PE" w:eastAsia="es-PE"/>
+        </w:rPr>
+        <w:t>PRODUCTO</w:t>
+      </w:r>
+      <w:r>
+        <w:rPr>
+          <w:rFonts w:ascii="Arial Narrow" w:hAnsi="Arial Narrow" w:cs="Calibri"/>
+          <w:sz w:val="22"/>
+          <w:szCs w:val="22"/>
+          <w:lang w:val="es-PE" w:eastAsia="es-PE"/>
+        </w:rPr>
+        <w:t xml:space="preserve"> sea reemplazado de acuerdo con la Cláusula 3 de esta garantía.</w:t>
+      </w:r>
     </w:p>
     <w:p>
       <w:pPr>
@@ -9048,35 +8852,6 @@
           <w:lang w:val="es-PE" w:eastAsia="es-PE"/>
         </w:rPr>
       </w:pPr>
-      <w:r>
-        <w:rPr>
-          <w:rFonts w:ascii="Arial Narrow" w:hAnsi="Arial Narrow" w:cs="Calibri"/>
-          <w:sz w:val="22"/>
-          <w:szCs w:val="22"/>
-          <w:lang w:val="es-PE" w:eastAsia="es-PE"/>
-        </w:rPr>
-        <w:t xml:space="preserve">El periodo de garantía comenzará el día de la entrega del </w:t>
-      </w:r>
-      <w:r>
-        <w:rPr>
-          <w:rFonts w:ascii="Arial Narrow" w:hAnsi="Arial Narrow" w:cs="Calibri"/>
-          <w:b/>
-          <w:bCs/>
-          <w:sz w:val="22"/>
-          <w:szCs w:val="22"/>
-          <w:lang w:val="es-PE" w:eastAsia="es-PE"/>
-        </w:rPr>
-        <w:t xml:space="preserve">PRODUCTO </w:t>
-      </w:r>
-      <w:r>
-        <w:rPr>
-          <w:rFonts w:ascii="Arial Narrow" w:hAnsi="Arial Narrow" w:cs="Calibri"/>
-          <w:sz w:val="22"/>
-          <w:szCs w:val="22"/>
-          <w:lang w:val="es-PE" w:eastAsia="es-PE"/>
-        </w:rPr>
-        <w:t>y no se extenderá en caso de</w:t>
-      </w:r>
     </w:p>
     <w:p>
       <w:pPr>
@@ -9102,27 +8877,36 @@
           <w:szCs w:val="22"/>
           <w:lang w:val="es-PE" w:eastAsia="es-PE"/>
         </w:rPr>
-        <w:t xml:space="preserve">que un </w:t>
-      </w:r>
-      <w:r>
-        <w:rPr>
-          <w:rFonts w:ascii="Arial Narrow" w:hAnsi="Arial Narrow" w:cs="Calibri"/>
-          <w:b/>
-          <w:bCs/>
-          <w:sz w:val="22"/>
-          <w:szCs w:val="22"/>
-          <w:lang w:val="es-PE" w:eastAsia="es-PE"/>
-        </w:rPr>
-        <w:t>PRODUCTO</w:t>
-      </w:r>
-      <w:r>
-        <w:rPr>
-          <w:rFonts w:ascii="Arial Narrow" w:hAnsi="Arial Narrow" w:cs="Calibri"/>
-          <w:sz w:val="22"/>
-          <w:szCs w:val="22"/>
-          <w:lang w:val="es-PE" w:eastAsia="es-PE"/>
-        </w:rPr>
-        <w:t xml:space="preserve"> sea reemplazado de acuerdo con la Cláusula 3 de esta garantía.</w:t>
+        <w:t>2. Alcance de la cobertura: todos los defectos de fabricación que puedan afectar al uso de los</w:t>
+      </w:r>
+      <w:r>
+        <w:rPr>
+          <w:rFonts w:ascii="Arial Narrow" w:hAnsi="Arial Narrow" w:cs="Calibri"/>
+          <w:sz w:val="22"/>
+          <w:szCs w:val="22"/>
+          <w:lang w:val="es-PE" w:eastAsia="es-PE"/>
+        </w:rPr>
+        <w:t xml:space="preserve"> </w:t>
+      </w:r>
+      <w:r>
+        <w:rPr>
+          <w:rFonts w:ascii="Arial Narrow" w:hAnsi="Arial Narrow" w:cs="Calibri"/>
+          <w:b/>
+          <w:bCs/>
+          <w:sz w:val="22"/>
+          <w:szCs w:val="22"/>
+          <w:lang w:val="es-PE" w:eastAsia="es-PE"/>
+        </w:rPr>
+        <w:t>PRODUCTOS</w:t>
+      </w:r>
+      <w:r>
+        <w:rPr>
+          <w:rFonts w:ascii="Arial Narrow" w:hAnsi="Arial Narrow" w:cs="Calibri"/>
+          <w:sz w:val="22"/>
+          <w:szCs w:val="22"/>
+          <w:lang w:val="es-PE" w:eastAsia="es-PE"/>
+        </w:rPr>
+        <w:t>.</w:t>
       </w:r>
     </w:p>
     <w:p>
@@ -9167,7 +8951,7 @@
           <w:szCs w:val="22"/>
           <w:lang w:val="es-PE" w:eastAsia="es-PE"/>
         </w:rPr>
-        <w:t>2. Alcance de la cobertura: todos los defectos de fabricación que puedan afectar al uso de los</w:t>
+        <w:t>3. Proceso de reclamación y rectificación:</w:t>
       </w:r>
     </w:p>
     <w:p>
@@ -9187,26 +8971,6 @@
           <w:lang w:val="es-PE" w:eastAsia="es-PE"/>
         </w:rPr>
       </w:pPr>
-      <w:r>
-        <w:rPr>
-          <w:rFonts w:ascii="Arial Narrow" w:hAnsi="Arial Narrow" w:cs="Calibri"/>
-          <w:b/>
-          <w:bCs/>
-          <w:sz w:val="22"/>
-          <w:szCs w:val="22"/>
-          <w:lang w:val="es-PE" w:eastAsia="es-PE"/>
-        </w:rPr>
-        <w:t>PRODUCTOS</w:t>
-      </w:r>
-      <w:r>
-        <w:rPr>
-          <w:rFonts w:ascii="Arial Narrow" w:hAnsi="Arial Narrow" w:cs="Calibri"/>
-          <w:sz w:val="22"/>
-          <w:szCs w:val="22"/>
-          <w:lang w:val="es-PE" w:eastAsia="es-PE"/>
-        </w:rPr>
-        <w:t>.</w:t>
-      </w:r>
     </w:p>
     <w:p>
       <w:pPr>
@@ -9225,6 +8989,55 @@
           <w:lang w:val="es-PE" w:eastAsia="es-PE"/>
         </w:rPr>
       </w:pPr>
+      <w:r>
+        <w:rPr>
+          <w:rFonts w:ascii="Arial Narrow" w:hAnsi="Arial Narrow" w:cs="Calibri"/>
+          <w:sz w:val="22"/>
+          <w:szCs w:val="22"/>
+          <w:lang w:val="es-PE" w:eastAsia="es-PE"/>
+        </w:rPr>
+        <w:t xml:space="preserve">En el caso de que </w:t>
+      </w:r>
+      <w:r>
+        <w:rPr>
+          <w:rFonts w:ascii="Arial Narrow" w:hAnsi="Arial Narrow" w:cs="Calibri"/>
+          <w:b/>
+          <w:bCs/>
+          <w:sz w:val="22"/>
+          <w:szCs w:val="22"/>
+          <w:lang w:val="es-PE" w:eastAsia="es-PE"/>
+        </w:rPr>
+        <w:t>EL SUMINISTRADO</w:t>
+      </w:r>
+      <w:r>
+        <w:rPr>
+          <w:rFonts w:ascii="Arial Narrow" w:hAnsi="Arial Narrow" w:cs="Calibri"/>
+          <w:sz w:val="22"/>
+          <w:szCs w:val="22"/>
+          <w:lang w:val="es-PE" w:eastAsia="es-PE"/>
+        </w:rPr>
+        <w:t xml:space="preserve"> o el usuario final perciba un defecto en el </w:t>
+      </w:r>
+      <w:r>
+        <w:rPr>
+          <w:rFonts w:ascii="Arial Narrow" w:hAnsi="Arial Narrow" w:cs="Calibri"/>
+          <w:b/>
+          <w:bCs/>
+          <w:sz w:val="22"/>
+          <w:szCs w:val="22"/>
+          <w:lang w:val="es-PE" w:eastAsia="es-PE"/>
+        </w:rPr>
+        <w:t>PRODUCTO</w:t>
+      </w:r>
+      <w:r>
+        <w:rPr>
+          <w:rFonts w:ascii="Arial Narrow" w:hAnsi="Arial Narrow" w:cs="Calibri"/>
+          <w:sz w:val="22"/>
+          <w:szCs w:val="22"/>
+          <w:lang w:val="es-PE" w:eastAsia="es-PE"/>
+        </w:rPr>
+        <w:t>:</w:t>
+      </w:r>
     </w:p>
     <w:p>
       <w:pPr>
@@ -9250,7 +9063,47 @@
           <w:szCs w:val="22"/>
           <w:lang w:val="es-PE" w:eastAsia="es-PE"/>
         </w:rPr>
-        <w:t>3. Proceso de reclamación y rectificación:</w:t>
+        <w:t>a.</w:t>
+      </w:r>
+      <w:r>
+        <w:rPr>
+          <w:rFonts w:ascii="Arial Narrow" w:hAnsi="Arial Narrow" w:cs="Calibri"/>
+          <w:b/>
+          <w:bCs/>
+          <w:sz w:val="22"/>
+          <w:szCs w:val="22"/>
+          <w:lang w:val="es-PE" w:eastAsia="es-PE"/>
+        </w:rPr>
+        <w:t xml:space="preserve"> EL SUMINISTRADO</w:t>
+      </w:r>
+      <w:r>
+        <w:rPr>
+          <w:rFonts w:ascii="Arial Narrow" w:hAnsi="Arial Narrow" w:cs="Calibri"/>
+          <w:sz w:val="22"/>
+          <w:szCs w:val="22"/>
+          <w:lang w:val="es-PE" w:eastAsia="es-PE"/>
+        </w:rPr>
+        <w:t xml:space="preserve"> notificará dicho defecto al </w:t>
+      </w:r>
+      <w:r>
+        <w:rPr>
+          <w:rFonts w:ascii="Arial Narrow" w:hAnsi="Arial Narrow" w:cs="Calibri"/>
+          <w:b/>
+          <w:bCs/>
+          <w:sz w:val="22"/>
+          <w:szCs w:val="22"/>
+          <w:lang w:val="es-PE" w:eastAsia="es-PE"/>
+        </w:rPr>
+        <w:t xml:space="preserve">SUMINISTRANTE </w:t>
+      </w:r>
+      <w:r>
+        <w:rPr>
+          <w:rFonts w:ascii="Arial Narrow" w:hAnsi="Arial Narrow" w:cs="Calibri"/>
+          <w:sz w:val="22"/>
+          <w:szCs w:val="22"/>
+          <w:lang w:val="es-PE" w:eastAsia="es-PE"/>
+        </w:rPr>
+        <w:t>por escrito, especificando:</w:t>
       </w:r>
     </w:p>
     <w:p>
@@ -9270,6 +9123,24 @@
           <w:lang w:val="es-PE" w:eastAsia="es-PE"/>
         </w:rPr>
       </w:pPr>
+      <w:r>
+        <w:rPr>
+          <w:rFonts w:ascii="Arial Narrow" w:hAnsi="Arial Narrow" w:cs="Wingdings-Regular"/>
+          <w:sz w:val="22"/>
+          <w:szCs w:val="22"/>
+          <w:lang w:val="es-PE" w:eastAsia="es-PE"/>
+        </w:rPr>
+        <w:t xml:space="preserve">b. </w:t>
+      </w:r>
+      <w:r>
+        <w:rPr>
+          <w:rFonts w:ascii="Arial Narrow" w:hAnsi="Arial Narrow" w:cs="Calibri"/>
+          <w:sz w:val="22"/>
+          <w:szCs w:val="22"/>
+          <w:lang w:val="es-PE" w:eastAsia="es-PE"/>
+        </w:rPr>
+        <w:t>La naturaleza del defecto</w:t>
+      </w:r>
     </w:p>
     <w:p>
       <w:pPr>
@@ -9290,52 +9161,32 @@
       </w:pPr>
       <w:r>
         <w:rPr>
-          <w:rFonts w:ascii="Arial Narrow" w:hAnsi="Arial Narrow" w:cs="Calibri"/>
-          <w:sz w:val="22"/>
-          <w:szCs w:val="22"/>
-          <w:lang w:val="es-PE" w:eastAsia="es-PE"/>
-        </w:rPr>
-        <w:t xml:space="preserve">En el caso de que </w:t>
-      </w:r>
-      <w:r>
-        <w:rPr>
-          <w:rFonts w:ascii="Arial Narrow" w:hAnsi="Arial Narrow" w:cs="Calibri"/>
-          <w:b/>
-          <w:bCs/>
-          <w:sz w:val="22"/>
-          <w:szCs w:val="22"/>
-          <w:lang w:val="es-PE" w:eastAsia="es-PE"/>
-        </w:rPr>
-        <w:t>EL SUMINISTRADO</w:t>
-      </w:r>
-      <w:r>
-        <w:rPr>
-          <w:rFonts w:ascii="Arial Narrow" w:hAnsi="Arial Narrow" w:cs="Calibri"/>
-          <w:sz w:val="22"/>
-          <w:szCs w:val="22"/>
-          <w:lang w:val="es-PE" w:eastAsia="es-PE"/>
-        </w:rPr>
-        <w:t xml:space="preserve"> o el usuario final perciba un defecto en el </w:t>
-      </w:r>
-      <w:r>
-        <w:rPr>
-          <w:rFonts w:ascii="Arial Narrow" w:hAnsi="Arial Narrow" w:cs="Calibri"/>
-          <w:b/>
-          <w:bCs/>
-          <w:sz w:val="22"/>
-          <w:szCs w:val="22"/>
-          <w:lang w:val="es-PE" w:eastAsia="es-PE"/>
-        </w:rPr>
-        <w:t>PRODUCTO</w:t>
-      </w:r>
-      <w:r>
-        <w:rPr>
-          <w:rFonts w:ascii="Arial Narrow" w:hAnsi="Arial Narrow" w:cs="Calibri"/>
-          <w:sz w:val="22"/>
-          <w:szCs w:val="22"/>
-          <w:lang w:val="es-PE" w:eastAsia="es-PE"/>
-        </w:rPr>
-        <w:t>:</w:t>
+          <w:rFonts w:ascii="Arial Narrow" w:hAnsi="Arial Narrow" w:cs="Wingdings-Regular"/>
+          <w:sz w:val="22"/>
+          <w:szCs w:val="22"/>
+          <w:lang w:val="es-PE" w:eastAsia="es-PE"/>
+        </w:rPr>
+        <w:t xml:space="preserve">c. </w:t>
+      </w:r>
+      <w:r>
+        <w:rPr>
+          <w:rFonts w:ascii="Arial Narrow" w:hAnsi="Arial Narrow" w:cs="Calibri"/>
+          <w:b/>
+          <w:bCs/>
+          <w:sz w:val="22"/>
+          <w:szCs w:val="22"/>
+          <w:lang w:val="es-PE" w:eastAsia="es-PE"/>
+        </w:rPr>
+        <w:t>El PRODUCTO</w:t>
+      </w:r>
+      <w:r>
+        <w:rPr>
+          <w:rFonts w:ascii="Arial Narrow" w:hAnsi="Arial Narrow" w:cs="Calibri"/>
+          <w:sz w:val="22"/>
+          <w:szCs w:val="22"/>
+          <w:lang w:val="es-PE" w:eastAsia="es-PE"/>
+        </w:rPr>
+        <w:t xml:space="preserve"> y las cantidades afectadas</w:t>
       </w:r>
     </w:p>
     <w:p>
@@ -9357,52 +9208,41 @@
       </w:pPr>
       <w:r>
         <w:rPr>
-          <w:rFonts w:ascii="Arial Narrow" w:hAnsi="Arial Narrow" w:cs="Calibri"/>
-          <w:sz w:val="22"/>
-          <w:szCs w:val="22"/>
-          <w:lang w:val="es-PE" w:eastAsia="es-PE"/>
-        </w:rPr>
-        <w:t>a.</w:t>
-      </w:r>
-      <w:r>
-        <w:rPr>
-          <w:rFonts w:ascii="Arial Narrow" w:hAnsi="Arial Narrow" w:cs="Calibri"/>
-          <w:b/>
-          <w:bCs/>
-          <w:sz w:val="22"/>
-          <w:szCs w:val="22"/>
-          <w:lang w:val="es-PE" w:eastAsia="es-PE"/>
-        </w:rPr>
-        <w:t xml:space="preserve"> EL SUMINISTRADO</w:t>
-      </w:r>
-      <w:r>
-        <w:rPr>
-          <w:rFonts w:ascii="Arial Narrow" w:hAnsi="Arial Narrow" w:cs="Calibri"/>
-          <w:sz w:val="22"/>
-          <w:szCs w:val="22"/>
-          <w:lang w:val="es-PE" w:eastAsia="es-PE"/>
-        </w:rPr>
-        <w:t xml:space="preserve"> notificará dicho defecto al </w:t>
-      </w:r>
-      <w:r>
-        <w:rPr>
-          <w:rFonts w:ascii="Arial Narrow" w:hAnsi="Arial Narrow" w:cs="Calibri"/>
-          <w:b/>
-          <w:bCs/>
-          <w:sz w:val="22"/>
-          <w:szCs w:val="22"/>
-          <w:lang w:val="es-PE" w:eastAsia="es-PE"/>
-        </w:rPr>
-        <w:t xml:space="preserve">SUMINISTRANTE </w:t>
-      </w:r>
-      <w:r>
-        <w:rPr>
-          <w:rFonts w:ascii="Arial Narrow" w:hAnsi="Arial Narrow" w:cs="Calibri"/>
-          <w:sz w:val="22"/>
-          <w:szCs w:val="22"/>
-          <w:lang w:val="es-PE" w:eastAsia="es-PE"/>
-        </w:rPr>
-        <w:t>por escrito, especificando:</w:t>
+          <w:rFonts w:ascii="Arial Narrow" w:hAnsi="Arial Narrow" w:cs="Wingdings-Regular"/>
+          <w:sz w:val="22"/>
+          <w:szCs w:val="22"/>
+          <w:lang w:val="es-PE" w:eastAsia="es-PE"/>
+        </w:rPr>
+        <w:t xml:space="preserve">d. </w:t>
+      </w:r>
+      <w:r>
+        <w:rPr>
+          <w:rFonts w:ascii="Arial Narrow" w:hAnsi="Arial Narrow" w:cs="Calibri"/>
+          <w:sz w:val="22"/>
+          <w:szCs w:val="22"/>
+          <w:lang w:val="es-PE" w:eastAsia="es-PE"/>
+        </w:rPr>
+        <w:t xml:space="preserve">El modelo y el color de los </w:t>
+      </w:r>
+      <w:r>
+        <w:rPr>
+          <w:rFonts w:ascii="Arial Narrow" w:hAnsi="Arial Narrow" w:cs="Calibri"/>
+          <w:b/>
+          <w:bCs/>
+          <w:sz w:val="22"/>
+          <w:szCs w:val="22"/>
+          <w:lang w:val="es-PE" w:eastAsia="es-PE"/>
+        </w:rPr>
+        <w:t>PRODUCTOS</w:t>
+      </w:r>
+      <w:r>
+        <w:rPr>
+          <w:rFonts w:ascii="Arial Narrow" w:hAnsi="Arial Narrow" w:cs="Calibri"/>
+          <w:sz w:val="22"/>
+          <w:szCs w:val="22"/>
+          <w:lang w:val="es-PE" w:eastAsia="es-PE"/>
+        </w:rPr>
+        <w:t xml:space="preserve"> afectados</w:t>
       </w:r>
     </w:p>
     <w:p>
@@ -9422,24 +9262,6 @@
           <w:lang w:val="es-PE" w:eastAsia="es-PE"/>
         </w:rPr>
       </w:pPr>
-      <w:r>
-        <w:rPr>
-          <w:rFonts w:ascii="Arial Narrow" w:hAnsi="Arial Narrow" w:cs="Wingdings-Regular"/>
-          <w:sz w:val="22"/>
-          <w:szCs w:val="22"/>
-          <w:lang w:val="es-PE" w:eastAsia="es-PE"/>
-        </w:rPr>
-        <w:t xml:space="preserve">b. </w:t>
-      </w:r>
-      <w:r>
-        <w:rPr>
-          <w:rFonts w:ascii="Arial Narrow" w:hAnsi="Arial Narrow" w:cs="Calibri"/>
-          <w:sz w:val="22"/>
-          <w:szCs w:val="22"/>
-          <w:lang w:val="es-PE" w:eastAsia="es-PE"/>
-        </w:rPr>
-        <w:t>La naturaleza del defecto</w:t>
-      </w:r>
     </w:p>
     <w:p>
       <w:pPr>
@@ -9460,32 +9282,86 @@
       </w:pPr>
       <w:r>
         <w:rPr>
-          <w:rFonts w:ascii="Arial Narrow" w:hAnsi="Arial Narrow" w:cs="Wingdings-Regular"/>
-          <w:sz w:val="22"/>
-          <w:szCs w:val="22"/>
-          <w:lang w:val="es-PE" w:eastAsia="es-PE"/>
-        </w:rPr>
-        <w:t xml:space="preserve">c. </w:t>
-      </w:r>
-      <w:r>
-        <w:rPr>
-          <w:rFonts w:ascii="Arial Narrow" w:hAnsi="Arial Narrow" w:cs="Calibri"/>
-          <w:b/>
-          <w:bCs/>
-          <w:sz w:val="22"/>
-          <w:szCs w:val="22"/>
-          <w:lang w:val="es-PE" w:eastAsia="es-PE"/>
-        </w:rPr>
-        <w:t>El PRODUCTO</w:t>
-      </w:r>
-      <w:r>
-        <w:rPr>
-          <w:rFonts w:ascii="Arial Narrow" w:hAnsi="Arial Narrow" w:cs="Calibri"/>
-          <w:sz w:val="22"/>
-          <w:szCs w:val="22"/>
-          <w:lang w:val="es-PE" w:eastAsia="es-PE"/>
-        </w:rPr>
-        <w:t xml:space="preserve"> y las cantidades afectadas</w:t>
+          <w:rFonts w:ascii="Arial Narrow" w:hAnsi="Arial Narrow" w:cs="Calibri"/>
+          <w:sz w:val="22"/>
+          <w:szCs w:val="22"/>
+          <w:lang w:val="es-PE" w:eastAsia="es-PE"/>
+        </w:rPr>
+        <w:t>Cualquier reclamación relativa a defectos que se puedan percibir visualmente en el</w:t>
+      </w:r>
+      <w:r>
+        <w:rPr>
+          <w:rFonts w:ascii="Arial Narrow" w:hAnsi="Arial Narrow" w:cs="Calibri"/>
+          <w:sz w:val="22"/>
+          <w:szCs w:val="22"/>
+          <w:lang w:val="es-PE" w:eastAsia="es-PE"/>
+        </w:rPr>
+        <w:t xml:space="preserve"> </w:t>
+      </w:r>
+      <w:r>
+        <w:rPr>
+          <w:rFonts w:ascii="Arial Narrow" w:hAnsi="Arial Narrow" w:cs="Calibri"/>
+          <w:sz w:val="22"/>
+          <w:szCs w:val="22"/>
+          <w:lang w:val="es-PE" w:eastAsia="es-PE"/>
+        </w:rPr>
+        <w:t>momento de la entrega, tales como defectos en la superficie de material sanitario o</w:t>
+      </w:r>
+      <w:r>
+        <w:rPr>
+          <w:rFonts w:ascii="Arial Narrow" w:hAnsi="Arial Narrow" w:cs="Calibri"/>
+          <w:sz w:val="22"/>
+          <w:szCs w:val="22"/>
+          <w:lang w:val="es-PE" w:eastAsia="es-PE"/>
+        </w:rPr>
+        <w:t xml:space="preserve"> </w:t>
+      </w:r>
+      <w:r>
+        <w:rPr>
+          <w:rFonts w:ascii="Arial Narrow" w:hAnsi="Arial Narrow" w:cs="Calibri"/>
+          <w:sz w:val="22"/>
+          <w:szCs w:val="22"/>
+          <w:lang w:val="es-PE" w:eastAsia="es-PE"/>
+        </w:rPr>
+        <w:t xml:space="preserve">diferencias en el color, brillantez, forma o textura de los </w:t>
+      </w:r>
+      <w:r>
+        <w:rPr>
+          <w:rFonts w:ascii="Arial Narrow" w:hAnsi="Arial Narrow" w:cs="Calibri"/>
+          <w:b/>
+          <w:bCs/>
+          <w:sz w:val="22"/>
+          <w:szCs w:val="22"/>
+          <w:lang w:val="es-PE" w:eastAsia="es-PE"/>
+        </w:rPr>
+        <w:t>PRODUCTOS</w:t>
+      </w:r>
+      <w:r>
+        <w:rPr>
+          <w:rFonts w:ascii="Arial Narrow" w:hAnsi="Arial Narrow" w:cs="Calibri"/>
+          <w:sz w:val="22"/>
+          <w:szCs w:val="22"/>
+          <w:lang w:val="es-PE" w:eastAsia="es-PE"/>
+        </w:rPr>
+        <w:t xml:space="preserve"> deberá llevarse a cabo</w:t>
+      </w:r>
+      <w:r>
+        <w:rPr>
+          <w:rFonts w:ascii="Arial Narrow" w:hAnsi="Arial Narrow" w:cs="Calibri"/>
+          <w:sz w:val="22"/>
+          <w:szCs w:val="22"/>
+          <w:lang w:val="es-PE" w:eastAsia="es-PE"/>
+        </w:rPr>
+        <w:t xml:space="preserve"> </w:t>
+      </w:r>
+      <w:r>
+        <w:rPr>
+          <w:rFonts w:ascii="Arial Narrow" w:hAnsi="Arial Narrow" w:cs="Calibri"/>
+          <w:sz w:val="22"/>
+          <w:szCs w:val="22"/>
+          <w:lang w:val="es-PE" w:eastAsia="es-PE"/>
+        </w:rPr>
+        <w:t>antes de que el producto se instale.</w:t>
       </w:r>
     </w:p>
     <w:p>
@@ -9505,44 +9381,6 @@
           <w:lang w:val="es-PE" w:eastAsia="es-PE"/>
         </w:rPr>
       </w:pPr>
-      <w:r>
-        <w:rPr>
-          <w:rFonts w:ascii="Arial Narrow" w:hAnsi="Arial Narrow" w:cs="Wingdings-Regular"/>
-          <w:sz w:val="22"/>
-          <w:szCs w:val="22"/>
-          <w:lang w:val="es-PE" w:eastAsia="es-PE"/>
-        </w:rPr>
-        <w:t xml:space="preserve">d. </w:t>
-      </w:r>
-      <w:r>
-        <w:rPr>
-          <w:rFonts w:ascii="Arial Narrow" w:hAnsi="Arial Narrow" w:cs="Calibri"/>
-          <w:sz w:val="22"/>
-          <w:szCs w:val="22"/>
-          <w:lang w:val="es-PE" w:eastAsia="es-PE"/>
-        </w:rPr>
-        <w:t xml:space="preserve">El modelo y el color de los </w:t>
-      </w:r>
-      <w:r>
-        <w:rPr>
-          <w:rFonts w:ascii="Arial Narrow" w:hAnsi="Arial Narrow" w:cs="Calibri"/>
-          <w:b/>
-          <w:bCs/>
-          <w:sz w:val="22"/>
-          <w:szCs w:val="22"/>
-          <w:lang w:val="es-PE" w:eastAsia="es-PE"/>
-        </w:rPr>
-        <w:t>PRODUCTOS</w:t>
-      </w:r>
-      <w:r>
-        <w:rPr>
-          <w:rFonts w:ascii="Arial Narrow" w:hAnsi="Arial Narrow" w:cs="Calibri"/>
-          <w:sz w:val="22"/>
-          <w:szCs w:val="22"/>
-          <w:lang w:val="es-PE" w:eastAsia="es-PE"/>
-        </w:rPr>
-        <w:t xml:space="preserve"> afectados</w:t>
-      </w:r>
     </w:p>
     <w:p>
       <w:pPr>
@@ -9561,6 +9399,140 @@
           <w:lang w:val="es-PE" w:eastAsia="es-PE"/>
         </w:rPr>
       </w:pPr>
+      <w:r>
+        <w:rPr>
+          <w:rFonts w:ascii="Arial Narrow" w:hAnsi="Arial Narrow" w:cs="Calibri"/>
+          <w:sz w:val="22"/>
+          <w:szCs w:val="22"/>
+          <w:lang w:val="es-PE" w:eastAsia="es-PE"/>
+        </w:rPr>
+        <w:t>b</w:t>
+      </w:r>
+      <w:r>
+        <w:rPr>
+          <w:rFonts w:ascii="Arial Narrow" w:hAnsi="Arial Narrow" w:cs="Calibri"/>
+          <w:b/>
+          <w:bCs/>
+          <w:sz w:val="22"/>
+          <w:szCs w:val="22"/>
+          <w:lang w:val="es-PE" w:eastAsia="es-PE"/>
+        </w:rPr>
+        <w:t>. EL SUMINISTRANTE</w:t>
+      </w:r>
+      <w:r>
+        <w:rPr>
+          <w:rFonts w:ascii="Arial Narrow" w:hAnsi="Arial Narrow" w:cs="Calibri"/>
+          <w:sz w:val="22"/>
+          <w:szCs w:val="22"/>
+          <w:lang w:val="es-PE" w:eastAsia="es-PE"/>
+        </w:rPr>
+        <w:t xml:space="preserve"> procederá a analizar los </w:t>
+      </w:r>
+      <w:r>
+        <w:rPr>
+          <w:rFonts w:ascii="Arial Narrow" w:hAnsi="Arial Narrow" w:cs="Calibri"/>
+          <w:b/>
+          <w:bCs/>
+          <w:sz w:val="22"/>
+          <w:szCs w:val="22"/>
+          <w:lang w:val="es-PE" w:eastAsia="es-PE"/>
+        </w:rPr>
+        <w:t>PRODUCTOS</w:t>
+      </w:r>
+      <w:r>
+        <w:rPr>
+          <w:rFonts w:ascii="Arial Narrow" w:hAnsi="Arial Narrow" w:cs="Calibri"/>
+          <w:sz w:val="22"/>
+          <w:szCs w:val="22"/>
+          <w:lang w:val="es-PE" w:eastAsia="es-PE"/>
+        </w:rPr>
+        <w:t xml:space="preserve"> afectados para determinar la causa de</w:t>
+      </w:r>
+      <w:r>
+        <w:rPr>
+          <w:rFonts w:ascii="Arial Narrow" w:hAnsi="Arial Narrow" w:cs="Calibri"/>
+          <w:sz w:val="22"/>
+          <w:szCs w:val="22"/>
+          <w:lang w:val="es-PE" w:eastAsia="es-PE"/>
+        </w:rPr>
+        <w:t xml:space="preserve"> </w:t>
+      </w:r>
+      <w:r>
+        <w:rPr>
+          <w:rFonts w:ascii="Arial Narrow" w:hAnsi="Arial Narrow" w:cs="Calibri"/>
+          <w:sz w:val="22"/>
+          <w:szCs w:val="22"/>
+          <w:lang w:val="es-PE" w:eastAsia="es-PE"/>
+        </w:rPr>
+        <w:t xml:space="preserve">los defectos y determinar si cumplen o no con las especificaciones acordadas. </w:t>
+      </w:r>
+      <w:r>
+        <w:rPr>
+          <w:rFonts w:ascii="Arial Narrow" w:hAnsi="Arial Narrow" w:cs="Calibri"/>
+          <w:b/>
+          <w:bCs/>
+          <w:sz w:val="22"/>
+          <w:szCs w:val="22"/>
+          <w:lang w:val="es-PE" w:eastAsia="es-PE"/>
+        </w:rPr>
+        <w:t>EL SUMINISTRANTE</w:t>
+      </w:r>
+      <w:r>
+        <w:rPr>
+          <w:rFonts w:ascii="Arial Narrow" w:hAnsi="Arial Narrow" w:cs="Calibri"/>
+          <w:b/>
+          <w:bCs/>
+          <w:sz w:val="22"/>
+          <w:szCs w:val="22"/>
+          <w:lang w:val="es-PE" w:eastAsia="es-PE"/>
+        </w:rPr>
+        <w:t xml:space="preserve"> </w:t>
+      </w:r>
+      <w:r>
+        <w:rPr>
+          <w:rFonts w:ascii="Arial Narrow" w:hAnsi="Arial Narrow" w:cs="Calibri"/>
+          <w:sz w:val="22"/>
+          <w:szCs w:val="22"/>
+          <w:lang w:val="es-PE" w:eastAsia="es-PE"/>
+        </w:rPr>
+        <w:t>está informado que las normas técnicas internacionales establecen y permiten un cierto</w:t>
+      </w:r>
+      <w:r>
+        <w:rPr>
+          <w:rFonts w:ascii="Arial Narrow" w:hAnsi="Arial Narrow" w:cs="Calibri"/>
+          <w:sz w:val="22"/>
+          <w:szCs w:val="22"/>
+          <w:lang w:val="es-PE" w:eastAsia="es-PE"/>
+        </w:rPr>
+        <w:t xml:space="preserve"> </w:t>
+      </w:r>
+      <w:r>
+        <w:rPr>
+          <w:rFonts w:ascii="Arial Narrow" w:hAnsi="Arial Narrow" w:cs="Calibri"/>
+          <w:sz w:val="22"/>
+          <w:szCs w:val="22"/>
+          <w:lang w:val="es-PE" w:eastAsia="es-PE"/>
+        </w:rPr>
+        <w:t>rango de variaciones en el acabado superficial incluyendo textura y color, las cuales son</w:t>
+      </w:r>
+      <w:r>
+        <w:rPr>
+          <w:rFonts w:ascii="Arial Narrow" w:hAnsi="Arial Narrow" w:cs="Calibri"/>
+          <w:sz w:val="22"/>
+          <w:szCs w:val="22"/>
+          <w:lang w:val="es-PE" w:eastAsia="es-PE"/>
+        </w:rPr>
+        <w:t xml:space="preserve"> </w:t>
+      </w:r>
+      <w:r>
+        <w:rPr>
+          <w:rFonts w:ascii="Arial Narrow" w:hAnsi="Arial Narrow" w:cs="Calibri"/>
+          <w:sz w:val="22"/>
+          <w:szCs w:val="22"/>
+          <w:lang w:val="es-PE" w:eastAsia="es-PE"/>
+        </w:rPr>
+        <w:t>inherentes en los procesos de fabricación empleados.</w:t>
+      </w:r>
     </w:p>
     <w:p>
       <w:pPr>
@@ -9579,15 +9551,6 @@
           <w:lang w:val="es-PE" w:eastAsia="es-PE"/>
         </w:rPr>
       </w:pPr>
-      <w:r>
-        <w:rPr>
-          <w:rFonts w:ascii="Arial Narrow" w:hAnsi="Arial Narrow" w:cs="Calibri"/>
-          <w:sz w:val="22"/>
-          <w:szCs w:val="22"/>
-          <w:lang w:val="es-PE" w:eastAsia="es-PE"/>
-        </w:rPr>
-        <w:t>Cualquier reclamación relativa a defectos que se puedan percibir visualmente en el</w:t>
-      </w:r>
     </w:p>
     <w:p>
       <w:pPr>
@@ -9613,7 +9576,65 @@
           <w:szCs w:val="22"/>
           <w:lang w:val="es-PE" w:eastAsia="es-PE"/>
         </w:rPr>
-        <w:t>momento de la entrega, tales como defectos en la superficie de material sanitario o</w:t>
+        <w:t xml:space="preserve">c. En el caso de que los </w:t>
+      </w:r>
+      <w:r>
+        <w:rPr>
+          <w:rFonts w:ascii="Arial Narrow" w:hAnsi="Arial Narrow" w:cs="Calibri"/>
+          <w:b/>
+          <w:bCs/>
+          <w:sz w:val="22"/>
+          <w:szCs w:val="22"/>
+          <w:lang w:val="es-PE" w:eastAsia="es-PE"/>
+        </w:rPr>
+        <w:t>PRODUCTOS</w:t>
+      </w:r>
+      <w:r>
+        <w:rPr>
+          <w:rFonts w:ascii="Arial Narrow" w:hAnsi="Arial Narrow" w:cs="Calibri"/>
+          <w:sz w:val="22"/>
+          <w:szCs w:val="22"/>
+          <w:lang w:val="es-PE" w:eastAsia="es-PE"/>
+        </w:rPr>
+        <w:t xml:space="preserve"> se demuestren defectuosos,</w:t>
+      </w:r>
+      <w:r>
+        <w:rPr>
+          <w:rFonts w:ascii="Arial Narrow" w:hAnsi="Arial Narrow" w:cs="Calibri"/>
+          <w:b/>
+          <w:bCs/>
+          <w:sz w:val="22"/>
+          <w:szCs w:val="22"/>
+          <w:lang w:val="es-PE" w:eastAsia="es-PE"/>
+        </w:rPr>
+        <w:t xml:space="preserve"> EL SUMINISTRANTE</w:t>
+      </w:r>
+      <w:r>
+        <w:rPr>
+          <w:rFonts w:ascii="Arial Narrow" w:hAnsi="Arial Narrow" w:cs="Calibri"/>
+          <w:sz w:val="22"/>
+          <w:szCs w:val="22"/>
+          <w:lang w:val="es-PE" w:eastAsia="es-PE"/>
+        </w:rPr>
+        <w:t xml:space="preserve"> deberá, o</w:t>
+      </w:r>
+      <w:r>
+        <w:rPr>
+          <w:rFonts w:ascii="Arial Narrow" w:hAnsi="Arial Narrow" w:cs="Calibri"/>
+          <w:sz w:val="22"/>
+          <w:szCs w:val="22"/>
+          <w:lang w:val="es-PE" w:eastAsia="es-PE"/>
+        </w:rPr>
+        <w:t xml:space="preserve"> </w:t>
+      </w:r>
+      <w:r>
+        <w:rPr>
+          <w:rFonts w:ascii="Arial Narrow" w:hAnsi="Arial Narrow" w:cs="Calibri"/>
+          <w:sz w:val="22"/>
+          <w:szCs w:val="22"/>
+          <w:lang w:val="es-PE" w:eastAsia="es-PE"/>
+        </w:rPr>
+        <w:t>bien:</w:t>
       </w:r>
     </w:p>
     <w:p>
@@ -9633,35 +9654,6 @@
           <w:lang w:val="es-PE" w:eastAsia="es-PE"/>
         </w:rPr>
       </w:pPr>
-      <w:r>
-        <w:rPr>
-          <w:rFonts w:ascii="Arial Narrow" w:hAnsi="Arial Narrow" w:cs="Calibri"/>
-          <w:sz w:val="22"/>
-          <w:szCs w:val="22"/>
-          <w:lang w:val="es-PE" w:eastAsia="es-PE"/>
-        </w:rPr>
-        <w:t xml:space="preserve">diferencias en el color, brillantez, forma o textura de los </w:t>
-      </w:r>
-      <w:r>
-        <w:rPr>
-          <w:rFonts w:ascii="Arial Narrow" w:hAnsi="Arial Narrow" w:cs="Calibri"/>
-          <w:b/>
-          <w:bCs/>
-          <w:sz w:val="22"/>
-          <w:szCs w:val="22"/>
-          <w:lang w:val="es-PE" w:eastAsia="es-PE"/>
-        </w:rPr>
-        <w:t>PRODUCTOS</w:t>
-      </w:r>
-      <w:r>
-        <w:rPr>
-          <w:rFonts w:ascii="Arial Narrow" w:hAnsi="Arial Narrow" w:cs="Calibri"/>
-          <w:sz w:val="22"/>
-          <w:szCs w:val="22"/>
-          <w:lang w:val="es-PE" w:eastAsia="es-PE"/>
-        </w:rPr>
-        <w:t xml:space="preserve"> deberá llevarse a cabo</w:t>
-      </w:r>
     </w:p>
     <w:p>
       <w:pPr>
@@ -9687,7 +9679,65 @@
           <w:szCs w:val="22"/>
           <w:lang w:val="es-PE" w:eastAsia="es-PE"/>
         </w:rPr>
-        <w:t>antes de que el producto se instale.</w:t>
+        <w:t xml:space="preserve">i. Reparar o reponer los </w:t>
+      </w:r>
+      <w:r>
+        <w:rPr>
+          <w:rFonts w:ascii="Arial Narrow" w:hAnsi="Arial Narrow" w:cs="Calibri"/>
+          <w:b/>
+          <w:bCs/>
+          <w:sz w:val="22"/>
+          <w:szCs w:val="22"/>
+          <w:lang w:val="es-PE" w:eastAsia="es-PE"/>
+        </w:rPr>
+        <w:t>PRODUCTOS</w:t>
+      </w:r>
+      <w:r>
+        <w:rPr>
+          <w:rFonts w:ascii="Arial Narrow" w:hAnsi="Arial Narrow" w:cs="Calibri"/>
+          <w:sz w:val="22"/>
+          <w:szCs w:val="22"/>
+          <w:lang w:val="es-PE" w:eastAsia="es-PE"/>
+        </w:rPr>
+        <w:t xml:space="preserve"> afectados con productos de calidad similar o</w:t>
+      </w:r>
+      <w:r>
+        <w:rPr>
+          <w:rFonts w:ascii="Arial Narrow" w:hAnsi="Arial Narrow" w:cs="Calibri"/>
+          <w:sz w:val="22"/>
+          <w:szCs w:val="22"/>
+          <w:lang w:val="es-PE" w:eastAsia="es-PE"/>
+        </w:rPr>
+        <w:t xml:space="preserve"> </w:t>
+      </w:r>
+      <w:r>
+        <w:rPr>
+          <w:rFonts w:ascii="Arial Narrow" w:hAnsi="Arial Narrow" w:cs="Calibri"/>
+          <w:sz w:val="22"/>
+          <w:szCs w:val="22"/>
+          <w:lang w:val="es-PE" w:eastAsia="es-PE"/>
+        </w:rPr>
+        <w:t xml:space="preserve">equivalente dentro de plazos aceptados por </w:t>
+      </w:r>
+      <w:r>
+        <w:rPr>
+          <w:rFonts w:ascii="Arial Narrow" w:hAnsi="Arial Narrow" w:cs="Calibri"/>
+          <w:b/>
+          <w:bCs/>
+          <w:sz w:val="22"/>
+          <w:szCs w:val="22"/>
+          <w:lang w:val="es-PE" w:eastAsia="es-PE"/>
+        </w:rPr>
+        <w:t>EL SUMINISTRADO</w:t>
+      </w:r>
+      <w:r>
+        <w:rPr>
+          <w:rFonts w:ascii="Arial Narrow" w:hAnsi="Arial Narrow" w:cs="Calibri"/>
+          <w:sz w:val="22"/>
+          <w:szCs w:val="22"/>
+          <w:lang w:val="es-PE" w:eastAsia="es-PE"/>
+        </w:rPr>
+        <w:t>.</w:t>
       </w:r>
     </w:p>
     <w:p>
@@ -9707,6 +9757,84 @@
           <w:lang w:val="es-PE" w:eastAsia="es-PE"/>
         </w:rPr>
       </w:pPr>
+      <w:r>
+        <w:rPr>
+          <w:rFonts w:ascii="Arial Narrow" w:hAnsi="Arial Narrow" w:cs="Calibri"/>
+          <w:sz w:val="22"/>
+          <w:szCs w:val="22"/>
+          <w:lang w:val="es-PE" w:eastAsia="es-PE"/>
+        </w:rPr>
+        <w:t xml:space="preserve">ii. Reembolsar al </w:t>
+      </w:r>
+      <w:r>
+        <w:rPr>
+          <w:rFonts w:ascii="Arial Narrow" w:hAnsi="Arial Narrow" w:cs="Calibri"/>
+          <w:b/>
+          <w:bCs/>
+          <w:sz w:val="22"/>
+          <w:szCs w:val="22"/>
+          <w:lang w:val="es-PE" w:eastAsia="es-PE"/>
+        </w:rPr>
+        <w:t>COMPRADOR</w:t>
+      </w:r>
+      <w:r>
+        <w:rPr>
+          <w:rFonts w:ascii="Arial Narrow" w:hAnsi="Arial Narrow" w:cs="Calibri"/>
+          <w:sz w:val="22"/>
+          <w:szCs w:val="22"/>
+          <w:lang w:val="es-PE" w:eastAsia="es-PE"/>
+        </w:rPr>
+        <w:t xml:space="preserve"> el total de la cantidad pagada al </w:t>
+      </w:r>
+      <w:r>
+        <w:rPr>
+          <w:rFonts w:ascii="Arial Narrow" w:hAnsi="Arial Narrow" w:cs="Calibri"/>
+          <w:b/>
+          <w:bCs/>
+          <w:sz w:val="22"/>
+          <w:szCs w:val="22"/>
+          <w:lang w:val="es-PE" w:eastAsia="es-PE"/>
+        </w:rPr>
+        <w:t>SUMINISTRANTE</w:t>
+      </w:r>
+      <w:r>
+        <w:rPr>
+          <w:rFonts w:ascii="Arial Narrow" w:hAnsi="Arial Narrow" w:cs="Calibri"/>
+          <w:sz w:val="22"/>
+          <w:szCs w:val="22"/>
+          <w:lang w:val="es-PE" w:eastAsia="es-PE"/>
+        </w:rPr>
+        <w:t xml:space="preserve"> por ese</w:t>
+      </w:r>
+      <w:r>
+        <w:rPr>
+          <w:rFonts w:ascii="Arial Narrow" w:hAnsi="Arial Narrow" w:cs="Calibri"/>
+          <w:sz w:val="22"/>
+          <w:szCs w:val="22"/>
+          <w:lang w:val="es-PE" w:eastAsia="es-PE"/>
+        </w:rPr>
+        <w:t xml:space="preserve"> </w:t>
+      </w:r>
+      <w:r>
+        <w:rPr>
+          <w:rFonts w:ascii="Arial Narrow" w:hAnsi="Arial Narrow" w:cs="Calibri"/>
+          <w:b/>
+          <w:bCs/>
+          <w:sz w:val="22"/>
+          <w:szCs w:val="22"/>
+          <w:lang w:val="es-PE" w:eastAsia="es-PE"/>
+        </w:rPr>
+        <w:t>PRODUCTO</w:t>
+      </w:r>
+      <w:r>
+        <w:rPr>
+          <w:rFonts w:ascii="Arial Narrow" w:hAnsi="Arial Narrow" w:cs="Calibri"/>
+          <w:sz w:val="22"/>
+          <w:szCs w:val="22"/>
+          <w:lang w:val="es-PE" w:eastAsia="es-PE"/>
+        </w:rPr>
+        <w:t>.</w:t>
+      </w:r>
     </w:p>
     <w:p>
       <w:pPr>
@@ -9725,55 +9853,6 @@
           <w:lang w:val="es-PE" w:eastAsia="es-PE"/>
         </w:rPr>
       </w:pPr>
-      <w:r>
-        <w:rPr>
-          <w:rFonts w:ascii="Arial Narrow" w:hAnsi="Arial Narrow" w:cs="Calibri"/>
-          <w:sz w:val="22"/>
-          <w:szCs w:val="22"/>
-          <w:lang w:val="es-PE" w:eastAsia="es-PE"/>
-        </w:rPr>
-        <w:t>b</w:t>
-      </w:r>
-      <w:r>
-        <w:rPr>
-          <w:rFonts w:ascii="Arial Narrow" w:hAnsi="Arial Narrow" w:cs="Calibri"/>
-          <w:b/>
-          <w:bCs/>
-          <w:sz w:val="22"/>
-          <w:szCs w:val="22"/>
-          <w:lang w:val="es-PE" w:eastAsia="es-PE"/>
-        </w:rPr>
-        <w:t>. EL SUMINISTRANTE</w:t>
-      </w:r>
-      <w:r>
-        <w:rPr>
-          <w:rFonts w:ascii="Arial Narrow" w:hAnsi="Arial Narrow" w:cs="Calibri"/>
-          <w:sz w:val="22"/>
-          <w:szCs w:val="22"/>
-          <w:lang w:val="es-PE" w:eastAsia="es-PE"/>
-        </w:rPr>
-        <w:t xml:space="preserve"> procederá a analizar los </w:t>
-      </w:r>
-      <w:r>
-        <w:rPr>
-          <w:rFonts w:ascii="Arial Narrow" w:hAnsi="Arial Narrow" w:cs="Calibri"/>
-          <w:b/>
-          <w:bCs/>
-          <w:sz w:val="22"/>
-          <w:szCs w:val="22"/>
-          <w:lang w:val="es-PE" w:eastAsia="es-PE"/>
-        </w:rPr>
-        <w:t>PRODUCTOS</w:t>
-      </w:r>
-      <w:r>
-        <w:rPr>
-          <w:rFonts w:ascii="Arial Narrow" w:hAnsi="Arial Narrow" w:cs="Calibri"/>
-          <w:sz w:val="22"/>
-          <w:szCs w:val="22"/>
-          <w:lang w:val="es-PE" w:eastAsia="es-PE"/>
-        </w:rPr>
-        <w:t xml:space="preserve"> afectados para determinar la causa de</w:t>
-      </w:r>
     </w:p>
     <w:p>
       <w:pPr>
@@ -9799,18 +9878,45 @@
           <w:szCs w:val="22"/>
           <w:lang w:val="es-PE" w:eastAsia="es-PE"/>
         </w:rPr>
-        <w:t xml:space="preserve">los defectos y determinar si cumplen o no con las especificaciones acordadas. </w:t>
-      </w:r>
-      <w:r>
-        <w:rPr>
-          <w:rFonts w:ascii="Arial Narrow" w:hAnsi="Arial Narrow" w:cs="Calibri"/>
-          <w:b/>
-          <w:bCs/>
-          <w:sz w:val="22"/>
-          <w:szCs w:val="22"/>
-          <w:lang w:val="es-PE" w:eastAsia="es-PE"/>
-        </w:rPr>
-        <w:t>EL SUMINISTRANTE</w:t>
+        <w:t xml:space="preserve">4. Límites: esta garantía está limitada al valor de los </w:t>
+      </w:r>
+      <w:r>
+        <w:rPr>
+          <w:rFonts w:ascii="Arial Narrow" w:hAnsi="Arial Narrow" w:cs="Calibri"/>
+          <w:b/>
+          <w:bCs/>
+          <w:sz w:val="22"/>
+          <w:szCs w:val="22"/>
+          <w:lang w:val="es-PE" w:eastAsia="es-PE"/>
+        </w:rPr>
+        <w:t>PRODUCTOS</w:t>
+      </w:r>
+      <w:r>
+        <w:rPr>
+          <w:rFonts w:ascii="Arial Narrow" w:hAnsi="Arial Narrow" w:cs="Calibri"/>
+          <w:sz w:val="22"/>
+          <w:szCs w:val="22"/>
+          <w:lang w:val="es-PE" w:eastAsia="es-PE"/>
+        </w:rPr>
+        <w:t xml:space="preserve"> comprados y excluye</w:t>
+      </w:r>
+      <w:r>
+        <w:rPr>
+          <w:rFonts w:ascii="Arial Narrow" w:hAnsi="Arial Narrow" w:cs="Calibri"/>
+          <w:sz w:val="22"/>
+          <w:szCs w:val="22"/>
+          <w:lang w:val="es-PE" w:eastAsia="es-PE"/>
+        </w:rPr>
+        <w:t xml:space="preserve"> </w:t>
+      </w:r>
+      <w:r>
+        <w:rPr>
+          <w:rFonts w:ascii="Arial Narrow" w:hAnsi="Arial Narrow" w:cs="Calibri"/>
+          <w:sz w:val="22"/>
+          <w:szCs w:val="22"/>
+          <w:lang w:val="es-PE" w:eastAsia="es-PE"/>
+        </w:rPr>
+        <w:t>específicamente:</w:t>
       </w:r>
     </w:p>
     <w:p>
@@ -9832,12 +9938,21 @@
       </w:pPr>
       <w:r>
         <w:rPr>
-          <w:rFonts w:ascii="Arial Narrow" w:hAnsi="Arial Narrow" w:cs="Calibri"/>
-          <w:sz w:val="22"/>
-          <w:szCs w:val="22"/>
-          <w:lang w:val="es-PE" w:eastAsia="es-PE"/>
-        </w:rPr>
-        <w:t>está informado que las normas técnicas internacionales establecen y permiten un cierto</w:t>
+          <w:rFonts w:ascii="Arial Narrow" w:hAnsi="Arial Narrow" w:cs="SymbolMT"/>
+          <w:sz w:val="22"/>
+          <w:szCs w:val="22"/>
+          <w:lang w:val="es-PE" w:eastAsia="es-PE"/>
+        </w:rPr>
+        <w:t xml:space="preserve">• </w:t>
+      </w:r>
+      <w:r>
+        <w:rPr>
+          <w:rFonts w:ascii="Arial Narrow" w:hAnsi="Arial Narrow" w:cs="Calibri"/>
+          <w:sz w:val="22"/>
+          <w:szCs w:val="22"/>
+          <w:lang w:val="es-PE" w:eastAsia="es-PE"/>
+        </w:rPr>
+        <w:t>el valor del material y mano de obra de la instalación.</w:t>
       </w:r>
     </w:p>
     <w:p>
@@ -9859,481 +9974,6 @@
       </w:pPr>
       <w:r>
         <w:rPr>
-          <w:rFonts w:ascii="Arial Narrow" w:hAnsi="Arial Narrow" w:cs="Calibri"/>
-          <w:sz w:val="22"/>
-          <w:szCs w:val="22"/>
-          <w:lang w:val="es-PE" w:eastAsia="es-PE"/>
-        </w:rPr>
-        <w:t>rango de variaciones en el acabado superficial incluyendo textura y color, las cuales son</w:t>
-      </w:r>
-    </w:p>
-    <w:p>
-      <w:pPr>
-        <w:tabs>
-          <w:tab w:val="clear" w:pos="1440"/>
-        </w:tabs>
-        <w:autoSpaceDE w:val="0"/>
-        <w:autoSpaceDN w:val="0"/>
-        <w:adjustRightInd w:val="0"/>
-        <w:ind w:left="0" w:firstLine="0"/>
-        <w:jc w:val="both"/>
-        <w:rPr>
-          <w:rFonts w:ascii="Arial Narrow" w:hAnsi="Arial Narrow" w:cs="Calibri"/>
-          <w:sz w:val="22"/>
-          <w:szCs w:val="22"/>
-          <w:lang w:val="es-PE" w:eastAsia="es-PE"/>
-        </w:rPr>
-      </w:pPr>
-      <w:r>
-        <w:rPr>
-          <w:rFonts w:ascii="Arial Narrow" w:hAnsi="Arial Narrow" w:cs="Calibri"/>
-          <w:sz w:val="22"/>
-          <w:szCs w:val="22"/>
-          <w:lang w:val="es-PE" w:eastAsia="es-PE"/>
-        </w:rPr>
-        <w:t>inherentes en los procesos de fabricación empleados.</w:t>
-      </w:r>
-    </w:p>
-    <w:p>
-      <w:pPr>
-        <w:tabs>
-          <w:tab w:val="clear" w:pos="1440"/>
-        </w:tabs>
-        <w:autoSpaceDE w:val="0"/>
-        <w:autoSpaceDN w:val="0"/>
-        <w:adjustRightInd w:val="0"/>
-        <w:ind w:left="0" w:firstLine="0"/>
-        <w:jc w:val="both"/>
-        <w:rPr>
-          <w:rFonts w:ascii="Arial Narrow" w:hAnsi="Arial Narrow" w:cs="Calibri"/>
-          <w:sz w:val="22"/>
-          <w:szCs w:val="22"/>
-          <w:lang w:val="es-PE" w:eastAsia="es-PE"/>
-        </w:rPr>
-      </w:pPr>
-    </w:p>
-    <w:p>
-      <w:pPr>
-        <w:tabs>
-          <w:tab w:val="clear" w:pos="1440"/>
-        </w:tabs>
-        <w:autoSpaceDE w:val="0"/>
-        <w:autoSpaceDN w:val="0"/>
-        <w:adjustRightInd w:val="0"/>
-        <w:ind w:left="0" w:firstLine="0"/>
-        <w:jc w:val="both"/>
-        <w:rPr>
-          <w:rFonts w:ascii="Arial Narrow" w:hAnsi="Arial Narrow" w:cs="Calibri"/>
-          <w:sz w:val="22"/>
-          <w:szCs w:val="22"/>
-          <w:lang w:val="es-PE" w:eastAsia="es-PE"/>
-        </w:rPr>
-      </w:pPr>
-      <w:r>
-        <w:rPr>
-          <w:rFonts w:ascii="Arial Narrow" w:hAnsi="Arial Narrow" w:cs="Calibri"/>
-          <w:sz w:val="22"/>
-          <w:szCs w:val="22"/>
-          <w:lang w:val="es-PE" w:eastAsia="es-PE"/>
-        </w:rPr>
-        <w:t xml:space="preserve">c. En el caso de que los </w:t>
-      </w:r>
-      <w:r>
-        <w:rPr>
-          <w:rFonts w:ascii="Arial Narrow" w:hAnsi="Arial Narrow" w:cs="Calibri"/>
-          <w:b/>
-          <w:bCs/>
-          <w:sz w:val="22"/>
-          <w:szCs w:val="22"/>
-          <w:lang w:val="es-PE" w:eastAsia="es-PE"/>
-        </w:rPr>
-        <w:t>PRODUCTOS</w:t>
-      </w:r>
-      <w:r>
-        <w:rPr>
-          <w:rFonts w:ascii="Arial Narrow" w:hAnsi="Arial Narrow" w:cs="Calibri"/>
-          <w:sz w:val="22"/>
-          <w:szCs w:val="22"/>
-          <w:lang w:val="es-PE" w:eastAsia="es-PE"/>
-        </w:rPr>
-        <w:t xml:space="preserve"> se demuestren defectuosos,</w:t>
-      </w:r>
-      <w:r>
-        <w:rPr>
-          <w:rFonts w:ascii="Arial Narrow" w:hAnsi="Arial Narrow" w:cs="Calibri"/>
-          <w:b/>
-          <w:bCs/>
-          <w:sz w:val="22"/>
-          <w:szCs w:val="22"/>
-          <w:lang w:val="es-PE" w:eastAsia="es-PE"/>
-        </w:rPr>
-        <w:t xml:space="preserve"> EL SUMINISTRANTE</w:t>
-      </w:r>
-      <w:r>
-        <w:rPr>
-          <w:rFonts w:ascii="Arial Narrow" w:hAnsi="Arial Narrow" w:cs="Calibri"/>
-          <w:sz w:val="22"/>
-          <w:szCs w:val="22"/>
-          <w:lang w:val="es-PE" w:eastAsia="es-PE"/>
-        </w:rPr>
-        <w:t xml:space="preserve"> deberá, o</w:t>
-      </w:r>
-    </w:p>
-    <w:p>
-      <w:pPr>
-        <w:tabs>
-          <w:tab w:val="clear" w:pos="1440"/>
-        </w:tabs>
-        <w:autoSpaceDE w:val="0"/>
-        <w:autoSpaceDN w:val="0"/>
-        <w:adjustRightInd w:val="0"/>
-        <w:ind w:left="0" w:firstLine="0"/>
-        <w:jc w:val="both"/>
-        <w:rPr>
-          <w:rFonts w:ascii="Arial Narrow" w:hAnsi="Arial Narrow" w:cs="Calibri"/>
-          <w:sz w:val="22"/>
-          <w:szCs w:val="22"/>
-          <w:lang w:val="es-PE" w:eastAsia="es-PE"/>
-        </w:rPr>
-      </w:pPr>
-      <w:r>
-        <w:rPr>
-          <w:rFonts w:ascii="Arial Narrow" w:hAnsi="Arial Narrow" w:cs="Calibri"/>
-          <w:sz w:val="22"/>
-          <w:szCs w:val="22"/>
-          <w:lang w:val="es-PE" w:eastAsia="es-PE"/>
-        </w:rPr>
-        <w:t>bien:</w:t>
-      </w:r>
-    </w:p>
-    <w:p>
-      <w:pPr>
-        <w:tabs>
-          <w:tab w:val="clear" w:pos="1440"/>
-        </w:tabs>
-        <w:autoSpaceDE w:val="0"/>
-        <w:autoSpaceDN w:val="0"/>
-        <w:adjustRightInd w:val="0"/>
-        <w:ind w:left="0" w:firstLine="0"/>
-        <w:jc w:val="both"/>
-        <w:rPr>
-          <w:rFonts w:ascii="Arial Narrow" w:hAnsi="Arial Narrow" w:cs="Calibri"/>
-          <w:sz w:val="22"/>
-          <w:szCs w:val="22"/>
-          <w:lang w:val="es-PE" w:eastAsia="es-PE"/>
-        </w:rPr>
-      </w:pPr>
-    </w:p>
-    <w:p>
-      <w:pPr>
-        <w:tabs>
-          <w:tab w:val="clear" w:pos="1440"/>
-        </w:tabs>
-        <w:autoSpaceDE w:val="0"/>
-        <w:autoSpaceDN w:val="0"/>
-        <w:adjustRightInd w:val="0"/>
-        <w:ind w:left="0" w:firstLine="0"/>
-        <w:jc w:val="both"/>
-        <w:rPr>
-          <w:rFonts w:ascii="Arial Narrow" w:hAnsi="Arial Narrow" w:cs="Calibri"/>
-          <w:sz w:val="22"/>
-          <w:szCs w:val="22"/>
-          <w:lang w:val="es-PE" w:eastAsia="es-PE"/>
-        </w:rPr>
-      </w:pPr>
-      <w:r>
-        <w:rPr>
-          <w:rFonts w:ascii="Arial Narrow" w:hAnsi="Arial Narrow" w:cs="Calibri"/>
-          <w:sz w:val="22"/>
-          <w:szCs w:val="22"/>
-          <w:lang w:val="es-PE" w:eastAsia="es-PE"/>
-        </w:rPr>
-        <w:t xml:space="preserve">i. Reparar o reponer los </w:t>
-      </w:r>
-      <w:r>
-        <w:rPr>
-          <w:rFonts w:ascii="Arial Narrow" w:hAnsi="Arial Narrow" w:cs="Calibri"/>
-          <w:b/>
-          <w:bCs/>
-          <w:sz w:val="22"/>
-          <w:szCs w:val="22"/>
-          <w:lang w:val="es-PE" w:eastAsia="es-PE"/>
-        </w:rPr>
-        <w:t>PRODUCTOS</w:t>
-      </w:r>
-      <w:r>
-        <w:rPr>
-          <w:rFonts w:ascii="Arial Narrow" w:hAnsi="Arial Narrow" w:cs="Calibri"/>
-          <w:sz w:val="22"/>
-          <w:szCs w:val="22"/>
-          <w:lang w:val="es-PE" w:eastAsia="es-PE"/>
-        </w:rPr>
-        <w:t xml:space="preserve"> afectados con productos de calidad similar o</w:t>
-      </w:r>
-    </w:p>
-    <w:p>
-      <w:pPr>
-        <w:tabs>
-          <w:tab w:val="clear" w:pos="1440"/>
-        </w:tabs>
-        <w:autoSpaceDE w:val="0"/>
-        <w:autoSpaceDN w:val="0"/>
-        <w:adjustRightInd w:val="0"/>
-        <w:ind w:left="0" w:firstLine="0"/>
-        <w:jc w:val="both"/>
-        <w:rPr>
-          <w:rFonts w:ascii="Arial Narrow" w:hAnsi="Arial Narrow" w:cs="Calibri"/>
-          <w:sz w:val="22"/>
-          <w:szCs w:val="22"/>
-          <w:lang w:val="es-PE" w:eastAsia="es-PE"/>
-        </w:rPr>
-      </w:pPr>
-      <w:r>
-        <w:rPr>
-          <w:rFonts w:ascii="Arial Narrow" w:hAnsi="Arial Narrow" w:cs="Calibri"/>
-          <w:sz w:val="22"/>
-          <w:szCs w:val="22"/>
-          <w:lang w:val="es-PE" w:eastAsia="es-PE"/>
-        </w:rPr>
-        <w:t xml:space="preserve">equivalente dentro de plazos aceptados por </w:t>
-      </w:r>
-      <w:r>
-        <w:rPr>
-          <w:rFonts w:ascii="Arial Narrow" w:hAnsi="Arial Narrow" w:cs="Calibri"/>
-          <w:b/>
-          <w:bCs/>
-          <w:sz w:val="22"/>
-          <w:szCs w:val="22"/>
-          <w:lang w:val="es-PE" w:eastAsia="es-PE"/>
-        </w:rPr>
-        <w:t>EL SUMINISTRADO</w:t>
-      </w:r>
-      <w:r>
-        <w:rPr>
-          <w:rFonts w:ascii="Arial Narrow" w:hAnsi="Arial Narrow" w:cs="Calibri"/>
-          <w:sz w:val="22"/>
-          <w:szCs w:val="22"/>
-          <w:lang w:val="es-PE" w:eastAsia="es-PE"/>
-        </w:rPr>
-        <w:t>.</w:t>
-      </w:r>
-    </w:p>
-    <w:p>
-      <w:pPr>
-        <w:tabs>
-          <w:tab w:val="clear" w:pos="1440"/>
-        </w:tabs>
-        <w:autoSpaceDE w:val="0"/>
-        <w:autoSpaceDN w:val="0"/>
-        <w:adjustRightInd w:val="0"/>
-        <w:ind w:left="0" w:firstLine="0"/>
-        <w:jc w:val="both"/>
-        <w:rPr>
-          <w:rFonts w:ascii="Arial Narrow" w:hAnsi="Arial Narrow" w:cs="Calibri"/>
-          <w:sz w:val="22"/>
-          <w:szCs w:val="22"/>
-          <w:lang w:val="es-PE" w:eastAsia="es-PE"/>
-        </w:rPr>
-      </w:pPr>
-      <w:r>
-        <w:rPr>
-          <w:rFonts w:ascii="Arial Narrow" w:hAnsi="Arial Narrow" w:cs="Calibri"/>
-          <w:sz w:val="22"/>
-          <w:szCs w:val="22"/>
-          <w:lang w:val="es-PE" w:eastAsia="es-PE"/>
-        </w:rPr>
-        <w:t xml:space="preserve">ii. Reembolsar al </w:t>
-      </w:r>
-      <w:r>
-        <w:rPr>
-          <w:rFonts w:ascii="Arial Narrow" w:hAnsi="Arial Narrow" w:cs="Calibri"/>
-          <w:b/>
-          <w:bCs/>
-          <w:sz w:val="22"/>
-          <w:szCs w:val="22"/>
-          <w:lang w:val="es-PE" w:eastAsia="es-PE"/>
-        </w:rPr>
-        <w:t>COMPRADOR</w:t>
-      </w:r>
-      <w:r>
-        <w:rPr>
-          <w:rFonts w:ascii="Arial Narrow" w:hAnsi="Arial Narrow" w:cs="Calibri"/>
-          <w:sz w:val="22"/>
-          <w:szCs w:val="22"/>
-          <w:lang w:val="es-PE" w:eastAsia="es-PE"/>
-        </w:rPr>
-        <w:t xml:space="preserve"> el total de la cantidad pagada al </w:t>
-      </w:r>
-      <w:r>
-        <w:rPr>
-          <w:rFonts w:ascii="Arial Narrow" w:hAnsi="Arial Narrow" w:cs="Calibri"/>
-          <w:b/>
-          <w:bCs/>
-          <w:sz w:val="22"/>
-          <w:szCs w:val="22"/>
-          <w:lang w:val="es-PE" w:eastAsia="es-PE"/>
-        </w:rPr>
-        <w:t>SUMINISTRANTE</w:t>
-      </w:r>
-      <w:r>
-        <w:rPr>
-          <w:rFonts w:ascii="Arial Narrow" w:hAnsi="Arial Narrow" w:cs="Calibri"/>
-          <w:sz w:val="22"/>
-          <w:szCs w:val="22"/>
-          <w:lang w:val="es-PE" w:eastAsia="es-PE"/>
-        </w:rPr>
-        <w:t xml:space="preserve"> por ese</w:t>
-      </w:r>
-    </w:p>
-    <w:p>
-      <w:pPr>
-        <w:tabs>
-          <w:tab w:val="clear" w:pos="1440"/>
-        </w:tabs>
-        <w:autoSpaceDE w:val="0"/>
-        <w:autoSpaceDN w:val="0"/>
-        <w:adjustRightInd w:val="0"/>
-        <w:ind w:left="0" w:firstLine="0"/>
-        <w:jc w:val="both"/>
-        <w:rPr>
-          <w:rFonts w:ascii="Arial Narrow" w:hAnsi="Arial Narrow" w:cs="Calibri"/>
-          <w:sz w:val="22"/>
-          <w:szCs w:val="22"/>
-          <w:lang w:val="es-PE" w:eastAsia="es-PE"/>
-        </w:rPr>
-      </w:pPr>
-      <w:r>
-        <w:rPr>
-          <w:rFonts w:ascii="Arial Narrow" w:hAnsi="Arial Narrow" w:cs="Calibri"/>
-          <w:b/>
-          <w:bCs/>
-          <w:sz w:val="22"/>
-          <w:szCs w:val="22"/>
-          <w:lang w:val="es-PE" w:eastAsia="es-PE"/>
-        </w:rPr>
-        <w:t>PRODUCTO</w:t>
-      </w:r>
-      <w:r>
-        <w:rPr>
-          <w:rFonts w:ascii="Arial Narrow" w:hAnsi="Arial Narrow" w:cs="Calibri"/>
-          <w:sz w:val="22"/>
-          <w:szCs w:val="22"/>
-          <w:lang w:val="es-PE" w:eastAsia="es-PE"/>
-        </w:rPr>
-        <w:t>.</w:t>
-      </w:r>
-    </w:p>
-    <w:p>
-      <w:pPr>
-        <w:tabs>
-          <w:tab w:val="clear" w:pos="1440"/>
-        </w:tabs>
-        <w:autoSpaceDE w:val="0"/>
-        <w:autoSpaceDN w:val="0"/>
-        <w:adjustRightInd w:val="0"/>
-        <w:ind w:left="0" w:firstLine="0"/>
-        <w:jc w:val="both"/>
-        <w:rPr>
-          <w:rFonts w:ascii="Arial Narrow" w:hAnsi="Arial Narrow" w:cs="Calibri"/>
-          <w:sz w:val="22"/>
-          <w:szCs w:val="22"/>
-          <w:lang w:val="es-PE" w:eastAsia="es-PE"/>
-        </w:rPr>
-      </w:pPr>
-    </w:p>
-    <w:p>
-      <w:pPr>
-        <w:tabs>
-          <w:tab w:val="clear" w:pos="1440"/>
-        </w:tabs>
-        <w:autoSpaceDE w:val="0"/>
-        <w:autoSpaceDN w:val="0"/>
-        <w:adjustRightInd w:val="0"/>
-        <w:ind w:left="0" w:firstLine="0"/>
-        <w:jc w:val="both"/>
-        <w:rPr>
-          <w:rFonts w:ascii="Arial Narrow" w:hAnsi="Arial Narrow" w:cs="Calibri"/>
-          <w:sz w:val="22"/>
-          <w:szCs w:val="22"/>
-          <w:lang w:val="es-PE" w:eastAsia="es-PE"/>
-        </w:rPr>
-      </w:pPr>
-      <w:r>
-        <w:rPr>
-          <w:rFonts w:ascii="Arial Narrow" w:hAnsi="Arial Narrow" w:cs="Calibri"/>
-          <w:sz w:val="22"/>
-          <w:szCs w:val="22"/>
-          <w:lang w:val="es-PE" w:eastAsia="es-PE"/>
-        </w:rPr>
-        <w:t xml:space="preserve">4. Límites: esta garantía está limitada al valor de los </w:t>
-      </w:r>
-      <w:r>
-        <w:rPr>
-          <w:rFonts w:ascii="Arial Narrow" w:hAnsi="Arial Narrow" w:cs="Calibri"/>
-          <w:b/>
-          <w:bCs/>
-          <w:sz w:val="22"/>
-          <w:szCs w:val="22"/>
-          <w:lang w:val="es-PE" w:eastAsia="es-PE"/>
-        </w:rPr>
-        <w:t>PRODUCTOS</w:t>
-      </w:r>
-      <w:r>
-        <w:rPr>
-          <w:rFonts w:ascii="Arial Narrow" w:hAnsi="Arial Narrow" w:cs="Calibri"/>
-          <w:sz w:val="22"/>
-          <w:szCs w:val="22"/>
-          <w:lang w:val="es-PE" w:eastAsia="es-PE"/>
-        </w:rPr>
-        <w:t xml:space="preserve"> comprados y excluye</w:t>
-      </w:r>
-    </w:p>
-    <w:p>
-      <w:pPr>
-        <w:tabs>
-          <w:tab w:val="clear" w:pos="1440"/>
-        </w:tabs>
-        <w:autoSpaceDE w:val="0"/>
-        <w:autoSpaceDN w:val="0"/>
-        <w:adjustRightInd w:val="0"/>
-        <w:ind w:left="0" w:firstLine="0"/>
-        <w:jc w:val="both"/>
-        <w:rPr>
-          <w:rFonts w:ascii="Arial Narrow" w:hAnsi="Arial Narrow" w:cs="Calibri"/>
-          <w:sz w:val="22"/>
-          <w:szCs w:val="22"/>
-          <w:lang w:val="es-PE" w:eastAsia="es-PE"/>
-        </w:rPr>
-      </w:pPr>
-      <w:r>
-        <w:rPr>
-          <w:rFonts w:ascii="Arial Narrow" w:hAnsi="Arial Narrow" w:cs="Calibri"/>
-          <w:sz w:val="22"/>
-          <w:szCs w:val="22"/>
-          <w:lang w:val="es-PE" w:eastAsia="es-PE"/>
-        </w:rPr>
-        <w:t>específicamente:</w:t>
-      </w:r>
-    </w:p>
-    <w:p>
-      <w:pPr>
-        <w:tabs>
-          <w:tab w:val="clear" w:pos="1440"/>
-        </w:tabs>
-        <w:autoSpaceDE w:val="0"/>
-        <w:autoSpaceDN w:val="0"/>
-        <w:adjustRightInd w:val="0"/>
-        <w:ind w:left="0" w:firstLine="0"/>
-        <w:jc w:val="both"/>
-        <w:rPr>
-          <w:rFonts w:ascii="Arial Narrow" w:hAnsi="Arial Narrow" w:cs="Calibri"/>
-          <w:sz w:val="22"/>
-          <w:szCs w:val="22"/>
-          <w:lang w:val="es-PE" w:eastAsia="es-PE"/>
-        </w:rPr>
-      </w:pPr>
-      <w:r>
-        <w:rPr>
           <w:rFonts w:ascii="Arial Narrow" w:hAnsi="Arial Narrow" w:cs="SymbolMT"/>
           <w:sz w:val="22"/>
           <w:szCs w:val="22"/>
@@ -10348,62 +9988,17 @@
           <w:szCs w:val="22"/>
           <w:lang w:val="es-PE" w:eastAsia="es-PE"/>
         </w:rPr>
-        <w:t>el valor del material y mano de obra de la instalación.</w:t>
-      </w:r>
-    </w:p>
-    <w:p>
-      <w:pPr>
-        <w:tabs>
-          <w:tab w:val="clear" w:pos="1440"/>
-        </w:tabs>
-        <w:autoSpaceDE w:val="0"/>
-        <w:autoSpaceDN w:val="0"/>
-        <w:adjustRightInd w:val="0"/>
-        <w:ind w:left="0" w:firstLine="0"/>
-        <w:jc w:val="both"/>
-        <w:rPr>
-          <w:rFonts w:ascii="Arial Narrow" w:hAnsi="Arial Narrow" w:cs="Calibri"/>
-          <w:sz w:val="22"/>
-          <w:szCs w:val="22"/>
-          <w:lang w:val="es-PE" w:eastAsia="es-PE"/>
-        </w:rPr>
-      </w:pPr>
-      <w:r>
-        <w:rPr>
-          <w:rFonts w:ascii="Arial Narrow" w:hAnsi="Arial Narrow" w:cs="SymbolMT"/>
-          <w:sz w:val="22"/>
-          <w:szCs w:val="22"/>
-          <w:lang w:val="es-PE" w:eastAsia="es-PE"/>
-        </w:rPr>
-        <w:t xml:space="preserve">• </w:t>
-      </w:r>
-      <w:r>
-        <w:rPr>
-          <w:rFonts w:ascii="Arial Narrow" w:hAnsi="Arial Narrow" w:cs="Calibri"/>
-          <w:sz w:val="22"/>
-          <w:szCs w:val="22"/>
-          <w:lang w:val="es-PE" w:eastAsia="es-PE"/>
-        </w:rPr>
         <w:t>el valor de los perjuicios que se puedan generar antes y/o durante el proceso de reclamación o</w:t>
       </w:r>
-    </w:p>
-    <w:p>
-      <w:pPr>
-        <w:tabs>
-          <w:tab w:val="clear" w:pos="1440"/>
-        </w:tabs>
-        <w:autoSpaceDE w:val="0"/>
-        <w:autoSpaceDN w:val="0"/>
-        <w:adjustRightInd w:val="0"/>
-        <w:ind w:left="0" w:firstLine="0"/>
-        <w:jc w:val="both"/>
-        <w:rPr>
-          <w:rFonts w:ascii="Arial Narrow" w:hAnsi="Arial Narrow" w:cs="Calibri"/>
-          <w:sz w:val="22"/>
-          <w:szCs w:val="22"/>
-          <w:lang w:val="es-PE" w:eastAsia="es-PE"/>
-        </w:rPr>
-      </w:pPr>
+      <w:r>
+        <w:rPr>
+          <w:rFonts w:ascii="Arial Narrow" w:hAnsi="Arial Narrow" w:cs="Calibri"/>
+          <w:sz w:val="22"/>
+          <w:szCs w:val="22"/>
+          <w:lang w:val="es-PE" w:eastAsia="es-PE"/>
+        </w:rPr>
+        <w:t xml:space="preserve"> </w:t>
+      </w:r>
       <w:r>
         <w:rPr>
           <w:rFonts w:ascii="Arial Narrow" w:hAnsi="Arial Narrow" w:cs="Calibri"/>
@@ -10413,24 +10008,15 @@
         </w:rPr>
         <w:t>reparación a las actividades comerciales, industriales, profesionales o habitacionales del</w:t>
       </w:r>
-    </w:p>
-    <w:p>
-      <w:pPr>
-        <w:tabs>
-          <w:tab w:val="clear" w:pos="1440"/>
-        </w:tabs>
-        <w:autoSpaceDE w:val="0"/>
-        <w:autoSpaceDN w:val="0"/>
-        <w:adjustRightInd w:val="0"/>
-        <w:ind w:left="0" w:firstLine="0"/>
-        <w:jc w:val="both"/>
-        <w:rPr>
-          <w:rFonts w:ascii="Arial Narrow" w:hAnsi="Arial Narrow" w:cs="Calibri"/>
-          <w:sz w:val="22"/>
-          <w:szCs w:val="22"/>
-          <w:lang w:val="es-PE" w:eastAsia="es-PE"/>
-        </w:rPr>
-      </w:pPr>
+      <w:r>
+        <w:rPr>
+          <w:rFonts w:ascii="Arial Narrow" w:hAnsi="Arial Narrow" w:cs="Calibri"/>
+          <w:sz w:val="22"/>
+          <w:szCs w:val="22"/>
+          <w:lang w:val="es-PE" w:eastAsia="es-PE"/>
+        </w:rPr>
+        <w:t xml:space="preserve"> </w:t>
+      </w:r>
       <w:r>
         <w:rPr>
           <w:rFonts w:ascii="Arial Narrow" w:hAnsi="Arial Narrow" w:cs="Calibri"/>
@@ -10657,7 +10243,6 @@
           <w:szCs w:val="22"/>
           <w:lang w:val="es-PE" w:eastAsia="es-PE"/>
         </w:rPr>
-        <w:lastRenderedPageBreak/>
         <w:t>Excepciones</w:t>
       </w:r>
     </w:p>
@@ -10814,6 +10399,7 @@
           <w:szCs w:val="22"/>
           <w:lang w:val="es-PE" w:eastAsia="es-PE"/>
         </w:rPr>
+        <w:lastRenderedPageBreak/>
         <w:t xml:space="preserve">b. El uso de los </w:t>
       </w:r>
       <w:r>
@@ -11089,10 +10675,10 @@
         <w:ind w:left="0" w:firstLine="0"/>
         <w:jc w:val="both"/>
         <w:rPr>
-          <w:rFonts w:ascii="Arial Narrow" w:hAnsi="Arial Narrow"/>
-          <w:b/>
-          <w:sz w:val="22"/>
-          <w:szCs w:val="22"/>
+          <w:rFonts w:ascii="Arial Narrow" w:hAnsi="Arial Narrow" w:cs="Calibri"/>
+          <w:sz w:val="22"/>
+          <w:szCs w:val="22"/>
+          <w:lang w:val="es-PE" w:eastAsia="es-PE"/>
         </w:rPr>
       </w:pPr>
       <w:r>
@@ -11123,6 +10709,46 @@
           <w:lang w:val="es-PE" w:eastAsia="es-PE"/>
         </w:rPr>
         <w:t>.</w:t>
+      </w:r>
+    </w:p>
+    <w:p>
+      <w:pPr>
+        <w:tabs>
+          <w:tab w:val="clear" w:pos="1440"/>
+        </w:tabs>
+        <w:ind w:left="0" w:firstLine="0"/>
+        <w:jc w:val="both"/>
+        <w:rPr>
+          <w:rFonts w:ascii="Arial Narrow" w:hAnsi="Arial Narrow" w:cs="Calibri"/>
+          <w:sz w:val="22"/>
+          <w:szCs w:val="22"/>
+          <w:lang w:val="es-PE" w:eastAsia="es-PE"/>
+        </w:rPr>
+      </w:pPr>
+    </w:p>
+    <w:p>
+      <w:pPr>
+        <w:pStyle w:val="Prrafodelista"/>
+        <w:numPr>
+          <w:ilvl w:val="0"/>
+          <w:numId w:val="19"/>
+        </w:numPr>
+        <w:jc w:val="both"/>
+        <w:rPr>
+          <w:rFonts w:ascii="Arial Narrow" w:hAnsi="Arial Narrow"/>
+          <w:b/>
+          <w:sz w:val="22"/>
+          <w:szCs w:val="22"/>
+        </w:rPr>
+      </w:pPr>
+      <w:r>
+        <w:rPr>
+          <w:rFonts w:ascii="Arial Narrow" w:hAnsi="Arial Narrow" w:cs="Calibri"/>
+          <w:sz w:val="22"/>
+          <w:szCs w:val="22"/>
+          <w:lang w:val="es-PE" w:eastAsia="es-PE"/>
+        </w:rPr>
+        <w:t>{{CLÁUSULAS_ANEXO_4_SUMINISTRO}}</w:t>
       </w:r>
     </w:p>
     <w:sectPr>
@@ -11575,7 +11201,7 @@
   <w:abstractNum w:abstractNumId="0" w15:restartNumberingAfterBreak="0">
     <w:nsid w:val="03840E2E"/>
     <w:multiLevelType w:val="multilevel"/>
-    <w:tmpl w:val="C34A909C"/>
+    <w:tmpl w:val="4EB4DE12"/>
     <w:lvl w:ilvl="0">
       <w:start w:val="5"/>
       <w:numFmt w:val="decimal"/>
@@ -11586,6 +11212,8 @@
       </w:pPr>
       <w:rPr>
         <w:rFonts w:hint="default"/>
+        <w:b w:val="0"/>
+        <w:bCs/>
       </w:rPr>
     </w:lvl>
     <w:lvl w:ilvl="1">

--- a/Features/CostsModule/Features/AdjudicacionesFeature/Templates/plantilla_suministro_con_placeholders.docx
+++ b/Features/CostsModule/Features/AdjudicacionesFeature/Templates/plantilla_suministro_con_placeholders.docx
@@ -8512,6 +8512,69 @@
           <w:lang w:val="es-PE" w:eastAsia="es-PE"/>
         </w:rPr>
         <w:t>.</w:t>
+      </w:r>
+    </w:p>
+    <w:p>
+      <w:pPr>
+        <w:tabs>
+          <w:tab w:val="clear" w:pos="1440"/>
+        </w:tabs>
+        <w:autoSpaceDE w:val="0"/>
+        <w:autoSpaceDN w:val="0"/>
+        <w:adjustRightInd w:val="0"/>
+        <w:ind w:left="0" w:firstLine="0"/>
+        <w:jc w:val="both"/>
+        <w:rPr>
+          <w:rFonts w:ascii="Arial Narrow" w:hAnsi="Arial Narrow" w:cs="Calibri"/>
+          <w:sz w:val="22"/>
+          <w:szCs w:val="22"/>
+          <w:lang w:val="es-PE" w:eastAsia="es-PE"/>
+        </w:rPr>
+      </w:pPr>
+      <w:r>
+        <w:rPr>
+          <w:rFonts w:ascii="Arial Narrow" w:hAnsi="Arial Narrow" w:cs="SymbolMT"/>
+          <w:sz w:val="22"/>
+          <w:szCs w:val="22"/>
+          <w:lang w:val="es-PE" w:eastAsia="es-PE"/>
+        </w:rPr>
+        <w:t>•</w:t>
+      </w:r>
+      <w:r>
+        <w:rPr>
+          <w:rFonts w:ascii="Arial Narrow" w:hAnsi="Arial Narrow" w:cs="SymbolMT"/>
+          <w:sz w:val="22"/>
+          <w:szCs w:val="22"/>
+          <w:lang w:val="es-PE" w:eastAsia="es-PE"/>
+        </w:rPr>
+        <w:t xml:space="preserve"> </w:t>
+      </w:r>
+      <w:r>
+        <w:rPr>
+          <w:rFonts w:ascii="Arial Narrow" w:hAnsi="Arial Narrow" w:cs="SymbolMT"/>
+          <w:sz w:val="22"/>
+          <w:szCs w:val="22"/>
+          <w:lang w:val="es-PE" w:eastAsia="es-PE"/>
+        </w:rPr>
+        <w:t>{{CLÁUSULAS_ANEXO_</w:t>
+      </w:r>
+      <w:r>
+        <w:rPr>
+          <w:rFonts w:ascii="Arial Narrow" w:hAnsi="Arial Narrow" w:cs="SymbolMT"/>
+          <w:sz w:val="22"/>
+          <w:szCs w:val="22"/>
+          <w:lang w:val="es-PE" w:eastAsia="es-PE"/>
+        </w:rPr>
+        <w:t>3</w:t>
+      </w:r>
+      <w:r>
+        <w:rPr>
+          <w:rFonts w:ascii="Arial Narrow" w:hAnsi="Arial Narrow" w:cs="SymbolMT"/>
+          <w:sz w:val="22"/>
+          <w:szCs w:val="22"/>
+          <w:lang w:val="es-PE" w:eastAsia="es-PE"/>
+        </w:rPr>
+        <w:t>_SUMINISTRO}}</w:t>
       </w:r>
     </w:p>
     <w:p>
@@ -12954,6 +13017,119 @@
     </w:lvl>
   </w:abstractNum>
   <w:abstractNum w:abstractNumId="16" w15:restartNumberingAfterBreak="0">
+    <w:nsid w:val="3D953CB2"/>
+    <w:multiLevelType w:val="hybridMultilevel"/>
+    <w:tmpl w:val="8A5C6730"/>
+    <w:lvl w:ilvl="0" w:tplc="280A0001">
+      <w:start w:val="1"/>
+      <w:numFmt w:val="bullet"/>
+      <w:lvlText w:val=""/>
+      <w:lvlJc w:val="left"/>
+      <w:pPr>
+        <w:ind w:left="720" w:hanging="360"/>
+      </w:pPr>
+      <w:rPr>
+        <w:rFonts w:ascii="Symbol" w:hAnsi="Symbol" w:hint="default"/>
+      </w:rPr>
+    </w:lvl>
+    <w:lvl w:ilvl="1" w:tplc="280A0003" w:tentative="1">
+      <w:start w:val="1"/>
+      <w:numFmt w:val="bullet"/>
+      <w:lvlText w:val="o"/>
+      <w:lvlJc w:val="left"/>
+      <w:pPr>
+        <w:ind w:left="1440" w:hanging="360"/>
+      </w:pPr>
+      <w:rPr>
+        <w:rFonts w:ascii="Courier New" w:hAnsi="Courier New" w:cs="Courier New" w:hint="default"/>
+      </w:rPr>
+    </w:lvl>
+    <w:lvl w:ilvl="2" w:tplc="280A0005" w:tentative="1">
+      <w:start w:val="1"/>
+      <w:numFmt w:val="bullet"/>
+      <w:lvlText w:val=""/>
+      <w:lvlJc w:val="left"/>
+      <w:pPr>
+        <w:ind w:left="2160" w:hanging="360"/>
+      </w:pPr>
+      <w:rPr>
+        <w:rFonts w:ascii="Wingdings" w:hAnsi="Wingdings" w:hint="default"/>
+      </w:rPr>
+    </w:lvl>
+    <w:lvl w:ilvl="3" w:tplc="280A0001" w:tentative="1">
+      <w:start w:val="1"/>
+      <w:numFmt w:val="bullet"/>
+      <w:lvlText w:val=""/>
+      <w:lvlJc w:val="left"/>
+      <w:pPr>
+        <w:ind w:left="2880" w:hanging="360"/>
+      </w:pPr>
+      <w:rPr>
+        <w:rFonts w:ascii="Symbol" w:hAnsi="Symbol" w:hint="default"/>
+      </w:rPr>
+    </w:lvl>
+    <w:lvl w:ilvl="4" w:tplc="280A0003" w:tentative="1">
+      <w:start w:val="1"/>
+      <w:numFmt w:val="bullet"/>
+      <w:lvlText w:val="o"/>
+      <w:lvlJc w:val="left"/>
+      <w:pPr>
+        <w:ind w:left="3600" w:hanging="360"/>
+      </w:pPr>
+      <w:rPr>
+        <w:rFonts w:ascii="Courier New" w:hAnsi="Courier New" w:cs="Courier New" w:hint="default"/>
+      </w:rPr>
+    </w:lvl>
+    <w:lvl w:ilvl="5" w:tplc="280A0005" w:tentative="1">
+      <w:start w:val="1"/>
+      <w:numFmt w:val="bullet"/>
+      <w:lvlText w:val=""/>
+      <w:lvlJc w:val="left"/>
+      <w:pPr>
+        <w:ind w:left="4320" w:hanging="360"/>
+      </w:pPr>
+      <w:rPr>
+        <w:rFonts w:ascii="Wingdings" w:hAnsi="Wingdings" w:hint="default"/>
+      </w:rPr>
+    </w:lvl>
+    <w:lvl w:ilvl="6" w:tplc="280A0001" w:tentative="1">
+      <w:start w:val="1"/>
+      <w:numFmt w:val="bullet"/>
+      <w:lvlText w:val=""/>
+      <w:lvlJc w:val="left"/>
+      <w:pPr>
+        <w:ind w:left="5040" w:hanging="360"/>
+      </w:pPr>
+      <w:rPr>
+        <w:rFonts w:ascii="Symbol" w:hAnsi="Symbol" w:hint="default"/>
+      </w:rPr>
+    </w:lvl>
+    <w:lvl w:ilvl="7" w:tplc="280A0003" w:tentative="1">
+      <w:start w:val="1"/>
+      <w:numFmt w:val="bullet"/>
+      <w:lvlText w:val="o"/>
+      <w:lvlJc w:val="left"/>
+      <w:pPr>
+        <w:ind w:left="5760" w:hanging="360"/>
+      </w:pPr>
+      <w:rPr>
+        <w:rFonts w:ascii="Courier New" w:hAnsi="Courier New" w:cs="Courier New" w:hint="default"/>
+      </w:rPr>
+    </w:lvl>
+    <w:lvl w:ilvl="8" w:tplc="280A0005" w:tentative="1">
+      <w:start w:val="1"/>
+      <w:numFmt w:val="bullet"/>
+      <w:lvlText w:val=""/>
+      <w:lvlJc w:val="left"/>
+      <w:pPr>
+        <w:ind w:left="6480" w:hanging="360"/>
+      </w:pPr>
+      <w:rPr>
+        <w:rFonts w:ascii="Wingdings" w:hAnsi="Wingdings" w:hint="default"/>
+      </w:rPr>
+    </w:lvl>
+  </w:abstractNum>
+  <w:abstractNum w:abstractNumId="17" w15:restartNumberingAfterBreak="0">
     <w:nsid w:val="49B738D8"/>
     <w:multiLevelType w:val="multilevel"/>
     <w:tmpl w:val="EDC8AA46"/>
@@ -13076,7 +13252,7 @@
       </w:rPr>
     </w:lvl>
   </w:abstractNum>
-  <w:abstractNum w:abstractNumId="17" w15:restartNumberingAfterBreak="0">
+  <w:abstractNum w:abstractNumId="18" w15:restartNumberingAfterBreak="0">
     <w:nsid w:val="4B1655EA"/>
     <w:multiLevelType w:val="multilevel"/>
     <w:tmpl w:val="69F43804"/>
@@ -13189,7 +13365,7 @@
       </w:rPr>
     </w:lvl>
   </w:abstractNum>
-  <w:abstractNum w:abstractNumId="18" w15:restartNumberingAfterBreak="0">
+  <w:abstractNum w:abstractNumId="19" w15:restartNumberingAfterBreak="0">
     <w:nsid w:val="4CE77D63"/>
     <w:multiLevelType w:val="multilevel"/>
     <w:tmpl w:val="37D2E404"/>
@@ -13312,7 +13488,7 @@
       </w:rPr>
     </w:lvl>
   </w:abstractNum>
-  <w:abstractNum w:abstractNumId="19" w15:restartNumberingAfterBreak="0">
+  <w:abstractNum w:abstractNumId="20" w15:restartNumberingAfterBreak="0">
     <w:nsid w:val="4E920289"/>
     <w:multiLevelType w:val="multilevel"/>
     <w:tmpl w:val="C6E850BE"/>
@@ -13425,7 +13601,7 @@
       </w:rPr>
     </w:lvl>
   </w:abstractNum>
-  <w:abstractNum w:abstractNumId="20" w15:restartNumberingAfterBreak="0">
+  <w:abstractNum w:abstractNumId="21" w15:restartNumberingAfterBreak="0">
     <w:nsid w:val="4F106B36"/>
     <w:multiLevelType w:val="multilevel"/>
     <w:tmpl w:val="D53C170E"/>
@@ -13538,7 +13714,7 @@
       </w:rPr>
     </w:lvl>
   </w:abstractNum>
-  <w:abstractNum w:abstractNumId="21" w15:restartNumberingAfterBreak="0">
+  <w:abstractNum w:abstractNumId="22" w15:restartNumberingAfterBreak="0">
     <w:nsid w:val="51271C2A"/>
     <w:multiLevelType w:val="hybridMultilevel"/>
     <w:tmpl w:val="7500FE7A"/>
@@ -13651,7 +13827,7 @@
       </w:rPr>
     </w:lvl>
   </w:abstractNum>
-  <w:abstractNum w:abstractNumId="22" w15:restartNumberingAfterBreak="0">
+  <w:abstractNum w:abstractNumId="23" w15:restartNumberingAfterBreak="0">
     <w:nsid w:val="54F45D32"/>
     <w:multiLevelType w:val="hybridMultilevel"/>
     <w:tmpl w:val="3B40681C"/>
@@ -13764,7 +13940,7 @@
       </w:rPr>
     </w:lvl>
   </w:abstractNum>
-  <w:abstractNum w:abstractNumId="23" w15:restartNumberingAfterBreak="0">
+  <w:abstractNum w:abstractNumId="24" w15:restartNumberingAfterBreak="0">
     <w:nsid w:val="57617DCC"/>
     <w:multiLevelType w:val="multilevel"/>
     <w:tmpl w:val="6E366850"/>
@@ -13896,7 +14072,7 @@
       </w:rPr>
     </w:lvl>
   </w:abstractNum>
-  <w:abstractNum w:abstractNumId="24" w15:restartNumberingAfterBreak="0">
+  <w:abstractNum w:abstractNumId="25" w15:restartNumberingAfterBreak="0">
     <w:nsid w:val="588E0745"/>
     <w:multiLevelType w:val="hybridMultilevel"/>
     <w:tmpl w:val="03961524"/>
@@ -14008,7 +14184,7 @@
       </w:rPr>
     </w:lvl>
   </w:abstractNum>
-  <w:abstractNum w:abstractNumId="25" w15:restartNumberingAfterBreak="0">
+  <w:abstractNum w:abstractNumId="26" w15:restartNumberingAfterBreak="0">
     <w:nsid w:val="5F593239"/>
     <w:multiLevelType w:val="multilevel"/>
     <w:tmpl w:val="8160E754"/>
@@ -14132,7 +14308,7 @@
       </w:rPr>
     </w:lvl>
   </w:abstractNum>
-  <w:abstractNum w:abstractNumId="26" w15:restartNumberingAfterBreak="0">
+  <w:abstractNum w:abstractNumId="27" w15:restartNumberingAfterBreak="0">
     <w:nsid w:val="668A08CB"/>
     <w:multiLevelType w:val="hybridMultilevel"/>
     <w:tmpl w:val="139A74BC"/>
@@ -14256,7 +14432,7 @@
       </w:rPr>
     </w:lvl>
   </w:abstractNum>
-  <w:abstractNum w:abstractNumId="27" w15:restartNumberingAfterBreak="0">
+  <w:abstractNum w:abstractNumId="28" w15:restartNumberingAfterBreak="0">
     <w:nsid w:val="6DFD4415"/>
     <w:multiLevelType w:val="hybridMultilevel"/>
     <w:tmpl w:val="17C64C24"/>
@@ -14372,7 +14548,7 @@
       </w:rPr>
     </w:lvl>
   </w:abstractNum>
-  <w:abstractNum w:abstractNumId="28" w15:restartNumberingAfterBreak="0">
+  <w:abstractNum w:abstractNumId="29" w15:restartNumberingAfterBreak="0">
     <w:nsid w:val="77E1372C"/>
     <w:multiLevelType w:val="multilevel"/>
     <w:tmpl w:val="1B666AAE"/>
@@ -14487,7 +14663,7 @@
       </w:rPr>
     </w:lvl>
   </w:abstractNum>
-  <w:abstractNum w:abstractNumId="29" w15:restartNumberingAfterBreak="0">
+  <w:abstractNum w:abstractNumId="30" w15:restartNumberingAfterBreak="0">
     <w:nsid w:val="7B1F2C33"/>
     <w:multiLevelType w:val="multilevel"/>
     <w:tmpl w:val="CCEAA3EE"/>
@@ -14613,10 +14789,10 @@
     <w:abstractNumId w:val="1"/>
   </w:num>
   <w:num w:numId="2" w16cid:durableId="793452303">
-    <w:abstractNumId w:val="24"/>
+    <w:abstractNumId w:val="25"/>
   </w:num>
   <w:num w:numId="3" w16cid:durableId="1359355058">
-    <w:abstractNumId w:val="16"/>
+    <w:abstractNumId w:val="17"/>
   </w:num>
   <w:num w:numId="4" w16cid:durableId="1328050005">
     <w:abstractNumId w:val="8"/>
@@ -14631,19 +14807,19 @@
     <w:abstractNumId w:val="15"/>
   </w:num>
   <w:num w:numId="8" w16cid:durableId="303438094">
-    <w:abstractNumId w:val="20"/>
+    <w:abstractNumId w:val="21"/>
   </w:num>
   <w:num w:numId="9" w16cid:durableId="1391491582">
-    <w:abstractNumId w:val="28"/>
+    <w:abstractNumId w:val="29"/>
   </w:num>
   <w:num w:numId="10" w16cid:durableId="711684894">
-    <w:abstractNumId w:val="25"/>
+    <w:abstractNumId w:val="26"/>
   </w:num>
   <w:num w:numId="11" w16cid:durableId="1890340105">
-    <w:abstractNumId w:val="18"/>
+    <w:abstractNumId w:val="19"/>
   </w:num>
   <w:num w:numId="12" w16cid:durableId="137650062">
-    <w:abstractNumId w:val="27"/>
+    <w:abstractNumId w:val="28"/>
   </w:num>
   <w:num w:numId="13" w16cid:durableId="237862248">
     <w:abstractNumId w:val="2"/>
@@ -14655,7 +14831,7 @@
     <w:abstractNumId w:val="11"/>
   </w:num>
   <w:num w:numId="16" w16cid:durableId="618538149">
-    <w:abstractNumId w:val="29"/>
+    <w:abstractNumId w:val="30"/>
   </w:num>
   <w:num w:numId="17" w16cid:durableId="502475180">
     <w:abstractNumId w:val="7"/>
@@ -14667,22 +14843,22 @@
     <w:abstractNumId w:val="0"/>
   </w:num>
   <w:num w:numId="20" w16cid:durableId="374160807">
-    <w:abstractNumId w:val="23"/>
+    <w:abstractNumId w:val="24"/>
   </w:num>
   <w:num w:numId="21" w16cid:durableId="665012489">
     <w:abstractNumId w:val="4"/>
   </w:num>
   <w:num w:numId="22" w16cid:durableId="1941182437">
-    <w:abstractNumId w:val="19"/>
+    <w:abstractNumId w:val="20"/>
   </w:num>
   <w:num w:numId="23" w16cid:durableId="179659627">
-    <w:abstractNumId w:val="21"/>
+    <w:abstractNumId w:val="22"/>
   </w:num>
   <w:num w:numId="24" w16cid:durableId="611714637">
-    <w:abstractNumId w:val="22"/>
+    <w:abstractNumId w:val="23"/>
   </w:num>
   <w:num w:numId="25" w16cid:durableId="43145912">
-    <w:abstractNumId w:val="26"/>
+    <w:abstractNumId w:val="27"/>
     <w:lvlOverride w:ilvl="0"/>
     <w:lvlOverride w:ilvl="1">
       <w:startOverride w:val="1"/>
@@ -14715,13 +14891,16 @@
     <w:abstractNumId w:val="10"/>
   </w:num>
   <w:num w:numId="28" w16cid:durableId="863253985">
-    <w:abstractNumId w:val="17"/>
+    <w:abstractNumId w:val="18"/>
   </w:num>
   <w:num w:numId="29" w16cid:durableId="1814636472">
     <w:abstractNumId w:val="3"/>
   </w:num>
   <w:num w:numId="30" w16cid:durableId="1611859889">
     <w:abstractNumId w:val="6"/>
+  </w:num>
+  <w:num w:numId="31" w16cid:durableId="931203410">
+    <w:abstractNumId w:val="16"/>
   </w:num>
   <w:numIdMacAtCleanup w:val="19"/>
 </w:numbering>

--- a/Features/CostsModule/Features/AdjudicacionesFeature/Templates/plantilla_suministro_con_placeholders.docx
+++ b/Features/CostsModule/Features/AdjudicacionesFeature/Templates/plantilla_suministro_con_placeholders.docx
@@ -577,7 +577,17 @@
           <w:szCs w:val="24"/>
           <w:lang w:val="es-ES"/>
         </w:rPr>
-        <w:t>{{FONDO_GARANTÍA_PORCENTAJE}} Fondo de Garantía</w:t>
+        <w:t>{</w:t>
+      </w:r>
+      <w:r>
+        <w:rPr>
+          <w:rFonts w:ascii="Calibri" w:eastAsia="Calibri" w:hAnsi="Calibri" w:cs="Calibri"/>
+          <w:color w:val="000000"/>
+          <w:sz w:val="24"/>
+          <w:szCs w:val="24"/>
+          <w:lang w:val="es-ES"/>
+        </w:rPr>
+        <w:t>{HOJA_RESUMEN_FONDO_GARANTÍA_PORCENTAJE}}</w:t>
       </w:r>
     </w:p>
     <w:p>
@@ -6287,8 +6297,31 @@
       <w:pPr>
         <w:pStyle w:val="Prrafodelista"/>
         <w:numPr>
+          <w:ilvl w:val="1"/>
+          <w:numId w:val="11"/>
+        </w:numPr>
+        <w:jc w:val="both"/>
+        <w:rPr>
+          <w:rFonts w:ascii="Arial Narrow" w:hAnsi="Arial Narrow"/>
+          <w:sz w:val="22"/>
+          <w:szCs w:val="22"/>
+        </w:rPr>
+      </w:pPr>
+      <w:r>
+        <w:rPr>
+          <w:rFonts w:ascii="Arial Narrow" w:hAnsi="Arial Narrow"/>
+          <w:sz w:val="22"/>
+          <w:szCs w:val="22"/>
+        </w:rPr>
+        <w:t>{{CARTA_FIANZA}}</w:t>
+      </w:r>
+    </w:p>
+    <w:p>
+      <w:pPr>
+        <w:pStyle w:val="Prrafodelista"/>
+        <w:numPr>
           <w:ilvl w:val="0"/>
-          <w:numId w:val="12"/>
+          <w:numId w:val="32"/>
         </w:numPr>
         <w:jc w:val="both"/>
         <w:rPr>
@@ -6303,15 +6336,7 @@
           <w:sz w:val="22"/>
           <w:szCs w:val="22"/>
         </w:rPr>
-        <w:t>{</w:t>
-      </w:r>
-      <w:r>
-        <w:rPr>
-          <w:rFonts w:ascii="Arial Narrow" w:hAnsi="Arial Narrow"/>
-          <w:sz w:val="22"/>
-          <w:szCs w:val="22"/>
-        </w:rPr>
-        <w:t>{CARTA_FIANZA}}</w:t>
+        <w:t>{{CARTA_FIANZA_DETALLE}}</w:t>
       </w:r>
     </w:p>
     <w:p>
@@ -6394,6 +6419,7 @@
           <w:sz w:val="22"/>
           <w:szCs w:val="22"/>
         </w:rPr>
+        <w:lastRenderedPageBreak/>
         <w:t xml:space="preserve">11.1. Las partes se comprometen a guardar máxima confidencialidad respecto a los documentos materia de este contrato y /o de todo aquello que se conozca como resultado de su participación en EL SUMINISTRO, no pudiendo divulgarlo a terceras personas ni usarlo sin permiso de </w:t>
       </w:r>
       <w:r>
@@ -6772,7 +6798,6 @@
           <w:numId w:val="0"/>
         </w:numPr>
         <w:spacing w:before="0" w:after="0"/>
-        <w:jc w:val="both"/>
         <w:rPr>
           <w:rFonts w:ascii="Arial Narrow" w:hAnsi="Arial Narrow"/>
           <w:sz w:val="22"/>
@@ -7114,7 +7139,6 @@
           <w:numId w:val="0"/>
         </w:numPr>
         <w:spacing w:before="0" w:after="0"/>
-        <w:jc w:val="both"/>
         <w:rPr>
           <w:rFonts w:ascii="Arial Narrow" w:hAnsi="Arial Narrow"/>
           <w:sz w:val="22"/>
@@ -7129,6 +7153,7 @@
           <w:szCs w:val="22"/>
           <w:u w:val="single"/>
         </w:rPr>
+        <w:lastRenderedPageBreak/>
         <w:t>DÉCIMO CUARTA: CLÁUSULA ARBITRAL</w:t>
       </w:r>
     </w:p>
@@ -7158,7 +7183,6 @@
           <w:sz w:val="22"/>
           <w:szCs w:val="22"/>
         </w:rPr>
-        <w:lastRenderedPageBreak/>
         <w:t>14.1. Todo litigio, controversia, desavenencia o reclamación resultante, relacionada o derivada de este acto jurídico o que guarde relación con él, incluidas las relativas a su validez, eficacia o terminación incluso las del convenio arbitral en el incluido, serán resueltas mediante arbitraje de derecho, cuyo laudo será definitivo e inapelable, de conformidad con los reglamentos y el Estatuto de Centro de Arbitraje de la Cámara de Comercio de Lima a cuyas normas, administración y decisión se someten las Partes en forma incondicional, declarando conocerlas y aceptarlas en su integridad.</w:t>
       </w:r>
     </w:p>
@@ -7181,7 +7205,6 @@
           <w:numId w:val="0"/>
         </w:numPr>
         <w:spacing w:before="0" w:after="0"/>
-        <w:jc w:val="both"/>
         <w:rPr>
           <w:rFonts w:ascii="Arial Narrow" w:hAnsi="Arial Narrow"/>
           <w:sz w:val="22"/>
@@ -7248,7 +7271,6 @@
           <w:numId w:val="0"/>
         </w:numPr>
         <w:spacing w:before="0" w:after="0"/>
-        <w:jc w:val="both"/>
         <w:rPr>
           <w:rFonts w:ascii="Arial Narrow" w:hAnsi="Arial Narrow"/>
           <w:sz w:val="22"/>
@@ -7321,7 +7343,6 @@
           <w:numId w:val="0"/>
         </w:numPr>
         <w:spacing w:before="0" w:after="0"/>
-        <w:jc w:val="both"/>
         <w:rPr>
           <w:rFonts w:ascii="Arial Narrow" w:hAnsi="Arial Narrow"/>
           <w:sz w:val="22"/>
@@ -11700,6 +11721,119 @@
     </w:lvl>
   </w:abstractNum>
   <w:abstractNum w:abstractNumId="4" w15:restartNumberingAfterBreak="0">
+    <w:nsid w:val="0BB4393D"/>
+    <w:multiLevelType w:val="hybridMultilevel"/>
+    <w:tmpl w:val="17A433A2"/>
+    <w:lvl w:ilvl="0" w:tplc="280A0001">
+      <w:start w:val="1"/>
+      <w:numFmt w:val="bullet"/>
+      <w:lvlText w:val=""/>
+      <w:lvlJc w:val="left"/>
+      <w:pPr>
+        <w:ind w:left="720" w:hanging="360"/>
+      </w:pPr>
+      <w:rPr>
+        <w:rFonts w:ascii="Symbol" w:hAnsi="Symbol" w:hint="default"/>
+      </w:rPr>
+    </w:lvl>
+    <w:lvl w:ilvl="1" w:tplc="280A0003" w:tentative="1">
+      <w:start w:val="1"/>
+      <w:numFmt w:val="bullet"/>
+      <w:lvlText w:val="o"/>
+      <w:lvlJc w:val="left"/>
+      <w:pPr>
+        <w:ind w:left="1440" w:hanging="360"/>
+      </w:pPr>
+      <w:rPr>
+        <w:rFonts w:ascii="Courier New" w:hAnsi="Courier New" w:cs="Courier New" w:hint="default"/>
+      </w:rPr>
+    </w:lvl>
+    <w:lvl w:ilvl="2" w:tplc="280A0005" w:tentative="1">
+      <w:start w:val="1"/>
+      <w:numFmt w:val="bullet"/>
+      <w:lvlText w:val=""/>
+      <w:lvlJc w:val="left"/>
+      <w:pPr>
+        <w:ind w:left="2160" w:hanging="360"/>
+      </w:pPr>
+      <w:rPr>
+        <w:rFonts w:ascii="Wingdings" w:hAnsi="Wingdings" w:hint="default"/>
+      </w:rPr>
+    </w:lvl>
+    <w:lvl w:ilvl="3" w:tplc="280A0001" w:tentative="1">
+      <w:start w:val="1"/>
+      <w:numFmt w:val="bullet"/>
+      <w:lvlText w:val=""/>
+      <w:lvlJc w:val="left"/>
+      <w:pPr>
+        <w:ind w:left="2880" w:hanging="360"/>
+      </w:pPr>
+      <w:rPr>
+        <w:rFonts w:ascii="Symbol" w:hAnsi="Symbol" w:hint="default"/>
+      </w:rPr>
+    </w:lvl>
+    <w:lvl w:ilvl="4" w:tplc="280A0003" w:tentative="1">
+      <w:start w:val="1"/>
+      <w:numFmt w:val="bullet"/>
+      <w:lvlText w:val="o"/>
+      <w:lvlJc w:val="left"/>
+      <w:pPr>
+        <w:ind w:left="3600" w:hanging="360"/>
+      </w:pPr>
+      <w:rPr>
+        <w:rFonts w:ascii="Courier New" w:hAnsi="Courier New" w:cs="Courier New" w:hint="default"/>
+      </w:rPr>
+    </w:lvl>
+    <w:lvl w:ilvl="5" w:tplc="280A0005" w:tentative="1">
+      <w:start w:val="1"/>
+      <w:numFmt w:val="bullet"/>
+      <w:lvlText w:val=""/>
+      <w:lvlJc w:val="left"/>
+      <w:pPr>
+        <w:ind w:left="4320" w:hanging="360"/>
+      </w:pPr>
+      <w:rPr>
+        <w:rFonts w:ascii="Wingdings" w:hAnsi="Wingdings" w:hint="default"/>
+      </w:rPr>
+    </w:lvl>
+    <w:lvl w:ilvl="6" w:tplc="280A0001" w:tentative="1">
+      <w:start w:val="1"/>
+      <w:numFmt w:val="bullet"/>
+      <w:lvlText w:val=""/>
+      <w:lvlJc w:val="left"/>
+      <w:pPr>
+        <w:ind w:left="5040" w:hanging="360"/>
+      </w:pPr>
+      <w:rPr>
+        <w:rFonts w:ascii="Symbol" w:hAnsi="Symbol" w:hint="default"/>
+      </w:rPr>
+    </w:lvl>
+    <w:lvl w:ilvl="7" w:tplc="280A0003" w:tentative="1">
+      <w:start w:val="1"/>
+      <w:numFmt w:val="bullet"/>
+      <w:lvlText w:val="o"/>
+      <w:lvlJc w:val="left"/>
+      <w:pPr>
+        <w:ind w:left="5760" w:hanging="360"/>
+      </w:pPr>
+      <w:rPr>
+        <w:rFonts w:ascii="Courier New" w:hAnsi="Courier New" w:cs="Courier New" w:hint="default"/>
+      </w:rPr>
+    </w:lvl>
+    <w:lvl w:ilvl="8" w:tplc="280A0005" w:tentative="1">
+      <w:start w:val="1"/>
+      <w:numFmt w:val="bullet"/>
+      <w:lvlText w:val=""/>
+      <w:lvlJc w:val="left"/>
+      <w:pPr>
+        <w:ind w:left="6480" w:hanging="360"/>
+      </w:pPr>
+      <w:rPr>
+        <w:rFonts w:ascii="Wingdings" w:hAnsi="Wingdings" w:hint="default"/>
+      </w:rPr>
+    </w:lvl>
+  </w:abstractNum>
+  <w:abstractNum w:abstractNumId="5" w15:restartNumberingAfterBreak="0">
     <w:nsid w:val="0E8F2FB5"/>
     <w:multiLevelType w:val="hybridMultilevel"/>
     <w:tmpl w:val="44780650"/>
@@ -11788,7 +11922,7 @@
       </w:pPr>
     </w:lvl>
   </w:abstractNum>
-  <w:abstractNum w:abstractNumId="5" w15:restartNumberingAfterBreak="0">
+  <w:abstractNum w:abstractNumId="6" w15:restartNumberingAfterBreak="0">
     <w:nsid w:val="0E96536A"/>
     <w:multiLevelType w:val="hybridMultilevel"/>
     <w:tmpl w:val="8054A3D0"/>
@@ -11874,7 +12008,7 @@
       </w:pPr>
     </w:lvl>
   </w:abstractNum>
-  <w:abstractNum w:abstractNumId="6" w15:restartNumberingAfterBreak="0">
+  <w:abstractNum w:abstractNumId="7" w15:restartNumberingAfterBreak="0">
     <w:nsid w:val="145F33EE"/>
     <w:multiLevelType w:val="multilevel"/>
     <w:tmpl w:val="69F43804"/>
@@ -11987,7 +12121,7 @@
       </w:rPr>
     </w:lvl>
   </w:abstractNum>
-  <w:abstractNum w:abstractNumId="7" w15:restartNumberingAfterBreak="0">
+  <w:abstractNum w:abstractNumId="8" w15:restartNumberingAfterBreak="0">
     <w:nsid w:val="191D3630"/>
     <w:multiLevelType w:val="multilevel"/>
     <w:tmpl w:val="3676BE76"/>
@@ -12100,7 +12234,7 @@
       </w:rPr>
     </w:lvl>
   </w:abstractNum>
-  <w:abstractNum w:abstractNumId="8" w15:restartNumberingAfterBreak="0">
+  <w:abstractNum w:abstractNumId="9" w15:restartNumberingAfterBreak="0">
     <w:nsid w:val="193F372E"/>
     <w:multiLevelType w:val="multilevel"/>
     <w:tmpl w:val="482AEBF4"/>
@@ -12214,7 +12348,7 @@
       </w:rPr>
     </w:lvl>
   </w:abstractNum>
-  <w:abstractNum w:abstractNumId="9" w15:restartNumberingAfterBreak="0">
+  <w:abstractNum w:abstractNumId="10" w15:restartNumberingAfterBreak="0">
     <w:nsid w:val="1CE95AD5"/>
     <w:multiLevelType w:val="hybridMultilevel"/>
     <w:tmpl w:val="F1CE156E"/>
@@ -12324,7 +12458,7 @@
       </w:rPr>
     </w:lvl>
   </w:abstractNum>
-  <w:abstractNum w:abstractNumId="10" w15:restartNumberingAfterBreak="0">
+  <w:abstractNum w:abstractNumId="11" w15:restartNumberingAfterBreak="0">
     <w:nsid w:val="1DEB0A09"/>
     <w:multiLevelType w:val="hybridMultilevel"/>
     <w:tmpl w:val="57FE2178"/>
@@ -12432,7 +12566,7 @@
       </w:rPr>
     </w:lvl>
   </w:abstractNum>
-  <w:abstractNum w:abstractNumId="11" w15:restartNumberingAfterBreak="0">
+  <w:abstractNum w:abstractNumId="12" w15:restartNumberingAfterBreak="0">
     <w:nsid w:val="21266538"/>
     <w:multiLevelType w:val="multilevel"/>
     <w:tmpl w:val="A4281EF4"/>
@@ -12545,7 +12679,7 @@
       </w:rPr>
     </w:lvl>
   </w:abstractNum>
-  <w:abstractNum w:abstractNumId="12" w15:restartNumberingAfterBreak="0">
+  <w:abstractNum w:abstractNumId="13" w15:restartNumberingAfterBreak="0">
     <w:nsid w:val="288701EA"/>
     <w:multiLevelType w:val="multilevel"/>
     <w:tmpl w:val="A72833DA"/>
@@ -12668,7 +12802,7 @@
       </w:rPr>
     </w:lvl>
   </w:abstractNum>
-  <w:abstractNum w:abstractNumId="13" w15:restartNumberingAfterBreak="0">
+  <w:abstractNum w:abstractNumId="14" w15:restartNumberingAfterBreak="0">
     <w:nsid w:val="30EB545A"/>
     <w:multiLevelType w:val="multilevel"/>
     <w:tmpl w:val="45DED84E"/>
@@ -12781,7 +12915,7 @@
       </w:rPr>
     </w:lvl>
   </w:abstractNum>
-  <w:abstractNum w:abstractNumId="14" w15:restartNumberingAfterBreak="0">
+  <w:abstractNum w:abstractNumId="15" w15:restartNumberingAfterBreak="0">
     <w:nsid w:val="325074C7"/>
     <w:multiLevelType w:val="multilevel"/>
     <w:tmpl w:val="A22038B0"/>
@@ -12894,7 +13028,7 @@
       </w:rPr>
     </w:lvl>
   </w:abstractNum>
-  <w:abstractNum w:abstractNumId="15" w15:restartNumberingAfterBreak="0">
+  <w:abstractNum w:abstractNumId="16" w15:restartNumberingAfterBreak="0">
     <w:nsid w:val="35456030"/>
     <w:multiLevelType w:val="multilevel"/>
     <w:tmpl w:val="02BE75EE"/>
@@ -13016,7 +13150,7 @@
       </w:rPr>
     </w:lvl>
   </w:abstractNum>
-  <w:abstractNum w:abstractNumId="16" w15:restartNumberingAfterBreak="0">
+  <w:abstractNum w:abstractNumId="17" w15:restartNumberingAfterBreak="0">
     <w:nsid w:val="3D953CB2"/>
     <w:multiLevelType w:val="hybridMultilevel"/>
     <w:tmpl w:val="8A5C6730"/>
@@ -13129,7 +13263,7 @@
       </w:rPr>
     </w:lvl>
   </w:abstractNum>
-  <w:abstractNum w:abstractNumId="17" w15:restartNumberingAfterBreak="0">
+  <w:abstractNum w:abstractNumId="18" w15:restartNumberingAfterBreak="0">
     <w:nsid w:val="49B738D8"/>
     <w:multiLevelType w:val="multilevel"/>
     <w:tmpl w:val="EDC8AA46"/>
@@ -13252,7 +13386,7 @@
       </w:rPr>
     </w:lvl>
   </w:abstractNum>
-  <w:abstractNum w:abstractNumId="18" w15:restartNumberingAfterBreak="0">
+  <w:abstractNum w:abstractNumId="19" w15:restartNumberingAfterBreak="0">
     <w:nsid w:val="4B1655EA"/>
     <w:multiLevelType w:val="multilevel"/>
     <w:tmpl w:val="69F43804"/>
@@ -13365,7 +13499,7 @@
       </w:rPr>
     </w:lvl>
   </w:abstractNum>
-  <w:abstractNum w:abstractNumId="19" w15:restartNumberingAfterBreak="0">
+  <w:abstractNum w:abstractNumId="20" w15:restartNumberingAfterBreak="0">
     <w:nsid w:val="4CE77D63"/>
     <w:multiLevelType w:val="multilevel"/>
     <w:tmpl w:val="37D2E404"/>
@@ -13488,7 +13622,7 @@
       </w:rPr>
     </w:lvl>
   </w:abstractNum>
-  <w:abstractNum w:abstractNumId="20" w15:restartNumberingAfterBreak="0">
+  <w:abstractNum w:abstractNumId="21" w15:restartNumberingAfterBreak="0">
     <w:nsid w:val="4E920289"/>
     <w:multiLevelType w:val="multilevel"/>
     <w:tmpl w:val="C6E850BE"/>
@@ -13601,7 +13735,7 @@
       </w:rPr>
     </w:lvl>
   </w:abstractNum>
-  <w:abstractNum w:abstractNumId="21" w15:restartNumberingAfterBreak="0">
+  <w:abstractNum w:abstractNumId="22" w15:restartNumberingAfterBreak="0">
     <w:nsid w:val="4F106B36"/>
     <w:multiLevelType w:val="multilevel"/>
     <w:tmpl w:val="D53C170E"/>
@@ -13714,7 +13848,7 @@
       </w:rPr>
     </w:lvl>
   </w:abstractNum>
-  <w:abstractNum w:abstractNumId="22" w15:restartNumberingAfterBreak="0">
+  <w:abstractNum w:abstractNumId="23" w15:restartNumberingAfterBreak="0">
     <w:nsid w:val="51271C2A"/>
     <w:multiLevelType w:val="hybridMultilevel"/>
     <w:tmpl w:val="7500FE7A"/>
@@ -13827,7 +13961,7 @@
       </w:rPr>
     </w:lvl>
   </w:abstractNum>
-  <w:abstractNum w:abstractNumId="23" w15:restartNumberingAfterBreak="0">
+  <w:abstractNum w:abstractNumId="24" w15:restartNumberingAfterBreak="0">
     <w:nsid w:val="54F45D32"/>
     <w:multiLevelType w:val="hybridMultilevel"/>
     <w:tmpl w:val="3B40681C"/>
@@ -13940,7 +14074,7 @@
       </w:rPr>
     </w:lvl>
   </w:abstractNum>
-  <w:abstractNum w:abstractNumId="24" w15:restartNumberingAfterBreak="0">
+  <w:abstractNum w:abstractNumId="25" w15:restartNumberingAfterBreak="0">
     <w:nsid w:val="57617DCC"/>
     <w:multiLevelType w:val="multilevel"/>
     <w:tmpl w:val="6E366850"/>
@@ -14072,7 +14206,7 @@
       </w:rPr>
     </w:lvl>
   </w:abstractNum>
-  <w:abstractNum w:abstractNumId="25" w15:restartNumberingAfterBreak="0">
+  <w:abstractNum w:abstractNumId="26" w15:restartNumberingAfterBreak="0">
     <w:nsid w:val="588E0745"/>
     <w:multiLevelType w:val="hybridMultilevel"/>
     <w:tmpl w:val="03961524"/>
@@ -14184,7 +14318,7 @@
       </w:rPr>
     </w:lvl>
   </w:abstractNum>
-  <w:abstractNum w:abstractNumId="26" w15:restartNumberingAfterBreak="0">
+  <w:abstractNum w:abstractNumId="27" w15:restartNumberingAfterBreak="0">
     <w:nsid w:val="5F593239"/>
     <w:multiLevelType w:val="multilevel"/>
     <w:tmpl w:val="8160E754"/>
@@ -14308,7 +14442,7 @@
       </w:rPr>
     </w:lvl>
   </w:abstractNum>
-  <w:abstractNum w:abstractNumId="27" w15:restartNumberingAfterBreak="0">
+  <w:abstractNum w:abstractNumId="28" w15:restartNumberingAfterBreak="0">
     <w:nsid w:val="668A08CB"/>
     <w:multiLevelType w:val="hybridMultilevel"/>
     <w:tmpl w:val="139A74BC"/>
@@ -14432,7 +14566,7 @@
       </w:rPr>
     </w:lvl>
   </w:abstractNum>
-  <w:abstractNum w:abstractNumId="28" w15:restartNumberingAfterBreak="0">
+  <w:abstractNum w:abstractNumId="29" w15:restartNumberingAfterBreak="0">
     <w:nsid w:val="6DFD4415"/>
     <w:multiLevelType w:val="hybridMultilevel"/>
     <w:tmpl w:val="17C64C24"/>
@@ -14548,7 +14682,7 @@
       </w:rPr>
     </w:lvl>
   </w:abstractNum>
-  <w:abstractNum w:abstractNumId="29" w15:restartNumberingAfterBreak="0">
+  <w:abstractNum w:abstractNumId="30" w15:restartNumberingAfterBreak="0">
     <w:nsid w:val="77E1372C"/>
     <w:multiLevelType w:val="multilevel"/>
     <w:tmpl w:val="1B666AAE"/>
@@ -14663,7 +14797,7 @@
       </w:rPr>
     </w:lvl>
   </w:abstractNum>
-  <w:abstractNum w:abstractNumId="30" w15:restartNumberingAfterBreak="0">
+  <w:abstractNum w:abstractNumId="31" w15:restartNumberingAfterBreak="0">
     <w:nsid w:val="7B1F2C33"/>
     <w:multiLevelType w:val="multilevel"/>
     <w:tmpl w:val="CCEAA3EE"/>
@@ -14789,76 +14923,76 @@
     <w:abstractNumId w:val="1"/>
   </w:num>
   <w:num w:numId="2" w16cid:durableId="793452303">
-    <w:abstractNumId w:val="25"/>
+    <w:abstractNumId w:val="26"/>
   </w:num>
   <w:num w:numId="3" w16cid:durableId="1359355058">
-    <w:abstractNumId w:val="17"/>
+    <w:abstractNumId w:val="18"/>
   </w:num>
   <w:num w:numId="4" w16cid:durableId="1328050005">
-    <w:abstractNumId w:val="8"/>
+    <w:abstractNumId w:val="9"/>
   </w:num>
   <w:num w:numId="5" w16cid:durableId="387535838">
-    <w:abstractNumId w:val="14"/>
+    <w:abstractNumId w:val="15"/>
   </w:num>
   <w:num w:numId="6" w16cid:durableId="1509563610">
-    <w:abstractNumId w:val="12"/>
+    <w:abstractNumId w:val="13"/>
   </w:num>
   <w:num w:numId="7" w16cid:durableId="311447207">
-    <w:abstractNumId w:val="15"/>
+    <w:abstractNumId w:val="16"/>
   </w:num>
   <w:num w:numId="8" w16cid:durableId="303438094">
-    <w:abstractNumId w:val="21"/>
+    <w:abstractNumId w:val="22"/>
   </w:num>
   <w:num w:numId="9" w16cid:durableId="1391491582">
-    <w:abstractNumId w:val="29"/>
+    <w:abstractNumId w:val="30"/>
   </w:num>
   <w:num w:numId="10" w16cid:durableId="711684894">
-    <w:abstractNumId w:val="26"/>
+    <w:abstractNumId w:val="27"/>
   </w:num>
   <w:num w:numId="11" w16cid:durableId="1890340105">
-    <w:abstractNumId w:val="19"/>
+    <w:abstractNumId w:val="20"/>
   </w:num>
   <w:num w:numId="12" w16cid:durableId="137650062">
-    <w:abstractNumId w:val="28"/>
+    <w:abstractNumId w:val="29"/>
   </w:num>
   <w:num w:numId="13" w16cid:durableId="237862248">
     <w:abstractNumId w:val="2"/>
   </w:num>
   <w:num w:numId="14" w16cid:durableId="1837183821">
-    <w:abstractNumId w:val="5"/>
+    <w:abstractNumId w:val="6"/>
   </w:num>
   <w:num w:numId="15" w16cid:durableId="1554194859">
-    <w:abstractNumId w:val="11"/>
+    <w:abstractNumId w:val="12"/>
   </w:num>
   <w:num w:numId="16" w16cid:durableId="618538149">
-    <w:abstractNumId w:val="30"/>
+    <w:abstractNumId w:val="31"/>
   </w:num>
   <w:num w:numId="17" w16cid:durableId="502475180">
-    <w:abstractNumId w:val="7"/>
+    <w:abstractNumId w:val="8"/>
   </w:num>
   <w:num w:numId="18" w16cid:durableId="1406030254">
-    <w:abstractNumId w:val="13"/>
+    <w:abstractNumId w:val="14"/>
   </w:num>
   <w:num w:numId="19" w16cid:durableId="537398044">
     <w:abstractNumId w:val="0"/>
   </w:num>
   <w:num w:numId="20" w16cid:durableId="374160807">
+    <w:abstractNumId w:val="25"/>
+  </w:num>
+  <w:num w:numId="21" w16cid:durableId="665012489">
+    <w:abstractNumId w:val="5"/>
+  </w:num>
+  <w:num w:numId="22" w16cid:durableId="1941182437">
+    <w:abstractNumId w:val="21"/>
+  </w:num>
+  <w:num w:numId="23" w16cid:durableId="179659627">
+    <w:abstractNumId w:val="23"/>
+  </w:num>
+  <w:num w:numId="24" w16cid:durableId="611714637">
     <w:abstractNumId w:val="24"/>
   </w:num>
-  <w:num w:numId="21" w16cid:durableId="665012489">
-    <w:abstractNumId w:val="4"/>
-  </w:num>
-  <w:num w:numId="22" w16cid:durableId="1941182437">
-    <w:abstractNumId w:val="20"/>
-  </w:num>
-  <w:num w:numId="23" w16cid:durableId="179659627">
-    <w:abstractNumId w:val="22"/>
-  </w:num>
-  <w:num w:numId="24" w16cid:durableId="611714637">
-    <w:abstractNumId w:val="23"/>
-  </w:num>
   <w:num w:numId="25" w16cid:durableId="43145912">
-    <w:abstractNumId w:val="27"/>
+    <w:abstractNumId w:val="28"/>
     <w:lvlOverride w:ilvl="0"/>
     <w:lvlOverride w:ilvl="1">
       <w:startOverride w:val="1"/>
@@ -14874,7 +15008,7 @@
     <w:lvlOverride w:ilvl="8"/>
   </w:num>
   <w:num w:numId="26" w16cid:durableId="1718312883">
-    <w:abstractNumId w:val="9"/>
+    <w:abstractNumId w:val="10"/>
     <w:lvlOverride w:ilvl="0">
       <w:startOverride w:val="1"/>
     </w:lvlOverride>
@@ -14888,19 +15022,22 @@
     <w:lvlOverride w:ilvl="8"/>
   </w:num>
   <w:num w:numId="27" w16cid:durableId="514468140">
-    <w:abstractNumId w:val="10"/>
+    <w:abstractNumId w:val="11"/>
   </w:num>
   <w:num w:numId="28" w16cid:durableId="863253985">
-    <w:abstractNumId w:val="18"/>
+    <w:abstractNumId w:val="19"/>
   </w:num>
   <w:num w:numId="29" w16cid:durableId="1814636472">
     <w:abstractNumId w:val="3"/>
   </w:num>
   <w:num w:numId="30" w16cid:durableId="1611859889">
-    <w:abstractNumId w:val="6"/>
+    <w:abstractNumId w:val="7"/>
   </w:num>
   <w:num w:numId="31" w16cid:durableId="931203410">
-    <w:abstractNumId w:val="16"/>
+    <w:abstractNumId w:val="17"/>
+  </w:num>
+  <w:num w:numId="32" w16cid:durableId="435558111">
+    <w:abstractNumId w:val="4"/>
   </w:num>
   <w:numIdMacAtCleanup w:val="19"/>
 </w:numbering>

--- a/Features/CostsModule/Features/AdjudicacionesFeature/Templates/plantilla_suministro_con_placeholders.docx
+++ b/Features/CostsModule/Features/AdjudicacionesFeature/Templates/plantilla_suministro_con_placeholders.docx
@@ -7773,84 +7773,6 @@
     </w:p>
     <w:p>
       <w:pPr>
-        <w:ind w:left="0" w:firstLine="0"/>
-        <w:jc w:val="both"/>
-        <w:rPr>
-          <w:rFonts w:ascii="Arial Narrow" w:hAnsi="Arial Narrow"/>
-          <w:sz w:val="22"/>
-          <w:szCs w:val="22"/>
-        </w:rPr>
-      </w:pPr>
-    </w:p>
-    <w:p>
-      <w:pPr>
-        <w:ind w:left="0" w:firstLine="0"/>
-        <w:jc w:val="both"/>
-        <w:rPr>
-          <w:rFonts w:ascii="Arial Narrow" w:hAnsi="Arial Narrow"/>
-          <w:sz w:val="22"/>
-          <w:szCs w:val="22"/>
-        </w:rPr>
-      </w:pPr>
-    </w:p>
-    <w:p>
-      <w:pPr>
-        <w:ind w:left="0" w:firstLine="0"/>
-        <w:jc w:val="both"/>
-        <w:rPr>
-          <w:rFonts w:ascii="Arial Narrow" w:hAnsi="Arial Narrow"/>
-          <w:sz w:val="22"/>
-          <w:szCs w:val="22"/>
-          <w:lang w:val="es-PE"/>
-        </w:rPr>
-      </w:pPr>
-      <w:r>
-        <w:rPr>
-          <w:rFonts w:ascii="Arial Narrow" w:hAnsi="Arial Narrow"/>
-          <w:sz w:val="22"/>
-          <w:szCs w:val="22"/>
-        </w:rPr>
-        <w:t>En señal de conformidad las pares suscriben el presente documento en la ciudad de Lima, al</w:t>
-      </w:r>
-      <w:r>
-        <w:rPr>
-          <w:rFonts w:ascii="Arial Narrow" w:hAnsi="Arial Narrow"/>
-          <w:sz w:val="22"/>
-          <w:szCs w:val="22"/>
-        </w:rPr>
-        <w:t xml:space="preserve"> </w:t>
-      </w:r>
-      <w:r>
-        <w:rPr>
-          <w:rFonts w:ascii="Arial Narrow" w:hAnsi="Arial Narrow"/>
-          <w:sz w:val="22"/>
-          <w:szCs w:val="22"/>
-          <w:lang w:val="es-PE"/>
-        </w:rPr>
-        <w:t>{{FECHA_FIRMA_DEL_CONTRATO}}</w:t>
-      </w:r>
-    </w:p>
-    <w:p>
-      <w:pPr>
-        <w:ind w:left="0" w:firstLine="0"/>
-        <w:jc w:val="both"/>
-        <w:rPr>
-          <w:rFonts w:ascii="Arial Narrow" w:hAnsi="Arial Narrow"/>
-          <w:sz w:val="22"/>
-          <w:szCs w:val="22"/>
-        </w:rPr>
-      </w:pPr>
-      <w:r>
-        <w:rPr>
-          <w:rFonts w:ascii="Arial Narrow" w:hAnsi="Arial Narrow"/>
-          <w:sz w:val="22"/>
-          <w:szCs w:val="22"/>
-        </w:rPr>
-        <w:t>.</w:t>
-      </w:r>
-    </w:p>
-    <w:p>
-      <w:pPr>
         <w:tabs>
           <w:tab w:val="clear" w:pos="1440"/>
         </w:tabs>
@@ -7858,10 +7780,930 @@
         <w:jc w:val="both"/>
         <w:rPr>
           <w:rFonts w:ascii="Arial Narrow" w:hAnsi="Arial Narrow"/>
-          <w:sz w:val="22"/>
-          <w:szCs w:val="22"/>
-        </w:rPr>
-      </w:pPr>
+          <w:b/>
+          <w:bCs/>
+          <w:sz w:val="22"/>
+          <w:szCs w:val="22"/>
+        </w:rPr>
+      </w:pPr>
+    </w:p>
+    <w:tbl>
+      <w:tblPr>
+        <w:tblStyle w:val="Tablaconcuadrcula"/>
+        <w:tblpPr w:leftFromText="142" w:rightFromText="142" w:vertAnchor="page" w:horzAnchor="margin" w:tblpXSpec="center" w:tblpY="2221"/>
+        <w:tblW w:w="5000" w:type="pct"/>
+        <w:tblLook w:val="04A0" w:firstRow="1" w:lastRow="0" w:firstColumn="1" w:lastColumn="0" w:noHBand="0" w:noVBand="1"/>
+      </w:tblPr>
+      <w:tblGrid>
+        <w:gridCol w:w="3830"/>
+        <w:gridCol w:w="1949"/>
+        <w:gridCol w:w="3859"/>
+      </w:tblGrid>
+      <w:tr>
+        <w:tc>
+          <w:tcPr>
+            <w:tcW w:w="1987" w:type="pct"/>
+            <w:tcBorders>
+              <w:top w:val="nil"/>
+              <w:left w:val="nil"/>
+              <w:bottom w:val="nil"/>
+              <w:right w:val="nil"/>
+            </w:tcBorders>
+          </w:tcPr>
+          <w:p>
+            <w:pPr>
+              <w:tabs>
+                <w:tab w:val="clear" w:pos="1440"/>
+              </w:tabs>
+              <w:ind w:left="0" w:firstLine="0"/>
+              <w:rPr>
+                <w:rFonts w:ascii="Arial Narrow" w:hAnsi="Arial Narrow"/>
+                <w:b/>
+                <w:sz w:val="22"/>
+                <w:szCs w:val="22"/>
+              </w:rPr>
+            </w:pPr>
+          </w:p>
+        </w:tc>
+        <w:tc>
+          <w:tcPr>
+            <w:tcW w:w="1011" w:type="pct"/>
+            <w:tcBorders>
+              <w:top w:val="nil"/>
+              <w:left w:val="nil"/>
+              <w:bottom w:val="nil"/>
+              <w:right w:val="nil"/>
+            </w:tcBorders>
+          </w:tcPr>
+          <w:p>
+            <w:pPr>
+              <w:tabs>
+                <w:tab w:val="clear" w:pos="1440"/>
+              </w:tabs>
+              <w:ind w:left="0" w:firstLine="0"/>
+              <w:rPr>
+                <w:rFonts w:ascii="Arial Narrow" w:hAnsi="Arial Narrow"/>
+                <w:b/>
+                <w:sz w:val="22"/>
+                <w:szCs w:val="22"/>
+              </w:rPr>
+            </w:pPr>
+          </w:p>
+        </w:tc>
+        <w:tc>
+          <w:tcPr>
+            <w:tcW w:w="2002" w:type="pct"/>
+            <w:tcBorders>
+              <w:top w:val="nil"/>
+              <w:left w:val="nil"/>
+              <w:bottom w:val="nil"/>
+              <w:right w:val="nil"/>
+            </w:tcBorders>
+          </w:tcPr>
+          <w:p>
+            <w:pPr>
+              <w:tabs>
+                <w:tab w:val="clear" w:pos="1440"/>
+              </w:tabs>
+              <w:ind w:left="0" w:firstLine="0"/>
+              <w:rPr>
+                <w:rFonts w:ascii="Arial Narrow" w:hAnsi="Arial Narrow"/>
+                <w:b/>
+                <w:sz w:val="22"/>
+                <w:szCs w:val="22"/>
+              </w:rPr>
+            </w:pPr>
+          </w:p>
+        </w:tc>
+      </w:tr>
+      <w:tr>
+        <w:tc>
+          <w:tcPr>
+            <w:tcW w:w="1987" w:type="pct"/>
+            <w:tcBorders>
+              <w:top w:val="nil"/>
+              <w:left w:val="nil"/>
+              <w:bottom w:val="nil"/>
+              <w:right w:val="nil"/>
+            </w:tcBorders>
+          </w:tcPr>
+          <w:p>
+            <w:pPr>
+              <w:tabs>
+                <w:tab w:val="clear" w:pos="1440"/>
+              </w:tabs>
+              <w:ind w:left="0" w:firstLine="0"/>
+              <w:rPr>
+                <w:rFonts w:ascii="Arial Narrow" w:hAnsi="Arial Narrow"/>
+                <w:b/>
+                <w:sz w:val="22"/>
+                <w:szCs w:val="22"/>
+              </w:rPr>
+            </w:pPr>
+          </w:p>
+        </w:tc>
+        <w:tc>
+          <w:tcPr>
+            <w:tcW w:w="1011" w:type="pct"/>
+            <w:tcBorders>
+              <w:top w:val="nil"/>
+              <w:left w:val="nil"/>
+              <w:bottom w:val="nil"/>
+              <w:right w:val="nil"/>
+            </w:tcBorders>
+          </w:tcPr>
+          <w:p>
+            <w:pPr>
+              <w:tabs>
+                <w:tab w:val="clear" w:pos="1440"/>
+              </w:tabs>
+              <w:ind w:left="0" w:firstLine="0"/>
+              <w:rPr>
+                <w:rFonts w:ascii="Arial Narrow" w:hAnsi="Arial Narrow"/>
+                <w:b/>
+                <w:sz w:val="22"/>
+                <w:szCs w:val="22"/>
+              </w:rPr>
+            </w:pPr>
+          </w:p>
+        </w:tc>
+        <w:tc>
+          <w:tcPr>
+            <w:tcW w:w="2002" w:type="pct"/>
+            <w:tcBorders>
+              <w:top w:val="nil"/>
+              <w:left w:val="nil"/>
+              <w:bottom w:val="nil"/>
+              <w:right w:val="nil"/>
+            </w:tcBorders>
+          </w:tcPr>
+          <w:p>
+            <w:pPr>
+              <w:tabs>
+                <w:tab w:val="clear" w:pos="1440"/>
+              </w:tabs>
+              <w:ind w:left="0" w:firstLine="0"/>
+              <w:rPr>
+                <w:rFonts w:ascii="Arial Narrow" w:hAnsi="Arial Narrow"/>
+                <w:b/>
+                <w:sz w:val="22"/>
+                <w:szCs w:val="22"/>
+              </w:rPr>
+            </w:pPr>
+          </w:p>
+        </w:tc>
+      </w:tr>
+      <w:tr>
+        <w:tc>
+          <w:tcPr>
+            <w:tcW w:w="1987" w:type="pct"/>
+            <w:tcBorders>
+              <w:top w:val="nil"/>
+              <w:left w:val="nil"/>
+              <w:bottom w:val="nil"/>
+              <w:right w:val="nil"/>
+            </w:tcBorders>
+          </w:tcPr>
+          <w:p>
+            <w:pPr>
+              <w:tabs>
+                <w:tab w:val="clear" w:pos="1440"/>
+              </w:tabs>
+              <w:ind w:left="0" w:firstLine="0"/>
+              <w:rPr>
+                <w:rFonts w:ascii="Arial Narrow" w:hAnsi="Arial Narrow"/>
+                <w:b/>
+                <w:sz w:val="22"/>
+                <w:szCs w:val="22"/>
+              </w:rPr>
+            </w:pPr>
+          </w:p>
+        </w:tc>
+        <w:tc>
+          <w:tcPr>
+            <w:tcW w:w="1011" w:type="pct"/>
+            <w:tcBorders>
+              <w:top w:val="nil"/>
+              <w:left w:val="nil"/>
+              <w:bottom w:val="nil"/>
+              <w:right w:val="nil"/>
+            </w:tcBorders>
+          </w:tcPr>
+          <w:p>
+            <w:pPr>
+              <w:tabs>
+                <w:tab w:val="clear" w:pos="1440"/>
+              </w:tabs>
+              <w:ind w:left="0" w:firstLine="0"/>
+              <w:rPr>
+                <w:rFonts w:ascii="Arial Narrow" w:hAnsi="Arial Narrow"/>
+                <w:b/>
+                <w:sz w:val="22"/>
+                <w:szCs w:val="22"/>
+              </w:rPr>
+            </w:pPr>
+          </w:p>
+        </w:tc>
+        <w:tc>
+          <w:tcPr>
+            <w:tcW w:w="2002" w:type="pct"/>
+            <w:tcBorders>
+              <w:top w:val="nil"/>
+              <w:left w:val="nil"/>
+              <w:bottom w:val="nil"/>
+              <w:right w:val="nil"/>
+            </w:tcBorders>
+          </w:tcPr>
+          <w:p>
+            <w:pPr>
+              <w:tabs>
+                <w:tab w:val="clear" w:pos="1440"/>
+              </w:tabs>
+              <w:ind w:left="0" w:firstLine="0"/>
+              <w:rPr>
+                <w:rFonts w:ascii="Arial Narrow" w:hAnsi="Arial Narrow"/>
+                <w:b/>
+                <w:sz w:val="22"/>
+                <w:szCs w:val="22"/>
+              </w:rPr>
+            </w:pPr>
+          </w:p>
+        </w:tc>
+      </w:tr>
+      <w:tr>
+        <w:tc>
+          <w:tcPr>
+            <w:tcW w:w="1987" w:type="pct"/>
+            <w:tcBorders>
+              <w:top w:val="nil"/>
+              <w:left w:val="nil"/>
+              <w:bottom w:val="nil"/>
+              <w:right w:val="nil"/>
+            </w:tcBorders>
+          </w:tcPr>
+          <w:p>
+            <w:pPr>
+              <w:tabs>
+                <w:tab w:val="clear" w:pos="1440"/>
+              </w:tabs>
+              <w:ind w:left="0" w:firstLine="0"/>
+              <w:rPr>
+                <w:rFonts w:ascii="Arial Narrow" w:hAnsi="Arial Narrow"/>
+                <w:b/>
+                <w:sz w:val="22"/>
+                <w:szCs w:val="22"/>
+              </w:rPr>
+            </w:pPr>
+          </w:p>
+        </w:tc>
+        <w:tc>
+          <w:tcPr>
+            <w:tcW w:w="1011" w:type="pct"/>
+            <w:tcBorders>
+              <w:top w:val="nil"/>
+              <w:left w:val="nil"/>
+              <w:bottom w:val="nil"/>
+              <w:right w:val="nil"/>
+            </w:tcBorders>
+          </w:tcPr>
+          <w:p>
+            <w:pPr>
+              <w:tabs>
+                <w:tab w:val="clear" w:pos="1440"/>
+              </w:tabs>
+              <w:ind w:left="0" w:firstLine="0"/>
+              <w:rPr>
+                <w:rFonts w:ascii="Arial Narrow" w:hAnsi="Arial Narrow"/>
+                <w:b/>
+                <w:sz w:val="22"/>
+                <w:szCs w:val="22"/>
+              </w:rPr>
+            </w:pPr>
+          </w:p>
+        </w:tc>
+        <w:tc>
+          <w:tcPr>
+            <w:tcW w:w="2002" w:type="pct"/>
+            <w:tcBorders>
+              <w:top w:val="nil"/>
+              <w:left w:val="nil"/>
+              <w:bottom w:val="nil"/>
+              <w:right w:val="nil"/>
+            </w:tcBorders>
+          </w:tcPr>
+          <w:p>
+            <w:pPr>
+              <w:tabs>
+                <w:tab w:val="clear" w:pos="1440"/>
+              </w:tabs>
+              <w:ind w:left="0" w:firstLine="0"/>
+              <w:rPr>
+                <w:rFonts w:ascii="Arial Narrow" w:hAnsi="Arial Narrow"/>
+                <w:b/>
+                <w:sz w:val="22"/>
+                <w:szCs w:val="22"/>
+              </w:rPr>
+            </w:pPr>
+          </w:p>
+        </w:tc>
+      </w:tr>
+      <w:tr>
+        <w:tc>
+          <w:tcPr>
+            <w:tcW w:w="1987" w:type="pct"/>
+            <w:tcBorders>
+              <w:top w:val="nil"/>
+              <w:left w:val="nil"/>
+              <w:bottom w:val="nil"/>
+              <w:right w:val="nil"/>
+            </w:tcBorders>
+          </w:tcPr>
+          <w:p>
+            <w:pPr>
+              <w:tabs>
+                <w:tab w:val="clear" w:pos="1440"/>
+              </w:tabs>
+              <w:ind w:left="0" w:firstLine="0"/>
+              <w:rPr>
+                <w:rFonts w:ascii="Arial Narrow" w:hAnsi="Arial Narrow"/>
+                <w:b/>
+                <w:sz w:val="22"/>
+                <w:szCs w:val="22"/>
+              </w:rPr>
+            </w:pPr>
+          </w:p>
+        </w:tc>
+        <w:tc>
+          <w:tcPr>
+            <w:tcW w:w="1011" w:type="pct"/>
+            <w:tcBorders>
+              <w:top w:val="nil"/>
+              <w:left w:val="nil"/>
+              <w:bottom w:val="nil"/>
+              <w:right w:val="nil"/>
+            </w:tcBorders>
+          </w:tcPr>
+          <w:p>
+            <w:pPr>
+              <w:tabs>
+                <w:tab w:val="clear" w:pos="1440"/>
+              </w:tabs>
+              <w:ind w:left="0" w:firstLine="0"/>
+              <w:rPr>
+                <w:rFonts w:ascii="Arial Narrow" w:hAnsi="Arial Narrow"/>
+                <w:b/>
+                <w:sz w:val="22"/>
+                <w:szCs w:val="22"/>
+              </w:rPr>
+            </w:pPr>
+          </w:p>
+        </w:tc>
+        <w:tc>
+          <w:tcPr>
+            <w:tcW w:w="2002" w:type="pct"/>
+            <w:tcBorders>
+              <w:top w:val="nil"/>
+              <w:left w:val="nil"/>
+              <w:bottom w:val="nil"/>
+              <w:right w:val="nil"/>
+            </w:tcBorders>
+          </w:tcPr>
+          <w:p>
+            <w:pPr>
+              <w:tabs>
+                <w:tab w:val="clear" w:pos="1440"/>
+              </w:tabs>
+              <w:ind w:left="0" w:firstLine="0"/>
+              <w:rPr>
+                <w:rFonts w:ascii="Arial Narrow" w:hAnsi="Arial Narrow"/>
+                <w:b/>
+                <w:sz w:val="22"/>
+                <w:szCs w:val="22"/>
+              </w:rPr>
+            </w:pPr>
+          </w:p>
+        </w:tc>
+      </w:tr>
+      <w:tr>
+        <w:tc>
+          <w:tcPr>
+            <w:tcW w:w="1987" w:type="pct"/>
+            <w:tcBorders>
+              <w:top w:val="nil"/>
+              <w:left w:val="nil"/>
+              <w:bottom w:val="nil"/>
+              <w:right w:val="nil"/>
+            </w:tcBorders>
+          </w:tcPr>
+          <w:p>
+            <w:pPr>
+              <w:tabs>
+                <w:tab w:val="clear" w:pos="1440"/>
+              </w:tabs>
+              <w:ind w:left="0" w:firstLine="0"/>
+              <w:rPr>
+                <w:rFonts w:ascii="Arial Narrow" w:hAnsi="Arial Narrow"/>
+                <w:b/>
+                <w:sz w:val="22"/>
+                <w:szCs w:val="22"/>
+              </w:rPr>
+            </w:pPr>
+          </w:p>
+        </w:tc>
+        <w:tc>
+          <w:tcPr>
+            <w:tcW w:w="1011" w:type="pct"/>
+            <w:tcBorders>
+              <w:top w:val="nil"/>
+              <w:left w:val="nil"/>
+              <w:bottom w:val="nil"/>
+              <w:right w:val="nil"/>
+            </w:tcBorders>
+          </w:tcPr>
+          <w:p>
+            <w:pPr>
+              <w:tabs>
+                <w:tab w:val="clear" w:pos="1440"/>
+              </w:tabs>
+              <w:ind w:left="0" w:firstLine="0"/>
+              <w:rPr>
+                <w:rFonts w:ascii="Arial Narrow" w:hAnsi="Arial Narrow"/>
+                <w:b/>
+                <w:sz w:val="22"/>
+                <w:szCs w:val="22"/>
+              </w:rPr>
+            </w:pPr>
+          </w:p>
+        </w:tc>
+        <w:tc>
+          <w:tcPr>
+            <w:tcW w:w="2002" w:type="pct"/>
+            <w:tcBorders>
+              <w:top w:val="nil"/>
+              <w:left w:val="nil"/>
+              <w:bottom w:val="nil"/>
+              <w:right w:val="nil"/>
+            </w:tcBorders>
+          </w:tcPr>
+          <w:p>
+            <w:pPr>
+              <w:tabs>
+                <w:tab w:val="clear" w:pos="1440"/>
+              </w:tabs>
+              <w:ind w:left="0" w:firstLine="0"/>
+              <w:rPr>
+                <w:rFonts w:ascii="Arial Narrow" w:hAnsi="Arial Narrow"/>
+                <w:b/>
+                <w:sz w:val="22"/>
+                <w:szCs w:val="22"/>
+              </w:rPr>
+            </w:pPr>
+          </w:p>
+        </w:tc>
+      </w:tr>
+      <w:tr>
+        <w:tc>
+          <w:tcPr>
+            <w:tcW w:w="1987" w:type="pct"/>
+            <w:tcBorders>
+              <w:top w:val="nil"/>
+              <w:left w:val="nil"/>
+              <w:bottom w:val="nil"/>
+              <w:right w:val="nil"/>
+            </w:tcBorders>
+          </w:tcPr>
+          <w:p>
+            <w:pPr>
+              <w:tabs>
+                <w:tab w:val="clear" w:pos="1440"/>
+              </w:tabs>
+              <w:ind w:left="0" w:firstLine="0"/>
+              <w:rPr>
+                <w:rFonts w:ascii="Arial Narrow" w:hAnsi="Arial Narrow"/>
+                <w:b/>
+                <w:sz w:val="22"/>
+                <w:szCs w:val="22"/>
+              </w:rPr>
+            </w:pPr>
+          </w:p>
+        </w:tc>
+        <w:tc>
+          <w:tcPr>
+            <w:tcW w:w="1011" w:type="pct"/>
+            <w:tcBorders>
+              <w:top w:val="nil"/>
+              <w:left w:val="nil"/>
+              <w:bottom w:val="nil"/>
+              <w:right w:val="nil"/>
+            </w:tcBorders>
+          </w:tcPr>
+          <w:p>
+            <w:pPr>
+              <w:tabs>
+                <w:tab w:val="clear" w:pos="1440"/>
+              </w:tabs>
+              <w:ind w:left="0" w:firstLine="0"/>
+              <w:rPr>
+                <w:rFonts w:ascii="Arial Narrow" w:hAnsi="Arial Narrow"/>
+                <w:b/>
+                <w:sz w:val="22"/>
+                <w:szCs w:val="22"/>
+              </w:rPr>
+            </w:pPr>
+          </w:p>
+        </w:tc>
+        <w:tc>
+          <w:tcPr>
+            <w:tcW w:w="2002" w:type="pct"/>
+            <w:tcBorders>
+              <w:top w:val="nil"/>
+              <w:left w:val="nil"/>
+              <w:bottom w:val="nil"/>
+              <w:right w:val="nil"/>
+            </w:tcBorders>
+          </w:tcPr>
+          <w:p>
+            <w:pPr>
+              <w:tabs>
+                <w:tab w:val="clear" w:pos="1440"/>
+              </w:tabs>
+              <w:ind w:left="0" w:firstLine="0"/>
+              <w:rPr>
+                <w:rFonts w:ascii="Arial Narrow" w:hAnsi="Arial Narrow"/>
+                <w:b/>
+                <w:sz w:val="22"/>
+                <w:szCs w:val="22"/>
+              </w:rPr>
+            </w:pPr>
+          </w:p>
+        </w:tc>
+      </w:tr>
+      <w:tr>
+        <w:tc>
+          <w:tcPr>
+            <w:tcW w:w="1987" w:type="pct"/>
+            <w:tcBorders>
+              <w:top w:val="nil"/>
+              <w:left w:val="nil"/>
+              <w:bottom w:val="nil"/>
+              <w:right w:val="nil"/>
+            </w:tcBorders>
+          </w:tcPr>
+          <w:p>
+            <w:pPr>
+              <w:tabs>
+                <w:tab w:val="clear" w:pos="1440"/>
+              </w:tabs>
+              <w:ind w:left="0" w:firstLine="0"/>
+              <w:rPr>
+                <w:rFonts w:ascii="Arial Narrow" w:hAnsi="Arial Narrow"/>
+                <w:b/>
+                <w:sz w:val="22"/>
+                <w:szCs w:val="22"/>
+              </w:rPr>
+            </w:pPr>
+          </w:p>
+        </w:tc>
+        <w:tc>
+          <w:tcPr>
+            <w:tcW w:w="1011" w:type="pct"/>
+            <w:tcBorders>
+              <w:top w:val="nil"/>
+              <w:left w:val="nil"/>
+              <w:bottom w:val="nil"/>
+              <w:right w:val="nil"/>
+            </w:tcBorders>
+          </w:tcPr>
+          <w:p>
+            <w:pPr>
+              <w:tabs>
+                <w:tab w:val="clear" w:pos="1440"/>
+              </w:tabs>
+              <w:ind w:left="0" w:firstLine="0"/>
+              <w:rPr>
+                <w:rFonts w:ascii="Arial Narrow" w:hAnsi="Arial Narrow"/>
+                <w:b/>
+                <w:sz w:val="22"/>
+                <w:szCs w:val="22"/>
+              </w:rPr>
+            </w:pPr>
+          </w:p>
+        </w:tc>
+        <w:tc>
+          <w:tcPr>
+            <w:tcW w:w="2002" w:type="pct"/>
+            <w:tcBorders>
+              <w:top w:val="nil"/>
+              <w:left w:val="nil"/>
+              <w:bottom w:val="nil"/>
+              <w:right w:val="nil"/>
+            </w:tcBorders>
+          </w:tcPr>
+          <w:p>
+            <w:pPr>
+              <w:tabs>
+                <w:tab w:val="clear" w:pos="1440"/>
+              </w:tabs>
+              <w:ind w:left="0" w:firstLine="0"/>
+              <w:rPr>
+                <w:rFonts w:ascii="Arial Narrow" w:hAnsi="Arial Narrow"/>
+                <w:b/>
+                <w:sz w:val="22"/>
+                <w:szCs w:val="22"/>
+              </w:rPr>
+            </w:pPr>
+          </w:p>
+        </w:tc>
+      </w:tr>
+      <w:tr>
+        <w:tc>
+          <w:tcPr>
+            <w:tcW w:w="1987" w:type="pct"/>
+            <w:tcBorders>
+              <w:top w:val="nil"/>
+              <w:left w:val="nil"/>
+              <w:bottom w:val="nil"/>
+              <w:right w:val="nil"/>
+            </w:tcBorders>
+          </w:tcPr>
+          <w:p>
+            <w:pPr>
+              <w:tabs>
+                <w:tab w:val="clear" w:pos="1440"/>
+              </w:tabs>
+              <w:ind w:left="0" w:firstLine="0"/>
+              <w:rPr>
+                <w:rFonts w:ascii="Arial Narrow" w:hAnsi="Arial Narrow"/>
+                <w:b/>
+                <w:sz w:val="22"/>
+                <w:szCs w:val="22"/>
+              </w:rPr>
+            </w:pPr>
+          </w:p>
+        </w:tc>
+        <w:tc>
+          <w:tcPr>
+            <w:tcW w:w="1011" w:type="pct"/>
+            <w:tcBorders>
+              <w:top w:val="nil"/>
+              <w:left w:val="nil"/>
+              <w:bottom w:val="nil"/>
+              <w:right w:val="nil"/>
+            </w:tcBorders>
+          </w:tcPr>
+          <w:p>
+            <w:pPr>
+              <w:tabs>
+                <w:tab w:val="clear" w:pos="1440"/>
+              </w:tabs>
+              <w:ind w:left="0" w:firstLine="0"/>
+              <w:rPr>
+                <w:rFonts w:ascii="Arial Narrow" w:hAnsi="Arial Narrow"/>
+                <w:b/>
+                <w:sz w:val="22"/>
+                <w:szCs w:val="22"/>
+              </w:rPr>
+            </w:pPr>
+          </w:p>
+        </w:tc>
+        <w:tc>
+          <w:tcPr>
+            <w:tcW w:w="2002" w:type="pct"/>
+            <w:tcBorders>
+              <w:top w:val="nil"/>
+              <w:left w:val="nil"/>
+              <w:bottom w:val="nil"/>
+              <w:right w:val="nil"/>
+            </w:tcBorders>
+          </w:tcPr>
+          <w:p>
+            <w:pPr>
+              <w:tabs>
+                <w:tab w:val="clear" w:pos="1440"/>
+              </w:tabs>
+              <w:ind w:left="0" w:firstLine="0"/>
+              <w:rPr>
+                <w:rFonts w:ascii="Arial Narrow" w:hAnsi="Arial Narrow"/>
+                <w:b/>
+                <w:sz w:val="22"/>
+                <w:szCs w:val="22"/>
+              </w:rPr>
+            </w:pPr>
+          </w:p>
+        </w:tc>
+      </w:tr>
+      <w:tr>
+        <w:tc>
+          <w:tcPr>
+            <w:tcW w:w="1987" w:type="pct"/>
+            <w:tcBorders>
+              <w:top w:val="nil"/>
+              <w:left w:val="nil"/>
+              <w:bottom w:val="single" w:sz="4" w:space="0" w:color="auto"/>
+              <w:right w:val="nil"/>
+            </w:tcBorders>
+          </w:tcPr>
+          <w:p>
+            <w:pPr>
+              <w:tabs>
+                <w:tab w:val="clear" w:pos="1440"/>
+              </w:tabs>
+              <w:ind w:left="0" w:firstLine="0"/>
+              <w:rPr>
+                <w:rFonts w:ascii="Arial Narrow" w:hAnsi="Arial Narrow"/>
+                <w:b/>
+                <w:sz w:val="22"/>
+                <w:szCs w:val="22"/>
+              </w:rPr>
+            </w:pPr>
+          </w:p>
+        </w:tc>
+        <w:tc>
+          <w:tcPr>
+            <w:tcW w:w="1011" w:type="pct"/>
+            <w:tcBorders>
+              <w:top w:val="nil"/>
+              <w:left w:val="nil"/>
+              <w:bottom w:val="nil"/>
+              <w:right w:val="nil"/>
+            </w:tcBorders>
+          </w:tcPr>
+          <w:p>
+            <w:pPr>
+              <w:tabs>
+                <w:tab w:val="clear" w:pos="1440"/>
+              </w:tabs>
+              <w:ind w:left="0" w:firstLine="0"/>
+              <w:rPr>
+                <w:rFonts w:ascii="Arial Narrow" w:hAnsi="Arial Narrow"/>
+                <w:b/>
+                <w:sz w:val="22"/>
+                <w:szCs w:val="22"/>
+              </w:rPr>
+            </w:pPr>
+          </w:p>
+        </w:tc>
+        <w:tc>
+          <w:tcPr>
+            <w:tcW w:w="2002" w:type="pct"/>
+            <w:tcBorders>
+              <w:top w:val="nil"/>
+              <w:left w:val="nil"/>
+              <w:bottom w:val="single" w:sz="4" w:space="0" w:color="auto"/>
+              <w:right w:val="nil"/>
+            </w:tcBorders>
+          </w:tcPr>
+          <w:p>
+            <w:pPr>
+              <w:tabs>
+                <w:tab w:val="clear" w:pos="1440"/>
+              </w:tabs>
+              <w:ind w:left="0" w:firstLine="0"/>
+              <w:rPr>
+                <w:rFonts w:ascii="Arial Narrow" w:hAnsi="Arial Narrow"/>
+                <w:b/>
+                <w:sz w:val="22"/>
+                <w:szCs w:val="22"/>
+              </w:rPr>
+            </w:pPr>
+          </w:p>
+        </w:tc>
+      </w:tr>
+      <w:tr>
+        <w:tc>
+          <w:tcPr>
+            <w:tcW w:w="1987" w:type="pct"/>
+            <w:tcBorders>
+              <w:top w:val="single" w:sz="4" w:space="0" w:color="auto"/>
+              <w:left w:val="nil"/>
+              <w:bottom w:val="nil"/>
+              <w:right w:val="nil"/>
+            </w:tcBorders>
+          </w:tcPr>
+          <w:p>
+            <w:pPr>
+              <w:tabs>
+                <w:tab w:val="clear" w:pos="1440"/>
+              </w:tabs>
+              <w:ind w:left="0" w:firstLine="0"/>
+              <w:jc w:val="center"/>
+              <w:rPr>
+                <w:rFonts w:ascii="Arial Narrow" w:hAnsi="Arial Narrow"/>
+                <w:b/>
+                <w:sz w:val="22"/>
+                <w:szCs w:val="22"/>
+              </w:rPr>
+            </w:pPr>
+            <w:r>
+              <w:rPr>
+                <w:rFonts w:ascii="Arial Narrow" w:hAnsi="Arial Narrow"/>
+                <w:b/>
+                <w:sz w:val="22"/>
+                <w:szCs w:val="22"/>
+              </w:rPr>
+              <w:t>EL SUMINISTRADO</w:t>
+            </w:r>
+          </w:p>
+        </w:tc>
+        <w:tc>
+          <w:tcPr>
+            <w:tcW w:w="1011" w:type="pct"/>
+            <w:tcBorders>
+              <w:top w:val="nil"/>
+              <w:left w:val="nil"/>
+              <w:bottom w:val="nil"/>
+              <w:right w:val="nil"/>
+            </w:tcBorders>
+          </w:tcPr>
+          <w:p>
+            <w:pPr>
+              <w:tabs>
+                <w:tab w:val="clear" w:pos="1440"/>
+              </w:tabs>
+              <w:ind w:left="0" w:firstLine="0"/>
+              <w:jc w:val="center"/>
+              <w:rPr>
+                <w:rFonts w:ascii="Arial Narrow" w:hAnsi="Arial Narrow"/>
+                <w:b/>
+                <w:sz w:val="22"/>
+                <w:szCs w:val="22"/>
+              </w:rPr>
+            </w:pPr>
+          </w:p>
+        </w:tc>
+        <w:tc>
+          <w:tcPr>
+            <w:tcW w:w="2002" w:type="pct"/>
+            <w:tcBorders>
+              <w:top w:val="single" w:sz="4" w:space="0" w:color="auto"/>
+              <w:left w:val="nil"/>
+              <w:bottom w:val="nil"/>
+              <w:right w:val="nil"/>
+            </w:tcBorders>
+          </w:tcPr>
+          <w:p>
+            <w:pPr>
+              <w:tabs>
+                <w:tab w:val="clear" w:pos="1440"/>
+              </w:tabs>
+              <w:ind w:left="0" w:firstLine="0"/>
+              <w:jc w:val="center"/>
+              <w:rPr>
+                <w:rFonts w:ascii="Arial Narrow" w:hAnsi="Arial Narrow"/>
+                <w:b/>
+                <w:sz w:val="22"/>
+                <w:szCs w:val="22"/>
+              </w:rPr>
+            </w:pPr>
+            <w:r>
+              <w:rPr>
+                <w:rFonts w:ascii="Arial Narrow" w:hAnsi="Arial Narrow"/>
+                <w:b/>
+                <w:sz w:val="22"/>
+                <w:szCs w:val="22"/>
+              </w:rPr>
+              <w:t>EL SUMINISTRANTE</w:t>
+            </w:r>
+          </w:p>
+        </w:tc>
+      </w:tr>
+    </w:tbl>
+    <w:p>
+      <w:pPr>
+        <w:ind w:left="0" w:firstLine="0"/>
+        <w:jc w:val="both"/>
+        <w:rPr>
+          <w:rFonts w:ascii="Arial Narrow" w:hAnsi="Arial Narrow"/>
+          <w:sz w:val="22"/>
+          <w:szCs w:val="22"/>
+          <w:lang w:val="es-PE"/>
+        </w:rPr>
+      </w:pPr>
+      <w:r>
+        <w:rPr>
+          <w:rFonts w:ascii="Arial Narrow" w:hAnsi="Arial Narrow"/>
+          <w:sz w:val="22"/>
+          <w:szCs w:val="22"/>
+        </w:rPr>
+        <w:t>En señal de conformidad las pares suscriben el presente documento en la ciudad de Lima, al</w:t>
+      </w:r>
+      <w:r>
+        <w:rPr>
+          <w:rFonts w:ascii="Arial Narrow" w:hAnsi="Arial Narrow"/>
+          <w:sz w:val="22"/>
+          <w:szCs w:val="22"/>
+        </w:rPr>
+        <w:t xml:space="preserve"> </w:t>
+      </w:r>
+      <w:r>
+        <w:rPr>
+          <w:rFonts w:ascii="Arial Narrow" w:hAnsi="Arial Narrow"/>
+          <w:sz w:val="22"/>
+          <w:szCs w:val="22"/>
+          <w:lang w:val="es-PE"/>
+        </w:rPr>
+        <w:t>{{FECHA_FIRMA_DEL_CONTRATO}}</w:t>
+      </w:r>
     </w:p>
     <w:p>
       <w:pPr>
@@ -7869,9 +8711,9 @@
           <w:tab w:val="clear" w:pos="1440"/>
         </w:tabs>
         <w:ind w:left="0" w:firstLine="0"/>
-        <w:jc w:val="both"/>
-        <w:rPr>
-          <w:rFonts w:ascii="Arial Narrow" w:hAnsi="Arial Narrow"/>
+        <w:rPr>
+          <w:rFonts w:ascii="Arial Narrow" w:hAnsi="Arial Narrow"/>
+          <w:b/>
           <w:sz w:val="22"/>
           <w:szCs w:val="22"/>
         </w:rPr>
@@ -7882,186 +8724,6 @@
         <w:tabs>
           <w:tab w:val="clear" w:pos="1440"/>
         </w:tabs>
-        <w:ind w:left="0" w:firstLine="0"/>
-        <w:jc w:val="both"/>
-        <w:rPr>
-          <w:rFonts w:ascii="Arial Narrow" w:hAnsi="Arial Narrow"/>
-          <w:sz w:val="22"/>
-          <w:szCs w:val="22"/>
-        </w:rPr>
-      </w:pPr>
-    </w:p>
-    <w:p>
-      <w:pPr>
-        <w:tabs>
-          <w:tab w:val="clear" w:pos="1440"/>
-        </w:tabs>
-        <w:ind w:left="0" w:firstLine="0"/>
-        <w:jc w:val="both"/>
-        <w:rPr>
-          <w:rFonts w:ascii="Arial Narrow" w:hAnsi="Arial Narrow"/>
-          <w:sz w:val="22"/>
-          <w:szCs w:val="22"/>
-        </w:rPr>
-      </w:pPr>
-    </w:p>
-    <w:p>
-      <w:pPr>
-        <w:tabs>
-          <w:tab w:val="clear" w:pos="1440"/>
-        </w:tabs>
-        <w:ind w:left="0" w:firstLine="0"/>
-        <w:jc w:val="both"/>
-        <w:rPr>
-          <w:rFonts w:ascii="Arial Narrow" w:hAnsi="Arial Narrow"/>
-          <w:sz w:val="22"/>
-          <w:szCs w:val="22"/>
-        </w:rPr>
-      </w:pPr>
-    </w:p>
-    <w:p>
-      <w:pPr>
-        <w:tabs>
-          <w:tab w:val="clear" w:pos="1440"/>
-        </w:tabs>
-        <w:ind w:left="0" w:firstLine="0"/>
-        <w:jc w:val="both"/>
-        <w:rPr>
-          <w:rFonts w:ascii="Arial Narrow" w:hAnsi="Arial Narrow"/>
-          <w:sz w:val="22"/>
-          <w:szCs w:val="22"/>
-        </w:rPr>
-      </w:pPr>
-    </w:p>
-    <w:p>
-      <w:pPr>
-        <w:tabs>
-          <w:tab w:val="clear" w:pos="1440"/>
-        </w:tabs>
-        <w:ind w:left="0" w:firstLine="0"/>
-        <w:jc w:val="both"/>
-        <w:rPr>
-          <w:rFonts w:ascii="Arial Narrow" w:hAnsi="Arial Narrow"/>
-          <w:sz w:val="22"/>
-          <w:szCs w:val="22"/>
-        </w:rPr>
-      </w:pPr>
-    </w:p>
-    <w:p>
-      <w:pPr>
-        <w:tabs>
-          <w:tab w:val="clear" w:pos="1440"/>
-        </w:tabs>
-        <w:ind w:left="0" w:firstLine="0"/>
-        <w:jc w:val="both"/>
-        <w:rPr>
-          <w:rFonts w:ascii="Arial Narrow" w:hAnsi="Arial Narrow"/>
-          <w:sz w:val="22"/>
-          <w:szCs w:val="22"/>
-        </w:rPr>
-      </w:pPr>
-      <w:r>
-        <w:rPr>
-          <w:rFonts w:ascii="Arial Narrow" w:hAnsi="Arial Narrow"/>
-          <w:sz w:val="22"/>
-          <w:szCs w:val="22"/>
-        </w:rPr>
-        <w:tab/>
-        <w:t>______________________________</w:t>
-      </w:r>
-      <w:r>
-        <w:rPr>
-          <w:rFonts w:ascii="Arial Narrow" w:hAnsi="Arial Narrow"/>
-          <w:sz w:val="22"/>
-          <w:szCs w:val="22"/>
-        </w:rPr>
-        <w:tab/>
-      </w:r>
-      <w:r>
-        <w:rPr>
-          <w:rFonts w:ascii="Arial Narrow" w:hAnsi="Arial Narrow"/>
-          <w:sz w:val="22"/>
-          <w:szCs w:val="22"/>
-        </w:rPr>
-        <w:tab/>
-        <w:t>________________________________</w:t>
-      </w:r>
-    </w:p>
-    <w:p>
-      <w:pPr>
-        <w:tabs>
-          <w:tab w:val="clear" w:pos="1440"/>
-        </w:tabs>
-        <w:ind w:firstLine="720"/>
-        <w:jc w:val="both"/>
-        <w:rPr>
-          <w:rFonts w:ascii="Arial Narrow" w:hAnsi="Arial Narrow"/>
-          <w:b/>
-          <w:sz w:val="22"/>
-          <w:szCs w:val="22"/>
-        </w:rPr>
-      </w:pPr>
-      <w:r>
-        <w:rPr>
-          <w:rFonts w:ascii="Arial Narrow" w:hAnsi="Arial Narrow"/>
-          <w:b/>
-          <w:sz w:val="22"/>
-          <w:szCs w:val="22"/>
-        </w:rPr>
-        <w:t>EL SUMINISTRADO</w:t>
-      </w:r>
-      <w:r>
-        <w:rPr>
-          <w:rFonts w:ascii="Arial Narrow" w:hAnsi="Arial Narrow"/>
-          <w:b/>
-          <w:sz w:val="22"/>
-          <w:szCs w:val="22"/>
-        </w:rPr>
-        <w:tab/>
-      </w:r>
-      <w:r>
-        <w:rPr>
-          <w:rFonts w:ascii="Arial Narrow" w:hAnsi="Arial Narrow"/>
-          <w:b/>
-          <w:sz w:val="22"/>
-          <w:szCs w:val="22"/>
-        </w:rPr>
-        <w:tab/>
-      </w:r>
-      <w:r>
-        <w:rPr>
-          <w:rFonts w:ascii="Arial Narrow" w:hAnsi="Arial Narrow"/>
-          <w:b/>
-          <w:sz w:val="22"/>
-          <w:szCs w:val="22"/>
-        </w:rPr>
-        <w:tab/>
-      </w:r>
-      <w:r>
-        <w:rPr>
-          <w:rFonts w:ascii="Arial Narrow" w:hAnsi="Arial Narrow"/>
-          <w:b/>
-          <w:sz w:val="22"/>
-          <w:szCs w:val="22"/>
-        </w:rPr>
-        <w:tab/>
-      </w:r>
-      <w:r>
-        <w:rPr>
-          <w:rFonts w:ascii="Arial Narrow" w:hAnsi="Arial Narrow"/>
-          <w:b/>
-          <w:sz w:val="22"/>
-          <w:szCs w:val="22"/>
-        </w:rPr>
-        <w:t xml:space="preserve">EL SUMINISTRANTE   </w:t>
-      </w:r>
-    </w:p>
-    <w:p>
-      <w:pPr>
-        <w:tabs>
-          <w:tab w:val="clear" w:pos="1440"/>
-        </w:tabs>
-        <w:ind w:firstLine="0"/>
         <w:rPr>
           <w:rFonts w:ascii="Arial Narrow" w:hAnsi="Arial Narrow"/>
           <w:b/>
@@ -10142,168 +10804,6 @@
     </w:p>
     <w:p>
       <w:pPr>
-        <w:tabs>
-          <w:tab w:val="clear" w:pos="1440"/>
-        </w:tabs>
-        <w:autoSpaceDE w:val="0"/>
-        <w:autoSpaceDN w:val="0"/>
-        <w:adjustRightInd w:val="0"/>
-        <w:ind w:left="0" w:firstLine="0"/>
-        <w:jc w:val="both"/>
-        <w:rPr>
-          <w:rFonts w:ascii="Arial Narrow" w:hAnsi="Arial Narrow" w:cs="Calibri"/>
-          <w:sz w:val="22"/>
-          <w:szCs w:val="22"/>
-          <w:lang w:val="es-PE" w:eastAsia="es-PE"/>
-        </w:rPr>
-      </w:pPr>
-    </w:p>
-    <w:p>
-      <w:pPr>
-        <w:tabs>
-          <w:tab w:val="clear" w:pos="1440"/>
-        </w:tabs>
-        <w:autoSpaceDE w:val="0"/>
-        <w:autoSpaceDN w:val="0"/>
-        <w:adjustRightInd w:val="0"/>
-        <w:ind w:left="0" w:firstLine="0"/>
-        <w:jc w:val="both"/>
-        <w:rPr>
-          <w:rFonts w:ascii="Arial Narrow" w:hAnsi="Arial Narrow" w:cs="Calibri"/>
-          <w:sz w:val="22"/>
-          <w:szCs w:val="22"/>
-          <w:lang w:val="es-PE" w:eastAsia="es-PE"/>
-        </w:rPr>
-      </w:pPr>
-    </w:p>
-    <w:p>
-      <w:pPr>
-        <w:tabs>
-          <w:tab w:val="clear" w:pos="1440"/>
-        </w:tabs>
-        <w:autoSpaceDE w:val="0"/>
-        <w:autoSpaceDN w:val="0"/>
-        <w:adjustRightInd w:val="0"/>
-        <w:ind w:left="0" w:firstLine="0"/>
-        <w:jc w:val="both"/>
-        <w:rPr>
-          <w:rFonts w:ascii="Arial Narrow" w:hAnsi="Arial Narrow" w:cs="Calibri"/>
-          <w:sz w:val="22"/>
-          <w:szCs w:val="22"/>
-          <w:lang w:val="es-PE" w:eastAsia="es-PE"/>
-        </w:rPr>
-      </w:pPr>
-    </w:p>
-    <w:p>
-      <w:pPr>
-        <w:tabs>
-          <w:tab w:val="clear" w:pos="1440"/>
-        </w:tabs>
-        <w:autoSpaceDE w:val="0"/>
-        <w:autoSpaceDN w:val="0"/>
-        <w:adjustRightInd w:val="0"/>
-        <w:ind w:left="0" w:firstLine="0"/>
-        <w:jc w:val="both"/>
-        <w:rPr>
-          <w:rFonts w:ascii="Arial Narrow" w:hAnsi="Arial Narrow" w:cs="Calibri"/>
-          <w:sz w:val="22"/>
-          <w:szCs w:val="22"/>
-          <w:lang w:val="es-PE" w:eastAsia="es-PE"/>
-        </w:rPr>
-      </w:pPr>
-    </w:p>
-    <w:p>
-      <w:pPr>
-        <w:tabs>
-          <w:tab w:val="clear" w:pos="1440"/>
-        </w:tabs>
-        <w:autoSpaceDE w:val="0"/>
-        <w:autoSpaceDN w:val="0"/>
-        <w:adjustRightInd w:val="0"/>
-        <w:ind w:left="0" w:firstLine="0"/>
-        <w:jc w:val="both"/>
-        <w:rPr>
-          <w:rFonts w:ascii="Arial Narrow" w:hAnsi="Arial Narrow" w:cs="Calibri"/>
-          <w:sz w:val="22"/>
-          <w:szCs w:val="22"/>
-          <w:lang w:val="es-PE" w:eastAsia="es-PE"/>
-        </w:rPr>
-      </w:pPr>
-    </w:p>
-    <w:p>
-      <w:pPr>
-        <w:tabs>
-          <w:tab w:val="clear" w:pos="1440"/>
-        </w:tabs>
-        <w:autoSpaceDE w:val="0"/>
-        <w:autoSpaceDN w:val="0"/>
-        <w:adjustRightInd w:val="0"/>
-        <w:ind w:left="0" w:firstLine="0"/>
-        <w:jc w:val="both"/>
-        <w:rPr>
-          <w:rFonts w:ascii="Arial Narrow" w:hAnsi="Arial Narrow" w:cs="Calibri"/>
-          <w:sz w:val="22"/>
-          <w:szCs w:val="22"/>
-          <w:lang w:val="es-PE" w:eastAsia="es-PE"/>
-        </w:rPr>
-      </w:pPr>
-    </w:p>
-    <w:p>
-      <w:pPr>
-        <w:tabs>
-          <w:tab w:val="clear" w:pos="1440"/>
-        </w:tabs>
-        <w:autoSpaceDE w:val="0"/>
-        <w:autoSpaceDN w:val="0"/>
-        <w:adjustRightInd w:val="0"/>
-        <w:ind w:left="0" w:firstLine="0"/>
-        <w:jc w:val="both"/>
-        <w:rPr>
-          <w:rFonts w:ascii="Arial Narrow" w:hAnsi="Arial Narrow" w:cs="Calibri"/>
-          <w:sz w:val="22"/>
-          <w:szCs w:val="22"/>
-          <w:lang w:val="es-PE" w:eastAsia="es-PE"/>
-        </w:rPr>
-      </w:pPr>
-    </w:p>
-    <w:p>
-      <w:pPr>
-        <w:tabs>
-          <w:tab w:val="clear" w:pos="1440"/>
-        </w:tabs>
-        <w:autoSpaceDE w:val="0"/>
-        <w:autoSpaceDN w:val="0"/>
-        <w:adjustRightInd w:val="0"/>
-        <w:ind w:left="0" w:firstLine="0"/>
-        <w:jc w:val="both"/>
-        <w:rPr>
-          <w:rFonts w:ascii="Arial Narrow" w:hAnsi="Arial Narrow" w:cs="Calibri"/>
-          <w:sz w:val="22"/>
-          <w:szCs w:val="22"/>
-          <w:lang w:val="es-PE" w:eastAsia="es-PE"/>
-        </w:rPr>
-      </w:pPr>
-    </w:p>
-    <w:p>
-      <w:pPr>
-        <w:tabs>
-          <w:tab w:val="clear" w:pos="1440"/>
-        </w:tabs>
-        <w:autoSpaceDE w:val="0"/>
-        <w:autoSpaceDN w:val="0"/>
-        <w:adjustRightInd w:val="0"/>
-        <w:ind w:left="0" w:firstLine="0"/>
-        <w:jc w:val="both"/>
-        <w:rPr>
-          <w:rFonts w:ascii="Arial Narrow" w:hAnsi="Arial Narrow" w:cs="Calibri"/>
-          <w:sz w:val="22"/>
-          <w:szCs w:val="22"/>
-          <w:lang w:val="es-PE" w:eastAsia="es-PE"/>
-        </w:rPr>
-      </w:pPr>
-    </w:p>
-    <w:p>
-      <w:pPr>
         <w:pStyle w:val="Prrafodelista"/>
         <w:numPr>
           <w:ilvl w:val="0"/>
@@ -10483,7 +10983,6 @@
           <w:szCs w:val="22"/>
           <w:lang w:val="es-PE" w:eastAsia="es-PE"/>
         </w:rPr>
-        <w:lastRenderedPageBreak/>
         <w:t xml:space="preserve">b. El uso de los </w:t>
       </w:r>
       <w:r>

--- a/Features/CostsModule/Features/AdjudicacionesFeature/Templates/plantilla_suministro_con_placeholders.docx
+++ b/Features/CostsModule/Features/AdjudicacionesFeature/Templates/plantilla_suministro_con_placeholders.docx
@@ -7776,22 +7776,50 @@
         <w:tabs>
           <w:tab w:val="clear" w:pos="1440"/>
         </w:tabs>
-        <w:ind w:left="0" w:firstLine="0"/>
-        <w:jc w:val="both"/>
-        <w:rPr>
-          <w:rFonts w:ascii="Arial Narrow" w:hAnsi="Arial Narrow"/>
-          <w:b/>
-          <w:bCs/>
-          <w:sz w:val="22"/>
-          <w:szCs w:val="22"/>
-        </w:rPr>
-      </w:pPr>
+        <w:jc w:val="both"/>
+        <w:rPr>
+          <w:rFonts w:ascii="Arial Narrow" w:hAnsi="Arial Narrow"/>
+          <w:sz w:val="22"/>
+          <w:szCs w:val="22"/>
+        </w:rPr>
+      </w:pPr>
+    </w:p>
+    <w:p>
+      <w:pPr>
+        <w:tabs>
+          <w:tab w:val="clear" w:pos="1440"/>
+        </w:tabs>
+        <w:jc w:val="both"/>
+        <w:rPr>
+          <w:rFonts w:ascii="Arial Narrow" w:hAnsi="Arial Narrow"/>
+          <w:sz w:val="22"/>
+          <w:szCs w:val="22"/>
+          <w:lang w:val="es-PE"/>
+        </w:rPr>
+      </w:pPr>
+      <w:r>
+        <w:rPr>
+          <w:rFonts w:ascii="Arial Narrow" w:hAnsi="Arial Narrow"/>
+          <w:sz w:val="22"/>
+          <w:szCs w:val="22"/>
+        </w:rPr>
+        <w:t xml:space="preserve">En señal de conformidad las pares suscriben el presente documento en la ciudad de Lima, al </w:t>
+      </w:r>
+      <w:r>
+        <w:rPr>
+          <w:rFonts w:ascii="Arial Narrow" w:hAnsi="Arial Narrow"/>
+          <w:sz w:val="22"/>
+          <w:szCs w:val="22"/>
+          <w:lang w:val="es-PE"/>
+        </w:rPr>
+        <w:t>{{FECHA_FIRMA_DEL_CONTRATO}}</w:t>
+      </w:r>
     </w:p>
     <w:tbl>
       <w:tblPr>
         <w:tblStyle w:val="Tablaconcuadrcula"/>
-        <w:tblpPr w:leftFromText="142" w:rightFromText="142" w:vertAnchor="page" w:horzAnchor="margin" w:tblpXSpec="center" w:tblpY="2221"/>
         <w:tblW w:w="5000" w:type="pct"/>
+        <w:jc w:val="center"/>
         <w:tblLook w:val="04A0" w:firstRow="1" w:lastRow="0" w:firstColumn="1" w:lastColumn="0" w:noHBand="0" w:noVBand="1"/>
       </w:tblPr>
       <w:tblGrid>
@@ -7800,6 +7828,9 @@
         <w:gridCol w:w="3859"/>
       </w:tblGrid>
       <w:tr>
+        <w:trPr>
+          <w:jc w:val="center"/>
+        </w:trPr>
         <w:tc>
           <w:tcPr>
             <w:tcW w:w="1987" w:type="pct"/>
@@ -7812,6 +7843,8 @@
           </w:tcPr>
           <w:p>
             <w:pPr>
+              <w:keepNext/>
+              <w:keepLines/>
               <w:tabs>
                 <w:tab w:val="clear" w:pos="1440"/>
               </w:tabs>
@@ -7837,6 +7870,8 @@
           </w:tcPr>
           <w:p>
             <w:pPr>
+              <w:keepNext/>
+              <w:keepLines/>
               <w:tabs>
                 <w:tab w:val="clear" w:pos="1440"/>
               </w:tabs>
@@ -7862,6 +7897,8 @@
           </w:tcPr>
           <w:p>
             <w:pPr>
+              <w:keepNext/>
+              <w:keepLines/>
               <w:tabs>
                 <w:tab w:val="clear" w:pos="1440"/>
               </w:tabs>
@@ -7877,6 +7914,9 @@
         </w:tc>
       </w:tr>
       <w:tr>
+        <w:trPr>
+          <w:jc w:val="center"/>
+        </w:trPr>
         <w:tc>
           <w:tcPr>
             <w:tcW w:w="1987" w:type="pct"/>
@@ -7889,6 +7929,8 @@
           </w:tcPr>
           <w:p>
             <w:pPr>
+              <w:keepNext/>
+              <w:keepLines/>
               <w:tabs>
                 <w:tab w:val="clear" w:pos="1440"/>
               </w:tabs>
@@ -7914,6 +7956,8 @@
           </w:tcPr>
           <w:p>
             <w:pPr>
+              <w:keepNext/>
+              <w:keepLines/>
               <w:tabs>
                 <w:tab w:val="clear" w:pos="1440"/>
               </w:tabs>
@@ -7939,6 +7983,8 @@
           </w:tcPr>
           <w:p>
             <w:pPr>
+              <w:keepNext/>
+              <w:keepLines/>
               <w:tabs>
                 <w:tab w:val="clear" w:pos="1440"/>
               </w:tabs>
@@ -7954,6 +8000,9 @@
         </w:tc>
       </w:tr>
       <w:tr>
+        <w:trPr>
+          <w:jc w:val="center"/>
+        </w:trPr>
         <w:tc>
           <w:tcPr>
             <w:tcW w:w="1987" w:type="pct"/>
@@ -7966,6 +8015,8 @@
           </w:tcPr>
           <w:p>
             <w:pPr>
+              <w:keepNext/>
+              <w:keepLines/>
               <w:tabs>
                 <w:tab w:val="clear" w:pos="1440"/>
               </w:tabs>
@@ -7991,6 +8042,8 @@
           </w:tcPr>
           <w:p>
             <w:pPr>
+              <w:keepNext/>
+              <w:keepLines/>
               <w:tabs>
                 <w:tab w:val="clear" w:pos="1440"/>
               </w:tabs>
@@ -8016,6 +8069,8 @@
           </w:tcPr>
           <w:p>
             <w:pPr>
+              <w:keepNext/>
+              <w:keepLines/>
               <w:tabs>
                 <w:tab w:val="clear" w:pos="1440"/>
               </w:tabs>
@@ -8031,6 +8086,9 @@
         </w:tc>
       </w:tr>
       <w:tr>
+        <w:trPr>
+          <w:jc w:val="center"/>
+        </w:trPr>
         <w:tc>
           <w:tcPr>
             <w:tcW w:w="1987" w:type="pct"/>
@@ -8043,6 +8101,8 @@
           </w:tcPr>
           <w:p>
             <w:pPr>
+              <w:keepNext/>
+              <w:keepLines/>
               <w:tabs>
                 <w:tab w:val="clear" w:pos="1440"/>
               </w:tabs>
@@ -8068,6 +8128,8 @@
           </w:tcPr>
           <w:p>
             <w:pPr>
+              <w:keepNext/>
+              <w:keepLines/>
               <w:tabs>
                 <w:tab w:val="clear" w:pos="1440"/>
               </w:tabs>
@@ -8093,6 +8155,8 @@
           </w:tcPr>
           <w:p>
             <w:pPr>
+              <w:keepNext/>
+              <w:keepLines/>
               <w:tabs>
                 <w:tab w:val="clear" w:pos="1440"/>
               </w:tabs>
@@ -8108,6 +8172,9 @@
         </w:tc>
       </w:tr>
       <w:tr>
+        <w:trPr>
+          <w:jc w:val="center"/>
+        </w:trPr>
         <w:tc>
           <w:tcPr>
             <w:tcW w:w="1987" w:type="pct"/>
@@ -8120,6 +8187,8 @@
           </w:tcPr>
           <w:p>
             <w:pPr>
+              <w:keepNext/>
+              <w:keepLines/>
               <w:tabs>
                 <w:tab w:val="clear" w:pos="1440"/>
               </w:tabs>
@@ -8145,6 +8214,8 @@
           </w:tcPr>
           <w:p>
             <w:pPr>
+              <w:keepNext/>
+              <w:keepLines/>
               <w:tabs>
                 <w:tab w:val="clear" w:pos="1440"/>
               </w:tabs>
@@ -8170,6 +8241,8 @@
           </w:tcPr>
           <w:p>
             <w:pPr>
+              <w:keepNext/>
+              <w:keepLines/>
               <w:tabs>
                 <w:tab w:val="clear" w:pos="1440"/>
               </w:tabs>
@@ -8185,6 +8258,9 @@
         </w:tc>
       </w:tr>
       <w:tr>
+        <w:trPr>
+          <w:jc w:val="center"/>
+        </w:trPr>
         <w:tc>
           <w:tcPr>
             <w:tcW w:w="1987" w:type="pct"/>
@@ -8197,6 +8273,8 @@
           </w:tcPr>
           <w:p>
             <w:pPr>
+              <w:keepNext/>
+              <w:keepLines/>
               <w:tabs>
                 <w:tab w:val="clear" w:pos="1440"/>
               </w:tabs>
@@ -8222,6 +8300,8 @@
           </w:tcPr>
           <w:p>
             <w:pPr>
+              <w:keepNext/>
+              <w:keepLines/>
               <w:tabs>
                 <w:tab w:val="clear" w:pos="1440"/>
               </w:tabs>
@@ -8247,6 +8327,8 @@
           </w:tcPr>
           <w:p>
             <w:pPr>
+              <w:keepNext/>
+              <w:keepLines/>
               <w:tabs>
                 <w:tab w:val="clear" w:pos="1440"/>
               </w:tabs>
@@ -8262,6 +8344,9 @@
         </w:tc>
       </w:tr>
       <w:tr>
+        <w:trPr>
+          <w:jc w:val="center"/>
+        </w:trPr>
         <w:tc>
           <w:tcPr>
             <w:tcW w:w="1987" w:type="pct"/>
@@ -8274,6 +8359,8 @@
           </w:tcPr>
           <w:p>
             <w:pPr>
+              <w:keepNext/>
+              <w:keepLines/>
               <w:tabs>
                 <w:tab w:val="clear" w:pos="1440"/>
               </w:tabs>
@@ -8299,6 +8386,8 @@
           </w:tcPr>
           <w:p>
             <w:pPr>
+              <w:keepNext/>
+              <w:keepLines/>
               <w:tabs>
                 <w:tab w:val="clear" w:pos="1440"/>
               </w:tabs>
@@ -8324,6 +8413,8 @@
           </w:tcPr>
           <w:p>
             <w:pPr>
+              <w:keepNext/>
+              <w:keepLines/>
               <w:tabs>
                 <w:tab w:val="clear" w:pos="1440"/>
               </w:tabs>
@@ -8339,6 +8430,9 @@
         </w:tc>
       </w:tr>
       <w:tr>
+        <w:trPr>
+          <w:jc w:val="center"/>
+        </w:trPr>
         <w:tc>
           <w:tcPr>
             <w:tcW w:w="1987" w:type="pct"/>
@@ -8351,6 +8445,8 @@
           </w:tcPr>
           <w:p>
             <w:pPr>
+              <w:keepNext/>
+              <w:keepLines/>
               <w:tabs>
                 <w:tab w:val="clear" w:pos="1440"/>
               </w:tabs>
@@ -8376,6 +8472,8 @@
           </w:tcPr>
           <w:p>
             <w:pPr>
+              <w:keepNext/>
+              <w:keepLines/>
               <w:tabs>
                 <w:tab w:val="clear" w:pos="1440"/>
               </w:tabs>
@@ -8401,6 +8499,8 @@
           </w:tcPr>
           <w:p>
             <w:pPr>
+              <w:keepNext/>
+              <w:keepLines/>
               <w:tabs>
                 <w:tab w:val="clear" w:pos="1440"/>
               </w:tabs>
@@ -8416,6 +8516,9 @@
         </w:tc>
       </w:tr>
       <w:tr>
+        <w:trPr>
+          <w:jc w:val="center"/>
+        </w:trPr>
         <w:tc>
           <w:tcPr>
             <w:tcW w:w="1987" w:type="pct"/>
@@ -8428,6 +8531,8 @@
           </w:tcPr>
           <w:p>
             <w:pPr>
+              <w:keepNext/>
+              <w:keepLines/>
               <w:tabs>
                 <w:tab w:val="clear" w:pos="1440"/>
               </w:tabs>
@@ -8453,6 +8558,8 @@
           </w:tcPr>
           <w:p>
             <w:pPr>
+              <w:keepNext/>
+              <w:keepLines/>
               <w:tabs>
                 <w:tab w:val="clear" w:pos="1440"/>
               </w:tabs>
@@ -8478,6 +8585,8 @@
           </w:tcPr>
           <w:p>
             <w:pPr>
+              <w:keepNext/>
+              <w:keepLines/>
               <w:tabs>
                 <w:tab w:val="clear" w:pos="1440"/>
               </w:tabs>
@@ -8493,6 +8602,9 @@
         </w:tc>
       </w:tr>
       <w:tr>
+        <w:trPr>
+          <w:jc w:val="center"/>
+        </w:trPr>
         <w:tc>
           <w:tcPr>
             <w:tcW w:w="1987" w:type="pct"/>
@@ -8505,6 +8617,8 @@
           </w:tcPr>
           <w:p>
             <w:pPr>
+              <w:keepNext/>
+              <w:keepLines/>
               <w:tabs>
                 <w:tab w:val="clear" w:pos="1440"/>
               </w:tabs>
@@ -8530,6 +8644,8 @@
           </w:tcPr>
           <w:p>
             <w:pPr>
+              <w:keepNext/>
+              <w:keepLines/>
               <w:tabs>
                 <w:tab w:val="clear" w:pos="1440"/>
               </w:tabs>
@@ -8555,6 +8671,8 @@
           </w:tcPr>
           <w:p>
             <w:pPr>
+              <w:keepNext/>
+              <w:keepLines/>
               <w:tabs>
                 <w:tab w:val="clear" w:pos="1440"/>
               </w:tabs>
@@ -8570,6 +8688,9 @@
         </w:tc>
       </w:tr>
       <w:tr>
+        <w:trPr>
+          <w:jc w:val="center"/>
+        </w:trPr>
         <w:tc>
           <w:tcPr>
             <w:tcW w:w="1987" w:type="pct"/>
@@ -8582,6 +8703,8 @@
           </w:tcPr>
           <w:p>
             <w:pPr>
+              <w:keepNext/>
+              <w:keepLines/>
               <w:tabs>
                 <w:tab w:val="clear" w:pos="1440"/>
               </w:tabs>
@@ -8617,6 +8740,8 @@
           </w:tcPr>
           <w:p>
             <w:pPr>
+              <w:keepNext/>
+              <w:keepLines/>
               <w:tabs>
                 <w:tab w:val="clear" w:pos="1440"/>
               </w:tabs>
@@ -8643,6 +8768,8 @@
           </w:tcPr>
           <w:p>
             <w:pPr>
+              <w:keepNext/>
+              <w:keepLines/>
               <w:tabs>
                 <w:tab w:val="clear" w:pos="1440"/>
               </w:tabs>
@@ -8668,57 +8795,6 @@
         </w:tc>
       </w:tr>
     </w:tbl>
-    <w:p>
-      <w:pPr>
-        <w:ind w:left="0" w:firstLine="0"/>
-        <w:jc w:val="both"/>
-        <w:rPr>
-          <w:rFonts w:ascii="Arial Narrow" w:hAnsi="Arial Narrow"/>
-          <w:sz w:val="22"/>
-          <w:szCs w:val="22"/>
-          <w:lang w:val="es-PE"/>
-        </w:rPr>
-      </w:pPr>
-      <w:r>
-        <w:rPr>
-          <w:rFonts w:ascii="Arial Narrow" w:hAnsi="Arial Narrow"/>
-          <w:sz w:val="22"/>
-          <w:szCs w:val="22"/>
-        </w:rPr>
-        <w:t>En señal de conformidad las pares suscriben el presente documento en la ciudad de Lima, al</w:t>
-      </w:r>
-      <w:r>
-        <w:rPr>
-          <w:rFonts w:ascii="Arial Narrow" w:hAnsi="Arial Narrow"/>
-          <w:sz w:val="22"/>
-          <w:szCs w:val="22"/>
-        </w:rPr>
-        <w:t xml:space="preserve"> </w:t>
-      </w:r>
-      <w:r>
-        <w:rPr>
-          <w:rFonts w:ascii="Arial Narrow" w:hAnsi="Arial Narrow"/>
-          <w:sz w:val="22"/>
-          <w:szCs w:val="22"/>
-          <w:lang w:val="es-PE"/>
-        </w:rPr>
-        <w:t>{{FECHA_FIRMA_DEL_CONTRATO}}</w:t>
-      </w:r>
-    </w:p>
-    <w:p>
-      <w:pPr>
-        <w:tabs>
-          <w:tab w:val="clear" w:pos="1440"/>
-        </w:tabs>
-        <w:ind w:left="0" w:firstLine="0"/>
-        <w:rPr>
-          <w:rFonts w:ascii="Arial Narrow" w:hAnsi="Arial Narrow"/>
-          <w:b/>
-          <w:sz w:val="22"/>
-          <w:szCs w:val="22"/>
-        </w:rPr>
-      </w:pPr>
-    </w:p>
     <w:p>
       <w:pPr>
         <w:tabs>

--- a/Features/CostsModule/Features/AdjudicacionesFeature/Templates/plantilla_suministro_con_placeholders.docx
+++ b/Features/CostsModule/Features/AdjudicacionesFeature/Templates/plantilla_suministro_con_placeholders.docx
@@ -8863,7 +8863,16 @@
           <w:sz w:val="22"/>
           <w:szCs w:val="22"/>
         </w:rPr>
-        <w:t>PRESUPUESTO, INDICACIONES, OTROS</w:t>
+        <w:t>COTIZACIÓN</w:t>
+      </w:r>
+      <w:r>
+        <w:rPr>
+          <w:rFonts w:ascii="Arial Narrow" w:hAnsi="Arial Narrow"/>
+          <w:b/>
+          <w:sz w:val="22"/>
+          <w:szCs w:val="22"/>
+        </w:rPr>
+        <w:t>, INDICACIONES, OTROS</w:t>
       </w:r>
     </w:p>
     <w:p>

--- a/Features/CostsModule/Features/AdjudicacionesFeature/Templates/plantilla_suministro_con_placeholders.docx
+++ b/Features/CostsModule/Features/AdjudicacionesFeature/Templates/plantilla_suministro_con_placeholders.docx
@@ -1419,11 +1419,83 @@
       </w:r>
       <w:r>
         <w:rPr>
+          <w:rFonts w:ascii="Arial Narrow" w:hAnsi="Arial Narrow"/>
+          <w:bCs/>
+          <w:sz w:val="22"/>
+          <w:szCs w:val="22"/>
+        </w:rPr>
+        <w:t xml:space="preserve">debidamente facultado según poderes que corren inscritos en la Partida </w:t>
+      </w:r>
+      <w:proofErr w:type="spellStart"/>
+      <w:r>
+        <w:rPr>
+          <w:rFonts w:ascii="Arial Narrow" w:hAnsi="Arial Narrow"/>
+          <w:bCs/>
+          <w:sz w:val="22"/>
+          <w:szCs w:val="22"/>
+        </w:rPr>
+        <w:t>N°</w:t>
+      </w:r>
+      <w:proofErr w:type="spellEnd"/>
+      <w:r>
+        <w:rPr>
+          <w:rFonts w:ascii="Arial Narrow" w:hAnsi="Arial Narrow"/>
+          <w:bCs/>
+          <w:sz w:val="22"/>
+          <w:szCs w:val="22"/>
+        </w:rPr>
+        <w:t xml:space="preserve"> {{CONTRATISTA_PARTIDA_REGISTRAL}} del Registro de Personas Jurídicas de la Oficina Registral de Lima</w:t>
+      </w:r>
+      <w:r>
+        <w:rPr>
+          <w:rFonts w:ascii="Arial Narrow" w:hAnsi="Arial Narrow"/>
+          <w:bCs/>
+          <w:sz w:val="22"/>
+          <w:szCs w:val="22"/>
+        </w:rPr>
+        <w:t>,</w:t>
+      </w:r>
+      <w:r>
+        <w:rPr>
+          <w:rFonts w:ascii="Arial Narrow" w:hAnsi="Arial Narrow"/>
+          <w:bCs/>
+          <w:sz w:val="22"/>
+          <w:szCs w:val="22"/>
+        </w:rPr>
+        <w:t xml:space="preserve"> </w:t>
+      </w:r>
+      <w:r>
+        <w:rPr>
+          <w:rFonts w:ascii="Arial Narrow" w:hAnsi="Arial Narrow"/>
+          <w:bCs/>
+          <w:sz w:val="22"/>
+          <w:szCs w:val="22"/>
+        </w:rPr>
+        <w:t xml:space="preserve">a </w:t>
+      </w:r>
+      <w:r>
+        <w:rPr>
           <w:rFonts w:ascii="Arial Narrow" w:hAnsi="Arial Narrow" w:cs="Arial"/>
           <w:sz w:val="22"/>
           <w:szCs w:val="22"/>
         </w:rPr>
-        <w:t xml:space="preserve">que en adelante se denominará </w:t>
+        <w:t>qu</w:t>
+      </w:r>
+      <w:r>
+        <w:rPr>
+          <w:rFonts w:ascii="Arial Narrow" w:hAnsi="Arial Narrow" w:cs="Arial"/>
+          <w:sz w:val="22"/>
+          <w:szCs w:val="22"/>
+        </w:rPr>
+        <w:t>ien</w:t>
+      </w:r>
+      <w:r>
+        <w:rPr>
+          <w:rFonts w:ascii="Arial Narrow" w:hAnsi="Arial Narrow" w:cs="Arial"/>
+          <w:sz w:val="22"/>
+          <w:szCs w:val="22"/>
+        </w:rPr>
+        <w:t xml:space="preserve"> en adelante se denominará </w:t>
       </w:r>
       <w:r>
         <w:rPr>
@@ -2185,6 +2257,7 @@
           <w:sz w:val="22"/>
           <w:szCs w:val="22"/>
         </w:rPr>
+        <w:lastRenderedPageBreak/>
         <w:t xml:space="preserve">2.3. El presente </w:t>
       </w:r>
       <w:r>
@@ -3287,7 +3360,6 @@
           <w:szCs w:val="22"/>
           <w:u w:val="single"/>
         </w:rPr>
-        <w:lastRenderedPageBreak/>
         <w:t>QUINTA: MONTO Y FORMA DE PAGO</w:t>
       </w:r>
     </w:p>
@@ -4271,6 +4343,7 @@
           <w:sz w:val="22"/>
           <w:szCs w:val="22"/>
         </w:rPr>
+        <w:lastRenderedPageBreak/>
         <w:t xml:space="preserve">Las situaciones de fuerza mayor o caso fortuito no generan responsabilidad directa hacia </w:t>
       </w:r>
       <w:r>
@@ -5216,6 +5289,7 @@
           <w:sz w:val="22"/>
           <w:szCs w:val="22"/>
         </w:rPr>
+        <w:lastRenderedPageBreak/>
         <w:t xml:space="preserve">Asumir la responsabilidad prevista del articulo 1783 y 1784 del Código Civil que se pudiera derivar como consecuencia del suministro que efectúe. Esta responsabilidad podrá ser exigida por </w:t>
       </w:r>
       <w:r>
@@ -5293,7 +5367,6 @@
           <w:sz w:val="22"/>
           <w:szCs w:val="22"/>
         </w:rPr>
-        <w:lastRenderedPageBreak/>
         <w:t xml:space="preserve">EL SUMINISTRANTE </w:t>
       </w:r>
       <w:r>
@@ -6419,7 +6492,6 @@
           <w:sz w:val="22"/>
           <w:szCs w:val="22"/>
         </w:rPr>
-        <w:lastRenderedPageBreak/>
         <w:t xml:space="preserve">11.1. Las partes se comprometen a guardar máxima confidencialidad respecto a los documentos materia de este contrato y /o de todo aquello que se conozca como resultado de su participación en EL SUMINISTRO, no pudiendo divulgarlo a terceras personas ni usarlo sin permiso de </w:t>
       </w:r>
       <w:r>
@@ -7107,6 +7179,7 @@
           <w:sz w:val="22"/>
           <w:szCs w:val="22"/>
         </w:rPr>
+        <w:lastRenderedPageBreak/>
         <w:t>No obstante, la resolución de este contrato no afectará de manera alguna la validez y exigibilidad de las obligaciones contraídas con anterioridad o de aquellas formalizadas que, por su naturaleza, disposición de la ley o voluntad de las partes, podrán exigirse aun con posterioridad a la rescisión o resolución del presente contrato.</w:t>
       </w:r>
     </w:p>
@@ -7153,7 +7226,6 @@
           <w:szCs w:val="22"/>
           <w:u w:val="single"/>
         </w:rPr>
-        <w:lastRenderedPageBreak/>
         <w:t>DÉCIMO CUARTA: CLÁUSULA ARBITRAL</w:t>
       </w:r>
     </w:p>
@@ -7803,6 +7875,7 @@
           <w:sz w:val="22"/>
           <w:szCs w:val="22"/>
         </w:rPr>
+        <w:lastRenderedPageBreak/>
         <w:t xml:space="preserve">En señal de conformidad las pares suscriben el presente documento en la ciudad de Lima, al </w:t>
       </w:r>
       <w:r>

--- a/Features/CostsModule/Features/AdjudicacionesFeature/Templates/plantilla_suministro_con_placeholders.docx
+++ b/Features/CostsModule/Features/AdjudicacionesFeature/Templates/plantilla_suministro_con_placeholders.docx
@@ -1444,7 +1444,25 @@
           <w:sz w:val="22"/>
           <w:szCs w:val="22"/>
         </w:rPr>
-        <w:t xml:space="preserve"> {{CONTRATISTA_PARTIDA_REGISTRAL}} del Registro de Personas Jurídicas de la Oficina Registral de Lima</w:t>
+        <w:t xml:space="preserve"> {{CONTRATISTA_PARTIDA_REGISTRAL}</w:t>
+      </w:r>
+      <w:r>
+        <w:rPr>
+          <w:rFonts w:ascii="Arial Narrow" w:hAnsi="Arial Narrow"/>
+          <w:bCs/>
+          <w:sz w:val="22"/>
+          <w:szCs w:val="22"/>
+        </w:rPr>
+        <w:t>}</w:t>
+      </w:r>
+      <w:r>
+        <w:rPr>
+          <w:rFonts w:ascii="Arial Narrow" w:hAnsi="Arial Narrow"/>
+          <w:bCs/>
+          <w:sz w:val="22"/>
+          <w:szCs w:val="22"/>
+        </w:rPr>
+        <w:t xml:space="preserve"> del Registro de Personas Jurídicas de la Oficina Registral de Lima</w:t>
       </w:r>
       <w:r>
         <w:rPr>

--- a/Features/CostsModule/Features/AdjudicacionesFeature/Templates/plantilla_suministro_con_placeholders.docx
+++ b/Features/CostsModule/Features/AdjudicacionesFeature/Templates/plantilla_suministro_con_placeholders.docx
@@ -1,6 +1,6 @@
 
 <file path=word/document.xml><?xml version="1.0" encoding="utf-8"?>
-<w:document xmlns:wpc="http://schemas.microsoft.com/office/word/2010/wordprocessingCanvas" xmlns:cx="http://schemas.microsoft.com/office/drawing/2014/chartex" xmlns:cx1="http://schemas.microsoft.com/office/drawing/2015/9/8/chartex" xmlns:cx2="http://schemas.microsoft.com/office/drawing/2015/10/21/chartex" xmlns:cx3="http://schemas.microsoft.com/office/drawing/2016/5/9/chartex" xmlns:cx4="http://schemas.microsoft.com/office/drawing/2016/5/10/chartex" xmlns:cx5="http://schemas.microsoft.com/office/drawing/2016/5/11/chartex" xmlns:cx6="http://schemas.microsoft.com/office/drawing/2016/5/12/chartex" xmlns:cx7="http://schemas.microsoft.com/office/drawing/2016/5/13/chartex" xmlns:cx8="http://schemas.microsoft.com/office/drawing/2016/5/14/chartex" xmlns:mc="http://schemas.openxmlformats.org/markup-compatibility/2006" xmlns:aink="http://schemas.microsoft.com/office/drawing/2016/ink" xmlns:am3d="http://schemas.microsoft.com/office/drawing/2017/model3d" xmlns:o="urn:schemas-microsoft-com:office:office" xmlns:oel="http://schemas.microsoft.com/office/2019/extlst" xmlns:r="http://schemas.openxmlformats.org/officeDocument/2006/relationships" xmlns:m="http://schemas.openxmlformats.org/officeDocument/2006/math" xmlns:v="urn:schemas-microsoft-com:vml" xmlns:wp14="http://schemas.microsoft.com/office/word/2010/wordprocessingDrawing" xmlns:wp="http://schemas.openxmlformats.org/drawingml/2006/wordprocessingDrawing" xmlns:w10="urn:schemas-microsoft-com:office:word" xmlns:w="http://schemas.openxmlformats.org/wordprocessingml/2006/main" xmlns:w14="http://schemas.microsoft.com/office/word/2010/wordml" xmlns:w15="http://schemas.microsoft.com/office/word/2012/wordml" xmlns:w16cex="http://schemas.microsoft.com/office/word/2018/wordml/cex" xmlns:w16cid="http://schemas.microsoft.com/office/word/2016/wordml/cid" xmlns:w16="http://schemas.microsoft.com/office/word/2018/wordml" xmlns:w16du="http://schemas.microsoft.com/office/word/2023/wordml/word16du" xmlns:w16sdtdh="http://schemas.microsoft.com/office/word/2020/wordml/sdtdatahash" xmlns:w16sdtfl="http://schemas.microsoft.com/office/word/2024/wordml/sdtformatlock" xmlns:w16se="http://schemas.microsoft.com/office/word/2015/wordml/symex" xmlns:wpg="http://schemas.microsoft.com/office/word/2010/wordprocessingGroup" xmlns:wpi="http://schemas.microsoft.com/office/word/2010/wordprocessingInk" xmlns:wne="http://schemas.microsoft.com/office/word/2006/wordml" xmlns:wps="http://schemas.microsoft.com/office/word/2010/wordprocessingShape" mc:Ignorable="w14 w15 w16se w16cid w16 w16cex w16sdtdh w16sdtfl w16du wp14">
+<w:document xmlns:wpc="http://schemas.microsoft.com/office/word/2010/wordprocessingCanvas" xmlns:cx="http://schemas.microsoft.com/office/drawing/2014/chartex" xmlns:cx1="http://schemas.microsoft.com/office/drawing/2015/9/8/chartex" xmlns:cx2="http://schemas.microsoft.com/office/drawing/2015/10/21/chartex" xmlns:cx3="http://schemas.microsoft.com/office/drawing/2016/5/9/chartex" xmlns:cx4="http://schemas.microsoft.com/office/drawing/2016/5/10/chartex" xmlns:cx5="http://schemas.microsoft.com/office/drawing/2016/5/11/chartex" xmlns:cx6="http://schemas.microsoft.com/office/drawing/2016/5/12/chartex" xmlns:cx7="http://schemas.microsoft.com/office/drawing/2016/5/13/chartex" xmlns:cx8="http://schemas.microsoft.com/office/drawing/2016/5/14/chartex" xmlns:mc="http://schemas.openxmlformats.org/markup-compatibility/2006" xmlns:aink="http://schemas.microsoft.com/office/drawing/2016/ink" xmlns:am3d="http://schemas.microsoft.com/office/drawing/2017/model3d" xmlns:o="urn:schemas-microsoft-com:office:office" xmlns:oel="http://schemas.microsoft.com/office/2019/extlst" xmlns:r="http://schemas.openxmlformats.org/officeDocument/2006/relationships" xmlns:m="http://schemas.openxmlformats.org/officeDocument/2006/math" xmlns:v="urn:schemas-microsoft-com:vml" xmlns:wp14="http://schemas.microsoft.com/office/word/2010/wordprocessingDrawing" xmlns:wp="http://schemas.openxmlformats.org/drawingml/2006/wordprocessingDrawing" xmlns:w10="urn:schemas-microsoft-com:office:word" xmlns:w="http://schemas.openxmlformats.org/wordprocessingml/2006/main" xmlns:w14="http://schemas.microsoft.com/office/word/2010/wordml" xmlns:w15="http://schemas.microsoft.com/office/word/2012/wordml" xmlns:w16cei="http://schemas.microsoft.com/office/word/2026/wordml/cei" xmlns:w16cex="http://schemas.microsoft.com/office/word/2018/wordml/cex" xmlns:w16cid="http://schemas.microsoft.com/office/word/2016/wordml/cid" xmlns:w16="http://schemas.microsoft.com/office/word/2018/wordml" xmlns:w16du="http://schemas.microsoft.com/office/word/2023/wordml/word16du" xmlns:w16sdtdh="http://schemas.microsoft.com/office/word/2020/wordml/sdtdatahash" xmlns:w16sdtfl="http://schemas.microsoft.com/office/word/2024/wordml/sdtformatlock" xmlns:w16se="http://schemas.microsoft.com/office/word/2015/wordml/symex" xmlns:wpg="http://schemas.microsoft.com/office/word/2010/wordprocessingGroup" xmlns:wpi="http://schemas.microsoft.com/office/word/2010/wordprocessingInk" xmlns:wne="http://schemas.microsoft.com/office/word/2006/wordml" xmlns:wps="http://schemas.microsoft.com/office/word/2010/wordprocessingShape" mc:Ignorable="w14 w15 w16se w16cid w16 w16cex w16sdtdh w16sdtfl w16du wp14">
   <w:body>
     <w:p>
       <w:pPr>
@@ -1765,7 +1765,15 @@
           <w:sz w:val="22"/>
           <w:szCs w:val="22"/>
         </w:rPr>
-        <w:t>}}.</w:t>
+        <w:t>}}</w:t>
+      </w:r>
+      <w:r>
+        <w:rPr>
+          <w:rFonts w:ascii="Arial Narrow" w:eastAsia="Arial Narrow" w:hAnsi="Arial Narrow" w:cs="Arial Narrow"/>
+          <w:sz w:val="22"/>
+          <w:szCs w:val="22"/>
+        </w:rPr>
+        <w:t>, distrito de {{PROYECTO_DISTRITO}}, provincia de {{PROYECTO_PROVINCIA}} y departamento de {{PROYECTO_DEPARTAMENTO}}.</w:t>
       </w:r>
     </w:p>
     <w:p>
@@ -1829,11 +1837,19 @@
       </w:r>
       <w:r>
         <w:rPr>
-          <w:rFonts w:ascii="Arial Narrow" w:hAnsi="Arial Narrow"/>
-          <w:sz w:val="22"/>
-          <w:szCs w:val="22"/>
-        </w:rPr>
-        <w:t>22 pisos, 04 sótanos, azotea con sus respectivas áreas comunes</w:t>
+          <w:rFonts w:ascii="Arial Narrow" w:eastAsia="Arial Narrow" w:hAnsi="Arial Narrow" w:cs="Arial Narrow"/>
+          <w:sz w:val="22"/>
+          <w:szCs w:val="22"/>
+        </w:rPr>
+        <w:t>{{DESCRIPCIÓN_DE_PISOS}}</w:t>
+      </w:r>
+      <w:r>
+        <w:rPr>
+          <w:rFonts w:ascii="Arial Narrow" w:hAnsi="Arial Narrow"/>
+          <w:sz w:val="22"/>
+          <w:szCs w:val="22"/>
+        </w:rPr>
+        <w:t xml:space="preserve"> con sus respectivas áreas comunes</w:t>
       </w:r>
       <w:r>
         <w:rPr>
@@ -2275,7 +2291,6 @@
           <w:sz w:val="22"/>
           <w:szCs w:val="22"/>
         </w:rPr>
-        <w:lastRenderedPageBreak/>
         <w:t xml:space="preserve">2.3. El presente </w:t>
       </w:r>
       <w:r>
@@ -3315,7 +3330,16 @@
           <w:sz w:val="22"/>
           <w:szCs w:val="22"/>
         </w:rPr>
-        <w:t xml:space="preserve"> así como sus alrededores, inmuebles colindantes y vías de acceso, y manifiesta que las condiciones son adecuadas para la entrega y descarga del SUMINISTRO que por el presente </w:t>
+        <w:t xml:space="preserve"> así como sus alrededores, inmuebles colindantes y vías de acceso, y manifiesta que las condiciones son adecuadas para la </w:t>
+      </w:r>
+      <w:r>
+        <w:rPr>
+          <w:rFonts w:ascii="Arial Narrow" w:hAnsi="Arial Narrow"/>
+          <w:sz w:val="22"/>
+          <w:szCs w:val="22"/>
+        </w:rPr>
+        <w:lastRenderedPageBreak/>
+        <w:t xml:space="preserve">entrega y descarga del SUMINISTRO que por el presente </w:t>
       </w:r>
       <w:r>
         <w:rPr>
@@ -11526,7 +11550,7 @@
 </file>
 
 <file path=word/endnotes.xml><?xml version="1.0" encoding="utf-8"?>
-<w:endnotes xmlns:wpc="http://schemas.microsoft.com/office/word/2010/wordprocessingCanvas" xmlns:cx="http://schemas.microsoft.com/office/drawing/2014/chartex" xmlns:cx1="http://schemas.microsoft.com/office/drawing/2015/9/8/chartex" xmlns:cx2="http://schemas.microsoft.com/office/drawing/2015/10/21/chartex" xmlns:cx3="http://schemas.microsoft.com/office/drawing/2016/5/9/chartex" xmlns:cx4="http://schemas.microsoft.com/office/drawing/2016/5/10/chartex" xmlns:cx5="http://schemas.microsoft.com/office/drawing/2016/5/11/chartex" xmlns:cx6="http://schemas.microsoft.com/office/drawing/2016/5/12/chartex" xmlns:cx7="http://schemas.microsoft.com/office/drawing/2016/5/13/chartex" xmlns:cx8="http://schemas.microsoft.com/office/drawing/2016/5/14/chartex" xmlns:mc="http://schemas.openxmlformats.org/markup-compatibility/2006" xmlns:aink="http://schemas.microsoft.com/office/drawing/2016/ink" xmlns:am3d="http://schemas.microsoft.com/office/drawing/2017/model3d" xmlns:o="urn:schemas-microsoft-com:office:office" xmlns:oel="http://schemas.microsoft.com/office/2019/extlst" xmlns:r="http://schemas.openxmlformats.org/officeDocument/2006/relationships" xmlns:m="http://schemas.openxmlformats.org/officeDocument/2006/math" xmlns:v="urn:schemas-microsoft-com:vml" xmlns:wp14="http://schemas.microsoft.com/office/word/2010/wordprocessingDrawing" xmlns:wp="http://schemas.openxmlformats.org/drawingml/2006/wordprocessingDrawing" xmlns:w10="urn:schemas-microsoft-com:office:word" xmlns:w="http://schemas.openxmlformats.org/wordprocessingml/2006/main" xmlns:w14="http://schemas.microsoft.com/office/word/2010/wordml" xmlns:w15="http://schemas.microsoft.com/office/word/2012/wordml" xmlns:w16cex="http://schemas.microsoft.com/office/word/2018/wordml/cex" xmlns:w16cid="http://schemas.microsoft.com/office/word/2016/wordml/cid" xmlns:w16="http://schemas.microsoft.com/office/word/2018/wordml" xmlns:w16du="http://schemas.microsoft.com/office/word/2023/wordml/word16du" xmlns:w16sdtdh="http://schemas.microsoft.com/office/word/2020/wordml/sdtdatahash" xmlns:w16sdtfl="http://schemas.microsoft.com/office/word/2024/wordml/sdtformatlock" xmlns:w16se="http://schemas.microsoft.com/office/word/2015/wordml/symex" xmlns:wpg="http://schemas.microsoft.com/office/word/2010/wordprocessingGroup" xmlns:wpi="http://schemas.microsoft.com/office/word/2010/wordprocessingInk" xmlns:wne="http://schemas.microsoft.com/office/word/2006/wordml" xmlns:wps="http://schemas.microsoft.com/office/word/2010/wordprocessingShape" mc:Ignorable="w14 w15 w16se w16cid w16 w16cex w16sdtdh w16sdtfl w16du wp14">
+<w:endnotes xmlns:wpc="http://schemas.microsoft.com/office/word/2010/wordprocessingCanvas" xmlns:cx="http://schemas.microsoft.com/office/drawing/2014/chartex" xmlns:cx1="http://schemas.microsoft.com/office/drawing/2015/9/8/chartex" xmlns:cx2="http://schemas.microsoft.com/office/drawing/2015/10/21/chartex" xmlns:cx3="http://schemas.microsoft.com/office/drawing/2016/5/9/chartex" xmlns:cx4="http://schemas.microsoft.com/office/drawing/2016/5/10/chartex" xmlns:cx5="http://schemas.microsoft.com/office/drawing/2016/5/11/chartex" xmlns:cx6="http://schemas.microsoft.com/office/drawing/2016/5/12/chartex" xmlns:cx7="http://schemas.microsoft.com/office/drawing/2016/5/13/chartex" xmlns:cx8="http://schemas.microsoft.com/office/drawing/2016/5/14/chartex" xmlns:mc="http://schemas.openxmlformats.org/markup-compatibility/2006" xmlns:aink="http://schemas.microsoft.com/office/drawing/2016/ink" xmlns:am3d="http://schemas.microsoft.com/office/drawing/2017/model3d" xmlns:o="urn:schemas-microsoft-com:office:office" xmlns:oel="http://schemas.microsoft.com/office/2019/extlst" xmlns:r="http://schemas.openxmlformats.org/officeDocument/2006/relationships" xmlns:m="http://schemas.openxmlformats.org/officeDocument/2006/math" xmlns:v="urn:schemas-microsoft-com:vml" xmlns:wp14="http://schemas.microsoft.com/office/word/2010/wordprocessingDrawing" xmlns:wp="http://schemas.openxmlformats.org/drawingml/2006/wordprocessingDrawing" xmlns:w10="urn:schemas-microsoft-com:office:word" xmlns:w="http://schemas.openxmlformats.org/wordprocessingml/2006/main" xmlns:w14="http://schemas.microsoft.com/office/word/2010/wordml" xmlns:w15="http://schemas.microsoft.com/office/word/2012/wordml" xmlns:w16cei="http://schemas.microsoft.com/office/word/2026/wordml/cei" xmlns:w16cex="http://schemas.microsoft.com/office/word/2018/wordml/cex" xmlns:w16cid="http://schemas.microsoft.com/office/word/2016/wordml/cid" xmlns:w16="http://schemas.microsoft.com/office/word/2018/wordml" xmlns:w16du="http://schemas.microsoft.com/office/word/2023/wordml/word16du" xmlns:w16sdtdh="http://schemas.microsoft.com/office/word/2020/wordml/sdtdatahash" xmlns:w16sdtfl="http://schemas.microsoft.com/office/word/2024/wordml/sdtformatlock" xmlns:w16se="http://schemas.microsoft.com/office/word/2015/wordml/symex" xmlns:wpg="http://schemas.microsoft.com/office/word/2010/wordprocessingGroup" xmlns:wpi="http://schemas.microsoft.com/office/word/2010/wordprocessingInk" xmlns:wne="http://schemas.microsoft.com/office/word/2006/wordml" xmlns:wps="http://schemas.microsoft.com/office/word/2010/wordprocessingShape" mc:Ignorable="w14 w15 w16se w16cid w16 w16cex w16sdtdh w16sdtfl w16du wp14">
   <w:endnote w:type="separator" w:id="-1">
     <w:p>
       <w:r>
@@ -11545,7 +11569,7 @@
 </file>
 
 <file path=word/footer1.xml><?xml version="1.0" encoding="utf-8"?>
-<w:ftr xmlns:wpc="http://schemas.microsoft.com/office/word/2010/wordprocessingCanvas" xmlns:cx="http://schemas.microsoft.com/office/drawing/2014/chartex" xmlns:cx1="http://schemas.microsoft.com/office/drawing/2015/9/8/chartex" xmlns:cx2="http://schemas.microsoft.com/office/drawing/2015/10/21/chartex" xmlns:cx3="http://schemas.microsoft.com/office/drawing/2016/5/9/chartex" xmlns:cx4="http://schemas.microsoft.com/office/drawing/2016/5/10/chartex" xmlns:cx5="http://schemas.microsoft.com/office/drawing/2016/5/11/chartex" xmlns:cx6="http://schemas.microsoft.com/office/drawing/2016/5/12/chartex" xmlns:cx7="http://schemas.microsoft.com/office/drawing/2016/5/13/chartex" xmlns:cx8="http://schemas.microsoft.com/office/drawing/2016/5/14/chartex" xmlns:mc="http://schemas.openxmlformats.org/markup-compatibility/2006" xmlns:aink="http://schemas.microsoft.com/office/drawing/2016/ink" xmlns:am3d="http://schemas.microsoft.com/office/drawing/2017/model3d" xmlns:o="urn:schemas-microsoft-com:office:office" xmlns:oel="http://schemas.microsoft.com/office/2019/extlst" xmlns:r="http://schemas.openxmlformats.org/officeDocument/2006/relationships" xmlns:m="http://schemas.openxmlformats.org/officeDocument/2006/math" xmlns:v="urn:schemas-microsoft-com:vml" xmlns:wp14="http://schemas.microsoft.com/office/word/2010/wordprocessingDrawing" xmlns:wp="http://schemas.openxmlformats.org/drawingml/2006/wordprocessingDrawing" xmlns:w10="urn:schemas-microsoft-com:office:word" xmlns:w="http://schemas.openxmlformats.org/wordprocessingml/2006/main" xmlns:w14="http://schemas.microsoft.com/office/word/2010/wordml" xmlns:w15="http://schemas.microsoft.com/office/word/2012/wordml" xmlns:w16cex="http://schemas.microsoft.com/office/word/2018/wordml/cex" xmlns:w16cid="http://schemas.microsoft.com/office/word/2016/wordml/cid" xmlns:w16="http://schemas.microsoft.com/office/word/2018/wordml" xmlns:w16du="http://schemas.microsoft.com/office/word/2023/wordml/word16du" xmlns:w16sdtdh="http://schemas.microsoft.com/office/word/2020/wordml/sdtdatahash" xmlns:w16sdtfl="http://schemas.microsoft.com/office/word/2024/wordml/sdtformatlock" xmlns:w16se="http://schemas.microsoft.com/office/word/2015/wordml/symex" xmlns:wpg="http://schemas.microsoft.com/office/word/2010/wordprocessingGroup" xmlns:wpi="http://schemas.microsoft.com/office/word/2010/wordprocessingInk" xmlns:wne="http://schemas.microsoft.com/office/word/2006/wordml" xmlns:wps="http://schemas.microsoft.com/office/word/2010/wordprocessingShape" mc:Ignorable="w14 w15 w16se w16cid w16 w16cex w16sdtdh w16sdtfl w16du wp14">
+<w:ftr xmlns:wpc="http://schemas.microsoft.com/office/word/2010/wordprocessingCanvas" xmlns:cx="http://schemas.microsoft.com/office/drawing/2014/chartex" xmlns:cx1="http://schemas.microsoft.com/office/drawing/2015/9/8/chartex" xmlns:cx2="http://schemas.microsoft.com/office/drawing/2015/10/21/chartex" xmlns:cx3="http://schemas.microsoft.com/office/drawing/2016/5/9/chartex" xmlns:cx4="http://schemas.microsoft.com/office/drawing/2016/5/10/chartex" xmlns:cx5="http://schemas.microsoft.com/office/drawing/2016/5/11/chartex" xmlns:cx6="http://schemas.microsoft.com/office/drawing/2016/5/12/chartex" xmlns:cx7="http://schemas.microsoft.com/office/drawing/2016/5/13/chartex" xmlns:cx8="http://schemas.microsoft.com/office/drawing/2016/5/14/chartex" xmlns:mc="http://schemas.openxmlformats.org/markup-compatibility/2006" xmlns:aink="http://schemas.microsoft.com/office/drawing/2016/ink" xmlns:am3d="http://schemas.microsoft.com/office/drawing/2017/model3d" xmlns:o="urn:schemas-microsoft-com:office:office" xmlns:oel="http://schemas.microsoft.com/office/2019/extlst" xmlns:r="http://schemas.openxmlformats.org/officeDocument/2006/relationships" xmlns:m="http://schemas.openxmlformats.org/officeDocument/2006/math" xmlns:v="urn:schemas-microsoft-com:vml" xmlns:wp14="http://schemas.microsoft.com/office/word/2010/wordprocessingDrawing" xmlns:wp="http://schemas.openxmlformats.org/drawingml/2006/wordprocessingDrawing" xmlns:w10="urn:schemas-microsoft-com:office:word" xmlns:w="http://schemas.openxmlformats.org/wordprocessingml/2006/main" xmlns:w14="http://schemas.microsoft.com/office/word/2010/wordml" xmlns:w15="http://schemas.microsoft.com/office/word/2012/wordml" xmlns:w16cei="http://schemas.microsoft.com/office/word/2026/wordml/cei" xmlns:w16cex="http://schemas.microsoft.com/office/word/2018/wordml/cex" xmlns:w16cid="http://schemas.microsoft.com/office/word/2016/wordml/cid" xmlns:w16="http://schemas.microsoft.com/office/word/2018/wordml" xmlns:w16du="http://schemas.microsoft.com/office/word/2023/wordml/word16du" xmlns:w16sdtdh="http://schemas.microsoft.com/office/word/2020/wordml/sdtdatahash" xmlns:w16sdtfl="http://schemas.microsoft.com/office/word/2024/wordml/sdtformatlock" xmlns:w16se="http://schemas.microsoft.com/office/word/2015/wordml/symex" xmlns:wpg="http://schemas.microsoft.com/office/word/2010/wordprocessingGroup" xmlns:wpi="http://schemas.microsoft.com/office/word/2010/wordprocessingInk" xmlns:wne="http://schemas.microsoft.com/office/word/2006/wordml" xmlns:wps="http://schemas.microsoft.com/office/word/2010/wordprocessingShape" mc:Ignorable="w14 w15 w16se w16cid w16 w16cex w16sdtdh w16sdtfl w16du wp14">
   <w:p>
     <w:pPr>
       <w:pBdr>
@@ -11612,7 +11636,7 @@
 </file>
 
 <file path=word/footer2.xml><?xml version="1.0" encoding="utf-8"?>
-<w:ftr xmlns:wpc="http://schemas.microsoft.com/office/word/2010/wordprocessingCanvas" xmlns:cx="http://schemas.microsoft.com/office/drawing/2014/chartex" xmlns:cx1="http://schemas.microsoft.com/office/drawing/2015/9/8/chartex" xmlns:cx2="http://schemas.microsoft.com/office/drawing/2015/10/21/chartex" xmlns:cx3="http://schemas.microsoft.com/office/drawing/2016/5/9/chartex" xmlns:cx4="http://schemas.microsoft.com/office/drawing/2016/5/10/chartex" xmlns:cx5="http://schemas.microsoft.com/office/drawing/2016/5/11/chartex" xmlns:cx6="http://schemas.microsoft.com/office/drawing/2016/5/12/chartex" xmlns:cx7="http://schemas.microsoft.com/office/drawing/2016/5/13/chartex" xmlns:cx8="http://schemas.microsoft.com/office/drawing/2016/5/14/chartex" xmlns:mc="http://schemas.openxmlformats.org/markup-compatibility/2006" xmlns:aink="http://schemas.microsoft.com/office/drawing/2016/ink" xmlns:am3d="http://schemas.microsoft.com/office/drawing/2017/model3d" xmlns:o="urn:schemas-microsoft-com:office:office" xmlns:oel="http://schemas.microsoft.com/office/2019/extlst" xmlns:r="http://schemas.openxmlformats.org/officeDocument/2006/relationships" xmlns:m="http://schemas.openxmlformats.org/officeDocument/2006/math" xmlns:v="urn:schemas-microsoft-com:vml" xmlns:wp14="http://schemas.microsoft.com/office/word/2010/wordprocessingDrawing" xmlns:wp="http://schemas.openxmlformats.org/drawingml/2006/wordprocessingDrawing" xmlns:w10="urn:schemas-microsoft-com:office:word" xmlns:w="http://schemas.openxmlformats.org/wordprocessingml/2006/main" xmlns:w14="http://schemas.microsoft.com/office/word/2010/wordml" xmlns:w15="http://schemas.microsoft.com/office/word/2012/wordml" xmlns:w16cex="http://schemas.microsoft.com/office/word/2018/wordml/cex" xmlns:w16cid="http://schemas.microsoft.com/office/word/2016/wordml/cid" xmlns:w16="http://schemas.microsoft.com/office/word/2018/wordml" xmlns:w16du="http://schemas.microsoft.com/office/word/2023/wordml/word16du" xmlns:w16sdtdh="http://schemas.microsoft.com/office/word/2020/wordml/sdtdatahash" xmlns:w16sdtfl="http://schemas.microsoft.com/office/word/2024/wordml/sdtformatlock" xmlns:w16se="http://schemas.microsoft.com/office/word/2015/wordml/symex" xmlns:wpg="http://schemas.microsoft.com/office/word/2010/wordprocessingGroup" xmlns:wpi="http://schemas.microsoft.com/office/word/2010/wordprocessingInk" xmlns:wne="http://schemas.microsoft.com/office/word/2006/wordml" xmlns:wps="http://schemas.microsoft.com/office/word/2010/wordprocessingShape" mc:Ignorable="w14 w15 w16se w16cid w16 w16cex w16sdtdh w16sdtfl w16du wp14">
+<w:ftr xmlns:wpc="http://schemas.microsoft.com/office/word/2010/wordprocessingCanvas" xmlns:cx="http://schemas.microsoft.com/office/drawing/2014/chartex" xmlns:cx1="http://schemas.microsoft.com/office/drawing/2015/9/8/chartex" xmlns:cx2="http://schemas.microsoft.com/office/drawing/2015/10/21/chartex" xmlns:cx3="http://schemas.microsoft.com/office/drawing/2016/5/9/chartex" xmlns:cx4="http://schemas.microsoft.com/office/drawing/2016/5/10/chartex" xmlns:cx5="http://schemas.microsoft.com/office/drawing/2016/5/11/chartex" xmlns:cx6="http://schemas.microsoft.com/office/drawing/2016/5/12/chartex" xmlns:cx7="http://schemas.microsoft.com/office/drawing/2016/5/13/chartex" xmlns:cx8="http://schemas.microsoft.com/office/drawing/2016/5/14/chartex" xmlns:mc="http://schemas.openxmlformats.org/markup-compatibility/2006" xmlns:aink="http://schemas.microsoft.com/office/drawing/2016/ink" xmlns:am3d="http://schemas.microsoft.com/office/drawing/2017/model3d" xmlns:o="urn:schemas-microsoft-com:office:office" xmlns:oel="http://schemas.microsoft.com/office/2019/extlst" xmlns:r="http://schemas.openxmlformats.org/officeDocument/2006/relationships" xmlns:m="http://schemas.openxmlformats.org/officeDocument/2006/math" xmlns:v="urn:schemas-microsoft-com:vml" xmlns:wp14="http://schemas.microsoft.com/office/word/2010/wordprocessingDrawing" xmlns:wp="http://schemas.openxmlformats.org/drawingml/2006/wordprocessingDrawing" xmlns:w10="urn:schemas-microsoft-com:office:word" xmlns:w="http://schemas.openxmlformats.org/wordprocessingml/2006/main" xmlns:w14="http://schemas.microsoft.com/office/word/2010/wordml" xmlns:w15="http://schemas.microsoft.com/office/word/2012/wordml" xmlns:w16cei="http://schemas.microsoft.com/office/word/2026/wordml/cei" xmlns:w16cex="http://schemas.microsoft.com/office/word/2018/wordml/cex" xmlns:w16cid="http://schemas.microsoft.com/office/word/2016/wordml/cid" xmlns:w16="http://schemas.microsoft.com/office/word/2018/wordml" xmlns:w16du="http://schemas.microsoft.com/office/word/2023/wordml/word16du" xmlns:w16sdtdh="http://schemas.microsoft.com/office/word/2020/wordml/sdtdatahash" xmlns:w16sdtfl="http://schemas.microsoft.com/office/word/2024/wordml/sdtformatlock" xmlns:w16se="http://schemas.microsoft.com/office/word/2015/wordml/symex" xmlns:wpg="http://schemas.microsoft.com/office/word/2010/wordprocessingGroup" xmlns:wpi="http://schemas.microsoft.com/office/word/2010/wordprocessingInk" xmlns:wne="http://schemas.microsoft.com/office/word/2006/wordml" xmlns:wps="http://schemas.microsoft.com/office/word/2010/wordprocessingShape" mc:Ignorable="w14 w15 w16se w16cid w16 w16cex w16sdtdh w16sdtfl w16du wp14">
   <w:p>
     <w:pPr>
       <w:pBdr>
@@ -11686,7 +11710,7 @@
 </file>
 
 <file path=word/footnotes.xml><?xml version="1.0" encoding="utf-8"?>
-<w:footnotes xmlns:wpc="http://schemas.microsoft.com/office/word/2010/wordprocessingCanvas" xmlns:cx="http://schemas.microsoft.com/office/drawing/2014/chartex" xmlns:cx1="http://schemas.microsoft.com/office/drawing/2015/9/8/chartex" xmlns:cx2="http://schemas.microsoft.com/office/drawing/2015/10/21/chartex" xmlns:cx3="http://schemas.microsoft.com/office/drawing/2016/5/9/chartex" xmlns:cx4="http://schemas.microsoft.com/office/drawing/2016/5/10/chartex" xmlns:cx5="http://schemas.microsoft.com/office/drawing/2016/5/11/chartex" xmlns:cx6="http://schemas.microsoft.com/office/drawing/2016/5/12/chartex" xmlns:cx7="http://schemas.microsoft.com/office/drawing/2016/5/13/chartex" xmlns:cx8="http://schemas.microsoft.com/office/drawing/2016/5/14/chartex" xmlns:mc="http://schemas.openxmlformats.org/markup-compatibility/2006" xmlns:aink="http://schemas.microsoft.com/office/drawing/2016/ink" xmlns:am3d="http://schemas.microsoft.com/office/drawing/2017/model3d" xmlns:o="urn:schemas-microsoft-com:office:office" xmlns:oel="http://schemas.microsoft.com/office/2019/extlst" xmlns:r="http://schemas.openxmlformats.org/officeDocument/2006/relationships" xmlns:m="http://schemas.openxmlformats.org/officeDocument/2006/math" xmlns:v="urn:schemas-microsoft-com:vml" xmlns:wp14="http://schemas.microsoft.com/office/word/2010/wordprocessingDrawing" xmlns:wp="http://schemas.openxmlformats.org/drawingml/2006/wordprocessingDrawing" xmlns:w10="urn:schemas-microsoft-com:office:word" xmlns:w="http://schemas.openxmlformats.org/wordprocessingml/2006/main" xmlns:w14="http://schemas.microsoft.com/office/word/2010/wordml" xmlns:w15="http://schemas.microsoft.com/office/word/2012/wordml" xmlns:w16cex="http://schemas.microsoft.com/office/word/2018/wordml/cex" xmlns:w16cid="http://schemas.microsoft.com/office/word/2016/wordml/cid" xmlns:w16="http://schemas.microsoft.com/office/word/2018/wordml" xmlns:w16du="http://schemas.microsoft.com/office/word/2023/wordml/word16du" xmlns:w16sdtdh="http://schemas.microsoft.com/office/word/2020/wordml/sdtdatahash" xmlns:w16sdtfl="http://schemas.microsoft.com/office/word/2024/wordml/sdtformatlock" xmlns:w16se="http://schemas.microsoft.com/office/word/2015/wordml/symex" xmlns:wpg="http://schemas.microsoft.com/office/word/2010/wordprocessingGroup" xmlns:wpi="http://schemas.microsoft.com/office/word/2010/wordprocessingInk" xmlns:wne="http://schemas.microsoft.com/office/word/2006/wordml" xmlns:wps="http://schemas.microsoft.com/office/word/2010/wordprocessingShape" mc:Ignorable="w14 w15 w16se w16cid w16 w16cex w16sdtdh w16sdtfl w16du wp14">
+<w:footnotes xmlns:wpc="http://schemas.microsoft.com/office/word/2010/wordprocessingCanvas" xmlns:cx="http://schemas.microsoft.com/office/drawing/2014/chartex" xmlns:cx1="http://schemas.microsoft.com/office/drawing/2015/9/8/chartex" xmlns:cx2="http://schemas.microsoft.com/office/drawing/2015/10/21/chartex" xmlns:cx3="http://schemas.microsoft.com/office/drawing/2016/5/9/chartex" xmlns:cx4="http://schemas.microsoft.com/office/drawing/2016/5/10/chartex" xmlns:cx5="http://schemas.microsoft.com/office/drawing/2016/5/11/chartex" xmlns:cx6="http://schemas.microsoft.com/office/drawing/2016/5/12/chartex" xmlns:cx7="http://schemas.microsoft.com/office/drawing/2016/5/13/chartex" xmlns:cx8="http://schemas.microsoft.com/office/drawing/2016/5/14/chartex" xmlns:mc="http://schemas.openxmlformats.org/markup-compatibility/2006" xmlns:aink="http://schemas.microsoft.com/office/drawing/2016/ink" xmlns:am3d="http://schemas.microsoft.com/office/drawing/2017/model3d" xmlns:o="urn:schemas-microsoft-com:office:office" xmlns:oel="http://schemas.microsoft.com/office/2019/extlst" xmlns:r="http://schemas.openxmlformats.org/officeDocument/2006/relationships" xmlns:m="http://schemas.openxmlformats.org/officeDocument/2006/math" xmlns:v="urn:schemas-microsoft-com:vml" xmlns:wp14="http://schemas.microsoft.com/office/word/2010/wordprocessingDrawing" xmlns:wp="http://schemas.openxmlformats.org/drawingml/2006/wordprocessingDrawing" xmlns:w10="urn:schemas-microsoft-com:office:word" xmlns:w="http://schemas.openxmlformats.org/wordprocessingml/2006/main" xmlns:w14="http://schemas.microsoft.com/office/word/2010/wordml" xmlns:w15="http://schemas.microsoft.com/office/word/2012/wordml" xmlns:w16cei="http://schemas.microsoft.com/office/word/2026/wordml/cei" xmlns:w16cex="http://schemas.microsoft.com/office/word/2018/wordml/cex" xmlns:w16cid="http://schemas.microsoft.com/office/word/2016/wordml/cid" xmlns:w16="http://schemas.microsoft.com/office/word/2018/wordml" xmlns:w16du="http://schemas.microsoft.com/office/word/2023/wordml/word16du" xmlns:w16sdtdh="http://schemas.microsoft.com/office/word/2020/wordml/sdtdatahash" xmlns:w16sdtfl="http://schemas.microsoft.com/office/word/2024/wordml/sdtformatlock" xmlns:w16se="http://schemas.microsoft.com/office/word/2015/wordml/symex" xmlns:wpg="http://schemas.microsoft.com/office/word/2010/wordprocessingGroup" xmlns:wpi="http://schemas.microsoft.com/office/word/2010/wordprocessingInk" xmlns:wne="http://schemas.microsoft.com/office/word/2006/wordml" xmlns:wps="http://schemas.microsoft.com/office/word/2010/wordprocessingShape" mc:Ignorable="w14 w15 w16se w16cid w16 w16cex w16sdtdh w16sdtfl w16du wp14">
   <w:footnote w:type="separator" w:id="-1">
     <w:p>
       <w:r>
@@ -11705,7 +11729,7 @@
 </file>
 
 <file path=word/header1.xml><?xml version="1.0" encoding="utf-8"?>
-<w:hdr xmlns:wpc="http://schemas.microsoft.com/office/word/2010/wordprocessingCanvas" xmlns:cx="http://schemas.microsoft.com/office/drawing/2014/chartex" xmlns:cx1="http://schemas.microsoft.com/office/drawing/2015/9/8/chartex" xmlns:cx2="http://schemas.microsoft.com/office/drawing/2015/10/21/chartex" xmlns:cx3="http://schemas.microsoft.com/office/drawing/2016/5/9/chartex" xmlns:cx4="http://schemas.microsoft.com/office/drawing/2016/5/10/chartex" xmlns:cx5="http://schemas.microsoft.com/office/drawing/2016/5/11/chartex" xmlns:cx6="http://schemas.microsoft.com/office/drawing/2016/5/12/chartex" xmlns:cx7="http://schemas.microsoft.com/office/drawing/2016/5/13/chartex" xmlns:cx8="http://schemas.microsoft.com/office/drawing/2016/5/14/chartex" xmlns:mc="http://schemas.openxmlformats.org/markup-compatibility/2006" xmlns:aink="http://schemas.microsoft.com/office/drawing/2016/ink" xmlns:am3d="http://schemas.microsoft.com/office/drawing/2017/model3d" xmlns:o="urn:schemas-microsoft-com:office:office" xmlns:oel="http://schemas.microsoft.com/office/2019/extlst" xmlns:r="http://schemas.openxmlformats.org/officeDocument/2006/relationships" xmlns:m="http://schemas.openxmlformats.org/officeDocument/2006/math" xmlns:v="urn:schemas-microsoft-com:vml" xmlns:wp14="http://schemas.microsoft.com/office/word/2010/wordprocessingDrawing" xmlns:wp="http://schemas.openxmlformats.org/drawingml/2006/wordprocessingDrawing" xmlns:w10="urn:schemas-microsoft-com:office:word" xmlns:w="http://schemas.openxmlformats.org/wordprocessingml/2006/main" xmlns:w14="http://schemas.microsoft.com/office/word/2010/wordml" xmlns:w15="http://schemas.microsoft.com/office/word/2012/wordml" xmlns:w16cex="http://schemas.microsoft.com/office/word/2018/wordml/cex" xmlns:w16cid="http://schemas.microsoft.com/office/word/2016/wordml/cid" xmlns:w16="http://schemas.microsoft.com/office/word/2018/wordml" xmlns:w16du="http://schemas.microsoft.com/office/word/2023/wordml/word16du" xmlns:w16sdtdh="http://schemas.microsoft.com/office/word/2020/wordml/sdtdatahash" xmlns:w16sdtfl="http://schemas.microsoft.com/office/word/2024/wordml/sdtformatlock" xmlns:w16se="http://schemas.microsoft.com/office/word/2015/wordml/symex" xmlns:wpg="http://schemas.microsoft.com/office/word/2010/wordprocessingGroup" xmlns:wpi="http://schemas.microsoft.com/office/word/2010/wordprocessingInk" xmlns:wne="http://schemas.microsoft.com/office/word/2006/wordml" xmlns:wps="http://schemas.microsoft.com/office/word/2010/wordprocessingShape" mc:Ignorable="w14 w15 w16se w16cid w16 w16cex w16sdtdh w16sdtfl w16du wp14">
+<w:hdr xmlns:wpc="http://schemas.microsoft.com/office/word/2010/wordprocessingCanvas" xmlns:cx="http://schemas.microsoft.com/office/drawing/2014/chartex" xmlns:cx1="http://schemas.microsoft.com/office/drawing/2015/9/8/chartex" xmlns:cx2="http://schemas.microsoft.com/office/drawing/2015/10/21/chartex" xmlns:cx3="http://schemas.microsoft.com/office/drawing/2016/5/9/chartex" xmlns:cx4="http://schemas.microsoft.com/office/drawing/2016/5/10/chartex" xmlns:cx5="http://schemas.microsoft.com/office/drawing/2016/5/11/chartex" xmlns:cx6="http://schemas.microsoft.com/office/drawing/2016/5/12/chartex" xmlns:cx7="http://schemas.microsoft.com/office/drawing/2016/5/13/chartex" xmlns:cx8="http://schemas.microsoft.com/office/drawing/2016/5/14/chartex" xmlns:mc="http://schemas.openxmlformats.org/markup-compatibility/2006" xmlns:aink="http://schemas.microsoft.com/office/drawing/2016/ink" xmlns:am3d="http://schemas.microsoft.com/office/drawing/2017/model3d" xmlns:o="urn:schemas-microsoft-com:office:office" xmlns:oel="http://schemas.microsoft.com/office/2019/extlst" xmlns:r="http://schemas.openxmlformats.org/officeDocument/2006/relationships" xmlns:m="http://schemas.openxmlformats.org/officeDocument/2006/math" xmlns:v="urn:schemas-microsoft-com:vml" xmlns:wp14="http://schemas.microsoft.com/office/word/2010/wordprocessingDrawing" xmlns:wp="http://schemas.openxmlformats.org/drawingml/2006/wordprocessingDrawing" xmlns:w10="urn:schemas-microsoft-com:office:word" xmlns:w="http://schemas.openxmlformats.org/wordprocessingml/2006/main" xmlns:w14="http://schemas.microsoft.com/office/word/2010/wordml" xmlns:w15="http://schemas.microsoft.com/office/word/2012/wordml" xmlns:w16cei="http://schemas.microsoft.com/office/word/2026/wordml/cei" xmlns:w16cex="http://schemas.microsoft.com/office/word/2018/wordml/cex" xmlns:w16cid="http://schemas.microsoft.com/office/word/2016/wordml/cid" xmlns:w16="http://schemas.microsoft.com/office/word/2018/wordml" xmlns:w16du="http://schemas.microsoft.com/office/word/2023/wordml/word16du" xmlns:w16sdtdh="http://schemas.microsoft.com/office/word/2020/wordml/sdtdatahash" xmlns:w16sdtfl="http://schemas.microsoft.com/office/word/2024/wordml/sdtformatlock" xmlns:w16se="http://schemas.microsoft.com/office/word/2015/wordml/symex" xmlns:wpg="http://schemas.microsoft.com/office/word/2010/wordprocessingGroup" xmlns:wpi="http://schemas.microsoft.com/office/word/2010/wordprocessingInk" xmlns:wne="http://schemas.microsoft.com/office/word/2006/wordml" xmlns:wps="http://schemas.microsoft.com/office/word/2010/wordprocessingShape" mc:Ignorable="w14 w15 w16se w16cid w16 w16cex w16sdtdh w16sdtfl w16du wp14">
   <w:p>
     <w:pPr>
       <w:pBdr>
@@ -11828,7 +11852,7 @@
 </file>
 
 <file path=word/header2.xml><?xml version="1.0" encoding="utf-8"?>
-<w:hdr xmlns:wpc="http://schemas.microsoft.com/office/word/2010/wordprocessingCanvas" xmlns:cx="http://schemas.microsoft.com/office/drawing/2014/chartex" xmlns:cx1="http://schemas.microsoft.com/office/drawing/2015/9/8/chartex" xmlns:cx2="http://schemas.microsoft.com/office/drawing/2015/10/21/chartex" xmlns:cx3="http://schemas.microsoft.com/office/drawing/2016/5/9/chartex" xmlns:cx4="http://schemas.microsoft.com/office/drawing/2016/5/10/chartex" xmlns:cx5="http://schemas.microsoft.com/office/drawing/2016/5/11/chartex" xmlns:cx6="http://schemas.microsoft.com/office/drawing/2016/5/12/chartex" xmlns:cx7="http://schemas.microsoft.com/office/drawing/2016/5/13/chartex" xmlns:cx8="http://schemas.microsoft.com/office/drawing/2016/5/14/chartex" xmlns:mc="http://schemas.openxmlformats.org/markup-compatibility/2006" xmlns:aink="http://schemas.microsoft.com/office/drawing/2016/ink" xmlns:am3d="http://schemas.microsoft.com/office/drawing/2017/model3d" xmlns:o="urn:schemas-microsoft-com:office:office" xmlns:oel="http://schemas.microsoft.com/office/2019/extlst" xmlns:r="http://schemas.openxmlformats.org/officeDocument/2006/relationships" xmlns:m="http://schemas.openxmlformats.org/officeDocument/2006/math" xmlns:v="urn:schemas-microsoft-com:vml" xmlns:wp14="http://schemas.microsoft.com/office/word/2010/wordprocessingDrawing" xmlns:wp="http://schemas.openxmlformats.org/drawingml/2006/wordprocessingDrawing" xmlns:w10="urn:schemas-microsoft-com:office:word" xmlns:w="http://schemas.openxmlformats.org/wordprocessingml/2006/main" xmlns:w14="http://schemas.microsoft.com/office/word/2010/wordml" xmlns:w15="http://schemas.microsoft.com/office/word/2012/wordml" xmlns:w16cex="http://schemas.microsoft.com/office/word/2018/wordml/cex" xmlns:w16cid="http://schemas.microsoft.com/office/word/2016/wordml/cid" xmlns:w16="http://schemas.microsoft.com/office/word/2018/wordml" xmlns:w16du="http://schemas.microsoft.com/office/word/2023/wordml/word16du" xmlns:w16sdtdh="http://schemas.microsoft.com/office/word/2020/wordml/sdtdatahash" xmlns:w16sdtfl="http://schemas.microsoft.com/office/word/2024/wordml/sdtformatlock" xmlns:w16se="http://schemas.microsoft.com/office/word/2015/wordml/symex" xmlns:wpg="http://schemas.microsoft.com/office/word/2010/wordprocessingGroup" xmlns:wpi="http://schemas.microsoft.com/office/word/2010/wordprocessingInk" xmlns:wne="http://schemas.microsoft.com/office/word/2006/wordml" xmlns:wps="http://schemas.microsoft.com/office/word/2010/wordprocessingShape" mc:Ignorable="w14 w15 w16se w16cid w16 w16cex w16sdtdh w16sdtfl w16du wp14">
+<w:hdr xmlns:wpc="http://schemas.microsoft.com/office/word/2010/wordprocessingCanvas" xmlns:cx="http://schemas.microsoft.com/office/drawing/2014/chartex" xmlns:cx1="http://schemas.microsoft.com/office/drawing/2015/9/8/chartex" xmlns:cx2="http://schemas.microsoft.com/office/drawing/2015/10/21/chartex" xmlns:cx3="http://schemas.microsoft.com/office/drawing/2016/5/9/chartex" xmlns:cx4="http://schemas.microsoft.com/office/drawing/2016/5/10/chartex" xmlns:cx5="http://schemas.microsoft.com/office/drawing/2016/5/11/chartex" xmlns:cx6="http://schemas.microsoft.com/office/drawing/2016/5/12/chartex" xmlns:cx7="http://schemas.microsoft.com/office/drawing/2016/5/13/chartex" xmlns:cx8="http://schemas.microsoft.com/office/drawing/2016/5/14/chartex" xmlns:mc="http://schemas.openxmlformats.org/markup-compatibility/2006" xmlns:aink="http://schemas.microsoft.com/office/drawing/2016/ink" xmlns:am3d="http://schemas.microsoft.com/office/drawing/2017/model3d" xmlns:o="urn:schemas-microsoft-com:office:office" xmlns:oel="http://schemas.microsoft.com/office/2019/extlst" xmlns:r="http://schemas.openxmlformats.org/officeDocument/2006/relationships" xmlns:m="http://schemas.openxmlformats.org/officeDocument/2006/math" xmlns:v="urn:schemas-microsoft-com:vml" xmlns:wp14="http://schemas.microsoft.com/office/word/2010/wordprocessingDrawing" xmlns:wp="http://schemas.openxmlformats.org/drawingml/2006/wordprocessingDrawing" xmlns:w10="urn:schemas-microsoft-com:office:word" xmlns:w="http://schemas.openxmlformats.org/wordprocessingml/2006/main" xmlns:w14="http://schemas.microsoft.com/office/word/2010/wordml" xmlns:w15="http://schemas.microsoft.com/office/word/2012/wordml" xmlns:w16cei="http://schemas.microsoft.com/office/word/2026/wordml/cei" xmlns:w16cex="http://schemas.microsoft.com/office/word/2018/wordml/cex" xmlns:w16cid="http://schemas.microsoft.com/office/word/2016/wordml/cid" xmlns:w16="http://schemas.microsoft.com/office/word/2018/wordml" xmlns:w16du="http://schemas.microsoft.com/office/word/2023/wordml/word16du" xmlns:w16sdtdh="http://schemas.microsoft.com/office/word/2020/wordml/sdtdatahash" xmlns:w16sdtfl="http://schemas.microsoft.com/office/word/2024/wordml/sdtformatlock" xmlns:w16se="http://schemas.microsoft.com/office/word/2015/wordml/symex" xmlns:wpg="http://schemas.microsoft.com/office/word/2010/wordprocessingGroup" xmlns:wpi="http://schemas.microsoft.com/office/word/2010/wordprocessingInk" xmlns:wne="http://schemas.microsoft.com/office/word/2006/wordml" xmlns:wps="http://schemas.microsoft.com/office/word/2010/wordprocessingShape" mc:Ignorable="w14 w15 w16se w16cid w16 w16cex w16sdtdh w16sdtfl w16du wp14">
   <w:p>
     <w:pPr>
       <w:pBdr>
@@ -11956,7 +11980,7 @@
 </file>
 
 <file path=word/numbering.xml><?xml version="1.0" encoding="utf-8"?>
-<w:numbering xmlns:wpc="http://schemas.microsoft.com/office/word/2010/wordprocessingCanvas" xmlns:cx="http://schemas.microsoft.com/office/drawing/2014/chartex" xmlns:cx1="http://schemas.microsoft.com/office/drawing/2015/9/8/chartex" xmlns:cx2="http://schemas.microsoft.com/office/drawing/2015/10/21/chartex" xmlns:cx3="http://schemas.microsoft.com/office/drawing/2016/5/9/chartex" xmlns:cx4="http://schemas.microsoft.com/office/drawing/2016/5/10/chartex" xmlns:cx5="http://schemas.microsoft.com/office/drawing/2016/5/11/chartex" xmlns:cx6="http://schemas.microsoft.com/office/drawing/2016/5/12/chartex" xmlns:cx7="http://schemas.microsoft.com/office/drawing/2016/5/13/chartex" xmlns:cx8="http://schemas.microsoft.com/office/drawing/2016/5/14/chartex" xmlns:mc="http://schemas.openxmlformats.org/markup-compatibility/2006" xmlns:aink="http://schemas.microsoft.com/office/drawing/2016/ink" xmlns:am3d="http://schemas.microsoft.com/office/drawing/2017/model3d" xmlns:o="urn:schemas-microsoft-com:office:office" xmlns:oel="http://schemas.microsoft.com/office/2019/extlst" xmlns:r="http://schemas.openxmlformats.org/officeDocument/2006/relationships" xmlns:m="http://schemas.openxmlformats.org/officeDocument/2006/math" xmlns:v="urn:schemas-microsoft-com:vml" xmlns:wp14="http://schemas.microsoft.com/office/word/2010/wordprocessingDrawing" xmlns:wp="http://schemas.openxmlformats.org/drawingml/2006/wordprocessingDrawing" xmlns:w10="urn:schemas-microsoft-com:office:word" xmlns:w="http://schemas.openxmlformats.org/wordprocessingml/2006/main" xmlns:w14="http://schemas.microsoft.com/office/word/2010/wordml" xmlns:w15="http://schemas.microsoft.com/office/word/2012/wordml" xmlns:w16cex="http://schemas.microsoft.com/office/word/2018/wordml/cex" xmlns:w16cid="http://schemas.microsoft.com/office/word/2016/wordml/cid" xmlns:w16="http://schemas.microsoft.com/office/word/2018/wordml" xmlns:w16du="http://schemas.microsoft.com/office/word/2023/wordml/word16du" xmlns:w16sdtdh="http://schemas.microsoft.com/office/word/2020/wordml/sdtdatahash" xmlns:w16sdtfl="http://schemas.microsoft.com/office/word/2024/wordml/sdtformatlock" xmlns:w16se="http://schemas.microsoft.com/office/word/2015/wordml/symex" xmlns:wpg="http://schemas.microsoft.com/office/word/2010/wordprocessingGroup" xmlns:wpi="http://schemas.microsoft.com/office/word/2010/wordprocessingInk" xmlns:wne="http://schemas.microsoft.com/office/word/2006/wordml" xmlns:wps="http://schemas.microsoft.com/office/word/2010/wordprocessingShape" mc:Ignorable="w14 w15 w16se w16cid w16 w16cex w16sdtdh w16sdtfl w16du wp14">
+<w:numbering xmlns:wpc="http://schemas.microsoft.com/office/word/2010/wordprocessingCanvas" xmlns:cx="http://schemas.microsoft.com/office/drawing/2014/chartex" xmlns:cx1="http://schemas.microsoft.com/office/drawing/2015/9/8/chartex" xmlns:cx2="http://schemas.microsoft.com/office/drawing/2015/10/21/chartex" xmlns:cx3="http://schemas.microsoft.com/office/drawing/2016/5/9/chartex" xmlns:cx4="http://schemas.microsoft.com/office/drawing/2016/5/10/chartex" xmlns:cx5="http://schemas.microsoft.com/office/drawing/2016/5/11/chartex" xmlns:cx6="http://schemas.microsoft.com/office/drawing/2016/5/12/chartex" xmlns:cx7="http://schemas.microsoft.com/office/drawing/2016/5/13/chartex" xmlns:cx8="http://schemas.microsoft.com/office/drawing/2016/5/14/chartex" xmlns:mc="http://schemas.openxmlformats.org/markup-compatibility/2006" xmlns:aink="http://schemas.microsoft.com/office/drawing/2016/ink" xmlns:am3d="http://schemas.microsoft.com/office/drawing/2017/model3d" xmlns:o="urn:schemas-microsoft-com:office:office" xmlns:oel="http://schemas.microsoft.com/office/2019/extlst" xmlns:r="http://schemas.openxmlformats.org/officeDocument/2006/relationships" xmlns:m="http://schemas.openxmlformats.org/officeDocument/2006/math" xmlns:v="urn:schemas-microsoft-com:vml" xmlns:wp14="http://schemas.microsoft.com/office/word/2010/wordprocessingDrawing" xmlns:wp="http://schemas.openxmlformats.org/drawingml/2006/wordprocessingDrawing" xmlns:w10="urn:schemas-microsoft-com:office:word" xmlns:w="http://schemas.openxmlformats.org/wordprocessingml/2006/main" xmlns:w14="http://schemas.microsoft.com/office/word/2010/wordml" xmlns:w15="http://schemas.microsoft.com/office/word/2012/wordml" xmlns:w16cei="http://schemas.microsoft.com/office/word/2026/wordml/cei" xmlns:w16cex="http://schemas.microsoft.com/office/word/2018/wordml/cex" xmlns:w16cid="http://schemas.microsoft.com/office/word/2016/wordml/cid" xmlns:w16="http://schemas.microsoft.com/office/word/2018/wordml" xmlns:w16du="http://schemas.microsoft.com/office/word/2023/wordml/word16du" xmlns:w16sdtdh="http://schemas.microsoft.com/office/word/2020/wordml/sdtdatahash" xmlns:w16sdtfl="http://schemas.microsoft.com/office/word/2024/wordml/sdtformatlock" xmlns:w16se="http://schemas.microsoft.com/office/word/2015/wordml/symex" xmlns:wpg="http://schemas.microsoft.com/office/word/2010/wordprocessingGroup" xmlns:wpi="http://schemas.microsoft.com/office/word/2010/wordprocessingInk" xmlns:wne="http://schemas.microsoft.com/office/word/2006/wordml" xmlns:wps="http://schemas.microsoft.com/office/word/2010/wordprocessingShape" mc:Ignorable="w14 w15 w16se w16cid w16 w16cex w16sdtdh w16sdtfl w16du wp14">
   <w:abstractNum w:abstractNumId="0" w15:restartNumberingAfterBreak="0">
     <w:nsid w:val="03840E2E"/>
     <w:multiLevelType w:val="multilevel"/>
